--- a/docs/crp/passes/Olera_CRP_ResearchStrategy.docx
+++ b/docs/crp/passes/Olera_CRP_ResearchStrategy.docx
@@ -4,7 +4,7 @@
   <w:body>
     <w:p>
       <w:pPr>
-        <w:spacing w:before="200" w:after="60"/>
+        <w:spacing w:before="180" w:after="40"/>
         <w:jc w:val="left"/>
         <w:pBdr>
           <w:bottom w:val="single" w:sz="10" w:space="2" w:color="000000"/>
@@ -19,7 +19,7 @@
     </w:p>
     <w:p>
       <w:pPr>
-        <w:spacing w:before="140"/>
+        <w:spacing w:before="120"/>
         <w:jc w:val="both"/>
       </w:pPr>
       <w:r>
@@ -180,7 +180,7 @@
       <w:r>
         <w:drawing>
           <wp:inline xmlns:a="http://schemas.openxmlformats.org/drawingml/2006/main" xmlns:pic="http://schemas.openxmlformats.org/drawingml/2006/picture">
-            <wp:extent cx="6126480" cy="4170766"/>
+            <wp:extent cx="6126480" cy="3649039"/>
             <wp:docPr id="1" name="Picture 1"/>
             <wp:cNvGraphicFramePr>
               <a:graphicFrameLocks noChangeAspect="1"/>
@@ -201,7 +201,7 @@
                   <pic:spPr>
                     <a:xfrm>
                       <a:off x="0" y="0"/>
-                      <a:ext cx="6126480" cy="4170766"/>
+                      <a:ext cx="6126480" cy="3649039"/>
                     </a:xfrm>
                     <a:prstGeom prst="rect"/>
                   </pic:spPr>
@@ -214,7 +214,7 @@
     </w:p>
     <w:p>
       <w:pPr>
-        <w:spacing w:after="100"/>
+        <w:spacing w:after="80"/>
         <w:jc w:val="left"/>
       </w:pPr>
       <w:r>
@@ -332,7 +332,7 @@
     </w:tbl>
     <w:p>
       <w:pPr>
-        <w:spacing w:before="140"/>
+        <w:spacing w:before="120"/>
         <w:jc w:val="both"/>
       </w:pPr>
       <w:r>
@@ -466,7 +466,7 @@
     </w:p>
     <w:p>
       <w:pPr>
-        <w:spacing w:before="140"/>
+        <w:spacing w:before="120"/>
         <w:jc w:val="both"/>
       </w:pPr>
       <w:r>
@@ -481,24 +481,12 @@
           <w:b w:val="0"/>
           <w:i w:val="0"/>
         </w:rPr>
-        <w:t xml:space="preserve"> Closing the gap is not a matter of better information. A family that knows exactly which program it qualifies for still has to complete the application, gather supporting documents, file, wait, respond to requests, and then find a provider with capacity on the date the benefit starts. Existing help stops before that point. Clinicians and discharge planners hand off. Information services return lists. Referral marketplaces introduce a provider and are paid on placement. None of them is accountable for whether care was established, and none of them can create a caregiver who does not exist.</w:t>
+        <w:t xml:space="preserve"> Closing the gap is not a matter of better information. A family that knows exactly which program it qualifies for still has to complete the application, gather documents, file, wait, respond to requests, and then find a provider with capacity on the date the benefit starts. Existing help stops before that point: clinicians and discharge planners hand off, information services return lists, and referral marketplaces introduce a provider and are paid on placement. None is accountable for whether care was established, and none can create a caregiver who does not exist.</w:t>
       </w:r>
     </w:p>
     <w:p>
       <w:pPr>
-        <w:jc w:val="both"/>
-      </w:pPr>
-      <w:r>
-        <w:rPr>
-          <w:b w:val="0"/>
-          <w:i w:val="0"/>
-        </w:rPr>
-        <w:t>Two things are therefore required at once: navigation that runs all the way to a confirmed start, and capacity on the other side so that the start is possible. Neither is sufficient alone, which is the central structural claim of this application.</w:t>
-      </w:r>
-    </w:p>
-    <w:p>
-      <w:pPr>
-        <w:spacing w:before="140"/>
+        <w:spacing w:before="120"/>
         <w:jc w:val="both"/>
       </w:pPr>
       <w:r>
@@ -513,7 +501,7 @@
           <w:b w:val="0"/>
           <w:i w:val="0"/>
         </w:rPr>
-        <w:t xml:space="preserve"> A navigation product that clears the first two gates aggregates family demand and delivers it to a supply side that cannot absorb it. The result is a faster path to the same refusal. This is not a hypothetical constraint: it is the reason nearly two-thirds of home-care providers turned away business in 2023.</w:t>
+        <w:t xml:space="preserve"> Two things are required at once: navigation that runs all the way to a confirmed start, and capacity on the other side so that the start is possible. A product that clears only the first two gates aggregates family demand and delivers it to a supply side that cannot absorb it, which is a faster path to the same refusal. That is not hypothetical; it is why nearly two-thirds of home-care providers turned away business in 2023.</w:t>
       </w:r>
       <w:r>
         <w:rPr>
@@ -523,22 +511,17 @@
         </w:rPr>
         <w:t>3</w:t>
       </w:r>
-    </w:p>
-    <w:p>
-      <w:pPr>
-        <w:jc w:val="both"/>
-      </w:pPr>
       <w:r>
         <w:rPr>
           <w:b w:val="0"/>
           <w:i w:val="0"/>
         </w:rPr>
-        <w:t>Olera did not select workforce development as an adjacent business opportunity. We encountered it as the binding constraint on our own product working. That is why capacity creation sits inside the product rather than beside it, and why this application proposes to test both halves in the same markets at the same time.</w:t>
+        <w:t xml:space="preserve"> Olera did not select workforce development as an adjacent opportunity. We encountered it as the binding constraint on our own product working, which is why capacity creation sits inside the product rather than beside it.</w:t>
       </w:r>
     </w:p>
     <w:p>
       <w:pPr>
-        <w:spacing w:before="140"/>
+        <w:spacing w:before="120"/>
         <w:jc w:val="both"/>
       </w:pPr>
       <w:r>
@@ -553,7 +536,7 @@
           <w:b w:val="0"/>
           <w:i w:val="0"/>
         </w:rPr>
-        <w:t xml:space="preserve"> CareNavigator is an eldercare AI navigation system built over an expert-curated national database of aid programs and providers, developed across NIA SBIR Phases I through IIB. It screens a household's needs and means, identifies the aid and services that fit, and, with the agent layer entering production in the remaining Phase IIB year, executes the applications and follows each case to a decision. Alongside it, Olera recruits and verifies new caregivers and places them with licensed providers, who hire, train, insure, and supervise them as employees.</w:t>
+        <w:t xml:space="preserve"> CareNavigator is an eldercare AI navigation system built over an expert-curated national database of aid programs and providers, developed across NIA SBIR Phases I through IIB. It screens a household's needs and means and identifies the aid and services that fit. What this award adds is execution: agents that file the application or send the intake packet, follow up on a schedule, and confirm the date aid or care began. Securing a benefit and securing a service differ in their steps, and the system adapts to which is being pursued, but the shape is the same: prepare the request, transmit it, follow up, confirm the outcome. Alongside it, Olera recruits and verifies new caregivers and places them with licensed providers, who hire, train, insure, and supervise them as employees.</w:t>
       </w:r>
     </w:p>
     <w:p>
@@ -562,29 +545,22 @@
       </w:pPr>
       <w:r>
         <w:rPr>
-          <w:b w:val="0"/>
-          <w:i w:val="0"/>
-        </w:rPr>
-        <w:t xml:space="preserve">Families use CareNavigator at no cost, and no provider pays to be listed or to receive a family connection. Because no fee is charged for a referral, no steering incentive exists and federally reimbursed providers can participate, which pay-per-referral models cannot accommodate. Revenue comes from one optional provider product during this award: </w:t>
-      </w:r>
-      <w:r>
-        <w:rPr>
           <w:b/>
           <w:i w:val="0"/>
         </w:rPr>
-        <w:t>Caregiver Staffing</w:t>
+        <w:t>Olera builds two products, CareNavigator and Caregiver Staffing. During this award only Caregiver Staffing is sold and priced.</w:t>
       </w:r>
       <w:r>
         <w:rPr>
           <w:b w:val="0"/>
           <w:i w:val="0"/>
         </w:rPr>
-        <w:t>.</w:t>
+        <w:t xml:space="preserve"> Families use CareNavigator at no cost, and no provider pays to be listed or to receive a family connection. Because no fee is charged for a referral, no steering incentive exists and federally reimbursed providers can participate, which pay-per-referral models cannot accommodate. </w:t>
       </w:r>
     </w:p>
     <w:p>
       <w:pPr>
-        <w:spacing w:before="140"/>
+        <w:spacing w:before="120"/>
         <w:jc w:val="both"/>
       </w:pPr>
       <w:r>
@@ -679,7 +655,7 @@
           </w:tcPr>
           <w:p>
             <w:pPr>
-              <w:spacing w:after="30" w:before="30"/>
+              <w:spacing w:after="20" w:before="20"/>
               <w:jc w:val="left"/>
             </w:pPr>
             <w:r/>
@@ -703,7 +679,7 @@
           </w:tcPr>
           <w:p>
             <w:pPr>
-              <w:spacing w:after="30" w:before="30"/>
+              <w:spacing w:after="20" w:before="20"/>
               <w:jc w:val="right"/>
             </w:pPr>
             <w:r/>
@@ -739,7 +715,7 @@
           </w:tcPr>
           <w:p>
             <w:pPr>
-              <w:spacing w:after="30" w:before="30"/>
+              <w:spacing w:after="20" w:before="20"/>
               <w:jc w:val="right"/>
             </w:pPr>
             <w:r/>
@@ -775,7 +751,7 @@
           </w:tcPr>
           <w:p>
             <w:pPr>
-              <w:spacing w:after="30" w:before="30"/>
+              <w:spacing w:after="20" w:before="20"/>
               <w:jc w:val="right"/>
             </w:pPr>
             <w:r/>
@@ -811,7 +787,7 @@
           </w:tcPr>
           <w:p>
             <w:pPr>
-              <w:spacing w:after="30" w:before="30"/>
+              <w:spacing w:after="20" w:before="20"/>
               <w:jc w:val="right"/>
             </w:pPr>
             <w:r/>
@@ -847,7 +823,7 @@
           </w:tcPr>
           <w:p>
             <w:pPr>
-              <w:spacing w:after="30" w:before="30"/>
+              <w:spacing w:after="20" w:before="20"/>
               <w:jc w:val="right"/>
             </w:pPr>
             <w:r/>
@@ -873,7 +849,7 @@
           </w:tcPr>
           <w:p>
             <w:pPr>
-              <w:spacing w:after="30" w:before="30"/>
+              <w:spacing w:after="20" w:before="20"/>
               <w:jc w:val="left"/>
             </w:pPr>
             <w:r/>
@@ -896,7 +872,7 @@
           </w:tcPr>
           <w:p>
             <w:pPr>
-              <w:spacing w:after="30" w:before="30"/>
+              <w:spacing w:after="20" w:before="20"/>
               <w:jc w:val="right"/>
             </w:pPr>
             <w:r/>
@@ -919,7 +895,7 @@
           </w:tcPr>
           <w:p>
             <w:pPr>
-              <w:spacing w:after="30" w:before="30"/>
+              <w:spacing w:after="20" w:before="20"/>
               <w:jc w:val="right"/>
             </w:pPr>
             <w:r/>
@@ -942,7 +918,7 @@
           </w:tcPr>
           <w:p>
             <w:pPr>
-              <w:spacing w:after="30" w:before="30"/>
+              <w:spacing w:after="20" w:before="20"/>
               <w:jc w:val="right"/>
             </w:pPr>
             <w:r/>
@@ -965,7 +941,7 @@
           </w:tcPr>
           <w:p>
             <w:pPr>
-              <w:spacing w:after="30" w:before="30"/>
+              <w:spacing w:after="20" w:before="20"/>
               <w:jc w:val="right"/>
             </w:pPr>
             <w:r/>
@@ -988,7 +964,7 @@
           </w:tcPr>
           <w:p>
             <w:pPr>
-              <w:spacing w:after="30" w:before="30"/>
+              <w:spacing w:after="20" w:before="20"/>
               <w:jc w:val="right"/>
             </w:pPr>
             <w:r/>
@@ -1013,7 +989,7 @@
           </w:tcPr>
           <w:p>
             <w:pPr>
-              <w:spacing w:after="30" w:before="30"/>
+              <w:spacing w:after="20" w:before="20"/>
               <w:jc w:val="left"/>
             </w:pPr>
             <w:r/>
@@ -1036,7 +1012,7 @@
           </w:tcPr>
           <w:p>
             <w:pPr>
-              <w:spacing w:after="30" w:before="30"/>
+              <w:spacing w:after="20" w:before="20"/>
               <w:jc w:val="right"/>
             </w:pPr>
             <w:r/>
@@ -1059,7 +1035,7 @@
           </w:tcPr>
           <w:p>
             <w:pPr>
-              <w:spacing w:after="30" w:before="30"/>
+              <w:spacing w:after="20" w:before="20"/>
               <w:jc w:val="right"/>
             </w:pPr>
             <w:r/>
@@ -1082,7 +1058,7 @@
           </w:tcPr>
           <w:p>
             <w:pPr>
-              <w:spacing w:after="30" w:before="30"/>
+              <w:spacing w:after="20" w:before="20"/>
               <w:jc w:val="right"/>
             </w:pPr>
             <w:r/>
@@ -1105,7 +1081,7 @@
           </w:tcPr>
           <w:p>
             <w:pPr>
-              <w:spacing w:after="30" w:before="30"/>
+              <w:spacing w:after="20" w:before="20"/>
               <w:jc w:val="right"/>
             </w:pPr>
             <w:r/>
@@ -1128,7 +1104,7 @@
           </w:tcPr>
           <w:p>
             <w:pPr>
-              <w:spacing w:after="30" w:before="30"/>
+              <w:spacing w:after="20" w:before="20"/>
               <w:jc w:val="right"/>
             </w:pPr>
             <w:r/>
@@ -1153,7 +1129,7 @@
           </w:tcPr>
           <w:p>
             <w:pPr>
-              <w:spacing w:after="30" w:before="30"/>
+              <w:spacing w:after="20" w:before="20"/>
               <w:jc w:val="left"/>
             </w:pPr>
             <w:r/>
@@ -1176,7 +1152,7 @@
           </w:tcPr>
           <w:p>
             <w:pPr>
-              <w:spacing w:after="30" w:before="30"/>
+              <w:spacing w:after="20" w:before="20"/>
               <w:jc w:val="right"/>
             </w:pPr>
             <w:r/>
@@ -1199,7 +1175,7 @@
           </w:tcPr>
           <w:p>
             <w:pPr>
-              <w:spacing w:after="30" w:before="30"/>
+              <w:spacing w:after="20" w:before="20"/>
               <w:jc w:val="right"/>
             </w:pPr>
             <w:r/>
@@ -1222,7 +1198,7 @@
           </w:tcPr>
           <w:p>
             <w:pPr>
-              <w:spacing w:after="30" w:before="30"/>
+              <w:spacing w:after="20" w:before="20"/>
               <w:jc w:val="right"/>
             </w:pPr>
             <w:r/>
@@ -1245,7 +1221,7 @@
           </w:tcPr>
           <w:p>
             <w:pPr>
-              <w:spacing w:after="30" w:before="30"/>
+              <w:spacing w:after="20" w:before="20"/>
               <w:jc w:val="right"/>
             </w:pPr>
             <w:r/>
@@ -1268,7 +1244,7 @@
           </w:tcPr>
           <w:p>
             <w:pPr>
-              <w:spacing w:after="30" w:before="30"/>
+              <w:spacing w:after="20" w:before="20"/>
               <w:jc w:val="right"/>
             </w:pPr>
             <w:r/>
@@ -1293,7 +1269,7 @@
           </w:tcPr>
           <w:p>
             <w:pPr>
-              <w:spacing w:after="30" w:before="30"/>
+              <w:spacing w:after="20" w:before="20"/>
               <w:jc w:val="left"/>
             </w:pPr>
             <w:r/>
@@ -1316,7 +1292,7 @@
           </w:tcPr>
           <w:p>
             <w:pPr>
-              <w:spacing w:after="30" w:before="30"/>
+              <w:spacing w:after="20" w:before="20"/>
               <w:jc w:val="right"/>
             </w:pPr>
             <w:r/>
@@ -1339,7 +1315,7 @@
           </w:tcPr>
           <w:p>
             <w:pPr>
-              <w:spacing w:after="30" w:before="30"/>
+              <w:spacing w:after="20" w:before="20"/>
               <w:jc w:val="right"/>
             </w:pPr>
             <w:r/>
@@ -1362,7 +1338,7 @@
           </w:tcPr>
           <w:p>
             <w:pPr>
-              <w:spacing w:after="30" w:before="30"/>
+              <w:spacing w:after="20" w:before="20"/>
               <w:jc w:val="right"/>
             </w:pPr>
             <w:r/>
@@ -1385,7 +1361,7 @@
           </w:tcPr>
           <w:p>
             <w:pPr>
-              <w:spacing w:after="30" w:before="30"/>
+              <w:spacing w:after="20" w:before="20"/>
               <w:jc w:val="right"/>
             </w:pPr>
             <w:r/>
@@ -1408,7 +1384,7 @@
           </w:tcPr>
           <w:p>
             <w:pPr>
-              <w:spacing w:after="30" w:before="30"/>
+              <w:spacing w:after="20" w:before="20"/>
               <w:jc w:val="right"/>
             </w:pPr>
             <w:r/>
@@ -1426,7 +1402,7 @@
     </w:tbl>
     <w:p>
       <w:pPr>
-        <w:spacing w:after="100"/>
+        <w:spacing w:after="80"/>
         <w:jc w:val="left"/>
       </w:pPr>
       <w:r>
@@ -1489,12 +1465,26 @@
           <w:b w:val="0"/>
           <w:i w:val="0"/>
         </w:rPr>
-        <w:t xml:space="preserve"> Medicare Advantage plans, Medicaid managed care organizations, health systems and accountable care organizations, self-insured employers, and long-term care insurers each bear part of the cost of unmet need. Aim 3 produces the evidence package these organizations require before contracting; it does not assume they will.</w:t>
+        <w:t xml:space="preserve"> Medicare Advantage plans, Medicaid managed care organizations, health systems and accountable care organizations, self-insured employers, and long-term care insurers each bear part of the cost of unmet need. Each bears part of the cost of unmet need, and the establishment and cost data this award produces is what makes them addressable. </w:t>
+      </w:r>
+      <w:r>
+        <w:rPr>
+          <w:b/>
+          <w:i w:val="0"/>
+        </w:rPr>
+        <w:t>None of them is tested in this award and none carries an endpoint in any aim.</w:t>
+      </w:r>
+      <w:r>
+        <w:rPr>
+          <w:b w:val="0"/>
+          <w:i w:val="0"/>
+        </w:rPr>
+        <w:t xml:space="preserve"> They are modeled in the Commercialization Plan, where the nearest-term line is the provider growth tools Olera already operates.</w:t>
       </w:r>
     </w:p>
     <w:p>
       <w:pPr>
-        <w:spacing w:before="140"/>
+        <w:spacing w:before="120"/>
         <w:jc w:val="both"/>
       </w:pPr>
       <w:r>
@@ -1566,7 +1556,7 @@
           </w:tcPr>
           <w:p>
             <w:pPr>
-              <w:spacing w:after="30" w:before="30"/>
+              <w:spacing w:after="20" w:before="20"/>
               <w:jc w:val="left"/>
             </w:pPr>
             <w:r/>
@@ -1591,7 +1581,7 @@
           </w:tcPr>
           <w:p>
             <w:pPr>
-              <w:spacing w:after="30" w:before="30"/>
+              <w:spacing w:after="20" w:before="20"/>
               <w:jc w:val="center"/>
             </w:pPr>
             <w:r/>
@@ -1627,7 +1617,7 @@
           </w:tcPr>
           <w:p>
             <w:pPr>
-              <w:spacing w:after="30" w:before="30"/>
+              <w:spacing w:after="20" w:before="20"/>
               <w:jc w:val="center"/>
             </w:pPr>
             <w:r/>
@@ -1663,7 +1653,7 @@
           </w:tcPr>
           <w:p>
             <w:pPr>
-              <w:spacing w:after="30" w:before="30"/>
+              <w:spacing w:after="20" w:before="20"/>
               <w:jc w:val="center"/>
             </w:pPr>
             <w:r/>
@@ -1699,7 +1689,7 @@
           </w:tcPr>
           <w:p>
             <w:pPr>
-              <w:spacing w:after="30" w:before="30"/>
+              <w:spacing w:after="20" w:before="20"/>
               <w:jc w:val="center"/>
             </w:pPr>
             <w:r/>
@@ -1735,7 +1725,7 @@
           </w:tcPr>
           <w:p>
             <w:pPr>
-              <w:spacing w:after="30" w:before="30"/>
+              <w:spacing w:after="20" w:before="20"/>
               <w:jc w:val="center"/>
             </w:pPr>
             <w:r/>
@@ -1773,7 +1763,7 @@
           </w:tcPr>
           <w:p>
             <w:pPr>
-              <w:spacing w:after="30" w:before="30"/>
+              <w:spacing w:after="20" w:before="20"/>
               <w:jc w:val="left"/>
             </w:pPr>
             <w:r/>
@@ -1798,7 +1788,7 @@
           </w:tcPr>
           <w:p>
             <w:pPr>
-              <w:spacing w:after="30" w:before="30"/>
+              <w:spacing w:after="20" w:before="20"/>
               <w:jc w:val="center"/>
             </w:pPr>
             <w:r/>
@@ -1822,7 +1812,7 @@
           </w:tcPr>
           <w:p>
             <w:pPr>
-              <w:spacing w:after="30" w:before="30"/>
+              <w:spacing w:after="20" w:before="20"/>
               <w:jc w:val="center"/>
             </w:pPr>
             <w:r/>
@@ -1845,7 +1835,7 @@
           </w:tcPr>
           <w:p>
             <w:pPr>
-              <w:spacing w:after="30" w:before="30"/>
+              <w:spacing w:after="20" w:before="20"/>
               <w:jc w:val="center"/>
             </w:pPr>
             <w:r/>
@@ -1868,7 +1858,7 @@
           </w:tcPr>
           <w:p>
             <w:pPr>
-              <w:spacing w:after="30" w:before="30"/>
+              <w:spacing w:after="20" w:before="20"/>
               <w:jc w:val="center"/>
             </w:pPr>
             <w:r/>
@@ -1891,7 +1881,7 @@
           </w:tcPr>
           <w:p>
             <w:pPr>
-              <w:spacing w:after="30" w:before="30"/>
+              <w:spacing w:after="20" w:before="20"/>
               <w:jc w:val="center"/>
             </w:pPr>
             <w:r/>
@@ -1916,7 +1906,7 @@
           </w:tcPr>
           <w:p>
             <w:pPr>
-              <w:spacing w:after="30" w:before="30"/>
+              <w:spacing w:after="20" w:before="20"/>
               <w:jc w:val="left"/>
             </w:pPr>
             <w:r/>
@@ -1941,7 +1931,7 @@
           </w:tcPr>
           <w:p>
             <w:pPr>
-              <w:spacing w:after="30" w:before="30"/>
+              <w:spacing w:after="20" w:before="20"/>
               <w:jc w:val="center"/>
             </w:pPr>
             <w:r/>
@@ -1965,7 +1955,7 @@
           </w:tcPr>
           <w:p>
             <w:pPr>
-              <w:spacing w:after="30" w:before="30"/>
+              <w:spacing w:after="20" w:before="20"/>
               <w:jc w:val="center"/>
             </w:pPr>
             <w:r/>
@@ -1988,7 +1978,7 @@
           </w:tcPr>
           <w:p>
             <w:pPr>
-              <w:spacing w:after="30" w:before="30"/>
+              <w:spacing w:after="20" w:before="20"/>
               <w:jc w:val="center"/>
             </w:pPr>
             <w:r/>
@@ -2011,7 +2001,7 @@
           </w:tcPr>
           <w:p>
             <w:pPr>
-              <w:spacing w:after="30" w:before="30"/>
+              <w:spacing w:after="20" w:before="20"/>
               <w:jc w:val="center"/>
             </w:pPr>
             <w:r/>
@@ -2034,7 +2024,7 @@
           </w:tcPr>
           <w:p>
             <w:pPr>
-              <w:spacing w:after="30" w:before="30"/>
+              <w:spacing w:after="20" w:before="20"/>
               <w:jc w:val="center"/>
             </w:pPr>
             <w:r/>
@@ -2059,7 +2049,7 @@
           </w:tcPr>
           <w:p>
             <w:pPr>
-              <w:spacing w:after="30" w:before="30"/>
+              <w:spacing w:after="20" w:before="20"/>
               <w:jc w:val="left"/>
             </w:pPr>
             <w:r/>
@@ -2084,7 +2074,7 @@
           </w:tcPr>
           <w:p>
             <w:pPr>
-              <w:spacing w:after="30" w:before="30"/>
+              <w:spacing w:after="20" w:before="20"/>
               <w:jc w:val="center"/>
             </w:pPr>
             <w:r/>
@@ -2108,7 +2098,7 @@
           </w:tcPr>
           <w:p>
             <w:pPr>
-              <w:spacing w:after="30" w:before="30"/>
+              <w:spacing w:after="20" w:before="20"/>
               <w:jc w:val="center"/>
             </w:pPr>
             <w:r/>
@@ -2131,7 +2121,7 @@
           </w:tcPr>
           <w:p>
             <w:pPr>
-              <w:spacing w:after="30" w:before="30"/>
+              <w:spacing w:after="20" w:before="20"/>
               <w:jc w:val="center"/>
             </w:pPr>
             <w:r/>
@@ -2154,7 +2144,7 @@
           </w:tcPr>
           <w:p>
             <w:pPr>
-              <w:spacing w:after="30" w:before="30"/>
+              <w:spacing w:after="20" w:before="20"/>
               <w:jc w:val="center"/>
             </w:pPr>
             <w:r/>
@@ -2177,7 +2167,7 @@
           </w:tcPr>
           <w:p>
             <w:pPr>
-              <w:spacing w:after="30" w:before="30"/>
+              <w:spacing w:after="20" w:before="20"/>
               <w:jc w:val="center"/>
             </w:pPr>
             <w:r/>
@@ -2202,7 +2192,7 @@
           </w:tcPr>
           <w:p>
             <w:pPr>
-              <w:spacing w:after="30" w:before="30"/>
+              <w:spacing w:after="20" w:before="20"/>
               <w:jc w:val="left"/>
             </w:pPr>
             <w:r/>
@@ -2227,7 +2217,7 @@
           </w:tcPr>
           <w:p>
             <w:pPr>
-              <w:spacing w:after="30" w:before="30"/>
+              <w:spacing w:after="20" w:before="20"/>
               <w:jc w:val="center"/>
             </w:pPr>
             <w:r/>
@@ -2251,7 +2241,7 @@
           </w:tcPr>
           <w:p>
             <w:pPr>
-              <w:spacing w:after="30" w:before="30"/>
+              <w:spacing w:after="20" w:before="20"/>
               <w:jc w:val="center"/>
             </w:pPr>
             <w:r/>
@@ -2274,7 +2264,7 @@
           </w:tcPr>
           <w:p>
             <w:pPr>
-              <w:spacing w:after="30" w:before="30"/>
+              <w:spacing w:after="20" w:before="20"/>
               <w:jc w:val="center"/>
             </w:pPr>
             <w:r/>
@@ -2297,7 +2287,7 @@
           </w:tcPr>
           <w:p>
             <w:pPr>
-              <w:spacing w:after="30" w:before="30"/>
+              <w:spacing w:after="20" w:before="20"/>
               <w:jc w:val="center"/>
             </w:pPr>
             <w:r/>
@@ -2320,7 +2310,7 @@
           </w:tcPr>
           <w:p>
             <w:pPr>
-              <w:spacing w:after="30" w:before="30"/>
+              <w:spacing w:after="20" w:before="20"/>
               <w:jc w:val="center"/>
             </w:pPr>
             <w:r/>
@@ -2345,7 +2335,7 @@
           </w:tcPr>
           <w:p>
             <w:pPr>
-              <w:spacing w:after="30" w:before="30"/>
+              <w:spacing w:after="20" w:before="20"/>
               <w:jc w:val="left"/>
             </w:pPr>
             <w:r/>
@@ -2370,7 +2360,7 @@
           </w:tcPr>
           <w:p>
             <w:pPr>
-              <w:spacing w:after="30" w:before="30"/>
+              <w:spacing w:after="20" w:before="20"/>
               <w:jc w:val="center"/>
             </w:pPr>
             <w:r/>
@@ -2394,7 +2384,7 @@
           </w:tcPr>
           <w:p>
             <w:pPr>
-              <w:spacing w:after="30" w:before="30"/>
+              <w:spacing w:after="20" w:before="20"/>
               <w:jc w:val="center"/>
             </w:pPr>
             <w:r/>
@@ -2417,7 +2407,7 @@
           </w:tcPr>
           <w:p>
             <w:pPr>
-              <w:spacing w:after="30" w:before="30"/>
+              <w:spacing w:after="20" w:before="20"/>
               <w:jc w:val="center"/>
             </w:pPr>
             <w:r/>
@@ -2440,7 +2430,7 @@
           </w:tcPr>
           <w:p>
             <w:pPr>
-              <w:spacing w:after="30" w:before="30"/>
+              <w:spacing w:after="20" w:before="20"/>
               <w:jc w:val="center"/>
             </w:pPr>
             <w:r/>
@@ -2463,7 +2453,7 @@
           </w:tcPr>
           <w:p>
             <w:pPr>
-              <w:spacing w:after="30" w:before="30"/>
+              <w:spacing w:after="20" w:before="20"/>
               <w:jc w:val="center"/>
             </w:pPr>
             <w:r/>
@@ -2481,7 +2471,7 @@
     </w:tbl>
     <w:p>
       <w:pPr>
-        <w:spacing w:after="100"/>
+        <w:spacing w:after="80"/>
         <w:jc w:val="left"/>
       </w:pPr>
       <w:r>
@@ -2498,12 +2488,707 @@
           <w:i w:val="0"/>
           <w:sz w:val="18"/>
         </w:rPr>
-        <w:t xml:space="preserve"> Coverage of the path to care, by category of alternative.</w:t>
+        <w:t xml:space="preserve"> Coverage of the path to care: the alternatives families use.</w:t>
       </w:r>
     </w:p>
     <w:p>
       <w:pPr>
-        <w:spacing w:before="140"/>
+        <w:jc w:val="both"/>
+      </w:pPr>
+      <w:r>
+        <w:rPr>
+          <w:b w:val="0"/>
+          <w:i w:val="0"/>
+        </w:rPr>
+        <w:t>Caregiver Staffing competes in a separate market with its own incumbents, and Table 3 places it against them. Job boards leave every screening decision to the provider, staffing agencies keep the worker as their own employee, and gig platforms fill a shift without filling a role. All three draw from the same constrained pool of people already in direct care, which is the distinction the last row records and which Key Innovation 1 develops.</w:t>
+      </w:r>
+    </w:p>
+    <w:tbl>
+      <w:tblPr>
+        <w:tblLook w:firstColumn="1" w:firstRow="1" w:lastColumn="0" w:lastRow="0" w:noHBand="0" w:noVBand="1" w:val="04A0"/>
+        <w:tblBorders>
+          <w:top w:val="none" w:sz="0"/>
+          <w:left w:val="none" w:sz="0"/>
+          <w:bottom w:val="none" w:sz="0"/>
+          <w:right w:val="none" w:sz="0"/>
+          <w:insideH w:val="none" w:sz="0"/>
+          <w:insideV w:val="none" w:sz="0"/>
+        </w:tblBorders>
+        <w:tblW w:w="10800" w:type="dxa"/>
+        <w:tblLayout w:type="fixed"/>
+      </w:tblPr>
+      <w:tblGrid>
+        <w:gridCol w:w="2160"/>
+        <w:gridCol w:w="2160"/>
+        <w:gridCol w:w="2160"/>
+        <w:gridCol w:w="2160"/>
+        <w:gridCol w:w="2160"/>
+      </w:tblGrid>
+      <w:tr>
+        <w:tc>
+          <w:tcPr>
+            <w:tcW w:type="dxa" w:w="3348"/>
+            <w:tcBorders>
+              <w:bottom w:val="single" w:sz="8" w:space="0" w:color="14453F"/>
+            </w:tcBorders>
+          </w:tcPr>
+          <w:p>
+            <w:pPr>
+              <w:spacing w:after="20" w:before="20"/>
+              <w:jc w:val="left"/>
+            </w:pPr>
+            <w:r/>
+            <w:r>
+              <w:rPr>
+                <w:b/>
+                <w:i w:val="0"/>
+                <w:color w:val="14453F"/>
+                <w:sz w:val="18"/>
+              </w:rPr>
+              <w:t>What a provider needs from a hiring channel</w:t>
+            </w:r>
+          </w:p>
+        </w:tc>
+        <w:tc>
+          <w:tcPr>
+            <w:tcW w:type="dxa" w:w="1863"/>
+            <w:shd w:val="clear" w:fill="14453F"/>
+            <w:tcBorders>
+              <w:bottom w:val="single" w:sz="8" w:space="0" w:color="14453F"/>
+            </w:tcBorders>
+          </w:tcPr>
+          <w:p>
+            <w:pPr>
+              <w:spacing w:after="20" w:before="20"/>
+              <w:jc w:val="center"/>
+            </w:pPr>
+            <w:r/>
+            <w:r>
+              <w:rPr>
+                <w:b/>
+                <w:i w:val="0"/>
+                <w:color w:val="FFFFFF"/>
+                <w:sz w:val="18"/>
+              </w:rPr>
+              <w:t>Olera Caregiver Staffing</w:t>
+            </w:r>
+          </w:p>
+        </w:tc>
+        <w:tc>
+          <w:tcPr>
+            <w:tcW w:type="dxa" w:w="1863"/>
+            <w:tcBorders>
+              <w:bottom w:val="single" w:sz="8" w:space="0" w:color="14453F"/>
+            </w:tcBorders>
+          </w:tcPr>
+          <w:p>
+            <w:pPr>
+              <w:spacing w:after="20" w:before="20"/>
+              <w:jc w:val="center"/>
+            </w:pPr>
+            <w:r/>
+            <w:r>
+              <w:rPr>
+                <w:b/>
+                <w:i w:val="0"/>
+                <w:color w:val="14453F"/>
+                <w:sz w:val="18"/>
+              </w:rPr>
+              <w:t>Job boards</w:t>
+            </w:r>
+            <w:r>
+              <w:br/>
+            </w:r>
+            <w:r>
+              <w:rPr>
+                <w:b w:val="0"/>
+                <w:i/>
+                <w:color w:val="14453F"/>
+                <w:sz w:val="15"/>
+              </w:rPr>
+              <w:t>Indeed, MyCNAJobs</w:t>
+            </w:r>
+          </w:p>
+        </w:tc>
+        <w:tc>
+          <w:tcPr>
+            <w:tcW w:type="dxa" w:w="1863"/>
+            <w:tcBorders>
+              <w:bottom w:val="single" w:sz="8" w:space="0" w:color="14453F"/>
+            </w:tcBorders>
+          </w:tcPr>
+          <w:p>
+            <w:pPr>
+              <w:spacing w:after="20" w:before="20"/>
+              <w:jc w:val="center"/>
+            </w:pPr>
+            <w:r/>
+            <w:r>
+              <w:rPr>
+                <w:b/>
+                <w:i w:val="0"/>
+                <w:color w:val="14453F"/>
+                <w:sz w:val="18"/>
+              </w:rPr>
+              <w:t>Staffing agencies</w:t>
+            </w:r>
+            <w:r>
+              <w:br/>
+            </w:r>
+            <w:r>
+              <w:rPr>
+                <w:b w:val="0"/>
+                <w:i/>
+                <w:color w:val="14453F"/>
+                <w:sz w:val="15"/>
+              </w:rPr>
+              <w:t>local and franchise</w:t>
+            </w:r>
+          </w:p>
+        </w:tc>
+        <w:tc>
+          <w:tcPr>
+            <w:tcW w:type="dxa" w:w="1863"/>
+            <w:tcBorders>
+              <w:bottom w:val="single" w:sz="8" w:space="0" w:color="14453F"/>
+            </w:tcBorders>
+          </w:tcPr>
+          <w:p>
+            <w:pPr>
+              <w:spacing w:after="20" w:before="20"/>
+              <w:jc w:val="center"/>
+            </w:pPr>
+            <w:r/>
+            <w:r>
+              <w:rPr>
+                <w:b/>
+                <w:i w:val="0"/>
+                <w:color w:val="14453F"/>
+                <w:sz w:val="18"/>
+              </w:rPr>
+              <w:t>Gig platforms</w:t>
+            </w:r>
+            <w:r>
+              <w:br/>
+            </w:r>
+            <w:r>
+              <w:rPr>
+                <w:b w:val="0"/>
+                <w:i/>
+                <w:color w:val="14453F"/>
+                <w:sz w:val="15"/>
+              </w:rPr>
+              <w:t>shift marketplaces</w:t>
+            </w:r>
+          </w:p>
+        </w:tc>
+      </w:tr>
+      <w:tr>
+        <w:tc>
+          <w:tcPr>
+            <w:tcW w:type="dxa" w:w="3348"/>
+            <w:tcBorders>
+              <w:bottom w:val="single" w:sz="2" w:space="0" w:color="B9C4BD"/>
+            </w:tcBorders>
+          </w:tcPr>
+          <w:p>
+            <w:pPr>
+              <w:spacing w:after="20" w:before="20"/>
+              <w:jc w:val="left"/>
+            </w:pPr>
+            <w:r/>
+            <w:r>
+              <w:rPr>
+                <w:b/>
+                <w:i w:val="0"/>
+                <w:color w:val="14453F"/>
+                <w:sz w:val="18"/>
+              </w:rPr>
+              <w:t>Delivers applicants at low cost</w:t>
+            </w:r>
+          </w:p>
+        </w:tc>
+        <w:tc>
+          <w:tcPr>
+            <w:tcW w:type="dxa" w:w="1863"/>
+            <w:shd w:val="clear" w:fill="14453F"/>
+            <w:tcBorders>
+              <w:bottom w:val="single" w:sz="2" w:space="0" w:color="B9C4BD"/>
+            </w:tcBorders>
+          </w:tcPr>
+          <w:p>
+            <w:pPr>
+              <w:spacing w:after="20" w:before="20"/>
+              <w:jc w:val="center"/>
+            </w:pPr>
+            <w:r/>
+            <w:r>
+              <w:rPr>
+                <w:b/>
+                <w:i w:val="0"/>
+                <w:color w:val="FFFFFF"/>
+                <w:sz w:val="18"/>
+              </w:rPr>
+              <w:t>✓</w:t>
+            </w:r>
+          </w:p>
+        </w:tc>
+        <w:tc>
+          <w:tcPr>
+            <w:tcW w:type="dxa" w:w="1863"/>
+            <w:tcBorders>
+              <w:bottom w:val="single" w:sz="2" w:space="0" w:color="B9C4BD"/>
+            </w:tcBorders>
+          </w:tcPr>
+          <w:p>
+            <w:pPr>
+              <w:spacing w:after="20" w:before="20"/>
+              <w:jc w:val="center"/>
+            </w:pPr>
+            <w:r/>
+            <w:r>
+              <w:rPr>
+                <w:b w:val="0"/>
+                <w:i w:val="0"/>
+                <w:sz w:val="18"/>
+              </w:rPr>
+              <w:t>✓</w:t>
+            </w:r>
+          </w:p>
+        </w:tc>
+        <w:tc>
+          <w:tcPr>
+            <w:tcW w:type="dxa" w:w="1863"/>
+            <w:tcBorders>
+              <w:bottom w:val="single" w:sz="2" w:space="0" w:color="B9C4BD"/>
+            </w:tcBorders>
+          </w:tcPr>
+          <w:p>
+            <w:pPr>
+              <w:spacing w:after="20" w:before="20"/>
+              <w:jc w:val="center"/>
+            </w:pPr>
+            <w:r/>
+            <w:r>
+              <w:rPr>
+                <w:b w:val="0"/>
+                <w:i w:val="0"/>
+                <w:sz w:val="18"/>
+              </w:rPr>
+              <w:t>✗</w:t>
+            </w:r>
+          </w:p>
+        </w:tc>
+        <w:tc>
+          <w:tcPr>
+            <w:tcW w:type="dxa" w:w="1863"/>
+            <w:tcBorders>
+              <w:bottom w:val="single" w:sz="2" w:space="0" w:color="B9C4BD"/>
+            </w:tcBorders>
+          </w:tcPr>
+          <w:p>
+            <w:pPr>
+              <w:spacing w:after="20" w:before="20"/>
+              <w:jc w:val="center"/>
+            </w:pPr>
+            <w:r/>
+            <w:r>
+              <w:rPr>
+                <w:b w:val="0"/>
+                <w:i w:val="0"/>
+                <w:sz w:val="18"/>
+              </w:rPr>
+              <w:t>✓</w:t>
+            </w:r>
+          </w:p>
+        </w:tc>
+      </w:tr>
+      <w:tr>
+        <w:tc>
+          <w:tcPr>
+            <w:tcW w:type="dxa" w:w="3348"/>
+            <w:tcBorders>
+              <w:bottom w:val="single" w:sz="2" w:space="0" w:color="B9C4BD"/>
+            </w:tcBorders>
+          </w:tcPr>
+          <w:p>
+            <w:pPr>
+              <w:spacing w:after="20" w:before="20"/>
+              <w:jc w:val="left"/>
+            </w:pPr>
+            <w:r/>
+            <w:r>
+              <w:rPr>
+                <w:b/>
+                <w:i w:val="0"/>
+                <w:color w:val="14453F"/>
+                <w:sz w:val="18"/>
+              </w:rPr>
+              <w:t>Screens and verifies before the provider spends time</w:t>
+            </w:r>
+          </w:p>
+        </w:tc>
+        <w:tc>
+          <w:tcPr>
+            <w:tcW w:type="dxa" w:w="1863"/>
+            <w:shd w:val="clear" w:fill="14453F"/>
+            <w:tcBorders>
+              <w:bottom w:val="single" w:sz="2" w:space="0" w:color="B9C4BD"/>
+            </w:tcBorders>
+          </w:tcPr>
+          <w:p>
+            <w:pPr>
+              <w:spacing w:after="20" w:before="20"/>
+              <w:jc w:val="center"/>
+            </w:pPr>
+            <w:r/>
+            <w:r>
+              <w:rPr>
+                <w:b/>
+                <w:i w:val="0"/>
+                <w:color w:val="FFFFFF"/>
+                <w:sz w:val="18"/>
+              </w:rPr>
+              <w:t>✓</w:t>
+            </w:r>
+          </w:p>
+        </w:tc>
+        <w:tc>
+          <w:tcPr>
+            <w:tcW w:type="dxa" w:w="1863"/>
+            <w:tcBorders>
+              <w:bottom w:val="single" w:sz="2" w:space="0" w:color="B9C4BD"/>
+            </w:tcBorders>
+          </w:tcPr>
+          <w:p>
+            <w:pPr>
+              <w:spacing w:after="20" w:before="20"/>
+              <w:jc w:val="center"/>
+            </w:pPr>
+            <w:r/>
+            <w:r>
+              <w:rPr>
+                <w:b w:val="0"/>
+                <w:i w:val="0"/>
+                <w:sz w:val="18"/>
+              </w:rPr>
+              <w:t>✗</w:t>
+            </w:r>
+          </w:p>
+        </w:tc>
+        <w:tc>
+          <w:tcPr>
+            <w:tcW w:type="dxa" w:w="1863"/>
+            <w:tcBorders>
+              <w:bottom w:val="single" w:sz="2" w:space="0" w:color="B9C4BD"/>
+            </w:tcBorders>
+          </w:tcPr>
+          <w:p>
+            <w:pPr>
+              <w:spacing w:after="20" w:before="20"/>
+              <w:jc w:val="center"/>
+            </w:pPr>
+            <w:r/>
+            <w:r>
+              <w:rPr>
+                <w:b w:val="0"/>
+                <w:i w:val="0"/>
+                <w:sz w:val="18"/>
+              </w:rPr>
+              <w:t>✓</w:t>
+            </w:r>
+          </w:p>
+        </w:tc>
+        <w:tc>
+          <w:tcPr>
+            <w:tcW w:type="dxa" w:w="1863"/>
+            <w:tcBorders>
+              <w:bottom w:val="single" w:sz="2" w:space="0" w:color="B9C4BD"/>
+            </w:tcBorders>
+          </w:tcPr>
+          <w:p>
+            <w:pPr>
+              <w:spacing w:after="20" w:before="20"/>
+              <w:jc w:val="center"/>
+            </w:pPr>
+            <w:r/>
+            <w:r>
+              <w:rPr>
+                <w:b w:val="0"/>
+                <w:i w:val="0"/>
+                <w:sz w:val="18"/>
+              </w:rPr>
+              <w:t>✗</w:t>
+            </w:r>
+          </w:p>
+        </w:tc>
+      </w:tr>
+      <w:tr>
+        <w:tc>
+          <w:tcPr>
+            <w:tcW w:type="dxa" w:w="3348"/>
+            <w:tcBorders>
+              <w:bottom w:val="single" w:sz="2" w:space="0" w:color="B9C4BD"/>
+            </w:tcBorders>
+          </w:tcPr>
+          <w:p>
+            <w:pPr>
+              <w:spacing w:after="20" w:before="20"/>
+              <w:jc w:val="left"/>
+            </w:pPr>
+            <w:r/>
+            <w:r>
+              <w:rPr>
+                <w:b/>
+                <w:i w:val="0"/>
+                <w:color w:val="14453F"/>
+                <w:sz w:val="18"/>
+              </w:rPr>
+              <w:t>Worker becomes the provider's own employee</w:t>
+            </w:r>
+          </w:p>
+        </w:tc>
+        <w:tc>
+          <w:tcPr>
+            <w:tcW w:type="dxa" w:w="1863"/>
+            <w:shd w:val="clear" w:fill="14453F"/>
+            <w:tcBorders>
+              <w:bottom w:val="single" w:sz="2" w:space="0" w:color="B9C4BD"/>
+            </w:tcBorders>
+          </w:tcPr>
+          <w:p>
+            <w:pPr>
+              <w:spacing w:after="20" w:before="20"/>
+              <w:jc w:val="center"/>
+            </w:pPr>
+            <w:r/>
+            <w:r>
+              <w:rPr>
+                <w:b/>
+                <w:i w:val="0"/>
+                <w:color w:val="FFFFFF"/>
+                <w:sz w:val="18"/>
+              </w:rPr>
+              <w:t>✓</w:t>
+            </w:r>
+          </w:p>
+        </w:tc>
+        <w:tc>
+          <w:tcPr>
+            <w:tcW w:type="dxa" w:w="1863"/>
+            <w:tcBorders>
+              <w:bottom w:val="single" w:sz="2" w:space="0" w:color="B9C4BD"/>
+            </w:tcBorders>
+          </w:tcPr>
+          <w:p>
+            <w:pPr>
+              <w:spacing w:after="20" w:before="20"/>
+              <w:jc w:val="center"/>
+            </w:pPr>
+            <w:r/>
+            <w:r>
+              <w:rPr>
+                <w:b w:val="0"/>
+                <w:i w:val="0"/>
+                <w:sz w:val="18"/>
+              </w:rPr>
+              <w:t>✓</w:t>
+            </w:r>
+          </w:p>
+        </w:tc>
+        <w:tc>
+          <w:tcPr>
+            <w:tcW w:type="dxa" w:w="1863"/>
+            <w:tcBorders>
+              <w:bottom w:val="single" w:sz="2" w:space="0" w:color="B9C4BD"/>
+            </w:tcBorders>
+          </w:tcPr>
+          <w:p>
+            <w:pPr>
+              <w:spacing w:after="20" w:before="20"/>
+              <w:jc w:val="center"/>
+            </w:pPr>
+            <w:r/>
+            <w:r>
+              <w:rPr>
+                <w:b w:val="0"/>
+                <w:i w:val="0"/>
+                <w:sz w:val="18"/>
+              </w:rPr>
+              <w:t>✗</w:t>
+            </w:r>
+          </w:p>
+        </w:tc>
+        <w:tc>
+          <w:tcPr>
+            <w:tcW w:type="dxa" w:w="1863"/>
+            <w:tcBorders>
+              <w:bottom w:val="single" w:sz="2" w:space="0" w:color="B9C4BD"/>
+            </w:tcBorders>
+          </w:tcPr>
+          <w:p>
+            <w:pPr>
+              <w:spacing w:after="20" w:before="20"/>
+              <w:jc w:val="center"/>
+            </w:pPr>
+            <w:r/>
+            <w:r>
+              <w:rPr>
+                <w:b w:val="0"/>
+                <w:i w:val="0"/>
+                <w:sz w:val="18"/>
+              </w:rPr>
+              <w:t>✗</w:t>
+            </w:r>
+          </w:p>
+        </w:tc>
+      </w:tr>
+      <w:tr>
+        <w:tc>
+          <w:tcPr>
+            <w:tcW w:type="dxa" w:w="3348"/>
+            <w:tcBorders>
+              <w:bottom w:val="single" w:sz="8" w:space="0" w:color="14453F"/>
+            </w:tcBorders>
+          </w:tcPr>
+          <w:p>
+            <w:pPr>
+              <w:spacing w:after="20" w:before="20"/>
+              <w:jc w:val="left"/>
+            </w:pPr>
+            <w:r/>
+            <w:r>
+              <w:rPr>
+                <w:b/>
+                <w:i w:val="0"/>
+                <w:color w:val="14453F"/>
+                <w:sz w:val="18"/>
+              </w:rPr>
+              <w:t>Adds workers who were not already in direct care</w:t>
+            </w:r>
+          </w:p>
+        </w:tc>
+        <w:tc>
+          <w:tcPr>
+            <w:tcW w:type="dxa" w:w="1863"/>
+            <w:shd w:val="clear" w:fill="14453F"/>
+            <w:tcBorders>
+              <w:bottom w:val="single" w:sz="8" w:space="0" w:color="14453F"/>
+            </w:tcBorders>
+          </w:tcPr>
+          <w:p>
+            <w:pPr>
+              <w:spacing w:after="20" w:before="20"/>
+              <w:jc w:val="center"/>
+            </w:pPr>
+            <w:r/>
+            <w:r>
+              <w:rPr>
+                <w:b/>
+                <w:i w:val="0"/>
+                <w:color w:val="FFFFFF"/>
+                <w:sz w:val="18"/>
+              </w:rPr>
+              <w:t>✓</w:t>
+            </w:r>
+          </w:p>
+        </w:tc>
+        <w:tc>
+          <w:tcPr>
+            <w:tcW w:type="dxa" w:w="1863"/>
+            <w:tcBorders>
+              <w:bottom w:val="single" w:sz="8" w:space="0" w:color="14453F"/>
+            </w:tcBorders>
+          </w:tcPr>
+          <w:p>
+            <w:pPr>
+              <w:spacing w:after="20" w:before="20"/>
+              <w:jc w:val="center"/>
+            </w:pPr>
+            <w:r/>
+            <w:r>
+              <w:rPr>
+                <w:b w:val="0"/>
+                <w:i w:val="0"/>
+                <w:sz w:val="18"/>
+              </w:rPr>
+              <w:t>✗</w:t>
+            </w:r>
+          </w:p>
+        </w:tc>
+        <w:tc>
+          <w:tcPr>
+            <w:tcW w:type="dxa" w:w="1863"/>
+            <w:tcBorders>
+              <w:bottom w:val="single" w:sz="8" w:space="0" w:color="14453F"/>
+            </w:tcBorders>
+          </w:tcPr>
+          <w:p>
+            <w:pPr>
+              <w:spacing w:after="20" w:before="20"/>
+              <w:jc w:val="center"/>
+            </w:pPr>
+            <w:r/>
+            <w:r>
+              <w:rPr>
+                <w:b w:val="0"/>
+                <w:i w:val="0"/>
+                <w:sz w:val="18"/>
+              </w:rPr>
+              <w:t>✗</w:t>
+            </w:r>
+          </w:p>
+        </w:tc>
+        <w:tc>
+          <w:tcPr>
+            <w:tcW w:type="dxa" w:w="1863"/>
+            <w:tcBorders>
+              <w:bottom w:val="single" w:sz="8" w:space="0" w:color="14453F"/>
+            </w:tcBorders>
+          </w:tcPr>
+          <w:p>
+            <w:pPr>
+              <w:spacing w:after="20" w:before="20"/>
+              <w:jc w:val="center"/>
+            </w:pPr>
+            <w:r/>
+            <w:r>
+              <w:rPr>
+                <w:b w:val="0"/>
+                <w:i w:val="0"/>
+                <w:sz w:val="18"/>
+              </w:rPr>
+              <w:t>✗</w:t>
+            </w:r>
+          </w:p>
+        </w:tc>
+      </w:tr>
+    </w:tbl>
+    <w:p>
+      <w:pPr>
+        <w:spacing w:after="80"/>
+        <w:jc w:val="left"/>
+      </w:pPr>
+      <w:r>
+        <w:rPr>
+          <w:b/>
+          <w:i w:val="0"/>
+          <w:sz w:val="18"/>
+        </w:rPr>
+        <w:t>Table 3.</w:t>
+      </w:r>
+      <w:r>
+        <w:rPr>
+          <w:b w:val="0"/>
+          <w:i w:val="0"/>
+          <w:sz w:val="18"/>
+        </w:rPr>
+        <w:t xml:space="preserve"> Coverage of the hiring problem: the channels providers use today.</w:t>
+      </w:r>
+    </w:p>
+    <w:p>
+      <w:pPr>
+        <w:spacing w:before="120"/>
         <w:jc w:val="both"/>
       </w:pPr>
       <w:r>
@@ -2518,7 +3203,7 @@
           <w:b w:val="0"/>
           <w:i w:val="0"/>
         </w:rPr>
-        <w:t xml:space="preserve"> Most of the relevant science is settled and what remains open is operational, which is the reason this is a commercialization award rather than a trial. Research on unmet need, largely from the National Health and Aging Trends Study and Medicare-linked cohorts, establishes that unmet daily-activity needs predict downstream utilization and placement.</w:t>
+        <w:t xml:space="preserve"> Most of the relevant science is settled and what remains open is operational, which is the reason this is a commercialization award rather than a trial. Research on unmet need, from the National Health and Aging Trends Study and Medicare-linked cohorts, establishes that unmet daily-activity needs predict downstream utilization and placement;</w:t>
       </w:r>
       <w:r>
         <w:rPr>
@@ -2533,7 +3218,7 @@
           <w:b w:val="0"/>
           <w:i w:val="0"/>
         </w:rPr>
-        <w:t xml:space="preserve"> We treat that as established and measure care established rather than clinical endpoints. Home-based support trials, principally CAPABLE, show that function-focused support reduces disability with savings well above program cost;</w:t>
+        <w:t xml:space="preserve"> we treat that as settled and measure care established rather than clinical endpoints. Home-based support trials, principally CAPABLE, show that function-focused support reduces disability with savings well above program cost,</w:t>
       </w:r>
       <w:r>
         <w:rPr>
@@ -2548,7 +3233,7 @@
           <w:b w:val="0"/>
           <w:i w:val="0"/>
         </w:rPr>
-        <w:t xml:space="preserve"> what no trial addresses is how a family outside a trial finds such support, funds it, and gets it started, and CareNavigator is the front door those programs assume already exists. Work on digital caregiver tools, including four peer-reviewed studies of our own, establishes that such platforms can be built and measured as usable and accepted;</w:t>
+        <w:t xml:space="preserve"> but no trial addresses how a family outside a trial finds such support, funds it, and gets it started, and CareNavigator is the front door those programs assume exists. Work on digital caregiver tools, including four peer-reviewed studies of our own, establishes that such platforms can be built and measured as usable and accepted;</w:t>
       </w:r>
       <w:r>
         <w:rPr>
@@ -2563,7 +3248,7 @@
           <w:b w:val="0"/>
           <w:i w:val="0"/>
         </w:rPr>
-        <w:t xml:space="preserve"> what remains open is whether AI agents can complete applications and carry a case to a decision. Payer-funded navigation is no longer speculative, given the GUIDE model.</w:t>
+        <w:t xml:space="preserve"> what remains open is whether agents can complete applications and carry a case to a decision. Payer-funded navigation is no longer speculative, given the GUIDE model.</w:t>
       </w:r>
       <w:r>
         <w:rPr>
@@ -2578,7 +3263,7 @@
           <w:b w:val="0"/>
           <w:i w:val="0"/>
         </w:rPr>
-        <w:t xml:space="preserve"> And research on health-professions admissions establishes that documented patient-care hours are a requirement for entry,</w:t>
+        <w:t xml:space="preserve"> And documented patient-care hours are a requirement for health-professions admission,</w:t>
       </w:r>
       <w:r>
         <w:rPr>
@@ -2593,12 +3278,12 @@
           <w:b w:val="0"/>
           <w:i w:val="0"/>
         </w:rPr>
-        <w:t xml:space="preserve"> which is the incentive our workforce pathway uses; whether that requirement converts into durable eldercare capacity is what Aim 2 tests.</w:t>
+        <w:t xml:space="preserve"> which is the incentive our workforce pathway uses; whether it converts into durable capacity is what Aim 2 tests.</w:t>
       </w:r>
     </w:p>
     <w:p>
       <w:pPr>
-        <w:spacing w:before="140"/>
+        <w:spacing w:before="120"/>
         <w:jc w:val="both"/>
       </w:pPr>
       <w:r>
@@ -2613,12 +3298,12 @@
           <w:b w:val="0"/>
           <w:i w:val="0"/>
         </w:rPr>
-        <w:t xml:space="preserve"> The primary hurdle is local density at a cost the market sustains: families, providers, and caregivers must concentrate in the same market, and that market's revenue must cover the cost of bringing them together. Four specific hurdles follow. Families must trust an AI system with care decisions, which we address by drawing every answer from an expert-curated database audited by domain experts and by validating acceptance under IRB approval in Aim 1. Providers are wary of platforms, so they begin at no cost and are asked to pay only after value has been delivered, with conversion and churn measured under real billing in Aim 3. New caregivers must be safe and welcome, which is why licensed providers employ, train, insure, and supervise them, and why Aim 2 measures the pathway end to end. And every market must repeat affordably, which self-service portals and a documented market-entry playbook address, with acquisition cost per market measured in Aims 1 and 2.</w:t>
+        <w:t xml:space="preserve"> The primary hurdle is local density at a cost the market sustains: families, providers, and caregivers must concentrate in the same market, and that market's revenue must cover the cost of bringing them together. Four specific hurdles follow. Families must trust an AI system with care decisions, which we address by drawing every answer from an expert-curated database audited by a blinded panel of licensed social workers in Aim 1, and by validating acceptance with family caregivers under IRB approval in Aim 2. Providers are wary of platforms, so they begin at no cost and are asked to pay only after value has been delivered, which is exactly how Aim 2 runs, with conversion and churn measured under real billing only afterward in Aim 3. New caregivers must be safe and welcome, which is why licensed providers employ, train, insure, and supervise them, and why Aim 2 measures the pathway end to end with both providers and workers. And every market must repeat affordably, which self-service portals and a documented market-entry playbook address, with acquisition cost per market measured in Aim 2 and re-measured in each Aim 3 wave.</w:t>
       </w:r>
     </w:p>
     <w:p>
       <w:pPr>
-        <w:spacing w:before="200" w:after="60"/>
+        <w:spacing w:before="180" w:after="40"/>
         <w:jc w:val="left"/>
         <w:pBdr>
           <w:bottom w:val="single" w:sz="10" w:space="2" w:color="000000"/>
@@ -2729,7 +3414,7 @@
     </w:tbl>
     <w:p>
       <w:pPr>
-        <w:spacing w:before="140"/>
+        <w:spacing w:before="120"/>
         <w:jc w:val="both"/>
       </w:pPr>
       <w:r>
@@ -2810,7 +3495,7 @@
     </w:p>
     <w:p>
       <w:pPr>
-        <w:spacing w:before="140"/>
+        <w:spacing w:before="120"/>
         <w:jc w:val="both"/>
       </w:pPr>
       <w:r>
@@ -2856,7 +3541,7 @@
     </w:p>
     <w:p>
       <w:pPr>
-        <w:spacing w:before="140"/>
+        <w:spacing w:before="120"/>
         <w:jc w:val="both"/>
       </w:pPr>
       <w:r>
@@ -2902,7 +3587,7 @@
     </w:p>
     <w:p>
       <w:pPr>
-        <w:spacing w:before="200" w:after="60"/>
+        <w:spacing w:before="180" w:after="40"/>
         <w:jc w:val="left"/>
         <w:pBdr>
           <w:bottom w:val="single" w:sz="10" w:space="2" w:color="000000"/>
@@ -2917,7 +3602,7 @@
     </w:p>
     <w:p>
       <w:pPr>
-        <w:spacing w:before="140"/>
+        <w:spacing w:before="120"/>
         <w:jc w:val="both"/>
       </w:pPr>
       <w:r>
@@ -2925,14 +3610,14 @@
           <w:b/>
           <w:i w:val="0"/>
         </w:rPr>
-        <w:t>Overall research design and the chain of evidence.</w:t>
+        <w:t>Overall research design.</w:t>
       </w:r>
       <w:r>
         <w:rPr>
           <w:b w:val="0"/>
           <w:i w:val="0"/>
         </w:rPr>
-        <w:t xml:space="preserve"> Two NIH awards and our own capital have retired five commercial risks, which the CRP Progress Report documents. One remains, and research funding alone cannot retire it: </w:t>
+        <w:t xml:space="preserve"> Olera builds two products, CareNavigator and Caregiver Staffing. During this award only Caregiver Staffing is sold and priced. Two NIH awards and our own capital have retired five commercial risks, which the CRP Progress Report documents. One remains, and research funding alone cannot retire it: </w:t>
       </w:r>
       <w:r>
         <w:rPr>
@@ -2941,12 +3626,59 @@
         </w:rPr>
         <w:t>can a single local market pay for itself, and can we repeat it?</w:t>
       </w:r>
+    </w:p>
+    <w:p>
+      <w:pPr>
+        <w:jc w:val="both"/>
+      </w:pPr>
       <w:r>
         <w:rPr>
           <w:b w:val="0"/>
           <w:i w:val="0"/>
         </w:rPr>
-        <w:t xml:space="preserve"> Three aims answer that as one chain of evidence rather than three parallel projects (Figure 4).</w:t>
+        <w:t xml:space="preserve">The award answers that in three stages (Figure 4). </w:t>
+      </w:r>
+      <w:r>
+        <w:rPr>
+          <w:b/>
+          <w:i w:val="0"/>
+        </w:rPr>
+        <w:t>Aim 1</w:t>
+      </w:r>
+      <w:r>
+        <w:rPr>
+          <w:b w:val="0"/>
+          <w:i w:val="0"/>
+        </w:rPr>
+        <w:t xml:space="preserve"> builds and verifies the technology both products require, in Year 1. </w:t>
+      </w:r>
+      <w:r>
+        <w:rPr>
+          <w:b/>
+          <w:i w:val="0"/>
+        </w:rPr>
+        <w:t>Aim 2</w:t>
+      </w:r>
+      <w:r>
+        <w:rPr>
+          <w:b w:val="0"/>
+          <w:i w:val="0"/>
+        </w:rPr>
+        <w:t xml:space="preserve"> runs both products in two markets at no charge, with real families, real caregivers, and real providers, and measures whether care gets established and whether the staffing pathway completes. </w:t>
+      </w:r>
+      <w:r>
+        <w:rPr>
+          <w:b/>
+          <w:i w:val="0"/>
+        </w:rPr>
+        <w:t>Aim 3</w:t>
+      </w:r>
+      <w:r>
+        <w:rPr>
+          <w:b w:val="0"/>
+          <w:i w:val="0"/>
+        </w:rPr>
+        <w:t xml:space="preserve"> opens six new markets, charges for staffing, and measures whether providers pay, whether the unit economics hold after real costs, and whether the playbook repeats.</w:t>
       </w:r>
     </w:p>
     <w:p>
@@ -2958,7 +3690,7 @@
       <w:r>
         <w:drawing>
           <wp:inline xmlns:a="http://schemas.openxmlformats.org/drawingml/2006/main" xmlns:pic="http://schemas.openxmlformats.org/drawingml/2006/picture">
-            <wp:extent cx="5943600" cy="1969008"/>
+            <wp:extent cx="6035040" cy="2427434"/>
             <wp:docPr id="4" name="Picture 4"/>
             <wp:cNvGraphicFramePr>
               <a:graphicFrameLocks noChangeAspect="1"/>
@@ -2979,7 +3711,7 @@
                   <pic:spPr>
                     <a:xfrm>
                       <a:off x="0" y="0"/>
-                      <a:ext cx="5943600" cy="1969008"/>
+                      <a:ext cx="6035040" cy="2427434"/>
                     </a:xfrm>
                     <a:prstGeom prst="rect"/>
                   </pic:spPr>
@@ -2992,7 +3724,7 @@
     </w:p>
     <w:p>
       <w:pPr>
-        <w:spacing w:after="100"/>
+        <w:spacing w:after="80"/>
         <w:jc w:val="left"/>
       </w:pPr>
       <w:r>
@@ -3009,7 +3741,7 @@
           <w:i w:val="0"/>
           <w:sz w:val="18"/>
         </w:rPr>
-        <w:t xml:space="preserve"> Three aims, one chain of evidence. Aims 1 and 2 run in the same markets and each carries a gate into Aim 3.</w:t>
+        <w:t xml:space="preserve"> The three aims as one sequence. Each stage carries a gate, and Aim 2 produces every parameter that Aim 3 prices against.</w:t>
       </w:r>
     </w:p>
     <w:p>
@@ -3021,7 +3753,21 @@
           <w:b w:val="0"/>
           <w:i w:val="0"/>
         </w:rPr>
-        <w:t>Aim 1 establishes care and proves it was established. Aim 2 supplies the caregivers without whom Aim 1 routes family demand at a supply side that cannot absorb it. Both run in the same markets across Years 1 and 2, because family demand is what makes provider staffing worth buying. Each carries a gate into Aim 3, which asks whether providers pay, whether the unit economics survive real costs, and whether the model repeats. Primary endpoints throughout are operational or economic and come from platform, billing, and employment records.</w:t>
+        <w:t xml:space="preserve">The sequence is the design, not a schedule. </w:t>
+      </w:r>
+      <w:r>
+        <w:rPr>
+          <w:b/>
+          <w:i w:val="0"/>
+        </w:rPr>
+        <w:t>Every parameter Aim 3 prices against is produced by Aim 2 at no commercial risk</w:t>
+      </w:r>
+      <w:r>
+        <w:rPr>
+          <w:b w:val="0"/>
+          <w:i w:val="0"/>
+        </w:rPr>
+        <w:t>: baseline conversion, cost to serve, fill rate and time to hire, 90-day worker retention, and the market-entry playbook itself. Aim 3 is Aim 2 run larger, in markets we did not design in, with money changing hands. Each stage carries a gate, so failure is contained rather than propagated: if Aim 1 misses verification, Aim 2 does not activate; if Aim 2 misses establishment, wave one is held.</w:t>
       </w:r>
     </w:p>
     <w:p>
@@ -3033,12 +3779,12 @@
           <w:b w:val="0"/>
           <w:i w:val="0"/>
         </w:rPr>
-        <w:t>Three bounded human subjects studies sit inside the aims as Tasks 1.3, 2.3, and 3.3, conducted under Clemson University IRB approval with Dr. Fan as protocol lead. The project is designed to remain outside the NIH definition of a clinical trial: no participant is prospectively assigned to receive or not receive navigation, health-related outcomes appear only as secondary observational measures on a cohort that all receives the service, and the price arms in Aim 3 are assigned to business accounts with purchase as the outcome. Formal determinations will be obtained rather than assumed, including for the streams we expect to be non-human-subjects research, and each determination is recorded in the corresponding task.</w:t>
+        <w:t>Primary endpoints throughout are operational or economic and come from platform, billing, and employment records. Human subjects research sits inside the aims as Tasks 2.3, 2.5, and 3.4, under Clemson University IRB approval with Dr. Fan as protocol lead. The project remains outside the NIH definition of a clinical trial by design: no participant is prospectively assigned to receive or not receive navigation, health-related outcomes appear only as secondary observational measures on a cohort that all receives the service, and the price conditions in Aim 3 are assigned to markets with purchase as the outcome. Formal determinations will be obtained rather than assumed, including for streams we expect to be non-human-subjects research.</w:t>
       </w:r>
     </w:p>
     <w:p>
       <w:pPr>
-        <w:spacing w:before="140"/>
+        <w:spacing w:before="120"/>
         <w:jc w:val="both"/>
       </w:pPr>
       <w:r>
@@ -3053,35 +3799,21 @@
           <w:b w:val="0"/>
           <w:i w:val="0"/>
         </w:rPr>
-        <w:t xml:space="preserve"> The design sets the number of markets, not the reverse (Table 3). </w:t>
+        <w:t xml:space="preserve"> The design sets the number of markets, not the reverse (Table 4). </w:t>
       </w:r>
       <w:r>
         <w:rPr>
           <w:b/>
           <w:i w:val="0"/>
         </w:rPr>
-        <w:t>Two anchor markets</w:t>
+        <w:t>Two markets in Aim 2</w:t>
       </w:r>
       <w:r>
         <w:rPr>
           <w:b w:val="0"/>
           <w:i w:val="0"/>
         </w:rPr>
-        <w:t xml:space="preserve"> open in Year 1 where existing organic traffic and provider density are strongest; they carry the three IRB studies and the deep cost instrumentation. </w:t>
-      </w:r>
-      <w:r>
-        <w:rPr>
-          <w:b/>
-          <w:i w:val="0"/>
-        </w:rPr>
-        <w:t>Eight replication markets</w:t>
-      </w:r>
-      <w:r>
-        <w:rPr>
-          <w:b w:val="0"/>
-          <w:i w:val="0"/>
-        </w:rPr>
-        <w:t xml:space="preserve"> run the documented playbook as written across a two-by-two design on the two axes that plausibly change the economics, workforce source and provider density, with two markets per cell so that variation within a cell can be distinguished from the identity of any single market. Socioeconomic status is measured and reported as a stratification variable rather than made a third axis, because three axes at two levels yields eight cells with one market apiece and no way to separate a market effect from noise.</w:t>
+        <w:t>, run at no charge. One market cannot distinguish a product that works from a market that happens to work, so two are needed for any replication signal at all. They are chosen to differ on workforce source, one campus-rich and one campus-poor, because the riskiest assumption in this application is whether people new to care work can be recruited and retained. If that pipeline depends on proximity to a health-professions campus, we need to know while it is free to learn.</w:t>
       </w:r>
     </w:p>
     <w:p>
@@ -3090,38 +3822,17 @@
       </w:pPr>
       <w:r>
         <w:rPr>
-          <w:b w:val="0"/>
+          <w:b/>
           <w:i w:val="0"/>
         </w:rPr>
-        <w:t xml:space="preserve">Ten also satisfies the sample requirement independently. The pricing experiment randomizes accounts that are </w:t>
-      </w:r>
-      <w:r>
-        <w:rPr>
-          <w:b w:val="0"/>
-          <w:i/>
-        </w:rPr>
-        <w:t>offered</w:t>
+        <w:t>Six markets in Aim 3</w:t>
       </w:r>
       <w:r>
         <w:rPr>
           <w:b w:val="0"/>
           <w:i w:val="0"/>
         </w:rPr>
-        <w:t xml:space="preserve"> a price, and estimating conversion to a 95 percent interval of plus or minus 12 points across three arms requires roughly 180 offers, which ten markets supply at realistic provider density. </w:t>
-      </w:r>
-      <w:r>
-        <w:rPr>
-          <w:b/>
-          <w:i w:val="0"/>
-        </w:rPr>
-        <w:t>Six of the ten sit as two clusters of three inside single payer footprints</w:t>
-      </w:r>
-      <w:r>
-        <w:rPr>
-          <w:b w:val="0"/>
-          <w:i w:val="0"/>
-        </w:rPr>
-        <w:t>, so that episode volume is concentrated enough to support claims linkage rather than spread thin across unrelated regions. Entry is staged two, four, and four across the three years. At approximately $30,000 to enter a market, market entry is under eight percent of the requested budget; the binding constraint is operating attention, not capital, and the staging reflects it.</w:t>
+        <w:t>, all new, all paid. Price is assigned at the matched-market level rather than the account level, because providers in neighboring markets compare quotes, so the market is the unit of assignment and market count sets the precision of the price contrast. Three price points, two markets per arm, and within each arm one campus-rich and one campus-poor market, so price condition is crossed with market type rather than confounded with it. The six open in two waves of three: wave one at month 21, the only wave with runway to observe 12-month retention, and wave two at month 30, run from the written playbook by staff who did not design it. Socioeconomic status and urbanicity are measured and reported as stratification variables rather than made design axes. At roughly $30,000 to enter a market, market entry is about six percent of the requested budget; the binding constraint is operating attention, not capital.</w:t>
       </w:r>
     </w:p>
     <w:tbl>
@@ -3146,14 +3857,14 @@
       <w:tr>
         <w:tc>
           <w:tcPr>
-            <w:tcW w:type="dxa" w:w="3132"/>
+            <w:tcW w:type="dxa" w:w="3024"/>
             <w:tcBorders>
               <w:bottom w:val="single" w:sz="8" w:space="0" w:color="14453F"/>
             </w:tcBorders>
           </w:tcPr>
           <w:p>
             <w:pPr>
-              <w:spacing w:after="30" w:before="30"/>
+              <w:spacing w:after="20" w:before="20"/>
               <w:jc w:val="left"/>
             </w:pPr>
             <w:r/>
@@ -3170,14 +3881,14 @@
         </w:tc>
         <w:tc>
           <w:tcPr>
-            <w:tcW w:type="dxa" w:w="4968"/>
+            <w:tcW w:type="dxa" w:w="5076"/>
             <w:tcBorders>
               <w:bottom w:val="single" w:sz="8" w:space="0" w:color="14453F"/>
             </w:tcBorders>
           </w:tcPr>
           <w:p>
             <w:pPr>
-              <w:spacing w:after="30" w:before="30"/>
+              <w:spacing w:after="20" w:before="20"/>
               <w:jc w:val="left"/>
             </w:pPr>
             <w:r/>
@@ -3201,7 +3912,7 @@
           </w:tcPr>
           <w:p>
             <w:pPr>
-              <w:spacing w:after="30" w:before="30"/>
+              <w:spacing w:after="20" w:before="20"/>
               <w:jc w:val="left"/>
             </w:pPr>
             <w:r/>
@@ -3220,14 +3931,14 @@
       <w:tr>
         <w:tc>
           <w:tcPr>
-            <w:tcW w:type="dxa" w:w="3132"/>
+            <w:tcW w:type="dxa" w:w="3024"/>
             <w:tcBorders>
               <w:bottom w:val="single" w:sz="2" w:space="0" w:color="B9C4BD"/>
             </w:tcBorders>
           </w:tcPr>
           <w:p>
             <w:pPr>
-              <w:spacing w:after="30" w:before="30"/>
+              <w:spacing w:after="20" w:before="20"/>
               <w:jc w:val="left"/>
             </w:pPr>
             <w:r/>
@@ -3237,20 +3948,20 @@
                 <w:i w:val="0"/>
                 <w:sz w:val="18"/>
               </w:rPr>
-              <w:t>Price is chosen, not guessed</w:t>
+              <w:t>Validate before spending</w:t>
             </w:r>
           </w:p>
         </w:tc>
         <w:tc>
           <w:tcPr>
-            <w:tcW w:type="dxa" w:w="4968"/>
+            <w:tcW w:type="dxa" w:w="5076"/>
             <w:tcBorders>
               <w:bottom w:val="single" w:sz="2" w:space="0" w:color="B9C4BD"/>
             </w:tcBorders>
           </w:tcPr>
           <w:p>
             <w:pPr>
-              <w:spacing w:after="30" w:before="30"/>
+              <w:spacing w:after="20" w:before="20"/>
               <w:jc w:val="left"/>
             </w:pPr>
             <w:r/>
@@ -3260,7 +3971,7 @@
                 <w:i w:val="0"/>
                 <w:sz w:val="18"/>
               </w:rPr>
-              <w:t>About 180 accounts offered a price across three adaptive arms under a pre-registered decision rule</w:t>
+              <w:t>Real families, providers, and caregivers concentrated in one place, at no charge, so adoption is not confounded with price</w:t>
             </w:r>
           </w:p>
         </w:tc>
@@ -3273,7 +3984,7 @@
           </w:tcPr>
           <w:p>
             <w:pPr>
-              <w:spacing w:after="30" w:before="30"/>
+              <w:spacing w:after="20" w:before="20"/>
               <w:jc w:val="left"/>
             </w:pPr>
             <w:r/>
@@ -3283,7 +3994,7 @@
                 <w:i w:val="0"/>
                 <w:sz w:val="18"/>
               </w:rPr>
-              <w:t>4 to 6 at realistic provider density</w:t>
+              <w:t>2, run free in Aim 2</w:t>
             </w:r>
           </w:p>
         </w:tc>
@@ -3291,14 +4002,14 @@
       <w:tr>
         <w:tc>
           <w:tcPr>
-            <w:tcW w:type="dxa" w:w="3132"/>
+            <w:tcW w:type="dxa" w:w="3024"/>
             <w:tcBorders>
               <w:bottom w:val="single" w:sz="2" w:space="0" w:color="B9C4BD"/>
             </w:tcBorders>
           </w:tcPr>
           <w:p>
             <w:pPr>
-              <w:spacing w:after="30" w:before="30"/>
+              <w:spacing w:after="20" w:before="20"/>
               <w:jc w:val="left"/>
             </w:pPr>
             <w:r/>
@@ -3308,20 +4019,20 @@
                 <w:i w:val="0"/>
                 <w:sz w:val="18"/>
               </w:rPr>
-              <w:t>Unit economics measured, not modeled</w:t>
+              <w:t>Separate the product from the market</w:t>
             </w:r>
           </w:p>
         </w:tc>
         <w:tc>
           <w:tcPr>
-            <w:tcW w:type="dxa" w:w="4968"/>
+            <w:tcW w:type="dxa" w:w="5076"/>
             <w:tcBorders>
               <w:bottom w:val="single" w:sz="2" w:space="0" w:color="B9C4BD"/>
             </w:tcBorders>
           </w:tcPr>
           <w:p>
             <w:pPr>
-              <w:spacing w:after="30" w:before="30"/>
+              <w:spacing w:after="20" w:before="20"/>
               <w:jc w:val="left"/>
             </w:pPr>
             <w:r/>
@@ -3331,7 +4042,7 @@
                 <w:i w:val="0"/>
                 <w:sz w:val="18"/>
               </w:rPr>
-              <w:t>Enough paying accounts to estimate acquisition cost, lifetime value, churn, and margin from live billing</w:t>
+              <w:t>One market cannot distinguish a product that works from a market that happens to work</w:t>
             </w:r>
           </w:p>
         </w:tc>
@@ -3344,7 +4055,7 @@
           </w:tcPr>
           <w:p>
             <w:pPr>
-              <w:spacing w:after="30" w:before="30"/>
+              <w:spacing w:after="20" w:before="20"/>
               <w:jc w:val="left"/>
             </w:pPr>
             <w:r/>
@@ -3354,7 +4065,7 @@
                 <w:i w:val="0"/>
                 <w:sz w:val="18"/>
               </w:rPr>
-              <w:t>4 to 6</w:t>
+              <w:t>2 rather than 1</w:t>
             </w:r>
           </w:p>
         </w:tc>
@@ -3362,14 +4073,14 @@
       <w:tr>
         <w:tc>
           <w:tcPr>
-            <w:tcW w:type="dxa" w:w="3132"/>
+            <w:tcW w:type="dxa" w:w="3024"/>
             <w:tcBorders>
               <w:bottom w:val="single" w:sz="2" w:space="0" w:color="B9C4BD"/>
             </w:tcBorders>
           </w:tcPr>
           <w:p>
             <w:pPr>
-              <w:spacing w:after="30" w:before="30"/>
+              <w:spacing w:after="20" w:before="20"/>
               <w:jc w:val="left"/>
             </w:pPr>
             <w:r/>
@@ -3379,20 +4090,20 @@
                 <w:i w:val="0"/>
                 <w:sz w:val="18"/>
               </w:rPr>
-              <w:t>The playbook replicates</w:t>
+              <w:t>Test the riskiest assumption while it is cheap</w:t>
             </w:r>
           </w:p>
         </w:tc>
         <w:tc>
           <w:tcPr>
-            <w:tcW w:type="dxa" w:w="4968"/>
+            <w:tcW w:type="dxa" w:w="5076"/>
             <w:tcBorders>
               <w:bottom w:val="single" w:sz="2" w:space="0" w:color="B9C4BD"/>
             </w:tcBorders>
           </w:tcPr>
           <w:p>
             <w:pPr>
-              <w:spacing w:after="30" w:before="30"/>
+              <w:spacing w:after="20" w:before="20"/>
               <w:jc w:val="left"/>
             </w:pPr>
             <w:r/>
@@ -3402,7 +4113,7 @@
                 <w:i w:val="0"/>
                 <w:sz w:val="18"/>
               </w:rPr>
-              <w:t>Two-by-two design on workforce source and provider density, two markets per cell so within-cell variation is separable from market identity</w:t>
+              <w:t>Whether new entrants can be recruited without a health-professions campus nearby</w:t>
             </w:r>
           </w:p>
         </w:tc>
@@ -3415,7 +4126,7 @@
           </w:tcPr>
           <w:p>
             <w:pPr>
-              <w:spacing w:after="30" w:before="30"/>
+              <w:spacing w:after="20" w:before="20"/>
               <w:jc w:val="left"/>
             </w:pPr>
             <w:r/>
@@ -3425,7 +4136,7 @@
                 <w:i w:val="0"/>
                 <w:sz w:val="18"/>
               </w:rPr>
-              <w:t>8 replication markets</w:t>
+              <w:t>The 2 differ: campus-rich and campus-poor</w:t>
             </w:r>
           </w:p>
         </w:tc>
@@ -3433,14 +4144,14 @@
       <w:tr>
         <w:tc>
           <w:tcPr>
-            <w:tcW w:type="dxa" w:w="3132"/>
+            <w:tcW w:type="dxa" w:w="3024"/>
             <w:tcBorders>
               <w:bottom w:val="single" w:sz="2" w:space="0" w:color="B9C4BD"/>
             </w:tcBorders>
           </w:tcPr>
           <w:p>
             <w:pPr>
-              <w:spacing w:after="30" w:before="30"/>
+              <w:spacing w:after="20" w:before="20"/>
               <w:jc w:val="left"/>
             </w:pPr>
             <w:r/>
@@ -3450,20 +4161,20 @@
                 <w:i w:val="0"/>
                 <w:sz w:val="18"/>
               </w:rPr>
-              <w:t>Depth, instrumentation, and the IRB studies</w:t>
+              <w:t>Choose a price rather than guess one</w:t>
             </w:r>
           </w:p>
         </w:tc>
         <w:tc>
           <w:tcPr>
-            <w:tcW w:type="dxa" w:w="4968"/>
+            <w:tcW w:type="dxa" w:w="5076"/>
             <w:tcBorders>
               <w:bottom w:val="single" w:sz="2" w:space="0" w:color="B9C4BD"/>
             </w:tcBorders>
           </w:tcPr>
           <w:p>
             <w:pPr>
-              <w:spacing w:after="30" w:before="30"/>
+              <w:spacing w:after="20" w:before="20"/>
               <w:jc w:val="left"/>
             </w:pPr>
             <w:r/>
@@ -3473,7 +4184,7 @@
                 <w:i w:val="0"/>
                 <w:sz w:val="18"/>
               </w:rPr>
-              <w:t>Markets with existing traffic and provider base, opened first and deeply instrumented</w:t>
+              <w:t>Assignment at matched-market level because neighbors compare quotes; three price points to reveal shape, two markets per arm so an arm is not one market</w:t>
             </w:r>
           </w:p>
         </w:tc>
@@ -3486,7 +4197,7 @@
           </w:tcPr>
           <w:p>
             <w:pPr>
-              <w:spacing w:after="30" w:before="30"/>
+              <w:spacing w:after="20" w:before="20"/>
               <w:jc w:val="left"/>
             </w:pPr>
             <w:r/>
@@ -3496,7 +4207,7 @@
                 <w:i w:val="0"/>
                 <w:sz w:val="18"/>
               </w:rPr>
-              <w:t>2 anchor markets</w:t>
+              <w:t>6, paid, in Aim 3</w:t>
             </w:r>
           </w:p>
         </w:tc>
@@ -3504,14 +4215,14 @@
       <w:tr>
         <w:tc>
           <w:tcPr>
-            <w:tcW w:type="dxa" w:w="3132"/>
+            <w:tcW w:type="dxa" w:w="3024"/>
             <w:tcBorders>
               <w:bottom w:val="single" w:sz="2" w:space="0" w:color="B9C4BD"/>
             </w:tcBorders>
           </w:tcPr>
           <w:p>
             <w:pPr>
-              <w:spacing w:after="30" w:before="30"/>
+              <w:spacing w:after="20" w:before="20"/>
               <w:jc w:val="left"/>
             </w:pPr>
             <w:r/>
@@ -3521,20 +4232,20 @@
                 <w:i w:val="0"/>
                 <w:sz w:val="18"/>
               </w:rPr>
-              <w:t>Payer evidence</w:t>
+              <w:t>Keep price unconfounded with market type</w:t>
             </w:r>
           </w:p>
         </w:tc>
         <w:tc>
           <w:tcPr>
-            <w:tcW w:type="dxa" w:w="4968"/>
+            <w:tcW w:type="dxa" w:w="5076"/>
             <w:tcBorders>
               <w:bottom w:val="single" w:sz="2" w:space="0" w:color="B9C4BD"/>
             </w:tcBorders>
           </w:tcPr>
           <w:p>
             <w:pPr>
-              <w:spacing w:after="30" w:before="30"/>
+              <w:spacing w:after="20" w:before="20"/>
               <w:jc w:val="left"/>
             </w:pPr>
             <w:r/>
@@ -3544,7 +4255,7 @@
                 <w:i w:val="0"/>
                 <w:sz w:val="18"/>
               </w:rPr>
-              <w:t>Episode density inside a single payer footprint rather than spread across unrelated regions</w:t>
+              <w:t>Within each arm, one campus-rich and one campus-poor market</w:t>
             </w:r>
           </w:p>
         </w:tc>
@@ -3557,7 +4268,7 @@
           </w:tcPr>
           <w:p>
             <w:pPr>
-              <w:spacing w:after="30" w:before="30"/>
+              <w:spacing w:after="20" w:before="20"/>
               <w:jc w:val="left"/>
             </w:pPr>
             <w:r/>
@@ -3567,7 +4278,7 @@
                 <w:i w:val="0"/>
                 <w:sz w:val="18"/>
               </w:rPr>
-              <w:t>Composition, not count: 6 of 10 in two clusters of 3</w:t>
+              <w:t>3 arms crossed with 2 types</w:t>
             </w:r>
           </w:p>
         </w:tc>
@@ -3575,14 +4286,14 @@
       <w:tr>
         <w:tc>
           <w:tcPr>
-            <w:tcW w:type="dxa" w:w="3132"/>
+            <w:tcW w:type="dxa" w:w="3024"/>
             <w:tcBorders>
               <w:bottom w:val="single" w:sz="2" w:space="0" w:color="B9C4BD"/>
             </w:tcBorders>
           </w:tcPr>
           <w:p>
             <w:pPr>
-              <w:spacing w:after="30" w:before="30"/>
+              <w:spacing w:after="20" w:before="20"/>
               <w:jc w:val="left"/>
             </w:pPr>
             <w:r/>
@@ -3592,20 +4303,20 @@
                 <w:i w:val="0"/>
                 <w:sz w:val="18"/>
               </w:rPr>
-              <w:t>Operational feasibility and cost</w:t>
+              <w:t>Show the playbook repeats</w:t>
             </w:r>
           </w:p>
         </w:tc>
         <w:tc>
           <w:tcPr>
-            <w:tcW w:type="dxa" w:w="4968"/>
+            <w:tcW w:type="dxa" w:w="5076"/>
             <w:tcBorders>
               <w:bottom w:val="single" w:sz="2" w:space="0" w:color="B9C4BD"/>
             </w:tcBorders>
           </w:tcPr>
           <w:p>
             <w:pPr>
-              <w:spacing w:after="30" w:before="30"/>
+              <w:spacing w:after="20" w:before="20"/>
               <w:jc w:val="left"/>
             </w:pPr>
             <w:r/>
@@ -3615,7 +4326,7 @@
                 <w:i w:val="0"/>
                 <w:sz w:val="18"/>
               </w:rPr>
-              <w:t>Staged entry a distributed team can run, at about $30,000 per market to enter</w:t>
+              <w:t>Two waves, the second run as written by staff who did not design it; wave one early enough to observe 12-month retention</w:t>
             </w:r>
           </w:p>
         </w:tc>
@@ -3628,7 +4339,7 @@
           </w:tcPr>
           <w:p>
             <w:pPr>
-              <w:spacing w:after="30" w:before="30"/>
+              <w:spacing w:after="20" w:before="20"/>
               <w:jc w:val="left"/>
             </w:pPr>
             <w:r/>
@@ -3638,7 +4349,7 @@
                 <w:i w:val="0"/>
                 <w:sz w:val="18"/>
               </w:rPr>
-              <w:t>2 in Year 1, 4 in Year 2, 4 in Year 3</w:t>
+              <w:t>Waves of 3 at months 21 and 30</w:t>
             </w:r>
           </w:p>
         </w:tc>
@@ -3646,7 +4357,7 @@
       <w:tr>
         <w:tc>
           <w:tcPr>
-            <w:tcW w:type="dxa" w:w="3132"/>
+            <w:tcW w:type="dxa" w:w="3024"/>
             <w:shd w:val="clear" w:fill="EEF3F0"/>
             <w:tcBorders>
               <w:bottom w:val="single" w:sz="8" w:space="0" w:color="14453F"/>
@@ -3654,7 +4365,7 @@
           </w:tcPr>
           <w:p>
             <w:pPr>
-              <w:spacing w:after="30" w:before="30"/>
+              <w:spacing w:after="20" w:before="20"/>
               <w:jc w:val="left"/>
             </w:pPr>
             <w:r/>
@@ -3670,7 +4381,7 @@
         </w:tc>
         <w:tc>
           <w:tcPr>
-            <w:tcW w:type="dxa" w:w="4968"/>
+            <w:tcW w:type="dxa" w:w="5076"/>
             <w:shd w:val="clear" w:fill="EEF3F0"/>
             <w:tcBorders>
               <w:bottom w:val="single" w:sz="8" w:space="0" w:color="14453F"/>
@@ -3678,7 +4389,7 @@
           </w:tcPr>
           <w:p>
             <w:pPr>
-              <w:spacing w:after="30" w:before="30"/>
+              <w:spacing w:after="20" w:before="20"/>
               <w:jc w:val="left"/>
             </w:pPr>
             <w:r/>
@@ -3688,7 +4399,7 @@
                 <w:i w:val="0"/>
                 <w:sz w:val="18"/>
               </w:rPr>
-              <w:t>Two anchor markets plus eight replication markets, staged two, four, and four</w:t>
+              <w:t>Two free validation markets, then six paid markets in two waves</w:t>
             </w:r>
           </w:p>
         </w:tc>
@@ -3702,7 +4413,7 @@
           </w:tcPr>
           <w:p>
             <w:pPr>
-              <w:spacing w:after="30" w:before="30"/>
+              <w:spacing w:after="20" w:before="20"/>
               <w:jc w:val="left"/>
             </w:pPr>
             <w:r/>
@@ -3712,7 +4423,7 @@
                 <w:i w:val="0"/>
                 <w:sz w:val="18"/>
               </w:rPr>
-              <w:t>10 markets</w:t>
+              <w:t>8 markets, about 6% of the budget</w:t>
             </w:r>
           </w:p>
         </w:tc>
@@ -3720,7 +4431,7 @@
     </w:tbl>
     <w:p>
       <w:pPr>
-        <w:spacing w:after="100"/>
+        <w:spacing w:after="80"/>
         <w:jc w:val="left"/>
       </w:pPr>
       <w:r>
@@ -3729,7 +4440,7 @@
           <w:i w:val="0"/>
           <w:sz w:val="18"/>
         </w:rPr>
-        <w:t>Table 3.</w:t>
+        <w:t>Table 4.</w:t>
       </w:r>
       <w:r>
         <w:rPr>
@@ -3755,7 +4466,7 @@
           <w:i w:val="0"/>
           <w:color w:val="14453F"/>
         </w:rPr>
-        <w:t xml:space="preserve">Specific Aim 1: Establish care reliably, and prove it was established. </w:t>
+        <w:t xml:space="preserve">Specific Aim 1: Build and verify the technology both products require. </w:t>
       </w:r>
       <w:r>
         <w:rPr>
@@ -3763,7 +4474,7 @@
           <w:i/>
           <w:color w:val="14453F"/>
         </w:rPr>
-        <w:t>(Years 1 to 2)</w:t>
+        <w:t>(Year 1)</w:t>
       </w:r>
     </w:p>
     <w:p>
@@ -3775,7 +4486,7 @@
           <w:b w:val="0"/>
           <w:i w:val="0"/>
         </w:rPr>
-        <w:t>Families identify aid and providers on the platform today and are lost while executing applications and again while waiting for decisions. This aim builds the execution and follow-up capability, verifies its output against expert judgment, validates it with family caregivers, and measures what it costs.</w:t>
+        <w:t>Central question: can we engineer the capabilities that make care establishment and caregiver placement work reliably enough to test commercially? Phase IIB built identification. This aim builds execution, the workforce infrastructure, and the data layer underneath both, and proves the output is good enough to put in front of families before any market is activated.</w:t>
       </w:r>
     </w:p>
     <w:p>
@@ -3787,56 +4498,14 @@
           <w:b/>
           <w:i w:val="0"/>
         </w:rPr>
-        <w:t>Task 1.1: Build the execution and follow-up loops.</w:t>
+        <w:t>Task 1.1: Execution and follow-up, across aid and services.</w:t>
       </w:r>
       <w:r>
         <w:rPr>
           <w:b w:val="0"/>
           <w:i w:val="0"/>
         </w:rPr>
-        <w:t xml:space="preserve"> Three subtasks. </w:t>
-      </w:r>
-      <w:r>
-        <w:rPr>
-          <w:b w:val="0"/>
-          <w:i/>
-        </w:rPr>
-        <w:t>(Task 1.1A) Application execution:</w:t>
-      </w:r>
-      <w:r>
-        <w:rPr>
-          <w:b w:val="0"/>
-          <w:i w:val="0"/>
-        </w:rPr>
-        <w:t xml:space="preserve"> agents assemble and submit applications for the programs identified during screening, with a human review checkpoint before any submission. </w:t>
-      </w:r>
-      <w:r>
-        <w:rPr>
-          <w:b w:val="0"/>
-          <w:i/>
-        </w:rPr>
-        <w:t>(Task 1.1B) Document handling:</w:t>
-      </w:r>
-      <w:r>
-        <w:rPr>
-          <w:b w:val="0"/>
-          <w:i w:val="0"/>
-        </w:rPr>
-        <w:t xml:space="preserve"> the system requests, tracks, and attaches the supporting documentation each program requires, which is the most common point of abandonment in current practice. </w:t>
-      </w:r>
-      <w:r>
-        <w:rPr>
-          <w:b w:val="0"/>
-          <w:i/>
-        </w:rPr>
-        <w:t>(Task 1.1C) Follow-through to decision:</w:t>
-      </w:r>
-      <w:r>
-        <w:rPr>
-          <w:b w:val="0"/>
-          <w:i w:val="0"/>
-        </w:rPr>
-        <w:t xml:space="preserve"> scheduled follow-ups, response handling, and confirmation of the decision and of the date care began.</w:t>
+        <w:t xml:space="preserve"> Families are lost at the same two points whether they are securing a benefit or securing care: while completing what the program or provider requires, and again while waiting for an answer. The loops built here handle both. For aid, that is assembling and submitting applications, tracking the documentation each program requires, and following the case to a decision. For services it is the same abstraction applied to a different counterparty: preparing and sending the intake packet, scheduling the assessment, following up with more than one provider so a single decline does not end the case, and confirming the date care began.</w:t>
       </w:r>
     </w:p>
     <w:p>
@@ -3848,14 +4517,21 @@
           <w:b/>
           <w:i w:val="0"/>
         </w:rPr>
-        <w:t>Task 1.2: Verify output quality against blinded expert review.</w:t>
+        <w:t>Task 1.2: The aid, provider, and outcomes database, and the domain model built on it.</w:t>
       </w:r>
       <w:r>
         <w:rPr>
           <w:b w:val="0"/>
           <w:i w:val="0"/>
         </w:rPr>
-        <w:t xml:space="preserve"> A panel of licensed social workers and benefits specialists, blinded to whether output was system-generated, independently adjudicates a stratified random sample of cases each quarter for eligibility accuracy, plan appropriateness, and material error. The panel's adjudication is the gold standard against which the system is measured, and disagreement is itself analyzed to improve the retrieval layer.</w:t>
+        <w:t xml:space="preserve"> Expansion and re-verification of the curated record, the instrumentation that captures what each completed case decided, and the domain-specific model trained on that record. </w:t>
+      </w:r>
+      <w:r>
+        <w:rPr>
+          <w:b w:val="0"/>
+          <w:i/>
+        </w:rPr>
+        <w:t>(Detailed scope owned by the PI; see Innovation.)</w:t>
       </w:r>
     </w:p>
     <w:p>
@@ -3867,28 +4543,14 @@
           <w:b/>
           <w:i w:val="0"/>
         </w:rPr>
-        <w:t>Task 1.3: Validate usability, trust, and task completion with family caregivers.</w:t>
+        <w:t>Task 1.3: Caregiver workforce infrastructure and the verified experience record.</w:t>
       </w:r>
       <w:r>
         <w:rPr>
           <w:b w:val="0"/>
           <w:i w:val="0"/>
         </w:rPr>
-        <w:t xml:space="preserve"> </w:t>
-      </w:r>
-      <w:r>
-        <w:rPr>
-          <w:b w:val="0"/>
-          <w:i/>
-        </w:rPr>
-        <w:t>(Human subjects research; Clemson University IRB.)</w:t>
-      </w:r>
-      <w:r>
-        <w:rPr>
-          <w:b w:val="0"/>
-          <w:i w:val="0"/>
-        </w:rPr>
-        <w:t xml:space="preserve"> Twenty-five family caregivers recruited from the anchor markets use the integrated system over four weeks. Measures are the System Usability Scale, a validated trust-in-automation instrument, task completion and abandonment points captured from platform telemetry, perception of AI error and the escalation experience, and semi-structured exit interviews. This is an evaluation of an information tool with no clinical intervention and no assignment; a formal determination will be obtained before enrollment.</w:t>
+        <w:t xml:space="preserve"> Recruitment and screening workflows, training completion tracking, the provider-facing placement interface, and the verified record that accumulates hours, competencies, populations served, and supervisor evaluations and travels with the worker.</w:t>
       </w:r>
     </w:p>
     <w:p>
@@ -3900,14 +4562,14 @@
           <w:b/>
           <w:i w:val="0"/>
         </w:rPr>
-        <w:t>Task 1.4: Measure cost to acquire and cost to serve from live records.</w:t>
+        <w:t>Task 1.4: Verification against blinded expert review.</w:t>
       </w:r>
       <w:r>
         <w:rPr>
           <w:b w:val="0"/>
           <w:i w:val="0"/>
         </w:rPr>
-        <w:t xml:space="preserve"> Acquisition cost is measured per family by channel; cost to serve is measured per established case from actual staff time, compute, and support costs, recalculated quarterly so that the trajectory rather than a single figure is the result.</w:t>
+        <w:t xml:space="preserve"> A panel of licensed clinical social workers, independent of the engineering team and holding no equity in Olera, audits a stratified random sample of cases each quarter. For each audited household the panel determines eligibility blinded to what the platform produced, and for a subset prepares the applications by hand. Both are compared with the platform's output, category by category for eligibility and field by field for applications. Agreement is reported as percent agreement with a 95 percent confidence interval and as Cohen's kappa, inter-rater reliability among panelists is established before any system output is adjudicated, and disagreements are routed to error analysis. Audited households are held out of tuning data. This is internal product verification, not human subjects research, and a determination will be obtained to that effect.</w:t>
       </w:r>
     </w:p>
     <w:p>
@@ -3947,14 +4609,14 @@
       <w:tr>
         <w:tc>
           <w:tcPr>
-            <w:tcW w:type="dxa" w:w="4752"/>
+            <w:tcW w:type="dxa" w:w="4644"/>
             <w:tcBorders>
               <w:bottom w:val="single" w:sz="8" w:space="0" w:color="14453F"/>
             </w:tcBorders>
           </w:tcPr>
           <w:p>
             <w:pPr>
-              <w:spacing w:after="30" w:before="30"/>
+              <w:spacing w:after="20" w:before="20"/>
               <w:jc w:val="left"/>
             </w:pPr>
             <w:r/>
@@ -3971,14 +4633,14 @@
         </w:tc>
         <w:tc>
           <w:tcPr>
-            <w:tcW w:type="dxa" w:w="1944"/>
+            <w:tcW w:type="dxa" w:w="2052"/>
             <w:tcBorders>
               <w:bottom w:val="single" w:sz="8" w:space="0" w:color="14453F"/>
             </w:tcBorders>
           </w:tcPr>
           <w:p>
             <w:pPr>
-              <w:spacing w:after="30" w:before="30"/>
+              <w:spacing w:after="20" w:before="20"/>
               <w:jc w:val="right"/>
             </w:pPr>
             <w:r/>
@@ -4002,7 +4664,7 @@
           </w:tcPr>
           <w:p>
             <w:pPr>
-              <w:spacing w:after="30" w:before="30"/>
+              <w:spacing w:after="20" w:before="20"/>
               <w:jc w:val="left"/>
             </w:pPr>
             <w:r/>
@@ -4021,14 +4683,14 @@
       <w:tr>
         <w:tc>
           <w:tcPr>
-            <w:tcW w:type="dxa" w:w="4752"/>
+            <w:tcW w:type="dxa" w:w="4644"/>
             <w:tcBorders>
               <w:bottom w:val="single" w:sz="2" w:space="0" w:color="B9C4BD"/>
             </w:tcBorders>
           </w:tcPr>
           <w:p>
             <w:pPr>
-              <w:spacing w:after="30" w:before="30"/>
+              <w:spacing w:after="20" w:before="20"/>
               <w:jc w:val="left"/>
             </w:pPr>
             <w:r/>
@@ -4044,14 +4706,14 @@
         </w:tc>
         <w:tc>
           <w:tcPr>
-            <w:tcW w:type="dxa" w:w="1944"/>
+            <w:tcW w:type="dxa" w:w="2052"/>
             <w:tcBorders>
               <w:bottom w:val="single" w:sz="2" w:space="0" w:color="B9C4BD"/>
             </w:tcBorders>
           </w:tcPr>
           <w:p>
             <w:pPr>
-              <w:spacing w:after="30" w:before="30"/>
+              <w:spacing w:after="20" w:before="20"/>
               <w:jc w:val="right"/>
             </w:pPr>
             <w:r/>
@@ -4074,7 +4736,7 @@
           </w:tcPr>
           <w:p>
             <w:pPr>
-              <w:spacing w:after="30" w:before="30"/>
+              <w:spacing w:after="20" w:before="20"/>
               <w:jc w:val="left"/>
             </w:pPr>
             <w:r/>
@@ -4084,7 +4746,7 @@
                 <w:i w:val="0"/>
                 <w:sz w:val="18"/>
               </w:rPr>
-              <w:t>Quarterly stratified case adjudication</w:t>
+              <w:t>Quarterly stratified audit, Task 1.4</w:t>
             </w:r>
           </w:p>
         </w:tc>
@@ -4092,14 +4754,14 @@
       <w:tr>
         <w:tc>
           <w:tcPr>
-            <w:tcW w:type="dxa" w:w="4752"/>
+            <w:tcW w:type="dxa" w:w="4644"/>
             <w:tcBorders>
               <w:bottom w:val="single" w:sz="2" w:space="0" w:color="B9C4BD"/>
             </w:tcBorders>
           </w:tcPr>
           <w:p>
             <w:pPr>
-              <w:spacing w:after="30" w:before="30"/>
+              <w:spacing w:after="20" w:before="20"/>
               <w:jc w:val="left"/>
             </w:pPr>
             <w:r/>
@@ -4115,14 +4777,14 @@
         </w:tc>
         <w:tc>
           <w:tcPr>
-            <w:tcW w:type="dxa" w:w="1944"/>
+            <w:tcW w:type="dxa" w:w="2052"/>
             <w:tcBorders>
               <w:bottom w:val="single" w:sz="2" w:space="0" w:color="B9C4BD"/>
             </w:tcBorders>
           </w:tcPr>
           <w:p>
             <w:pPr>
-              <w:spacing w:after="30" w:before="30"/>
+              <w:spacing w:after="20" w:before="20"/>
               <w:jc w:val="right"/>
             </w:pPr>
             <w:r/>
@@ -4145,7 +4807,7 @@
           </w:tcPr>
           <w:p>
             <w:pPr>
-              <w:spacing w:after="30" w:before="30"/>
+              <w:spacing w:after="20" w:before="20"/>
               <w:jc w:val="left"/>
             </w:pPr>
             <w:r/>
@@ -4155,7 +4817,7 @@
                 <w:i w:val="0"/>
                 <w:sz w:val="18"/>
               </w:rPr>
-              <w:t>Same adjudication</w:t>
+              <w:t>Same audit</w:t>
             </w:r>
           </w:p>
         </w:tc>
@@ -4163,14 +4825,156 @@
       <w:tr>
         <w:tc>
           <w:tcPr>
-            <w:tcW w:type="dxa" w:w="4752"/>
+            <w:tcW w:type="dxa" w:w="4644"/>
             <w:tcBorders>
               <w:bottom w:val="single" w:sz="2" w:space="0" w:color="B9C4BD"/>
             </w:tcBorders>
           </w:tcPr>
           <w:p>
             <w:pPr>
-              <w:spacing w:after="30" w:before="30"/>
+              <w:spacing w:after="20" w:before="20"/>
+              <w:jc w:val="left"/>
+            </w:pPr>
+            <w:r/>
+            <w:r>
+              <w:rPr>
+                <w:b w:val="0"/>
+                <w:i w:val="0"/>
+                <w:sz w:val="18"/>
+              </w:rPr>
+              <w:t>Inter-rater reliability among panelists</w:t>
+            </w:r>
+          </w:p>
+        </w:tc>
+        <w:tc>
+          <w:tcPr>
+            <w:tcW w:type="dxa" w:w="2052"/>
+            <w:tcBorders>
+              <w:bottom w:val="single" w:sz="2" w:space="0" w:color="B9C4BD"/>
+            </w:tcBorders>
+          </w:tcPr>
+          <w:p>
+            <w:pPr>
+              <w:spacing w:after="20" w:before="20"/>
+              <w:jc w:val="right"/>
+            </w:pPr>
+            <w:r/>
+            <w:r>
+              <w:rPr>
+                <w:b w:val="0"/>
+                <w:i w:val="0"/>
+                <w:sz w:val="18"/>
+              </w:rPr>
+              <w:t>κ ≥ 0.70</w:t>
+            </w:r>
+          </w:p>
+        </w:tc>
+        <w:tc>
+          <w:tcPr>
+            <w:tcW w:type="dxa" w:w="4104"/>
+            <w:tcBorders>
+              <w:bottom w:val="single" w:sz="2" w:space="0" w:color="B9C4BD"/>
+            </w:tcBorders>
+          </w:tcPr>
+          <w:p>
+            <w:pPr>
+              <w:spacing w:after="20" w:before="20"/>
+              <w:jc w:val="left"/>
+            </w:pPr>
+            <w:r/>
+            <w:r>
+              <w:rPr>
+                <w:b w:val="0"/>
+                <w:i w:val="0"/>
+                <w:sz w:val="18"/>
+              </w:rPr>
+              <w:t>Established before adjudication</w:t>
+            </w:r>
+          </w:p>
+        </w:tc>
+      </w:tr>
+      <w:tr>
+        <w:tc>
+          <w:tcPr>
+            <w:tcW w:type="dxa" w:w="4644"/>
+            <w:tcBorders>
+              <w:bottom w:val="single" w:sz="2" w:space="0" w:color="B9C4BD"/>
+            </w:tcBorders>
+          </w:tcPr>
+          <w:p>
+            <w:pPr>
+              <w:spacing w:after="20" w:before="20"/>
+              <w:jc w:val="left"/>
+            </w:pPr>
+            <w:r/>
+            <w:r>
+              <w:rPr>
+                <w:b w:val="0"/>
+                <w:i w:val="0"/>
+                <w:sz w:val="18"/>
+              </w:rPr>
+              <w:t>Execution loops complete end to end, aid and services</w:t>
+            </w:r>
+          </w:p>
+        </w:tc>
+        <w:tc>
+          <w:tcPr>
+            <w:tcW w:type="dxa" w:w="2052"/>
+            <w:tcBorders>
+              <w:bottom w:val="single" w:sz="2" w:space="0" w:color="B9C4BD"/>
+            </w:tcBorders>
+          </w:tcPr>
+          <w:p>
+            <w:pPr>
+              <w:spacing w:after="20" w:before="20"/>
+              <w:jc w:val="right"/>
+            </w:pPr>
+            <w:r/>
+            <w:r>
+              <w:rPr>
+                <w:b w:val="0"/>
+                <w:i w:val="0"/>
+                <w:sz w:val="18"/>
+              </w:rPr>
+              <w:t>Both paths</w:t>
+            </w:r>
+          </w:p>
+        </w:tc>
+        <w:tc>
+          <w:tcPr>
+            <w:tcW w:type="dxa" w:w="4104"/>
+            <w:tcBorders>
+              <w:bottom w:val="single" w:sz="2" w:space="0" w:color="B9C4BD"/>
+            </w:tcBorders>
+          </w:tcPr>
+          <w:p>
+            <w:pPr>
+              <w:spacing w:after="20" w:before="20"/>
+              <w:jc w:val="left"/>
+            </w:pPr>
+            <w:r/>
+            <w:r>
+              <w:rPr>
+                <w:b w:val="0"/>
+                <w:i w:val="0"/>
+                <w:sz w:val="18"/>
+              </w:rPr>
+              <w:t>Internal release testing</w:t>
+            </w:r>
+          </w:p>
+        </w:tc>
+      </w:tr>
+      <w:tr>
+        <w:tc>
+          <w:tcPr>
+            <w:tcW w:type="dxa" w:w="4644"/>
+            <w:tcBorders>
+              <w:bottom w:val="single" w:sz="2" w:space="0" w:color="B9C4BD"/>
+            </w:tcBorders>
+          </w:tcPr>
+          <w:p>
+            <w:pPr>
+              <w:spacing w:after="20" w:before="20"/>
               <w:jc w:val="left"/>
             </w:pPr>
             <w:r/>
@@ -4186,14 +4990,14 @@
         </w:tc>
         <w:tc>
           <w:tcPr>
-            <w:tcW w:type="dxa" w:w="1944"/>
+            <w:tcW w:type="dxa" w:w="2052"/>
             <w:tcBorders>
               <w:bottom w:val="single" w:sz="2" w:space="0" w:color="B9C4BD"/>
             </w:tcBorders>
           </w:tcPr>
           <w:p>
             <w:pPr>
-              <w:spacing w:after="30" w:before="30"/>
+              <w:spacing w:after="20" w:before="20"/>
               <w:jc w:val="right"/>
             </w:pPr>
             <w:r/>
@@ -4216,7 +5020,7 @@
           </w:tcPr>
           <w:p>
             <w:pPr>
-              <w:spacing w:after="30" w:before="30"/>
+              <w:spacing w:after="20" w:before="20"/>
               <w:jc w:val="left"/>
             </w:pPr>
             <w:r/>
@@ -4234,14 +5038,14 @@
       <w:tr>
         <w:tc>
           <w:tcPr>
-            <w:tcW w:type="dxa" w:w="4752"/>
+            <w:tcW w:type="dxa" w:w="4644"/>
             <w:tcBorders>
-              <w:bottom w:val="single" w:sz="2" w:space="0" w:color="B9C4BD"/>
+              <w:bottom w:val="single" w:sz="8" w:space="0" w:color="14453F"/>
             </w:tcBorders>
           </w:tcPr>
           <w:p>
             <w:pPr>
-              <w:spacing w:after="30" w:before="30"/>
+              <w:spacing w:after="20" w:before="20"/>
               <w:jc w:val="left"/>
             </w:pPr>
             <w:r/>
@@ -4251,20 +5055,20 @@
                 <w:i w:val="0"/>
                 <w:sz w:val="18"/>
               </w:rPr>
-              <w:t>Usability, System Usability Scale</w:t>
+              <w:t>Verified experience record populated for every placement</w:t>
             </w:r>
           </w:p>
         </w:tc>
         <w:tc>
           <w:tcPr>
-            <w:tcW w:type="dxa" w:w="1944"/>
+            <w:tcW w:type="dxa" w:w="2052"/>
             <w:tcBorders>
-              <w:bottom w:val="single" w:sz="2" w:space="0" w:color="B9C4BD"/>
+              <w:bottom w:val="single" w:sz="8" w:space="0" w:color="14453F"/>
             </w:tcBorders>
           </w:tcPr>
           <w:p>
             <w:pPr>
-              <w:spacing w:after="30" w:before="30"/>
+              <w:spacing w:after="20" w:before="20"/>
               <w:jc w:val="right"/>
             </w:pPr>
             <w:r/>
@@ -4274,220 +5078,7 @@
                 <w:i w:val="0"/>
                 <w:sz w:val="18"/>
               </w:rPr>
-              <w:t>≥ 72</w:t>
-            </w:r>
-          </w:p>
-        </w:tc>
-        <w:tc>
-          <w:tcPr>
-            <w:tcW w:type="dxa" w:w="4104"/>
-            <w:tcBorders>
-              <w:bottom w:val="single" w:sz="2" w:space="0" w:color="B9C4BD"/>
-            </w:tcBorders>
-          </w:tcPr>
-          <w:p>
-            <w:pPr>
-              <w:spacing w:after="30" w:before="30"/>
-              <w:jc w:val="left"/>
-            </w:pPr>
-            <w:r/>
-            <w:r>
-              <w:rPr>
-                <w:b w:val="0"/>
-                <w:i w:val="0"/>
-                <w:sz w:val="18"/>
-              </w:rPr>
-              <w:t>Task 1.3, IRB study, n = 25</w:t>
-            </w:r>
-          </w:p>
-        </w:tc>
-      </w:tr>
-      <w:tr>
-        <w:tc>
-          <w:tcPr>
-            <w:tcW w:type="dxa" w:w="4752"/>
-            <w:tcBorders>
-              <w:bottom w:val="single" w:sz="2" w:space="0" w:color="B9C4BD"/>
-            </w:tcBorders>
-          </w:tcPr>
-          <w:p>
-            <w:pPr>
-              <w:spacing w:after="30" w:before="30"/>
-              <w:jc w:val="left"/>
-            </w:pPr>
-            <w:r/>
-            <w:r>
-              <w:rPr>
-                <w:b w:val="0"/>
-                <w:i w:val="0"/>
-                <w:sz w:val="18"/>
-              </w:rPr>
-              <w:t>Trust in automation</w:t>
-            </w:r>
-          </w:p>
-        </w:tc>
-        <w:tc>
-          <w:tcPr>
-            <w:tcW w:type="dxa" w:w="1944"/>
-            <w:tcBorders>
-              <w:bottom w:val="single" w:sz="2" w:space="0" w:color="B9C4BD"/>
-            </w:tcBorders>
-          </w:tcPr>
-          <w:p>
-            <w:pPr>
-              <w:spacing w:after="30" w:before="30"/>
-              <w:jc w:val="right"/>
-            </w:pPr>
-            <w:r/>
-            <w:r>
-              <w:rPr>
-                <w:b w:val="0"/>
-                <w:i w:val="0"/>
-                <w:sz w:val="18"/>
-              </w:rPr>
-              <w:t>≥ 5 of 7</w:t>
-            </w:r>
-          </w:p>
-        </w:tc>
-        <w:tc>
-          <w:tcPr>
-            <w:tcW w:type="dxa" w:w="4104"/>
-            <w:tcBorders>
-              <w:bottom w:val="single" w:sz="2" w:space="0" w:color="B9C4BD"/>
-            </w:tcBorders>
-          </w:tcPr>
-          <w:p>
-            <w:pPr>
-              <w:spacing w:after="30" w:before="30"/>
-              <w:jc w:val="left"/>
-            </w:pPr>
-            <w:r/>
-            <w:r>
-              <w:rPr>
-                <w:b w:val="0"/>
-                <w:i w:val="0"/>
-                <w:sz w:val="18"/>
-              </w:rPr>
-              <w:t>Task 1.3, IRB study</w:t>
-            </w:r>
-          </w:p>
-        </w:tc>
-      </w:tr>
-      <w:tr>
-        <w:tc>
-          <w:tcPr>
-            <w:tcW w:type="dxa" w:w="4752"/>
-            <w:tcBorders>
-              <w:bottom w:val="single" w:sz="2" w:space="0" w:color="B9C4BD"/>
-            </w:tcBorders>
-          </w:tcPr>
-          <w:p>
-            <w:pPr>
-              <w:spacing w:after="30" w:before="30"/>
-              <w:jc w:val="left"/>
-            </w:pPr>
-            <w:r/>
-            <w:r>
-              <w:rPr>
-                <w:b w:val="0"/>
-                <w:i w:val="0"/>
-                <w:sz w:val="18"/>
-              </w:rPr>
-              <w:t>Outcome ascertainment at the pre-specified window</w:t>
-            </w:r>
-          </w:p>
-        </w:tc>
-        <w:tc>
-          <w:tcPr>
-            <w:tcW w:type="dxa" w:w="1944"/>
-            <w:tcBorders>
-              <w:bottom w:val="single" w:sz="2" w:space="0" w:color="B9C4BD"/>
-            </w:tcBorders>
-          </w:tcPr>
-          <w:p>
-            <w:pPr>
-              <w:spacing w:after="30" w:before="30"/>
-              <w:jc w:val="right"/>
-            </w:pPr>
-            <w:r/>
-            <w:r>
-              <w:rPr>
-                <w:b w:val="0"/>
-                <w:i w:val="0"/>
-                <w:sz w:val="18"/>
-              </w:rPr>
-              <w:t>≥ 80%</w:t>
-            </w:r>
-          </w:p>
-        </w:tc>
-        <w:tc>
-          <w:tcPr>
-            <w:tcW w:type="dxa" w:w="4104"/>
-            <w:tcBorders>
-              <w:bottom w:val="single" w:sz="2" w:space="0" w:color="B9C4BD"/>
-            </w:tcBorders>
-          </w:tcPr>
-          <w:p>
-            <w:pPr>
-              <w:spacing w:after="30" w:before="30"/>
-              <w:jc w:val="left"/>
-            </w:pPr>
-            <w:r/>
-            <w:r>
-              <w:rPr>
-                <w:b w:val="0"/>
-                <w:i w:val="0"/>
-                <w:sz w:val="18"/>
-              </w:rPr>
-              <w:t>Confirmed care start date</w:t>
-            </w:r>
-          </w:p>
-        </w:tc>
-      </w:tr>
-      <w:tr>
-        <w:tc>
-          <w:tcPr>
-            <w:tcW w:type="dxa" w:w="4752"/>
-            <w:tcBorders>
-              <w:bottom w:val="single" w:sz="8" w:space="0" w:color="14453F"/>
-            </w:tcBorders>
-          </w:tcPr>
-          <w:p>
-            <w:pPr>
-              <w:spacing w:after="30" w:before="30"/>
-              <w:jc w:val="left"/>
-            </w:pPr>
-            <w:r/>
-            <w:r>
-              <w:rPr>
-                <w:b w:val="0"/>
-                <w:i w:val="0"/>
-                <w:sz w:val="18"/>
-              </w:rPr>
-              <w:t>Cost per established case</w:t>
-            </w:r>
-          </w:p>
-        </w:tc>
-        <w:tc>
-          <w:tcPr>
-            <w:tcW w:type="dxa" w:w="1944"/>
-            <w:tcBorders>
-              <w:bottom w:val="single" w:sz="8" w:space="0" w:color="14453F"/>
-            </w:tcBorders>
-          </w:tcPr>
-          <w:p>
-            <w:pPr>
-              <w:spacing w:after="30" w:before="30"/>
-              <w:jc w:val="right"/>
-            </w:pPr>
-            <w:r/>
-            <w:r>
-              <w:rPr>
-                <w:b w:val="0"/>
-                <w:i w:val="0"/>
-                <w:sz w:val="18"/>
-              </w:rPr>
-              <w:t>Falling</w:t>
+              <w:t>100%</w:t>
             </w:r>
           </w:p>
         </w:tc>
@@ -4500,7 +5091,7 @@
           </w:tcPr>
           <w:p>
             <w:pPr>
-              <w:spacing w:after="30" w:before="30"/>
+              <w:spacing w:after="20" w:before="20"/>
               <w:jc w:val="left"/>
             </w:pPr>
             <w:r/>
@@ -4510,7 +5101,7 @@
                 <w:i w:val="0"/>
                 <w:sz w:val="18"/>
               </w:rPr>
-              <w:t>Live staff, compute, and support records</w:t>
+              <w:t>Workforce system</w:t>
             </w:r>
           </w:p>
         </w:tc>
@@ -4518,7 +5109,7 @@
     </w:tbl>
     <w:p>
       <w:pPr>
-        <w:spacing w:after="100"/>
+        <w:spacing w:after="80"/>
         <w:jc w:val="left"/>
       </w:pPr>
       <w:r>
@@ -4527,7 +5118,7 @@
           <w:i w:val="0"/>
           <w:sz w:val="18"/>
         </w:rPr>
-        <w:t>Table 4.</w:t>
+        <w:t>Table 5.</w:t>
       </w:r>
       <w:r>
         <w:rPr>
@@ -4540,7 +5131,21 @@
     </w:p>
     <w:p>
       <w:pPr>
-        <w:spacing w:before="140"/>
+        <w:spacing w:after="100"/>
+        <w:jc w:val="left"/>
+      </w:pPr>
+      <w:r>
+        <w:rPr>
+          <w:b w:val="0"/>
+          <w:i/>
+          <w:sz w:val="18"/>
+        </w:rPr>
+        <w:t>Gate: the first two criteria must be met at month 12 before Aim 2 activates.</w:t>
+      </w:r>
+    </w:p>
+    <w:p>
+      <w:pPr>
+        <w:spacing w:before="120"/>
         <w:jc w:val="both"/>
       </w:pPr>
       <w:r>
@@ -4555,7 +5160,7 @@
           <w:b w:val="0"/>
           <w:i w:val="0"/>
         </w:rPr>
-        <w:t xml:space="preserve"> The expert panel is the measurement instrument for Aim 1, so panel disagreement could reflect reviewer variability rather than system error. We will establish inter-rater reliability before any system output is adjudicated and will report it alongside every accuracy figure; cases with panel disagreement are adjudicated by a third reviewer and analyzed separately. Program eligibility rules change during a three-year award, which would degrade accuracy through no fault of the agents; the database maintenance pipeline re-verifies records against current sources on a rolling schedule, and we will report accuracy separately for rules that changed within the measurement window. If agreement stalls below the 85 percent criterion, the alternative is to narrow scope rather than widen it: we will restrict automated execution to the program families where accuracy is highest, route the remainder to human-assisted execution, and report the boundary honestly rather than reporting an average that conceals it.</w:t>
+        <w:t xml:space="preserve"> Panel disagreement could reflect reviewer variability rather than system error, which is why inter-rater reliability is established first and reported alongside every accuracy figure. Program rules change during a three-year award and would degrade accuracy through no fault of the system; the maintenance pipeline re-verifies records on a rolling schedule and accuracy is reported separately for rules that changed inside the measurement window. If agreement stalls below the gate, the alternative is to narrow scope rather than widen it: restrict automated execution to the program and service categories where accuracy is highest, route the remainder to human-assisted execution, and report the boundary rather than an average that conceals it. Aim 2 activation is held until the gate is met, which is what the month 12 decision point exists to enforce.</w:t>
       </w:r>
     </w:p>
     <w:p>
@@ -4573,7 +5178,7 @@
           <w:i w:val="0"/>
           <w:color w:val="14453F"/>
         </w:rPr>
-        <w:t xml:space="preserve">Specific Aim 2: Bring new caregivers into the workforce. </w:t>
+        <w:t xml:space="preserve">Specific Aim 2: Validate both products in two markets, at no charge. </w:t>
       </w:r>
       <w:r>
         <w:rPr>
@@ -4581,7 +5186,7 @@
           <w:i/>
           <w:color w:val="14453F"/>
         </w:rPr>
-        <w:t>(Years 1 to 3)</w:t>
+        <w:t>(Years 1 to 2)</w:t>
       </w:r>
     </w:p>
     <w:p>
@@ -4593,7 +5198,7 @@
           <w:b w:val="0"/>
           <w:i w:val="0"/>
         </w:rPr>
-        <w:t>This aim tests whether people who were not in the direct-care labor market can be recruited, verified, employed by licensed providers, and retained, and whether providers find the resulting hires valuable. Providers pay nothing for staffing in this aim; paid conversion is tested in Aim 3.</w:t>
+        <w:t>Central question: with real households, real providers, and real caregivers concentrated in one place, does care get established, does the staffing pathway complete end to end, and do all three sides accept it? This aim is where the commercial risk is removed. Nothing is charged, so adoption is not confounded with price, and every parameter Aim 3 needs in order to price is measured here first.</w:t>
       </w:r>
     </w:p>
     <w:p>
@@ -4605,14 +5210,14 @@
           <w:b/>
           <w:i w:val="0"/>
         </w:rPr>
-        <w:t>Task 2.1: Verify the recruitment, screening, and verified-record pipeline.</w:t>
+        <w:t>Task 2.1: Activate two markets.</w:t>
       </w:r>
       <w:r>
         <w:rPr>
           <w:b w:val="0"/>
           <w:i w:val="0"/>
         </w:rPr>
-        <w:t xml:space="preserve"> Campus and community recruitment channels, eligibility and background screening, training completion, and the construction of the verified experience record that accumulates hours, competencies, populations served, and supervisor evaluations across employers.</w:t>
+        <w:t xml:space="preserve"> Two markets are opened, one campus-rich and one campus-poor, selected on existing organic family traffic, provider density, and state aid generosity. Families arrive through organic search, local partners including Area Agencies on Aging and Alzheimer's Association chapters, and direct outreach. Providers are recruited from the onboarded base and by direct outreach and are offered both products at no cost for the duration of the aim. Every activation is tagged by source, market, and cohort.</w:t>
       </w:r>
     </w:p>
     <w:p>
@@ -4624,14 +5229,14 @@
           <w:b/>
           <w:i w:val="0"/>
         </w:rPr>
-        <w:t>Task 2.2: Establish and instrument the placement pathway.</w:t>
+        <w:t>Task 2.2: Measure care establishment.</w:t>
       </w:r>
       <w:r>
         <w:rPr>
           <w:b w:val="0"/>
           <w:i w:val="0"/>
         </w:rPr>
-        <w:t xml:space="preserve"> Provider onboarding, role matching, offer and hire, and shift confirmation, with each step timestamped so that time to interview, time to hire, and fill rate are measured rather than estimated.</w:t>
+        <w:t xml:space="preserve"> The operational stream. Each household is followed from screening through the identified aid and services to a confirmed start date, with the step at which any household stops recorded. Reported outcomes are the share reaching established aid or care, time from first contact to established care, aid dollars secured, drop-off by step, and eligibility accuracy against the accumulating volume of executed cases, which tests whether the database sharpens with use. This is platform telemetry, not human subjects research.</w:t>
       </w:r>
     </w:p>
     <w:p>
@@ -4643,7 +5248,7 @@
           <w:b/>
           <w:i w:val="0"/>
         </w:rPr>
-        <w:t>Task 2.3: Validate acceptability, appropriateness, and feasibility with providers and workers.</w:t>
+        <w:t>Task 2.3: Validate CareNavigator with family caregivers.</w:t>
       </w:r>
       <w:r>
         <w:rPr>
@@ -4664,7 +5269,7 @@
           <w:b w:val="0"/>
           <w:i w:val="0"/>
         </w:rPr>
-        <w:t xml:space="preserve"> Structured assessment using the Acceptability, Appropriateness, and Feasibility of Intervention Measures with provider supervisors and with placed workers, plus semi-structured interviews on safety, supervision, workflow fit, and barriers. Research participation is firewalled from employment decisions, shift allocation, and sales in the protocol, and consent language states this explicitly.</w:t>
+        <w:t xml:space="preserve"> Twenty-five family caregivers of people living with dementia complete a mixed-methods evaluation of the integrated product, following the User Experience Evaluation in Intelligent Environments framework, with the sample size informed by our prior work. In a 60-minute moderated session each participant completes a needs assessment, reviews eligibility matches, prepares one application package, and locates the status of a filed application, thinking aloud while the moderator records task success against pre-defined criteria, time on task, errors, and assists. Post-use measures are the System Usability Scale and the 12-item trust-in-automation scale, followed by a semi-structured interview on where the system lost them. Surveys at four weeks and three months record whether the participant reached aid or care. Transcripts are analyzed thematically against a shared codebook by two independent coders with inter-coder agreement reported, and findings are integrated in a joint display that converts into an engineering backlog.</w:t>
       </w:r>
     </w:p>
     <w:p>
@@ -4676,14 +5281,14 @@
           <w:b/>
           <w:i w:val="0"/>
         </w:rPr>
-        <w:t>Task 2.4: Measure net-new-worker share and retention.</w:t>
+        <w:t>Task 2.4: Recruit, place, and retain caregivers.</w:t>
       </w:r>
       <w:r>
         <w:rPr>
           <w:b w:val="0"/>
           <w:i w:val="0"/>
         </w:rPr>
-        <w:t xml:space="preserve"> Prior direct-care employment is ascertained at intake, before placement, so that the share of workers new to the field is measured rather than inferred. Retention is reported by cohort at 90 days and at 12 months, and separately for workers who remain with the placing provider and those who move to another employer carrying their record.</w:t>
+        <w:t xml:space="preserve"> Recruitment runs through campus advisors, health-professions organizations, and community channels. Prior direct-care employment is ascertained at intake, before placement, so the share of workers new to the field is measured rather than inferred. Each placement is timestamped from application through screening, provider interview, hire, and first confirmed shift, which yields time to hire and fill rate. Retention is reported by cohort at 90 days, and separately for workers who remain with the placing provider and those who move to another licensed employer carrying their verified record, because a worker who changes employers still represents capacity added to the field. Placed workers are also invited into the interview component of Task 2.5; research participation is firewalled from employment decisions, shift allocation, and any commercial conversation, and consent language states this.</w:t>
       </w:r>
     </w:p>
     <w:p>
@@ -4695,7 +5300,7 @@
           <w:b/>
           <w:i w:val="0"/>
         </w:rPr>
-        <w:t>Task 2.5: Second worker-pool feasibility pilot.</w:t>
+        <w:t>Task 2.5: Validate the staffing product with providers and workers.</w:t>
       </w:r>
       <w:r>
         <w:rPr>
@@ -4709,14 +5314,33 @@
           <w:b w:val="0"/>
           <w:i/>
         </w:rPr>
-        <w:t>(Year 3, two campus-poor markets.)</w:t>
+        <w:t>(Human subjects research; Clemson University IRB.)</w:t>
       </w:r>
       <w:r>
         <w:rPr>
           <w:b w:val="0"/>
           <w:i w:val="0"/>
         </w:rPr>
-        <w:t xml:space="preserve"> A bounded pilot recruiting career changers and recent retirees through the same pathway, with feasibility endpoints only: whether the pathway can recruit, verify, and place a non-student cohort at comparable cost and retention.</w:t>
+        <w:t xml:space="preserve"> A sequential mixed-methods implementation study in two phases. The formative phase enrolls approximately 30 provider participants across owner, recruiter, and scheduler roles and approximately 20 placed workers, who complete role-specific tasks against pre-defined criteria and then a guided interview on workflow fit, supervision and safety, training needs, and priorities for improvement. Recruitment continues in small batches until no new high-priority issue emerges in two consecutive batches. The field phase follows the refined product through live semester cohorts in both markets. Measures are the System Usability Scale and the Acceptability, Appropriateness, and Feasibility of Intervention Measures, reported with 95 percent confidence intervals as implementation estimates rather than between-group tests. A stated-preference component, administered apart from any sales conversation, seeds the price range Aim 3 tests.</w:t>
+      </w:r>
+    </w:p>
+    <w:p>
+      <w:pPr>
+        <w:jc w:val="both"/>
+      </w:pPr>
+      <w:r>
+        <w:rPr>
+          <w:b/>
+          <w:i w:val="0"/>
+        </w:rPr>
+        <w:t>Task 2.6: Measure cost to acquire and cost to serve.</w:t>
+      </w:r>
+      <w:r>
+        <w:rPr>
+          <w:b w:val="0"/>
+          <w:i w:val="0"/>
+        </w:rPr>
+        <w:t xml:space="preserve"> Acquisition cost is measured per family and per provider by channel and market. Cost to serve is measured per established case and per placed worker using time-driven activity-based costing over the compute behind the agents, the messages the loops send, navigator time, and support time. Both formulas are fixed before measurement begins and both read from live records. These figures are the denominators of every economic claim in Aim 3.</w:t>
       </w:r>
     </w:p>
     <w:p>
@@ -4756,14 +5380,14 @@
       <w:tr>
         <w:tc>
           <w:tcPr>
-            <w:tcW w:type="dxa" w:w="4752"/>
+            <w:tcW w:type="dxa" w:w="4644"/>
             <w:tcBorders>
               <w:bottom w:val="single" w:sz="8" w:space="0" w:color="14453F"/>
             </w:tcBorders>
           </w:tcPr>
           <w:p>
             <w:pPr>
-              <w:spacing w:after="30" w:before="30"/>
+              <w:spacing w:after="20" w:before="20"/>
               <w:jc w:val="left"/>
             </w:pPr>
             <w:r/>
@@ -4780,14 +5404,14 @@
         </w:tc>
         <w:tc>
           <w:tcPr>
-            <w:tcW w:type="dxa" w:w="1944"/>
+            <w:tcW w:type="dxa" w:w="2052"/>
             <w:tcBorders>
               <w:bottom w:val="single" w:sz="8" w:space="0" w:color="14453F"/>
             </w:tcBorders>
           </w:tcPr>
           <w:p>
             <w:pPr>
-              <w:spacing w:after="30" w:before="30"/>
+              <w:spacing w:after="20" w:before="20"/>
               <w:jc w:val="right"/>
             </w:pPr>
             <w:r/>
@@ -4811,7 +5435,7 @@
           </w:tcPr>
           <w:p>
             <w:pPr>
-              <w:spacing w:after="30" w:before="30"/>
+              <w:spacing w:after="20" w:before="20"/>
               <w:jc w:val="left"/>
             </w:pPr>
             <w:r/>
@@ -4830,14 +5454,298 @@
       <w:tr>
         <w:tc>
           <w:tcPr>
-            <w:tcW w:type="dxa" w:w="4752"/>
+            <w:tcW w:type="dxa" w:w="4644"/>
             <w:tcBorders>
               <w:bottom w:val="single" w:sz="2" w:space="0" w:color="B9C4BD"/>
             </w:tcBorders>
           </w:tcPr>
           <w:p>
             <w:pPr>
-              <w:spacing w:after="30" w:before="30"/>
+              <w:spacing w:after="20" w:before="20"/>
+              <w:jc w:val="left"/>
+            </w:pPr>
+            <w:r/>
+            <w:r>
+              <w:rPr>
+                <w:b w:val="0"/>
+                <w:i w:val="0"/>
+                <w:sz w:val="18"/>
+              </w:rPr>
+              <w:t>Households reaching established aid or care</w:t>
+            </w:r>
+          </w:p>
+        </w:tc>
+        <w:tc>
+          <w:tcPr>
+            <w:tcW w:type="dxa" w:w="2052"/>
+            <w:tcBorders>
+              <w:bottom w:val="single" w:sz="2" w:space="0" w:color="B9C4BD"/>
+            </w:tcBorders>
+          </w:tcPr>
+          <w:p>
+            <w:pPr>
+              <w:spacing w:after="20" w:before="20"/>
+              <w:jc w:val="right"/>
+            </w:pPr>
+            <w:r/>
+            <w:r>
+              <w:rPr>
+                <w:b w:val="0"/>
+                <w:i w:val="0"/>
+                <w:sz w:val="18"/>
+              </w:rPr>
+              <w:t>Reported with 95% CI</w:t>
+            </w:r>
+          </w:p>
+        </w:tc>
+        <w:tc>
+          <w:tcPr>
+            <w:tcW w:type="dxa" w:w="4104"/>
+            <w:tcBorders>
+              <w:bottom w:val="single" w:sz="2" w:space="0" w:color="B9C4BD"/>
+            </w:tcBorders>
+          </w:tcPr>
+          <w:p>
+            <w:pPr>
+              <w:spacing w:after="20" w:before="20"/>
+              <w:jc w:val="left"/>
+            </w:pPr>
+            <w:r/>
+            <w:r>
+              <w:rPr>
+                <w:b w:val="0"/>
+                <w:i w:val="0"/>
+                <w:sz w:val="18"/>
+              </w:rPr>
+              <w:t>Confirmed start date, Task 2.2</w:t>
+            </w:r>
+          </w:p>
+        </w:tc>
+      </w:tr>
+      <w:tr>
+        <w:tc>
+          <w:tcPr>
+            <w:tcW w:type="dxa" w:w="4644"/>
+            <w:tcBorders>
+              <w:bottom w:val="single" w:sz="2" w:space="0" w:color="B9C4BD"/>
+            </w:tcBorders>
+          </w:tcPr>
+          <w:p>
+            <w:pPr>
+              <w:spacing w:after="20" w:before="20"/>
+              <w:jc w:val="left"/>
+            </w:pPr>
+            <w:r/>
+            <w:r>
+              <w:rPr>
+                <w:b w:val="0"/>
+                <w:i w:val="0"/>
+                <w:sz w:val="18"/>
+              </w:rPr>
+              <w:t>Outcome ascertainment at the pre-specified window</w:t>
+            </w:r>
+          </w:p>
+        </w:tc>
+        <w:tc>
+          <w:tcPr>
+            <w:tcW w:type="dxa" w:w="2052"/>
+            <w:tcBorders>
+              <w:bottom w:val="single" w:sz="2" w:space="0" w:color="B9C4BD"/>
+            </w:tcBorders>
+          </w:tcPr>
+          <w:p>
+            <w:pPr>
+              <w:spacing w:after="20" w:before="20"/>
+              <w:jc w:val="right"/>
+            </w:pPr>
+            <w:r/>
+            <w:r>
+              <w:rPr>
+                <w:b w:val="0"/>
+                <w:i w:val="0"/>
+                <w:sz w:val="18"/>
+              </w:rPr>
+              <w:t>≥ 80%</w:t>
+            </w:r>
+          </w:p>
+        </w:tc>
+        <w:tc>
+          <w:tcPr>
+            <w:tcW w:type="dxa" w:w="4104"/>
+            <w:tcBorders>
+              <w:bottom w:val="single" w:sz="2" w:space="0" w:color="B9C4BD"/>
+            </w:tcBorders>
+          </w:tcPr>
+          <w:p>
+            <w:pPr>
+              <w:spacing w:after="20" w:before="20"/>
+              <w:jc w:val="left"/>
+            </w:pPr>
+            <w:r/>
+            <w:r>
+              <w:rPr>
+                <w:b w:val="0"/>
+                <w:i w:val="0"/>
+                <w:sz w:val="18"/>
+              </w:rPr>
+              <w:t>Task 2.2</w:t>
+            </w:r>
+          </w:p>
+        </w:tc>
+      </w:tr>
+      <w:tr>
+        <w:tc>
+          <w:tcPr>
+            <w:tcW w:type="dxa" w:w="4644"/>
+            <w:tcBorders>
+              <w:bottom w:val="single" w:sz="2" w:space="0" w:color="B9C4BD"/>
+            </w:tcBorders>
+          </w:tcPr>
+          <w:p>
+            <w:pPr>
+              <w:spacing w:after="20" w:before="20"/>
+              <w:jc w:val="left"/>
+            </w:pPr>
+            <w:r/>
+            <w:r>
+              <w:rPr>
+                <w:b w:val="0"/>
+                <w:i w:val="0"/>
+                <w:sz w:val="18"/>
+              </w:rPr>
+              <w:t>Usability, System Usability Scale</w:t>
+            </w:r>
+          </w:p>
+        </w:tc>
+        <w:tc>
+          <w:tcPr>
+            <w:tcW w:type="dxa" w:w="2052"/>
+            <w:tcBorders>
+              <w:bottom w:val="single" w:sz="2" w:space="0" w:color="B9C4BD"/>
+            </w:tcBorders>
+          </w:tcPr>
+          <w:p>
+            <w:pPr>
+              <w:spacing w:after="20" w:before="20"/>
+              <w:jc w:val="right"/>
+            </w:pPr>
+            <w:r/>
+            <w:r>
+              <w:rPr>
+                <w:b w:val="0"/>
+                <w:i w:val="0"/>
+                <w:sz w:val="18"/>
+              </w:rPr>
+              <w:t>≥ 72</w:t>
+            </w:r>
+          </w:p>
+        </w:tc>
+        <w:tc>
+          <w:tcPr>
+            <w:tcW w:type="dxa" w:w="4104"/>
+            <w:tcBorders>
+              <w:bottom w:val="single" w:sz="2" w:space="0" w:color="B9C4BD"/>
+            </w:tcBorders>
+          </w:tcPr>
+          <w:p>
+            <w:pPr>
+              <w:spacing w:after="20" w:before="20"/>
+              <w:jc w:val="left"/>
+            </w:pPr>
+            <w:r/>
+            <w:r>
+              <w:rPr>
+                <w:b w:val="0"/>
+                <w:i w:val="0"/>
+                <w:sz w:val="18"/>
+              </w:rPr>
+              <w:t>Task 2.3, IRB, n = 25</w:t>
+            </w:r>
+          </w:p>
+        </w:tc>
+      </w:tr>
+      <w:tr>
+        <w:tc>
+          <w:tcPr>
+            <w:tcW w:type="dxa" w:w="4644"/>
+            <w:tcBorders>
+              <w:bottom w:val="single" w:sz="2" w:space="0" w:color="B9C4BD"/>
+            </w:tcBorders>
+          </w:tcPr>
+          <w:p>
+            <w:pPr>
+              <w:spacing w:after="20" w:before="20"/>
+              <w:jc w:val="left"/>
+            </w:pPr>
+            <w:r/>
+            <w:r>
+              <w:rPr>
+                <w:b w:val="0"/>
+                <w:i w:val="0"/>
+                <w:sz w:val="18"/>
+              </w:rPr>
+              <w:t>Trust in automation</w:t>
+            </w:r>
+          </w:p>
+        </w:tc>
+        <w:tc>
+          <w:tcPr>
+            <w:tcW w:type="dxa" w:w="2052"/>
+            <w:tcBorders>
+              <w:bottom w:val="single" w:sz="2" w:space="0" w:color="B9C4BD"/>
+            </w:tcBorders>
+          </w:tcPr>
+          <w:p>
+            <w:pPr>
+              <w:spacing w:after="20" w:before="20"/>
+              <w:jc w:val="right"/>
+            </w:pPr>
+            <w:r/>
+            <w:r>
+              <w:rPr>
+                <w:b w:val="0"/>
+                <w:i w:val="0"/>
+                <w:sz w:val="18"/>
+              </w:rPr>
+              <w:t>≥ 5 of 7</w:t>
+            </w:r>
+          </w:p>
+        </w:tc>
+        <w:tc>
+          <w:tcPr>
+            <w:tcW w:type="dxa" w:w="4104"/>
+            <w:tcBorders>
+              <w:bottom w:val="single" w:sz="2" w:space="0" w:color="B9C4BD"/>
+            </w:tcBorders>
+          </w:tcPr>
+          <w:p>
+            <w:pPr>
+              <w:spacing w:after="20" w:before="20"/>
+              <w:jc w:val="left"/>
+            </w:pPr>
+            <w:r/>
+            <w:r>
+              <w:rPr>
+                <w:b w:val="0"/>
+                <w:i w:val="0"/>
+                <w:sz w:val="18"/>
+              </w:rPr>
+              <w:t>Task 2.3, IRB</w:t>
+            </w:r>
+          </w:p>
+        </w:tc>
+      </w:tr>
+      <w:tr>
+        <w:tc>
+          <w:tcPr>
+            <w:tcW w:type="dxa" w:w="4644"/>
+            <w:tcBorders>
+              <w:bottom w:val="single" w:sz="2" w:space="0" w:color="B9C4BD"/>
+            </w:tcBorders>
+          </w:tcPr>
+          <w:p>
+            <w:pPr>
+              <w:spacing w:after="20" w:before="20"/>
               <w:jc w:val="left"/>
             </w:pPr>
             <w:r/>
@@ -4853,14 +5761,14 @@
         </w:tc>
         <w:tc>
           <w:tcPr>
-            <w:tcW w:type="dxa" w:w="1944"/>
+            <w:tcW w:type="dxa" w:w="2052"/>
             <w:tcBorders>
               <w:bottom w:val="single" w:sz="2" w:space="0" w:color="B9C4BD"/>
             </w:tcBorders>
           </w:tcPr>
           <w:p>
             <w:pPr>
-              <w:spacing w:after="30" w:before="30"/>
+              <w:spacing w:after="20" w:before="20"/>
               <w:jc w:val="right"/>
             </w:pPr>
             <w:r/>
@@ -4883,7 +5791,7 @@
           </w:tcPr>
           <w:p>
             <w:pPr>
-              <w:spacing w:after="30" w:before="30"/>
+              <w:spacing w:after="20" w:before="20"/>
               <w:jc w:val="left"/>
             </w:pPr>
             <w:r/>
@@ -4893,7 +5801,7 @@
                 <w:i w:val="0"/>
                 <w:sz w:val="18"/>
               </w:rPr>
-              <w:t>Ascertained at intake, before placement</w:t>
+              <w:t>Ascertained at intake, Task 2.4</w:t>
             </w:r>
           </w:p>
         </w:tc>
@@ -4901,14 +5809,14 @@
       <w:tr>
         <w:tc>
           <w:tcPr>
-            <w:tcW w:type="dxa" w:w="4752"/>
+            <w:tcW w:type="dxa" w:w="4644"/>
             <w:tcBorders>
               <w:bottom w:val="single" w:sz="2" w:space="0" w:color="B9C4BD"/>
             </w:tcBorders>
           </w:tcPr>
           <w:p>
             <w:pPr>
-              <w:spacing w:after="30" w:before="30"/>
+              <w:spacing w:after="20" w:before="20"/>
               <w:jc w:val="left"/>
             </w:pPr>
             <w:r/>
@@ -4918,20 +5826,20 @@
                 <w:i w:val="0"/>
                 <w:sz w:val="18"/>
               </w:rPr>
-              <w:t>Accounts reaching a first verified paid shift</w:t>
+              <w:t>Worker retention at 90 days</w:t>
             </w:r>
           </w:p>
         </w:tc>
         <w:tc>
           <w:tcPr>
-            <w:tcW w:type="dxa" w:w="1944"/>
+            <w:tcW w:type="dxa" w:w="2052"/>
             <w:tcBorders>
               <w:bottom w:val="single" w:sz="2" w:space="0" w:color="B9C4BD"/>
             </w:tcBorders>
           </w:tcPr>
           <w:p>
             <w:pPr>
-              <w:spacing w:after="30" w:before="30"/>
+              <w:spacing w:after="20" w:before="20"/>
               <w:jc w:val="right"/>
             </w:pPr>
             <w:r/>
@@ -4941,7 +5849,7 @@
                 <w:i w:val="0"/>
                 <w:sz w:val="18"/>
               </w:rPr>
-              <w:t>≥ 70%</w:t>
+              <w:t>Reported by cohort</w:t>
             </w:r>
           </w:p>
         </w:tc>
@@ -4954,7 +5862,7 @@
           </w:tcPr>
           <w:p>
             <w:pPr>
-              <w:spacing w:after="30" w:before="30"/>
+              <w:spacing w:after="20" w:before="20"/>
               <w:jc w:val="left"/>
             </w:pPr>
             <w:r/>
@@ -4964,7 +5872,7 @@
                 <w:i w:val="0"/>
                 <w:sz w:val="18"/>
               </w:rPr>
-              <w:t>Timestamped placement records</w:t>
+              <w:t>Employment and verified-record data</w:t>
             </w:r>
           </w:p>
         </w:tc>
@@ -4972,14 +5880,14 @@
       <w:tr>
         <w:tc>
           <w:tcPr>
-            <w:tcW w:type="dxa" w:w="4752"/>
+            <w:tcW w:type="dxa" w:w="4644"/>
             <w:tcBorders>
               <w:bottom w:val="single" w:sz="2" w:space="0" w:color="B9C4BD"/>
             </w:tcBorders>
           </w:tcPr>
           <w:p>
             <w:pPr>
-              <w:spacing w:after="30" w:before="30"/>
+              <w:spacing w:after="20" w:before="20"/>
               <w:jc w:val="left"/>
             </w:pPr>
             <w:r/>
@@ -4995,14 +5903,14 @@
         </w:tc>
         <w:tc>
           <w:tcPr>
-            <w:tcW w:type="dxa" w:w="1944"/>
+            <w:tcW w:type="dxa" w:w="2052"/>
             <w:tcBorders>
               <w:bottom w:val="single" w:sz="2" w:space="0" w:color="B9C4BD"/>
             </w:tcBorders>
           </w:tcPr>
           <w:p>
             <w:pPr>
-              <w:spacing w:after="30" w:before="30"/>
+              <w:spacing w:after="20" w:before="20"/>
               <w:jc w:val="right"/>
             </w:pPr>
             <w:r/>
@@ -5025,7 +5933,7 @@
           </w:tcPr>
           <w:p>
             <w:pPr>
-              <w:spacing w:after="30" w:before="30"/>
+              <w:spacing w:after="20" w:before="20"/>
               <w:jc w:val="left"/>
             </w:pPr>
             <w:r/>
@@ -5035,7 +5943,7 @@
                 <w:i w:val="0"/>
                 <w:sz w:val="18"/>
               </w:rPr>
-              <w:t>Task 2.3, IRB study</w:t>
+              <w:t>Task 2.5, IRB</w:t>
             </w:r>
           </w:p>
         </w:tc>
@@ -5043,14 +5951,14 @@
       <w:tr>
         <w:tc>
           <w:tcPr>
-            <w:tcW w:type="dxa" w:w="4752"/>
+            <w:tcW w:type="dxa" w:w="4644"/>
             <w:tcBorders>
-              <w:bottom w:val="single" w:sz="2" w:space="0" w:color="B9C4BD"/>
+              <w:bottom w:val="single" w:sz="8" w:space="0" w:color="14453F"/>
             </w:tcBorders>
           </w:tcPr>
           <w:p>
             <w:pPr>
-              <w:spacing w:after="30" w:before="30"/>
+              <w:spacing w:after="20" w:before="20"/>
               <w:jc w:val="left"/>
             </w:pPr>
             <w:r/>
@@ -5060,20 +5968,20 @@
                 <w:i w:val="0"/>
                 <w:sz w:val="18"/>
               </w:rPr>
-              <w:t>Providers with repeat shift use at 60 days</w:t>
+              <w:t>Cost to acquire and cost to serve</w:t>
             </w:r>
           </w:p>
         </w:tc>
         <w:tc>
           <w:tcPr>
-            <w:tcW w:type="dxa" w:w="1944"/>
+            <w:tcW w:type="dxa" w:w="2052"/>
             <w:tcBorders>
-              <w:bottom w:val="single" w:sz="2" w:space="0" w:color="B9C4BD"/>
+              <w:bottom w:val="single" w:sz="8" w:space="0" w:color="14453F"/>
             </w:tcBorders>
           </w:tcPr>
           <w:p>
             <w:pPr>
-              <w:spacing w:after="30" w:before="30"/>
+              <w:spacing w:after="20" w:before="20"/>
               <w:jc w:val="right"/>
             </w:pPr>
             <w:r/>
@@ -5083,149 +5991,7 @@
                 <w:i w:val="0"/>
                 <w:sz w:val="18"/>
               </w:rPr>
-              <w:t>≥ 50%</w:t>
-            </w:r>
-          </w:p>
-        </w:tc>
-        <w:tc>
-          <w:tcPr>
-            <w:tcW w:type="dxa" w:w="4104"/>
-            <w:tcBorders>
-              <w:bottom w:val="single" w:sz="2" w:space="0" w:color="B9C4BD"/>
-            </w:tcBorders>
-          </w:tcPr>
-          <w:p>
-            <w:pPr>
-              <w:spacing w:after="30" w:before="30"/>
-              <w:jc w:val="left"/>
-            </w:pPr>
-            <w:r/>
-            <w:r>
-              <w:rPr>
-                <w:b w:val="0"/>
-                <w:i w:val="0"/>
-                <w:sz w:val="18"/>
-              </w:rPr>
-              <w:t>Placement records</w:t>
-            </w:r>
-          </w:p>
-        </w:tc>
-      </w:tr>
-      <w:tr>
-        <w:tc>
-          <w:tcPr>
-            <w:tcW w:type="dxa" w:w="4752"/>
-            <w:tcBorders>
-              <w:bottom w:val="single" w:sz="2" w:space="0" w:color="B9C4BD"/>
-            </w:tcBorders>
-          </w:tcPr>
-          <w:p>
-            <w:pPr>
-              <w:spacing w:after="30" w:before="30"/>
-              <w:jc w:val="left"/>
-            </w:pPr>
-            <w:r/>
-            <w:r>
-              <w:rPr>
-                <w:b w:val="0"/>
-                <w:i w:val="0"/>
-                <w:sz w:val="18"/>
-              </w:rPr>
-              <w:t>Worker retention at 90 days and at 12 months</w:t>
-            </w:r>
-          </w:p>
-        </w:tc>
-        <w:tc>
-          <w:tcPr>
-            <w:tcW w:type="dxa" w:w="1944"/>
-            <w:tcBorders>
-              <w:bottom w:val="single" w:sz="2" w:space="0" w:color="B9C4BD"/>
-            </w:tcBorders>
-          </w:tcPr>
-          <w:p>
-            <w:pPr>
-              <w:spacing w:after="30" w:before="30"/>
-              <w:jc w:val="right"/>
-            </w:pPr>
-            <w:r/>
-            <w:r>
-              <w:rPr>
-                <w:b w:val="0"/>
-                <w:i w:val="0"/>
-                <w:sz w:val="18"/>
-              </w:rPr>
-              <w:t>Reported by cohort</w:t>
-            </w:r>
-          </w:p>
-        </w:tc>
-        <w:tc>
-          <w:tcPr>
-            <w:tcW w:type="dxa" w:w="4104"/>
-            <w:tcBorders>
-              <w:bottom w:val="single" w:sz="2" w:space="0" w:color="B9C4BD"/>
-            </w:tcBorders>
-          </w:tcPr>
-          <w:p>
-            <w:pPr>
-              <w:spacing w:after="30" w:before="30"/>
-              <w:jc w:val="left"/>
-            </w:pPr>
-            <w:r/>
-            <w:r>
-              <w:rPr>
-                <w:b w:val="0"/>
-                <w:i w:val="0"/>
-                <w:sz w:val="18"/>
-              </w:rPr>
-              <w:t>Employment and verified-record data</w:t>
-            </w:r>
-          </w:p>
-        </w:tc>
-      </w:tr>
-      <w:tr>
-        <w:tc>
-          <w:tcPr>
-            <w:tcW w:type="dxa" w:w="4752"/>
-            <w:tcBorders>
-              <w:bottom w:val="single" w:sz="8" w:space="0" w:color="14453F"/>
-            </w:tcBorders>
-          </w:tcPr>
-          <w:p>
-            <w:pPr>
-              <w:spacing w:after="30" w:before="30"/>
-              <w:jc w:val="left"/>
-            </w:pPr>
-            <w:r/>
-            <w:r>
-              <w:rPr>
-                <w:b w:val="0"/>
-                <w:i w:val="0"/>
-                <w:sz w:val="18"/>
-              </w:rPr>
-              <w:t>Second-pool feasibility: cost per hire and retention</w:t>
-            </w:r>
-          </w:p>
-        </w:tc>
-        <w:tc>
-          <w:tcPr>
-            <w:tcW w:type="dxa" w:w="1944"/>
-            <w:tcBorders>
-              <w:bottom w:val="single" w:sz="8" w:space="0" w:color="14453F"/>
-            </w:tcBorders>
-          </w:tcPr>
-          <w:p>
-            <w:pPr>
-              <w:spacing w:after="30" w:before="30"/>
-              <w:jc w:val="right"/>
-            </w:pPr>
-            <w:r/>
-            <w:r>
-              <w:rPr>
-                <w:b w:val="0"/>
-                <w:i w:val="0"/>
-                <w:sz w:val="18"/>
-              </w:rPr>
-              <w:t>Comparable</w:t>
+              <w:t>Measured, both sides</w:t>
             </w:r>
           </w:p>
         </w:tc>
@@ -5238,7 +6004,7 @@
           </w:tcPr>
           <w:p>
             <w:pPr>
-              <w:spacing w:after="30" w:before="30"/>
+              <w:spacing w:after="20" w:before="20"/>
               <w:jc w:val="left"/>
             </w:pPr>
             <w:r/>
@@ -5248,7 +6014,7 @@
                 <w:i w:val="0"/>
                 <w:sz w:val="18"/>
               </w:rPr>
-              <w:t>Task 2.5, two campus-poor markets, versus the student cohort</w:t>
+              <w:t>Task 2.6, time-driven activity-based costing</w:t>
             </w:r>
           </w:p>
         </w:tc>
@@ -5256,7 +6022,7 @@
     </w:tbl>
     <w:p>
       <w:pPr>
-        <w:spacing w:after="100"/>
+        <w:spacing w:after="80"/>
         <w:jc w:val="left"/>
       </w:pPr>
       <w:r>
@@ -5265,7 +6031,7 @@
           <w:i w:val="0"/>
           <w:sz w:val="18"/>
         </w:rPr>
-        <w:t>Table 5.</w:t>
+        <w:t>Table 6.</w:t>
       </w:r>
       <w:r>
         <w:rPr>
@@ -5287,12 +6053,12 @@
           <w:i/>
           <w:sz w:val="18"/>
         </w:rPr>
-        <w:t>Providers pay Olera nothing for staffing in Aim 2. Paid conversion is tested in Aim 3.</w:t>
+        <w:t>Gate: care established and the staffing path completing end to end, at month 21, before wave one opens.</w:t>
       </w:r>
     </w:p>
     <w:p>
       <w:pPr>
-        <w:spacing w:before="140"/>
+        <w:spacing w:before="120"/>
         <w:jc w:val="both"/>
       </w:pPr>
       <w:r>
@@ -5314,14 +6080,14 @@
           <w:b/>
           <w:i w:val="0"/>
         </w:rPr>
-        <w:t>Retention is the most consequential risk in this application.</w:t>
+        <w:t>Worker retention is the most consequential risk in this application.</w:t>
       </w:r>
       <w:r>
         <w:rPr>
           <w:b w:val="0"/>
           <w:i w:val="0"/>
         </w:rPr>
-        <w:t xml:space="preserve"> If workers new to the field leave within 90 days, providers will not pay a second time and the commercial model in Aim 3 weakens regardless of how well Aim 1 performs. Two responses are pre-specified. First, we will report retention two ways: retention with the placing provider, and retention in direct care with any licensed employer, because a worker who moves employers carrying a verified record still represents capacity added to the field even though the original provider lost the hire. Second, if 90-day retention with the placing provider falls below expectations while workforce retention holds, the product emphasis shifts from placement to the portable record itself, which providers value as reduced screening burden. Campus seasonality could create hiring gaps between terms; cohorts will be staggered and the second worker-pool pilot in Task 2.5 will be moved earlier if gaps appear. If providers prove unwilling to employ new entrants at the rate assumed, despite the paid precedent already established, we will shift emphasis to per-diem and supplemental roles, which carry lower onboarding cost and are where declined cases concentrate.</w:t>
+        <w:t xml:space="preserve"> If people new to the field leave within 90 days, providers will not pay a second time and the commercial model in Aim 3 weakens regardless of how well navigation performs. Two responses are pre-specified. Retention is reported both with the placing provider and in direct care with any licensed employer, because those answer different questions and only the second speaks to capacity added. If retention with the placing provider is poor while workforce retention holds, the product emphasis shifts from placement to the verified record itself, which providers value as reduced screening burden. Campus seasonality could create hiring gaps between terms, so cohorts are staggered across the two markets. If the campus-poor market produces no caregivers, that is a finding rather than a loss: the family side continues there and Aim 3's market selection is revised toward the conditions that worked, with the boundary stated. If family volume in either market is too low for providers to experience value, family acquisition is reallocated before any provider-side conclusion is drawn. The pathway is population-agnostic by design, and a non-student worker pool is the first extension after the award.</w:t>
       </w:r>
     </w:p>
     <w:p>
@@ -5339,7 +6105,7 @@
           <w:i w:val="0"/>
           <w:color w:val="14453F"/>
         </w:rPr>
-        <w:t xml:space="preserve">Specific Aim 3: Determine whether providers pay and the economics hold. </w:t>
+        <w:t xml:space="preserve">Specific Aim 3: Determine whether providers pay and the market model repeats. </w:t>
       </w:r>
       <w:r>
         <w:rPr>
@@ -5359,7 +6125,7 @@
           <w:b w:val="0"/>
           <w:i w:val="0"/>
         </w:rPr>
-        <w:t>Each offering enters this aim at its gate. Two cohorts are followed: a conversion cohort drawn from Aim 2's free pilots, and a paid-entry cohort that is charged from first contact, so that willingness to pay is not confounded with the experience of having received the service at no cost.</w:t>
+        <w:t>Central question: will providers pay for staffing, do the unit economics hold after real costs, and does the playbook repeat in markets we did not design in? Aims 1 and 2 establish that the products work. This aim tests whether that value converts into recurring revenue at a price and a cost structure that sustain a market, which is the condition on which the business, and any private investment in it, depends.</w:t>
       </w:r>
     </w:p>
     <w:p>
@@ -5371,14 +6137,14 @@
           <w:b/>
           <w:i w:val="0"/>
         </w:rPr>
-        <w:t>Task 3.1: Set price and packaging under real billing.</w:t>
+        <w:t>Task 3.1: Open six markets in two waves.</w:t>
       </w:r>
       <w:r>
         <w:rPr>
           <w:b w:val="0"/>
           <w:i w:val="0"/>
         </w:rPr>
-        <w:t xml:space="preserve"> Offer prices are randomized at the account level, stratified by market and provider size, with three arms anchored on the prices providers have already paid us, approximately $275 per month and approximately $150 per hire. The design is adaptive: a pre-registered interim analysis at month 30 drops a dominated arm and reallocates. The decision rule, registered before the first offer, selects the price maximizing expected 12-month revenue per account rather than conversion alone, because a price that converts and then churns is worse than one that does neither. Contamination is monitored, markets are paired non-adjacently, and market-level assignment is pre-specified as a sensitivity analysis.</w:t>
+        <w:t xml:space="preserve"> Wave one opens three markets at month 21 and wave two three more at month 30. Both run the playbook documented in Aim 2; wave two is executed by staff who did not write it, with deviations logged. Waves are compared on time to first provider, cost per activation, and the share of activations that are self-service rather than staffed, which tests whether the model repeats affordably rather than merely repeats.</w:t>
       </w:r>
     </w:p>
     <w:p>
@@ -5390,14 +6156,14 @@
           <w:b/>
           <w:i w:val="0"/>
         </w:rPr>
-        <w:t>Task 3.2: Measure unit economics and retention from live billing.</w:t>
+        <w:t>Task 3.2: Set price and packaging under real billing.</w:t>
       </w:r>
       <w:r>
         <w:rPr>
           <w:b w:val="0"/>
           <w:i w:val="0"/>
         </w:rPr>
-        <w:t xml:space="preserve"> Paid conversion within 60 days of offer, revenue per account, cost to serve one paying account from actual billing and support records, retention at 6 and 12 months, churn by survival analysis, customer acquisition cost, payback period, and per-market contribution margin after the cost of serving that market's families.</w:t>
+        <w:t xml:space="preserve"> Three price points are tested, seeded by the stated-preference work in Task 2.5 and anchored on the prices providers have already paid us, approximately $275 per month and approximately $150 per placement. Conditions are assigned at the matched-market level rather than the account level, because providers in neighboring markets compare quotes; markets are paired non-adjacently and a contamination monitor runs in the offer workflow. Price points, package variants, the primary contrast, the follow-up horizon, and the decision rule are pre-registered before any outcome is reviewed. The primary outcome is paid conversion within 60 days of offer, analyzed with generalized estimating equations at the account level with market as the cluster and small-sample corrections. With six markets, arm-level contrasts are estimated with confidence intervals rather than significance-tested, which is the honest use of this design. A pre-registered interim analysis at month 30 drops a dominated arm and reallocates to wave two. The decision rule selects the price maximizing expected 12-month revenue per account rather than conversion alone, because a price that converts and then churns is worse than one that does neither.</w:t>
       </w:r>
     </w:p>
     <w:p>
@@ -5409,7 +6175,26 @@
           <w:b/>
           <w:i w:val="0"/>
         </w:rPr>
-        <w:t>Task 3.3: Qualitative adoption, perceived value, and price fairness.</w:t>
+        <w:t>Task 3.3: Measure unit economics and retention.</w:t>
+      </w:r>
+      <w:r>
+        <w:rPr>
+          <w:b w:val="0"/>
+          <w:i w:val="0"/>
+        </w:rPr>
+        <w:t xml:space="preserve"> Every figure comes from live billing, payroll, and cost records. Customer acquisition cost includes spending on non-converters. Monthly net account margin is revenue less the cost to serve defined in Task 2.6. Retention is estimated at 3, 6, and 12 months. Time to churn is analyzed with discrete-time survival models on account-month records matching the monthly billing cycle, with voluntary cancellation, uncured payment failure, and downgrade treated as competing events, and cause-specific hazards and cumulative incidence reported. Restricted mean survival time at 12 months gives expected account lifetime, and lifetime multiplied by monthly net margin gives lifetime value with a confidence interval, so the payback and lifetime-to-acquisition-cost criteria carry measured uncertainty rather than point estimates. Per-market contribution margin is reported after the cost of serving that market's families, which is the number that determines whether a market pays for itself.</w:t>
+      </w:r>
+    </w:p>
+    <w:p>
+      <w:pPr>
+        <w:jc w:val="both"/>
+      </w:pPr>
+      <w:r>
+        <w:rPr>
+          <w:b/>
+          <w:i w:val="0"/>
+        </w:rPr>
+        <w:t>Task 3.4: The Aim 2 instruments at scale.</w:t>
       </w:r>
       <w:r>
         <w:rPr>
@@ -5430,7 +6215,7 @@
           <w:b w:val="0"/>
           <w:i w:val="0"/>
         </w:rPr>
-        <w:t xml:space="preserve"> Semi-structured interviews with approximately 30 provider decision-makers spanning converters, non-converters, and churned accounts, examining what was purchased, what value was perceived, how price was judged, and why accounts lapsed.</w:t>
+        <w:t xml:space="preserve"> The implementation measures from Task 2.5 are administered across the paid cohort, with a baseline at enrollment and follow-up at four weeks and three months or after a key event such as activation, downgrade, or churn, with approximately 150 provider decision-makers expected. Semi-structured interviews with converters, non-converters, and churned accounts examine what was purchased, what value was perceived, how price was judged, and why accounts lapsed. Baseline perceived value enters the Task 3.3 survival models as a pre-specified predictor of churn. The person-level participant and the account-level economic unit are defined separately throughout.</w:t>
       </w:r>
     </w:p>
     <w:p>
@@ -5442,33 +6227,14 @@
           <w:b/>
           <w:i w:val="0"/>
         </w:rPr>
-        <w:t>Task 3.4: Independent rebuild of the economics.</w:t>
+        <w:t>Task 3.5: Independent rebuild and the investor evidence package.</w:t>
       </w:r>
       <w:r>
         <w:rPr>
           <w:b w:val="0"/>
           <w:i w:val="0"/>
         </w:rPr>
-        <w:t xml:space="preserve"> An independent financial analyst engaged in Year 3 reconstructs unit economics from raw billing, payroll, and cost records without access to our model, and reports discrepancies. This converts a claimed number into an audited one, which is the form an investor and a reviewer both require.</w:t>
-      </w:r>
-    </w:p>
-    <w:p>
-      <w:pPr>
-        <w:jc w:val="both"/>
-      </w:pPr>
-      <w:r>
-        <w:rPr>
-          <w:b/>
-          <w:i w:val="0"/>
-        </w:rPr>
-        <w:t>Task 3.5: Assemble the payer evidence package.</w:t>
-      </w:r>
-      <w:r>
-        <w:rPr>
-          <w:b w:val="0"/>
-          <w:i w:val="0"/>
-        </w:rPr>
-        <w:t xml:space="preserve"> Negotiate and execute data-use agreements with at least two risk-bearing organizations; demonstrate that our episode records link to their claims or encounter data at a pre-specified match rate; deliver intermediate outcomes with face validity, namely aid dollars secured, needs closed, time to established care, and share of episodes ending in established care; and deliver an actuarial cost model built on published effect sizes with sensitivity analysis and stated assumptions.</w:t>
+        <w:t xml:space="preserve"> An independent analyst engaged under subcontract, working from the pre-specified analysis plan and the raw billing, payroll, and cost records, rebuilds revenue, acquisition cost, cost to serve, margin, retention, and per-market profitability without access to our operating model. The analyst does not set price or packaging. Discrepancies between the rebuild and the operating model are investigated and reported rather than silently reconciled. The package assembles the confirmed model into two forward trajectories, expansion funded by reinvested margin and accelerated expansion under private capital, and is the evidence base for the Commercialization Plan's fundraising strategy.</w:t>
       </w:r>
     </w:p>
     <w:p>
@@ -5508,14 +6274,14 @@
       <w:tr>
         <w:tc>
           <w:tcPr>
-            <w:tcW w:type="dxa" w:w="4752"/>
+            <w:tcW w:type="dxa" w:w="4644"/>
             <w:tcBorders>
               <w:bottom w:val="single" w:sz="8" w:space="0" w:color="14453F"/>
             </w:tcBorders>
           </w:tcPr>
           <w:p>
             <w:pPr>
-              <w:spacing w:after="30" w:before="30"/>
+              <w:spacing w:after="20" w:before="20"/>
               <w:jc w:val="left"/>
             </w:pPr>
             <w:r/>
@@ -5532,14 +6298,14 @@
         </w:tc>
         <w:tc>
           <w:tcPr>
-            <w:tcW w:type="dxa" w:w="1944"/>
+            <w:tcW w:type="dxa" w:w="2052"/>
             <w:tcBorders>
               <w:bottom w:val="single" w:sz="8" w:space="0" w:color="14453F"/>
             </w:tcBorders>
           </w:tcPr>
           <w:p>
             <w:pPr>
-              <w:spacing w:after="30" w:before="30"/>
+              <w:spacing w:after="20" w:before="20"/>
               <w:jc w:val="right"/>
             </w:pPr>
             <w:r/>
@@ -5563,7 +6329,7 @@
           </w:tcPr>
           <w:p>
             <w:pPr>
-              <w:spacing w:after="30" w:before="30"/>
+              <w:spacing w:after="20" w:before="20"/>
               <w:jc w:val="left"/>
             </w:pPr>
             <w:r/>
@@ -5582,14 +6348,14 @@
       <w:tr>
         <w:tc>
           <w:tcPr>
-            <w:tcW w:type="dxa" w:w="4752"/>
+            <w:tcW w:type="dxa" w:w="4644"/>
             <w:tcBorders>
               <w:bottom w:val="single" w:sz="2" w:space="0" w:color="B9C4BD"/>
             </w:tcBorders>
           </w:tcPr>
           <w:p>
             <w:pPr>
-              <w:spacing w:after="30" w:before="30"/>
+              <w:spacing w:after="20" w:before="20"/>
               <w:jc w:val="left"/>
             </w:pPr>
             <w:r/>
@@ -5599,20 +6365,20 @@
                 <w:i w:val="0"/>
                 <w:sz w:val="18"/>
               </w:rPr>
-              <w:t>Paid conversion within 60 days, by offered price</w:t>
+              <w:t>Paid conversion within 60 days, by price arm</w:t>
             </w:r>
           </w:p>
         </w:tc>
         <w:tc>
           <w:tcPr>
-            <w:tcW w:type="dxa" w:w="1944"/>
+            <w:tcW w:type="dxa" w:w="2052"/>
             <w:tcBorders>
               <w:bottom w:val="single" w:sz="2" w:space="0" w:color="B9C4BD"/>
             </w:tcBorders>
           </w:tcPr>
           <w:p>
             <w:pPr>
-              <w:spacing w:after="30" w:before="30"/>
+              <w:spacing w:after="20" w:before="20"/>
               <w:jc w:val="right"/>
             </w:pPr>
             <w:r/>
@@ -5622,7 +6388,7 @@
                 <w:i w:val="0"/>
                 <w:sz w:val="18"/>
               </w:rPr>
-              <w:t>Estimated to ± 12 pts</w:t>
+              <w:t>Estimated with 95% CI</w:t>
             </w:r>
           </w:p>
         </w:tc>
@@ -5635,7 +6401,7 @@
           </w:tcPr>
           <w:p>
             <w:pPr>
-              <w:spacing w:after="30" w:before="30"/>
+              <w:spacing w:after="20" w:before="20"/>
               <w:jc w:val="left"/>
             </w:pPr>
             <w:r/>
@@ -5645,7 +6411,7 @@
                 <w:i w:val="0"/>
                 <w:sz w:val="18"/>
               </w:rPr>
-              <w:t>Randomized offers under real billing</w:t>
+              <w:t>Task 3.2, matched-market assignment</w:t>
             </w:r>
           </w:p>
         </w:tc>
@@ -5653,85 +6419,14 @@
       <w:tr>
         <w:tc>
           <w:tcPr>
-            <w:tcW w:type="dxa" w:w="4752"/>
+            <w:tcW w:type="dxa" w:w="4644"/>
             <w:tcBorders>
               <w:bottom w:val="single" w:sz="2" w:space="0" w:color="B9C4BD"/>
             </w:tcBorders>
           </w:tcPr>
           <w:p>
             <w:pPr>
-              <w:spacing w:after="30" w:before="30"/>
-              <w:jc w:val="left"/>
-            </w:pPr>
-            <w:r/>
-            <w:r>
-              <w:rPr>
-                <w:b w:val="0"/>
-                <w:i w:val="0"/>
-                <w:sz w:val="18"/>
-              </w:rPr>
-              <w:t>Cost to serve one paying account</w:t>
-            </w:r>
-          </w:p>
-        </w:tc>
-        <w:tc>
-          <w:tcPr>
-            <w:tcW w:type="dxa" w:w="1944"/>
-            <w:tcBorders>
-              <w:bottom w:val="single" w:sz="2" w:space="0" w:color="B9C4BD"/>
-            </w:tcBorders>
-          </w:tcPr>
-          <w:p>
-            <w:pPr>
-              <w:spacing w:after="30" w:before="30"/>
-              <w:jc w:val="right"/>
-            </w:pPr>
-            <w:r/>
-            <w:r>
-              <w:rPr>
-                <w:b w:val="0"/>
-                <w:i w:val="0"/>
-                <w:sz w:val="18"/>
-              </w:rPr>
-              <w:t>Measured</w:t>
-            </w:r>
-          </w:p>
-        </w:tc>
-        <w:tc>
-          <w:tcPr>
-            <w:tcW w:type="dxa" w:w="4104"/>
-            <w:tcBorders>
-              <w:bottom w:val="single" w:sz="2" w:space="0" w:color="B9C4BD"/>
-            </w:tcBorders>
-          </w:tcPr>
-          <w:p>
-            <w:pPr>
-              <w:spacing w:after="30" w:before="30"/>
-              <w:jc w:val="left"/>
-            </w:pPr>
-            <w:r/>
-            <w:r>
-              <w:rPr>
-                <w:b w:val="0"/>
-                <w:i w:val="0"/>
-                <w:sz w:val="18"/>
-              </w:rPr>
-              <w:t>Billing, support, and payroll records</w:t>
-            </w:r>
-          </w:p>
-        </w:tc>
-      </w:tr>
-      <w:tr>
-        <w:tc>
-          <w:tcPr>
-            <w:tcW w:type="dxa" w:w="4752"/>
-            <w:tcBorders>
-              <w:bottom w:val="single" w:sz="2" w:space="0" w:color="B9C4BD"/>
-            </w:tcBorders>
-          </w:tcPr>
-          <w:p>
-            <w:pPr>
-              <w:spacing w:after="30" w:before="30"/>
+              <w:spacing w:after="20" w:before="20"/>
               <w:jc w:val="left"/>
             </w:pPr>
             <w:r/>
@@ -5747,14 +6442,14 @@
         </w:tc>
         <w:tc>
           <w:tcPr>
-            <w:tcW w:type="dxa" w:w="1944"/>
+            <w:tcW w:type="dxa" w:w="2052"/>
             <w:tcBorders>
               <w:bottom w:val="single" w:sz="2" w:space="0" w:color="B9C4BD"/>
             </w:tcBorders>
           </w:tcPr>
           <w:p>
             <w:pPr>
-              <w:spacing w:after="30" w:before="30"/>
+              <w:spacing w:after="20" w:before="20"/>
               <w:jc w:val="right"/>
             </w:pPr>
             <w:r/>
@@ -5777,7 +6472,7 @@
           </w:tcPr>
           <w:p>
             <w:pPr>
-              <w:spacing w:after="30" w:before="30"/>
+              <w:spacing w:after="20" w:before="20"/>
               <w:jc w:val="left"/>
             </w:pPr>
             <w:r/>
@@ -5787,7 +6482,7 @@
                 <w:i w:val="0"/>
                 <w:sz w:val="18"/>
               </w:rPr>
-              <w:t>Independent rebuild, Task 3.4</w:t>
+              <w:t>Task 3.3, restricted mean survival time</w:t>
             </w:r>
           </w:p>
         </w:tc>
@@ -5795,14 +6490,14 @@
       <w:tr>
         <w:tc>
           <w:tcPr>
-            <w:tcW w:type="dxa" w:w="4752"/>
+            <w:tcW w:type="dxa" w:w="4644"/>
             <w:tcBorders>
               <w:bottom w:val="single" w:sz="2" w:space="0" w:color="B9C4BD"/>
             </w:tcBorders>
           </w:tcPr>
           <w:p>
             <w:pPr>
-              <w:spacing w:after="30" w:before="30"/>
+              <w:spacing w:after="20" w:before="20"/>
               <w:jc w:val="left"/>
             </w:pPr>
             <w:r/>
@@ -5818,14 +6513,14 @@
         </w:tc>
         <w:tc>
           <w:tcPr>
-            <w:tcW w:type="dxa" w:w="1944"/>
+            <w:tcW w:type="dxa" w:w="2052"/>
             <w:tcBorders>
               <w:bottom w:val="single" w:sz="2" w:space="0" w:color="B9C4BD"/>
             </w:tcBorders>
           </w:tcPr>
           <w:p>
             <w:pPr>
-              <w:spacing w:after="30" w:before="30"/>
+              <w:spacing w:after="20" w:before="20"/>
               <w:jc w:val="right"/>
             </w:pPr>
             <w:r/>
@@ -5848,7 +6543,7 @@
           </w:tcPr>
           <w:p>
             <w:pPr>
-              <w:spacing w:after="30" w:before="30"/>
+              <w:spacing w:after="20" w:before="20"/>
               <w:jc w:val="left"/>
             </w:pPr>
             <w:r/>
@@ -5858,7 +6553,7 @@
                 <w:i w:val="0"/>
                 <w:sz w:val="18"/>
               </w:rPr>
-              <w:t>Same</w:t>
+              <w:t>Task 3.3</w:t>
             </w:r>
           </w:p>
         </w:tc>
@@ -5866,14 +6561,14 @@
       <w:tr>
         <w:tc>
           <w:tcPr>
-            <w:tcW w:type="dxa" w:w="4752"/>
+            <w:tcW w:type="dxa" w:w="4644"/>
             <w:tcBorders>
               <w:bottom w:val="single" w:sz="2" w:space="0" w:color="B9C4BD"/>
             </w:tcBorders>
           </w:tcPr>
           <w:p>
             <w:pPr>
-              <w:spacing w:after="30" w:before="30"/>
+              <w:spacing w:after="20" w:before="20"/>
               <w:jc w:val="left"/>
             </w:pPr>
             <w:r/>
@@ -5889,14 +6584,14 @@
         </w:tc>
         <w:tc>
           <w:tcPr>
-            <w:tcW w:type="dxa" w:w="1944"/>
+            <w:tcW w:type="dxa" w:w="2052"/>
             <w:tcBorders>
               <w:bottom w:val="single" w:sz="2" w:space="0" w:color="B9C4BD"/>
             </w:tcBorders>
           </w:tcPr>
           <w:p>
             <w:pPr>
-              <w:spacing w:after="30" w:before="30"/>
+              <w:spacing w:after="20" w:before="20"/>
               <w:jc w:val="right"/>
             </w:pPr>
             <w:r/>
@@ -5919,7 +6614,7 @@
           </w:tcPr>
           <w:p>
             <w:pPr>
-              <w:spacing w:after="30" w:before="30"/>
+              <w:spacing w:after="20" w:before="20"/>
               <w:jc w:val="left"/>
             </w:pPr>
             <w:r/>
@@ -5929,7 +6624,7 @@
                 <w:i w:val="0"/>
                 <w:sz w:val="18"/>
               </w:rPr>
-              <w:t>Same</w:t>
+              <w:t>Task 3.3</w:t>
             </w:r>
           </w:p>
         </w:tc>
@@ -5937,14 +6632,14 @@
       <w:tr>
         <w:tc>
           <w:tcPr>
-            <w:tcW w:type="dxa" w:w="4752"/>
+            <w:tcW w:type="dxa" w:w="4644"/>
             <w:tcBorders>
               <w:bottom w:val="single" w:sz="2" w:space="0" w:color="B9C4BD"/>
             </w:tcBorders>
           </w:tcPr>
           <w:p>
             <w:pPr>
-              <w:spacing w:after="30" w:before="30"/>
+              <w:spacing w:after="20" w:before="20"/>
               <w:jc w:val="left"/>
             </w:pPr>
             <w:r/>
@@ -5954,20 +6649,20 @@
                 <w:i w:val="0"/>
                 <w:sz w:val="18"/>
               </w:rPr>
-              <w:t>Executed data-use agreements with risk-bearing organizations</w:t>
+              <w:t>Retention at 3, 6, and 12 months</w:t>
             </w:r>
           </w:p>
         </w:tc>
         <w:tc>
           <w:tcPr>
-            <w:tcW w:type="dxa" w:w="1944"/>
+            <w:tcW w:type="dxa" w:w="2052"/>
             <w:tcBorders>
               <w:bottom w:val="single" w:sz="2" w:space="0" w:color="B9C4BD"/>
             </w:tcBorders>
           </w:tcPr>
           <w:p>
             <w:pPr>
-              <w:spacing w:after="30" w:before="30"/>
+              <w:spacing w:after="20" w:before="20"/>
               <w:jc w:val="right"/>
             </w:pPr>
             <w:r/>
@@ -5977,7 +6672,7 @@
                 <w:i w:val="0"/>
                 <w:sz w:val="18"/>
               </w:rPr>
-              <w:t>≥ 2</w:t>
+              <w:t>Reported by wave</w:t>
             </w:r>
           </w:p>
         </w:tc>
@@ -5990,7 +6685,7 @@
           </w:tcPr>
           <w:p>
             <w:pPr>
-              <w:spacing w:after="30" w:before="30"/>
+              <w:spacing w:after="20" w:before="20"/>
               <w:jc w:val="left"/>
             </w:pPr>
             <w:r/>
@@ -6000,7 +6695,7 @@
                 <w:i w:val="0"/>
                 <w:sz w:val="18"/>
               </w:rPr>
-              <w:t>Task 3.5</w:t>
+              <w:t>Discrete-time survival, competing events</w:t>
             </w:r>
           </w:p>
         </w:tc>
@@ -6008,14 +6703,14 @@
       <w:tr>
         <w:tc>
           <w:tcPr>
-            <w:tcW w:type="dxa" w:w="4752"/>
+            <w:tcW w:type="dxa" w:w="4644"/>
             <w:tcBorders>
-              <w:bottom w:val="single" w:sz="8" w:space="0" w:color="14453F"/>
+              <w:bottom w:val="single" w:sz="2" w:space="0" w:color="B9C4BD"/>
             </w:tcBorders>
           </w:tcPr>
           <w:p>
             <w:pPr>
-              <w:spacing w:after="30" w:before="30"/>
+              <w:spacing w:after="20" w:before="20"/>
               <w:jc w:val="left"/>
             </w:pPr>
             <w:r/>
@@ -6025,20 +6720,20 @@
                 <w:i w:val="0"/>
                 <w:sz w:val="18"/>
               </w:rPr>
-              <w:t>Claims linkage at the pre-specified match rate</w:t>
+              <w:t>Cost per activation, wave two against wave one</w:t>
             </w:r>
           </w:p>
         </w:tc>
         <w:tc>
           <w:tcPr>
-            <w:tcW w:type="dxa" w:w="1944"/>
+            <w:tcW w:type="dxa" w:w="2052"/>
             <w:tcBorders>
-              <w:bottom w:val="single" w:sz="8" w:space="0" w:color="14453F"/>
+              <w:bottom w:val="single" w:sz="2" w:space="0" w:color="B9C4BD"/>
             </w:tcBorders>
           </w:tcPr>
           <w:p>
             <w:pPr>
-              <w:spacing w:after="30" w:before="30"/>
+              <w:spacing w:after="20" w:before="20"/>
               <w:jc w:val="right"/>
             </w:pPr>
             <w:r/>
@@ -6048,7 +6743,78 @@
                 <w:i w:val="0"/>
                 <w:sz w:val="18"/>
               </w:rPr>
-              <w:t>Demonstrated</w:t>
+              <w:t>Falling</w:t>
+            </w:r>
+          </w:p>
+        </w:tc>
+        <w:tc>
+          <w:tcPr>
+            <w:tcW w:type="dxa" w:w="4104"/>
+            <w:tcBorders>
+              <w:bottom w:val="single" w:sz="2" w:space="0" w:color="B9C4BD"/>
+            </w:tcBorders>
+          </w:tcPr>
+          <w:p>
+            <w:pPr>
+              <w:spacing w:after="20" w:before="20"/>
+              <w:jc w:val="left"/>
+            </w:pPr>
+            <w:r/>
+            <w:r>
+              <w:rPr>
+                <w:b w:val="0"/>
+                <w:i w:val="0"/>
+                <w:sz w:val="18"/>
+              </w:rPr>
+              <w:t>Task 3.1</w:t>
+            </w:r>
+          </w:p>
+        </w:tc>
+      </w:tr>
+      <w:tr>
+        <w:tc>
+          <w:tcPr>
+            <w:tcW w:type="dxa" w:w="4644"/>
+            <w:tcBorders>
+              <w:bottom w:val="single" w:sz="8" w:space="0" w:color="14453F"/>
+            </w:tcBorders>
+          </w:tcPr>
+          <w:p>
+            <w:pPr>
+              <w:spacing w:after="20" w:before="20"/>
+              <w:jc w:val="left"/>
+            </w:pPr>
+            <w:r/>
+            <w:r>
+              <w:rPr>
+                <w:b w:val="0"/>
+                <w:i w:val="0"/>
+                <w:sz w:val="18"/>
+              </w:rPr>
+              <w:t>Independent rebuild delivered, discrepancies reported</w:t>
+            </w:r>
+          </w:p>
+        </w:tc>
+        <w:tc>
+          <w:tcPr>
+            <w:tcW w:type="dxa" w:w="2052"/>
+            <w:tcBorders>
+              <w:bottom w:val="single" w:sz="8" w:space="0" w:color="14453F"/>
+            </w:tcBorders>
+          </w:tcPr>
+          <w:p>
+            <w:pPr>
+              <w:spacing w:after="20" w:before="20"/>
+              <w:jc w:val="right"/>
+            </w:pPr>
+            <w:r/>
+            <w:r>
+              <w:rPr>
+                <w:b w:val="0"/>
+                <w:i w:val="0"/>
+                <w:sz w:val="18"/>
+              </w:rPr>
+              <w:t>Delivered</w:t>
             </w:r>
           </w:p>
         </w:tc>
@@ -6061,7 +6827,7 @@
           </w:tcPr>
           <w:p>
             <w:pPr>
-              <w:spacing w:after="30" w:before="30"/>
+              <w:spacing w:after="20" w:before="20"/>
               <w:jc w:val="left"/>
             </w:pPr>
             <w:r/>
@@ -6079,7 +6845,7 @@
     </w:tbl>
     <w:p>
       <w:pPr>
-        <w:spacing w:after="100"/>
+        <w:spacing w:after="80"/>
         <w:jc w:val="left"/>
       </w:pPr>
       <w:r>
@@ -6088,7 +6854,7 @@
           <w:i w:val="0"/>
           <w:sz w:val="18"/>
         </w:rPr>
-        <w:t>Table 6.</w:t>
+        <w:t>Table 7.</w:t>
       </w:r>
       <w:r>
         <w:rPr>
@@ -6101,7 +6867,7 @@
     </w:p>
     <w:p>
       <w:pPr>
-        <w:spacing w:before="140"/>
+        <w:spacing w:before="120"/>
         <w:jc w:val="both"/>
       </w:pPr>
       <w:r>
@@ -6116,7 +6882,7 @@
           <w:b w:val="0"/>
           <w:i w:val="0"/>
         </w:rPr>
-        <w:t xml:space="preserve"> Account-level price assignment invites contamination, because providers in a market talk to one another. Individualized quotes are normal in business software, and the pre-registered mitigations are a contamination monitor built into the offer workflow, non-adjacent market pairing, and market-level assignment specified in advance as a sensitivity analysis. Conversion could prove too low at every price for the arms to be distinguishable; the adaptive design reallocates away from dominated arms at the interim analysis, and if all arms fall below 20 percent, that is itself the finding rather than an inconvenience. Negotiating data-use agreements with risk-bearing organizations is outside our control; we will pursue at least two independent counterparties in parallel beginning in Year 1, and if none executes by month 30 we will deliver the cost model against a de-identified internal cohort and state the linkage limitation plainly rather than deferring the deliverable.</w:t>
+        <w:t xml:space="preserve"> Contamination across neighboring markets is the standard objection to market-level assignment; the pre-registered mitigations are non-adjacent pairing, a contamination monitor in the offer workflow, and account-level assignment specified in advance as a sensitivity analysis. Conversion could prove too low at every price for the arms to be distinguishable, in which case the interim analysis reallocates and the finding is reported as a finding. If price sits below cost to serve, the pre-registered alternatives run in order: improve the product where the Task 3.4 interviews locate the gap, reduce acquisition and serving cost, repackage, and re-test in wave two. If margins are positive but below the level a market needs to fund itself, no further markets open until the cost structure improves. If wave two slips, wave one still carries the pricing, unit economics, and 12-month retention results, and replication is reported on the markets that opened.</w:t>
       </w:r>
     </w:p>
     <w:p>
@@ -6128,14 +6894,14 @@
           <w:b/>
           <w:i w:val="0"/>
         </w:rPr>
-        <w:t>A stated stop rule.</w:t>
+        <w:t>The stop rule.</w:t>
       </w:r>
       <w:r>
         <w:rPr>
           <w:b w:val="0"/>
           <w:i w:val="0"/>
         </w:rPr>
-        <w:t xml:space="preserve"> If, at the month-24 decision point, fewer than 40 percent of placed workers remain in direct care at 90 days </w:t>
+        <w:t xml:space="preserve"> If, at the month 30 interim analysis, fewer than 40 percent of placed workers remain in direct care at 90 days </w:t>
       </w:r>
       <w:r>
         <w:rPr>
@@ -6149,12 +6915,11 @@
           <w:b w:val="0"/>
           <w:i w:val="0"/>
         </w:rPr>
-        <w:t xml:space="preserve"> paid conversion is below 20 percent at every offered price, we will report the provider-funded model as disconfirmed, halt market expansion at wave one, and redirect the remaining effort to completing the payer evidence package and publishing the negative result. A commercialization program should fund projects that are willing to find out they are wrong, and we would rather report that outcome than spend Year 3 defending it.</w:t>
+        <w:t xml:space="preserve"> paid conversion is below 20 percent at every offered price, we will report the provider-funded model as disconfirmed, hold wave two, and redirect the remaining effort to completing and publishing the analysis. A commercialization program should fund projects willing to find out they are wrong.</w:t>
       </w:r>
     </w:p>
     <w:p>
       <w:pPr>
-        <w:spacing w:before="140"/>
         <w:jc w:val="both"/>
       </w:pPr>
       <w:r>
@@ -6162,33 +6927,63 @@
           <w:b/>
           <w:i w:val="0"/>
         </w:rPr>
-        <w:t>What this award establishes, and what it prepares.</w:t>
+        <w:t>If staffing revenue alone proves insufficient.</w:t>
       </w:r>
       <w:r>
         <w:rPr>
           <w:b w:val="0"/>
           <w:i w:val="0"/>
         </w:rPr>
-        <w:t xml:space="preserve"> A risk-bearing organization requires six things before it will contract: a measured case with verified establishment, a way to match its members to our cases, demonstrated linkage to its own claims records, intermediate outcomes it values, a defensible cost model, and proof of reduced hospital use and institutional placement. This award delivers the first five. </w:t>
+        <w:t xml:space="preserve"> The reviewer's fair question is whether one product can carry a market. Two-thirds of home-care providers turned away business in 2023 for lack of staff,</w:t>
+      </w:r>
+      <w:r>
+        <w:rPr>
+          <w:b w:val="0"/>
+          <w:i w:val="0"/>
+          <w:vertAlign w:val="superscript"/>
+        </w:rPr>
+        <w:t>3</w:t>
+      </w:r>
+      <w:r>
+        <w:rPr>
+          <w:b w:val="0"/>
+          <w:i w:val="0"/>
+        </w:rPr>
+        <w:t xml:space="preserve"> so the demand is not in doubt, and the price sits far below what those providers already pay to hire. Should the measured economics still fall short, Olera holds assets this award produces that support adjacent revenue without new invention: the provider growth tools already operating today, an employer-paid caregiver benefit on the same navigation product, contracted navigation for risk-bearing organizations on the precedent of the Medicare GUIDE model,</w:t>
+      </w:r>
+      <w:r>
+        <w:rPr>
+          <w:b w:val="0"/>
+          <w:i w:val="0"/>
+          <w:vertAlign w:val="superscript"/>
+        </w:rPr>
+        <w:t>19</w:t>
+      </w:r>
+      <w:r>
+        <w:rPr>
+          <w:b w:val="0"/>
+          <w:i w:val="0"/>
+        </w:rPr>
+        <w:t xml:space="preserve"> and aggregate market intelligence from the outcomes record. </w:t>
       </w:r>
       <w:r>
         <w:rPr>
           <w:b/>
           <w:i w:val="0"/>
         </w:rPr>
-        <w:t>It does not deliver the sixth, and we will not claim it does.</w:t>
+        <w:t>None is tested in this award and none carries an endpoint here.</w:t>
       </w:r>
       <w:r>
         <w:rPr>
           <w:b w:val="0"/>
           <w:i w:val="0"/>
         </w:rPr>
-        <w:t xml:space="preserve"> Establishing that navigation causally reduces utilization requires a design this project deliberately does not run, because running it would make the award a clinical trial and would answer a question no payer will fund us to ask before the first five items exist. The refusal is what makes the first five credible, and completing them is what makes the sixth fundable by someone other than NIH.</w:t>
+        <w:t xml:space="preserve"> They are modeled in the Commercialization Plan.</w:t>
       </w:r>
     </w:p>
     <w:p>
       <w:pPr>
-        <w:spacing w:before="140"/>
+        <w:spacing w:before="120"/>
         <w:jc w:val="both"/>
       </w:pPr>
       <w:r>
@@ -6217,7 +7012,7 @@
           <w:b w:val="0"/>
           <w:i w:val="0"/>
         </w:rPr>
-        <w:t xml:space="preserve">, through Dr. Fan as Co-Investigator at 25 percent effort, designs and executes the three human subjects studies and holds the protocols; integration runs through joint quarterly protocol review and shared data-management procedures specified in the subaward. </w:t>
+        <w:t xml:space="preserve">, through Dr. Fan as Co-Investigator at 25 percent effort, designs and executes the human subjects studies in Tasks 2.3, 2.5, and 3.4 and holds the protocols, integrated through joint quarterly protocol review and shared data-management procedures specified in the subaward. </w:t>
       </w:r>
       <w:r>
         <w:rPr>
@@ -6231,26 +7026,26 @@
           <w:b w:val="0"/>
           <w:i w:val="0"/>
         </w:rPr>
-        <w:t xml:space="preserve">, engaged in Year 3, performs Task 3.4. </w:t>
+        <w:t xml:space="preserve"> performs Task 3.5, and </w:t>
       </w:r>
       <w:r>
         <w:rPr>
           <w:b/>
           <w:i w:val="0"/>
         </w:rPr>
-        <w:t>Actuarial consultation</w:t>
+        <w:t>pricing and actuarial consultation</w:t>
       </w:r>
       <w:r>
         <w:rPr>
           <w:b w:val="0"/>
           <w:i w:val="0"/>
         </w:rPr>
-        <w:t xml:space="preserve"> supports the cost model in Task 3.5. The Principal Investigator holds integration authority and all go/no-go decisions, supported by a weekly cross-aim operating review and a quarterly milestone review against the criteria in Tables 4 through 6. Consultant scopes, deliverables, and reporting cadence are specified in the Project Management Plan.</w:t>
+        <w:t xml:space="preserve"> supports the pre-registration in Task 3.2. The Principal Investigator holds integration authority and all gate decisions, supported by a weekly cross-aim operating review and a quarterly milestone review against Tables 5 through 7. Consultant scopes and reporting cadence are specified in the Project Management Plan.</w:t>
       </w:r>
     </w:p>
     <w:p>
       <w:pPr>
-        <w:spacing w:before="140"/>
+        <w:spacing w:before="120"/>
         <w:jc w:val="both"/>
       </w:pPr>
       <w:r>
@@ -6265,12 +7060,12 @@
           <w:b w:val="0"/>
           <w:i w:val="0"/>
         </w:rPr>
-        <w:t xml:space="preserve"> No federal premarket pathway applies. CareNavigator is navigational and administrative software that does not diagnose, treat, or make clinical decisions, and therefore is not a medical device; no premarket authorization gates commercialization and nothing in this plan waits on a federal approval. Four regimes do govern and are addressed operationally. Family data is handled under HIPAA-aligned safeguards. Because no fee is charged for a referral, no steering incentive exists, which is also what allows federally reimbursed providers to participate. Employment, training, insurance, and supervision of every placed worker rest with the licensed provider, not with Olera. And no payer record is joined without an executed data-use agreement and an IRB determination, which Task 3.5 sequences accordingly.</w:t>
+        <w:t xml:space="preserve"> No federal premarket pathway applies. CareNavigator is navigational and administrative software that does not diagnose, treat, or make clinical decisions, and is therefore not a medical device; no premarket authorization gates commercialization and nothing in this plan waits on a federal approval. Four regimes govern and are addressed operationally: family data under HIPAA-aligned safeguards; referral practice, where charging no fee means no steering incentive exists and federally reimbursed providers can participate; employment, training, insurance, and supervision of every placed worker, which rest with the licensed provider rather than with Olera; and any joining of an external record to ours, which requires an executed data-use agreement and an IRB determination.</w:t>
       </w:r>
     </w:p>
     <w:p>
       <w:pPr>
-        <w:spacing w:before="140"/>
+        <w:spacing w:before="120"/>
         <w:jc w:val="both"/>
       </w:pPr>
       <w:r>
@@ -6278,14 +7073,14 @@
           <w:b/>
           <w:i w:val="0"/>
         </w:rPr>
-        <w:t>Timetable, decision points, and the state at award end.</w:t>
+        <w:t>Timetable and what the award leaves behind.</w:t>
       </w:r>
       <w:r>
         <w:rPr>
           <w:b w:val="0"/>
           <w:i w:val="0"/>
         </w:rPr>
-        <w:t xml:space="preserve"> Figure 5 gives the quarter-by-quarter schedule, the sequencing among the aims, and three formal decision points. At month 12, the execution loops must be verified and the staffing pipeline running before wave one opens. At month 24, the Aim 1 and Aim 2 gates must be met and the stop rule evaluated before wave two opens. At award end, the independent rebuild and the payer package are delivered.</w:t>
+        <w:t xml:space="preserve"> Figure 5 gives the quarter-by-quarter schedule and the four decision points. At month 12 the Aim 1 gate must be met or market activation is held. At month 21 the Aim 2 gate must be met or wave one is held. At month 30 the interim price analysis runs and the stop rule is evaluated before wave two opens. At award end the independent rebuild is delivered.</w:t>
       </w:r>
     </w:p>
     <w:p>
@@ -6297,7 +7092,7 @@
       <w:r>
         <w:drawing>
           <wp:inline xmlns:a="http://schemas.openxmlformats.org/drawingml/2006/main" xmlns:pic="http://schemas.openxmlformats.org/drawingml/2006/picture">
-            <wp:extent cx="6400800" cy="2337816"/>
+            <wp:extent cx="6400800" cy="2109216"/>
             <wp:docPr id="5" name="Picture 5"/>
             <wp:cNvGraphicFramePr>
               <a:graphicFrameLocks noChangeAspect="1"/>
@@ -6318,7 +7113,7 @@
                   <pic:spPr>
                     <a:xfrm>
                       <a:off x="0" y="0"/>
-                      <a:ext cx="6400800" cy="2337816"/>
+                      <a:ext cx="6400800" cy="2109216"/>
                     </a:xfrm>
                     <a:prstGeom prst="rect"/>
                   </pic:spPr>
@@ -6331,7 +7126,7 @@
     </w:p>
     <w:p>
       <w:pPr>
-        <w:spacing w:after="100"/>
+        <w:spacing w:after="80"/>
         <w:jc w:val="left"/>
       </w:pPr>
       <w:r>
@@ -6348,7 +7143,7 @@
           <w:i w:val="0"/>
           <w:sz w:val="18"/>
         </w:rPr>
-        <w:t xml:space="preserve"> Three-year timetable, showing the sequencing among the aims, staged market entry, and the three formal decision points.</w:t>
+        <w:t xml:space="preserve"> Three-year timetable, showing the sequencing among the aims, staged market entry, and the four formal decision points.</w:t>
       </w:r>
     </w:p>
     <w:p>
@@ -6360,19 +7155,19 @@
           <w:b/>
           <w:i w:val="0"/>
         </w:rPr>
-        <w:t>Successful completion leaves Olera holding four things that do not exist today: a product verified against blinded expert review, a price chosen by experiment rather than assumption, unit economics an outside analyst rebuilt from records, and a market-entry playbook run as written across four market types with its variance reported.</w:t>
+        <w:t>Successful completion leaves Olera holding four things that do not exist today: a product verified against blinded expert review, a price chosen by experiment rather than assumption, unit economics an outside analyst rebuilt from records, and a market-entry playbook run as written in six markets by people who did not write it.</w:t>
       </w:r>
       <w:r>
         <w:rPr>
           <w:b w:val="0"/>
           <w:i w:val="0"/>
         </w:rPr>
-        <w:t xml:space="preserve"> Together with signed data-use agreements, demonstrated claims linkage, and a delivered cost model, that is the evidence a private investor requires to fund national expansion and the evidence an institutional payer requires to begin its own validation.</w:t>
+        <w:t xml:space="preserve"> That is the evidence a private investor requires to fund national expansion, and it is the operational record on which the adjacent revenue lines in the Commercialization Plan rest.</w:t>
       </w:r>
     </w:p>
     <w:p>
       <w:pPr>
-        <w:spacing w:before="200" w:after="60"/>
+        <w:spacing w:before="180" w:after="40"/>
         <w:jc w:val="left"/>
         <w:pBdr>
           <w:bottom w:val="single" w:sz="10" w:space="2" w:color="000000"/>
@@ -6387,7 +7182,7 @@
     </w:p>
     <w:p>
       <w:pPr>
-        <w:spacing w:before="140"/>
+        <w:spacing w:before="120"/>
         <w:jc w:val="both"/>
       </w:pPr>
       <w:r>
@@ -6402,12 +7197,12 @@
           <w:b w:val="0"/>
           <w:i w:val="0"/>
         </w:rPr>
-        <w:t xml:space="preserve"> CareNavigator operates in production today. Families screen their needs and means, receive matched aid programs and providers drawn from an expert-curated national database of more than 72,000 records covering all fifty states, and receive AI-drafted, expert-approved guidance. The multi-agent navigation layer, developed and evaluated under Phase IIB using retrieval-augmented generation, parameter-efficient fine-tuning, and reinforcement learning from expert feedback, is in production integration during the remaining Phase IIB year. Execution and follow-up, the capability this application builds, do not exist in the product today and are not funded by any existing award.</w:t>
+        <w:t xml:space="preserve"> CareNavigator operates in production today. Families screen their needs and means, receive matched aid programs and providers drawn from an expert-curated national database of more than 72,000 records covering all fifty states, and receive AI-drafted, expert-approved guidance. The multi-agent navigation layer, developed and evaluated under Phase IIB using retrieval-augmented generation, parameter-efficient fine-tuning, and reinforcement learning from expert feedback, is in production integration during the remaining Phase IIB year. Execution and follow-up, the capability Aim 1 builds, do not exist in the product today and are not funded by any existing award.</w:t>
       </w:r>
     </w:p>
     <w:p>
       <w:pPr>
-        <w:spacing w:before="140"/>
+        <w:spacing w:before="120"/>
         <w:jc w:val="both"/>
       </w:pPr>
       <w:r>
@@ -6422,7 +7217,7 @@
           <w:b w:val="0"/>
           <w:i w:val="0"/>
         </w:rPr>
-        <w:t xml:space="preserve"> The technology was developed across NIA SBIR Phase I/II Fast-Track and Phase IIB awards (1R44AG074116), which received impact scores of 20 and 25 respectively. Four peer-reviewed studies evaluated the platform with family caregivers: usability scored 4.57 of 5 on the Mobile Application Rating Scale, and technology acceptance scored 5.83 of 7 after four weeks of independent use among 65 caregivers, with every item above 5.0 and higher use frequency associated with higher acceptance.</w:t>
+        <w:t xml:space="preserve"> The technology was developed across NIA SBIR Phase I/II Fast-Track and Phase IIB awards (1R44AG074116), which received impact scores of 20 and 25 respectively. Four peer-reviewed studies evaluated the platform with family caregivers: usability scored 4.57 of 5, and technology acceptance scored 5.83 of 7 after four weeks of independent use among 65 caregivers, with higher use frequency associated with higher acceptance.</w:t>
       </w:r>
       <w:r>
         <w:rPr>
@@ -6437,7 +7232,7 @@
           <w:b w:val="0"/>
           <w:i w:val="0"/>
         </w:rPr>
-        <w:t xml:space="preserve"> The multi-agent version scored 5.73 of 7 among 31 dementia family caregivers in a study now in preparation.</w:t>
+        <w:t xml:space="preserve"> The multi-agent version scored 5.73 of 7 among 31 dementia caregivers in a study now in preparation.</w:t>
       </w:r>
       <w:r>
         <w:rPr>
@@ -6457,7 +7252,7 @@
     </w:p>
     <w:p>
       <w:pPr>
-        <w:spacing w:before="140"/>
+        <w:spacing w:before="120"/>
         <w:jc w:val="both"/>
       </w:pPr>
       <w:r>
@@ -6472,7 +7267,7 @@
           <w:b w:val="0"/>
           <w:i w:val="0"/>
         </w:rPr>
-        <w:t xml:space="preserve"> Table 7 records what each activity retired and which funding produced it. Two of the five risks were retired outside the Phase II scope, using I-Corps support and the company's own capital, which is the record of commercialization initiative this program is designed to reward.</w:t>
+        <w:t xml:space="preserve"> Table 8 records what each activity retired and which funding produced it. Two of the five risks were retired outside the Phase II scope, using I-Corps support and the company's own capital, which is the record of commercialization initiative this program is designed to reward.</w:t>
       </w:r>
     </w:p>
     <w:tbl>
@@ -6504,7 +7299,7 @@
           </w:tcPr>
           <w:p>
             <w:pPr>
-              <w:spacing w:after="30" w:before="30"/>
+              <w:spacing w:after="20" w:before="20"/>
               <w:jc w:val="left"/>
             </w:pPr>
             <w:r/>
@@ -6528,7 +7323,7 @@
           </w:tcPr>
           <w:p>
             <w:pPr>
-              <w:spacing w:after="30" w:before="30"/>
+              <w:spacing w:after="20" w:before="20"/>
               <w:jc w:val="left"/>
             </w:pPr>
             <w:r/>
@@ -6552,7 +7347,7 @@
           </w:tcPr>
           <w:p>
             <w:pPr>
-              <w:spacing w:after="30" w:before="30"/>
+              <w:spacing w:after="20" w:before="20"/>
               <w:jc w:val="left"/>
             </w:pPr>
             <w:r/>
@@ -6578,7 +7373,7 @@
           </w:tcPr>
           <w:p>
             <w:pPr>
-              <w:spacing w:after="30" w:before="30"/>
+              <w:spacing w:after="20" w:before="20"/>
               <w:jc w:val="left"/>
             </w:pPr>
             <w:r/>
@@ -6612,7 +7407,7 @@
           </w:tcPr>
           <w:p>
             <w:pPr>
-              <w:spacing w:after="30" w:before="30"/>
+              <w:spacing w:after="20" w:before="20"/>
               <w:jc w:val="left"/>
             </w:pPr>
             <w:r/>
@@ -6635,7 +7430,7 @@
           </w:tcPr>
           <w:p>
             <w:pPr>
-              <w:spacing w:after="30" w:before="30"/>
+              <w:spacing w:after="20" w:before="20"/>
               <w:jc w:val="left"/>
             </w:pPr>
             <w:r/>
@@ -6645,7 +7440,7 @@
                 <w:i w:val="0"/>
                 <w:sz w:val="18"/>
               </w:rPr>
-              <w:t>An expert-curated national database of more than 72,000 aid programs and providers across all fifty states, and a multi-agent eldercare AI that runs on it, now entering production integration.</w:t>
+              <w:t>An expert-curated national database of more than 72,000 aid programs and providers across all fifty states, and a multi-agent eldercare AI now entering production integration.</w:t>
             </w:r>
           </w:p>
         </w:tc>
@@ -6660,7 +7455,7 @@
           </w:tcPr>
           <w:p>
             <w:pPr>
-              <w:spacing w:after="30" w:before="30"/>
+              <w:spacing w:after="20" w:before="20"/>
               <w:jc w:val="left"/>
             </w:pPr>
             <w:r/>
@@ -6694,7 +7489,7 @@
           </w:tcPr>
           <w:p>
             <w:pPr>
-              <w:spacing w:after="30" w:before="30"/>
+              <w:spacing w:after="20" w:before="20"/>
               <w:jc w:val="left"/>
             </w:pPr>
             <w:r/>
@@ -6717,7 +7512,7 @@
           </w:tcPr>
           <w:p>
             <w:pPr>
-              <w:spacing w:after="30" w:before="30"/>
+              <w:spacing w:after="20" w:before="20"/>
               <w:jc w:val="left"/>
             </w:pPr>
             <w:r/>
@@ -6727,7 +7522,7 @@
                 <w:i w:val="0"/>
                 <w:sz w:val="18"/>
               </w:rPr>
-              <w:t>Four peer-reviewed evaluations with family caregivers: usability 4.57 of 5; technology acceptance 5.83 of 7 after four weeks of independent use (n = 65); multi-agent version 5.73 of 7 (n = 31, in preparation).</w:t>
+              <w:t>Four peer-reviewed evaluations with family caregivers: usability 4.57 of 5; acceptance 5.83 of 7 after four weeks of use (n = 65); multi-agent version 5.73 of 7 (n = 31, in preparation).</w:t>
             </w:r>
           </w:p>
         </w:tc>
@@ -6742,7 +7537,7 @@
           </w:tcPr>
           <w:p>
             <w:pPr>
-              <w:spacing w:after="30" w:before="30"/>
+              <w:spacing w:after="20" w:before="20"/>
               <w:jc w:val="left"/>
             </w:pPr>
             <w:r/>
@@ -6776,7 +7571,7 @@
           </w:tcPr>
           <w:p>
             <w:pPr>
-              <w:spacing w:after="30" w:before="30"/>
+              <w:spacing w:after="20" w:before="20"/>
               <w:jc w:val="left"/>
             </w:pPr>
             <w:r/>
@@ -6799,7 +7594,7 @@
           </w:tcPr>
           <w:p>
             <w:pPr>
-              <w:spacing w:after="30" w:before="30"/>
+              <w:spacing w:after="20" w:before="20"/>
               <w:jc w:val="left"/>
             </w:pPr>
             <w:r/>
@@ -6809,7 +7604,7 @@
                 <w:i w:val="0"/>
                 <w:sz w:val="18"/>
               </w:rPr>
-              <w:t>Organic traffic grew from roughly 50 visits a day in 2023 to more than 500 today, about 15,500 a month, arriving through search from nearly every county in the country at near-zero acquisition cost.</w:t>
+              <w:t>Organic traffic grew from roughly 50 visits a day in 2023 to more than 500 today, about 15,500 a month, from nearly every county in the country at near-zero acquisition cost.</w:t>
             </w:r>
           </w:p>
         </w:tc>
@@ -6824,7 +7619,7 @@
           </w:tcPr>
           <w:p>
             <w:pPr>
-              <w:spacing w:after="30" w:before="30"/>
+              <w:spacing w:after="20" w:before="20"/>
               <w:jc w:val="left"/>
             </w:pPr>
             <w:r/>
@@ -6858,7 +7653,7 @@
           </w:tcPr>
           <w:p>
             <w:pPr>
-              <w:spacing w:after="30" w:before="30"/>
+              <w:spacing w:after="20" w:before="20"/>
               <w:jc w:val="left"/>
             </w:pPr>
             <w:r/>
@@ -6881,7 +7676,7 @@
           </w:tcPr>
           <w:p>
             <w:pPr>
-              <w:spacing w:after="30" w:before="30"/>
+              <w:spacing w:after="20" w:before="20"/>
               <w:jc w:val="left"/>
             </w:pPr>
             <w:r/>
@@ -6891,7 +7686,7 @@
                 <w:i w:val="0"/>
                 <w:sz w:val="18"/>
               </w:rPr>
-              <w:t>More than 300 customer-discovery conversations with owners and operators through NIH and NSF I-Corps. More than 700 providers have since claimed their listing at no charge, with roughly 150 more each month.</w:t>
+              <w:t>More than 300 customer-discovery conversations with owners and operators through NIH and NSF I-Corps. More than 700 providers have since claimed a listing at no charge, roughly 150 more each month.</w:t>
             </w:r>
           </w:p>
         </w:tc>
@@ -6906,7 +7701,7 @@
           </w:tcPr>
           <w:p>
             <w:pPr>
-              <w:spacing w:after="30" w:before="30"/>
+              <w:spacing w:after="20" w:before="20"/>
               <w:jc w:val="left"/>
             </w:pPr>
             <w:r/>
@@ -6940,7 +7735,7 @@
           </w:tcPr>
           <w:p>
             <w:pPr>
-              <w:spacing w:after="30" w:before="30"/>
+              <w:spacing w:after="20" w:before="20"/>
               <w:jc w:val="left"/>
             </w:pPr>
             <w:r/>
@@ -6963,7 +7758,7 @@
           </w:tcPr>
           <w:p>
             <w:pPr>
-              <w:spacing w:after="30" w:before="30"/>
+              <w:spacing w:after="20" w:before="20"/>
               <w:jc w:val="left"/>
             </w:pPr>
             <w:r/>
@@ -6973,7 +7768,7 @@
                 <w:i w:val="0"/>
                 <w:sz w:val="18"/>
               </w:rPr>
-              <w:t>A student caregiver pilot drew more than 900 applicants and placed more than 20 into provider jobs. Four providers trialed the staffing product and three paid, at roughly $50 to $275 per placement and $275 per month, across multiple semesters. Delivery was manual, which capped scale; this award builds the infrastructure that removes the cap.</w:t>
+              <w:t>A student caregiver pilot drew more than 900 applicants and placed more than 20 into provider jobs. Four providers trialed the staffing product and three paid, at roughly $50 to $275 per placement and $275 per month, across multiple semesters. Delivery was manual, which capped scale; Aim 1 removes the cap.</w:t>
             </w:r>
           </w:p>
         </w:tc>
@@ -6989,7 +7784,7 @@
           </w:tcPr>
           <w:p>
             <w:pPr>
-              <w:spacing w:after="30" w:before="30"/>
+              <w:spacing w:after="20" w:before="20"/>
               <w:jc w:val="left"/>
             </w:pPr>
             <w:r/>
@@ -7024,7 +7819,7 @@
           </w:tcPr>
           <w:p>
             <w:pPr>
-              <w:spacing w:after="30" w:before="30"/>
+              <w:spacing w:after="20" w:before="20"/>
               <w:jc w:val="left"/>
             </w:pPr>
             <w:r/>
@@ -7048,7 +7843,7 @@
           </w:tcPr>
           <w:p>
             <w:pPr>
-              <w:spacing w:after="30" w:before="30"/>
+              <w:spacing w:after="20" w:before="20"/>
               <w:jc w:val="left"/>
             </w:pPr>
             <w:r/>
@@ -7058,7 +7853,7 @@
                 <w:i w:val="0"/>
                 <w:sz w:val="18"/>
               </w:rPr>
-              <w:t>Measurable only with real customers paying real prices over a retention window long enough to observe churn. This is the uncertainty Aims 1, 2, and 3 are designed to remove.</w:t>
+              <w:t>Measurable only with real customers paying real prices over long enough to observe churn. This is the uncertainty the three aims remove.</w:t>
             </w:r>
           </w:p>
         </w:tc>
@@ -7066,7 +7861,7 @@
     </w:tbl>
     <w:p>
       <w:pPr>
-        <w:spacing w:after="100"/>
+        <w:spacing w:after="80"/>
         <w:jc w:val="left"/>
       </w:pPr>
       <w:r>
@@ -7075,7 +7870,7 @@
           <w:i w:val="0"/>
           <w:sz w:val="18"/>
         </w:rPr>
-        <w:t>Table 7.</w:t>
+        <w:t>Table 8.</w:t>
       </w:r>
       <w:r>
         <w:rPr>
@@ -7088,7 +7883,7 @@
     </w:p>
     <w:p>
       <w:pPr>
-        <w:spacing w:before="140"/>
+        <w:spacing w:before="120"/>
         <w:jc w:val="both"/>
       </w:pPr>
       <w:r>
@@ -7103,12 +7898,12 @@
           <w:b w:val="0"/>
           <w:i w:val="0"/>
         </w:rPr>
-        <w:t xml:space="preserve"> The remaining Phase IIB year completes production integration of the agent system and continues database expansion. This application begins where that work reasonably ends and duplicates none of it. No budget line in this proposal supports agent development already funded under Phase IIB; the engineering requested here builds execution, follow-up, confirmation, and the workforce infrastructure, none of which is in scope for the existing award.</w:t>
+        <w:t xml:space="preserve"> The remaining Phase IIB year completes production integration of the agent system and continues database expansion. This application begins where that work ends and duplicates none of it. No budget line here supports agent development already funded under Phase IIB; Aim 1 builds execution, follow-up, confirmation, and the workforce infrastructure, none of which is in scope for the existing award.</w:t>
       </w:r>
     </w:p>
     <w:p>
       <w:pPr>
-        <w:spacing w:before="140"/>
+        <w:spacing w:before="120"/>
         <w:jc w:val="both"/>
       </w:pPr>
       <w:r>
@@ -7123,7 +7918,7 @@
           <w:b w:val="0"/>
           <w:i w:val="0"/>
         </w:rPr>
-        <w:t xml:space="preserve"> Dr. Falohun has served as Principal Investigator on both prior NIA awards, which were scored at 20 and 25 and delivered against their milestones. Dr. DuBose, a physician with an MBA, leads product and market operations and built the organic acquisition channel and the provider pipeline described above. Dr. Fan, at Clemson University, serves as Co-Investigator at 25 percent effort and leads all human subjects protocols; she is a co-author on the platform evaluation record cited here. Dr. Marcia Ory of Texas A&amp;M University, whose NIH research career spans aging services and implementation, advises on study design and dissemination and is likewise a co-author on that record. David Qu advises on commercialization, go-to-market, and investor readiness, and has reviewed and pressure tested the commercial plan in this application.</w:t>
+        <w:t xml:space="preserve"> Dr. Falohun has served as Principal Investigator on both prior NIA awards, which were scored at 20 and 25 and delivered against their milestones. Dr. DuBose, a physician with an MBA, leads product and market operations and built the organic acquisition channel and the provider pipeline described above. Dr. Fan, at Clemson University, serves as Co-Investigator at 25 percent effort and leads all human subjects protocols; she is a co-author on the platform evaluation record cited here. Dr. Marcia Ory of Texas A&amp;M University, whose NIH career spans aging services and implementation research, advises on study design and dissemination and is likewise a co-author on that record. David Qu advises on commercialization and investor readiness and has pressure tested the commercial plan in this application.</w:t>
       </w:r>
     </w:p>
     <w:p>
@@ -7135,12 +7930,12 @@
           <w:b w:val="0"/>
           <w:i w:val="0"/>
         </w:rPr>
-        <w:t>Olera operates as a fully distributed company: two full-time and two part-time employees, dedicated engineering and marketing support, a two-person care navigation call center, and contract staff engaged as work requires, scaling with this award into market operations and workforce operations roles. Distributed operation is not a limitation for this project but the reason a ten-market design is feasible for a company of this size, because no market requires a local office. Staged entry, two markets in Year 1 and four in each subsequent year, is matched to that operating model and gated at each wave.</w:t>
+        <w:t>Olera operates as a fully distributed company: two full-time and two part-time employees, dedicated engineering and marketing support, a two-person care navigation call center, and contract staff, scaling with this award into market and workforce operations roles. Being distributed is why an eight-market design is feasible at this size: no market requires a local office.</w:t>
       </w:r>
     </w:p>
     <w:p>
       <w:pPr>
-        <w:spacing w:before="140"/>
+        <w:spacing w:before="120"/>
         <w:jc w:val="both"/>
       </w:pPr>
       <w:r>
@@ -7155,14 +7950,14 @@
           <w:b w:val="0"/>
           <w:i w:val="0"/>
         </w:rPr>
-        <w:t xml:space="preserve"> Nine years of federal and company investment retired every commercial risk that could be retired without customers. What none of it purchased is proof that a local market pays for itself and that the result repeats, because that cannot be purchased. It has to be measured in real markets, with real money changing hands, over a period long enough to observe retention and churn. </w:t>
+        <w:t xml:space="preserve"> Nine years of federal and company investment retired every commercial risk that could be retired without customers. What none of it purchased is proof that a local market pays for itself and that the result repeats, because that cannot be purchased. It has to be measured in real markets, with real money changing hands, over long enough to observe churn. </w:t>
       </w:r>
       <w:r>
         <w:rPr>
           <w:b/>
           <w:i w:val="0"/>
         </w:rPr>
-        <w:t>That is the uncertainty the three aims are designed to remove, and it is the reason this application exists.</w:t>
+        <w:t>That is the uncertainty the three aims remove, and it is the reason this application exists.</w:t>
       </w:r>
     </w:p>
     <w:p>
@@ -8002,7 +8797,7 @@
     <w:qFormat/>
     <w:rsid w:val="00FC693F"/>
     <w:pPr>
-      <w:spacing w:after="60" w:before="0" w:line="240" w:lineRule="auto"/>
+      <w:spacing w:after="40" w:before="0" w:line="240" w:lineRule="auto"/>
       <w:jc w:val="both"/>
     </w:pPr>
     <w:rPr>

--- a/docs/crp/passes/Olera_CRP_ResearchStrategy.docx
+++ b/docs/crp/passes/Olera_CRP_ResearchStrategy.docx
@@ -138,7 +138,7 @@
           <w:b w:val="0"/>
           <w:i w:val="0"/>
         </w:rPr>
-        <w:t>Failure at any one gate produces the same outcome. Needs go unmet, function declines, a crisis arrives with an emergency visit or a hospitalization, and discharge returns the older adult home without the support that was missing in the first place. Nearly a third of older adults with difficulty in activities of daily living report going without bathing, meals, or medications in a given month,</w:t>
+        <w:t>Failure at any one gate produces the same outcome. Nearly a third of older adults with difficulty in activities of daily living go without bathing, meals, or medications in a given month,</w:t>
       </w:r>
       <w:r>
         <w:rPr>
@@ -162,13 +162,6 @@
           <w:vertAlign w:val="superscript"/>
         </w:rPr>
         <w:t>5,6,7</w:t>
-      </w:r>
-      <w:r>
-        <w:rPr>
-          <w:b w:val="0"/>
-          <w:i w:val="0"/>
-        </w:rPr>
-        <w:t xml:space="preserve"> Families of modest means therefore wait, and decline care, until a hospitalization, when public programs finally step in at the most expensive possible moment and after the most harm has already occurred.</w:t>
       </w:r>
     </w:p>
     <w:p>
@@ -404,7 +397,7 @@
           <w:b w:val="0"/>
           <w:i w:val="0"/>
         </w:rPr>
-        <w:t>The costs of that gap do not disappear. They move, and they grow in transit. Roughly 70 percent of working-age family caregivers hold jobs, and the hours they lose are borne by employers and by their own earnings.</w:t>
+        <w:t>Those costs do not disappear. They move, and they grow in transit. Roughly 70 percent of working-age family caregivers hold jobs, and the hours they lose are borne by employers and by their own earnings.</w:t>
       </w:r>
       <w:r>
         <w:rPr>
@@ -419,7 +412,7 @@
           <w:b w:val="0"/>
           <w:i w:val="0"/>
         </w:rPr>
-        <w:t xml:space="preserve"> Families spend down their savings and Medicaid inherits the bill at the institutional rate. The clearest measurement of the inversion comes from CAPABLE, a home-based, function-focused support program whose implementation was associated with roughly $3,000 in program cost against more than $20,000 in reduced Medicaid spending per participant, driven by lower inpatient and outpatient use.</w:t>
+        <w:t xml:space="preserve"> Families spend down their savings and Medicaid inherits the bill at the institutional rate. CAPABLE measured the inversion directly: roughly $3,000 in program cost against more than $20,000 in reduced Medicaid spending per participant,</w:t>
       </w:r>
       <w:r>
         <w:rPr>
@@ -434,7 +427,7 @@
           <w:b w:val="0"/>
           <w:i w:val="0"/>
         </w:rPr>
-        <w:t xml:space="preserve"> The same approach reduced disability across multiple randomized trials.</w:t>
+        <w:t xml:space="preserve"> with disability reduced across multiple randomized trials.</w:t>
       </w:r>
       <w:r>
         <w:rPr>
@@ -444,17 +437,19 @@
         </w:rPr>
         <w:t>13</w:t>
       </w:r>
-    </w:p>
-    <w:p>
-      <w:pPr>
-        <w:jc w:val="both"/>
-      </w:pPr>
+      <w:r>
+        <w:rPr>
+          <w:b w:val="0"/>
+          <w:i w:val="0"/>
+        </w:rPr>
+        <w:t xml:space="preserve"> </w:t>
+      </w:r>
       <w:r>
         <w:rPr>
           <w:b/>
           <w:i w:val="0"/>
         </w:rPr>
-        <w:t>The money to support older adults at home largely exists already. It is simply spent later, on worse outcomes, by whoever is left holding the consequence.</w:t>
+        <w:t>The money to support older adults at home largely exists already. It is spent later, on worse outcomes, by whoever is left holding the consequence.</w:t>
       </w:r>
       <w:r>
         <w:rPr>
@@ -474,49 +469,40 @@
           <w:b/>
           <w:i w:val="0"/>
         </w:rPr>
-        <w:t>What establishing care actually requires.</w:t>
+        <w:t>Why information is not the bottleneck.</w:t>
       </w:r>
       <w:r>
         <w:rPr>
           <w:b w:val="0"/>
           <w:i w:val="0"/>
         </w:rPr>
-        <w:t xml:space="preserve"> Closing the gap is not a matter of better information. A family that knows exactly which program it qualifies for still has to complete the application, gather documents, file, wait, respond to requests, and then find a provider with capacity on the date the benefit starts. Existing help stops before that point: clinicians and discharge planners hand off, information services return lists, and referral marketplaces introduce a provider and are paid on placement. None is accountable for whether care was established, and none can create a caregiver who does not exist.</w:t>
+        <w:t xml:space="preserve"> A family that knows exactly which program it qualifies for still has to complete the application, gather documents, file, wait, respond to requests, and then find a provider with capacity on the date the benefit starts. Existing help stops before that point. Clinicians hand off, information services return lists, and referral marketplaces introduce a provider and are paid on placement. None is accountable for whether care was established, and none can create a caregiver who does not exist.</w:t>
       </w:r>
     </w:p>
     <w:p>
       <w:pPr>
-        <w:spacing w:before="120"/>
         <w:jc w:val="both"/>
       </w:pPr>
+      <w:r>
+        <w:rPr>
+          <w:b w:val="0"/>
+          <w:i w:val="0"/>
+        </w:rPr>
+        <w:t xml:space="preserve">Two things are therefore required at once: navigation that runs to a confirmed start, and capacity on the other side so the start is possible. </w:t>
+      </w:r>
       <w:r>
         <w:rPr>
           <w:b/>
           <w:i w:val="0"/>
         </w:rPr>
-        <w:t>Why navigation alone cannot close the gap.</w:t>
+        <w:t>Neither is sufficient alone, and that is the structural claim of this application.</w:t>
       </w:r>
       <w:r>
         <w:rPr>
           <w:b w:val="0"/>
           <w:i w:val="0"/>
         </w:rPr>
-        <w:t xml:space="preserve"> Two things are required at once: navigation that runs all the way to a confirmed start, and capacity on the other side so that the start is possible. A product that clears only the first two gates aggregates family demand and delivers it to a supply side that cannot absorb it, which is a faster path to the same refusal. That is not hypothetical; it is why nearly two-thirds of home-care providers turned away business in 2023.</w:t>
-      </w:r>
-      <w:r>
-        <w:rPr>
-          <w:b w:val="0"/>
-          <w:i w:val="0"/>
-          <w:vertAlign w:val="superscript"/>
-        </w:rPr>
-        <w:t>3</w:t>
-      </w:r>
-      <w:r>
-        <w:rPr>
-          <w:b w:val="0"/>
-          <w:i w:val="0"/>
-        </w:rPr>
-        <w:t xml:space="preserve"> Olera did not select workforce development as an adjacent opportunity. We encountered it as the binding constraint on our own product working, which is why capacity creation sits inside the product rather than beside it.</w:t>
+        <w:t xml:space="preserve"> A product that clears only the first two gates delivers family demand to a supply side that cannot absorb it, which is a faster path to the same refusal. We did not choose workforce development as an adjacent opportunity. We hit it as the binding constraint on our own product working.</w:t>
       </w:r>
     </w:p>
     <w:p>
@@ -536,26 +522,21 @@
           <w:b w:val="0"/>
           <w:i w:val="0"/>
         </w:rPr>
-        <w:t xml:space="preserve"> CareNavigator is an eldercare AI navigation system built over an expert-curated national database of aid programs and providers, developed across NIA SBIR Phases I through IIB. It screens a household's needs and means and identifies the aid and services that fit. What this award adds is execution: agents that file the application or send the intake packet, follow up on a schedule, and confirm the date aid or care began. Securing a benefit and securing a service differ in their steps, and the system adapts to which is being pursued, but the shape is the same: prepare the request, transmit it, follow up, confirm the outcome. Alongside it, Olera recruits and verifies new caregivers and places them with licensed providers, who hire, train, insure, and supervise them as employees.</w:t>
+        <w:t xml:space="preserve"> CareNavigator is an eldercare AI navigation system built over an expert-curated national database of aid programs and providers, developed across NIA SBIR Phases I through IIB. It screens a household's needs and means and identifies the aid and services that fit. What this award adds is execution: agents that file the application or send the intake packet, follow up on a schedule, and confirm the date aid or care began. Alongside it, Olera recruits and verifies new caregivers and places them with licensed providers, who hire, train, insure, and supervise them as employees. </w:t>
       </w:r>
-    </w:p>
-    <w:p>
-      <w:pPr>
-        <w:jc w:val="both"/>
-      </w:pPr>
       <w:r>
         <w:rPr>
           <w:b/>
           <w:i w:val="0"/>
         </w:rPr>
-        <w:t>Olera builds two products, CareNavigator and Caregiver Staffing. During this award only Caregiver Staffing is sold and priced.</w:t>
+        <w:t>Only Caregiver Staffing is sold and priced during this award.</w:t>
       </w:r>
       <w:r>
         <w:rPr>
           <w:b w:val="0"/>
           <w:i w:val="0"/>
         </w:rPr>
-        <w:t xml:space="preserve"> Families use CareNavigator at no cost, and no provider pays to be listed or to receive a family connection. Because no fee is charged for a referral, no steering incentive exists and federally reimbursed providers can participate, which pay-per-referral models cannot accommodate. </w:t>
+        <w:t xml:space="preserve"> Families use CareNavigator at no cost, and no provider pays to be listed or to receive a family connection. Because no fee is charged for a referral, no steering incentive exists and federally reimbursed providers can participate, which pay-per-referral models cannot accommodate.</w:t>
       </w:r>
     </w:p>
     <w:p>
@@ -605,7 +586,7 @@
           <w:b w:val="0"/>
           <w:i w:val="0"/>
         </w:rPr>
-        <w:t xml:space="preserve"> They buy from us for an auditable reason. The published median cost of acquiring a caregiver is $520 per hire, and that figure is for word-of-mouth, the cheapest channel an agency has.</w:t>
+        <w:t xml:space="preserve"> They buy from us for an auditable reason: the published median cost of acquiring a caregiver is $520 per hire, and that figure is for word-of-mouth, the cheapest channel an agency has.</w:t>
       </w:r>
       <w:r>
         <w:rPr>
@@ -620,7 +601,21 @@
           <w:b w:val="0"/>
           <w:i w:val="0"/>
         </w:rPr>
-        <w:t xml:space="preserve"> Table 1 sets our pricing against that benchmark on the provider's own numbers.</w:t>
+        <w:t xml:space="preserve"> Table 1 sets our pricing against that benchmark on the provider's own numbers. </w:t>
+      </w:r>
+      <w:r>
+        <w:rPr>
+          <w:b/>
+          <w:i w:val="0"/>
+        </w:rPr>
+        <w:t>We do not ask providers to believe in a new category. We ask them to pay less for something they already buy.</w:t>
+      </w:r>
+      <w:r>
+        <w:rPr>
+          <w:b w:val="0"/>
+          <w:i w:val="0"/>
+        </w:rPr>
+        <w:t xml:space="preserve"> Break-even arrives at 6.3 hires a year, an agency of roughly eight caregivers, so every larger agency is ahead from the first month.</w:t>
       </w:r>
     </w:p>
     <w:tbl>
@@ -1428,29 +1423,10 @@
       </w:pPr>
       <w:r>
         <w:rPr>
-          <w:b/>
-          <w:i w:val="0"/>
-        </w:rPr>
-        <w:t>We do not ask providers to believe in a new category. We ask them to pay less for something they already buy.</w:t>
-      </w:r>
-      <w:r>
-        <w:rPr>
           <w:b w:val="0"/>
           <w:i w:val="0"/>
         </w:rPr>
-        <w:t xml:space="preserve"> Break-even against the benchmark arrives at 6.3 hires a year, which is an agency of roughly eight caregivers, so every larger agency is ahead from the first month. The revenue side is larger still: at 63.3 percent of agencies declining cases they cannot staff, the opportunity cost of an unfilled role dwarfs the subscription price.</w:t>
-      </w:r>
-    </w:p>
-    <w:p>
-      <w:pPr>
-        <w:jc w:val="both"/>
-      </w:pPr>
-      <w:r>
-        <w:rPr>
-          <w:b w:val="0"/>
-          <w:i w:val="0"/>
-        </w:rPr>
-        <w:t>A second customer class is emerging and this award evidences rather than sells to it. Medicare now pays directly for care navigation, caregiver support, and respite through the GUIDE model, which began in July 2024.</w:t>
+        <w:t>A second customer class is emerging, and this award produces evidence for it rather than selling to it. Medicare now pays directly for care navigation and caregiver support through the GUIDE model,</w:t>
       </w:r>
       <w:r>
         <w:rPr>
@@ -1465,21 +1441,21 @@
           <w:b w:val="0"/>
           <w:i w:val="0"/>
         </w:rPr>
-        <w:t xml:space="preserve"> Medicare Advantage plans, Medicaid managed care organizations, health systems and accountable care organizations, self-insured employers, and long-term care insurers each bear part of the cost of unmet need. Each bears part of the cost of unmet need, and the establishment and cost data this award produces is what makes them addressable. </w:t>
+        <w:t xml:space="preserve"> and Medicare Advantage plans, managed care organizations, health systems, self-insured employers, and long-term care insurers each bear part of the cost of unmet need. The establishment and cost data this award produces is what makes them addressable. </w:t>
       </w:r>
       <w:r>
         <w:rPr>
           <w:b/>
           <w:i w:val="0"/>
         </w:rPr>
-        <w:t>None of them is tested in this award and none carries an endpoint in any aim.</w:t>
+        <w:t>None is tested here and none carries an endpoint in any aim.</w:t>
       </w:r>
       <w:r>
         <w:rPr>
           <w:b w:val="0"/>
           <w:i w:val="0"/>
         </w:rPr>
-        <w:t xml:space="preserve"> They are modeled in the Commercialization Plan, where the nearest-term line is the provider growth tools Olera already operates.</w:t>
+        <w:t xml:space="preserve"> The Commercialization Plan models them, with the market sizing and multi-year projections this section does not carry.</w:t>
       </w:r>
     </w:p>
     <w:p>
@@ -1513,7 +1489,7 @@
           <w:b w:val="0"/>
           <w:i w:val="0"/>
         </w:rPr>
-        <w:t xml:space="preserve"> Human navigators are the strongest competitor and cover four of the five stages; they are also scarce, episodic, and cannot be scaled by hiring, which is the same workforce constraint from a different direction. Staffing channels move workers between employers, so one provider's hire is another's vacancy and the national shortage does not shrink. Referral marketplaces charge placement fees, which determines who appears and has drawn sustained criticism of the incentives it creates.</w:t>
+        <w:t xml:space="preserve"> Human navigators are the strongest competitor and cover four of the five stages. They are also scarce, episodic, and cannot be scaled by hiring, which is the same workforce constraint from a different direction. Referral marketplaces charge placement fees, which determines who appears and has drawn sustained criticism of the incentives it creates.</w:t>
       </w:r>
       <w:r>
         <w:rPr>
@@ -2500,690 +2476,21 @@
           <w:b w:val="0"/>
           <w:i w:val="0"/>
         </w:rPr>
-        <w:t>Caregiver Staffing competes in a separate market with its own incumbents, and Table 3 places it against them. Job boards leave every screening decision to the provider, staffing agencies keep the worker as their own employee, and gig platforms fill a shift without filling a role. All three draw from the same constrained pool of people already in direct care, which is the distinction the last row records and which Key Innovation 1 develops.</w:t>
+        <w:t xml:space="preserve">Caregiver Staffing competes against a different set of incumbents, and the same pattern holds. Job boards leave every screening decision to the provider, staffing agencies keep the worker as their own employee, and gig platforms fill a shift without filling a role. All three draw from the same constrained pool of people already in direct care. </w:t>
       </w:r>
-    </w:p>
-    <w:tbl>
-      <w:tblPr>
-        <w:tblLook w:firstColumn="1" w:firstRow="1" w:lastColumn="0" w:lastRow="0" w:noHBand="0" w:noVBand="1" w:val="04A0"/>
-        <w:tblBorders>
-          <w:top w:val="none" w:sz="0"/>
-          <w:left w:val="none" w:sz="0"/>
-          <w:bottom w:val="none" w:sz="0"/>
-          <w:right w:val="none" w:sz="0"/>
-          <w:insideH w:val="none" w:sz="0"/>
-          <w:insideV w:val="none" w:sz="0"/>
-        </w:tblBorders>
-        <w:tblW w:w="10800" w:type="dxa"/>
-        <w:tblLayout w:type="fixed"/>
-      </w:tblPr>
-      <w:tblGrid>
-        <w:gridCol w:w="2160"/>
-        <w:gridCol w:w="2160"/>
-        <w:gridCol w:w="2160"/>
-        <w:gridCol w:w="2160"/>
-        <w:gridCol w:w="2160"/>
-      </w:tblGrid>
-      <w:tr>
-        <w:tc>
-          <w:tcPr>
-            <w:tcW w:type="dxa" w:w="3348"/>
-            <w:tcBorders>
-              <w:bottom w:val="single" w:sz="8" w:space="0" w:color="14453F"/>
-            </w:tcBorders>
-          </w:tcPr>
-          <w:p>
-            <w:pPr>
-              <w:spacing w:after="20" w:before="20"/>
-              <w:jc w:val="left"/>
-            </w:pPr>
-            <w:r/>
-            <w:r>
-              <w:rPr>
-                <w:b/>
-                <w:i w:val="0"/>
-                <w:color w:val="14453F"/>
-                <w:sz w:val="18"/>
-              </w:rPr>
-              <w:t>What a provider needs from a hiring channel</w:t>
-            </w:r>
-          </w:p>
-        </w:tc>
-        <w:tc>
-          <w:tcPr>
-            <w:tcW w:type="dxa" w:w="1863"/>
-            <w:shd w:val="clear" w:fill="14453F"/>
-            <w:tcBorders>
-              <w:bottom w:val="single" w:sz="8" w:space="0" w:color="14453F"/>
-            </w:tcBorders>
-          </w:tcPr>
-          <w:p>
-            <w:pPr>
-              <w:spacing w:after="20" w:before="20"/>
-              <w:jc w:val="center"/>
-            </w:pPr>
-            <w:r/>
-            <w:r>
-              <w:rPr>
-                <w:b/>
-                <w:i w:val="0"/>
-                <w:color w:val="FFFFFF"/>
-                <w:sz w:val="18"/>
-              </w:rPr>
-              <w:t>Olera Caregiver Staffing</w:t>
-            </w:r>
-          </w:p>
-        </w:tc>
-        <w:tc>
-          <w:tcPr>
-            <w:tcW w:type="dxa" w:w="1863"/>
-            <w:tcBorders>
-              <w:bottom w:val="single" w:sz="8" w:space="0" w:color="14453F"/>
-            </w:tcBorders>
-          </w:tcPr>
-          <w:p>
-            <w:pPr>
-              <w:spacing w:after="20" w:before="20"/>
-              <w:jc w:val="center"/>
-            </w:pPr>
-            <w:r/>
-            <w:r>
-              <w:rPr>
-                <w:b/>
-                <w:i w:val="0"/>
-                <w:color w:val="14453F"/>
-                <w:sz w:val="18"/>
-              </w:rPr>
-              <w:t>Job boards</w:t>
-            </w:r>
-            <w:r>
-              <w:br/>
-            </w:r>
-            <w:r>
-              <w:rPr>
-                <w:b w:val="0"/>
-                <w:i/>
-                <w:color w:val="14453F"/>
-                <w:sz w:val="15"/>
-              </w:rPr>
-              <w:t>Indeed, MyCNAJobs</w:t>
-            </w:r>
-          </w:p>
-        </w:tc>
-        <w:tc>
-          <w:tcPr>
-            <w:tcW w:type="dxa" w:w="1863"/>
-            <w:tcBorders>
-              <w:bottom w:val="single" w:sz="8" w:space="0" w:color="14453F"/>
-            </w:tcBorders>
-          </w:tcPr>
-          <w:p>
-            <w:pPr>
-              <w:spacing w:after="20" w:before="20"/>
-              <w:jc w:val="center"/>
-            </w:pPr>
-            <w:r/>
-            <w:r>
-              <w:rPr>
-                <w:b/>
-                <w:i w:val="0"/>
-                <w:color w:val="14453F"/>
-                <w:sz w:val="18"/>
-              </w:rPr>
-              <w:t>Staffing agencies</w:t>
-            </w:r>
-            <w:r>
-              <w:br/>
-            </w:r>
-            <w:r>
-              <w:rPr>
-                <w:b w:val="0"/>
-                <w:i/>
-                <w:color w:val="14453F"/>
-                <w:sz w:val="15"/>
-              </w:rPr>
-              <w:t>local and franchise</w:t>
-            </w:r>
-          </w:p>
-        </w:tc>
-        <w:tc>
-          <w:tcPr>
-            <w:tcW w:type="dxa" w:w="1863"/>
-            <w:tcBorders>
-              <w:bottom w:val="single" w:sz="8" w:space="0" w:color="14453F"/>
-            </w:tcBorders>
-          </w:tcPr>
-          <w:p>
-            <w:pPr>
-              <w:spacing w:after="20" w:before="20"/>
-              <w:jc w:val="center"/>
-            </w:pPr>
-            <w:r/>
-            <w:r>
-              <w:rPr>
-                <w:b/>
-                <w:i w:val="0"/>
-                <w:color w:val="14453F"/>
-                <w:sz w:val="18"/>
-              </w:rPr>
-              <w:t>Gig platforms</w:t>
-            </w:r>
-            <w:r>
-              <w:br/>
-            </w:r>
-            <w:r>
-              <w:rPr>
-                <w:b w:val="0"/>
-                <w:i/>
-                <w:color w:val="14453F"/>
-                <w:sz w:val="15"/>
-              </w:rPr>
-              <w:t>shift marketplaces</w:t>
-            </w:r>
-          </w:p>
-        </w:tc>
-      </w:tr>
-      <w:tr>
-        <w:tc>
-          <w:tcPr>
-            <w:tcW w:type="dxa" w:w="3348"/>
-            <w:tcBorders>
-              <w:bottom w:val="single" w:sz="2" w:space="0" w:color="B9C4BD"/>
-            </w:tcBorders>
-          </w:tcPr>
-          <w:p>
-            <w:pPr>
-              <w:spacing w:after="20" w:before="20"/>
-              <w:jc w:val="left"/>
-            </w:pPr>
-            <w:r/>
-            <w:r>
-              <w:rPr>
-                <w:b/>
-                <w:i w:val="0"/>
-                <w:color w:val="14453F"/>
-                <w:sz w:val="18"/>
-              </w:rPr>
-              <w:t>Delivers applicants at low cost</w:t>
-            </w:r>
-          </w:p>
-        </w:tc>
-        <w:tc>
-          <w:tcPr>
-            <w:tcW w:type="dxa" w:w="1863"/>
-            <w:shd w:val="clear" w:fill="14453F"/>
-            <w:tcBorders>
-              <w:bottom w:val="single" w:sz="2" w:space="0" w:color="B9C4BD"/>
-            </w:tcBorders>
-          </w:tcPr>
-          <w:p>
-            <w:pPr>
-              <w:spacing w:after="20" w:before="20"/>
-              <w:jc w:val="center"/>
-            </w:pPr>
-            <w:r/>
-            <w:r>
-              <w:rPr>
-                <w:b/>
-                <w:i w:val="0"/>
-                <w:color w:val="FFFFFF"/>
-                <w:sz w:val="18"/>
-              </w:rPr>
-              <w:t>✓</w:t>
-            </w:r>
-          </w:p>
-        </w:tc>
-        <w:tc>
-          <w:tcPr>
-            <w:tcW w:type="dxa" w:w="1863"/>
-            <w:tcBorders>
-              <w:bottom w:val="single" w:sz="2" w:space="0" w:color="B9C4BD"/>
-            </w:tcBorders>
-          </w:tcPr>
-          <w:p>
-            <w:pPr>
-              <w:spacing w:after="20" w:before="20"/>
-              <w:jc w:val="center"/>
-            </w:pPr>
-            <w:r/>
-            <w:r>
-              <w:rPr>
-                <w:b w:val="0"/>
-                <w:i w:val="0"/>
-                <w:sz w:val="18"/>
-              </w:rPr>
-              <w:t>✓</w:t>
-            </w:r>
-          </w:p>
-        </w:tc>
-        <w:tc>
-          <w:tcPr>
-            <w:tcW w:type="dxa" w:w="1863"/>
-            <w:tcBorders>
-              <w:bottom w:val="single" w:sz="2" w:space="0" w:color="B9C4BD"/>
-            </w:tcBorders>
-          </w:tcPr>
-          <w:p>
-            <w:pPr>
-              <w:spacing w:after="20" w:before="20"/>
-              <w:jc w:val="center"/>
-            </w:pPr>
-            <w:r/>
-            <w:r>
-              <w:rPr>
-                <w:b w:val="0"/>
-                <w:i w:val="0"/>
-                <w:sz w:val="18"/>
-              </w:rPr>
-              <w:t>✗</w:t>
-            </w:r>
-          </w:p>
-        </w:tc>
-        <w:tc>
-          <w:tcPr>
-            <w:tcW w:type="dxa" w:w="1863"/>
-            <w:tcBorders>
-              <w:bottom w:val="single" w:sz="2" w:space="0" w:color="B9C4BD"/>
-            </w:tcBorders>
-          </w:tcPr>
-          <w:p>
-            <w:pPr>
-              <w:spacing w:after="20" w:before="20"/>
-              <w:jc w:val="center"/>
-            </w:pPr>
-            <w:r/>
-            <w:r>
-              <w:rPr>
-                <w:b w:val="0"/>
-                <w:i w:val="0"/>
-                <w:sz w:val="18"/>
-              </w:rPr>
-              <w:t>✓</w:t>
-            </w:r>
-          </w:p>
-        </w:tc>
-      </w:tr>
-      <w:tr>
-        <w:tc>
-          <w:tcPr>
-            <w:tcW w:type="dxa" w:w="3348"/>
-            <w:tcBorders>
-              <w:bottom w:val="single" w:sz="2" w:space="0" w:color="B9C4BD"/>
-            </w:tcBorders>
-          </w:tcPr>
-          <w:p>
-            <w:pPr>
-              <w:spacing w:after="20" w:before="20"/>
-              <w:jc w:val="left"/>
-            </w:pPr>
-            <w:r/>
-            <w:r>
-              <w:rPr>
-                <w:b/>
-                <w:i w:val="0"/>
-                <w:color w:val="14453F"/>
-                <w:sz w:val="18"/>
-              </w:rPr>
-              <w:t>Screens and verifies before the provider spends time</w:t>
-            </w:r>
-          </w:p>
-        </w:tc>
-        <w:tc>
-          <w:tcPr>
-            <w:tcW w:type="dxa" w:w="1863"/>
-            <w:shd w:val="clear" w:fill="14453F"/>
-            <w:tcBorders>
-              <w:bottom w:val="single" w:sz="2" w:space="0" w:color="B9C4BD"/>
-            </w:tcBorders>
-          </w:tcPr>
-          <w:p>
-            <w:pPr>
-              <w:spacing w:after="20" w:before="20"/>
-              <w:jc w:val="center"/>
-            </w:pPr>
-            <w:r/>
-            <w:r>
-              <w:rPr>
-                <w:b/>
-                <w:i w:val="0"/>
-                <w:color w:val="FFFFFF"/>
-                <w:sz w:val="18"/>
-              </w:rPr>
-              <w:t>✓</w:t>
-            </w:r>
-          </w:p>
-        </w:tc>
-        <w:tc>
-          <w:tcPr>
-            <w:tcW w:type="dxa" w:w="1863"/>
-            <w:tcBorders>
-              <w:bottom w:val="single" w:sz="2" w:space="0" w:color="B9C4BD"/>
-            </w:tcBorders>
-          </w:tcPr>
-          <w:p>
-            <w:pPr>
-              <w:spacing w:after="20" w:before="20"/>
-              <w:jc w:val="center"/>
-            </w:pPr>
-            <w:r/>
-            <w:r>
-              <w:rPr>
-                <w:b w:val="0"/>
-                <w:i w:val="0"/>
-                <w:sz w:val="18"/>
-              </w:rPr>
-              <w:t>✗</w:t>
-            </w:r>
-          </w:p>
-        </w:tc>
-        <w:tc>
-          <w:tcPr>
-            <w:tcW w:type="dxa" w:w="1863"/>
-            <w:tcBorders>
-              <w:bottom w:val="single" w:sz="2" w:space="0" w:color="B9C4BD"/>
-            </w:tcBorders>
-          </w:tcPr>
-          <w:p>
-            <w:pPr>
-              <w:spacing w:after="20" w:before="20"/>
-              <w:jc w:val="center"/>
-            </w:pPr>
-            <w:r/>
-            <w:r>
-              <w:rPr>
-                <w:b w:val="0"/>
-                <w:i w:val="0"/>
-                <w:sz w:val="18"/>
-              </w:rPr>
-              <w:t>✓</w:t>
-            </w:r>
-          </w:p>
-        </w:tc>
-        <w:tc>
-          <w:tcPr>
-            <w:tcW w:type="dxa" w:w="1863"/>
-            <w:tcBorders>
-              <w:bottom w:val="single" w:sz="2" w:space="0" w:color="B9C4BD"/>
-            </w:tcBorders>
-          </w:tcPr>
-          <w:p>
-            <w:pPr>
-              <w:spacing w:after="20" w:before="20"/>
-              <w:jc w:val="center"/>
-            </w:pPr>
-            <w:r/>
-            <w:r>
-              <w:rPr>
-                <w:b w:val="0"/>
-                <w:i w:val="0"/>
-                <w:sz w:val="18"/>
-              </w:rPr>
-              <w:t>✗</w:t>
-            </w:r>
-          </w:p>
-        </w:tc>
-      </w:tr>
-      <w:tr>
-        <w:tc>
-          <w:tcPr>
-            <w:tcW w:type="dxa" w:w="3348"/>
-            <w:tcBorders>
-              <w:bottom w:val="single" w:sz="2" w:space="0" w:color="B9C4BD"/>
-            </w:tcBorders>
-          </w:tcPr>
-          <w:p>
-            <w:pPr>
-              <w:spacing w:after="20" w:before="20"/>
-              <w:jc w:val="left"/>
-            </w:pPr>
-            <w:r/>
-            <w:r>
-              <w:rPr>
-                <w:b/>
-                <w:i w:val="0"/>
-                <w:color w:val="14453F"/>
-                <w:sz w:val="18"/>
-              </w:rPr>
-              <w:t>Worker becomes the provider's own employee</w:t>
-            </w:r>
-          </w:p>
-        </w:tc>
-        <w:tc>
-          <w:tcPr>
-            <w:tcW w:type="dxa" w:w="1863"/>
-            <w:shd w:val="clear" w:fill="14453F"/>
-            <w:tcBorders>
-              <w:bottom w:val="single" w:sz="2" w:space="0" w:color="B9C4BD"/>
-            </w:tcBorders>
-          </w:tcPr>
-          <w:p>
-            <w:pPr>
-              <w:spacing w:after="20" w:before="20"/>
-              <w:jc w:val="center"/>
-            </w:pPr>
-            <w:r/>
-            <w:r>
-              <w:rPr>
-                <w:b/>
-                <w:i w:val="0"/>
-                <w:color w:val="FFFFFF"/>
-                <w:sz w:val="18"/>
-              </w:rPr>
-              <w:t>✓</w:t>
-            </w:r>
-          </w:p>
-        </w:tc>
-        <w:tc>
-          <w:tcPr>
-            <w:tcW w:type="dxa" w:w="1863"/>
-            <w:tcBorders>
-              <w:bottom w:val="single" w:sz="2" w:space="0" w:color="B9C4BD"/>
-            </w:tcBorders>
-          </w:tcPr>
-          <w:p>
-            <w:pPr>
-              <w:spacing w:after="20" w:before="20"/>
-              <w:jc w:val="center"/>
-            </w:pPr>
-            <w:r/>
-            <w:r>
-              <w:rPr>
-                <w:b w:val="0"/>
-                <w:i w:val="0"/>
-                <w:sz w:val="18"/>
-              </w:rPr>
-              <w:t>✓</w:t>
-            </w:r>
-          </w:p>
-        </w:tc>
-        <w:tc>
-          <w:tcPr>
-            <w:tcW w:type="dxa" w:w="1863"/>
-            <w:tcBorders>
-              <w:bottom w:val="single" w:sz="2" w:space="0" w:color="B9C4BD"/>
-            </w:tcBorders>
-          </w:tcPr>
-          <w:p>
-            <w:pPr>
-              <w:spacing w:after="20" w:before="20"/>
-              <w:jc w:val="center"/>
-            </w:pPr>
-            <w:r/>
-            <w:r>
-              <w:rPr>
-                <w:b w:val="0"/>
-                <w:i w:val="0"/>
-                <w:sz w:val="18"/>
-              </w:rPr>
-              <w:t>✗</w:t>
-            </w:r>
-          </w:p>
-        </w:tc>
-        <w:tc>
-          <w:tcPr>
-            <w:tcW w:type="dxa" w:w="1863"/>
-            <w:tcBorders>
-              <w:bottom w:val="single" w:sz="2" w:space="0" w:color="B9C4BD"/>
-            </w:tcBorders>
-          </w:tcPr>
-          <w:p>
-            <w:pPr>
-              <w:spacing w:after="20" w:before="20"/>
-              <w:jc w:val="center"/>
-            </w:pPr>
-            <w:r/>
-            <w:r>
-              <w:rPr>
-                <w:b w:val="0"/>
-                <w:i w:val="0"/>
-                <w:sz w:val="18"/>
-              </w:rPr>
-              <w:t>✗</w:t>
-            </w:r>
-          </w:p>
-        </w:tc>
-      </w:tr>
-      <w:tr>
-        <w:tc>
-          <w:tcPr>
-            <w:tcW w:type="dxa" w:w="3348"/>
-            <w:tcBorders>
-              <w:bottom w:val="single" w:sz="8" w:space="0" w:color="14453F"/>
-            </w:tcBorders>
-          </w:tcPr>
-          <w:p>
-            <w:pPr>
-              <w:spacing w:after="20" w:before="20"/>
-              <w:jc w:val="left"/>
-            </w:pPr>
-            <w:r/>
-            <w:r>
-              <w:rPr>
-                <w:b/>
-                <w:i w:val="0"/>
-                <w:color w:val="14453F"/>
-                <w:sz w:val="18"/>
-              </w:rPr>
-              <w:t>Adds workers who were not already in direct care</w:t>
-            </w:r>
-          </w:p>
-        </w:tc>
-        <w:tc>
-          <w:tcPr>
-            <w:tcW w:type="dxa" w:w="1863"/>
-            <w:shd w:val="clear" w:fill="14453F"/>
-            <w:tcBorders>
-              <w:bottom w:val="single" w:sz="8" w:space="0" w:color="14453F"/>
-            </w:tcBorders>
-          </w:tcPr>
-          <w:p>
-            <w:pPr>
-              <w:spacing w:after="20" w:before="20"/>
-              <w:jc w:val="center"/>
-            </w:pPr>
-            <w:r/>
-            <w:r>
-              <w:rPr>
-                <w:b/>
-                <w:i w:val="0"/>
-                <w:color w:val="FFFFFF"/>
-                <w:sz w:val="18"/>
-              </w:rPr>
-              <w:t>✓</w:t>
-            </w:r>
-          </w:p>
-        </w:tc>
-        <w:tc>
-          <w:tcPr>
-            <w:tcW w:type="dxa" w:w="1863"/>
-            <w:tcBorders>
-              <w:bottom w:val="single" w:sz="8" w:space="0" w:color="14453F"/>
-            </w:tcBorders>
-          </w:tcPr>
-          <w:p>
-            <w:pPr>
-              <w:spacing w:after="20" w:before="20"/>
-              <w:jc w:val="center"/>
-            </w:pPr>
-            <w:r/>
-            <w:r>
-              <w:rPr>
-                <w:b w:val="0"/>
-                <w:i w:val="0"/>
-                <w:sz w:val="18"/>
-              </w:rPr>
-              <w:t>✗</w:t>
-            </w:r>
-          </w:p>
-        </w:tc>
-        <w:tc>
-          <w:tcPr>
-            <w:tcW w:type="dxa" w:w="1863"/>
-            <w:tcBorders>
-              <w:bottom w:val="single" w:sz="8" w:space="0" w:color="14453F"/>
-            </w:tcBorders>
-          </w:tcPr>
-          <w:p>
-            <w:pPr>
-              <w:spacing w:after="20" w:before="20"/>
-              <w:jc w:val="center"/>
-            </w:pPr>
-            <w:r/>
-            <w:r>
-              <w:rPr>
-                <w:b w:val="0"/>
-                <w:i w:val="0"/>
-                <w:sz w:val="18"/>
-              </w:rPr>
-              <w:t>✗</w:t>
-            </w:r>
-          </w:p>
-        </w:tc>
-        <w:tc>
-          <w:tcPr>
-            <w:tcW w:type="dxa" w:w="1863"/>
-            <w:tcBorders>
-              <w:bottom w:val="single" w:sz="8" w:space="0" w:color="14453F"/>
-            </w:tcBorders>
-          </w:tcPr>
-          <w:p>
-            <w:pPr>
-              <w:spacing w:after="20" w:before="20"/>
-              <w:jc w:val="center"/>
-            </w:pPr>
-            <w:r/>
-            <w:r>
-              <w:rPr>
-                <w:b w:val="0"/>
-                <w:i w:val="0"/>
-                <w:sz w:val="18"/>
-              </w:rPr>
-              <w:t>✗</w:t>
-            </w:r>
-          </w:p>
-        </w:tc>
-      </w:tr>
-    </w:tbl>
-    <w:p>
-      <w:pPr>
-        <w:spacing w:after="80"/>
-        <w:jc w:val="left"/>
-      </w:pPr>
       <w:r>
         <w:rPr>
           <w:b/>
           <w:i w:val="0"/>
-          <w:sz w:val="18"/>
         </w:rPr>
-        <w:t>Table 3.</w:t>
+        <w:t>None of them adds a caregiver to the field,</w:t>
       </w:r>
       <w:r>
         <w:rPr>
           <w:b w:val="0"/>
           <w:i w:val="0"/>
-          <w:sz w:val="18"/>
         </w:rPr>
-        <w:t xml:space="preserve"> Coverage of the hiring problem: the channels providers use today.</w:t>
+        <w:t xml:space="preserve"> which is the distinction Key Innovation 1 develops.</w:t>
       </w:r>
     </w:p>
     <w:p>
@@ -3203,7 +2510,7 @@
           <w:b w:val="0"/>
           <w:i w:val="0"/>
         </w:rPr>
-        <w:t xml:space="preserve"> Most of the relevant science is settled and what remains open is operational, which is the reason this is a commercialization award rather than a trial. Research on unmet need, from the National Health and Aging Trends Study and Medicare-linked cohorts, establishes that unmet daily-activity needs predict downstream utilization and placement;</w:t>
+        <w:t xml:space="preserve"> The relevant science is largely settled and what remains open is operational, which is why this is a commercialization award rather than a trial. Unmet daily-activity needs are established as predictors of downstream utilization and placement,</w:t>
       </w:r>
       <w:r>
         <w:rPr>
@@ -3218,7 +2525,7 @@
           <w:b w:val="0"/>
           <w:i w:val="0"/>
         </w:rPr>
-        <w:t xml:space="preserve"> we treat that as settled and measure care established rather than clinical endpoints. Home-based support trials, principally CAPABLE, show that function-focused support reduces disability with savings well above program cost,</w:t>
+        <w:t xml:space="preserve"> so we measure care established rather than clinical endpoints. Home-based support trials, principally CAPABLE, show that function-focused support reduces disability with savings well above program cost,</w:t>
       </w:r>
       <w:r>
         <w:rPr>
@@ -3233,7 +2540,7 @@
           <w:b w:val="0"/>
           <w:i w:val="0"/>
         </w:rPr>
-        <w:t xml:space="preserve"> but no trial addresses how a family outside a trial finds such support, funds it, and gets it started, and CareNavigator is the front door those programs assume exists. Work on digital caregiver tools, including four peer-reviewed studies of our own, establishes that such platforms can be built and measured as usable and accepted;</w:t>
+        <w:t xml:space="preserve"> but none addresses how a family outside a trial finds such support, funds it, and gets it started. CareNavigator is the front door those programs assume exists. Studies of digital caregiver tools, four of them our own, establish that such platforms can be built and measured as usable and accepted;</w:t>
       </w:r>
       <w:r>
         <w:rPr>
@@ -3248,22 +2555,7 @@
           <w:b w:val="0"/>
           <w:i w:val="0"/>
         </w:rPr>
-        <w:t xml:space="preserve"> what remains open is whether agents can complete applications and carry a case to a decision. Payer-funded navigation is no longer speculative, given the GUIDE model.</w:t>
-      </w:r>
-      <w:r>
-        <w:rPr>
-          <w:b w:val="0"/>
-          <w:i w:val="0"/>
-          <w:vertAlign w:val="superscript"/>
-        </w:rPr>
-        <w:t>19</w:t>
-      </w:r>
-      <w:r>
-        <w:rPr>
-          <w:b w:val="0"/>
-          <w:i w:val="0"/>
-        </w:rPr>
-        <w:t xml:space="preserve"> And documented patient-care hours are a requirement for health-professions admission,</w:t>
+        <w:t xml:space="preserve"> what remains open is whether agents can complete applications and carry a case to a decision. And documented patient-care hours are a requirement for health-professions admission,</w:t>
       </w:r>
       <w:r>
         <w:rPr>
@@ -3278,7 +2570,7 @@
           <w:b w:val="0"/>
           <w:i w:val="0"/>
         </w:rPr>
-        <w:t xml:space="preserve"> which is the incentive our workforce pathway uses; whether it converts into durable capacity is what Aim 2 tests.</w:t>
+        <w:t xml:space="preserve"> the incentive our workforce pathway uses; whether it converts into durable capacity is what Aim 2 tests.</w:t>
       </w:r>
     </w:p>
     <w:p>
@@ -3298,7 +2590,7 @@
           <w:b w:val="0"/>
           <w:i w:val="0"/>
         </w:rPr>
-        <w:t xml:space="preserve"> The primary hurdle is local density at a cost the market sustains: families, providers, and caregivers must concentrate in the same market, and that market's revenue must cover the cost of bringing them together. Four specific hurdles follow. Families must trust an AI system with care decisions, which we address by drawing every answer from an expert-curated database audited by a blinded panel of licensed social workers in Aim 1, and by validating acceptance with family caregivers under IRB approval in Aim 2. Providers are wary of platforms, so they begin at no cost and are asked to pay only after value has been delivered, which is exactly how Aim 2 runs, with conversion and churn measured under real billing only afterward in Aim 3. New caregivers must be safe and welcome, which is why licensed providers employ, train, insure, and supervise them, and why Aim 2 measures the pathway end to end with both providers and workers. And every market must repeat affordably, which self-service portals and a documented market-entry playbook address, with acquisition cost per market measured in Aim 2 and re-measured in each Aim 3 wave.</w:t>
+        <w:t xml:space="preserve"> The primary hurdle is local density at a cost the market sustains: families, providers, and caregivers must concentrate in the same market, and that market's revenue must cover the cost of bringing them together. Four hurdles follow, each answered by a named aim. Families must trust an AI system with care decisions, so every answer comes from a database audited by a blinded panel of licensed social workers in Aim 1, with acceptance measured under IRB approval in Aim 2. Providers are wary of platforms, so Aim 2 gives them the product free and Aim 3 asks a different set of providers to pay only after the value is demonstrated. New caregivers must be safe and welcome, which is why licensed providers employ, train, insure, and supervise them, and why Aim 2 measures the pathway end to end. And every market must repeat affordably, which self-service tools and a documented playbook address, with acquisition cost measured in Aim 2 and re-measured in each Aim 3 wave.</w:t>
       </w:r>
     </w:p>
     <w:p>
@@ -3441,7 +2733,7 @@
           <w:b w:val="0"/>
           <w:i w:val="0"/>
         </w:rPr>
-        <w:t>The first population tested is health-professions students, chosen because admission to their programs requires documented patient-care hours, which makes recruitment structurally inexpensive rather than dependent on wage competition. Health professions confer 263,800 undergraduate degrees a year,</w:t>
+        <w:t>The first population tested is health-professions students, chosen because admission to their programs requires documented patient-care hours. That makes recruitment structurally inexpensive rather than dependent on wage competition. Health professions confer 263,800 undergraduate degrees a year,</w:t>
       </w:r>
       <w:r>
         <w:rPr>
@@ -3456,7 +2748,7 @@
           <w:b w:val="0"/>
           <w:i w:val="0"/>
         </w:rPr>
-        <w:t xml:space="preserve"> and entry into nursing, medicine, and physician assistant training turns on documented direct patient care.</w:t>
+        <w:t xml:space="preserve"> entry into nursing, medicine, and physician assistant training turns on documented direct patient care,</w:t>
       </w:r>
       <w:r>
         <w:rPr>
@@ -3471,7 +2763,7 @@
           <w:b w:val="0"/>
           <w:i w:val="0"/>
         </w:rPr>
-        <w:t xml:space="preserve"> Our own pilot drew more than 900 applicants. New cohorts arrive every semester, so the pipeline refills rather than depleting.</w:t>
+        <w:t xml:space="preserve"> and our own pilot drew more than 900 applicants. New cohorts arrive every semester, so the pipeline refills rather than depleting.</w:t>
       </w:r>
     </w:p>
     <w:p>
@@ -3490,7 +2782,7 @@
           <w:b w:val="0"/>
           <w:i w:val="0"/>
         </w:rPr>
-        <w:t xml:space="preserve"> It is the infrastructure underneath it: the machinery that converts a person who has never worked in eldercare into someone a licensed provider will hire, and that carries their verified record of hours, competencies, populations served, supervisor evaluations, and credential status forward across employers. That layer is what makes any new worker pool viable, and its value compounds with every shift worked. Task 2.5 tests a second, non-student pool against the same pathway in two campus-poor markets, converting extensibility from an assertion into a demonstrated result.</w:t>
+        <w:t xml:space="preserve"> It is the infrastructure underneath it: the machinery that converts a person who has never worked in eldercare into someone a licensed provider will hire, carrying their verified record of hours, competencies, populations served, supervisor evaluations, and credential status across employers. That record does not exist anywhere today. A caregiver who changes employers starts over, and the new employer re-screens work already verified. That layer is what makes any new worker pool viable, and its value compounds with every shift worked. Nothing in it is specific to students: the pathway is population-agnostic by design, and Aim 2 measures it in one market with a health-professions campus nearby and one without, so the dependency is tested rather than assumed.</w:t>
       </w:r>
     </w:p>
     <w:p>
@@ -3536,7 +2828,7 @@
           <w:b w:val="0"/>
           <w:i w:val="0"/>
         </w:rPr>
-        <w:t xml:space="preserve"> That shift is what makes the outcome measurable, what makes it saleable to an organization that bears the cost of unmet need, and what makes the system improve: every completed case becomes supervised training data for the next one. The technical foundation, a multi-agent architecture over a retrieval layer with expert feedback, was built and evaluated under Phase IIB; what this award adds is execution and confirmation.</w:t>
+        <w:t xml:space="preserve"> That shift makes the outcome measurable, makes it saleable to an organization that bears the cost of unmet need, and makes the system improve: every completed case becomes supervised training data for the next. The multi-agent architecture over a retrieval layer with expert feedback was built and evaluated under Phase IIB. What this award adds is execution and confirmation.</w:t>
       </w:r>
     </w:p>
     <w:p>
@@ -3556,7 +2848,7 @@
           <w:b w:val="0"/>
           <w:i w:val="0"/>
         </w:rPr>
-        <w:t xml:space="preserve"> Eldercare information exists in three layers. The open web holds public directories and program rules, often neither accurate nor current, and it is equally available to any general-purpose AI system. Beneath that sit local program realities and provider truths that were never published, which we assembled through field work, expert curation, and direct outreach into more than 72,000 records covering all fifty states. Beneath that sits a third layer that can only be learned by operating: what programs actually decide, county by county, where applications stall, whether capacity existed when it was needed, and what care ultimately started.</w:t>
+        <w:t xml:space="preserve"> Eldercare information exists in three layers, and almost everyone works from the first one. The open web holds public directories and program rules. It is often neither accurate nor current, and it is equally available to any general-purpose AI system, which is why a chatbot can describe a benefit and cannot tell a family whether their county's waiting list is open.</w:t>
       </w:r>
     </w:p>
     <w:p>
@@ -3568,7 +2860,45 @@
           <w:b w:val="0"/>
           <w:i w:val="0"/>
         </w:rPr>
-        <w:t xml:space="preserve">No public dataset holds the third layer. NHATS is a survey. Claims data record what was billed, not what was needed and refused. </w:t>
+        <w:t>Beneath that sit local program realities and provider truths that were never published: which office actually processes an application, what a program requires in practice rather than on its form, which providers take which payment sources, and which have capacity. We assembled that layer through field work, expert curation, and direct outreach into more than 72,000 records covering all fifty states, across three NIA awards.</w:t>
+      </w:r>
+    </w:p>
+    <w:p>
+      <w:pPr>
+        <w:jc w:val="both"/>
+      </w:pPr>
+      <w:r>
+        <w:rPr>
+          <w:b w:val="0"/>
+          <w:i w:val="0"/>
+        </w:rPr>
+        <w:t xml:space="preserve">Beneath that sits a third layer that can only be learned by operating: what programs actually decide, county by county, where applications stall, whether capacity existed when it was needed, and what care ultimately started. </w:t>
+      </w:r>
+      <w:r>
+        <w:rPr>
+          <w:b/>
+          <w:i w:val="0"/>
+        </w:rPr>
+        <w:t>No public dataset holds it.</w:t>
+      </w:r>
+      <w:r>
+        <w:rPr>
+          <w:b w:val="0"/>
+          <w:i w:val="0"/>
+        </w:rPr>
+        <w:t xml:space="preserve"> NHATS is a survey. Claims data record what was billed, not what was needed and refused. Neither observes the interval between a family recognizing a need and care beginning, which is the interval in which the system fails them.</w:t>
+      </w:r>
+    </w:p>
+    <w:p>
+      <w:pPr>
+        <w:jc w:val="both"/>
+      </w:pPr>
+      <w:r>
+        <w:rPr>
+          <w:b w:val="0"/>
+          <w:i w:val="0"/>
+        </w:rPr>
+        <w:t xml:space="preserve">Execution is what produces that layer. An agent that files an application and follows it to a decision records the decision; a placement that runs to a first confirmed shift records whether capacity existed. </w:t>
       </w:r>
       <w:r>
         <w:rPr>
@@ -3582,7 +2912,7 @@
           <w:b w:val="0"/>
           <w:i w:val="0"/>
         </w:rPr>
-        <w:t xml:space="preserve"> Its commercial value is that a competitor who copies every feature begins with an empty database. Its scientific value is that this measurement does not currently exist for researchers or for the state agencies that plan around it, and we commit to publishing from it.</w:t>
+        <w:t xml:space="preserve"> Its commercial value is that a competitor who copies every feature begins with an empty database, and the gap widens with every case we complete. Its scientific value is that the measurement does not exist for researchers or for the state agencies that plan around it, and we commit to publishing from it.</w:t>
       </w:r>
     </w:p>
     <w:p>
@@ -3617,14 +2947,14 @@
           <w:b w:val="0"/>
           <w:i w:val="0"/>
         </w:rPr>
-        <w:t xml:space="preserve"> Olera builds two products, CareNavigator and Caregiver Staffing. During this award only Caregiver Staffing is sold and priced. Two NIH awards and our own capital have retired five commercial risks, which the CRP Progress Report documents. One remains, and research funding alone cannot retire it: </w:t>
+        <w:t xml:space="preserve"> Olera builds two products, CareNavigator and Caregiver Staffing, and during this award only Caregiver Staffing is sold and priced. Everything that could be established without customers has been (Table 7). One question remains, and it is not a research question. </w:t>
       </w:r>
       <w:r>
         <w:rPr>
           <w:b/>
           <w:i w:val="0"/>
         </w:rPr>
-        <w:t>can a single local market pay for itself, and can we repeat it?</w:t>
+        <w:t>Can a single local market pay for itself, and can we repeat it?</w:t>
       </w:r>
     </w:p>
     <w:p>
@@ -3636,49 +2966,7 @@
           <w:b w:val="0"/>
           <w:i w:val="0"/>
         </w:rPr>
-        <w:t xml:space="preserve">The award answers that in three stages (Figure 4). </w:t>
-      </w:r>
-      <w:r>
-        <w:rPr>
-          <w:b/>
-          <w:i w:val="0"/>
-        </w:rPr>
-        <w:t>Aim 1</w:t>
-      </w:r>
-      <w:r>
-        <w:rPr>
-          <w:b w:val="0"/>
-          <w:i w:val="0"/>
-        </w:rPr>
-        <w:t xml:space="preserve"> builds and verifies the technology both products require, in Year 1. </w:t>
-      </w:r>
-      <w:r>
-        <w:rPr>
-          <w:b/>
-          <w:i w:val="0"/>
-        </w:rPr>
-        <w:t>Aim 2</w:t>
-      </w:r>
-      <w:r>
-        <w:rPr>
-          <w:b w:val="0"/>
-          <w:i w:val="0"/>
-        </w:rPr>
-        <w:t xml:space="preserve"> runs both products in two markets at no charge, with real families, real caregivers, and real providers, and measures whether care gets established and whether the staffing pathway completes. </w:t>
-      </w:r>
-      <w:r>
-        <w:rPr>
-          <w:b/>
-          <w:i w:val="0"/>
-        </w:rPr>
-        <w:t>Aim 3</w:t>
-      </w:r>
-      <w:r>
-        <w:rPr>
-          <w:b w:val="0"/>
-          <w:i w:val="0"/>
-        </w:rPr>
-        <w:t xml:space="preserve"> opens six new markets, charges for staffing, and measures whether providers pay, whether the unit economics hold after real costs, and whether the playbook repeats.</w:t>
+        <w:t>The award answers that in three stages (Figure 4): engineer the technology, pilot it free in two markets, then pilot it paid in eight new ones.</w:t>
       </w:r>
     </w:p>
     <w:p>
@@ -3767,7 +3055,7 @@
           <w:b w:val="0"/>
           <w:i w:val="0"/>
         </w:rPr>
-        <w:t>: baseline conversion, cost to serve, fill rate and time to hire, 90-day worker retention, and the market-entry playbook itself. Aim 3 is Aim 2 run larger, in markets we did not design in, with money changing hands. Each stage carries a gate, so failure is contained rather than propagated: if Aim 1 misses verification, Aim 2 does not activate; if Aim 2 misses establishment, wave one is held.</w:t>
+        <w:t>, as Figure 4 sets out. Aim 3 is Aim 2 run larger, in markets we did not design in, with money changing hands. Each stage carries a gate, so a failure stops rather than spreads: if Aim 1 misses verification, no market activates; if Aim 2 misses establishment, wave one is held.</w:t>
       </w:r>
     </w:p>
     <w:p>
@@ -3779,7 +3067,7 @@
           <w:b w:val="0"/>
           <w:i w:val="0"/>
         </w:rPr>
-        <w:t>Primary endpoints throughout are operational or economic and come from platform, billing, and employment records. Human subjects research sits inside the aims as Tasks 2.3, 2.5, and 3.4, under Clemson University IRB approval with Dr. Fan as protocol lead. The project remains outside the NIH definition of a clinical trial by design: no participant is prospectively assigned to receive or not receive navigation, health-related outcomes appear only as secondary observational measures on a cohort that all receives the service, and the price conditions in Aim 3 are assigned to markets with purchase as the outcome. Formal determinations will be obtained rather than assumed, including for streams we expect to be non-human-subjects research.</w:t>
+        <w:t>Primary endpoints are operational or economic and come from platform, billing, payroll, and employment records. Human subjects research sits inside the aims as Tasks 2.3, 2.5, and 3.4, under Clemson University IRB approval with Dr. Fan as protocol lead. Consent, privacy, data security, and risk assessment for all three studies are detailed in the PHS Human Subjects and Clinical Trials Information form. The project is not a clinical trial: no participant is assigned to receive or withhold navigation, health-related outcomes appear only as secondary observational measures on a cohort that all receives the service, and the Aim 3 price conditions are assigned to markets with purchase as the outcome. Determinations will be obtained rather than assumed, including for the streams we expect to be non-human-subjects research.</w:t>
       </w:r>
     </w:p>
     <w:p>
@@ -3792,47 +3080,14 @@
           <w:b/>
           <w:i w:val="0"/>
         </w:rPr>
-        <w:t>Market architecture.</w:t>
+        <w:t>Ten markets, and why that number.</w:t>
       </w:r>
       <w:r>
         <w:rPr>
           <w:b w:val="0"/>
           <w:i w:val="0"/>
         </w:rPr>
-        <w:t xml:space="preserve"> The design sets the number of markets, not the reverse (Table 4). </w:t>
-      </w:r>
-      <w:r>
-        <w:rPr>
-          <w:b/>
-          <w:i w:val="0"/>
-        </w:rPr>
-        <w:t>Two markets in Aim 2</w:t>
-      </w:r>
-      <w:r>
-        <w:rPr>
-          <w:b w:val="0"/>
-          <w:i w:val="0"/>
-        </w:rPr>
-        <w:t>, run at no charge. One market cannot distinguish a product that works from a market that happens to work, so two are needed for any replication signal at all. They are chosen to differ on workforce source, one campus-rich and one campus-poor, because the riskiest assumption in this application is whether people new to care work can be recruited and retained. If that pipeline depends on proximity to a health-professions campus, we need to know while it is free to learn.</w:t>
-      </w:r>
-    </w:p>
-    <w:p>
-      <w:pPr>
-        <w:jc w:val="both"/>
-      </w:pPr>
-      <w:r>
-        <w:rPr>
-          <w:b/>
-          <w:i w:val="0"/>
-        </w:rPr>
-        <w:t>Six markets in Aim 3</w:t>
-      </w:r>
-      <w:r>
-        <w:rPr>
-          <w:b w:val="0"/>
-          <w:i w:val="0"/>
-        </w:rPr>
-        <w:t>, all new, all paid. Price is assigned at the matched-market level rather than the account level, because providers in neighboring markets compare quotes, so the market is the unit of assignment and market count sets the precision of the price contrast. Three price points, two markets per arm, and within each arm one campus-rich and one campus-poor market, so price condition is crossed with market type rather than confounded with it. The six open in two waves of three: wave one at month 21, the only wave with runway to observe 12-month retention, and wave two at month 30, run from the written playbook by staff who did not design it. Socioeconomic status and urbanicity are measured and reported as stratification variables rather than made design axes. At roughly $30,000 to enter a market, market entry is about six percent of the requested budget; the binding constraint is operating attention, not capital.</w:t>
+        <w:t xml:space="preserve"> Table 3 derives the count from what each aim has to measure: two free markets that differ on workforce source, then eight paid markets that let price be tested at four points without confounding price with market type. At roughly $30,000 to enter a market, ten markets is about seven percent of the requested budget. The binding constraint is operating attention, not capital.</w:t>
       </w:r>
     </w:p>
     <w:tbl>
@@ -3857,7 +3112,7 @@
       <w:tr>
         <w:tc>
           <w:tcPr>
-            <w:tcW w:type="dxa" w:w="3024"/>
+            <w:tcW w:type="dxa" w:w="2808"/>
             <w:tcBorders>
               <w:bottom w:val="single" w:sz="8" w:space="0" w:color="14453F"/>
             </w:tcBorders>
@@ -3875,13 +3130,13 @@
                 <w:color w:val="14453F"/>
                 <w:sz w:val="18"/>
               </w:rPr>
-              <w:t>Requirement</w:t>
+              <w:t>What the design requires</w:t>
             </w:r>
           </w:p>
         </w:tc>
         <w:tc>
           <w:tcPr>
-            <w:tcW w:type="dxa" w:w="5076"/>
+            <w:tcW w:type="dxa" w:w="5292"/>
             <w:tcBorders>
               <w:bottom w:val="single" w:sz="8" w:space="0" w:color="14453F"/>
             </w:tcBorders>
@@ -3899,7 +3154,7 @@
                 <w:color w:val="14453F"/>
                 <w:sz w:val="18"/>
               </w:rPr>
-              <w:t>What it demands of the design</w:t>
+              <w:t>Why</w:t>
             </w:r>
           </w:p>
         </w:tc>
@@ -3923,7 +3178,7 @@
                 <w:color w:val="14453F"/>
                 <w:sz w:val="18"/>
               </w:rPr>
-              <w:t>Markets implied</w:t>
+              <w:t>Markets</w:t>
             </w:r>
           </w:p>
         </w:tc>
@@ -3931,7 +3186,7 @@
       <w:tr>
         <w:tc>
           <w:tcPr>
-            <w:tcW w:type="dxa" w:w="3024"/>
+            <w:tcW w:type="dxa" w:w="2808"/>
             <w:tcBorders>
               <w:bottom w:val="single" w:sz="2" w:space="0" w:color="B9C4BD"/>
             </w:tcBorders>
@@ -3948,13 +3203,13 @@
                 <w:i w:val="0"/>
                 <w:sz w:val="18"/>
               </w:rPr>
-              <w:t>Validate before spending</w:t>
+              <w:t>Pilot before charging, in more than one place</w:t>
             </w:r>
           </w:p>
         </w:tc>
         <w:tc>
           <w:tcPr>
-            <w:tcW w:type="dxa" w:w="5076"/>
+            <w:tcW w:type="dxa" w:w="5292"/>
             <w:tcBorders>
               <w:bottom w:val="single" w:sz="2" w:space="0" w:color="B9C4BD"/>
             </w:tcBorders>
@@ -3971,7 +3226,7 @@
                 <w:i w:val="0"/>
                 <w:sz w:val="18"/>
               </w:rPr>
-              <w:t>Real families, providers, and caregivers concentrated in one place, at no charge, so adoption is not confounded with price</w:t>
+              <w:t>One market cannot separate a product that works from a market that happens to work, and the two must differ on workforce source so the campus dependency is tested while it is free to learn</w:t>
             </w:r>
           </w:p>
         </w:tc>
@@ -3994,7 +3249,7 @@
                 <w:i w:val="0"/>
                 <w:sz w:val="18"/>
               </w:rPr>
-              <w:t>2, run free in Aim 2</w:t>
+              <w:t>2, free, in Aim 2</w:t>
             </w:r>
           </w:p>
         </w:tc>
@@ -4002,7 +3257,7 @@
       <w:tr>
         <w:tc>
           <w:tcPr>
-            <w:tcW w:type="dxa" w:w="3024"/>
+            <w:tcW w:type="dxa" w:w="2808"/>
             <w:tcBorders>
               <w:bottom w:val="single" w:sz="2" w:space="0" w:color="B9C4BD"/>
             </w:tcBorders>
@@ -4019,13 +3274,13 @@
                 <w:i w:val="0"/>
                 <w:sz w:val="18"/>
               </w:rPr>
-              <w:t>Separate the product from the market</w:t>
+              <w:t>Four price points, not two</w:t>
             </w:r>
           </w:p>
         </w:tc>
         <w:tc>
           <w:tcPr>
-            <w:tcW w:type="dxa" w:w="5076"/>
+            <w:tcW w:type="dxa" w:w="5292"/>
             <w:tcBorders>
               <w:bottom w:val="single" w:sz="2" w:space="0" w:color="B9C4BD"/>
             </w:tcBorders>
@@ -4042,7 +3297,7 @@
                 <w:i w:val="0"/>
                 <w:sz w:val="18"/>
               </w:rPr>
-              <w:t>One market cannot distinguish a product that works from a market that happens to work</w:t>
+              <w:t>Two points show which direction demand moves. Four show the shape of the curve, which is what choosing a price requires</w:t>
             </w:r>
           </w:p>
         </w:tc>
@@ -4065,7 +3320,7 @@
                 <w:i w:val="0"/>
                 <w:sz w:val="18"/>
               </w:rPr>
-              <w:t>2 rather than 1</w:t>
+              <w:t>4 arms</w:t>
             </w:r>
           </w:p>
         </w:tc>
@@ -4073,7 +3328,7 @@
       <w:tr>
         <w:tc>
           <w:tcPr>
-            <w:tcW w:type="dxa" w:w="3024"/>
+            <w:tcW w:type="dxa" w:w="2808"/>
             <w:tcBorders>
               <w:bottom w:val="single" w:sz="2" w:space="0" w:color="B9C4BD"/>
             </w:tcBorders>
@@ -4090,13 +3345,13 @@
                 <w:i w:val="0"/>
                 <w:sz w:val="18"/>
               </w:rPr>
-              <w:t>Test the riskiest assumption while it is cheap</w:t>
+              <w:t>Two markets per arm, crossed with market type</w:t>
             </w:r>
           </w:p>
         </w:tc>
         <w:tc>
           <w:tcPr>
-            <w:tcW w:type="dxa" w:w="5076"/>
+            <w:tcW w:type="dxa" w:w="5292"/>
             <w:tcBorders>
               <w:bottom w:val="single" w:sz="2" w:space="0" w:color="B9C4BD"/>
             </w:tcBorders>
@@ -4113,7 +3368,7 @@
                 <w:i w:val="0"/>
                 <w:sz w:val="18"/>
               </w:rPr>
-              <w:t>Whether new entrants can be recruited without a health-professions campus nearby</w:t>
+              <w:t>Price is assigned by market because neighbors compare quotes, so one market per arm means the arm is a market. Within each pair, one campus-rich and one campus-poor</w:t>
             </w:r>
           </w:p>
         </w:tc>
@@ -4136,7 +3391,7 @@
                 <w:i w:val="0"/>
                 <w:sz w:val="18"/>
               </w:rPr>
-              <w:t>The 2 differ: campus-rich and campus-poor</w:t>
+              <w:t>4 × 2 = 8, paid, in Aim 3</w:t>
             </w:r>
           </w:p>
         </w:tc>
@@ -4144,7 +3399,7 @@
       <w:tr>
         <w:tc>
           <w:tcPr>
-            <w:tcW w:type="dxa" w:w="3024"/>
+            <w:tcW w:type="dxa" w:w="2808"/>
             <w:tcBorders>
               <w:bottom w:val="single" w:sz="2" w:space="0" w:color="B9C4BD"/>
             </w:tcBorders>
@@ -4161,13 +3416,13 @@
                 <w:i w:val="0"/>
                 <w:sz w:val="18"/>
               </w:rPr>
-              <w:t>Choose a price rather than guess one</w:t>
+              <w:t>Two waves of four</w:t>
             </w:r>
           </w:p>
         </w:tc>
         <w:tc>
           <w:tcPr>
-            <w:tcW w:type="dxa" w:w="5076"/>
+            <w:tcW w:type="dxa" w:w="5292"/>
             <w:tcBorders>
               <w:bottom w:val="single" w:sz="2" w:space="0" w:color="B9C4BD"/>
             </w:tcBorders>
@@ -4184,7 +3439,7 @@
                 <w:i w:val="0"/>
                 <w:sz w:val="18"/>
               </w:rPr>
-              <w:t>Assignment at matched-market level because neighbors compare quotes; three price points to reveal shape, two markets per arm so an arm is not one market</w:t>
+              <w:t>Wave one at month 21 is the only wave with runway to observe 12-month retention. Wave two at month 30 is run as written by staff who did not design it</w:t>
             </w:r>
           </w:p>
         </w:tc>
@@ -4207,7 +3462,7 @@
                 <w:i w:val="0"/>
                 <w:sz w:val="18"/>
               </w:rPr>
-              <w:t>6, paid, in Aim 3</w:t>
+              <w:t>4 at month 21, 4 at month 30</w:t>
             </w:r>
           </w:p>
         </w:tc>
@@ -4215,149 +3470,7 @@
       <w:tr>
         <w:tc>
           <w:tcPr>
-            <w:tcW w:type="dxa" w:w="3024"/>
-            <w:tcBorders>
-              <w:bottom w:val="single" w:sz="2" w:space="0" w:color="B9C4BD"/>
-            </w:tcBorders>
-          </w:tcPr>
-          <w:p>
-            <w:pPr>
-              <w:spacing w:after="20" w:before="20"/>
-              <w:jc w:val="left"/>
-            </w:pPr>
-            <w:r/>
-            <w:r>
-              <w:rPr>
-                <w:b w:val="0"/>
-                <w:i w:val="0"/>
-                <w:sz w:val="18"/>
-              </w:rPr>
-              <w:t>Keep price unconfounded with market type</w:t>
-            </w:r>
-          </w:p>
-        </w:tc>
-        <w:tc>
-          <w:tcPr>
-            <w:tcW w:type="dxa" w:w="5076"/>
-            <w:tcBorders>
-              <w:bottom w:val="single" w:sz="2" w:space="0" w:color="B9C4BD"/>
-            </w:tcBorders>
-          </w:tcPr>
-          <w:p>
-            <w:pPr>
-              <w:spacing w:after="20" w:before="20"/>
-              <w:jc w:val="left"/>
-            </w:pPr>
-            <w:r/>
-            <w:r>
-              <w:rPr>
-                <w:b w:val="0"/>
-                <w:i w:val="0"/>
-                <w:sz w:val="18"/>
-              </w:rPr>
-              <w:t>Within each arm, one campus-rich and one campus-poor market</w:t>
-            </w:r>
-          </w:p>
-        </w:tc>
-        <w:tc>
-          <w:tcPr>
-            <w:tcW w:type="dxa" w:w="2700"/>
-            <w:tcBorders>
-              <w:bottom w:val="single" w:sz="2" w:space="0" w:color="B9C4BD"/>
-            </w:tcBorders>
-          </w:tcPr>
-          <w:p>
-            <w:pPr>
-              <w:spacing w:after="20" w:before="20"/>
-              <w:jc w:val="left"/>
-            </w:pPr>
-            <w:r/>
-            <w:r>
-              <w:rPr>
-                <w:b w:val="0"/>
-                <w:i w:val="0"/>
-                <w:sz w:val="18"/>
-              </w:rPr>
-              <w:t>3 arms crossed with 2 types</w:t>
-            </w:r>
-          </w:p>
-        </w:tc>
-      </w:tr>
-      <w:tr>
-        <w:tc>
-          <w:tcPr>
-            <w:tcW w:type="dxa" w:w="3024"/>
-            <w:tcBorders>
-              <w:bottom w:val="single" w:sz="2" w:space="0" w:color="B9C4BD"/>
-            </w:tcBorders>
-          </w:tcPr>
-          <w:p>
-            <w:pPr>
-              <w:spacing w:after="20" w:before="20"/>
-              <w:jc w:val="left"/>
-            </w:pPr>
-            <w:r/>
-            <w:r>
-              <w:rPr>
-                <w:b w:val="0"/>
-                <w:i w:val="0"/>
-                <w:sz w:val="18"/>
-              </w:rPr>
-              <w:t>Show the playbook repeats</w:t>
-            </w:r>
-          </w:p>
-        </w:tc>
-        <w:tc>
-          <w:tcPr>
-            <w:tcW w:type="dxa" w:w="5076"/>
-            <w:tcBorders>
-              <w:bottom w:val="single" w:sz="2" w:space="0" w:color="B9C4BD"/>
-            </w:tcBorders>
-          </w:tcPr>
-          <w:p>
-            <w:pPr>
-              <w:spacing w:after="20" w:before="20"/>
-              <w:jc w:val="left"/>
-            </w:pPr>
-            <w:r/>
-            <w:r>
-              <w:rPr>
-                <w:b w:val="0"/>
-                <w:i w:val="0"/>
-                <w:sz w:val="18"/>
-              </w:rPr>
-              <w:t>Two waves, the second run as written by staff who did not design it; wave one early enough to observe 12-month retention</w:t>
-            </w:r>
-          </w:p>
-        </w:tc>
-        <w:tc>
-          <w:tcPr>
-            <w:tcW w:type="dxa" w:w="2700"/>
-            <w:tcBorders>
-              <w:bottom w:val="single" w:sz="2" w:space="0" w:color="B9C4BD"/>
-            </w:tcBorders>
-          </w:tcPr>
-          <w:p>
-            <w:pPr>
-              <w:spacing w:after="20" w:before="20"/>
-              <w:jc w:val="left"/>
-            </w:pPr>
-            <w:r/>
-            <w:r>
-              <w:rPr>
-                <w:b w:val="0"/>
-                <w:i w:val="0"/>
-                <w:sz w:val="18"/>
-              </w:rPr>
-              <w:t>Waves of 3 at months 21 and 30</w:t>
-            </w:r>
-          </w:p>
-        </w:tc>
-      </w:tr>
-      <w:tr>
-        <w:tc>
-          <w:tcPr>
-            <w:tcW w:type="dxa" w:w="3024"/>
+            <w:tcW w:type="dxa" w:w="2808"/>
             <w:shd w:val="clear" w:fill="EEF3F0"/>
             <w:tcBorders>
               <w:bottom w:val="single" w:sz="8" w:space="0" w:color="14453F"/>
@@ -4381,7 +3494,7 @@
         </w:tc>
         <w:tc>
           <w:tcPr>
-            <w:tcW w:type="dxa" w:w="5076"/>
+            <w:tcW w:type="dxa" w:w="5292"/>
             <w:shd w:val="clear" w:fill="EEF3F0"/>
             <w:tcBorders>
               <w:bottom w:val="single" w:sz="8" w:space="0" w:color="14453F"/>
@@ -4399,7 +3512,7 @@
                 <w:i w:val="0"/>
                 <w:sz w:val="18"/>
               </w:rPr>
-              <w:t>Two free validation markets, then six paid markets in two waves</w:t>
+              <w:t>Two free pilot markets, then eight paid markets in two waves</w:t>
             </w:r>
           </w:p>
         </w:tc>
@@ -4423,7 +3536,7 @@
                 <w:i w:val="0"/>
                 <w:sz w:val="18"/>
               </w:rPr>
-              <w:t>8 markets, about 6% of the budget</w:t>
+              <w:t>10 markets, about 7% of the budget</w:t>
             </w:r>
           </w:p>
         </w:tc>
@@ -4440,7 +3553,7 @@
           <w:i w:val="0"/>
           <w:sz w:val="18"/>
         </w:rPr>
-        <w:t>Table 4.</w:t>
+        <w:t>Table 3.</w:t>
       </w:r>
       <w:r>
         <w:rPr>
@@ -4448,7 +3561,7 @@
           <w:i w:val="0"/>
           <w:sz w:val="18"/>
         </w:rPr>
-        <w:t xml:space="preserve"> How the market design and its size are derived from what the aims require.</w:t>
+        <w:t xml:space="preserve"> How the number of markets follows from what the aims have to measure.</w:t>
       </w:r>
     </w:p>
     <w:p>
@@ -4466,7 +3579,15 @@
           <w:i w:val="0"/>
           <w:color w:val="14453F"/>
         </w:rPr>
-        <w:t xml:space="preserve">Specific Aim 1: Build and verify the technology both products require. </w:t>
+        <w:t>Specific Aim 1: Engineer the technology and infrastructure both products require.</w:t>
+      </w:r>
+      <w:r>
+        <w:rPr>
+          <w:b/>
+          <w:i w:val="0"/>
+          <w:color w:val="14453F"/>
+        </w:rPr>
+        <w:t xml:space="preserve"> </w:t>
       </w:r>
       <w:r>
         <w:rPr>
@@ -4486,11 +3607,12 @@
           <w:b w:val="0"/>
           <w:i w:val="0"/>
         </w:rPr>
-        <w:t>Central question: can we engineer the capabilities that make care establishment and caregiver placement work reliably enough to test commercially? Phase IIB built identification. This aim builds execution, the workforce infrastructure, and the data layer underneath both, and proves the output is good enough to put in front of families before any market is activated.</w:t>
+        <w:t>Phase IIB built identification. This aim builds execution, the workforce infrastructure, and the data layer underneath both, and proves the output is good enough to put in front of families before any market opens.</w:t>
       </w:r>
     </w:p>
     <w:p>
       <w:pPr>
+        <w:spacing w:before="120"/>
         <w:jc w:val="both"/>
       </w:pPr>
       <w:r>
@@ -4505,11 +3627,12 @@
           <w:b w:val="0"/>
           <w:i w:val="0"/>
         </w:rPr>
-        <w:t xml:space="preserve"> Families are lost at the same two points whether they are securing a benefit or securing care: while completing what the program or provider requires, and again while waiting for an answer. The loops built here handle both. For aid, that is assembling and submitting applications, tracking the documentation each program requires, and following the case to a decision. For services it is the same abstraction applied to a different counterparty: preparing and sending the intake packet, scheduling the assessment, following up with more than one provider so a single decline does not end the case, and confirming the date care began.</w:t>
+        <w:t xml:space="preserve"> CareNavigator today screens a household and identifies the aid and services it qualifies for. That much runs nationally. The execution loop is in development and the follow-up loop does not exist. This task builds both. Families are lost at the same two points whether they are securing a benefit or securing care: while assembling what is required, and again while waiting for an answer. For aid, the loops assemble and submit applications, track each program's documentation, and follow the case to a decision. For services they apply the same pattern to a different counterparty: prepare and send the intake packet, schedule the assessment, follow up with more than one provider so a single decline does not end the case, and confirm the date care began. Nothing is transmitted without the family's approval.</w:t>
       </w:r>
     </w:p>
     <w:p>
       <w:pPr>
+        <w:spacing w:before="120"/>
         <w:jc w:val="both"/>
       </w:pPr>
       <w:r>
@@ -4524,18 +3647,12 @@
           <w:b w:val="0"/>
           <w:i w:val="0"/>
         </w:rPr>
-        <w:t xml:space="preserve"> Expansion and re-verification of the curated record, the instrumentation that captures what each completed case decided, and the domain-specific model trained on that record. </w:t>
-      </w:r>
-      <w:r>
-        <w:rPr>
-          <w:b w:val="0"/>
-          <w:i/>
-        </w:rPr>
-        <w:t>(Detailed scope owned by the PI; see Innovation.)</w:t>
+        <w:t xml:space="preserve"> The curated record of more than 72,000 aid programs and providers is expanded and re-verified on a rolling schedule, so accuracy does not decay as program rules change. New instrumentation captures what each completed case decided: what was applied for, what was approved or denied, how long it took, and what care started. Model development continues the retrieval-augmented and expert-feedback methods evaluated under Phase IIB, now over a record that includes outcomes rather than rules alone.</w:t>
       </w:r>
     </w:p>
     <w:p>
       <w:pPr>
+        <w:spacing w:before="120"/>
         <w:jc w:val="both"/>
       </w:pPr>
       <w:r>
@@ -4550,11 +3667,12 @@
           <w:b w:val="0"/>
           <w:i w:val="0"/>
         </w:rPr>
-        <w:t xml:space="preserve"> Recruitment and screening workflows, training completion tracking, the provider-facing placement interface, and the verified record that accumulates hours, competencies, populations served, and supervisor evaluations and travels with the worker.</w:t>
+        <w:t xml:space="preserve"> Recruitment and screening workflows, training completion tracking, and the provider-facing placement interface, replacing the manual delivery that capped the pilot. The verified record accumulates hours, competencies, populations served, supervisor evaluations, and credential status, and travels with the worker to any licensed employer.</w:t>
       </w:r>
     </w:p>
     <w:p>
       <w:pPr>
+        <w:spacing w:before="120"/>
         <w:jc w:val="both"/>
       </w:pPr>
       <w:r>
@@ -4569,7 +3687,27 @@
           <w:b w:val="0"/>
           <w:i w:val="0"/>
         </w:rPr>
-        <w:t xml:space="preserve"> A panel of licensed clinical social workers, independent of the engineering team and holding no equity in Olera, audits a stratified random sample of cases each quarter. For each audited household the panel determines eligibility blinded to what the platform produced, and for a subset prepares the applications by hand. Both are compared with the platform's output, category by category for eligibility and field by field for applications. Agreement is reported as percent agreement with a 95 percent confidence interval and as Cohen's kappa, inter-rater reliability among panelists is established before any system output is adjudicated, and disagreements are routed to error analysis. Audited households are held out of tuning data. This is internal product verification, not human subjects research, and a determination will be obtained to that effect.</w:t>
+        <w:t xml:space="preserve"> A panel of licensed clinical social workers, independent of the engineering team and holding no equity in Olera, audits a stratified random sample of cases each quarter. For each audited household the panel determines eligibility blinded to what the platform produced, and for a subset prepares the applications by hand. Both are compared with the platform's output, category by category for eligibility and field by field for applications. Agreement is reported as percent agreement with a 95 percent confidence interval and as Cohen's kappa. Inter-rater reliability among panelists is established before any system output is adjudicated, so panel disagreement is not mistaken for system error. Every material error is reviewed rather than sampled and confirmed by a second reader, and audited households are held out of tuning data. This is internal product verification, not human subjects research, and a determination will be obtained.</w:t>
+      </w:r>
+    </w:p>
+    <w:p>
+      <w:pPr>
+        <w:spacing w:before="120"/>
+        <w:jc w:val="both"/>
+      </w:pPr>
+      <w:r>
+        <w:rPr>
+          <w:b/>
+          <w:i w:val="0"/>
+        </w:rPr>
+        <w:t>Task 1.5: Market selection and preparation.</w:t>
+      </w:r>
+      <w:r>
+        <w:rPr>
+          <w:b w:val="0"/>
+          <w:i w:val="0"/>
+        </w:rPr>
+        <w:t xml:space="preserve"> Markets are ranked on existing organic family traffic, provider density, what a household can secure under that state's aid rules, and proximity to a health-professions campus. The two Aim 2 markets are selected from that ranking, with partnerships in place before activation. Year 1 ends with markets ready, not software alone, so the month 12 gate is a launch decision.</w:t>
       </w:r>
     </w:p>
     <w:p>
@@ -4984,7 +4122,220 @@
                 <w:i w:val="0"/>
                 <w:sz w:val="18"/>
               </w:rPr>
-              <w:t>Scheduled follow-ups sent on their due date</w:t>
+              <w:t>Prepared workflows carrying a current state and a next step</w:t>
+            </w:r>
+          </w:p>
+        </w:tc>
+        <w:tc>
+          <w:tcPr>
+            <w:tcW w:type="dxa" w:w="2052"/>
+            <w:tcBorders>
+              <w:bottom w:val="single" w:sz="2" w:space="0" w:color="B9C4BD"/>
+            </w:tcBorders>
+          </w:tcPr>
+          <w:p>
+            <w:pPr>
+              <w:spacing w:after="20" w:before="20"/>
+              <w:jc w:val="right"/>
+            </w:pPr>
+            <w:r/>
+            <w:r>
+              <w:rPr>
+                <w:b w:val="0"/>
+                <w:i w:val="0"/>
+                <w:sz w:val="18"/>
+              </w:rPr>
+              <w:t>100%</w:t>
+            </w:r>
+          </w:p>
+        </w:tc>
+        <w:tc>
+          <w:tcPr>
+            <w:tcW w:type="dxa" w:w="4104"/>
+            <w:tcBorders>
+              <w:bottom w:val="single" w:sz="2" w:space="0" w:color="B9C4BD"/>
+            </w:tcBorders>
+          </w:tcPr>
+          <w:p>
+            <w:pPr>
+              <w:spacing w:after="20" w:before="20"/>
+              <w:jc w:val="left"/>
+            </w:pPr>
+            <w:r/>
+            <w:r>
+              <w:rPr>
+                <w:b w:val="0"/>
+                <w:i w:val="0"/>
+                <w:sz w:val="18"/>
+              </w:rPr>
+              <w:t>Platform telemetry</w:t>
+            </w:r>
+          </w:p>
+        </w:tc>
+      </w:tr>
+      <w:tr>
+        <w:tc>
+          <w:tcPr>
+            <w:tcW w:type="dxa" w:w="4644"/>
+            <w:tcBorders>
+              <w:bottom w:val="single" w:sz="2" w:space="0" w:color="B9C4BD"/>
+            </w:tcBorders>
+          </w:tcPr>
+          <w:p>
+            <w:pPr>
+              <w:spacing w:after="20" w:before="20"/>
+              <w:jc w:val="left"/>
+            </w:pPr>
+            <w:r/>
+            <w:r>
+              <w:rPr>
+                <w:b w:val="0"/>
+                <w:i w:val="0"/>
+                <w:sz w:val="18"/>
+              </w:rPr>
+              <w:t>Applications transmitted without family approval</w:t>
+            </w:r>
+          </w:p>
+        </w:tc>
+        <w:tc>
+          <w:tcPr>
+            <w:tcW w:type="dxa" w:w="2052"/>
+            <w:tcBorders>
+              <w:bottom w:val="single" w:sz="2" w:space="0" w:color="B9C4BD"/>
+            </w:tcBorders>
+          </w:tcPr>
+          <w:p>
+            <w:pPr>
+              <w:spacing w:after="20" w:before="20"/>
+              <w:jc w:val="right"/>
+            </w:pPr>
+            <w:r/>
+            <w:r>
+              <w:rPr>
+                <w:b w:val="0"/>
+                <w:i w:val="0"/>
+                <w:sz w:val="18"/>
+              </w:rPr>
+              <w:t>0</w:t>
+            </w:r>
+          </w:p>
+        </w:tc>
+        <w:tc>
+          <w:tcPr>
+            <w:tcW w:type="dxa" w:w="4104"/>
+            <w:tcBorders>
+              <w:bottom w:val="single" w:sz="2" w:space="0" w:color="B9C4BD"/>
+            </w:tcBorders>
+          </w:tcPr>
+          <w:p>
+            <w:pPr>
+              <w:spacing w:after="20" w:before="20"/>
+              <w:jc w:val="left"/>
+            </w:pPr>
+            <w:r/>
+            <w:r>
+              <w:rPr>
+                <w:b w:val="0"/>
+                <w:i w:val="0"/>
+                <w:sz w:val="18"/>
+              </w:rPr>
+              <w:t>Platform audit log</w:t>
+            </w:r>
+          </w:p>
+        </w:tc>
+      </w:tr>
+      <w:tr>
+        <w:tc>
+          <w:tcPr>
+            <w:tcW w:type="dxa" w:w="4644"/>
+            <w:tcBorders>
+              <w:bottom w:val="single" w:sz="2" w:space="0" w:color="B9C4BD"/>
+            </w:tcBorders>
+          </w:tcPr>
+          <w:p>
+            <w:pPr>
+              <w:spacing w:after="20" w:before="20"/>
+              <w:jc w:val="left"/>
+            </w:pPr>
+            <w:r/>
+            <w:r>
+              <w:rPr>
+                <w:b w:val="0"/>
+                <w:i w:val="0"/>
+                <w:sz w:val="18"/>
+              </w:rPr>
+              <w:t>Escalations reaching a navigator or named local agency</w:t>
+            </w:r>
+          </w:p>
+        </w:tc>
+        <w:tc>
+          <w:tcPr>
+            <w:tcW w:type="dxa" w:w="2052"/>
+            <w:tcBorders>
+              <w:bottom w:val="single" w:sz="2" w:space="0" w:color="B9C4BD"/>
+            </w:tcBorders>
+          </w:tcPr>
+          <w:p>
+            <w:pPr>
+              <w:spacing w:after="20" w:before="20"/>
+              <w:jc w:val="right"/>
+            </w:pPr>
+            <w:r/>
+            <w:r>
+              <w:rPr>
+                <w:b w:val="0"/>
+                <w:i w:val="0"/>
+                <w:sz w:val="18"/>
+              </w:rPr>
+              <w:t>100%</w:t>
+            </w:r>
+          </w:p>
+        </w:tc>
+        <w:tc>
+          <w:tcPr>
+            <w:tcW w:type="dxa" w:w="4104"/>
+            <w:tcBorders>
+              <w:bottom w:val="single" w:sz="2" w:space="0" w:color="B9C4BD"/>
+            </w:tcBorders>
+          </w:tcPr>
+          <w:p>
+            <w:pPr>
+              <w:spacing w:after="20" w:before="20"/>
+              <w:jc w:val="left"/>
+            </w:pPr>
+            <w:r/>
+            <w:r>
+              <w:rPr>
+                <w:b w:val="0"/>
+                <w:i w:val="0"/>
+                <w:sz w:val="18"/>
+              </w:rPr>
+              <w:t>Escalation log</w:t>
+            </w:r>
+          </w:p>
+        </w:tc>
+      </w:tr>
+      <w:tr>
+        <w:tc>
+          <w:tcPr>
+            <w:tcW w:type="dxa" w:w="4644"/>
+            <w:tcBorders>
+              <w:bottom w:val="single" w:sz="2" w:space="0" w:color="B9C4BD"/>
+            </w:tcBorders>
+          </w:tcPr>
+          <w:p>
+            <w:pPr>
+              <w:spacing w:after="20" w:before="20"/>
+              <w:jc w:val="left"/>
+            </w:pPr>
+            <w:r/>
+            <w:r>
+              <w:rPr>
+                <w:b w:val="0"/>
+                <w:i w:val="0"/>
+                <w:sz w:val="18"/>
+              </w:rPr>
+              <w:t>Scheduled follow-ups sent on their due date, every miss logged</w:t>
             </w:r>
           </w:p>
         </w:tc>
@@ -5118,7 +4469,7 @@
           <w:i w:val="0"/>
           <w:sz w:val="18"/>
         </w:rPr>
-        <w:t>Table 5.</w:t>
+        <w:t>Table 4.</w:t>
       </w:r>
       <w:r>
         <w:rPr>
@@ -5160,7 +4511,7 @@
           <w:b w:val="0"/>
           <w:i w:val="0"/>
         </w:rPr>
-        <w:t xml:space="preserve"> Panel disagreement could reflect reviewer variability rather than system error, which is why inter-rater reliability is established first and reported alongside every accuracy figure. Program rules change during a three-year award and would degrade accuracy through no fault of the system; the maintenance pipeline re-verifies records on a rolling schedule and accuracy is reported separately for rules that changed inside the measurement window. If agreement stalls below the gate, the alternative is to narrow scope rather than widen it: restrict automated execution to the program and service categories where accuracy is highest, route the remainder to human-assisted execution, and report the boundary rather than an average that conceals it. Aim 2 activation is held until the gate is met, which is what the month 12 decision point exists to enforce.</w:t>
+        <w:t xml:space="preserve"> Program rules change during a three-year award and would degrade accuracy through no fault of the system. The re-verification schedule in Task 1.2 addresses this, and accuracy is reported separately for rules that changed inside the measurement window. If agreement stalls below the gate, we narrow scope rather than widen it: automated execution is restricted to the categories where accuracy is highest, the remainder routed to human-assisted execution, and the boundary reported rather than averaged away. Aim 2 activation is held until the gate is met.</w:t>
       </w:r>
     </w:p>
     <w:p>
@@ -5178,7 +4529,15 @@
           <w:i w:val="0"/>
           <w:color w:val="14453F"/>
         </w:rPr>
-        <w:t xml:space="preserve">Specific Aim 2: Validate both products in two markets, at no charge. </w:t>
+        <w:t>Specific Aim 2: Pilot both products in two markets, at no charge.</w:t>
+      </w:r>
+      <w:r>
+        <w:rPr>
+          <w:b/>
+          <w:i w:val="0"/>
+          <w:color w:val="14453F"/>
+        </w:rPr>
+        <w:t xml:space="preserve"> </w:t>
       </w:r>
       <w:r>
         <w:rPr>
@@ -5198,11 +4557,12 @@
           <w:b w:val="0"/>
           <w:i w:val="0"/>
         </w:rPr>
-        <w:t>Central question: with real households, real providers, and real caregivers concentrated in one place, does care get established, does the staffing pathway complete end to end, and do all three sides accept it? This aim is where the commercial risk is removed. Nothing is charged, so adoption is not confounded with price, and every parameter Aim 3 needs in order to price is measured here first.</w:t>
+        <w:t>With real households, providers, and caregivers concentrated in one place, does care get established, does the staffing pathway complete, and do all three sides accept it? Nothing is charged, so adoption is not confounded with price, and every parameter Aim 3 needs in order to price is measured here first.</w:t>
       </w:r>
     </w:p>
     <w:p>
       <w:pPr>
+        <w:spacing w:before="120"/>
         <w:jc w:val="both"/>
       </w:pPr>
       <w:r>
@@ -5217,11 +4577,12 @@
           <w:b w:val="0"/>
           <w:i w:val="0"/>
         </w:rPr>
-        <w:t xml:space="preserve"> Two markets are opened, one campus-rich and one campus-poor, selected on existing organic family traffic, provider density, and state aid generosity. Families arrive through organic search, local partners including Area Agencies on Aging and Alzheimer's Association chapters, and direct outreach. Providers are recruited from the onboarded base and by direct outreach and are offered both products at no cost for the duration of the aim. Every activation is tagged by source, market, and cohort.</w:t>
+        <w:t xml:space="preserve"> The two markets selected in Task 1.5 open, one with a health-professions campus nearby and one without. Families arrive through organic search, local partners, and direct outreach. Providers come from the onboarded base and direct outreach and are offered both products at no cost, grandfathered for the life of the award, so no pilot provider faces a purchase decision that could color the answers they give here and Aim 3 tests price only on customers who were never given anything free. Every activation is tagged by source, market, and cohort.</w:t>
       </w:r>
     </w:p>
     <w:p>
       <w:pPr>
+        <w:spacing w:before="120"/>
         <w:jc w:val="both"/>
       </w:pPr>
       <w:r>
@@ -5236,11 +4597,12 @@
           <w:b w:val="0"/>
           <w:i w:val="0"/>
         </w:rPr>
-        <w:t xml:space="preserve"> The operational stream. Each household is followed from screening through the identified aid and services to a confirmed start date, with the step at which any household stops recorded. Reported outcomes are the share reaching established aid or care, time from first contact to established care, aid dollars secured, drop-off by step, and eligibility accuracy against the accumulating volume of executed cases, which tests whether the database sharpens with use. This is platform telemetry, not human subjects research.</w:t>
+        <w:t xml:space="preserve"> Each household is followed from screening through the identified aid and services to a confirmed start date, with the step at which any household stops recorded. Reported outcomes are the share reaching established aid or care, time to established care, aid dollars secured, drop-off by step, and eligibility accuracy against the accumulating volume of executed cases, which tests whether the record sharpens with use. What counts is fixed before measurement begins: clicks, impressions, and repeat contacts are excluded, an outcome counts once, and every count is reconciled against the outside record of the same event. This is platform telemetry, not human subjects research.</w:t>
       </w:r>
     </w:p>
     <w:p>
       <w:pPr>
+        <w:spacing w:before="120"/>
         <w:jc w:val="both"/>
       </w:pPr>
       <w:r>
@@ -5269,11 +4631,26 @@
           <w:b w:val="0"/>
           <w:i w:val="0"/>
         </w:rPr>
-        <w:t xml:space="preserve"> Twenty-five family caregivers of people living with dementia complete a mixed-methods evaluation of the integrated product, following the User Experience Evaluation in Intelligent Environments framework, with the sample size informed by our prior work. In a 60-minute moderated session each participant completes a needs assessment, reviews eligibility matches, prepares one application package, and locates the status of a filed application, thinking aloud while the moderator records task success against pre-defined criteria, time on task, errors, and assists. Post-use measures are the System Usability Scale and the 12-item trust-in-automation scale, followed by a semi-structured interview on where the system lost them. Surveys at four weeks and three months record whether the participant reached aid or care. Transcripts are analyzed thematically against a shared codebook by two independent coders with inter-coder agreement reported, and findings are integrated in a joint display that converts into an engineering backlog.</w:t>
+        <w:t xml:space="preserve"> Twenty-five family caregivers of people living with dementia complete a mixed-methods evaluation of the integrated product, following the User Experience Evaluation in Intelligent Environments framework. Participants are adults caring for a person living with Alzheimer's disease or a related dementia and involved in arranging or paying for that care, recruited from aging and caregiving organizations and our own community, sampled to reflect the range of our users. </w:t>
+      </w:r>
+      <w:r>
+        <w:rPr>
+          <w:b w:val="0"/>
+          <w:i/>
+        </w:rPr>
+        <w:t>Sample size.</w:t>
+      </w:r>
+      <w:r>
+        <w:rPr>
+          <w:b w:val="0"/>
+          <w:i w:val="0"/>
+        </w:rPr>
+        <w:t xml:space="preserve"> Detecting a medium effect on the pre-post usability comparison at 80 percent power and a two-sided alpha of 0.05 requires 15 completers; enrollment is set at 25 against the 35 to 40 percent attrition reported for dementia caregiver studies. In a 60-minute moderated session each participant completes a needs assessment, reviews eligibility matches, prepares one application package, and locates the status of a filed application, thinking aloud while a moderator outside the engineering team records task success against criteria defined in advance, time on task, errors, and assists. Post-use measures are the System Usability Scale and the 12-item trust-in-automation scale, followed by a semi-structured interview on where the system lost them. Surveys at four weeks and three months record whether the participant reached aid or care. Transcripts are analyzed thematically against a shared codebook by two independent coders with inter-coder agreement reported and qualitative reporting against the COREQ checklist. Findings are integrated in a joint display and converted into an engineering backlog that must clear before the month 21 gate.</w:t>
       </w:r>
     </w:p>
     <w:p>
       <w:pPr>
+        <w:spacing w:before="120"/>
         <w:jc w:val="both"/>
       </w:pPr>
       <w:r>
@@ -5288,11 +4665,12 @@
           <w:b w:val="0"/>
           <w:i w:val="0"/>
         </w:rPr>
-        <w:t xml:space="preserve"> Recruitment runs through campus advisors, health-professions organizations, and community channels. Prior direct-care employment is ascertained at intake, before placement, so the share of workers new to the field is measured rather than inferred. Each placement is timestamped from application through screening, provider interview, hire, and first confirmed shift, which yields time to hire and fill rate. Retention is reported by cohort at 90 days, and separately for workers who remain with the placing provider and those who move to another licensed employer carrying their verified record, because a worker who changes employers still represents capacity added to the field. Placed workers are also invited into the interview component of Task 2.5; research participation is firewalled from employment decisions, shift allocation, and any commercial conversation, and consent language states this.</w:t>
+        <w:t xml:space="preserve"> Recruitment runs through campus advisors, health-professions organizations, and community channels. Prior direct-care employment is ascertained at intake, before placement, so the share of workers new to the field is measured rather than inferred. Each placement is timestamped from application through screening, interview, hire, and first confirmed shift, which yields time to hire and fill rate. Retention is reported by cohort at 90 days, separately for workers who stay with the placing provider and those who move to another licensed employer carrying their verified record, because a worker who changes employers still represents capacity added to the field.</w:t>
       </w:r>
     </w:p>
     <w:p>
       <w:pPr>
+        <w:spacing w:before="120"/>
         <w:jc w:val="both"/>
       </w:pPr>
       <w:r>
@@ -5321,11 +4699,68 @@
           <w:b w:val="0"/>
           <w:i w:val="0"/>
         </w:rPr>
-        <w:t xml:space="preserve"> A sequential mixed-methods implementation study in two phases. The formative phase enrolls approximately 30 provider participants across owner, recruiter, and scheduler roles and approximately 20 placed workers, who complete role-specific tasks against pre-defined criteria and then a guided interview on workflow fit, supervision and safety, training needs, and priorities for improvement. Recruitment continues in small batches until no new high-priority issue emerges in two consecutive batches. The field phase follows the refined product through live semester cohorts in both markets. Measures are the System Usability Scale and the Acceptability, Appropriateness, and Feasibility of Intervention Measures, reported with 95 percent confidence intervals as implementation estimates rather than between-group tests. A stated-preference component, administered apart from any sales conversation, seeds the price range Aim 3 tests.</w:t>
+        <w:t xml:space="preserve"> A sequential mixed-methods implementation study in two phases. </w:t>
+      </w:r>
+      <w:r>
+        <w:rPr>
+          <w:b w:val="0"/>
+          <w:i/>
+        </w:rPr>
+        <w:t>Formative phase.</w:t>
+      </w:r>
+      <w:r>
+        <w:rPr>
+          <w:b w:val="0"/>
+          <w:i w:val="0"/>
+        </w:rPr>
+        <w:t xml:space="preserve"> Approximately 30 provider participants across owner, recruiter, and scheduler roles and approximately 20 placed workers complete role-specific tasks against criteria defined in advance, then a guided interview on workflow fit, supervision and safety, training needs, and priorities for improvement. The target provides at least five users per role, consistent with problem-discovery guidance, and recruitment continues in small batches until no new high-priority issue emerges in two consecutive batches. </w:t>
+      </w:r>
+      <w:r>
+        <w:rPr>
+          <w:b w:val="0"/>
+          <w:i/>
+        </w:rPr>
+        <w:t>Field phase.</w:t>
+      </w:r>
+      <w:r>
+        <w:rPr>
+          <w:b w:val="0"/>
+          <w:i w:val="0"/>
+        </w:rPr>
+        <w:t xml:space="preserve"> The refined product runs through live semester cohorts in both markets with approximately 60 provider accounts and approximately 100 placed workers followed for three months, a target that carries a 20 percent attrition allowance. </w:t>
+      </w:r>
+      <w:r>
+        <w:rPr>
+          <w:b w:val="0"/>
+          <w:i/>
+        </w:rPr>
+        <w:t>Measures and analysis.</w:t>
+      </w:r>
+      <w:r>
+        <w:rPr>
+          <w:b w:val="0"/>
+          <w:i w:val="0"/>
+        </w:rPr>
+        <w:t xml:space="preserve"> The System Usability Scale is the primary usability outcome; the Acceptability, Appropriateness, and Feasibility of Intervention Measures are secondary. Behavioral outcomes are critical-task completion, time to first value, repeat use, and support minutes. Binary outcomes are analyzed with generalized estimating equations using a logit link and an exchangeable working correlation, clustered at the provider organization with small-sample corrections; market is a reporting stratum rather than a model term, and mixed models are pre-specified as a sensitivity analysis. Estimates are reported with 95 percent confidence intervals as implementation estimates, not between-group tests. Interviews follow a guide informed by the Consolidated Framework for Implementation Research and are analyzed by two analysts in a framework matrix with an audit trail. </w:t>
+      </w:r>
+      <w:r>
+        <w:rPr>
+          <w:b w:val="0"/>
+          <w:i/>
+        </w:rPr>
+        <w:t>Safeguards.</w:t>
+      </w:r>
+      <w:r>
+        <w:rPr>
+          <w:b w:val="0"/>
+          <w:i w:val="0"/>
+        </w:rPr>
+        <w:t xml:space="preserve"> Research participation is separated from employment decisions, shift allocation, and any commercial conversation; worker responses are not shared with employers; and withdrawal affects neither platform access nor placement. A stated-preference component, run apart from any sales conversation, seeds the price range Aim 3 tests.</w:t>
       </w:r>
     </w:p>
     <w:p>
       <w:pPr>
+        <w:spacing w:before="120"/>
         <w:jc w:val="both"/>
       </w:pPr>
       <w:r>
@@ -5340,7 +4775,7 @@
           <w:b w:val="0"/>
           <w:i w:val="0"/>
         </w:rPr>
-        <w:t xml:space="preserve"> Acquisition cost is measured per family and per provider by channel and market. Cost to serve is measured per established case and per placed worker using time-driven activity-based costing over the compute behind the agents, the messages the loops send, navigator time, and support time. Both formulas are fixed before measurement begins and both read from live records. These figures are the denominators of every economic claim in Aim 3.</w:t>
+        <w:t xml:space="preserve"> Acquisition cost is measured per family and per provider by channel and market. Each channel runs under a budget, an attribution window, a cost ceiling, and a decision rule set in advance; channels that miss their ceiling are closed rather than carried. Cost to serve is measured per established case and per placed worker by time-driven activity-based costing over agent compute, messages sent, navigator time, and support time. Both formulas are fixed before measurement begins and both read from live records. These figures are the denominators of every economic claim in Aim 3.</w:t>
       </w:r>
     </w:p>
     <w:p>
@@ -5542,7 +4977,7 @@
                 <w:i w:val="0"/>
                 <w:sz w:val="18"/>
               </w:rPr>
-              <w:t>Outcome ascertainment at the pre-specified window</w:t>
+              <w:t>Outcome ascertainment at the pre-specified, category-specific window</w:t>
             </w:r>
           </w:p>
         </w:tc>
@@ -5589,6 +5024,77 @@
                 <w:sz w:val="18"/>
               </w:rPr>
               <w:t>Task 2.2</w:t>
+            </w:r>
+          </w:p>
+        </w:tc>
+      </w:tr>
+      <w:tr>
+        <w:tc>
+          <w:tcPr>
+            <w:tcW w:type="dxa" w:w="4644"/>
+            <w:tcBorders>
+              <w:bottom w:val="single" w:sz="2" w:space="0" w:color="B9C4BD"/>
+            </w:tcBorders>
+          </w:tcPr>
+          <w:p>
+            <w:pPr>
+              <w:spacing w:after="20" w:before="20"/>
+              <w:jc w:val="left"/>
+            </w:pPr>
+            <w:r/>
+            <w:r>
+              <w:rPr>
+                <w:b w:val="0"/>
+                <w:i w:val="0"/>
+                <w:sz w:val="18"/>
+              </w:rPr>
+              <w:t>Task completion, with drop-off per step, held two cycles running</w:t>
+            </w:r>
+          </w:p>
+        </w:tc>
+        <w:tc>
+          <w:tcPr>
+            <w:tcW w:type="dxa" w:w="2052"/>
+            <w:tcBorders>
+              <w:bottom w:val="single" w:sz="2" w:space="0" w:color="B9C4BD"/>
+            </w:tcBorders>
+          </w:tcPr>
+          <w:p>
+            <w:pPr>
+              <w:spacing w:after="20" w:before="20"/>
+              <w:jc w:val="right"/>
+            </w:pPr>
+            <w:r/>
+            <w:r>
+              <w:rPr>
+                <w:b w:val="0"/>
+                <w:i w:val="0"/>
+                <w:sz w:val="18"/>
+              </w:rPr>
+              <w:t>≥ 90% / ≤ 10%</w:t>
+            </w:r>
+          </w:p>
+        </w:tc>
+        <w:tc>
+          <w:tcPr>
+            <w:tcW w:type="dxa" w:w="4104"/>
+            <w:tcBorders>
+              <w:bottom w:val="single" w:sz="2" w:space="0" w:color="B9C4BD"/>
+            </w:tcBorders>
+          </w:tcPr>
+          <w:p>
+            <w:pPr>
+              <w:spacing w:after="20" w:before="20"/>
+              <w:jc w:val="left"/>
+            </w:pPr>
+            <w:r/>
+            <w:r>
+              <w:rPr>
+                <w:b w:val="0"/>
+                <w:i w:val="0"/>
+                <w:sz w:val="18"/>
+              </w:rPr>
+              <w:t>Task 2.2 funnel instrumentation</w:t>
             </w:r>
           </w:p>
         </w:tc>
@@ -6031,7 +5537,7 @@
           <w:i w:val="0"/>
           <w:sz w:val="18"/>
         </w:rPr>
-        <w:t>Table 6.</w:t>
+        <w:t>Table 5.</w:t>
       </w:r>
       <w:r>
         <w:rPr>
@@ -6066,14 +5572,7 @@
           <w:b/>
           <w:i w:val="0"/>
         </w:rPr>
-        <w:t>Potential problems and alternative strategies.</w:t>
-      </w:r>
-      <w:r>
-        <w:rPr>
-          <w:b w:val="0"/>
-          <w:i w:val="0"/>
-        </w:rPr>
-        <w:t xml:space="preserve"> </w:t>
+        <w:t xml:space="preserve">Potential problems and alternative strategies. </w:t>
       </w:r>
       <w:r>
         <w:rPr>
@@ -6087,7 +5586,7 @@
           <w:b w:val="0"/>
           <w:i w:val="0"/>
         </w:rPr>
-        <w:t xml:space="preserve"> If people new to the field leave within 90 days, providers will not pay a second time and the commercial model in Aim 3 weakens regardless of how well navigation performs. Two responses are pre-specified. Retention is reported both with the placing provider and in direct care with any licensed employer, because those answer different questions and only the second speaks to capacity added. If retention with the placing provider is poor while workforce retention holds, the product emphasis shifts from placement to the verified record itself, which providers value as reduced screening burden. Campus seasonality could create hiring gaps between terms, so cohorts are staggered across the two markets. If the campus-poor market produces no caregivers, that is a finding rather than a loss: the family side continues there and Aim 3's market selection is revised toward the conditions that worked, with the boundary stated. If family volume in either market is too low for providers to experience value, family acquisition is reallocated before any provider-side conclusion is drawn. The pathway is population-agnostic by design, and a non-student worker pool is the first extension after the award.</w:t>
+        <w:t xml:space="preserve"> If people new to the field leave within 90 days, providers will not pay a second time and Aim 3 weakens no matter how well navigation performs. Two responses are set in advance. Retention is reported both with the placing provider and in direct care with any licensed employer, because those answer different questions and only the second speaks to capacity added. If retention with the placing provider is poor while workforce retention holds, the product emphasis shifts from placement to the verified record itself, which providers value as reduced screening burden. Campus seasonality could open hiring gaps between terms, so cohorts are staggered across the two markets. If the market without a campus produces no caregivers, that is a finding rather than a loss: the family side continues there and Aim 3's market selection is revised toward the conditions that worked, with the boundary stated. If family volume is too low for providers to experience value, family acquisition is reallocated before any provider-side conclusion is drawn.</w:t>
       </w:r>
     </w:p>
     <w:p>
@@ -6105,7 +5604,15 @@
           <w:i w:val="0"/>
           <w:color w:val="14453F"/>
         </w:rPr>
-        <w:t xml:space="preserve">Specific Aim 3: Determine whether providers pay and the market model repeats. </w:t>
+        <w:t>Specific Aim 3: Pilot the paid products in eight new markets.</w:t>
+      </w:r>
+      <w:r>
+        <w:rPr>
+          <w:b/>
+          <w:i w:val="0"/>
+          <w:color w:val="14453F"/>
+        </w:rPr>
+        <w:t xml:space="preserve"> </w:t>
       </w:r>
       <w:r>
         <w:rPr>
@@ -6125,11 +5632,12 @@
           <w:b w:val="0"/>
           <w:i w:val="0"/>
         </w:rPr>
-        <w:t>Central question: will providers pay for staffing, do the unit economics hold after real costs, and does the playbook repeat in markets we did not design in? Aims 1 and 2 establish that the products work. This aim tests whether that value converts into recurring revenue at a price and a cost structure that sustain a market, which is the condition on which the business, and any private investment in it, depends.</w:t>
+        <w:t>Aims 1 and 2 establish that the products work. This aim asks whether providers pay, whether the unit economics hold after real costs, and whether the playbook repeats in markets we did not design in. That is the condition on which the business, and any private investment in it, depends.</w:t>
       </w:r>
     </w:p>
     <w:p>
       <w:pPr>
+        <w:spacing w:before="120"/>
         <w:jc w:val="both"/>
       </w:pPr>
       <w:r>
@@ -6137,18 +5645,19 @@
           <w:b/>
           <w:i w:val="0"/>
         </w:rPr>
-        <w:t>Task 3.1: Open six markets in two waves.</w:t>
+        <w:t>Task 3.1: Open eight new markets in two waves of four.</w:t>
       </w:r>
       <w:r>
         <w:rPr>
           <w:b w:val="0"/>
           <w:i w:val="0"/>
         </w:rPr>
-        <w:t xml:space="preserve"> Wave one opens three markets at month 21 and wave two three more at month 30. Both run the playbook documented in Aim 2; wave two is executed by staff who did not write it, with deviations logged. Waves are compared on time to first provider, cost per activation, and the share of activations that are self-service rather than staffed, which tests whether the model repeats affordably rather than merely repeats.</w:t>
+        <w:t xml:space="preserve"> Wave one opens four markets at month 21, wave two four more at month 30. Both run the playbook documented in Aim 2, and wave two is executed by staff who did not write it, with every deviation logged. Waves are compared on time to first provider, cost per activation, and the self-service share of activations, which tests whether the model repeats affordably rather than merely repeats. These providers are new customers who were never given the product free, so conversion carries no prior-gift confound.</w:t>
       </w:r>
     </w:p>
     <w:p>
       <w:pPr>
+        <w:spacing w:before="120"/>
         <w:jc w:val="both"/>
       </w:pPr>
       <w:r>
@@ -6163,11 +5672,12 @@
           <w:b w:val="0"/>
           <w:i w:val="0"/>
         </w:rPr>
-        <w:t xml:space="preserve"> Three price points are tested, seeded by the stated-preference work in Task 2.5 and anchored on the prices providers have already paid us, approximately $275 per month and approximately $150 per placement. Conditions are assigned at the matched-market level rather than the account level, because providers in neighboring markets compare quotes; markets are paired non-adjacently and a contamination monitor runs in the offer workflow. Price points, package variants, the primary contrast, the follow-up horizon, and the decision rule are pre-registered before any outcome is reviewed. The primary outcome is paid conversion within 60 days of offer, analyzed with generalized estimating equations at the account level with market as the cluster and small-sample corrections. With six markets, arm-level contrasts are estimated with confidence intervals rather than significance-tested, which is the honest use of this design. A pre-registered interim analysis at month 30 drops a dominated arm and reallocates to wave two. The decision rule selects the price maximizing expected 12-month revenue per account rather than conversion alone, because a price that converts and then churns is worse than one that does neither.</w:t>
+        <w:t xml:space="preserve"> Four price points are tested, two markets each. Two points would show which direction demand moves; four show the shape of the curve, which is what choosing a price requires. Within each pair, one market has a health-professions campus nearby and one does not, so price is crossed with workforce source rather than confounded with it. Candidate prices are seeded by a Van Westendorp price-sensitivity survey of approximately 120 provider decision-makers screened for purchase authority and drawn from both market types, whose cumulative response curves define the acceptable range and the points entered into the arms. That survey runs under IRB approval, apart from any sales or renewal conversation. The arms are anchored on prices providers have already paid us, approximately $275 per month and approximately $150 per placement. Conditions are assigned by market because providers in neighboring markets compare quotes; markets are paired non-adjacently and a contamination monitor runs in the offer workflow. Price points, package variants, the primary contrast, the follow-up horizon, and the decision rule are pre-registered before any outcome is reviewed. The primary outcome is paid conversion within 60 days of offer, analyzed with generalized estimating equations at the account level with market as the cluster and small-sample corrections. A biostatistician sizes the arms against the conversion rate measured in Aim 2 rather than an assumed one, and the enrollment window is set so key proportions carry 95 percent confidence half-widths of no more than seven points. With eight markets, arm-level contrasts are estimated with confidence intervals rather than significance-tested, which is the honest use of this design. A pre-registered interim analysis at month 30 drops a dominated arm and reallocates to wave two. The decision rule selects the price maximizing expected 12-month revenue per account rather than conversion alone, because a price that converts and then churns is worse than one that does neither.</w:t>
       </w:r>
     </w:p>
     <w:p>
       <w:pPr>
+        <w:spacing w:before="120"/>
         <w:jc w:val="both"/>
       </w:pPr>
       <w:r>
@@ -6175,18 +5685,33 @@
           <w:b/>
           <w:i w:val="0"/>
         </w:rPr>
-        <w:t>Task 3.3: Measure unit economics and retention.</w:t>
+        <w:t>Task 3.3: Measure unit economics, retention, and cross-side value.</w:t>
       </w:r>
       <w:r>
         <w:rPr>
           <w:b w:val="0"/>
           <w:i w:val="0"/>
         </w:rPr>
-        <w:t xml:space="preserve"> Every figure comes from live billing, payroll, and cost records. Customer acquisition cost includes spending on non-converters. Monthly net account margin is revenue less the cost to serve defined in Task 2.6. Retention is estimated at 3, 6, and 12 months. Time to churn is analyzed with discrete-time survival models on account-month records matching the monthly billing cycle, with voluntary cancellation, uncured payment failure, and downgrade treated as competing events, and cause-specific hazards and cumulative incidence reported. Restricted mean survival time at 12 months gives expected account lifetime, and lifetime multiplied by monthly net margin gives lifetime value with a confidence interval, so the payback and lifetime-to-acquisition-cost criteria carry measured uncertainty rather than point estimates. Per-market contribution margin is reported after the cost of serving that market's families, which is the number that determines whether a market pays for itself.</w:t>
+        <w:t xml:space="preserve"> Every figure comes from live billing, payroll, and cost records. Acquisition cost includes spending on non-converters. Monthly net account margin is revenue less the cost to serve defined in Task 2.6. Retention is estimated at 3, 6, 9, and 12 months, and time to churn with discrete-time survival models on account-month records matching the billing cycle, treating voluntary cancellation, uncured payment failure, and downgrade as competing events, with cause-specific hazards and cumulative incidence reported. Restricted mean survival time at 12 months gives expected account lifetime, and lifetime times monthly net margin gives lifetime value with a confidence interval, so the payback and lifetime-to-acquisition-cost criteria carry measured uncertainty rather than point estimates. </w:t>
+      </w:r>
+      <w:r>
+        <w:rPr>
+          <w:b w:val="0"/>
+          <w:i/>
+        </w:rPr>
+        <w:t>The two-sided test.</w:t>
+      </w:r>
+      <w:r>
+        <w:rPr>
+          <w:b w:val="0"/>
+          <w:i w:val="0"/>
+        </w:rPr>
+        <w:t xml:space="preserve"> That family demand makes a provider account more valuable is a claim this application makes, so it is tested. Provider value, retention, and margin are modeled against a prior-period measure of consented, qualified family demand in the same market rather than same-month demand, with the adjustment set capped at six terms drawn from provider size and type, baseline activity, acquisition channel, and seasonality, market as a random effect, and the provider organization as the clustering unit. Per-market contribution margin is reported after the cost of serving that market's families, the number that decides whether a market pays for itself.</w:t>
       </w:r>
     </w:p>
     <w:p>
       <w:pPr>
+        <w:spacing w:before="120"/>
         <w:jc w:val="both"/>
       </w:pPr>
       <w:r>
@@ -6215,11 +5740,12 @@
           <w:b w:val="0"/>
           <w:i w:val="0"/>
         </w:rPr>
-        <w:t xml:space="preserve"> The implementation measures from Task 2.5 are administered across the paid cohort, with a baseline at enrollment and follow-up at four weeks and three months or after a key event such as activation, downgrade, or churn, with approximately 150 provider decision-makers expected. Semi-structured interviews with converters, non-converters, and churned accounts examine what was purchased, what value was perceived, how price was judged, and why accounts lapsed. Baseline perceived value enters the Task 3.3 survival models as a pre-specified predictor of churn. The person-level participant and the account-level economic unit are defined separately throughout.</w:t>
+        <w:t xml:space="preserve"> The implementation measures from Task 2.5 are administered across the paid cohort, with a baseline at enrollment and follow-up at four weeks and three months or after a key event such as activation, downgrade, or churn. Baseline perceived value enters the Task 3.3 survival models as a churn predictor specified in advance. After the interim review, approximately 30 providers are interviewed, sampled purposively across four groups: never converted, converted then churned, retained with low use, and retained with high use. Churn subtype, voluntary or payment failure, is recorded and used in sampling. We target at least six providers per group and document the stopping rule. Interviews examine what was purchased, what value was perceived, how price was judged, and why accounts lapsed, and run apart from sales, support, and renewal contact. Providers who did not convert are offered a shortened format, because a sample of satisfied customers would answer the wrong question. The person-level participant and the account-level economic unit are defined separately, and the joint display converts into the packaging decisions available to Task 3.2.</w:t>
       </w:r>
     </w:p>
     <w:p>
       <w:pPr>
+        <w:spacing w:before="120"/>
         <w:jc w:val="both"/>
       </w:pPr>
       <w:r>
@@ -6234,7 +5760,7 @@
           <w:b w:val="0"/>
           <w:i w:val="0"/>
         </w:rPr>
-        <w:t xml:space="preserve"> An independent analyst engaged under subcontract, working from the pre-specified analysis plan and the raw billing, payroll, and cost records, rebuilds revenue, acquisition cost, cost to serve, margin, retention, and per-market profitability without access to our operating model. The analyst does not set price or packaging. Discrepancies between the rebuild and the operating model are investigated and reported rather than silently reconciled. The package assembles the confirmed model into two forward trajectories, expansion funded by reinvested margin and accelerated expansion under private capital, and is the evidence base for the Commercialization Plan's fundraising strategy.</w:t>
+        <w:t xml:space="preserve"> An independent analyst under subcontract, working from the pre-specified analysis plan and the raw billing, payroll, and cost records, rebuilds revenue, acquisition cost, cost to serve, margin, retention, and per-market profitability without access to our operating model. The analyst does not set price or packaging. Discrepancies between the rebuild and the operating model are investigated and reported rather than silently reconciled. The package assembles the confirmed model into two forward trajectories, expansion funded by reinvested margin and accelerated expansion under private capital. It is the evidence base for the Commercialization Plan's fundraising strategy, which carries the market sizing, price list, and multi-year projections in full.</w:t>
       </w:r>
     </w:p>
     <w:p>
@@ -6411,7 +5937,7 @@
                 <w:i w:val="0"/>
                 <w:sz w:val="18"/>
               </w:rPr>
-              <w:t>Task 3.2, matched-market assignment</w:t>
+              <w:t>Task 3.2, four arms across eight markets</w:t>
             </w:r>
           </w:p>
         </w:tc>
@@ -6649,7 +6175,7 @@
                 <w:i w:val="0"/>
                 <w:sz w:val="18"/>
               </w:rPr>
-              <w:t>Retention at 3, 6, and 12 months</w:t>
+              <w:t>Retention at 3, 6, 9, and 12 months</w:t>
             </w:r>
           </w:p>
         </w:tc>
@@ -6776,6 +6302,77 @@
           <w:tcPr>
             <w:tcW w:type="dxa" w:w="4644"/>
             <w:tcBorders>
+              <w:bottom w:val="single" w:sz="2" w:space="0" w:color="B9C4BD"/>
+            </w:tcBorders>
+          </w:tcPr>
+          <w:p>
+            <w:pPr>
+              <w:spacing w:after="20" w:before="20"/>
+              <w:jc w:val="left"/>
+            </w:pPr>
+            <w:r/>
+            <w:r>
+              <w:rPr>
+                <w:b w:val="0"/>
+                <w:i w:val="0"/>
+                <w:sz w:val="18"/>
+              </w:rPr>
+              <w:t>Provider value against prior-period family demand</w:t>
+            </w:r>
+          </w:p>
+        </w:tc>
+        <w:tc>
+          <w:tcPr>
+            <w:tcW w:type="dxa" w:w="2052"/>
+            <w:tcBorders>
+              <w:bottom w:val="single" w:sz="2" w:space="0" w:color="B9C4BD"/>
+            </w:tcBorders>
+          </w:tcPr>
+          <w:p>
+            <w:pPr>
+              <w:spacing w:after="20" w:before="20"/>
+              <w:jc w:val="right"/>
+            </w:pPr>
+            <w:r/>
+            <w:r>
+              <w:rPr>
+                <w:b w:val="0"/>
+                <w:i w:val="0"/>
+                <w:sz w:val="18"/>
+              </w:rPr>
+              <w:t>Estimated with 95% CI</w:t>
+            </w:r>
+          </w:p>
+        </w:tc>
+        <w:tc>
+          <w:tcPr>
+            <w:tcW w:type="dxa" w:w="4104"/>
+            <w:tcBorders>
+              <w:bottom w:val="single" w:sz="2" w:space="0" w:color="B9C4BD"/>
+            </w:tcBorders>
+          </w:tcPr>
+          <w:p>
+            <w:pPr>
+              <w:spacing w:after="20" w:before="20"/>
+              <w:jc w:val="left"/>
+            </w:pPr>
+            <w:r/>
+            <w:r>
+              <w:rPr>
+                <w:b w:val="0"/>
+                <w:i w:val="0"/>
+                <w:sz w:val="18"/>
+              </w:rPr>
+              <w:t>Task 3.3, market random effect</w:t>
+            </w:r>
+          </w:p>
+        </w:tc>
+      </w:tr>
+      <w:tr>
+        <w:tc>
+          <w:tcPr>
+            <w:tcW w:type="dxa" w:w="4644"/>
+            <w:tcBorders>
               <w:bottom w:val="single" w:sz="8" w:space="0" w:color="14453F"/>
             </w:tcBorders>
           </w:tcPr>
@@ -6854,7 +6451,7 @@
           <w:i w:val="0"/>
           <w:sz w:val="18"/>
         </w:rPr>
-        <w:t>Table 7.</w:t>
+        <w:t>Table 6.</w:t>
       </w:r>
       <w:r>
         <w:rPr>
@@ -6882,11 +6479,12 @@
           <w:b w:val="0"/>
           <w:i w:val="0"/>
         </w:rPr>
-        <w:t xml:space="preserve"> Contamination across neighboring markets is the standard objection to market-level assignment; the pre-registered mitigations are non-adjacent pairing, a contamination monitor in the offer workflow, and account-level assignment specified in advance as a sensitivity analysis. Conversion could prove too low at every price for the arms to be distinguishable, in which case the interim analysis reallocates and the finding is reported as a finding. If price sits below cost to serve, the pre-registered alternatives run in order: improve the product where the Task 3.4 interviews locate the gap, reduce acquisition and serving cost, repackage, and re-test in wave two. If margins are positive but below the level a market needs to fund itself, no further markets open until the cost structure improves. If wave two slips, wave one still carries the pricing, unit economics, and 12-month retention results, and replication is reported on the markets that opened.</w:t>
+        <w:t xml:space="preserve"> Contamination across neighboring markets is the standard objection to market-level assignment; the pre-registered mitigations are non-adjacent pairing, a contamination monitor in the offer workflow, and account-level assignment specified in advance as a sensitivity analysis. If conversion is too low at every price for the arms to be distinguishable, the interim analysis reallocates and the result is reported as a finding. If price sits below cost to serve, the pre-registered alternatives run in order: improve the product where the Task 3.4 interviews locate the gap, reduce acquisition and serving cost, repackage, and re-test in wave two. If margins are positive but below what a market needs to fund itself, no further markets open until the cost structure improves. If wave two slips, wave one still carries the pricing, unit economics, and 12-month retention results.</w:t>
       </w:r>
     </w:p>
     <w:p>
       <w:pPr>
+        <w:spacing w:before="120"/>
         <w:jc w:val="both"/>
       </w:pPr>
       <w:r>
@@ -6905,8 +6503,8 @@
       </w:r>
       <w:r>
         <w:rPr>
-          <w:b w:val="0"/>
-          <w:i/>
+          <w:b/>
+          <w:i w:val="0"/>
         </w:rPr>
         <w:t>and</w:t>
       </w:r>
@@ -6920,6 +6518,7 @@
     </w:p>
     <w:p>
       <w:pPr>
+        <w:spacing w:before="120"/>
         <w:jc w:val="both"/>
       </w:pPr>
       <w:r>
@@ -6934,51 +6533,21 @@
           <w:b w:val="0"/>
           <w:i w:val="0"/>
         </w:rPr>
-        <w:t xml:space="preserve"> The reviewer's fair question is whether one product can carry a market. Two-thirds of home-care providers turned away business in 2023 for lack of staff,</w:t>
+        <w:t xml:space="preserve"> One product may not carry a market. We expect it will: two-thirds of home-care providers turned away business in 2023 for lack of staff, and our price sits far below what they already pay to hire. If the measured economics fall short, this award still produces assets that support other revenue without new invention: the provider growth tools already operating today, an employer-paid caregiver benefit on the same navigation product, contracted navigation for risk-bearing organizations on the GUIDE precedent, and aggregate market intelligence from the outcomes record. </w:t>
       </w:r>
       <w:r>
         <w:rPr>
-          <w:b w:val="0"/>
+          <w:b/>
           <w:i w:val="0"/>
-          <w:vertAlign w:val="superscript"/>
         </w:rPr>
-        <w:t>3</w:t>
+        <w:t>None is tested here and none carries an endpoint.</w:t>
       </w:r>
       <w:r>
         <w:rPr>
           <w:b w:val="0"/>
           <w:i w:val="0"/>
         </w:rPr>
-        <w:t xml:space="preserve"> so the demand is not in doubt, and the price sits far below what those providers already pay to hire. Should the measured economics still fall short, Olera holds assets this award produces that support adjacent revenue without new invention: the provider growth tools already operating today, an employer-paid caregiver benefit on the same navigation product, contracted navigation for risk-bearing organizations on the precedent of the Medicare GUIDE model,</w:t>
-      </w:r>
-      <w:r>
-        <w:rPr>
-          <w:b w:val="0"/>
-          <w:i w:val="0"/>
-          <w:vertAlign w:val="superscript"/>
-        </w:rPr>
-        <w:t>19</w:t>
-      </w:r>
-      <w:r>
-        <w:rPr>
-          <w:b w:val="0"/>
-          <w:i w:val="0"/>
-        </w:rPr>
-        <w:t xml:space="preserve"> and aggregate market intelligence from the outcomes record. </w:t>
-      </w:r>
-      <w:r>
-        <w:rPr>
-          <w:b/>
-          <w:i w:val="0"/>
-        </w:rPr>
-        <w:t>None is tested in this award and none carries an endpoint here.</w:t>
-      </w:r>
-      <w:r>
-        <w:rPr>
-          <w:b w:val="0"/>
-          <w:i w:val="0"/>
-        </w:rPr>
-        <w:t xml:space="preserve"> They are modeled in the Commercialization Plan.</w:t>
+        <w:t xml:space="preserve"> The Commercialization Plan models them.</w:t>
       </w:r>
     </w:p>
     <w:p>
@@ -7012,7 +6581,7 @@
           <w:b w:val="0"/>
           <w:i w:val="0"/>
         </w:rPr>
-        <w:t xml:space="preserve">, through Dr. Fan as Co-Investigator at 25 percent effort, designs and executes the human subjects studies in Tasks 2.3, 2.5, and 3.4 and holds the protocols, integrated through joint quarterly protocol review and shared data-management procedures specified in the subaward. </w:t>
+        <w:t xml:space="preserve">, through Dr. Fan as Co-Investigator at 25 percent effort, designs and executes the human subjects studies in Tasks 2.3, 2.5, and 3.4 and holds the protocols, integrated through quarterly protocol review and the data-management procedures specified in the subaward. </w:t>
       </w:r>
       <w:r>
         <w:rPr>
@@ -7033,14 +6602,14 @@
           <w:b/>
           <w:i w:val="0"/>
         </w:rPr>
-        <w:t>pricing and actuarial consultation</w:t>
+        <w:t>pricing and biostatistical consultation</w:t>
       </w:r>
       <w:r>
         <w:rPr>
           <w:b w:val="0"/>
           <w:i w:val="0"/>
         </w:rPr>
-        <w:t xml:space="preserve"> supports the pre-registration in Task 3.2. The Principal Investigator holds integration authority and all gate decisions, supported by a weekly cross-aim operating review and a quarterly milestone review against Tables 5 through 7. Consultant scopes and reporting cadence are specified in the Project Management Plan.</w:t>
+        <w:t xml:space="preserve"> supports the pre-registration and arm sizing in Task 3.2. The Principal Investigator holds integration authority and every gate decision, against a quarterly milestone review of Tables 4 through 6.</w:t>
       </w:r>
     </w:p>
     <w:p>
@@ -7060,7 +6629,7 @@
           <w:b w:val="0"/>
           <w:i w:val="0"/>
         </w:rPr>
-        <w:t xml:space="preserve"> No federal premarket pathway applies. CareNavigator is navigational and administrative software that does not diagnose, treat, or make clinical decisions, and is therefore not a medical device; no premarket authorization gates commercialization and nothing in this plan waits on a federal approval. Four regimes govern and are addressed operationally: family data under HIPAA-aligned safeguards; referral practice, where charging no fee means no steering incentive exists and federally reimbursed providers can participate; employment, training, insurance, and supervision of every placed worker, which rest with the licensed provider rather than with Olera; and any joining of an external record to ours, which requires an executed data-use agreement and an IRB determination.</w:t>
+        <w:t xml:space="preserve"> No federal premarket pathway applies. CareNavigator is navigational and administrative software that does not diagnose, treat, or make clinical decisions, so it is not a medical device and nothing here waits on a federal approval. Four regimes govern operations: family data under HIPAA-aligned safeguards; referral practice, where charging no fee means no steering incentive exists; employment, training, insurance, and supervision of every placed worker, which rest with the licensed provider rather than with Olera; and any joining of an external record to ours, which requires a data-use agreement and an IRB determination.</w:t>
       </w:r>
     </w:p>
     <w:p>
@@ -7080,7 +6649,7 @@
           <w:b w:val="0"/>
           <w:i w:val="0"/>
         </w:rPr>
-        <w:t xml:space="preserve"> Figure 5 gives the quarter-by-quarter schedule and the four decision points. At month 12 the Aim 1 gate must be met or market activation is held. At month 21 the Aim 2 gate must be met or wave one is held. At month 30 the interim price analysis runs and the stop rule is evaluated before wave two opens. At award end the independent rebuild is delivered.</w:t>
+        <w:t xml:space="preserve"> Figure 5 gives the quarter-by-quarter schedule and the four decision points, each of which holds the next stage until its gate is met. At award end the independent rebuild is delivered.</w:t>
       </w:r>
     </w:p>
     <w:p>
@@ -7092,7 +6661,7 @@
       <w:r>
         <w:drawing>
           <wp:inline xmlns:a="http://schemas.openxmlformats.org/drawingml/2006/main" xmlns:pic="http://schemas.openxmlformats.org/drawingml/2006/picture">
-            <wp:extent cx="6400800" cy="2109216"/>
+            <wp:extent cx="6400800" cy="2234184"/>
             <wp:docPr id="5" name="Picture 5"/>
             <wp:cNvGraphicFramePr>
               <a:graphicFrameLocks noChangeAspect="1"/>
@@ -7113,7 +6682,7 @@
                   <pic:spPr>
                     <a:xfrm>
                       <a:off x="0" y="0"/>
-                      <a:ext cx="6400800" cy="2109216"/>
+                      <a:ext cx="6400800" cy="2234184"/>
                     </a:xfrm>
                     <a:prstGeom prst="rect"/>
                   </pic:spPr>
@@ -7152,17 +6721,24 @@
       </w:pPr>
       <w:r>
         <w:rPr>
+          <w:b w:val="0"/>
+          <w:i w:val="0"/>
+        </w:rPr>
+        <w:t xml:space="preserve">Ten markets and one priced product is a deliberately small footprint for an award this size, because the markets are an instrument and not the deliverable. We are not buying revenue with this grant. We are buying the four things that let someone else fund the revenue: </w:t>
+      </w:r>
+      <w:r>
+        <w:rPr>
           <w:b/>
           <w:i w:val="0"/>
         </w:rPr>
-        <w:t>Successful completion leaves Olera holding four things that do not exist today: a product verified against blinded expert review, a price chosen by experiment rather than assumption, unit economics an outside analyst rebuilt from records, and a market-entry playbook run as written in six markets by people who did not write it.</w:t>
+        <w:t>a product verified against blinded expert review, a price chosen by experiment rather than assumption, unit economics an outside analyst rebuilt from our records, and a market-entry playbook run as written, in markets we did not design in, by people who did not write it.</w:t>
       </w:r>
       <w:r>
         <w:rPr>
           <w:b w:val="0"/>
           <w:i w:val="0"/>
         </w:rPr>
-        <w:t xml:space="preserve"> That is the evidence a private investor requires to fund national expansion, and it is the operational record on which the adjacent revenue lines in the Commercialization Plan rest.</w:t>
+        <w:t xml:space="preserve"> Those transfer to the next hundred markets. A larger footprint bought with the same dollars would produce more revenue and less evidence, and evidence is what we do not have.</w:t>
       </w:r>
     </w:p>
     <w:p>
@@ -7210,64 +6786,14 @@
           <w:b/>
           <w:i w:val="0"/>
         </w:rPr>
-        <w:t>What Phase I through IIB established.</w:t>
+        <w:t>What prior funding established.</w:t>
       </w:r>
       <w:r>
         <w:rPr>
           <w:b w:val="0"/>
           <w:i w:val="0"/>
         </w:rPr>
-        <w:t xml:space="preserve"> The technology was developed across NIA SBIR Phase I/II Fast-Track and Phase IIB awards (1R44AG074116), which received impact scores of 20 and 25 respectively. Four peer-reviewed studies evaluated the platform with family caregivers: usability scored 4.57 of 5, and technology acceptance scored 5.83 of 7 after four weeks of independent use among 65 caregivers, with higher use frequency associated with higher acceptance.</w:t>
-      </w:r>
-      <w:r>
-        <w:rPr>
-          <w:b w:val="0"/>
-          <w:i w:val="0"/>
-          <w:vertAlign w:val="superscript"/>
-        </w:rPr>
-        <w:t>25,26,27,28</w:t>
-      </w:r>
-      <w:r>
-        <w:rPr>
-          <w:b w:val="0"/>
-          <w:i w:val="0"/>
-        </w:rPr>
-        <w:t xml:space="preserve"> The multi-agent version scored 5.73 of 7 among 31 dementia caregivers in a study now in preparation.</w:t>
-      </w:r>
-      <w:r>
-        <w:rPr>
-          <w:b w:val="0"/>
-          <w:i w:val="0"/>
-          <w:vertAlign w:val="superscript"/>
-        </w:rPr>
-        <w:t>29</w:t>
-      </w:r>
-      <w:r>
-        <w:rPr>
-          <w:b w:val="0"/>
-          <w:i w:val="0"/>
-        </w:rPr>
-        <w:t xml:space="preserve"> The Phase IIB review assessed the platform's commercial potential as extremely high, citing its ability to help caregivers access eligible funding.</w:t>
-      </w:r>
-    </w:p>
-    <w:p>
-      <w:pPr>
-        <w:spacing w:before="120"/>
-        <w:jc w:val="both"/>
-      </w:pPr>
-      <w:r>
-        <w:rPr>
-          <w:b/>
-          <w:i w:val="0"/>
-        </w:rPr>
-        <w:t>Commercialization progress, including work beyond the Phase II scope.</w:t>
-      </w:r>
-      <w:r>
-        <w:rPr>
-          <w:b w:val="0"/>
-          <w:i w:val="0"/>
-        </w:rPr>
-        <w:t xml:space="preserve"> Table 8 records what each activity retired and which funding produced it. Two of the five risks were retired outside the Phase II scope, using I-Corps support and the company's own capital, which is the record of commercialization initiative this program is designed to reward.</w:t>
+        <w:t xml:space="preserve"> The technology was developed across NIA SBIR Phase I/II Fast-Track and Phase IIB awards (1R44AG074116), scored at 20 and 25. The Phase IIB review assessed the platform's commercial potential as extremely high, citing its ability to help caregivers access eligible funding. Table 7 records what each activity established and which funding produced it. Two of the five entries were funded outside the Phase II scope, using I-Corps support and the company's own capital.</w:t>
       </w:r>
     </w:p>
     <w:tbl>
@@ -7870,7 +7396,7 @@
           <w:i w:val="0"/>
           <w:sz w:val="18"/>
         </w:rPr>
-        <w:t>Table 8.</w:t>
+        <w:t>Table 7.</w:t>
       </w:r>
       <w:r>
         <w:rPr>
@@ -7891,14 +7417,28 @@
           <w:b/>
           <w:i w:val="0"/>
         </w:rPr>
-        <w:t>Ongoing Phase IIB work this award does not re-fund.</w:t>
+        <w:t>What the operating record already shows.</w:t>
       </w:r>
       <w:r>
         <w:rPr>
           <w:b w:val="0"/>
           <w:i w:val="0"/>
         </w:rPr>
-        <w:t xml:space="preserve"> The remaining Phase IIB year completes production integration of the agent system and continues database expansion. This application begins where that work ends and duplicates none of it. No budget line here supports agent development already funded under Phase IIB; Aim 1 builds execution, follow-up, confirmation, and the workforce infrastructure, none of which is in scope for the existing award.</w:t>
+        <w:t xml:space="preserve"> Among providers with a claimed account, platform activity runs about fifteen times higher on the day a family lead arrives than on days without one, and a fifth of all growth-tool views fall in the twenty-four hours after a lead. </w:t>
+      </w:r>
+      <w:r>
+        <w:rPr>
+          <w:b/>
+          <w:i w:val="0"/>
+        </w:rPr>
+        <w:t>That is the cross-side effect Task 3.3 tests formally, already visible in behavior.</w:t>
+      </w:r>
+      <w:r>
+        <w:rPr>
+          <w:b w:val="0"/>
+          <w:i w:val="0"/>
+        </w:rPr>
+        <w:t xml:space="preserve"> The provider tools launched nationwide in July 2026 with no paywall, so there is no pricing history to read and Aim 3 sets the first one. The staffing model is also replicating with little staff effort: a committed provider and a university advisor are prepared for a fall pilot in Indiana, seeded by one coordinator.</w:t>
       </w:r>
     </w:p>
     <w:p>
@@ -7911,26 +7451,14 @@
           <w:b/>
           <w:i w:val="0"/>
         </w:rPr>
-        <w:t>The team that will execute this work.</w:t>
+        <w:t>Ongoing Phase IIB work this award does not re-fund.</w:t>
       </w:r>
       <w:r>
         <w:rPr>
           <w:b w:val="0"/>
           <w:i w:val="0"/>
         </w:rPr>
-        <w:t xml:space="preserve"> Dr. Falohun has served as Principal Investigator on both prior NIA awards, which were scored at 20 and 25 and delivered against their milestones. Dr. DuBose, a physician with an MBA, leads product and market operations and built the organic acquisition channel and the provider pipeline described above. Dr. Fan, at Clemson University, serves as Co-Investigator at 25 percent effort and leads all human subjects protocols; she is a co-author on the platform evaluation record cited here. Dr. Marcia Ory of Texas A&amp;M University, whose NIH career spans aging services and implementation research, advises on study design and dissemination and is likewise a co-author on that record. David Qu advises on commercialization and investor readiness and has pressure tested the commercial plan in this application.</w:t>
-      </w:r>
-    </w:p>
-    <w:p>
-      <w:pPr>
-        <w:jc w:val="both"/>
-      </w:pPr>
-      <w:r>
-        <w:rPr>
-          <w:b w:val="0"/>
-          <w:i w:val="0"/>
-        </w:rPr>
-        <w:t>Olera operates as a fully distributed company: two full-time and two part-time employees, dedicated engineering and marketing support, a two-person care navigation call center, and contract staff, scaling with this award into market and workforce operations roles. Being distributed is why an eight-market design is feasible at this size: no market requires a local office.</w:t>
+        <w:t xml:space="preserve"> The remaining Phase IIB year completes production integration of the agent system and continues database expansion. This application begins where that work ends. No budget line here supports agent development already funded under Phase IIB; Aim 1 builds execution, follow-up, confirmation, and the workforce infrastructure, none of which is in scope for the existing award.</w:t>
       </w:r>
     </w:p>
     <w:p>
@@ -7943,21 +7471,48 @@
           <w:b/>
           <w:i w:val="0"/>
         </w:rPr>
-        <w:t>The risk that remains.</w:t>
+        <w:t>The team and the endpoints it works to.</w:t>
       </w:r>
       <w:r>
         <w:rPr>
           <w:b w:val="0"/>
           <w:i w:val="0"/>
         </w:rPr>
-        <w:t xml:space="preserve"> Nine years of federal and company investment retired every commercial risk that could be retired without customers. What none of it purchased is proof that a local market pays for itself and that the result repeats, because that cannot be purchased. It has to be measured in real markets, with real money changing hands, over long enough to observe churn. </w:t>
+        <w:t xml:space="preserve"> Dr. Falohun was Principal Investigator on both prior NIA awards and delivered against their milestones. Dr. DuBose, a physician with an MBA, leads product and market operations and built the organic acquisition channel and the provider pipeline described above. Dr. Fan, at Clemson University, is Co-Investigator at 25 percent effort and leads all human subjects protocols; Dr. Marcia Ory of Texas A&amp;M University advises on study design. Both are co-authors on the evaluation record cited here. Olera has also been evaluated by Ziegler, the leading underwriter of financing for nonprofit senior living providers, and by Equitage Ventures, an early-stage fund dedicated to the aging economy. </w:t>
       </w:r>
       <w:r>
         <w:rPr>
           <w:b/>
           <w:i w:val="0"/>
         </w:rPr>
-        <w:t>That is the uncertainty the three aims remove, and it is the reason this application exists.</w:t>
+        <w:t>That diligence set the commercial endpoints in Tables 4 through 6, so the milestones here are the ones our prospective investors said they would need.</w:t>
+      </w:r>
+    </w:p>
+    <w:p>
+      <w:pPr>
+        <w:spacing w:before="120"/>
+        <w:jc w:val="both"/>
+      </w:pPr>
+      <w:r>
+        <w:rPr>
+          <w:b/>
+          <w:i w:val="0"/>
+        </w:rPr>
+        <w:t>The question that remains.</w:t>
+      </w:r>
+      <w:r>
+        <w:rPr>
+          <w:b w:val="0"/>
+          <w:i w:val="0"/>
+        </w:rPr>
+        <w:t xml:space="preserve"> Nine years of federal and company investment answered everything that could be answered without customers. Whether a local market pays for itself, and whether the result repeats, has to be measured with real money changing hands, over long enough to observe churn. </w:t>
+      </w:r>
+      <w:r>
+        <w:rPr>
+          <w:b/>
+          <w:i w:val="0"/>
+        </w:rPr>
+        <w:t>That is what the three aims do.</w:t>
       </w:r>
     </w:p>
     <w:p>

--- a/docs/crp/passes/Olera_CRP_ResearchStrategy.docx
+++ b/docs/crp/passes/Olera_CRP_ResearchStrategy.docx
@@ -34,7 +34,7 @@
           <w:b w:val="0"/>
           <w:i w:val="0"/>
         </w:rPr>
-        <w:t xml:space="preserve"> If we are fortunate, each of us will reach the point where we, or someone we love, needs help with the ordinary tasks of daily living: bathing, dressing, meals, medications, and moving safely through the home. Most families meet that moment at its worst, after a fall, a diagnosis, or a sudden hospitalization, and are expected to become experts in eldercare overnight.</w:t>
+        <w:t xml:space="preserve"> If we are fortunate, each of us will reach the point where we, or someone we love, needs help with bathing, dressing, meals, medications, and moving safely through the home. Most families meet that moment at its worst, after a fall or a sudden hospitalization, and are expected to become experts in eldercare overnight.</w:t>
       </w:r>
     </w:p>
     <w:p>
@@ -522,7 +522,7 @@
           <w:b w:val="0"/>
           <w:i w:val="0"/>
         </w:rPr>
-        <w:t xml:space="preserve"> CareNavigator is an eldercare AI navigation system built over an expert-curated national database of aid programs and providers, developed across NIA SBIR Phases I through IIB. It screens a household's needs and means and identifies the aid and services that fit. What this award adds is execution: agents that file the application or send the intake packet, follow up on a schedule, and confirm the date aid or care began. Alongside it, Olera recruits and verifies new caregivers and places them with licensed providers, who hire, train, insure, and supervise them as employees. </w:t>
+        <w:t xml:space="preserve"> CareNavigator is an eldercare AI navigation system built over an expert-curated national database of aid programs and providers, developed across NIA SBIR Phases I through IIB. It screens a household's needs and means and identifies the aid and services that fit. What this award adds is execution: agents that file the application or send the intake packet, follow up on a schedule, and confirm the date aid or care began. Alongside it, Olera recruits and verifies new caregivers and places them with licensed providers, who employ, train, insure, and supervise them. </w:t>
       </w:r>
       <w:r>
         <w:rPr>
@@ -536,7 +536,7 @@
           <w:b w:val="0"/>
           <w:i w:val="0"/>
         </w:rPr>
-        <w:t xml:space="preserve"> Families use CareNavigator at no cost, and no provider pays to be listed or to receive a family connection. Because no fee is charged for a referral, no steering incentive exists and federally reimbursed providers can participate, which pay-per-referral models cannot accommodate.</w:t>
+        <w:t xml:space="preserve"> Families use CareNavigator at no cost, and no provider pays to be listed or to receive a family connection. Charging no referral fee means no steering incentive exists and federally reimbursed providers can participate, which pay-per-referral models cannot accommodate.</w:t>
       </w:r>
     </w:p>
     <w:p>
@@ -1489,7 +1489,7 @@
           <w:b w:val="0"/>
           <w:i w:val="0"/>
         </w:rPr>
-        <w:t xml:space="preserve"> Human navigators are the strongest competitor and cover four of the five stages. They are also scarce, episodic, and cannot be scaled by hiring, which is the same workforce constraint from a different direction. Referral marketplaces charge placement fees, which determines who appears and has drawn sustained criticism of the incentives it creates.</w:t>
+        <w:t xml:space="preserve"> Human navigators are the strongest competitor and cover four of the five stages. They are also scarce, episodic, and cannot be scaled by hiring, which is the same workforce constraint from a different direction. Referral marketplaces charge placement fees, which determines who appears and has drawn sustained criticism.</w:t>
       </w:r>
       <w:r>
         <w:rPr>
@@ -2476,7 +2476,7 @@
           <w:b w:val="0"/>
           <w:i w:val="0"/>
         </w:rPr>
-        <w:t xml:space="preserve">Caregiver Staffing competes against a different set of incumbents, and the same pattern holds. Job boards leave every screening decision to the provider, staffing agencies keep the worker as their own employee, and gig platforms fill a shift without filling a role. All three draw from the same constrained pool of people already in direct care. </w:t>
+        <w:t xml:space="preserve">Caregiver Staffing faces a different set of incumbents and the same pattern holds. Job boards leave every screening decision to the provider, staffing agencies keep the worker as their own employee, and gig platforms fill a shift without filling a role. All three draw from the same constrained pool of people already in direct care. </w:t>
       </w:r>
       <w:r>
         <w:rPr>
@@ -2510,7 +2510,7 @@
           <w:b w:val="0"/>
           <w:i w:val="0"/>
         </w:rPr>
-        <w:t xml:space="preserve"> The relevant science is largely settled and what remains open is operational, which is why this is a commercialization award rather than a trial. Unmet daily-activity needs are established as predictors of downstream utilization and placement,</w:t>
+        <w:t xml:space="preserve"> The relevant science is largely settled and what remains open is operational, which is why this is a commercialization award rather than a trial. Unmet daily-activity needs are established predictors of downstream utilization and placement,</w:t>
       </w:r>
       <w:r>
         <w:rPr>
@@ -2540,7 +2540,7 @@
           <w:b w:val="0"/>
           <w:i w:val="0"/>
         </w:rPr>
-        <w:t xml:space="preserve"> but none addresses how a family outside a trial finds such support, funds it, and gets it started. CareNavigator is the front door those programs assume exists. Studies of digital caregiver tools, four of them our own, establish that such platforms can be built and measured as usable and accepted;</w:t>
+        <w:t xml:space="preserve"> but none addresses how a family outside a trial finds such support, funds it, and starts it. CareNavigator is the front door those programs assume exists. Studies of digital caregiver tools, four of them our own, establish that such platforms can be built and measured as usable and accepted;</w:t>
       </w:r>
       <w:r>
         <w:rPr>
@@ -2555,7 +2555,7 @@
           <w:b w:val="0"/>
           <w:i w:val="0"/>
         </w:rPr>
-        <w:t xml:space="preserve"> what remains open is whether agents can complete applications and carry a case to a decision. And documented patient-care hours are a requirement for health-professions admission,</w:t>
+        <w:t xml:space="preserve"> what remains open is whether agents can carry a case to a decision. And documented patient-care hours are a requirement for health-professions admission,</w:t>
       </w:r>
       <w:r>
         <w:rPr>
@@ -2590,7 +2590,7 @@
           <w:b w:val="0"/>
           <w:i w:val="0"/>
         </w:rPr>
-        <w:t xml:space="preserve"> The primary hurdle is local density at a cost the market sustains: families, providers, and caregivers must concentrate in the same market, and that market's revenue must cover the cost of bringing them together. Four hurdles follow, each answered by a named aim. Families must trust an AI system with care decisions, so every answer comes from a database audited by a blinded panel of licensed social workers in Aim 1, with acceptance measured under IRB approval in Aim 2. Providers are wary of platforms, so Aim 2 gives them the product free and Aim 3 asks a different set of providers to pay only after the value is demonstrated. New caregivers must be safe and welcome, which is why licensed providers employ, train, insure, and supervise them, and why Aim 2 measures the pathway end to end. And every market must repeat affordably, which self-service tools and a documented playbook address, with acquisition cost measured in Aim 2 and re-measured in each Aim 3 wave.</w:t>
+        <w:t xml:space="preserve"> The primary hurdle is local density at a cost the market sustains: families, providers, and caregivers must concentrate in one market, and that market's revenue must cover the cost of bringing them together. Four hurdles follow, each answered by a named aim. Families must trust an AI system with care decisions, so every answer comes from a database audited by a blinded expert panel in Aim 1, with acceptance measured under IRB approval in Aim 2. Providers are wary of platforms, so Aim 2 gives them the product free and Aim 3 asks a different set of providers to pay only after the value is shown. New caregivers must be safe and welcome, which is why licensed providers employ, train, insure, and supervise them, and why Aim 2 measures the pathway end to end. And every market must repeat affordably, which self-service tools and a documented playbook address, with acquisition cost measured in Aim 2 and re-measured in each Aim 3 wave.</w:t>
       </w:r>
     </w:p>
     <w:p>
@@ -2947,7 +2947,7 @@
           <w:b w:val="0"/>
           <w:i w:val="0"/>
         </w:rPr>
-        <w:t xml:space="preserve"> Olera builds two products, CareNavigator and Caregiver Staffing, and during this award only Caregiver Staffing is sold and priced. Everything that could be established without customers has been (Table 7). One question remains, and it is not a research question. </w:t>
+        <w:t xml:space="preserve"> Olera builds two products, CareNavigator and Caregiver Staffing, and during this award only Caregiver Staffing is sold and priced. Everything that could be established without customers has been (Table 6). One question remains, and it is not a research question. </w:t>
       </w:r>
       <w:r>
         <w:rPr>
@@ -2966,7 +2966,7 @@
           <w:b w:val="0"/>
           <w:i w:val="0"/>
         </w:rPr>
-        <w:t>The award answers that in three stages (Figure 4): engineer the technology, pilot it free in two markets, then pilot it paid in eight new ones.</w:t>
+        <w:t>The award answers that in three stages (Figure 4).</w:t>
       </w:r>
     </w:p>
     <w:p>
@@ -3067,7 +3067,27 @@
           <w:b w:val="0"/>
           <w:i w:val="0"/>
         </w:rPr>
-        <w:t>Primary endpoints are operational or economic and come from platform, billing, payroll, and employment records. Human subjects research sits inside the aims as Tasks 2.3, 2.5, and 3.4, under Clemson University IRB approval with Dr. Fan as protocol lead. Consent, privacy, data security, and risk assessment for all three studies are detailed in the PHS Human Subjects and Clinical Trials Information form. The project is not a clinical trial: no participant is assigned to receive or withhold navigation, health-related outcomes appear only as secondary observational measures on a cohort that all receives the service, and the Aim 3 price conditions are assigned to markets with purchase as the outcome. Determinations will be obtained rather than assumed, including for the streams we expect to be non-human-subjects research.</w:t>
+        <w:t>Primary endpoints are operational or economic and come from platform, billing, payroll, and employment records. Human subjects research sits inside the aims as Tasks 2.3, 2.5, and 3.4, under Clemson University IRB approval with Dr. Fan as protocol lead. Consent, privacy, data security, and risk assessment for all three studies are detailed in the PHS Human Subjects and Clinical Trials Information form. The project is not a clinical trial: no participant is assigned to receive or withhold navigation, health-related outcomes appear only as secondary observational measures on a cohort that all receives the service, and the Aim 3 price conditions are assigned to markets with purchase as the outcome. Determinations will be obtained rather than assumed, including for the streams we expect to be non-human-subjects research, and the commitment to publish from the outcomes record is honored under an approved protocol or from a de-identified dataset.</w:t>
+      </w:r>
+    </w:p>
+    <w:p>
+      <w:pPr>
+        <w:spacing w:before="120"/>
+        <w:jc w:val="both"/>
+      </w:pPr>
+      <w:r>
+        <w:rPr>
+          <w:b/>
+          <w:i w:val="0"/>
+        </w:rPr>
+        <w:t>Who participates, and who does not.</w:t>
+      </w:r>
+      <w:r>
+        <w:rPr>
+          <w:b w:val="0"/>
+          <w:i w:val="0"/>
+        </w:rPr>
+        <w:t xml:space="preserve"> Participants in all three studies are adults 18 or older in one of three roles: family caregivers arranging care, provider decision-makers and staff, and placed caregivers. Children are excluded because the questions concern adults who arrange, buy, or deliver eldercare. The older adults receiving care are the beneficiaries but are not enrolled. Dementia caregiving is done predominantly by women, and the Task 2.3 sample will reflect that rather than correct it, because the question is whether the product works for the people who actually do this work. Recruitment targets at least the racial and ethnic composition of the two markets, so that what we learn describes the population the product will serve rather than the part of it easiest to reach. Enrollment targets by sex, race, ethnicity, and age appear in the PHS Inclusion Enrollment Report.</w:t>
       </w:r>
     </w:p>
     <w:p>
@@ -3087,481 +3107,7 @@
           <w:b w:val="0"/>
           <w:i w:val="0"/>
         </w:rPr>
-        <w:t xml:space="preserve"> Table 3 derives the count from what each aim has to measure: two free markets that differ on workforce source, then eight paid markets that let price be tested at four points without confounding price with market type. At roughly $30,000 to enter a market, ten markets is about seven percent of the requested budget. The binding constraint is operating attention, not capital.</w:t>
-      </w:r>
-    </w:p>
-    <w:tbl>
-      <w:tblPr>
-        <w:tblLook w:firstColumn="1" w:firstRow="1" w:lastColumn="0" w:lastRow="0" w:noHBand="0" w:noVBand="1" w:val="04A0"/>
-        <w:tblBorders>
-          <w:top w:val="none" w:sz="0"/>
-          <w:left w:val="none" w:sz="0"/>
-          <w:bottom w:val="none" w:sz="0"/>
-          <w:right w:val="none" w:sz="0"/>
-          <w:insideH w:val="none" w:sz="0"/>
-          <w:insideV w:val="none" w:sz="0"/>
-        </w:tblBorders>
-        <w:tblW w:w="10800" w:type="dxa"/>
-        <w:tblLayout w:type="fixed"/>
-      </w:tblPr>
-      <w:tblGrid>
-        <w:gridCol w:w="3600"/>
-        <w:gridCol w:w="3600"/>
-        <w:gridCol w:w="3600"/>
-      </w:tblGrid>
-      <w:tr>
-        <w:tc>
-          <w:tcPr>
-            <w:tcW w:type="dxa" w:w="2808"/>
-            <w:tcBorders>
-              <w:bottom w:val="single" w:sz="8" w:space="0" w:color="14453F"/>
-            </w:tcBorders>
-          </w:tcPr>
-          <w:p>
-            <w:pPr>
-              <w:spacing w:after="20" w:before="20"/>
-              <w:jc w:val="left"/>
-            </w:pPr>
-            <w:r/>
-            <w:r>
-              <w:rPr>
-                <w:b/>
-                <w:i w:val="0"/>
-                <w:color w:val="14453F"/>
-                <w:sz w:val="18"/>
-              </w:rPr>
-              <w:t>What the design requires</w:t>
-            </w:r>
-          </w:p>
-        </w:tc>
-        <w:tc>
-          <w:tcPr>
-            <w:tcW w:type="dxa" w:w="5292"/>
-            <w:tcBorders>
-              <w:bottom w:val="single" w:sz="8" w:space="0" w:color="14453F"/>
-            </w:tcBorders>
-          </w:tcPr>
-          <w:p>
-            <w:pPr>
-              <w:spacing w:after="20" w:before="20"/>
-              <w:jc w:val="left"/>
-            </w:pPr>
-            <w:r/>
-            <w:r>
-              <w:rPr>
-                <w:b/>
-                <w:i w:val="0"/>
-                <w:color w:val="14453F"/>
-                <w:sz w:val="18"/>
-              </w:rPr>
-              <w:t>Why</w:t>
-            </w:r>
-          </w:p>
-        </w:tc>
-        <w:tc>
-          <w:tcPr>
-            <w:tcW w:type="dxa" w:w="2700"/>
-            <w:tcBorders>
-              <w:bottom w:val="single" w:sz="8" w:space="0" w:color="14453F"/>
-            </w:tcBorders>
-          </w:tcPr>
-          <w:p>
-            <w:pPr>
-              <w:spacing w:after="20" w:before="20"/>
-              <w:jc w:val="left"/>
-            </w:pPr>
-            <w:r/>
-            <w:r>
-              <w:rPr>
-                <w:b/>
-                <w:i w:val="0"/>
-                <w:color w:val="14453F"/>
-                <w:sz w:val="18"/>
-              </w:rPr>
-              <w:t>Markets</w:t>
-            </w:r>
-          </w:p>
-        </w:tc>
-      </w:tr>
-      <w:tr>
-        <w:tc>
-          <w:tcPr>
-            <w:tcW w:type="dxa" w:w="2808"/>
-            <w:tcBorders>
-              <w:bottom w:val="single" w:sz="2" w:space="0" w:color="B9C4BD"/>
-            </w:tcBorders>
-          </w:tcPr>
-          <w:p>
-            <w:pPr>
-              <w:spacing w:after="20" w:before="20"/>
-              <w:jc w:val="left"/>
-            </w:pPr>
-            <w:r/>
-            <w:r>
-              <w:rPr>
-                <w:b w:val="0"/>
-                <w:i w:val="0"/>
-                <w:sz w:val="18"/>
-              </w:rPr>
-              <w:t>Pilot before charging, in more than one place</w:t>
-            </w:r>
-          </w:p>
-        </w:tc>
-        <w:tc>
-          <w:tcPr>
-            <w:tcW w:type="dxa" w:w="5292"/>
-            <w:tcBorders>
-              <w:bottom w:val="single" w:sz="2" w:space="0" w:color="B9C4BD"/>
-            </w:tcBorders>
-          </w:tcPr>
-          <w:p>
-            <w:pPr>
-              <w:spacing w:after="20" w:before="20"/>
-              <w:jc w:val="left"/>
-            </w:pPr>
-            <w:r/>
-            <w:r>
-              <w:rPr>
-                <w:b w:val="0"/>
-                <w:i w:val="0"/>
-                <w:sz w:val="18"/>
-              </w:rPr>
-              <w:t>One market cannot separate a product that works from a market that happens to work, and the two must differ on workforce source so the campus dependency is tested while it is free to learn</w:t>
-            </w:r>
-          </w:p>
-        </w:tc>
-        <w:tc>
-          <w:tcPr>
-            <w:tcW w:type="dxa" w:w="2700"/>
-            <w:tcBorders>
-              <w:bottom w:val="single" w:sz="2" w:space="0" w:color="B9C4BD"/>
-            </w:tcBorders>
-          </w:tcPr>
-          <w:p>
-            <w:pPr>
-              <w:spacing w:after="20" w:before="20"/>
-              <w:jc w:val="left"/>
-            </w:pPr>
-            <w:r/>
-            <w:r>
-              <w:rPr>
-                <w:b w:val="0"/>
-                <w:i w:val="0"/>
-                <w:sz w:val="18"/>
-              </w:rPr>
-              <w:t>2, free, in Aim 2</w:t>
-            </w:r>
-          </w:p>
-        </w:tc>
-      </w:tr>
-      <w:tr>
-        <w:tc>
-          <w:tcPr>
-            <w:tcW w:type="dxa" w:w="2808"/>
-            <w:tcBorders>
-              <w:bottom w:val="single" w:sz="2" w:space="0" w:color="B9C4BD"/>
-            </w:tcBorders>
-          </w:tcPr>
-          <w:p>
-            <w:pPr>
-              <w:spacing w:after="20" w:before="20"/>
-              <w:jc w:val="left"/>
-            </w:pPr>
-            <w:r/>
-            <w:r>
-              <w:rPr>
-                <w:b w:val="0"/>
-                <w:i w:val="0"/>
-                <w:sz w:val="18"/>
-              </w:rPr>
-              <w:t>Four price points, not two</w:t>
-            </w:r>
-          </w:p>
-        </w:tc>
-        <w:tc>
-          <w:tcPr>
-            <w:tcW w:type="dxa" w:w="5292"/>
-            <w:tcBorders>
-              <w:bottom w:val="single" w:sz="2" w:space="0" w:color="B9C4BD"/>
-            </w:tcBorders>
-          </w:tcPr>
-          <w:p>
-            <w:pPr>
-              <w:spacing w:after="20" w:before="20"/>
-              <w:jc w:val="left"/>
-            </w:pPr>
-            <w:r/>
-            <w:r>
-              <w:rPr>
-                <w:b w:val="0"/>
-                <w:i w:val="0"/>
-                <w:sz w:val="18"/>
-              </w:rPr>
-              <w:t>Two points show which direction demand moves. Four show the shape of the curve, which is what choosing a price requires</w:t>
-            </w:r>
-          </w:p>
-        </w:tc>
-        <w:tc>
-          <w:tcPr>
-            <w:tcW w:type="dxa" w:w="2700"/>
-            <w:tcBorders>
-              <w:bottom w:val="single" w:sz="2" w:space="0" w:color="B9C4BD"/>
-            </w:tcBorders>
-          </w:tcPr>
-          <w:p>
-            <w:pPr>
-              <w:spacing w:after="20" w:before="20"/>
-              <w:jc w:val="left"/>
-            </w:pPr>
-            <w:r/>
-            <w:r>
-              <w:rPr>
-                <w:b w:val="0"/>
-                <w:i w:val="0"/>
-                <w:sz w:val="18"/>
-              </w:rPr>
-              <w:t>4 arms</w:t>
-            </w:r>
-          </w:p>
-        </w:tc>
-      </w:tr>
-      <w:tr>
-        <w:tc>
-          <w:tcPr>
-            <w:tcW w:type="dxa" w:w="2808"/>
-            <w:tcBorders>
-              <w:bottom w:val="single" w:sz="2" w:space="0" w:color="B9C4BD"/>
-            </w:tcBorders>
-          </w:tcPr>
-          <w:p>
-            <w:pPr>
-              <w:spacing w:after="20" w:before="20"/>
-              <w:jc w:val="left"/>
-            </w:pPr>
-            <w:r/>
-            <w:r>
-              <w:rPr>
-                <w:b w:val="0"/>
-                <w:i w:val="0"/>
-                <w:sz w:val="18"/>
-              </w:rPr>
-              <w:t>Two markets per arm, crossed with market type</w:t>
-            </w:r>
-          </w:p>
-        </w:tc>
-        <w:tc>
-          <w:tcPr>
-            <w:tcW w:type="dxa" w:w="5292"/>
-            <w:tcBorders>
-              <w:bottom w:val="single" w:sz="2" w:space="0" w:color="B9C4BD"/>
-            </w:tcBorders>
-          </w:tcPr>
-          <w:p>
-            <w:pPr>
-              <w:spacing w:after="20" w:before="20"/>
-              <w:jc w:val="left"/>
-            </w:pPr>
-            <w:r/>
-            <w:r>
-              <w:rPr>
-                <w:b w:val="0"/>
-                <w:i w:val="0"/>
-                <w:sz w:val="18"/>
-              </w:rPr>
-              <w:t>Price is assigned by market because neighbors compare quotes, so one market per arm means the arm is a market. Within each pair, one campus-rich and one campus-poor</w:t>
-            </w:r>
-          </w:p>
-        </w:tc>
-        <w:tc>
-          <w:tcPr>
-            <w:tcW w:type="dxa" w:w="2700"/>
-            <w:tcBorders>
-              <w:bottom w:val="single" w:sz="2" w:space="0" w:color="B9C4BD"/>
-            </w:tcBorders>
-          </w:tcPr>
-          <w:p>
-            <w:pPr>
-              <w:spacing w:after="20" w:before="20"/>
-              <w:jc w:val="left"/>
-            </w:pPr>
-            <w:r/>
-            <w:r>
-              <w:rPr>
-                <w:b w:val="0"/>
-                <w:i w:val="0"/>
-                <w:sz w:val="18"/>
-              </w:rPr>
-              <w:t>4 × 2 = 8, paid, in Aim 3</w:t>
-            </w:r>
-          </w:p>
-        </w:tc>
-      </w:tr>
-      <w:tr>
-        <w:tc>
-          <w:tcPr>
-            <w:tcW w:type="dxa" w:w="2808"/>
-            <w:tcBorders>
-              <w:bottom w:val="single" w:sz="2" w:space="0" w:color="B9C4BD"/>
-            </w:tcBorders>
-          </w:tcPr>
-          <w:p>
-            <w:pPr>
-              <w:spacing w:after="20" w:before="20"/>
-              <w:jc w:val="left"/>
-            </w:pPr>
-            <w:r/>
-            <w:r>
-              <w:rPr>
-                <w:b w:val="0"/>
-                <w:i w:val="0"/>
-                <w:sz w:val="18"/>
-              </w:rPr>
-              <w:t>Two waves of four</w:t>
-            </w:r>
-          </w:p>
-        </w:tc>
-        <w:tc>
-          <w:tcPr>
-            <w:tcW w:type="dxa" w:w="5292"/>
-            <w:tcBorders>
-              <w:bottom w:val="single" w:sz="2" w:space="0" w:color="B9C4BD"/>
-            </w:tcBorders>
-          </w:tcPr>
-          <w:p>
-            <w:pPr>
-              <w:spacing w:after="20" w:before="20"/>
-              <w:jc w:val="left"/>
-            </w:pPr>
-            <w:r/>
-            <w:r>
-              <w:rPr>
-                <w:b w:val="0"/>
-                <w:i w:val="0"/>
-                <w:sz w:val="18"/>
-              </w:rPr>
-              <w:t>Wave one at month 21 is the only wave with runway to observe 12-month retention. Wave two at month 30 is run as written by staff who did not design it</w:t>
-            </w:r>
-          </w:p>
-        </w:tc>
-        <w:tc>
-          <w:tcPr>
-            <w:tcW w:type="dxa" w:w="2700"/>
-            <w:tcBorders>
-              <w:bottom w:val="single" w:sz="2" w:space="0" w:color="B9C4BD"/>
-            </w:tcBorders>
-          </w:tcPr>
-          <w:p>
-            <w:pPr>
-              <w:spacing w:after="20" w:before="20"/>
-              <w:jc w:val="left"/>
-            </w:pPr>
-            <w:r/>
-            <w:r>
-              <w:rPr>
-                <w:b w:val="0"/>
-                <w:i w:val="0"/>
-                <w:sz w:val="18"/>
-              </w:rPr>
-              <w:t>4 at month 21, 4 at month 30</w:t>
-            </w:r>
-          </w:p>
-        </w:tc>
-      </w:tr>
-      <w:tr>
-        <w:tc>
-          <w:tcPr>
-            <w:tcW w:type="dxa" w:w="2808"/>
-            <w:shd w:val="clear" w:fill="EEF3F0"/>
-            <w:tcBorders>
-              <w:bottom w:val="single" w:sz="8" w:space="0" w:color="14453F"/>
-            </w:tcBorders>
-          </w:tcPr>
-          <w:p>
-            <w:pPr>
-              <w:spacing w:after="20" w:before="20"/>
-              <w:jc w:val="left"/>
-            </w:pPr>
-            <w:r/>
-            <w:r>
-              <w:rPr>
-                <w:b w:val="0"/>
-                <w:i w:val="0"/>
-                <w:sz w:val="18"/>
-              </w:rPr>
-              <w:t>Derived design</w:t>
-            </w:r>
-          </w:p>
-        </w:tc>
-        <w:tc>
-          <w:tcPr>
-            <w:tcW w:type="dxa" w:w="5292"/>
-            <w:shd w:val="clear" w:fill="EEF3F0"/>
-            <w:tcBorders>
-              <w:bottom w:val="single" w:sz="8" w:space="0" w:color="14453F"/>
-            </w:tcBorders>
-          </w:tcPr>
-          <w:p>
-            <w:pPr>
-              <w:spacing w:after="20" w:before="20"/>
-              <w:jc w:val="left"/>
-            </w:pPr>
-            <w:r/>
-            <w:r>
-              <w:rPr>
-                <w:b w:val="0"/>
-                <w:i w:val="0"/>
-                <w:sz w:val="18"/>
-              </w:rPr>
-              <w:t>Two free pilot markets, then eight paid markets in two waves</w:t>
-            </w:r>
-          </w:p>
-        </w:tc>
-        <w:tc>
-          <w:tcPr>
-            <w:tcW w:type="dxa" w:w="2700"/>
-            <w:shd w:val="clear" w:fill="EEF3F0"/>
-            <w:tcBorders>
-              <w:bottom w:val="single" w:sz="8" w:space="0" w:color="14453F"/>
-            </w:tcBorders>
-          </w:tcPr>
-          <w:p>
-            <w:pPr>
-              <w:spacing w:after="20" w:before="20"/>
-              <w:jc w:val="left"/>
-            </w:pPr>
-            <w:r/>
-            <w:r>
-              <w:rPr>
-                <w:b w:val="0"/>
-                <w:i w:val="0"/>
-                <w:sz w:val="18"/>
-              </w:rPr>
-              <w:t>10 markets, about 7% of the budget</w:t>
-            </w:r>
-          </w:p>
-        </w:tc>
-      </w:tr>
-    </w:tbl>
-    <w:p>
-      <w:pPr>
-        <w:spacing w:after="80"/>
-        <w:jc w:val="left"/>
-      </w:pPr>
-      <w:r>
-        <w:rPr>
-          <w:b/>
-          <w:i w:val="0"/>
-          <w:sz w:val="18"/>
-        </w:rPr>
-        <w:t>Table 3.</w:t>
-      </w:r>
-      <w:r>
-        <w:rPr>
-          <w:b w:val="0"/>
-          <w:i w:val="0"/>
-          <w:sz w:val="18"/>
-        </w:rPr>
-        <w:t xml:space="preserve"> How the number of markets follows from what the aims have to measure.</w:t>
+        <w:t xml:space="preserve"> The count follows from what each aim has to measure. Two free markets, because one cannot separate a product that works from a market that happens to work, and the two differ on workforce source so the campus dependency is tested while it is still free to learn. Then eight paid markets: four price points, because two would show the direction of demand and four show the shape of the curve; two markets per point, because price is assigned by market and one market per arm means the arm is a market; and within each pair one market has a health-professions campus nearby and one does not, so price is crossed with workforce source rather than confounded with it. They open in two waves of four, the first early enough to observe 12-month retention and the second run as written by staff who did not design it. At roughly $30,000 to enter a market, ten markets is about seven percent of the requested budget; the binding constraint is operating attention, not capital.</w:t>
       </w:r>
     </w:p>
     <w:p>
@@ -3627,7 +3173,7 @@
           <w:b w:val="0"/>
           <w:i w:val="0"/>
         </w:rPr>
-        <w:t xml:space="preserve"> CareNavigator today screens a household and identifies the aid and services it qualifies for. That much runs nationally. The execution loop is in development and the follow-up loop does not exist. This task builds both. Families are lost at the same two points whether they are securing a benefit or securing care: while assembling what is required, and again while waiting for an answer. For aid, the loops assemble and submit applications, track each program's documentation, and follow the case to a decision. For services they apply the same pattern to a different counterparty: prepare and send the intake packet, schedule the assessment, follow up with more than one provider so a single decline does not end the case, and confirm the date care began. Nothing is transmitted without the family's approval.</w:t>
+        <w:t xml:space="preserve"> CareNavigator today screens a household and identifies the aid and services it qualifies for. That much runs nationally. The execution loop is in development and the follow-up loop does not exist. This task builds both. Families are lost at the same two points whether they are securing a benefit or securing care: while assembling what is required, and again while waiting for an answer. For aid, the loops assemble and submit applications, track each program's documentation, and follow the case to a decision. For services the same pattern meets a different counterparty: send the intake packet, schedule the assessment, follow up with more than one provider so a single decline does not end the case, and confirm the date care began. Nothing is transmitted without the family's approval.</w:t>
       </w:r>
     </w:p>
     <w:p>
@@ -3647,7 +3193,7 @@
           <w:b w:val="0"/>
           <w:i w:val="0"/>
         </w:rPr>
-        <w:t xml:space="preserve"> The curated record of more than 72,000 aid programs and providers is expanded and re-verified on a rolling schedule, so accuracy does not decay as program rules change. New instrumentation captures what each completed case decided: what was applied for, what was approved or denied, how long it took, and what care started. Model development continues the retrieval-augmented and expert-feedback methods evaluated under Phase IIB, now over a record that includes outcomes rather than rules alone.</w:t>
+        <w:t xml:space="preserve"> The curated record of more than 72,000 aid programs and providers is expanded and re-verified on a rolling schedule, so accuracy does not decay as program rules change. New instrumentation captures what each completed case decided: what was applied for, what was approved or denied, how long it took, and what care started. Model development continues the Phase IIB retrieval-augmented and expert-feedback methods, now over a record that includes outcomes rather than rules alone.</w:t>
       </w:r>
     </w:p>
     <w:p>
@@ -3667,7 +3213,7 @@
           <w:b w:val="0"/>
           <w:i w:val="0"/>
         </w:rPr>
-        <w:t xml:space="preserve"> Recruitment and screening workflows, training completion tracking, and the provider-facing placement interface, replacing the manual delivery that capped the pilot. The verified record accumulates hours, competencies, populations served, supervisor evaluations, and credential status, and travels with the worker to any licensed employer.</w:t>
+        <w:t xml:space="preserve"> Recruitment and screening workflows, training tracking, and the provider-facing placement interface, replacing the manual delivery that capped the pilot. The verified record accumulates hours, competencies, populations served, supervisor evaluations, and credential status, and travels with the worker to any licensed employer.</w:t>
       </w:r>
     </w:p>
     <w:p>
@@ -3687,7 +3233,7 @@
           <w:b w:val="0"/>
           <w:i w:val="0"/>
         </w:rPr>
-        <w:t xml:space="preserve"> A panel of licensed clinical social workers, independent of the engineering team and holding no equity in Olera, audits a stratified random sample of cases each quarter. For each audited household the panel determines eligibility blinded to what the platform produced, and for a subset prepares the applications by hand. Both are compared with the platform's output, category by category for eligibility and field by field for applications. Agreement is reported as percent agreement with a 95 percent confidence interval and as Cohen's kappa. Inter-rater reliability among panelists is established before any system output is adjudicated, so panel disagreement is not mistaken for system error. Every material error is reviewed rather than sampled and confirmed by a second reader, and audited households are held out of tuning data. This is internal product verification, not human subjects research, and a determination will be obtained.</w:t>
+        <w:t xml:space="preserve"> A panel of licensed clinical social workers, independent of the engineering team and holding no equity in Olera, audits a stratified random sample of cases each quarter. The panel determines eligibility blinded to what the platform produced and, for a subset, prepares the applications by hand. Both are compared with the platform's output, category by category for eligibility and field by field for applications, and agreement is reported as percent agreement with a 95 percent confidence interval and as Cohen's kappa. Inter-rater reliability among panelists is established before any system output is adjudicated, so panel disagreement is not mistaken for system error. Every material error is reviewed rather than sampled and confirmed by a second reader, and audited households are held out of tuning data. This is internal product verification, not human subjects research, and a determination will be obtained.</w:t>
       </w:r>
     </w:p>
     <w:p>
@@ -3708,6 +3254,26 @@
           <w:i w:val="0"/>
         </w:rPr>
         <w:t xml:space="preserve"> Markets are ranked on existing organic family traffic, provider density, what a household can secure under that state's aid rules, and proximity to a health-professions campus. The two Aim 2 markets are selected from that ranking, with partnerships in place before activation. Year 1 ends with markets ready, not software alone, so the month 12 gate is a launch decision.</w:t>
+      </w:r>
+    </w:p>
+    <w:p>
+      <w:pPr>
+        <w:spacing w:before="120"/>
+        <w:jc w:val="both"/>
+      </w:pPr>
+      <w:r>
+        <w:rPr>
+          <w:b/>
+          <w:i w:val="0"/>
+        </w:rPr>
+        <w:t>What completing Aim 1 delivers.</w:t>
+      </w:r>
+      <w:r>
+        <w:rPr>
+          <w:b w:val="0"/>
+          <w:i w:val="0"/>
+        </w:rPr>
+        <w:t xml:space="preserve"> A product whose output has been checked against blinded expert review, and two markets ready to open. Without it we would be piloting something we had not verified, which is the mistake this award exists to avoid making at scale.</w:t>
       </w:r>
     </w:p>
     <w:p>
@@ -4469,7 +4035,7 @@
           <w:i w:val="0"/>
           <w:sz w:val="18"/>
         </w:rPr>
-        <w:t>Table 4.</w:t>
+        <w:t>Table 3.</w:t>
       </w:r>
       <w:r>
         <w:rPr>
@@ -4597,7 +4163,21 @@
           <w:b w:val="0"/>
           <w:i w:val="0"/>
         </w:rPr>
-        <w:t xml:space="preserve"> Each household is followed from screening through the identified aid and services to a confirmed start date, with the step at which any household stops recorded. Reported outcomes are the share reaching established aid or care, time to established care, aid dollars secured, drop-off by step, and eligibility accuracy against the accumulating volume of executed cases, which tests whether the record sharpens with use. What counts is fixed before measurement begins: clicks, impressions, and repeat contacts are excluded, an outcome counts once, and every count is reconciled against the outside record of the same event. This is platform telemetry, not human subjects research.</w:t>
+        <w:t xml:space="preserve"> Each household is followed from screening through the identified aid and services to a confirmed start date, with the step at which any household stops recorded. Enrollment is set at 400 households across the two markets, which sizes the establishment proportion to a 95 percent confidence half-width of five points or better. Reported outcomes are the share reaching established aid or care, time to established care, aid dollars secured, drop-off by step, and eligibility accuracy against the accumulating volume of executed cases, which tests whether the record sharpens with use. What counts is fixed before measurement begins: clicks, impressions, and repeat contacts are excluded, an outcome counts once, and every count is reconciled against the outside record of the same event. This is platform telemetry, not human subjects research. </w:t>
+      </w:r>
+      <w:r>
+        <w:rPr>
+          <w:b w:val="0"/>
+          <w:i/>
+        </w:rPr>
+        <w:t>No published benchmark exists for how often a family reaches established care, because no one measures it.</w:t>
+      </w:r>
+      <w:r>
+        <w:rPr>
+          <w:b w:val="0"/>
+          <w:i w:val="0"/>
+        </w:rPr>
+        <w:t xml:space="preserve"> Aim 2 therefore reports establishment as an estimate with stated precision rather than against a threshold we would have to invent, and gates instead on the loops completing for both aid and services. Producing that number is itself one of the things this award delivers.</w:t>
       </w:r>
     </w:p>
     <w:p>
@@ -4645,7 +4225,7 @@
           <w:b w:val="0"/>
           <w:i w:val="0"/>
         </w:rPr>
-        <w:t xml:space="preserve"> Detecting a medium effect on the pre-post usability comparison at 80 percent power and a two-sided alpha of 0.05 requires 15 completers; enrollment is set at 25 against the 35 to 40 percent attrition reported for dementia caregiver studies. In a 60-minute moderated session each participant completes a needs assessment, reviews eligibility matches, prepares one application package, and locates the status of a filed application, thinking aloud while a moderator outside the engineering team records task success against criteria defined in advance, time on task, errors, and assists. Post-use measures are the System Usability Scale and the 12-item trust-in-automation scale, followed by a semi-structured interview on where the system lost them. Surveys at four weeks and three months record whether the participant reached aid or care. Transcripts are analyzed thematically against a shared codebook by two independent coders with inter-coder agreement reported and qualitative reporting against the COREQ checklist. Findings are integrated in a joint display and converted into an engineering backlog that must clear before the month 21 gate.</w:t>
+        <w:t xml:space="preserve"> Detecting a medium effect on the pre-post usability comparison at 80 percent power and a two-sided alpha of 0.05 requires 15 completers; enrollment is set at 25 against the 35 to 40 percent attrition reported for dementia caregiver studies. In a 60-minute moderated session each participant completes a needs assessment, reviews eligibility matches, prepares one application package, and locates the status of a filed application, thinking aloud while a moderator outside the engineering team records task success against criteria set in advance, time on task, errors, and assists. Post-use measures are the System Usability Scale and the 12-item trust-in-automation scale, followed by an interview on where the system lost them. Surveys at four weeks and three months record whether the participant reached aid or care. Transcripts are analyzed thematically against a shared codebook by two independent coders with inter-coder agreement reported, and against the COREQ checklist. Findings are integrated in a joint display and converted into an engineering backlog that must clear before the month 21 gate.</w:t>
       </w:r>
     </w:p>
     <w:p>
@@ -4665,7 +4245,21 @@
           <w:b w:val="0"/>
           <w:i w:val="0"/>
         </w:rPr>
-        <w:t xml:space="preserve"> Recruitment runs through campus advisors, health-professions organizations, and community channels. Prior direct-care employment is ascertained at intake, before placement, so the share of workers new to the field is measured rather than inferred. Each placement is timestamped from application through screening, interview, hire, and first confirmed shift, which yields time to hire and fill rate. Retention is reported by cohort at 90 days, separately for workers who stay with the placing provider and those who move to another licensed employer carrying their verified record, because a worker who changes employers still represents capacity added to the field.</w:t>
+        <w:t xml:space="preserve"> Recruitment runs through campus advisors, health-professions organizations, and community channels. Prior direct-care employment is ascertained at intake, before placement, so the share of workers new to the field is measured rather than inferred. Each placement is timestamped from application through screening, interview, hire, and first confirmed shift, which yields time to hire and fill rate. Retention is reported by cohort at 90 days, separately for workers who stay with the placing provider and those who move to another licensed employer carrying their verified record, because a worker who changes employers still represents capacity added to the field. </w:t>
+      </w:r>
+      <w:r>
+        <w:rPr>
+          <w:b/>
+          <w:i w:val="0"/>
+        </w:rPr>
+        <w:t>The month 21 gate requires half of placed workers still in direct care at 90 days.</w:t>
+      </w:r>
+      <w:r>
+        <w:rPr>
+          <w:b w:val="0"/>
+          <w:i w:val="0"/>
+        </w:rPr>
+        <w:t xml:space="preserve"> That bar sits above the 40 percent floor at which the Aim 3 stop rule fires, so opening paid markets requires evidence that retention holds and not merely the absence of disconfirmation.</w:t>
       </w:r>
     </w:p>
     <w:p>
@@ -4713,7 +4307,7 @@
           <w:b w:val="0"/>
           <w:i w:val="0"/>
         </w:rPr>
-        <w:t xml:space="preserve"> Approximately 30 provider participants across owner, recruiter, and scheduler roles and approximately 20 placed workers complete role-specific tasks against criteria defined in advance, then a guided interview on workflow fit, supervision and safety, training needs, and priorities for improvement. The target provides at least five users per role, consistent with problem-discovery guidance, and recruitment continues in small batches until no new high-priority issue emerges in two consecutive batches. </w:t>
+        <w:t xml:space="preserve"> Approximately 30 provider participants across owner, recruiter, and scheduler roles and approximately 20 placed workers complete role-specific tasks against criteria set in advance, then an interview on workflow fit, supervision, training needs, and priorities for improvement. That target gives at least five users per role, consistent with problem-discovery guidance, and recruitment continues in small batches until two consecutive batches raise no new high-priority issue. </w:t>
       </w:r>
       <w:r>
         <w:rPr>
@@ -4727,7 +4321,7 @@
           <w:b w:val="0"/>
           <w:i w:val="0"/>
         </w:rPr>
-        <w:t xml:space="preserve"> The refined product runs through live semester cohorts in both markets with approximately 60 provider accounts and approximately 100 placed workers followed for three months, a target that carries a 20 percent attrition allowance. </w:t>
+        <w:t xml:space="preserve"> The refined product runs through live semester cohorts in both markets, following approximately 60 provider accounts and approximately 100 placed workers for three months, with a 20 percent attrition allowance. </w:t>
       </w:r>
       <w:r>
         <w:rPr>
@@ -4741,7 +4335,7 @@
           <w:b w:val="0"/>
           <w:i w:val="0"/>
         </w:rPr>
-        <w:t xml:space="preserve"> The System Usability Scale is the primary usability outcome; the Acceptability, Appropriateness, and Feasibility of Intervention Measures are secondary. Behavioral outcomes are critical-task completion, time to first value, repeat use, and support minutes. Binary outcomes are analyzed with generalized estimating equations using a logit link and an exchangeable working correlation, clustered at the provider organization with small-sample corrections; market is a reporting stratum rather than a model term, and mixed models are pre-specified as a sensitivity analysis. Estimates are reported with 95 percent confidence intervals as implementation estimates, not between-group tests. Interviews follow a guide informed by the Consolidated Framework for Implementation Research and are analyzed by two analysts in a framework matrix with an audit trail. </w:t>
+        <w:t xml:space="preserve"> The System Usability Scale is the primary usability outcome; the Acceptability, Appropriateness, and Feasibility of Intervention Measures are secondary. Behavioral outcomes are critical-task completion, time to first value, repeat use, and support minutes. Binary outcomes are analyzed with generalized estimating equations using a logit link and an exchangeable working correlation, clustered at the provider organization with small-sample corrections; market is a reporting stratum rather than a model term. Estimates carry 95 percent confidence intervals and are implementation estimates, not between-group tests. Interviews follow a guide informed by the Consolidated Framework for Implementation Research and are analyzed by two analysts in a framework matrix with an audit trail. </w:t>
       </w:r>
       <w:r>
         <w:rPr>
@@ -4755,7 +4349,7 @@
           <w:b w:val="0"/>
           <w:i w:val="0"/>
         </w:rPr>
-        <w:t xml:space="preserve"> Research participation is separated from employment decisions, shift allocation, and any commercial conversation; worker responses are not shared with employers; and withdrawal affects neither platform access nor placement. A stated-preference component, run apart from any sales conversation, seeds the price range Aim 3 tests.</w:t>
+        <w:t xml:space="preserve"> Research participation is separated from employment decisions, shift allocation, and any commercial conversation; worker responses are not shared with employers; and withdrawal affects neither platform access nor placement. A stated-preference component, run apart from sales, seeds the price range Aim 3 tests.</w:t>
       </w:r>
     </w:p>
     <w:p>
@@ -4776,6 +4370,26 @@
           <w:i w:val="0"/>
         </w:rPr>
         <w:t xml:space="preserve"> Acquisition cost is measured per family and per provider by channel and market. Each channel runs under a budget, an attribution window, a cost ceiling, and a decision rule set in advance; channels that miss their ceiling are closed rather than carried. Cost to serve is measured per established case and per placed worker by time-driven activity-based costing over agent compute, messages sent, navigator time, and support time. Both formulas are fixed before measurement begins and both read from live records. These figures are the denominators of every economic claim in Aim 3.</w:t>
+      </w:r>
+    </w:p>
+    <w:p>
+      <w:pPr>
+        <w:spacing w:before="120"/>
+        <w:jc w:val="both"/>
+      </w:pPr>
+      <w:r>
+        <w:rPr>
+          <w:b/>
+          <w:i w:val="0"/>
+        </w:rPr>
+        <w:t>What completing Aim 2 delivers.</w:t>
+      </w:r>
+      <w:r>
+        <w:rPr>
+          <w:b w:val="0"/>
+          <w:i w:val="0"/>
+        </w:rPr>
+        <w:t xml:space="preserve"> Every number Aim 3 prices against, produced before any money changes hands, and a written market-entry playbook. That is what turns a product that works into a business someone outside the company can underwrite.</w:t>
       </w:r>
     </w:p>
     <w:p>
@@ -4929,7 +4543,7 @@
                 <w:i w:val="0"/>
                 <w:sz w:val="18"/>
               </w:rPr>
-              <w:t>Reported with 95% CI</w:t>
+              <w:t>Estimated, ±5 pts</w:t>
             </w:r>
           </w:p>
         </w:tc>
@@ -4952,7 +4566,7 @@
                 <w:i w:val="0"/>
                 <w:sz w:val="18"/>
               </w:rPr>
-              <w:t>Confirmed start date, Task 2.2</w:t>
+              <w:t>n = 400, confirmed start date, Task 2.2</w:t>
             </w:r>
           </w:p>
         </w:tc>
@@ -5332,7 +4946,7 @@
                 <w:i w:val="0"/>
                 <w:sz w:val="18"/>
               </w:rPr>
-              <w:t>Worker retention at 90 days</w:t>
+              <w:t>Placed workers still in direct care at 90 days</w:t>
             </w:r>
           </w:p>
         </w:tc>
@@ -5355,7 +4969,7 @@
                 <w:i w:val="0"/>
                 <w:sz w:val="18"/>
               </w:rPr>
-              <w:t>Reported by cohort</w:t>
+              <w:t>≥ 50%</w:t>
             </w:r>
           </w:p>
         </w:tc>
@@ -5537,7 +5151,7 @@
           <w:i w:val="0"/>
           <w:sz w:val="18"/>
         </w:rPr>
-        <w:t>Table 5.</w:t>
+        <w:t>Table 4.</w:t>
       </w:r>
       <w:r>
         <w:rPr>
@@ -5559,7 +5173,7 @@
           <w:i/>
           <w:sz w:val="18"/>
         </w:rPr>
-        <w:t>Gate: care established and the staffing path completing end to end, at month 21, before wave one opens.</w:t>
+        <w:t>Gate at month 21, before wave one opens: the execution loops complete for both aid and services, and worker retention meets its bar.</w:t>
       </w:r>
     </w:p>
     <w:p>
@@ -5652,7 +5266,7 @@
           <w:b w:val="0"/>
           <w:i w:val="0"/>
         </w:rPr>
-        <w:t xml:space="preserve"> Wave one opens four markets at month 21, wave two four more at month 30. Both run the playbook documented in Aim 2, and wave two is executed by staff who did not write it, with every deviation logged. Waves are compared on time to first provider, cost per activation, and the self-service share of activations, which tests whether the model repeats affordably rather than merely repeats. These providers are new customers who were never given the product free, so conversion carries no prior-gift confound.</w:t>
+        <w:t xml:space="preserve"> Wave one opens four markets at month 21, wave two four more at month 30. Both run the playbook documented in Aim 2, and wave two is executed by staff who did not write it, with every deviation logged. Waves are compared on time to first provider, cost per activation, and the self-service share of activations, which tests whether the model repeats affordably rather than merely repeats. These are new customers who were never given the product free, so conversion carries no prior-gift confound.</w:t>
       </w:r>
     </w:p>
     <w:p>
@@ -5672,7 +5286,21 @@
           <w:b w:val="0"/>
           <w:i w:val="0"/>
         </w:rPr>
-        <w:t xml:space="preserve"> Four price points are tested, two markets each. Two points would show which direction demand moves; four show the shape of the curve, which is what choosing a price requires. Within each pair, one market has a health-professions campus nearby and one does not, so price is crossed with workforce source rather than confounded with it. Candidate prices are seeded by a Van Westendorp price-sensitivity survey of approximately 120 provider decision-makers screened for purchase authority and drawn from both market types, whose cumulative response curves define the acceptable range and the points entered into the arms. That survey runs under IRB approval, apart from any sales or renewal conversation. The arms are anchored on prices providers have already paid us, approximately $275 per month and approximately $150 per placement. Conditions are assigned by market because providers in neighboring markets compare quotes; markets are paired non-adjacently and a contamination monitor runs in the offer workflow. Price points, package variants, the primary contrast, the follow-up horizon, and the decision rule are pre-registered before any outcome is reviewed. The primary outcome is paid conversion within 60 days of offer, analyzed with generalized estimating equations at the account level with market as the cluster and small-sample corrections. A biostatistician sizes the arms against the conversion rate measured in Aim 2 rather than an assumed one, and the enrollment window is set so key proportions carry 95 percent confidence half-widths of no more than seven points. With eight markets, arm-level contrasts are estimated with confidence intervals rather than significance-tested, which is the honest use of this design. A pre-registered interim analysis at month 30 drops a dominated arm and reallocates to wave two. The decision rule selects the price maximizing expected 12-month revenue per account rather than conversion alone, because a price that converts and then churns is worse than one that does neither.</w:t>
+        <w:t xml:space="preserve"> Four price points are tested, two markets each. Two points would show which direction demand moves; four show the shape of the curve, which is what choosing a price requires. Within each pair, one market has a health-professions campus nearby and one does not, so price is crossed with workforce source rather than confounded with it. Candidate prices are seeded by a Van Westendorp price-sensitivity survey of approximately 120 provider decision-makers screened for purchase authority and drawn from both market types, whose cumulative response curves define the acceptable range and the points entered into the arms. That survey runs under IRB approval, apart from any sales or renewal conversation. The arms are anchored on prices providers have already paid us, approximately $275 per month and approximately $150 per placement. Conditions are assigned by market because providers in neighboring markets compare quotes; markets are paired non-adjacently and a contamination monitor runs in the offer workflow. Price points, package variants, the primary contrast, the follow-up horizon, and the decision rule are pre-registered before any outcome is reviewed. The primary outcome is paid conversion within 60 days of offer. </w:t>
+      </w:r>
+      <w:r>
+        <w:rPr>
+          <w:b w:val="0"/>
+          <w:i/>
+        </w:rPr>
+        <w:t>Eight markets is eight units of assignment, and the analysis is designed for that rather than around it.</w:t>
+      </w:r>
+      <w:r>
+        <w:rPr>
+          <w:b w:val="0"/>
+          <w:i w:val="0"/>
+        </w:rPr>
+        <w:t xml:space="preserve"> The primary comparison uses randomization inference: the observed difference between arms is referred to the distribution of differences the other possible price assignments would have produced. That is valid with few clusters and assumes nothing about large samples. Account-level generalized estimating equations, with market as the cluster and small-sample corrections, are pre-specified as secondary and reported as descriptive. A biostatistician sizes the arms against the conversion rate measured in Aim 2 rather than an assumed one, and states in advance the interval width the design will deliver, so no one discovers afterward that the answer was never going to be precise enough to act on. A pre-registered interim analysis at month 30 drops a dominated arm and reallocates to wave two. The decision rule selects the price maximizing expected 12-month revenue per account rather than conversion alone, because a price that converts and then churns is worse than one that does neither.</w:t>
       </w:r>
     </w:p>
     <w:p>
@@ -5692,7 +5320,7 @@
           <w:b w:val="0"/>
           <w:i w:val="0"/>
         </w:rPr>
-        <w:t xml:space="preserve"> Every figure comes from live billing, payroll, and cost records. Acquisition cost includes spending on non-converters. Monthly net account margin is revenue less the cost to serve defined in Task 2.6. Retention is estimated at 3, 6, 9, and 12 months, and time to churn with discrete-time survival models on account-month records matching the billing cycle, treating voluntary cancellation, uncured payment failure, and downgrade as competing events, with cause-specific hazards and cumulative incidence reported. Restricted mean survival time at 12 months gives expected account lifetime, and lifetime times monthly net margin gives lifetime value with a confidence interval, so the payback and lifetime-to-acquisition-cost criteria carry measured uncertainty rather than point estimates. </w:t>
+        <w:t xml:space="preserve"> Every figure comes from live billing, payroll, and cost records. Acquisition cost includes spending on non-converters. Monthly net account margin is revenue less the cost to serve defined in Task 2.6. Retention is estimated at 3, 6, 9, and 12 months, and time to churn with discrete-time survival models on account-month records matching the billing cycle, treating voluntary cancellation, uncured payment failure, and downgrade as competing events. Restricted mean survival time at 12 months gives expected account lifetime, and lifetime times monthly net margin gives lifetime value with a confidence interval, so the payback and lifetime-to-acquisition-cost criteria carry measured uncertainty rather than point estimates. </w:t>
       </w:r>
       <w:r>
         <w:rPr>
@@ -5706,7 +5334,7 @@
           <w:b w:val="0"/>
           <w:i w:val="0"/>
         </w:rPr>
-        <w:t xml:space="preserve"> That family demand makes a provider account more valuable is a claim this application makes, so it is tested. Provider value, retention, and margin are modeled against a prior-period measure of consented, qualified family demand in the same market rather than same-month demand, with the adjustment set capped at six terms drawn from provider size and type, baseline activity, acquisition channel, and seasonality, market as a random effect, and the provider organization as the clustering unit. Per-market contribution margin is reported after the cost of serving that market's families, the number that decides whether a market pays for itself.</w:t>
+        <w:t xml:space="preserve"> That family demand makes a provider account more valuable is a claim this application makes, so it is tested. Provider value, retention, and margin are modeled against a prior-period measure of consented, qualified family demand in the same market rather than same-month demand, with the adjustment set capped at six terms drawn from provider size and type, baseline activity, acquisition channel, and seasonality. Market enters as a fixed stratum rather than a random effect, because eight markets cannot support a variance component, and the provider organization is the clustering unit. Per-market contribution margin is reported after the cost of serving that market's families, the number that decides whether a market pays for itself.</w:t>
       </w:r>
     </w:p>
     <w:p>
@@ -5740,7 +5368,7 @@
           <w:b w:val="0"/>
           <w:i w:val="0"/>
         </w:rPr>
-        <w:t xml:space="preserve"> The implementation measures from Task 2.5 are administered across the paid cohort, with a baseline at enrollment and follow-up at four weeks and three months or after a key event such as activation, downgrade, or churn. Baseline perceived value enters the Task 3.3 survival models as a churn predictor specified in advance. After the interim review, approximately 30 providers are interviewed, sampled purposively across four groups: never converted, converted then churned, retained with low use, and retained with high use. Churn subtype, voluntary or payment failure, is recorded and used in sampling. We target at least six providers per group and document the stopping rule. Interviews examine what was purchased, what value was perceived, how price was judged, and why accounts lapsed, and run apart from sales, support, and renewal contact. Providers who did not convert are offered a shortened format, because a sample of satisfied customers would answer the wrong question. The person-level participant and the account-level economic unit are defined separately, and the joint display converts into the packaging decisions available to Task 3.2.</w:t>
+        <w:t xml:space="preserve"> The implementation measures from Task 2.5 are administered across the paid cohort, with a baseline at enrollment and follow-up at four weeks and three months or after a key event such as activation, downgrade, or churn. Baseline perceived value enters the Task 3.3 survival models as a churn predictor specified in advance. After the interim review, approximately 30 providers are interviewed, sampled purposively across four groups: never converted, converted then churned, retained with low use, and retained with high use. Churn subtype, voluntary or payment failure, is recorded and used in sampling, with at least six providers per group and a documented stopping rule. Interviews examine what was purchased, what value was perceived, how price was judged, and why accounts lapsed, and run apart from sales, support, and renewal contact. Providers who did not convert are offered a shortened format, because a sample of satisfied customers would answer the wrong question. The person-level participant and the account-level economic unit are defined separately, and the joint display converts into the packaging decisions available to Task 3.2.</w:t>
       </w:r>
     </w:p>
     <w:p>
@@ -5760,7 +5388,27 @@
           <w:b w:val="0"/>
           <w:i w:val="0"/>
         </w:rPr>
-        <w:t xml:space="preserve"> An independent analyst under subcontract, working from the pre-specified analysis plan and the raw billing, payroll, and cost records, rebuilds revenue, acquisition cost, cost to serve, margin, retention, and per-market profitability without access to our operating model. The analyst does not set price or packaging. Discrepancies between the rebuild and the operating model are investigated and reported rather than silently reconciled. The package assembles the confirmed model into two forward trajectories, expansion funded by reinvested margin and accelerated expansion under private capital. It is the evidence base for the Commercialization Plan's fundraising strategy, which carries the market sizing, price list, and multi-year projections in full.</w:t>
+        <w:t xml:space="preserve"> An independent analyst under subcontract, working from the pre-specified analysis plan and the raw billing, payroll, and cost records, rebuilds revenue, acquisition cost, cost to serve, margin, retention, and per-market profitability without access to our operating model. The analyst does not set price or packaging. Discrepancies between the rebuild and the operating model are investigated and reported rather than silently reconciled. The package assembles the confirmed model into two forward trajectories, expansion funded by reinvested margin and accelerated expansion under private capital, and is the evidence base for the Commercialization Plan's fundraising strategy.</w:t>
+      </w:r>
+    </w:p>
+    <w:p>
+      <w:pPr>
+        <w:spacing w:before="120"/>
+        <w:jc w:val="both"/>
+      </w:pPr>
+      <w:r>
+        <w:rPr>
+          <w:b/>
+          <w:i w:val="0"/>
+        </w:rPr>
+        <w:t>What completing Aim 3 delivers.</w:t>
+      </w:r>
+      <w:r>
+        <w:rPr>
+          <w:b w:val="0"/>
+          <w:i w:val="0"/>
+        </w:rPr>
+        <w:t xml:space="preserve"> A price chosen by experiment, per-market contribution margin and the paying accounts a market sustains, both rebuilt from our records by an outside analyst, and evidence that the playbook repeats where we did not design it. Those two per-market numbers are what the Commercialization Plan projects national scale from, and they are the package a private investor requires before funding it.</w:t>
       </w:r>
     </w:p>
     <w:p>
@@ -5937,7 +5585,7 @@
                 <w:i w:val="0"/>
                 <w:sz w:val="18"/>
               </w:rPr>
-              <w:t>Task 3.2, four arms across eight markets</w:t>
+              <w:t>Task 3.2, randomization inference across 8 markets</w:t>
             </w:r>
           </w:p>
         </w:tc>
@@ -6363,7 +6011,7 @@
                 <w:i w:val="0"/>
                 <w:sz w:val="18"/>
               </w:rPr>
-              <w:t>Task 3.3, market random effect</w:t>
+              <w:t>Task 3.3, market as fixed stratum</w:t>
             </w:r>
           </w:p>
         </w:tc>
@@ -6451,7 +6099,7 @@
           <w:i w:val="0"/>
           <w:sz w:val="18"/>
         </w:rPr>
-        <w:t>Table 6.</w:t>
+        <w:t>Table 5.</w:t>
       </w:r>
       <w:r>
         <w:rPr>
@@ -6479,7 +6127,7 @@
           <w:b w:val="0"/>
           <w:i w:val="0"/>
         </w:rPr>
-        <w:t xml:space="preserve"> Contamination across neighboring markets is the standard objection to market-level assignment; the pre-registered mitigations are non-adjacent pairing, a contamination monitor in the offer workflow, and account-level assignment specified in advance as a sensitivity analysis. If conversion is too low at every price for the arms to be distinguishable, the interim analysis reallocates and the result is reported as a finding. If price sits below cost to serve, the pre-registered alternatives run in order: improve the product where the Task 3.4 interviews locate the gap, reduce acquisition and serving cost, repackage, and re-test in wave two. If margins are positive but below what a market needs to fund itself, no further markets open until the cost structure improves. If wave two slips, wave one still carries the pricing, unit economics, and 12-month retention results.</w:t>
+        <w:t xml:space="preserve"> Contamination across neighboring markets is the standard objection to market-level assignment; the pre-registered mitigations are non-adjacent pairing, a contamination monitor in the offer workflow, and account-level assignment specified in advance as a sensitivity analysis. If conversion is too low at every price for the arms to be distinguishable, the interim analysis reallocates and the result is reported as a finding. If price sits below cost to serve, the pre-registered alternatives run in order: improve the product where the Task 3.4 interviews locate the gap, reduce acquisition and serving cost, repackage, and re-test in wave two. If margins are positive but below what a market needs to fund itself, no further markets open until the cost structure improves. If wave two slips, wave one still carries the pricing, unit economics, and retention results.</w:t>
       </w:r>
     </w:p>
     <w:p>
@@ -6609,7 +6257,7 @@
           <w:b w:val="0"/>
           <w:i w:val="0"/>
         </w:rPr>
-        <w:t xml:space="preserve"> supports the pre-registration and arm sizing in Task 3.2. The Principal Investigator holds integration authority and every gate decision, against a quarterly milestone review of Tables 4 through 6.</w:t>
+        <w:t xml:space="preserve"> supports the pre-registration and arm sizing in Task 3.2. The Principal Investigator holds integration authority and every gate decision, against a quarterly milestone review of Tables 3 through 5. Consultant scopes, reporting cadence, and the commercialization milestones that run alongside these aims are specified in the Project Management Plan.</w:t>
       </w:r>
     </w:p>
     <w:p>
@@ -6654,6 +6302,32 @@
     </w:p>
     <w:p>
       <w:pPr>
+        <w:jc w:val="both"/>
+      </w:pPr>
+      <w:r>
+        <w:rPr>
+          <w:b w:val="0"/>
+          <w:i w:val="0"/>
+        </w:rPr>
+        <w:t xml:space="preserve">Ten markets and one priced product is a deliberately small footprint for an award this size, and that is the point. </w:t>
+      </w:r>
+      <w:r>
+        <w:rPr>
+          <w:b/>
+          <w:i w:val="0"/>
+        </w:rPr>
+        <w:t>The markets are an instrument, not the deliverable.</w:t>
+      </w:r>
+      <w:r>
+        <w:rPr>
+          <w:b w:val="0"/>
+          <w:i w:val="0"/>
+        </w:rPr>
+        <w:t xml:space="preserve"> We are not buying revenue with this grant. We are buying what each aim delivers above, and those things transfer to the next hundred markets in a way that revenue does not. A larger footprint bought with the same dollars would produce more revenue and less evidence, and evidence is what we do not have.</w:t>
+      </w:r>
+    </w:p>
+    <w:p>
+      <w:pPr>
         <w:keepNext/>
         <w:spacing w:before="80" w:after="40"/>
         <w:jc w:val="center"/>
@@ -6661,7 +6335,7 @@
       <w:r>
         <w:drawing>
           <wp:inline xmlns:a="http://schemas.openxmlformats.org/drawingml/2006/main" xmlns:pic="http://schemas.openxmlformats.org/drawingml/2006/picture">
-            <wp:extent cx="6400800" cy="2234184"/>
+            <wp:extent cx="6400800" cy="2033015"/>
             <wp:docPr id="5" name="Picture 5"/>
             <wp:cNvGraphicFramePr>
               <a:graphicFrameLocks noChangeAspect="1"/>
@@ -6682,7 +6356,7 @@
                   <pic:spPr>
                     <a:xfrm>
                       <a:off x="0" y="0"/>
-                      <a:ext cx="6400800" cy="2234184"/>
+                      <a:ext cx="6400800" cy="2033015"/>
                     </a:xfrm>
                     <a:prstGeom prst="rect"/>
                   </pic:spPr>
@@ -6717,32 +6391,6 @@
     </w:p>
     <w:p>
       <w:pPr>
-        <w:jc w:val="both"/>
-      </w:pPr>
-      <w:r>
-        <w:rPr>
-          <w:b w:val="0"/>
-          <w:i w:val="0"/>
-        </w:rPr>
-        <w:t xml:space="preserve">Ten markets and one priced product is a deliberately small footprint for an award this size, because the markets are an instrument and not the deliverable. We are not buying revenue with this grant. We are buying the four things that let someone else fund the revenue: </w:t>
-      </w:r>
-      <w:r>
-        <w:rPr>
-          <w:b/>
-          <w:i w:val="0"/>
-        </w:rPr>
-        <w:t>a product verified against blinded expert review, a price chosen by experiment rather than assumption, unit economics an outside analyst rebuilt from our records, and a market-entry playbook run as written, in markets we did not design in, by people who did not write it.</w:t>
-      </w:r>
-      <w:r>
-        <w:rPr>
-          <w:b w:val="0"/>
-          <w:i w:val="0"/>
-        </w:rPr>
-        <w:t xml:space="preserve"> Those transfer to the next hundred markets. A larger footprint bought with the same dollars would produce more revenue and less evidence, and evidence is what we do not have.</w:t>
-      </w:r>
-    </w:p>
-    <w:p>
-      <w:pPr>
         <w:spacing w:before="180" w:after="40"/>
         <w:jc w:val="left"/>
         <w:pBdr>
@@ -6773,7 +6421,7 @@
           <w:b w:val="0"/>
           <w:i w:val="0"/>
         </w:rPr>
-        <w:t xml:space="preserve"> CareNavigator operates in production today. Families screen their needs and means, receive matched aid programs and providers drawn from an expert-curated national database of more than 72,000 records covering all fifty states, and receive AI-drafted, expert-approved guidance. The multi-agent navigation layer, developed and evaluated under Phase IIB using retrieval-augmented generation, parameter-efficient fine-tuning, and reinforcement learning from expert feedback, is in production integration during the remaining Phase IIB year. Execution and follow-up, the capability Aim 1 builds, do not exist in the product today and are not funded by any existing award.</w:t>
+        <w:t xml:space="preserve"> CareNavigator runs in production today, doing the screening and matching described in Significance. The multi-agent navigation layer, developed and evaluated under Phase IIB using retrieval-augmented generation, parameter-efficient fine-tuning, and reinforcement learning from expert feedback, is in production integration during the remaining Phase IIB year. Execution and follow-up, the capability Aim 1 builds, do not exist in the product today and are not funded by any existing award.</w:t>
       </w:r>
     </w:p>
     <w:p>
@@ -6793,7 +6441,7 @@
           <w:b w:val="0"/>
           <w:i w:val="0"/>
         </w:rPr>
-        <w:t xml:space="preserve"> The technology was developed across NIA SBIR Phase I/II Fast-Track and Phase IIB awards (1R44AG074116), scored at 20 and 25. The Phase IIB review assessed the platform's commercial potential as extremely high, citing its ability to help caregivers access eligible funding. Table 7 records what each activity established and which funding produced it. Two of the five entries were funded outside the Phase II scope, using I-Corps support and the company's own capital.</w:t>
+        <w:t xml:space="preserve"> The technology was developed across NIA SBIR Phase I/II Fast-Track and Phase IIB awards (1R44AG074116), scored at 20 and 25. The Phase IIB review assessed the platform's commercial potential as extremely high, citing its ability to help caregivers access eligible funding. Table 6 records what each activity established and which funding produced it. Two of the five entries were funded outside the Phase II scope, using I-Corps support and the company's own capital.</w:t>
       </w:r>
     </w:p>
     <w:tbl>
@@ -7396,7 +7044,7 @@
           <w:i w:val="0"/>
           <w:sz w:val="18"/>
         </w:rPr>
-        <w:t>Table 7.</w:t>
+        <w:t>Table 6.</w:t>
       </w:r>
       <w:r>
         <w:rPr>
@@ -7424,7 +7072,7 @@
           <w:b w:val="0"/>
           <w:i w:val="0"/>
         </w:rPr>
-        <w:t xml:space="preserve"> Among providers with a claimed account, platform activity runs about fifteen times higher on the day a family lead arrives than on days without one, and a fifth of all growth-tool views fall in the twenty-four hours after a lead. </w:t>
+        <w:t xml:space="preserve"> Among providers with a claimed account, platform activity runs about fifteen times higher on the day a family lead arrives than on days without one. </w:t>
       </w:r>
       <w:r>
         <w:rPr>
@@ -7458,7 +7106,7 @@
           <w:b w:val="0"/>
           <w:i w:val="0"/>
         </w:rPr>
-        <w:t xml:space="preserve"> The remaining Phase IIB year completes production integration of the agent system and continues database expansion. This application begins where that work ends. No budget line here supports agent development already funded under Phase IIB; Aim 1 builds execution, follow-up, confirmation, and the workforce infrastructure, none of which is in scope for the existing award.</w:t>
+        <w:t xml:space="preserve"> The remaining Phase IIB year completes production integration of the agent system and continues database expansion. This application begins where that ends. No budget line here supports agent development already funded under Phase IIB; Aim 1 builds execution, follow-up, confirmation, and the workforce infrastructure, none of which is in scope for the existing award.</w:t>
       </w:r>
     </w:p>
     <w:p>
@@ -7471,21 +7119,28 @@
           <w:b/>
           <w:i w:val="0"/>
         </w:rPr>
-        <w:t>The team and the endpoints it works to.</w:t>
+        <w:t>The endpoints this application works to.</w:t>
       </w:r>
       <w:r>
         <w:rPr>
           <w:b w:val="0"/>
           <w:i w:val="0"/>
         </w:rPr>
-        <w:t xml:space="preserve"> Dr. Falohun was Principal Investigator on both prior NIA awards and delivered against their milestones. Dr. DuBose, a physician with an MBA, leads product and market operations and built the organic acquisition channel and the provider pipeline described above. Dr. Fan, at Clemson University, is Co-Investigator at 25 percent effort and leads all human subjects protocols; Dr. Marcia Ory of Texas A&amp;M University advises on study design. Both are co-authors on the evaluation record cited here. Olera has also been evaluated by Ziegler, the leading underwriter of financing for nonprofit senior living providers, and by Equitage Ventures, an early-stage fund dedicated to the aging economy. </w:t>
+        <w:t xml:space="preserve"> Olera has been evaluated by Ziegler, the leading underwriter of financing for nonprofit senior living providers, and by Equitage Ventures, an early-stage fund dedicated to the aging economy. </w:t>
       </w:r>
       <w:r>
         <w:rPr>
           <w:b/>
           <w:i w:val="0"/>
         </w:rPr>
-        <w:t>That diligence set the commercial endpoints in Tables 4 through 6, so the milestones here are the ones our prospective investors said they would need.</w:t>
+        <w:t>That diligence set the commercial endpoints in Tables 3 through 5, so the milestones in this application are the ones our prospective investors said they would need.</w:t>
+      </w:r>
+      <w:r>
+        <w:rPr>
+          <w:b w:val="0"/>
+          <w:i w:val="0"/>
+        </w:rPr>
+        <w:t xml:space="preserve"> Dr. Falohun was Principal Investigator on both prior NIA awards and delivered against their milestones; Dr. Fan, at Clemson, is Co-Investigator at 25 percent effort and holds every human subjects protocol. Biosketches carry the rest.</w:t>
       </w:r>
     </w:p>
     <w:p>

--- a/docs/crp/passes/Olera_CRP_ResearchStrategy.docx
+++ b/docs/crp/passes/Olera_CRP_ResearchStrategy.docx
@@ -3107,7 +3107,7 @@
           <w:b w:val="0"/>
           <w:i w:val="0"/>
         </w:rPr>
-        <w:t xml:space="preserve"> The count follows from what each aim has to measure. Two free markets, because one cannot separate a product that works from a market that happens to work, and the two differ on workforce source so the campus dependency is tested while it is still free to learn. Then eight paid markets: four price points, because two would show the direction of demand and four show the shape of the curve; two markets per point, because price is assigned by market and one market per arm means the arm is a market; and within each pair one market has a health-professions campus nearby and one does not, so price is crossed with workforce source rather than confounded with it. They open in two waves of four, the first early enough to observe 12-month retention and the second run as written by staff who did not design it. At roughly $30,000 to enter a market, ten markets is about seven percent of the requested budget; the binding constraint is operating attention, not capital.</w:t>
+        <w:t xml:space="preserve"> The count follows from what each aim has to measure. Two free markets, because one cannot separate a product that works from a market that happens to work, and the two differ on workforce source so the campus dependency is tested while it is still free to learn. Then eight paid markets: four price points, because two would show the direction of demand and four show the shape of the curve; two markets per point, because price is assigned by market and one market per arm means the arm is a market; and within each pair one market has a health-professions campus nearby and one does not, so price is crossed with workforce source rather than confounded with it. They open in two waves of four, the first early enough to observe 12-month retention and the second run as written by staff who did not design it. At roughly $30,000 to enter a market, ten markets is about $300,000, or under eight percent of the $4 million requested; the binding constraint is operating attention, not capital.</w:t>
       </w:r>
     </w:p>
     <w:p>
@@ -3233,7 +3233,7 @@
           <w:b w:val="0"/>
           <w:i w:val="0"/>
         </w:rPr>
-        <w:t xml:space="preserve"> A panel of licensed clinical social workers, independent of the engineering team and holding no equity in Olera, audits a stratified random sample of cases each quarter. The panel determines eligibility blinded to what the platform produced and, for a subset, prepares the applications by hand. Both are compared with the platform's output, category by category for eligibility and field by field for applications, and agreement is reported as percent agreement with a 95 percent confidence interval and as Cohen's kappa. Inter-rater reliability among panelists is established before any system output is adjudicated, so panel disagreement is not mistaken for system error. Every material error is reviewed rather than sampled and confirmed by a second reader, and audited households are held out of tuning data. This is internal product verification, not human subjects research, and a determination will be obtained.</w:t>
+        <w:t xml:space="preserve"> A panel of licensed clinical social workers, independent of the engineering team and holding no equity in Olera, audits a stratified random sample of 60 cases each quarter, 240 over the award, which sizes quarterly agreement to a 95 percent half-width of about 9 points and the cumulative figure to about 5. The panel determines eligibility blinded to what the platform produced and, for a subset, prepares the applications by hand. Both are compared with the platform's output, category by category for eligibility and field by field for applications, and agreement is reported as percent agreement with a 95 percent confidence interval and as Cohen's kappa. Inter-rater reliability among panelists is established before any system output is adjudicated, so panel disagreement is not mistaken for system error. Every material error is reviewed rather than sampled and confirmed by a second reader, and audited households are held out of tuning data. This is internal product verification, not human subjects research, and a determination will be obtained.</w:t>
       </w:r>
     </w:p>
     <w:p>
@@ -3450,7 +3450,7 @@
                 <w:i w:val="0"/>
                 <w:sz w:val="18"/>
               </w:rPr>
-              <w:t>Quarterly stratified audit, Task 1.4</w:t>
+              <w:t>Quarterly audit of 60 cases, Task 1.4</w:t>
             </w:r>
           </w:p>
         </w:tc>
@@ -4252,14 +4252,14 @@
           <w:b/>
           <w:i w:val="0"/>
         </w:rPr>
-        <w:t>The month 21 gate requires half of placed workers still in direct care at 90 days.</w:t>
+        <w:t>The month 21 gate requires half of the Aim 2 placements still in direct care at 90 days.</w:t>
       </w:r>
       <w:r>
         <w:rPr>
           <w:b w:val="0"/>
           <w:i w:val="0"/>
         </w:rPr>
-        <w:t xml:space="preserve"> That bar sits above the 40 percent floor at which the Aim 3 stop rule fires, so opening paid markets requires evidence that retention holds and not merely the absence of disconfirmation.</w:t>
+        <w:t xml:space="preserve"> Below that, a provider replaces half of what they bought within a quarter and pays twice for one hire, which is the point at which this stops being cheaper than what they do now.</w:t>
       </w:r>
     </w:p>
     <w:p>
@@ -5300,7 +5300,7 @@
           <w:b w:val="0"/>
           <w:i w:val="0"/>
         </w:rPr>
-        <w:t xml:space="preserve"> The primary comparison uses randomization inference: the observed difference between arms is referred to the distribution of differences the other possible price assignments would have produced. That is valid with few clusters and assumes nothing about large samples. Account-level generalized estimating equations, with market as the cluster and small-sample corrections, are pre-specified as secondary and reported as descriptive. A biostatistician sizes the arms against the conversion rate measured in Aim 2 rather than an assumed one, and states in advance the interval width the design will deliver, so no one discovers afterward that the answer was never going to be precise enough to act on. A pre-registered interim analysis at month 30 drops a dominated arm and reallocates to wave two. The decision rule selects the price maximizing expected 12-month revenue per account rather than conversion alone, because a price that converts and then churns is worse than one that does neither.</w:t>
+        <w:t xml:space="preserve"> The primary comparison uses randomization inference: the observed difference between arms is referred to the distribution of differences the other possible price assignments would have produced. That is valid with few clusters and assumes nothing about large samples. Account-level generalized estimating equations, with market as the cluster and small-sample corrections, are pre-specified as secondary and reported as descriptive. Approximately 40 provider accounts per market reach a priced offer, about 320 across the eight markets and 80 per arm, which sizes account-level conversion to a 95 percent half-width near 10 points in each arm. A biostatistician confirms that sizing against the conversion rate measured in Aim 2 rather than an assumed one, and states in advance the interval width the market-level comparison will deliver, so no one discovers afterward that the answer was never going to be precise enough to act on. A pre-registered interim analysis at month 30 drops a dominated arm and reallocates to wave two. The decision rule selects the price maximizing expected 12-month revenue per account rather than conversion alone, because a price that converts and then churns is worse than one that does neither.</w:t>
       </w:r>
     </w:p>
     <w:p>
@@ -5320,7 +5320,7 @@
           <w:b w:val="0"/>
           <w:i w:val="0"/>
         </w:rPr>
-        <w:t xml:space="preserve"> Every figure comes from live billing, payroll, and cost records. Acquisition cost includes spending on non-converters. Monthly net account margin is revenue less the cost to serve defined in Task 2.6. Retention is estimated at 3, 6, 9, and 12 months, and time to churn with discrete-time survival models on account-month records matching the billing cycle, treating voluntary cancellation, uncured payment failure, and downgrade as competing events. Restricted mean survival time at 12 months gives expected account lifetime, and lifetime times monthly net margin gives lifetime value with a confidence interval, so the payback and lifetime-to-acquisition-cost criteria carry measured uncertainty rather than point estimates. </w:t>
+        <w:t xml:space="preserve"> Every figure comes from live billing, payroll, and cost records. Acquisition cost includes spending on non-converters. Monthly net account margin is revenue less the cost to serve defined in Task 2.6. Lifetime value and acquisition cost are estimated on the converting accounts pooled across markets. Per-market contribution margin is reported for every market and flagged as descriptive where a market carries fewer than 20 paying accounts, so a thin cell is never presented as a result. Retention is estimated at 3, 6, 9, and 12 months, and time to churn with discrete-time survival models on account-month records matching the billing cycle, treating voluntary cancellation, uncured payment failure, and downgrade as competing events. Restricted mean survival time at 12 months gives expected account lifetime, and lifetime times monthly net margin gives lifetime value with a confidence interval, so the payback and lifetime-to-acquisition-cost criteria carry measured uncertainty rather than point estimates. </w:t>
       </w:r>
       <w:r>
         <w:rPr>
@@ -5562,7 +5562,7 @@
                 <w:i w:val="0"/>
                 <w:sz w:val="18"/>
               </w:rPr>
-              <w:t>Estimated with 95% CI</w:t>
+              <w:t>±10 pts per arm</w:t>
             </w:r>
           </w:p>
         </w:tc>
@@ -5585,7 +5585,7 @@
                 <w:i w:val="0"/>
                 <w:sz w:val="18"/>
               </w:rPr>
-              <w:t>Task 3.2, randomization inference across 8 markets</w:t>
+              <w:t>Task 3.2, ~320 offers, randomization inference</w:t>
             </w:r>
           </w:p>
         </w:tc>
@@ -6147,7 +6147,7 @@
           <w:b w:val="0"/>
           <w:i w:val="0"/>
         </w:rPr>
-        <w:t xml:space="preserve"> If, at the month 30 interim analysis, fewer than 40 percent of placed workers remain in direct care at 90 days </w:t>
+        <w:t xml:space="preserve"> If, at the month 30 interim analysis, fewer than 40 percent of the workers placed in the wave-one paid markets remain in direct care at 90 days </w:t>
       </w:r>
       <w:r>
         <w:rPr>
@@ -6161,7 +6161,7 @@
           <w:b w:val="0"/>
           <w:i w:val="0"/>
         </w:rPr>
-        <w:t xml:space="preserve"> paid conversion is below 20 percent at every offered price, we will report the provider-funded model as disconfirmed, hold wave two, and redirect the remaining effort to completing and publishing the analysis. A commercialization program should fund projects willing to find out they are wrong.</w:t>
+        <w:t xml:space="preserve"> paid conversion is below 20 percent at every offered price, we will report the provider-funded model as disconfirmed, hold wave two, and redirect the remaining effort to completing and publishing the analysis. The month 21 gate tested retention in the free markets; this tests whether it survives when a provider is paying for it. A commercialization program should fund projects willing to find out they are wrong.</w:t>
       </w:r>
     </w:p>
     <w:p>

--- a/docs/crp/passes/Olera_CRP_ResearchStrategy.docx
+++ b/docs/crp/passes/Olera_CRP_ResearchStrategy.docx
@@ -3233,7 +3233,7 @@
           <w:b w:val="0"/>
           <w:i w:val="0"/>
         </w:rPr>
-        <w:t xml:space="preserve"> A panel of licensed clinical social workers, independent of the engineering team and holding no equity in Olera, audits a stratified random sample of 60 cases each quarter, 240 over the award, which sizes quarterly agreement to a 95 percent half-width of about 9 points and the cumulative figure to about 5. The panel determines eligibility blinded to what the platform produced and, for a subset, prepares the applications by hand. Both are compared with the platform's output, category by category for eligibility and field by field for applications, and agreement is reported as percent agreement with a 95 percent confidence interval and as Cohen's kappa. Inter-rater reliability among panelists is established before any system output is adjudicated, so panel disagreement is not mistaken for system error. Every material error is reviewed rather than sampled and confirmed by a second reader, and audited households are held out of tuning data. This is internal product verification, not human subjects research, and a determination will be obtained.</w:t>
+        <w:t xml:space="preserve"> A panel of licensed clinical social workers, independent of the engineering team and holding no equity in Olera, audits a stratified random sample of 60 cases in each of the two quarters before the month 12 gate, 120 in all, which sizes cumulative agreement to a 95 percent half-width of about 6 points. The audit then repeats annually, so accuracy is re-established as the system and the underlying program rules change. The panel determines eligibility blinded to what the platform produced and, for a subset, prepares the applications by hand. Both are compared with the platform's output, category by category for eligibility and field by field for applications, and agreement is reported as percent agreement with a 95 percent confidence interval and as Cohen's kappa. Inter-rater reliability among panelists is established before any system output is adjudicated, so panel disagreement is not mistaken for system error. Every material error is reviewed rather than sampled and confirmed by a second reader, and audited households are held out of tuning data. This is internal product verification, not human subjects research, and a determination will be obtained.</w:t>
       </w:r>
     </w:p>
     <w:p>
@@ -3450,7 +3450,7 @@
                 <w:i w:val="0"/>
                 <w:sz w:val="18"/>
               </w:rPr>
-              <w:t>Quarterly audit of 60 cases, Task 1.4</w:t>
+              <w:t>120 audited cases before the gate, Task 1.4</w:t>
             </w:r>
           </w:p>
         </w:tc>

--- a/docs/crp/passes/Olera_CRP_ResearchStrategy.docx
+++ b/docs/crp/passes/Olera_CRP_ResearchStrategy.docx
@@ -34,7 +34,7 @@
           <w:b w:val="0"/>
           <w:i w:val="0"/>
         </w:rPr>
-        <w:t xml:space="preserve"> If we are fortunate, each of us will reach the point where we, or someone we love, needs help with bathing, dressing, meals, medications, and moving safely through the home. Most families meet that moment at its worst, after a fall or a sudden hospitalization, and are expected to become experts in eldercare overnight.</w:t>
+        <w:t xml:space="preserve"> If we are fortunate, each of us will grow old, and reach the point where we, or someone we love, needs help with bathing, dressing, meals, medications, and moving safely through the home. Most families meet that moment at its worst, after a fall or a sudden hospitalization, and are expected to become experts in eldercare overnight.</w:t>
       </w:r>
     </w:p>
     <w:p>
@@ -60,7 +60,7 @@
           <w:b w:val="0"/>
           <w:i w:val="0"/>
         </w:rPr>
-        <w:t xml:space="preserve"> the right care inside a fragmented ecosystem of public aid programs, insurance coverage, healthcare services, and long-term services and supports, each with separate eligibility rules and none accountable for whether care begins. They must </w:t>
+        <w:t xml:space="preserve"> the right care across four systems with separate eligibility rules and no party accountable for whether care begins. They must </w:t>
       </w:r>
       <w:r>
         <w:rPr>
@@ -75,6 +75,21 @@
           <w:i w:val="0"/>
         </w:rPr>
         <w:t xml:space="preserve"> it: full-time home care runs $80,080 a year,</w:t>
+      </w:r>
+      <w:r>
+        <w:rPr>
+          <w:b w:val="0"/>
+          <w:i w:val="0"/>
+          <w:vertAlign w:val="superscript"/>
+        </w:rPr>
+        <w:t>1</w:t>
+      </w:r>
+      <w:r>
+        <w:rPr>
+          <w:b w:val="0"/>
+          <w:i w:val="0"/>
+        </w:rPr>
+        <w:t xml:space="preserve"> Medicare does not cover custodial home care, Medicaid pays only after a family has spent down, and an estimated $58 billion in assistance goes unclaimed every year because families cannot navigate the programs.</w:t>
       </w:r>
       <w:r>
         <w:rPr>
@@ -89,21 +104,6 @@
           <w:b w:val="0"/>
           <w:i w:val="0"/>
         </w:rPr>
-        <w:t xml:space="preserve"> Medicare does not cover custodial home care, and Medicaid, the nation's largest payer of long-term care, pays only after a family has spent down to eligibility. An estimated $58 billion in assistance that would close part of that gap goes unclaimed every year because families cannot identify or navigate the programs.</w:t>
-      </w:r>
-      <w:r>
-        <w:rPr>
-          <w:b w:val="0"/>
-          <w:i w:val="0"/>
-          <w:vertAlign w:val="superscript"/>
-        </w:rPr>
-        <w:t>1</w:t>
-      </w:r>
-      <w:r>
-        <w:rPr>
-          <w:b w:val="0"/>
-          <w:i w:val="0"/>
-        </w:rPr>
         <w:t xml:space="preserve"> And someone must be available to </w:t>
       </w:r>
       <w:r>
@@ -118,7 +118,7 @@
           <w:b w:val="0"/>
           <w:i w:val="0"/>
         </w:rPr>
-        <w:t xml:space="preserve"> the care: 63.3 percent of home-care providers declined cases in 2023 that they could not staff.</w:t>
+        <w:t xml:space="preserve"> it: 63.3 percent of home-care providers declined cases in 2023 they could not staff.</w:t>
       </w:r>
       <w:r>
         <w:rPr>
@@ -127,41 +127,6 @@
           <w:vertAlign w:val="superscript"/>
         </w:rPr>
         <w:t>3</w:t>
-      </w:r>
-    </w:p>
-    <w:p>
-      <w:pPr>
-        <w:jc w:val="both"/>
-      </w:pPr>
-      <w:r>
-        <w:rPr>
-          <w:b w:val="0"/>
-          <w:i w:val="0"/>
-        </w:rPr>
-        <w:t>Failure at any one gate produces the same outcome. Nearly a third of older adults with difficulty in activities of daily living go without bathing, meals, or medications in a given month,</w:t>
-      </w:r>
-      <w:r>
-        <w:rPr>
-          <w:b w:val="0"/>
-          <w:i w:val="0"/>
-          <w:vertAlign w:val="superscript"/>
-        </w:rPr>
-        <w:t>4</w:t>
-      </w:r>
-      <w:r>
-        <w:rPr>
-          <w:b w:val="0"/>
-          <w:i w:val="0"/>
-        </w:rPr>
-        <w:t xml:space="preserve"> and unmet needs of this kind independently predict emergency department use, readmission, nursing home placement, and mortality.</w:t>
-      </w:r>
-      <w:r>
-        <w:rPr>
-          <w:b w:val="0"/>
-          <w:i w:val="0"/>
-          <w:vertAlign w:val="superscript"/>
-        </w:rPr>
-        <w:t>5,6,7</w:t>
       </w:r>
     </w:p>
     <w:p>
@@ -173,7 +138,7 @@
       <w:r>
         <w:drawing>
           <wp:inline xmlns:a="http://schemas.openxmlformats.org/drawingml/2006/main" xmlns:pic="http://schemas.openxmlformats.org/drawingml/2006/picture">
-            <wp:extent cx="6126480" cy="3649039"/>
+            <wp:extent cx="6126480" cy="2007582"/>
             <wp:docPr id="1" name="Picture 1"/>
             <wp:cNvGraphicFramePr>
               <a:graphicFrameLocks noChangeAspect="1"/>
@@ -194,7 +159,7 @@
                   <pic:spPr>
                     <a:xfrm>
                       <a:off x="0" y="0"/>
-                      <a:ext cx="6126480" cy="3649039"/>
+                      <a:ext cx="6126480" cy="2007582"/>
                     </a:xfrm>
                     <a:prstGeom prst="rect"/>
                   </pic:spPr>
@@ -224,7 +189,49 @@
           <w:i w:val="0"/>
           <w:sz w:val="18"/>
         </w:rPr>
-        <w:t xml:space="preserve"> The eldercare ecosystem a family must navigate, the three gates that must all be cleared for a recognized need to become established care, and the cycle that follows failure at any one of them.</w:t>
+        <w:t xml:space="preserve"> The three gates a family must clear, and the cycle that follows failure at any one of them.</w:t>
+      </w:r>
+    </w:p>
+    <w:p>
+      <w:pPr>
+        <w:jc w:val="both"/>
+      </w:pPr>
+      <w:r>
+        <w:rPr>
+          <w:b/>
+          <w:i w:val="0"/>
+        </w:rPr>
+        <w:t>Failure at any one gate leaves a vulnerable older adult in the vicious cycle.</w:t>
+      </w:r>
+      <w:r>
+        <w:rPr>
+          <w:b w:val="0"/>
+          <w:i w:val="0"/>
+        </w:rPr>
+        <w:t xml:space="preserve"> Nearly a third of older adults with difficulty in activities of daily living go without bathing, meals, or medications in a given month,</w:t>
+      </w:r>
+      <w:r>
+        <w:rPr>
+          <w:b w:val="0"/>
+          <w:i w:val="0"/>
+          <w:vertAlign w:val="superscript"/>
+        </w:rPr>
+        <w:t>4</w:t>
+      </w:r>
+      <w:r>
+        <w:rPr>
+          <w:b w:val="0"/>
+          <w:i w:val="0"/>
+        </w:rPr>
+        <w:t xml:space="preserve"> and unmet needs of this kind independently predict emergency department use, readmission, nursing home placement, and mortality.</w:t>
+      </w:r>
+      <w:r>
+        <w:rPr>
+          <w:b w:val="0"/>
+          <w:i w:val="0"/>
+          <w:vertAlign w:val="superscript"/>
+        </w:rPr>
+        <w:t>5,6,7</w:t>
       </w:r>
     </w:p>
     <w:tbl>
@@ -333,14 +340,14 @@
           <w:b/>
           <w:i w:val="0"/>
         </w:rPr>
-        <w:t>What it costs, and who pays it.</w:t>
+        <w:t>Where the money already goes.</w:t>
       </w:r>
       <w:r>
         <w:rPr>
           <w:b w:val="0"/>
           <w:i w:val="0"/>
         </w:rPr>
-        <w:t xml:space="preserve"> The gap is widening from both sides. The population over 65 reaches 82 million by 2050,</w:t>
+        <w:t xml:space="preserve"> Demand is rising while both sources of supply contract (Figure 2), and the paid workforce that would have to absorb the difference faces 9.7 million direct-care job openings between 2024 and 2034.</w:t>
       </w:r>
       <w:r>
         <w:rPr>
@@ -350,12 +357,17 @@
         </w:rPr>
         <w:t>8</w:t>
       </w:r>
+    </w:p>
+    <w:p>
+      <w:pPr>
+        <w:jc w:val="both"/>
+      </w:pPr>
       <w:r>
         <w:rPr>
           <w:b w:val="0"/>
           <w:i w:val="0"/>
         </w:rPr>
-        <w:t xml:space="preserve"> while the family capacity that has always absorbed most of American eldercare is contracting: the number of potential family caregivers for each adult over 80 falls from more than seven in 2010 to four by 2030 (Figure 2).</w:t>
+        <w:t>The cost of that shortfall is already being paid, just not where anyone planned. Family caregiving costs working Americans $107 billion a year in earnings they do not make, and costs their employers roughly $26 billion more in lost productivity.</w:t>
       </w:r>
       <w:r>
         <w:rPr>
@@ -370,7 +382,7 @@
           <w:b w:val="0"/>
           <w:i w:val="0"/>
         </w:rPr>
-        <w:t xml:space="preserve"> The paid workforce that would have to replace it faces 9.7 million direct-care job openings between 2024 and 2034.</w:t>
+        <w:t xml:space="preserve"> Families then spend down what they saved, so a lifetime of retirement savings, and often the inheritance behind it, is redirected into a few years of long-term care. Medicaid picks the bill up only once that money is gone, and by then the family has lost its assets, the employer has lost the work, and the public system has inherited a more expensive person to care for.</w:t>
       </w:r>
       <w:r>
         <w:rPr>
@@ -385,19 +397,7 @@
           <w:b w:val="0"/>
           <w:i w:val="0"/>
         </w:rPr>
-        <w:t xml:space="preserve"> Demand is rising against two supplies that are falling at once.</w:t>
-      </w:r>
-    </w:p>
-    <w:p>
-      <w:pPr>
-        <w:jc w:val="both"/>
-      </w:pPr>
-      <w:r>
-        <w:rPr>
-          <w:b w:val="0"/>
-          <w:i w:val="0"/>
-        </w:rPr>
-        <w:t>Those costs do not disappear. They move, and they grow in transit. Roughly 70 percent of working-age family caregivers hold jobs, and the hours they lose are borne by employers and by their own earnings.</w:t>
+        <w:t xml:space="preserve"> CAPABLE showed how avoidable that is: roughly $3,000 in program cost against more than $20,000 in reduced Medicaid spending per participant,</w:t>
       </w:r>
       <w:r>
         <w:rPr>
@@ -405,37 +405,7 @@
           <w:i w:val="0"/>
           <w:vertAlign w:val="superscript"/>
         </w:rPr>
-        <w:t>11</w:t>
-      </w:r>
-      <w:r>
-        <w:rPr>
-          <w:b w:val="0"/>
-          <w:i w:val="0"/>
-        </w:rPr>
-        <w:t xml:space="preserve"> Families spend down their savings and Medicaid inherits the bill at the institutional rate. CAPABLE measured the inversion directly: roughly $3,000 in program cost against more than $20,000 in reduced Medicaid spending per participant,</w:t>
-      </w:r>
-      <w:r>
-        <w:rPr>
-          <w:b w:val="0"/>
-          <w:i w:val="0"/>
-          <w:vertAlign w:val="superscript"/>
-        </w:rPr>
-        <w:t>12</w:t>
-      </w:r>
-      <w:r>
-        <w:rPr>
-          <w:b w:val="0"/>
-          <w:i w:val="0"/>
-        </w:rPr>
-        <w:t xml:space="preserve"> with disability reduced across multiple randomized trials.</w:t>
-      </w:r>
-      <w:r>
-        <w:rPr>
-          <w:b w:val="0"/>
-          <w:i w:val="0"/>
-          <w:vertAlign w:val="superscript"/>
-        </w:rPr>
-        <w:t>13</w:t>
+        <w:t>11,12</w:t>
       </w:r>
       <w:r>
         <w:rPr>
@@ -449,7 +419,7 @@
           <w:b/>
           <w:i w:val="0"/>
         </w:rPr>
-        <w:t>The money to support older adults at home largely exists already. It is spent later, on worse outcomes, by whoever is left holding the consequence.</w:t>
+        <w:t>The money to support older adults at home largely exists today. Too much of it is spent later, on worse outcomes and more expensive care.</w:t>
       </w:r>
       <w:r>
         <w:rPr>
@@ -476,7 +446,7 @@
           <w:b w:val="0"/>
           <w:i w:val="0"/>
         </w:rPr>
-        <w:t xml:space="preserve"> A family that knows exactly which program it qualifies for still has to complete the application, gather documents, file, wait, respond to requests, and then find a provider with capacity on the date the benefit starts. Existing help stops before that point. Clinicians hand off, information services return lists, and referral marketplaces introduce a provider and are paid on placement. None is accountable for whether care was established, and none can create a caregiver who does not exist.</w:t>
+        <w:t xml:space="preserve"> Knowing what exists is not the hard part. A family has to work out which aid program applies, which insurance benefit applies, and which service or provider is needed, then complete the same administrative sequence for each: applications, documentation, intake, scheduling, waiting for a response, answering follow-up requests, confirming provider availability, securing approval, and confirming that care began. Families are lost to follow-up somewhere in that sequence, and existing help stops earlier. A discharge planner hands over a printed list and the case closes at the hospital door; information services return directories; referral marketplaces introduce a provider and are paid on placement. None is accountable for whether care was established, and even where navigation succeeds there may be no capacity in the local market to deliver it.</w:t>
       </w:r>
     </w:p>
     <w:p>
@@ -488,7 +458,7 @@
           <w:b w:val="0"/>
           <w:i w:val="0"/>
         </w:rPr>
-        <w:t xml:space="preserve">Two things are therefore required at once: navigation that runs to a confirmed start, and capacity on the other side so the start is possible. </w:t>
+        <w:t xml:space="preserve">Two things are therefore required at once: navigation that runs through to established care meeting the family's needs, and an available caregiver or provider to deliver it. </w:t>
       </w:r>
       <w:r>
         <w:rPr>
@@ -502,7 +472,7 @@
           <w:b w:val="0"/>
           <w:i w:val="0"/>
         </w:rPr>
-        <w:t xml:space="preserve"> A product that clears only the first two gates delivers family demand to a supply side that cannot absorb it, which is a faster path to the same refusal. We did not choose workforce development as an adjacent opportunity. We hit it as the binding constraint on our own product working.</w:t>
+        <w:t xml:space="preserve"> A product that helps families find and afford care still fails if the local system lacks the caregivers to deliver it, which is a faster path back into the vicious cycle. We did not choose workforce development; it was a binding constraint on our own product working.</w:t>
       </w:r>
     </w:p>
     <w:p>
@@ -515,28 +485,115 @@
           <w:b/>
           <w:i w:val="0"/>
         </w:rPr>
-        <w:t>The product and the path to market.</w:t>
+        <w:t>The product and the north star.</w:t>
       </w:r>
       <w:r>
         <w:rPr>
           <w:b w:val="0"/>
           <w:i w:val="0"/>
         </w:rPr>
-        <w:t xml:space="preserve"> CareNavigator is an eldercare AI navigation system built over an expert-curated national database of aid programs and providers, developed across NIA SBIR Phases I through IIB. It screens a household's needs and means and identifies the aid and services that fit. What this award adds is execution: agents that file the application or send the intake packet, follow up on a schedule, and confirm the date aid or care began. Alongside it, Olera recruits and verifies new caregivers and places them with licensed providers, who employ, train, insure, and supervise them. </w:t>
-      </w:r>
+        <w:t xml:space="preserve"> Olera exists to increase the effective capacity of America's aging-care system: to unlock financial resources that already exist, to bring new caregivers into a workforce short of them, and to use AI to turn both into care that actually begins.</w:t>
+      </w:r>
+    </w:p>
+    <w:p>
+      <w:pPr>
+        <w:jc w:val="both"/>
+      </w:pPr>
+      <w:r>
+        <w:rPr>
+          <w:b w:val="0"/>
+          <w:i w:val="0"/>
+        </w:rPr>
+        <w:t>CareNavigator is an eldercare AI navigation system built over an expert-curated national database of aid programs and providers, developed across NIA SBIR Phases I through IIB. It screens a household's needs and means and returns a care and funding plan with the steps required to obtain each resource (Figure 3). What this award adds is execution: agents that carry those steps out, follow up on a schedule, and confirm the date aid or care began. Alongside it, Olera recruits and verifies new caregivers and places them with licensed providers, who employ, train, insure, and supervise them. Together they turn a recognized need into established care, which is how the cycle in Figure 1 is interrupted.</w:t>
+      </w:r>
+    </w:p>
+    <w:p>
+      <w:pPr>
+        <w:keepNext/>
+        <w:spacing w:before="80" w:after="40"/>
+        <w:jc w:val="center"/>
+      </w:pPr>
+      <w:r>
+        <w:drawing>
+          <wp:inline xmlns:a="http://schemas.openxmlformats.org/drawingml/2006/main" xmlns:pic="http://schemas.openxmlformats.org/drawingml/2006/picture">
+            <wp:extent cx="6126480" cy="1577386"/>
+            <wp:docPr id="3" name="Picture 3"/>
+            <wp:cNvGraphicFramePr>
+              <a:graphicFrameLocks noChangeAspect="1"/>
+            </wp:cNvGraphicFramePr>
+            <a:graphic>
+              <a:graphicData uri="http://schemas.openxmlformats.org/drawingml/2006/picture">
+                <pic:pic>
+                  <pic:nvPicPr>
+                    <pic:cNvPr id="0" name="fig3.png"/>
+                    <pic:cNvPicPr/>
+                  </pic:nvPicPr>
+                  <pic:blipFill>
+                    <a:blip r:embed="rId11"/>
+                    <a:stretch>
+                      <a:fillRect/>
+                    </a:stretch>
+                  </pic:blipFill>
+                  <pic:spPr>
+                    <a:xfrm>
+                      <a:off x="0" y="0"/>
+                      <a:ext cx="6126480" cy="1577386"/>
+                    </a:xfrm>
+                    <a:prstGeom prst="rect"/>
+                  </pic:spPr>
+                </pic:pic>
+              </a:graphicData>
+            </a:graphic>
+          </wp:inline>
+        </w:drawing>
+      </w:r>
+    </w:p>
+    <w:p>
+      <w:pPr>
+        <w:spacing w:after="80"/>
+        <w:jc w:val="left"/>
+      </w:pPr>
+      <w:r>
+        <w:rPr>
+          <w:b/>
+          <w:i w:val="0"/>
+          <w:sz w:val="18"/>
+        </w:rPr>
+        <w:t>Figure 3.</w:t>
+      </w:r>
+      <w:r>
+        <w:rPr>
+          <w:b w:val="0"/>
+          <w:i w:val="0"/>
+          <w:sz w:val="18"/>
+        </w:rPr>
+        <w:t xml:space="preserve"> What CareNavigator produces for one household, and what the system then executes and confirms.</w:t>
+      </w:r>
+    </w:p>
+    <w:p>
+      <w:pPr>
+        <w:jc w:val="both"/>
+      </w:pPr>
       <w:r>
         <w:rPr>
           <w:b/>
           <w:i w:val="0"/>
         </w:rPr>
-        <w:t>Only Caregiver Staffing is sold and priced during this award.</w:t>
+        <w:t>CareNavigator is free to families, and no provider pays to be listed or to receive a family connection.</w:t>
       </w:r>
       <w:r>
         <w:rPr>
           <w:b w:val="0"/>
           <w:i w:val="0"/>
         </w:rPr>
-        <w:t xml:space="preserve"> Families use CareNavigator at no cost, and no provider pays to be listed or to receive a family connection. Charging no referral fee means no steering incentive exists and federally reimbursed providers can participate, which pay-per-referral models cannot accommodate.</w:t>
+        <w:t xml:space="preserve"> Nothing about a family's access depends on who has paid, which removes the gating on who can be helped, keeps the network from tilting toward whoever bought placement, and leaves no incentive to steer anyone. It also lets federally reimbursed providers participate, which pay-per-referral models cannot accommodate. </w:t>
+      </w:r>
+      <w:r>
+        <w:rPr>
+          <w:b/>
+          <w:i w:val="0"/>
+        </w:rPr>
+        <w:t>Caregiver Staffing is the product sold and priced during this award.</w:t>
       </w:r>
     </w:p>
     <w:p>
@@ -556,7 +613,7 @@
           <w:b w:val="0"/>
           <w:i w:val="0"/>
         </w:rPr>
-        <w:t xml:space="preserve"> The beachhead customer is the healthcare and long-term services provider. Roughly 165,000 such organizations operate in the United States,</w:t>
+        <w:t xml:space="preserve"> The beachhead customer for our staffing product is healthcare and long-term services and supports providers, of which roughly 165,000 operate in the United States.</w:t>
       </w:r>
       <w:r>
         <w:rPr>
@@ -564,14 +621,14 @@
           <w:i w:val="0"/>
           <w:vertAlign w:val="superscript"/>
         </w:rPr>
-        <w:t>15,16</w:t>
+        <w:t>13,14</w:t>
       </w:r>
       <w:r>
         <w:rPr>
           <w:b w:val="0"/>
           <w:i w:val="0"/>
         </w:rPr>
-        <w:t xml:space="preserve"> and they already spend at least $5 billion a year on marketing and caregiver recruiting, an estimate built entirely from published low-end inputs.</w:t>
+        <w:t xml:space="preserve"> The published median cost of acquiring a caregiver is $520 per hire, and that figure is for word of mouth, the cheapest channel an agency has.</w:t>
       </w:r>
       <w:r>
         <w:rPr>
@@ -579,14 +636,14 @@
           <w:i w:val="0"/>
           <w:vertAlign w:val="superscript"/>
         </w:rPr>
-        <w:t>17</w:t>
+        <w:t>15</w:t>
       </w:r>
       <w:r>
         <w:rPr>
           <w:b w:val="0"/>
           <w:i w:val="0"/>
         </w:rPr>
-        <w:t xml:space="preserve"> They buy from us for an auditable reason: the published median cost of acquiring a caregiver is $520 per hire, and that figure is for word-of-mouth, the cheapest channel an agency has.</w:t>
+        <w:t xml:space="preserve"> Providers fill roughly 970,000 direct-care positions a year;</w:t>
       </w:r>
       <w:r>
         <w:rPr>
@@ -594,28 +651,29 @@
           <w:i w:val="0"/>
           <w:vertAlign w:val="superscript"/>
         </w:rPr>
-        <w:t>18</w:t>
+        <w:t>8</w:t>
       </w:r>
       <w:r>
         <w:rPr>
           <w:b w:val="0"/>
           <w:i w:val="0"/>
         </w:rPr>
-        <w:t xml:space="preserve"> Table 1 sets our pricing against that benchmark on the provider's own numbers. </w:t>
+        <w:t xml:space="preserve"> at the 16 percent of annual pay published work puts on replacing an hourly worker,</w:t>
       </w:r>
       <w:r>
         <w:rPr>
-          <w:b/>
+          <w:b w:val="0"/>
           <w:i w:val="0"/>
+          <w:vertAlign w:val="superscript"/>
         </w:rPr>
-        <w:t>We do not ask providers to believe in a new category. We ask them to pay less for something they already buy.</w:t>
+        <w:t>16</w:t>
       </w:r>
       <w:r>
         <w:rPr>
           <w:b w:val="0"/>
           <w:i w:val="0"/>
         </w:rPr>
-        <w:t xml:space="preserve"> Break-even arrives at 6.3 hires a year, an agency of roughly eight caregivers, so every larger agency is ahead from the first month.</w:t>
+        <w:t xml:space="preserve"> against a direct-care median just under $26,000, that is about $4 billion a year spent replacing people who left. Table 1 sets our pilot pricing against what providers pay to acquire caregivers today.</w:t>
       </w:r>
     </w:p>
     <w:tbl>
@@ -1426,7 +1484,7 @@
           <w:b w:val="0"/>
           <w:i w:val="0"/>
         </w:rPr>
-        <w:t>A second customer class is emerging, and this award produces evidence for it rather than selling to it. Medicare now pays directly for care navigation and caregiver support through the GUIDE model,</w:t>
+        <w:t>A second customer class is emerging, and this award generates the evidence needed to develop products for it. The organizations named above bear the cost when care does not get established, in avoidable emergency visits, readmissions, premature institutionalization, and caregivers who break down, and Medicare now pays directly for care navigation through the GUIDE model.</w:t>
       </w:r>
       <w:r>
         <w:rPr>
@@ -1434,28 +1492,14 @@
           <w:i w:val="0"/>
           <w:vertAlign w:val="superscript"/>
         </w:rPr>
-        <w:t>19</w:t>
+        <w:t>17</w:t>
       </w:r>
       <w:r>
         <w:rPr>
           <w:b w:val="0"/>
           <w:i w:val="0"/>
         </w:rPr>
-        <w:t xml:space="preserve"> and Medicare Advantage plans, managed care organizations, health systems, self-insured employers, and long-term care insurers each bear part of the cost of unmet need. The establishment and cost data this award produces is what makes them addressable. </w:t>
-      </w:r>
-      <w:r>
-        <w:rPr>
-          <w:b/>
-          <w:i w:val="0"/>
-        </w:rPr>
-        <w:t>None is tested here and none carries an endpoint in any aim.</w:t>
-      </w:r>
-      <w:r>
-        <w:rPr>
-          <w:b w:val="0"/>
-          <w:i w:val="0"/>
-        </w:rPr>
-        <w:t xml:space="preserve"> The Commercialization Plan models them, with the market sizing and multi-year projections this section does not carry.</w:t>
+        <w:t xml:space="preserve"> Evidence that care was established, paired with defensible estimates of the utilization it avoids, is what makes that proposition real. The Commercialization Plan models both this and the staffing beachhead; at modeled steady state a single market carries about 50 paying provider accounts and $165,000 in annual recurring revenue against roughly $30,000 to enter it, with lifetime value above four times acquisition cost.</w:t>
       </w:r>
     </w:p>
     <w:p>
@@ -1475,29 +1519,7 @@
           <w:b w:val="0"/>
           <w:i w:val="0"/>
         </w:rPr>
-        <w:t xml:space="preserve"> Table 2 places CareNavigator against every category of alternative across the five stages of the path to care. The pattern rather than any single row is the argument: </w:t>
-      </w:r>
-      <w:r>
-        <w:rPr>
-          <w:b/>
-          <w:i w:val="0"/>
-        </w:rPr>
-        <w:t>every alternative solves one stretch of the path and stops at a handoff, and the handoffs are where families are lost.</w:t>
-      </w:r>
-      <w:r>
-        <w:rPr>
-          <w:b w:val="0"/>
-          <w:i w:val="0"/>
-        </w:rPr>
-        <w:t xml:space="preserve"> Human navigators are the strongest competitor and cover four of the five stages. They are also scarce, episodic, and cannot be scaled by hiring, which is the same workforce constraint from a different direction. Referral marketplaces charge placement fees, which determines who appears and has drawn sustained criticism.</w:t>
-      </w:r>
-      <w:r>
-        <w:rPr>
-          <w:b w:val="0"/>
-          <w:i w:val="0"/>
-          <w:vertAlign w:val="superscript"/>
-        </w:rPr>
-        <w:t>22</w:t>
+        <w:t xml:space="preserve"> Table 2 places our two products against every category of alternative across the path a family travels. Every alternative solves only part of it, and families can still fall through before care is established.</w:t>
       </w:r>
     </w:p>
     <w:tbl>
@@ -1525,7 +1547,7 @@
       <w:tr>
         <w:tc>
           <w:tcPr>
-            <w:tcW w:type="dxa" w:w="2808"/>
+            <w:tcW w:type="dxa" w:w="3240"/>
             <w:tcBorders>
               <w:bottom w:val="single" w:sz="8" w:space="0" w:color="14453F"/>
             </w:tcBorders>
@@ -1543,50 +1565,13 @@
                 <w:color w:val="14453F"/>
                 <w:sz w:val="18"/>
               </w:rPr>
-              <w:t>Stage of the path to care</w:t>
+              <w:t>Category of alternative</w:t>
             </w:r>
           </w:p>
         </w:tc>
         <w:tc>
           <w:tcPr>
-            <w:tcW w:type="dxa" w:w="1598"/>
-            <w:shd w:val="clear" w:fill="14453F"/>
-            <w:tcBorders>
-              <w:bottom w:val="single" w:sz="8" w:space="0" w:color="14453F"/>
-            </w:tcBorders>
-          </w:tcPr>
-          <w:p>
-            <w:pPr>
-              <w:spacing w:after="20" w:before="20"/>
-              <w:jc w:val="center"/>
-            </w:pPr>
-            <w:r/>
-            <w:r>
-              <w:rPr>
-                <w:b/>
-                <w:i w:val="0"/>
-                <w:color w:val="FFFFFF"/>
-                <w:sz w:val="18"/>
-              </w:rPr>
-              <w:t>CareNavigator</w:t>
-            </w:r>
-            <w:r>
-              <w:br/>
-            </w:r>
-            <w:r>
-              <w:rPr>
-                <w:b w:val="0"/>
-                <w:i/>
-                <w:color w:val="FFFFFF"/>
-                <w:sz w:val="15"/>
-              </w:rPr>
-              <w:t>navigation and new workforce</w:t>
-            </w:r>
-          </w:p>
-        </w:tc>
-        <w:tc>
-          <w:tcPr>
-            <w:tcW w:type="dxa" w:w="1598"/>
+            <w:tcW w:type="dxa" w:w="1512"/>
             <w:tcBorders>
               <w:bottom w:val="single" w:sz="8" w:space="0" w:color="14453F"/>
             </w:tcBorders>
@@ -1604,7 +1589,293 @@
                 <w:color w:val="14453F"/>
                 <w:sz w:val="18"/>
               </w:rPr>
-              <w:t>Public information</w:t>
+              <w:t>Find it</w:t>
+            </w:r>
+          </w:p>
+        </w:tc>
+        <w:tc>
+          <w:tcPr>
+            <w:tcW w:type="dxa" w:w="1512"/>
+            <w:tcBorders>
+              <w:bottom w:val="single" w:sz="8" w:space="0" w:color="14453F"/>
+            </w:tcBorders>
+          </w:tcPr>
+          <w:p>
+            <w:pPr>
+              <w:spacing w:after="20" w:before="20"/>
+              <w:jc w:val="center"/>
+            </w:pPr>
+            <w:r/>
+            <w:r>
+              <w:rPr>
+                <w:b/>
+                <w:i w:val="0"/>
+                <w:color w:val="14453F"/>
+                <w:sz w:val="18"/>
+              </w:rPr>
+              <w:t>Afford it</w:t>
+            </w:r>
+          </w:p>
+        </w:tc>
+        <w:tc>
+          <w:tcPr>
+            <w:tcW w:type="dxa" w:w="1512"/>
+            <w:tcBorders>
+              <w:bottom w:val="single" w:sz="8" w:space="0" w:color="14453F"/>
+            </w:tcBorders>
+          </w:tcPr>
+          <w:p>
+            <w:pPr>
+              <w:spacing w:after="20" w:before="20"/>
+              <w:jc w:val="center"/>
+            </w:pPr>
+            <w:r/>
+            <w:r>
+              <w:rPr>
+                <w:b/>
+                <w:i w:val="0"/>
+                <w:color w:val="14453F"/>
+                <w:sz w:val="18"/>
+              </w:rPr>
+              <w:t>Staff it</w:t>
+            </w:r>
+          </w:p>
+        </w:tc>
+        <w:tc>
+          <w:tcPr>
+            <w:tcW w:type="dxa" w:w="1512"/>
+            <w:tcBorders>
+              <w:bottom w:val="single" w:sz="8" w:space="0" w:color="14453F"/>
+            </w:tcBorders>
+          </w:tcPr>
+          <w:p>
+            <w:pPr>
+              <w:spacing w:after="20" w:before="20"/>
+              <w:jc w:val="center"/>
+            </w:pPr>
+            <w:r/>
+            <w:r>
+              <w:rPr>
+                <w:b/>
+                <w:i w:val="0"/>
+                <w:color w:val="14453F"/>
+                <w:sz w:val="18"/>
+              </w:rPr>
+              <w:t>Establish care</w:t>
+            </w:r>
+          </w:p>
+        </w:tc>
+        <w:tc>
+          <w:tcPr>
+            <w:tcW w:type="dxa" w:w="1512"/>
+            <w:tcBorders>
+              <w:bottom w:val="single" w:sz="8" w:space="0" w:color="14453F"/>
+            </w:tcBorders>
+          </w:tcPr>
+          <w:p>
+            <w:pPr>
+              <w:spacing w:after="20" w:before="20"/>
+              <w:jc w:val="center"/>
+            </w:pPr>
+            <w:r/>
+            <w:r>
+              <w:rPr>
+                <w:b/>
+                <w:i w:val="0"/>
+                <w:color w:val="14453F"/>
+                <w:sz w:val="18"/>
+              </w:rPr>
+              <w:t>Open to any family</w:t>
+            </w:r>
+          </w:p>
+        </w:tc>
+      </w:tr>
+      <w:tr>
+        <w:tc>
+          <w:tcPr>
+            <w:tcW w:type="dxa" w:w="3240"/>
+            <w:shd w:val="clear" w:fill="14453F"/>
+            <w:tcBorders>
+              <w:bottom w:val="single" w:sz="2" w:space="0" w:color="B9C4BD"/>
+            </w:tcBorders>
+          </w:tcPr>
+          <w:p>
+            <w:pPr>
+              <w:spacing w:after="20" w:before="20"/>
+              <w:jc w:val="left"/>
+            </w:pPr>
+            <w:r/>
+            <w:r>
+              <w:rPr>
+                <w:b/>
+                <w:i w:val="0"/>
+                <w:color w:val="FFFFFF"/>
+                <w:sz w:val="18"/>
+              </w:rPr>
+              <w:t>Olera</w:t>
+            </w:r>
+            <w:r>
+              <w:br/>
+            </w:r>
+            <w:r>
+              <w:rPr>
+                <w:b w:val="0"/>
+                <w:i/>
+                <w:color w:val="FFFFFF"/>
+                <w:sz w:val="15"/>
+              </w:rPr>
+              <w:t>CareNavigator and Caregiver Staffing</w:t>
+            </w:r>
+          </w:p>
+        </w:tc>
+        <w:tc>
+          <w:tcPr>
+            <w:tcW w:type="dxa" w:w="1512"/>
+            <w:shd w:val="clear" w:fill="14453F"/>
+            <w:tcBorders>
+              <w:bottom w:val="single" w:sz="2" w:space="0" w:color="B9C4BD"/>
+            </w:tcBorders>
+          </w:tcPr>
+          <w:p>
+            <w:pPr>
+              <w:spacing w:after="20" w:before="20"/>
+              <w:jc w:val="center"/>
+            </w:pPr>
+            <w:r/>
+            <w:r>
+              <w:rPr>
+                <w:b/>
+                <w:i w:val="0"/>
+                <w:color w:val="FFFFFF"/>
+                <w:sz w:val="18"/>
+              </w:rPr>
+              <w:t>✓</w:t>
+            </w:r>
+          </w:p>
+        </w:tc>
+        <w:tc>
+          <w:tcPr>
+            <w:tcW w:type="dxa" w:w="1512"/>
+            <w:shd w:val="clear" w:fill="14453F"/>
+            <w:tcBorders>
+              <w:bottom w:val="single" w:sz="2" w:space="0" w:color="B9C4BD"/>
+            </w:tcBorders>
+          </w:tcPr>
+          <w:p>
+            <w:pPr>
+              <w:spacing w:after="20" w:before="20"/>
+              <w:jc w:val="center"/>
+            </w:pPr>
+            <w:r/>
+            <w:r>
+              <w:rPr>
+                <w:b/>
+                <w:i w:val="0"/>
+                <w:color w:val="FFFFFF"/>
+                <w:sz w:val="18"/>
+              </w:rPr>
+              <w:t>✓</w:t>
+            </w:r>
+          </w:p>
+        </w:tc>
+        <w:tc>
+          <w:tcPr>
+            <w:tcW w:type="dxa" w:w="1512"/>
+            <w:shd w:val="clear" w:fill="14453F"/>
+            <w:tcBorders>
+              <w:bottom w:val="single" w:sz="2" w:space="0" w:color="B9C4BD"/>
+            </w:tcBorders>
+          </w:tcPr>
+          <w:p>
+            <w:pPr>
+              <w:spacing w:after="20" w:before="20"/>
+              <w:jc w:val="center"/>
+            </w:pPr>
+            <w:r/>
+            <w:r>
+              <w:rPr>
+                <w:b/>
+                <w:i w:val="0"/>
+                <w:color w:val="FFFFFF"/>
+                <w:sz w:val="18"/>
+              </w:rPr>
+              <w:t>✓</w:t>
+            </w:r>
+          </w:p>
+        </w:tc>
+        <w:tc>
+          <w:tcPr>
+            <w:tcW w:type="dxa" w:w="1512"/>
+            <w:shd w:val="clear" w:fill="14453F"/>
+            <w:tcBorders>
+              <w:bottom w:val="single" w:sz="2" w:space="0" w:color="B9C4BD"/>
+            </w:tcBorders>
+          </w:tcPr>
+          <w:p>
+            <w:pPr>
+              <w:spacing w:after="20" w:before="20"/>
+              <w:jc w:val="center"/>
+            </w:pPr>
+            <w:r/>
+            <w:r>
+              <w:rPr>
+                <w:b/>
+                <w:i w:val="0"/>
+                <w:color w:val="FFFFFF"/>
+                <w:sz w:val="18"/>
+              </w:rPr>
+              <w:t>✓</w:t>
+            </w:r>
+          </w:p>
+        </w:tc>
+        <w:tc>
+          <w:tcPr>
+            <w:tcW w:type="dxa" w:w="1512"/>
+            <w:shd w:val="clear" w:fill="14453F"/>
+            <w:tcBorders>
+              <w:bottom w:val="single" w:sz="2" w:space="0" w:color="B9C4BD"/>
+            </w:tcBorders>
+          </w:tcPr>
+          <w:p>
+            <w:pPr>
+              <w:spacing w:after="20" w:before="20"/>
+              <w:jc w:val="center"/>
+            </w:pPr>
+            <w:r/>
+            <w:r>
+              <w:rPr>
+                <w:b/>
+                <w:i w:val="0"/>
+                <w:color w:val="FFFFFF"/>
+                <w:sz w:val="18"/>
+              </w:rPr>
+              <w:t>✓</w:t>
+            </w:r>
+          </w:p>
+        </w:tc>
+      </w:tr>
+      <w:tr>
+        <w:tc>
+          <w:tcPr>
+            <w:tcW w:type="dxa" w:w="3240"/>
+            <w:tcBorders>
+              <w:bottom w:val="single" w:sz="2" w:space="0" w:color="B9C4BD"/>
+            </w:tcBorders>
+          </w:tcPr>
+          <w:p>
+            <w:pPr>
+              <w:spacing w:after="20" w:before="20"/>
+              <w:jc w:val="left"/>
+            </w:pPr>
+            <w:r/>
+            <w:r>
+              <w:rPr>
+                <w:b/>
+                <w:i w:val="0"/>
+                <w:color w:val="14453F"/>
+                <w:sz w:val="18"/>
+              </w:rPr>
+              <w:t>Public information services</w:t>
             </w:r>
             <w:r>
               <w:br/>
@@ -1622,15 +1893,132 @@
         </w:tc>
         <w:tc>
           <w:tcPr>
-            <w:tcW w:type="dxa" w:w="1598"/>
+            <w:tcW w:type="dxa" w:w="1512"/>
             <w:tcBorders>
-              <w:bottom w:val="single" w:sz="8" w:space="0" w:color="14453F"/>
+              <w:bottom w:val="single" w:sz="2" w:space="0" w:color="B9C4BD"/>
             </w:tcBorders>
           </w:tcPr>
           <w:p>
             <w:pPr>
               <w:spacing w:after="20" w:before="20"/>
               <w:jc w:val="center"/>
+            </w:pPr>
+            <w:r/>
+            <w:r>
+              <w:rPr>
+                <w:b w:val="0"/>
+                <w:i w:val="0"/>
+                <w:sz w:val="18"/>
+              </w:rPr>
+              <w:t>✓</w:t>
+            </w:r>
+          </w:p>
+        </w:tc>
+        <w:tc>
+          <w:tcPr>
+            <w:tcW w:type="dxa" w:w="1512"/>
+            <w:tcBorders>
+              <w:bottom w:val="single" w:sz="2" w:space="0" w:color="B9C4BD"/>
+            </w:tcBorders>
+          </w:tcPr>
+          <w:p>
+            <w:pPr>
+              <w:spacing w:after="20" w:before="20"/>
+              <w:jc w:val="center"/>
+            </w:pPr>
+            <w:r/>
+            <w:r>
+              <w:rPr>
+                <w:b w:val="0"/>
+                <w:i w:val="0"/>
+                <w:sz w:val="18"/>
+              </w:rPr>
+              <w:t>✓</w:t>
+            </w:r>
+          </w:p>
+        </w:tc>
+        <w:tc>
+          <w:tcPr>
+            <w:tcW w:type="dxa" w:w="1512"/>
+            <w:tcBorders>
+              <w:bottom w:val="single" w:sz="2" w:space="0" w:color="B9C4BD"/>
+            </w:tcBorders>
+          </w:tcPr>
+          <w:p>
+            <w:pPr>
+              <w:spacing w:after="20" w:before="20"/>
+              <w:jc w:val="center"/>
+            </w:pPr>
+            <w:r/>
+            <w:r>
+              <w:rPr>
+                <w:b w:val="0"/>
+                <w:i w:val="0"/>
+                <w:sz w:val="18"/>
+              </w:rPr>
+              <w:t>✗</w:t>
+            </w:r>
+          </w:p>
+        </w:tc>
+        <w:tc>
+          <w:tcPr>
+            <w:tcW w:type="dxa" w:w="1512"/>
+            <w:tcBorders>
+              <w:bottom w:val="single" w:sz="2" w:space="0" w:color="B9C4BD"/>
+            </w:tcBorders>
+          </w:tcPr>
+          <w:p>
+            <w:pPr>
+              <w:spacing w:after="20" w:before="20"/>
+              <w:jc w:val="center"/>
+            </w:pPr>
+            <w:r/>
+            <w:r>
+              <w:rPr>
+                <w:b w:val="0"/>
+                <w:i w:val="0"/>
+                <w:sz w:val="18"/>
+              </w:rPr>
+              <w:t>✗</w:t>
+            </w:r>
+          </w:p>
+        </w:tc>
+        <w:tc>
+          <w:tcPr>
+            <w:tcW w:type="dxa" w:w="1512"/>
+            <w:tcBorders>
+              <w:bottom w:val="single" w:sz="2" w:space="0" w:color="B9C4BD"/>
+            </w:tcBorders>
+          </w:tcPr>
+          <w:p>
+            <w:pPr>
+              <w:spacing w:after="20" w:before="20"/>
+              <w:jc w:val="center"/>
+            </w:pPr>
+            <w:r/>
+            <w:r>
+              <w:rPr>
+                <w:b w:val="0"/>
+                <w:i w:val="0"/>
+                <w:sz w:val="18"/>
+              </w:rPr>
+              <w:t>✓</w:t>
+            </w:r>
+          </w:p>
+        </w:tc>
+      </w:tr>
+      <w:tr>
+        <w:tc>
+          <w:tcPr>
+            <w:tcW w:type="dxa" w:w="3240"/>
+            <w:tcBorders>
+              <w:bottom w:val="single" w:sz="2" w:space="0" w:color="B9C4BD"/>
+            </w:tcBorders>
+          </w:tcPr>
+          <w:p>
+            <w:pPr>
+              <w:spacing w:after="20" w:before="20"/>
+              <w:jc w:val="left"/>
             </w:pPr>
             <w:r/>
             <w:r>
@@ -1658,15 +2046,132 @@
         </w:tc>
         <w:tc>
           <w:tcPr>
-            <w:tcW w:type="dxa" w:w="1598"/>
+            <w:tcW w:type="dxa" w:w="1512"/>
             <w:tcBorders>
-              <w:bottom w:val="single" w:sz="8" w:space="0" w:color="14453F"/>
+              <w:bottom w:val="single" w:sz="2" w:space="0" w:color="B9C4BD"/>
             </w:tcBorders>
           </w:tcPr>
           <w:p>
             <w:pPr>
               <w:spacing w:after="20" w:before="20"/>
               <w:jc w:val="center"/>
+            </w:pPr>
+            <w:r/>
+            <w:r>
+              <w:rPr>
+                <w:b w:val="0"/>
+                <w:i w:val="0"/>
+                <w:sz w:val="18"/>
+              </w:rPr>
+              <w:t>✓</w:t>
+            </w:r>
+          </w:p>
+        </w:tc>
+        <w:tc>
+          <w:tcPr>
+            <w:tcW w:type="dxa" w:w="1512"/>
+            <w:tcBorders>
+              <w:bottom w:val="single" w:sz="2" w:space="0" w:color="B9C4BD"/>
+            </w:tcBorders>
+          </w:tcPr>
+          <w:p>
+            <w:pPr>
+              <w:spacing w:after="20" w:before="20"/>
+              <w:jc w:val="center"/>
+            </w:pPr>
+            <w:r/>
+            <w:r>
+              <w:rPr>
+                <w:b w:val="0"/>
+                <w:i w:val="0"/>
+                <w:sz w:val="18"/>
+              </w:rPr>
+              <w:t>✓</w:t>
+            </w:r>
+          </w:p>
+        </w:tc>
+        <w:tc>
+          <w:tcPr>
+            <w:tcW w:type="dxa" w:w="1512"/>
+            <w:tcBorders>
+              <w:bottom w:val="single" w:sz="2" w:space="0" w:color="B9C4BD"/>
+            </w:tcBorders>
+          </w:tcPr>
+          <w:p>
+            <w:pPr>
+              <w:spacing w:after="20" w:before="20"/>
+              <w:jc w:val="center"/>
+            </w:pPr>
+            <w:r/>
+            <w:r>
+              <w:rPr>
+                <w:b w:val="0"/>
+                <w:i w:val="0"/>
+                <w:sz w:val="18"/>
+              </w:rPr>
+              <w:t>✗</w:t>
+            </w:r>
+          </w:p>
+        </w:tc>
+        <w:tc>
+          <w:tcPr>
+            <w:tcW w:type="dxa" w:w="1512"/>
+            <w:tcBorders>
+              <w:bottom w:val="single" w:sz="2" w:space="0" w:color="B9C4BD"/>
+            </w:tcBorders>
+          </w:tcPr>
+          <w:p>
+            <w:pPr>
+              <w:spacing w:after="20" w:before="20"/>
+              <w:jc w:val="center"/>
+            </w:pPr>
+            <w:r/>
+            <w:r>
+              <w:rPr>
+                <w:b w:val="0"/>
+                <w:i w:val="0"/>
+                <w:sz w:val="18"/>
+              </w:rPr>
+              <w:t>✗</w:t>
+            </w:r>
+          </w:p>
+        </w:tc>
+        <w:tc>
+          <w:tcPr>
+            <w:tcW w:type="dxa" w:w="1512"/>
+            <w:tcBorders>
+              <w:bottom w:val="single" w:sz="2" w:space="0" w:color="B9C4BD"/>
+            </w:tcBorders>
+          </w:tcPr>
+          <w:p>
+            <w:pPr>
+              <w:spacing w:after="20" w:before="20"/>
+              <w:jc w:val="center"/>
+            </w:pPr>
+            <w:r/>
+            <w:r>
+              <w:rPr>
+                <w:b w:val="0"/>
+                <w:i w:val="0"/>
+                <w:sz w:val="18"/>
+              </w:rPr>
+              <w:t>✓</w:t>
+            </w:r>
+          </w:p>
+        </w:tc>
+      </w:tr>
+      <w:tr>
+        <w:tc>
+          <w:tcPr>
+            <w:tcW w:type="dxa" w:w="3240"/>
+            <w:tcBorders>
+              <w:bottom w:val="single" w:sz="2" w:space="0" w:color="B9C4BD"/>
+            </w:tcBorders>
+          </w:tcPr>
+          <w:p>
+            <w:pPr>
+              <w:spacing w:after="20" w:before="20"/>
+              <w:jc w:val="left"/>
             </w:pPr>
             <w:r/>
             <w:r>
@@ -1688,21 +2193,291 @@
                 <w:color w:val="14453F"/>
                 <w:sz w:val="15"/>
               </w:rPr>
-              <w:t>social workers, discharge planners</w:t>
+              <w:t>social workers, case managers, discharge planners, private care managers</w:t>
             </w:r>
           </w:p>
         </w:tc>
         <w:tc>
           <w:tcPr>
-            <w:tcW w:type="dxa" w:w="1598"/>
+            <w:tcW w:type="dxa" w:w="1512"/>
             <w:tcBorders>
-              <w:bottom w:val="single" w:sz="8" w:space="0" w:color="14453F"/>
+              <w:bottom w:val="single" w:sz="2" w:space="0" w:color="B9C4BD"/>
             </w:tcBorders>
           </w:tcPr>
           <w:p>
             <w:pPr>
               <w:spacing w:after="20" w:before="20"/>
               <w:jc w:val="center"/>
+            </w:pPr>
+            <w:r/>
+            <w:r>
+              <w:rPr>
+                <w:b w:val="0"/>
+                <w:i w:val="0"/>
+                <w:sz w:val="18"/>
+              </w:rPr>
+              <w:t>✓</w:t>
+            </w:r>
+          </w:p>
+        </w:tc>
+        <w:tc>
+          <w:tcPr>
+            <w:tcW w:type="dxa" w:w="1512"/>
+            <w:tcBorders>
+              <w:bottom w:val="single" w:sz="2" w:space="0" w:color="B9C4BD"/>
+            </w:tcBorders>
+          </w:tcPr>
+          <w:p>
+            <w:pPr>
+              <w:spacing w:after="20" w:before="20"/>
+              <w:jc w:val="center"/>
+            </w:pPr>
+            <w:r/>
+            <w:r>
+              <w:rPr>
+                <w:b w:val="0"/>
+                <w:i w:val="0"/>
+                <w:sz w:val="18"/>
+              </w:rPr>
+              <w:t>✓</w:t>
+            </w:r>
+          </w:p>
+        </w:tc>
+        <w:tc>
+          <w:tcPr>
+            <w:tcW w:type="dxa" w:w="1512"/>
+            <w:tcBorders>
+              <w:bottom w:val="single" w:sz="2" w:space="0" w:color="B9C4BD"/>
+            </w:tcBorders>
+          </w:tcPr>
+          <w:p>
+            <w:pPr>
+              <w:spacing w:after="20" w:before="20"/>
+              <w:jc w:val="center"/>
+            </w:pPr>
+            <w:r/>
+            <w:r>
+              <w:rPr>
+                <w:b w:val="0"/>
+                <w:i w:val="0"/>
+                <w:sz w:val="18"/>
+              </w:rPr>
+              <w:t>✗</w:t>
+            </w:r>
+          </w:p>
+        </w:tc>
+        <w:tc>
+          <w:tcPr>
+            <w:tcW w:type="dxa" w:w="1512"/>
+            <w:tcBorders>
+              <w:bottom w:val="single" w:sz="2" w:space="0" w:color="B9C4BD"/>
+            </w:tcBorders>
+          </w:tcPr>
+          <w:p>
+            <w:pPr>
+              <w:spacing w:after="20" w:before="20"/>
+              <w:jc w:val="center"/>
+            </w:pPr>
+            <w:r/>
+            <w:r>
+              <w:rPr>
+                <w:b w:val="0"/>
+                <w:i w:val="0"/>
+                <w:sz w:val="18"/>
+              </w:rPr>
+              <w:t>✓</w:t>
+            </w:r>
+          </w:p>
+        </w:tc>
+        <w:tc>
+          <w:tcPr>
+            <w:tcW w:type="dxa" w:w="1512"/>
+            <w:tcBorders>
+              <w:bottom w:val="single" w:sz="2" w:space="0" w:color="B9C4BD"/>
+            </w:tcBorders>
+          </w:tcPr>
+          <w:p>
+            <w:pPr>
+              <w:spacing w:after="20" w:before="20"/>
+              <w:jc w:val="center"/>
+            </w:pPr>
+            <w:r/>
+            <w:r>
+              <w:rPr>
+                <w:b w:val="0"/>
+                <w:i w:val="0"/>
+                <w:sz w:val="18"/>
+              </w:rPr>
+              <w:t>✗</w:t>
+            </w:r>
+          </w:p>
+        </w:tc>
+      </w:tr>
+      <w:tr>
+        <w:tc>
+          <w:tcPr>
+            <w:tcW w:type="dxa" w:w="3240"/>
+            <w:tcBorders>
+              <w:bottom w:val="single" w:sz="2" w:space="0" w:color="B9C4BD"/>
+            </w:tcBorders>
+          </w:tcPr>
+          <w:p>
+            <w:pPr>
+              <w:spacing w:after="20" w:before="20"/>
+              <w:jc w:val="left"/>
+            </w:pPr>
+            <w:r/>
+            <w:r>
+              <w:rPr>
+                <w:b/>
+                <w:i w:val="0"/>
+                <w:color w:val="14453F"/>
+                <w:sz w:val="18"/>
+              </w:rPr>
+              <w:t>Employer and health-plan navigation platforms</w:t>
+            </w:r>
+            <w:r>
+              <w:br/>
+            </w:r>
+            <w:r>
+              <w:rPr>
+                <w:b w:val="0"/>
+                <w:i/>
+                <w:color w:val="14453F"/>
+                <w:sz w:val="15"/>
+              </w:rPr>
+              <w:t>Wellthy, Grayce, Cariloop, Homethrive, ianacare</w:t>
+            </w:r>
+          </w:p>
+        </w:tc>
+        <w:tc>
+          <w:tcPr>
+            <w:tcW w:type="dxa" w:w="1512"/>
+            <w:tcBorders>
+              <w:bottom w:val="single" w:sz="2" w:space="0" w:color="B9C4BD"/>
+            </w:tcBorders>
+          </w:tcPr>
+          <w:p>
+            <w:pPr>
+              <w:spacing w:after="20" w:before="20"/>
+              <w:jc w:val="center"/>
+            </w:pPr>
+            <w:r/>
+            <w:r>
+              <w:rPr>
+                <w:b w:val="0"/>
+                <w:i w:val="0"/>
+                <w:sz w:val="18"/>
+              </w:rPr>
+              <w:t>✓</w:t>
+            </w:r>
+          </w:p>
+        </w:tc>
+        <w:tc>
+          <w:tcPr>
+            <w:tcW w:type="dxa" w:w="1512"/>
+            <w:tcBorders>
+              <w:bottom w:val="single" w:sz="2" w:space="0" w:color="B9C4BD"/>
+            </w:tcBorders>
+          </w:tcPr>
+          <w:p>
+            <w:pPr>
+              <w:spacing w:after="20" w:before="20"/>
+              <w:jc w:val="center"/>
+            </w:pPr>
+            <w:r/>
+            <w:r>
+              <w:rPr>
+                <w:b w:val="0"/>
+                <w:i w:val="0"/>
+                <w:sz w:val="18"/>
+              </w:rPr>
+              <w:t>✓</w:t>
+            </w:r>
+          </w:p>
+        </w:tc>
+        <w:tc>
+          <w:tcPr>
+            <w:tcW w:type="dxa" w:w="1512"/>
+            <w:tcBorders>
+              <w:bottom w:val="single" w:sz="2" w:space="0" w:color="B9C4BD"/>
+            </w:tcBorders>
+          </w:tcPr>
+          <w:p>
+            <w:pPr>
+              <w:spacing w:after="20" w:before="20"/>
+              <w:jc w:val="center"/>
+            </w:pPr>
+            <w:r/>
+            <w:r>
+              <w:rPr>
+                <w:b w:val="0"/>
+                <w:i w:val="0"/>
+                <w:sz w:val="18"/>
+              </w:rPr>
+              <w:t>✗</w:t>
+            </w:r>
+          </w:p>
+        </w:tc>
+        <w:tc>
+          <w:tcPr>
+            <w:tcW w:type="dxa" w:w="1512"/>
+            <w:tcBorders>
+              <w:bottom w:val="single" w:sz="2" w:space="0" w:color="B9C4BD"/>
+            </w:tcBorders>
+          </w:tcPr>
+          <w:p>
+            <w:pPr>
+              <w:spacing w:after="20" w:before="20"/>
+              <w:jc w:val="center"/>
+            </w:pPr>
+            <w:r/>
+            <w:r>
+              <w:rPr>
+                <w:b w:val="0"/>
+                <w:i w:val="0"/>
+                <w:sz w:val="18"/>
+              </w:rPr>
+              <w:t>✓</w:t>
+            </w:r>
+          </w:p>
+        </w:tc>
+        <w:tc>
+          <w:tcPr>
+            <w:tcW w:type="dxa" w:w="1512"/>
+            <w:tcBorders>
+              <w:bottom w:val="single" w:sz="2" w:space="0" w:color="B9C4BD"/>
+            </w:tcBorders>
+          </w:tcPr>
+          <w:p>
+            <w:pPr>
+              <w:spacing w:after="20" w:before="20"/>
+              <w:jc w:val="center"/>
+            </w:pPr>
+            <w:r/>
+            <w:r>
+              <w:rPr>
+                <w:b w:val="0"/>
+                <w:i w:val="0"/>
+                <w:sz w:val="18"/>
+              </w:rPr>
+              <w:t>✗</w:t>
+            </w:r>
+          </w:p>
+        </w:tc>
+      </w:tr>
+      <w:tr>
+        <w:tc>
+          <w:tcPr>
+            <w:tcW w:type="dxa" w:w="3240"/>
+            <w:tcBorders>
+              <w:bottom w:val="single" w:sz="2" w:space="0" w:color="B9C4BD"/>
+            </w:tcBorders>
+          </w:tcPr>
+          <w:p>
+            <w:pPr>
+              <w:spacing w:after="20" w:before="20"/>
+              <w:jc w:val="left"/>
             </w:pPr>
             <w:r/>
             <w:r>
@@ -1728,60 +2503,9 @@
             </w:r>
           </w:p>
         </w:tc>
-      </w:tr>
-      <w:tr>
         <w:tc>
           <w:tcPr>
-            <w:tcW w:type="dxa" w:w="2808"/>
-            <w:tcBorders>
-              <w:bottom w:val="single" w:sz="2" w:space="0" w:color="B9C4BD"/>
-            </w:tcBorders>
-          </w:tcPr>
-          <w:p>
-            <w:pPr>
-              <w:spacing w:after="20" w:before="20"/>
-              <w:jc w:val="left"/>
-            </w:pPr>
-            <w:r/>
-            <w:r>
-              <w:rPr>
-                <w:b/>
-                <w:i w:val="0"/>
-                <w:color w:val="14453F"/>
-                <w:sz w:val="18"/>
-              </w:rPr>
-              <w:t>Assesses needs</w:t>
-            </w:r>
-          </w:p>
-        </w:tc>
-        <w:tc>
-          <w:tcPr>
-            <w:tcW w:type="dxa" w:w="1598"/>
-            <w:shd w:val="clear" w:fill="14453F"/>
-            <w:tcBorders>
-              <w:bottom w:val="single" w:sz="2" w:space="0" w:color="B9C4BD"/>
-            </w:tcBorders>
-          </w:tcPr>
-          <w:p>
-            <w:pPr>
-              <w:spacing w:after="20" w:before="20"/>
-              <w:jc w:val="center"/>
-            </w:pPr>
-            <w:r/>
-            <w:r>
-              <w:rPr>
-                <w:b/>
-                <w:i w:val="0"/>
-                <w:color w:val="FFFFFF"/>
-                <w:sz w:val="18"/>
-              </w:rPr>
-              <w:t>✓</w:t>
-            </w:r>
-          </w:p>
-        </w:tc>
-        <w:tc>
-          <w:tcPr>
-            <w:tcW w:type="dxa" w:w="1598"/>
+            <w:tcW w:type="dxa" w:w="1512"/>
             <w:tcBorders>
               <w:bottom w:val="single" w:sz="2" w:space="0" w:color="B9C4BD"/>
             </w:tcBorders>
@@ -1804,7 +2528,7 @@
         </w:tc>
         <w:tc>
           <w:tcPr>
-            <w:tcW w:type="dxa" w:w="1598"/>
+            <w:tcW w:type="dxa" w:w="1512"/>
             <w:tcBorders>
               <w:bottom w:val="single" w:sz="2" w:space="0" w:color="B9C4BD"/>
             </w:tcBorders>
@@ -1821,13 +2545,13 @@
                 <w:i w:val="0"/>
                 <w:sz w:val="18"/>
               </w:rPr>
-              <w:t>✓</w:t>
+              <w:t>✗</w:t>
             </w:r>
           </w:p>
         </w:tc>
         <w:tc>
           <w:tcPr>
-            <w:tcW w:type="dxa" w:w="1598"/>
+            <w:tcW w:type="dxa" w:w="1512"/>
             <w:tcBorders>
               <w:bottom w:val="single" w:sz="2" w:space="0" w:color="B9C4BD"/>
             </w:tcBorders>
@@ -1844,13 +2568,36 @@
                 <w:i w:val="0"/>
                 <w:sz w:val="18"/>
               </w:rPr>
-              <w:t>✓</w:t>
+              <w:t>✗</w:t>
             </w:r>
           </w:p>
         </w:tc>
         <w:tc>
           <w:tcPr>
-            <w:tcW w:type="dxa" w:w="1598"/>
+            <w:tcW w:type="dxa" w:w="1512"/>
+            <w:tcBorders>
+              <w:bottom w:val="single" w:sz="2" w:space="0" w:color="B9C4BD"/>
+            </w:tcBorders>
+          </w:tcPr>
+          <w:p>
+            <w:pPr>
+              <w:spacing w:after="20" w:before="20"/>
+              <w:jc w:val="center"/>
+            </w:pPr>
+            <w:r/>
+            <w:r>
+              <w:rPr>
+                <w:b w:val="0"/>
+                <w:i w:val="0"/>
+                <w:sz w:val="18"/>
+              </w:rPr>
+              <w:t>✗</w:t>
+            </w:r>
+          </w:p>
+        </w:tc>
+        <w:tc>
+          <w:tcPr>
+            <w:tcW w:type="dxa" w:w="1512"/>
             <w:tcBorders>
               <w:bottom w:val="single" w:sz="2" w:space="0" w:color="B9C4BD"/>
             </w:tcBorders>
@@ -1875,436 +2622,7 @@
       <w:tr>
         <w:tc>
           <w:tcPr>
-            <w:tcW w:type="dxa" w:w="2808"/>
-            <w:tcBorders>
-              <w:bottom w:val="single" w:sz="2" w:space="0" w:color="B9C4BD"/>
-            </w:tcBorders>
-          </w:tcPr>
-          <w:p>
-            <w:pPr>
-              <w:spacing w:after="20" w:before="20"/>
-              <w:jc w:val="left"/>
-            </w:pPr>
-            <w:r/>
-            <w:r>
-              <w:rPr>
-                <w:b/>
-                <w:i w:val="0"/>
-                <w:color w:val="14453F"/>
-                <w:sz w:val="18"/>
-              </w:rPr>
-              <w:t>Identifies aid and insurance</w:t>
-            </w:r>
-          </w:p>
-        </w:tc>
-        <w:tc>
-          <w:tcPr>
-            <w:tcW w:type="dxa" w:w="1598"/>
-            <w:shd w:val="clear" w:fill="14453F"/>
-            <w:tcBorders>
-              <w:bottom w:val="single" w:sz="2" w:space="0" w:color="B9C4BD"/>
-            </w:tcBorders>
-          </w:tcPr>
-          <w:p>
-            <w:pPr>
-              <w:spacing w:after="20" w:before="20"/>
-              <w:jc w:val="center"/>
-            </w:pPr>
-            <w:r/>
-            <w:r>
-              <w:rPr>
-                <w:b/>
-                <w:i w:val="0"/>
-                <w:color w:val="FFFFFF"/>
-                <w:sz w:val="18"/>
-              </w:rPr>
-              <w:t>✓</w:t>
-            </w:r>
-          </w:p>
-        </w:tc>
-        <w:tc>
-          <w:tcPr>
-            <w:tcW w:type="dxa" w:w="1598"/>
-            <w:tcBorders>
-              <w:bottom w:val="single" w:sz="2" w:space="0" w:color="B9C4BD"/>
-            </w:tcBorders>
-          </w:tcPr>
-          <w:p>
-            <w:pPr>
-              <w:spacing w:after="20" w:before="20"/>
-              <w:jc w:val="center"/>
-            </w:pPr>
-            <w:r/>
-            <w:r>
-              <w:rPr>
-                <w:b w:val="0"/>
-                <w:i w:val="0"/>
-                <w:sz w:val="18"/>
-              </w:rPr>
-              <w:t>✓</w:t>
-            </w:r>
-          </w:p>
-        </w:tc>
-        <w:tc>
-          <w:tcPr>
-            <w:tcW w:type="dxa" w:w="1598"/>
-            <w:tcBorders>
-              <w:bottom w:val="single" w:sz="2" w:space="0" w:color="B9C4BD"/>
-            </w:tcBorders>
-          </w:tcPr>
-          <w:p>
-            <w:pPr>
-              <w:spacing w:after="20" w:before="20"/>
-              <w:jc w:val="center"/>
-            </w:pPr>
-            <w:r/>
-            <w:r>
-              <w:rPr>
-                <w:b w:val="0"/>
-                <w:i w:val="0"/>
-                <w:sz w:val="18"/>
-              </w:rPr>
-              <w:t>✓</w:t>
-            </w:r>
-          </w:p>
-        </w:tc>
-        <w:tc>
-          <w:tcPr>
-            <w:tcW w:type="dxa" w:w="1598"/>
-            <w:tcBorders>
-              <w:bottom w:val="single" w:sz="2" w:space="0" w:color="B9C4BD"/>
-            </w:tcBorders>
-          </w:tcPr>
-          <w:p>
-            <w:pPr>
-              <w:spacing w:after="20" w:before="20"/>
-              <w:jc w:val="center"/>
-            </w:pPr>
-            <w:r/>
-            <w:r>
-              <w:rPr>
-                <w:b w:val="0"/>
-                <w:i w:val="0"/>
-                <w:sz w:val="18"/>
-              </w:rPr>
-              <w:t>✓</w:t>
-            </w:r>
-          </w:p>
-        </w:tc>
-        <w:tc>
-          <w:tcPr>
-            <w:tcW w:type="dxa" w:w="1598"/>
-            <w:tcBorders>
-              <w:bottom w:val="single" w:sz="2" w:space="0" w:color="B9C4BD"/>
-            </w:tcBorders>
-          </w:tcPr>
-          <w:p>
-            <w:pPr>
-              <w:spacing w:after="20" w:before="20"/>
-              <w:jc w:val="center"/>
-            </w:pPr>
-            <w:r/>
-            <w:r>
-              <w:rPr>
-                <w:b w:val="0"/>
-                <w:i w:val="0"/>
-                <w:sz w:val="18"/>
-              </w:rPr>
-              <w:t>✗</w:t>
-            </w:r>
-          </w:p>
-        </w:tc>
-      </w:tr>
-      <w:tr>
-        <w:tc>
-          <w:tcPr>
-            <w:tcW w:type="dxa" w:w="2808"/>
-            <w:tcBorders>
-              <w:bottom w:val="single" w:sz="2" w:space="0" w:color="B9C4BD"/>
-            </w:tcBorders>
-          </w:tcPr>
-          <w:p>
-            <w:pPr>
-              <w:spacing w:after="20" w:before="20"/>
-              <w:jc w:val="left"/>
-            </w:pPr>
-            <w:r/>
-            <w:r>
-              <w:rPr>
-                <w:b/>
-                <w:i w:val="0"/>
-                <w:color w:val="14453F"/>
-                <w:sz w:val="18"/>
-              </w:rPr>
-              <w:t>Matches local providers</w:t>
-            </w:r>
-          </w:p>
-        </w:tc>
-        <w:tc>
-          <w:tcPr>
-            <w:tcW w:type="dxa" w:w="1598"/>
-            <w:shd w:val="clear" w:fill="14453F"/>
-            <w:tcBorders>
-              <w:bottom w:val="single" w:sz="2" w:space="0" w:color="B9C4BD"/>
-            </w:tcBorders>
-          </w:tcPr>
-          <w:p>
-            <w:pPr>
-              <w:spacing w:after="20" w:before="20"/>
-              <w:jc w:val="center"/>
-            </w:pPr>
-            <w:r/>
-            <w:r>
-              <w:rPr>
-                <w:b/>
-                <w:i w:val="0"/>
-                <w:color w:val="FFFFFF"/>
-                <w:sz w:val="18"/>
-              </w:rPr>
-              <w:t>✓</w:t>
-            </w:r>
-          </w:p>
-        </w:tc>
-        <w:tc>
-          <w:tcPr>
-            <w:tcW w:type="dxa" w:w="1598"/>
-            <w:tcBorders>
-              <w:bottom w:val="single" w:sz="2" w:space="0" w:color="B9C4BD"/>
-            </w:tcBorders>
-          </w:tcPr>
-          <w:p>
-            <w:pPr>
-              <w:spacing w:after="20" w:before="20"/>
-              <w:jc w:val="center"/>
-            </w:pPr>
-            <w:r/>
-            <w:r>
-              <w:rPr>
-                <w:b w:val="0"/>
-                <w:i w:val="0"/>
-                <w:sz w:val="18"/>
-              </w:rPr>
-              <w:t>✗</w:t>
-            </w:r>
-          </w:p>
-        </w:tc>
-        <w:tc>
-          <w:tcPr>
-            <w:tcW w:type="dxa" w:w="1598"/>
-            <w:tcBorders>
-              <w:bottom w:val="single" w:sz="2" w:space="0" w:color="B9C4BD"/>
-            </w:tcBorders>
-          </w:tcPr>
-          <w:p>
-            <w:pPr>
-              <w:spacing w:after="20" w:before="20"/>
-              <w:jc w:val="center"/>
-            </w:pPr>
-            <w:r/>
-            <w:r>
-              <w:rPr>
-                <w:b w:val="0"/>
-                <w:i w:val="0"/>
-                <w:sz w:val="18"/>
-              </w:rPr>
-              <w:t>✗</w:t>
-            </w:r>
-          </w:p>
-        </w:tc>
-        <w:tc>
-          <w:tcPr>
-            <w:tcW w:type="dxa" w:w="1598"/>
-            <w:tcBorders>
-              <w:bottom w:val="single" w:sz="2" w:space="0" w:color="B9C4BD"/>
-            </w:tcBorders>
-          </w:tcPr>
-          <w:p>
-            <w:pPr>
-              <w:spacing w:after="20" w:before="20"/>
-              <w:jc w:val="center"/>
-            </w:pPr>
-            <w:r/>
-            <w:r>
-              <w:rPr>
-                <w:b w:val="0"/>
-                <w:i w:val="0"/>
-                <w:sz w:val="18"/>
-              </w:rPr>
-              <w:t>✓</w:t>
-            </w:r>
-          </w:p>
-        </w:tc>
-        <w:tc>
-          <w:tcPr>
-            <w:tcW w:type="dxa" w:w="1598"/>
-            <w:tcBorders>
-              <w:bottom w:val="single" w:sz="2" w:space="0" w:color="B9C4BD"/>
-            </w:tcBorders>
-          </w:tcPr>
-          <w:p>
-            <w:pPr>
-              <w:spacing w:after="20" w:before="20"/>
-              <w:jc w:val="center"/>
-            </w:pPr>
-            <w:r/>
-            <w:r>
-              <w:rPr>
-                <w:b w:val="0"/>
-                <w:i w:val="0"/>
-                <w:sz w:val="18"/>
-              </w:rPr>
-              <w:t>✓</w:t>
-            </w:r>
-          </w:p>
-        </w:tc>
-      </w:tr>
-      <w:tr>
-        <w:tc>
-          <w:tcPr>
-            <w:tcW w:type="dxa" w:w="2808"/>
-            <w:tcBorders>
-              <w:bottom w:val="single" w:sz="2" w:space="0" w:color="B9C4BD"/>
-            </w:tcBorders>
-          </w:tcPr>
-          <w:p>
-            <w:pPr>
-              <w:spacing w:after="20" w:before="20"/>
-              <w:jc w:val="left"/>
-            </w:pPr>
-            <w:r/>
-            <w:r>
-              <w:rPr>
-                <w:b/>
-                <w:i w:val="0"/>
-                <w:color w:val="14453F"/>
-                <w:sz w:val="18"/>
-              </w:rPr>
-              <w:t>Carries the case to established care</w:t>
-            </w:r>
-          </w:p>
-        </w:tc>
-        <w:tc>
-          <w:tcPr>
-            <w:tcW w:type="dxa" w:w="1598"/>
-            <w:shd w:val="clear" w:fill="14453F"/>
-            <w:tcBorders>
-              <w:bottom w:val="single" w:sz="2" w:space="0" w:color="B9C4BD"/>
-            </w:tcBorders>
-          </w:tcPr>
-          <w:p>
-            <w:pPr>
-              <w:spacing w:after="20" w:before="20"/>
-              <w:jc w:val="center"/>
-            </w:pPr>
-            <w:r/>
-            <w:r>
-              <w:rPr>
-                <w:b/>
-                <w:i w:val="0"/>
-                <w:color w:val="FFFFFF"/>
-                <w:sz w:val="18"/>
-              </w:rPr>
-              <w:t>✓</w:t>
-            </w:r>
-          </w:p>
-        </w:tc>
-        <w:tc>
-          <w:tcPr>
-            <w:tcW w:type="dxa" w:w="1598"/>
-            <w:tcBorders>
-              <w:bottom w:val="single" w:sz="2" w:space="0" w:color="B9C4BD"/>
-            </w:tcBorders>
-          </w:tcPr>
-          <w:p>
-            <w:pPr>
-              <w:spacing w:after="20" w:before="20"/>
-              <w:jc w:val="center"/>
-            </w:pPr>
-            <w:r/>
-            <w:r>
-              <w:rPr>
-                <w:b w:val="0"/>
-                <w:i w:val="0"/>
-                <w:sz w:val="18"/>
-              </w:rPr>
-              <w:t>✗</w:t>
-            </w:r>
-          </w:p>
-        </w:tc>
-        <w:tc>
-          <w:tcPr>
-            <w:tcW w:type="dxa" w:w="1598"/>
-            <w:tcBorders>
-              <w:bottom w:val="single" w:sz="2" w:space="0" w:color="B9C4BD"/>
-            </w:tcBorders>
-          </w:tcPr>
-          <w:p>
-            <w:pPr>
-              <w:spacing w:after="20" w:before="20"/>
-              <w:jc w:val="center"/>
-            </w:pPr>
-            <w:r/>
-            <w:r>
-              <w:rPr>
-                <w:b w:val="0"/>
-                <w:i w:val="0"/>
-                <w:sz w:val="18"/>
-              </w:rPr>
-              <w:t>✗</w:t>
-            </w:r>
-          </w:p>
-        </w:tc>
-        <w:tc>
-          <w:tcPr>
-            <w:tcW w:type="dxa" w:w="1598"/>
-            <w:tcBorders>
-              <w:bottom w:val="single" w:sz="2" w:space="0" w:color="B9C4BD"/>
-            </w:tcBorders>
-          </w:tcPr>
-          <w:p>
-            <w:pPr>
-              <w:spacing w:after="20" w:before="20"/>
-              <w:jc w:val="center"/>
-            </w:pPr>
-            <w:r/>
-            <w:r>
-              <w:rPr>
-                <w:b w:val="0"/>
-                <w:i w:val="0"/>
-                <w:sz w:val="18"/>
-              </w:rPr>
-              <w:t>✓</w:t>
-            </w:r>
-          </w:p>
-        </w:tc>
-        <w:tc>
-          <w:tcPr>
-            <w:tcW w:type="dxa" w:w="1598"/>
-            <w:tcBorders>
-              <w:bottom w:val="single" w:sz="2" w:space="0" w:color="B9C4BD"/>
-            </w:tcBorders>
-          </w:tcPr>
-          <w:p>
-            <w:pPr>
-              <w:spacing w:after="20" w:before="20"/>
-              <w:jc w:val="center"/>
-            </w:pPr>
-            <w:r/>
-            <w:r>
-              <w:rPr>
-                <w:b w:val="0"/>
-                <w:i w:val="0"/>
-                <w:sz w:val="18"/>
-              </w:rPr>
-              <w:t>✗</w:t>
-            </w:r>
-          </w:p>
-        </w:tc>
-      </w:tr>
-      <w:tr>
-        <w:tc>
-          <w:tcPr>
-            <w:tcW w:type="dxa" w:w="2808"/>
+            <w:tcW w:type="dxa" w:w="3240"/>
             <w:tcBorders>
               <w:bottom w:val="single" w:sz="8" w:space="0" w:color="14453F"/>
             </w:tcBorders>
@@ -2322,38 +2640,25 @@
                 <w:color w:val="14453F"/>
                 <w:sz w:val="18"/>
               </w:rPr>
-              <w:t>Adds the caregivers to staff it</w:t>
+              <w:t>Staffing agencies, job boards, gig platforms</w:t>
+            </w:r>
+            <w:r>
+              <w:br/>
+            </w:r>
+            <w:r>
+              <w:rPr>
+                <w:b w:val="0"/>
+                <w:i/>
+                <w:color w:val="14453F"/>
+                <w:sz w:val="15"/>
+              </w:rPr>
+              <w:t>local and franchise agencies, Indeed, shift marketplaces</w:t>
             </w:r>
           </w:p>
         </w:tc>
         <w:tc>
           <w:tcPr>
-            <w:tcW w:type="dxa" w:w="1598"/>
-            <w:shd w:val="clear" w:fill="14453F"/>
-            <w:tcBorders>
-              <w:bottom w:val="single" w:sz="8" w:space="0" w:color="14453F"/>
-            </w:tcBorders>
-          </w:tcPr>
-          <w:p>
-            <w:pPr>
-              <w:spacing w:after="20" w:before="20"/>
-              <w:jc w:val="center"/>
-            </w:pPr>
-            <w:r/>
-            <w:r>
-              <w:rPr>
-                <w:b/>
-                <w:i w:val="0"/>
-                <w:color w:val="FFFFFF"/>
-                <w:sz w:val="18"/>
-              </w:rPr>
-              <w:t>✓</w:t>
-            </w:r>
-          </w:p>
-        </w:tc>
-        <w:tc>
-          <w:tcPr>
-            <w:tcW w:type="dxa" w:w="1598"/>
+            <w:tcW w:type="dxa" w:w="1512"/>
             <w:tcBorders>
               <w:bottom w:val="single" w:sz="8" w:space="0" w:color="14453F"/>
             </w:tcBorders>
@@ -2376,7 +2681,7 @@
         </w:tc>
         <w:tc>
           <w:tcPr>
-            <w:tcW w:type="dxa" w:w="1598"/>
+            <w:tcW w:type="dxa" w:w="1512"/>
             <w:tcBorders>
               <w:bottom w:val="single" w:sz="8" w:space="0" w:color="14453F"/>
             </w:tcBorders>
@@ -2399,7 +2704,30 @@
         </w:tc>
         <w:tc>
           <w:tcPr>
-            <w:tcW w:type="dxa" w:w="1598"/>
+            <w:tcW w:type="dxa" w:w="1512"/>
+            <w:tcBorders>
+              <w:bottom w:val="single" w:sz="8" w:space="0" w:color="14453F"/>
+            </w:tcBorders>
+          </w:tcPr>
+          <w:p>
+            <w:pPr>
+              <w:spacing w:after="20" w:before="20"/>
+              <w:jc w:val="center"/>
+            </w:pPr>
+            <w:r/>
+            <w:r>
+              <w:rPr>
+                <w:b w:val="0"/>
+                <w:i w:val="0"/>
+                <w:sz w:val="18"/>
+              </w:rPr>
+              <w:t>✓</w:t>
+            </w:r>
+          </w:p>
+        </w:tc>
+        <w:tc>
+          <w:tcPr>
+            <w:tcW w:type="dxa" w:w="1512"/>
             <w:tcBorders>
               <w:bottom w:val="single" w:sz="8" w:space="0" w:color="14453F"/>
             </w:tcBorders>
@@ -2422,7 +2750,7 @@
         </w:tc>
         <w:tc>
           <w:tcPr>
-            <w:tcW w:type="dxa" w:w="1598"/>
+            <w:tcW w:type="dxa" w:w="1512"/>
             <w:tcBorders>
               <w:bottom w:val="single" w:sz="8" w:space="0" w:color="14453F"/>
             </w:tcBorders>
@@ -2439,7 +2767,7 @@
                 <w:i w:val="0"/>
                 <w:sz w:val="18"/>
               </w:rPr>
-              <w:t>✗</w:t>
+              <w:t>✓</w:t>
             </w:r>
           </w:p>
         </w:tc>
@@ -2464,7 +2792,21 @@
           <w:i w:val="0"/>
           <w:sz w:val="18"/>
         </w:rPr>
-        <w:t xml:space="preserve"> Coverage of the path to care: the alternatives families use.</w:t>
+        <w:t xml:space="preserve"> Coverage of the path to care, by category of alternative.</w:t>
+      </w:r>
+    </w:p>
+    <w:p>
+      <w:pPr>
+        <w:spacing w:after="100"/>
+        <w:jc w:val="left"/>
+      </w:pPr>
+      <w:r>
+        <w:rPr>
+          <w:b w:val="0"/>
+          <w:i/>
+          <w:sz w:val="18"/>
+        </w:rPr>
+        <w:t>The staffing channels in the last row supply workers already in direct care. None of them enlarges the workforce.</w:t>
       </w:r>
     </w:p>
     <w:p>
@@ -2476,21 +2818,51 @@
           <w:b w:val="0"/>
           <w:i w:val="0"/>
         </w:rPr>
-        <w:t xml:space="preserve">Caregiver Staffing faces a different set of incumbents and the same pattern holds. Job boards leave every screening decision to the provider, staffing agencies keep the worker as their own employee, and gig platforms fill a shift without filling a role. All three draw from the same constrained pool of people already in direct care. </w:t>
+        <w:t>Human navigators are the strongest competitors: social workers, hospital case managers, discharge planners, and private geriatric care managers do this work well and cover more of the path than any product does. They are also scarce, and the constraint cannot be solved by hiring: healthcare social workers are projected to grow six percent between 2024 and 2034, about 13,600 positions, against a population over 65 growing far faster.</w:t>
+      </w:r>
+      <w:r>
+        <w:rPr>
+          <w:b w:val="0"/>
+          <w:i w:val="0"/>
+          <w:vertAlign w:val="superscript"/>
+        </w:rPr>
+        <w:t>18</w:t>
+      </w:r>
+      <w:r>
+        <w:rPr>
+          <w:b w:val="0"/>
+          <w:i w:val="0"/>
+        </w:rPr>
+        <w:t xml:space="preserve"> The closest commercial analogues are the navigation platforms sold to employers and health plans, where access depends on who employs or insures a family.</w:t>
+      </w:r>
+      <w:r>
+        <w:rPr>
+          <w:b w:val="0"/>
+          <w:i w:val="0"/>
+          <w:vertAlign w:val="superscript"/>
+        </w:rPr>
+        <w:t>19</w:t>
+      </w:r>
+      <w:r>
+        <w:rPr>
+          <w:b w:val="0"/>
+          <w:i w:val="0"/>
+        </w:rPr>
+        <w:t xml:space="preserve"> On the staffing side the distinction is simpler: agencies, job boards, and gig platforms compete only for workers already in the direct-care pool. </w:t>
       </w:r>
       <w:r>
         <w:rPr>
           <w:b/>
           <w:i w:val="0"/>
         </w:rPr>
-        <w:t>None of them adds a caregiver to the field,</w:t>
+        <w:t>Olera builds the pathways and infrastructure that bring new people into caregiving,</w:t>
       </w:r>
       <w:r>
         <w:rPr>
           <w:b w:val="0"/>
           <w:i w:val="0"/>
         </w:rPr>
-        <w:t xml:space="preserve"> which is the distinction Key Innovation 1 develops.</w:t>
+        <w:t xml:space="preserve"> which is the subject of Key Innovation 1.</w:t>
       </w:r>
     </w:p>
     <w:p>
@@ -2510,7 +2882,7 @@
           <w:b w:val="0"/>
           <w:i w:val="0"/>
         </w:rPr>
-        <w:t xml:space="preserve"> The relevant science is largely settled and what remains open is operational, which is why this is a commercialization award rather than a trial. Unmet daily-activity needs are established predictors of downstream utilization and placement,</w:t>
+        <w:t xml:space="preserve"> What the science has settled is that hands-on navigation works. Unmet daily-activity needs predict downstream utilization and placement,</w:t>
       </w:r>
       <w:r>
         <w:rPr>
@@ -2525,7 +2897,7 @@
           <w:b w:val="0"/>
           <w:i w:val="0"/>
         </w:rPr>
-        <w:t xml:space="preserve"> so we measure care established rather than clinical endpoints. Home-based support trials, principally CAPABLE, show that function-focused support reduces disability with savings well above program cost,</w:t>
+        <w:t xml:space="preserve"> which is why we measure care established rather than clinical endpoints, and home-based support trials, principally CAPABLE, show that function-focused support reduces disability with savings well above program cost. Studies of digital caregiver navigation tools, four of them our own, establish that such platforms can be built and measured as usable and accepted.</w:t>
       </w:r>
       <w:r>
         <w:rPr>
@@ -2533,14 +2905,26 @@
           <w:i w:val="0"/>
           <w:vertAlign w:val="superscript"/>
         </w:rPr>
-        <w:t>12,13</w:t>
+        <w:t>20,21,22,23</w:t>
       </w:r>
       <w:r>
         <w:rPr>
           <w:b w:val="0"/>
           <w:i w:val="0"/>
         </w:rPr>
-        <w:t xml:space="preserve"> but none addresses how a family outside a trial finds such support, funds it, and starts it. CareNavigator is the front door those programs assume exists. Studies of digital caregiver tools, four of them our own, establish that such platforms can be built and measured as usable and accepted;</w:t>
+        <w:t xml:space="preserve"> What remains unresolved is how to deliver that support at open access, at scale, through to a confirmed start, and on economics that sustain themselves without a grant. That is a commercialization problem rather than a scientific one.</w:t>
+      </w:r>
+    </w:p>
+    <w:p>
+      <w:pPr>
+        <w:jc w:val="both"/>
+      </w:pPr>
+      <w:r>
+        <w:rPr>
+          <w:b w:val="0"/>
+          <w:i w:val="0"/>
+        </w:rPr>
+        <w:t>The causes of the caregiver shortage are equally well documented and largely economic: median annual earnings for direct-care workers are just under $26,000,</w:t>
       </w:r>
       <w:r>
         <w:rPr>
@@ -2548,14 +2932,14 @@
           <w:i w:val="0"/>
           <w:vertAlign w:val="superscript"/>
         </w:rPr>
-        <w:t>25,26,27,28</w:t>
+        <w:t>8</w:t>
       </w:r>
       <w:r>
         <w:rPr>
           <w:b w:val="0"/>
           <w:i w:val="0"/>
         </w:rPr>
-        <w:t xml:space="preserve"> what remains open is whether agents can carry a case to a decision. And documented patient-care hours are a requirement for health-professions admission,</w:t>
+        <w:t xml:space="preserve"> the work is demanding, career ladders are short, and median turnover in home care runs near 75 percent a year.</w:t>
       </w:r>
       <w:r>
         <w:rPr>
@@ -2563,14 +2947,14 @@
           <w:i w:val="0"/>
           <w:vertAlign w:val="superscript"/>
         </w:rPr>
-        <w:t>23,24</w:t>
+        <w:t>15</w:t>
       </w:r>
       <w:r>
         <w:rPr>
           <w:b w:val="0"/>
           <w:i w:val="0"/>
         </w:rPr>
-        <w:t xml:space="preserve"> the incentive our workforce pathway uses; whether it converts into durable capacity is what Aim 2 tests.</w:t>
+        <w:t xml:space="preserve"> Both the literature and the industry response concentrate on retaining and competing for the workers already in the field. Comparatively little has addressed enlarging the labor pool itself by building infrastructure that brings new people into caregiving, which is the gap Key Innovation 1 addresses.</w:t>
       </w:r>
     </w:p>
     <w:p>
@@ -2590,7 +2974,76 @@
           <w:b w:val="0"/>
           <w:i w:val="0"/>
         </w:rPr>
-        <w:t xml:space="preserve"> The primary hurdle is local density at a cost the market sustains: families, providers, and caregivers must concentrate in one market, and that market's revenue must cover the cost of bringing them together. Four hurdles follow, each answered by a named aim. Families must trust an AI system with care decisions, so every answer comes from a database audited by a blinded expert panel in Aim 1, with acceptance measured under IRB approval in Aim 2. Providers are wary of platforms, so Aim 2 gives them the product free and Aim 3 asks a different set of providers to pay only after the value is shown. New caregivers must be safe and welcome, which is why licensed providers employ, train, insure, and supervise them, and why Aim 2 measures the pathway end to end. And every market must repeat affordably, which self-service tools and a documented playbook address, with acquisition cost measured in Aim 2 and re-measured in each Aim 3 wave.</w:t>
+        <w:t xml:space="preserve"> Three groups have to adopt this, and each has a distinct reason not to. </w:t>
+      </w:r>
+      <w:r>
+        <w:rPr>
+          <w:b w:val="0"/>
+          <w:i/>
+        </w:rPr>
+        <w:t>Families</w:t>
+      </w:r>
+      <w:r>
+        <w:rPr>
+          <w:b w:val="0"/>
+          <w:i w:val="0"/>
+        </w:rPr>
+        <w:t xml:space="preserve"> must trust an AI system with decisions about someone they love, and acceptance research finds willingness that is real but conditional: among 199 family caregivers surveyed, 62 percent intended to use AI-enabled care technology, with trust and perceived cost among the significant predictors.</w:t>
+      </w:r>
+      <w:r>
+        <w:rPr>
+          <w:b w:val="0"/>
+          <w:i w:val="0"/>
+          <w:vertAlign w:val="superscript"/>
+        </w:rPr>
+        <w:t>24</w:t>
+      </w:r>
+      <w:r>
+        <w:rPr>
+          <w:b w:val="0"/>
+          <w:i w:val="0"/>
+        </w:rPr>
+        <w:t xml:space="preserve"> We answer trust with verification rather than assurance, so every answer comes from a database audited by a blinded expert panel in Aim 1 and acceptance is measured under IRB approval in Aim 2; we answer cost by charging families nothing.</w:t>
+      </w:r>
+    </w:p>
+    <w:p>
+      <w:pPr>
+        <w:jc w:val="both"/>
+      </w:pPr>
+      <w:r>
+        <w:rPr>
+          <w:b w:val="0"/>
+          <w:i/>
+        </w:rPr>
+        <w:t>Providers</w:t>
+      </w:r>
+      <w:r>
+        <w:rPr>
+          <w:b w:val="0"/>
+          <w:i w:val="0"/>
+        </w:rPr>
+        <w:t xml:space="preserve"> are wary of platforms that promise volume and deliver overhead, so Aim 2 removes the purchase decision by giving them the product free, leaving only the question of whether the workflow produces hires; Aim 3 then asks a different set of providers to pay, once that is answered on operating data rather than a pitch. </w:t>
+      </w:r>
+      <w:r>
+        <w:rPr>
+          <w:b w:val="0"/>
+          <w:i/>
+        </w:rPr>
+        <w:t>New caregivers</w:t>
+      </w:r>
+      <w:r>
+        <w:rPr>
+          <w:b w:val="0"/>
+          <w:i w:val="0"/>
+        </w:rPr>
+        <w:t xml:space="preserve"> must be safely integrated into the workforce and well received by the providers who take them on, which is why Aim 2 measures the pathway end to end. All three have to happen in one market at once, at a cost that market's revenue supports. </w:t>
+      </w:r>
+      <w:r>
+        <w:rPr>
+          <w:b/>
+          <w:i w:val="0"/>
+        </w:rPr>
+        <w:t>The aims are built around these hurdles, with prespecified alternative strategies if any gate fails.</w:t>
       </w:r>
     </w:p>
     <w:p>
@@ -2608,102 +3061,6 @@
         <w:t>INNOVATION</w:t>
       </w:r>
     </w:p>
-    <w:tbl>
-      <w:tblPr>
-        <w:tblpPr w:leftFromText="180" w:rightFromText="0" w:topFromText="60" w:bottomFromText="60" w:vertAnchor="text" w:horzAnchor="margin" w:tblpY="1" w:tblpX="6293"/>
-        <w:tblLook w:firstColumn="1" w:firstRow="1" w:lastColumn="0" w:lastRow="0" w:noHBand="0" w:noVBand="1" w:val="04A0"/>
-        <w:tblBorders>
-          <w:top w:val="none" w:sz="0"/>
-          <w:left w:val="none" w:sz="0"/>
-          <w:bottom w:val="none" w:sz="0"/>
-          <w:right w:val="none" w:sz="0"/>
-          <w:insideH w:val="none" w:sz="0"/>
-          <w:insideV w:val="none" w:sz="0"/>
-        </w:tblBorders>
-        <w:tblCellMar>
-          <w:top w:w="0" w:type="dxa"/>
-          <w:left w:w="0" w:type="dxa"/>
-          <w:bottom w:w="0" w:type="dxa"/>
-          <w:right w:w="0" w:type="dxa"/>
-        </w:tblCellMar>
-        <w:tblW w:w="4320" w:type="dxa"/>
-        <w:tblLayout w:type="fixed"/>
-        <w:tblOverlap w:val="never"/>
-      </w:tblPr>
-      <w:tblGrid>
-        <w:gridCol w:w="4320"/>
-      </w:tblGrid>
-      <w:tr>
-        <w:tc>
-          <w:tcPr>
-            <w:tcW w:type="dxa" w:w="4320"/>
-          </w:tcPr>
-          <w:p>
-            <w:pPr>
-              <w:spacing w:after="40"/>
-              <w:jc w:val="center"/>
-            </w:pPr>
-            <w:r/>
-            <w:r>
-              <w:drawing>
-                <wp:inline xmlns:a="http://schemas.openxmlformats.org/drawingml/2006/main" xmlns:pic="http://schemas.openxmlformats.org/drawingml/2006/picture">
-                  <wp:extent cx="2743200" cy="2234184"/>
-                  <wp:docPr id="3" name="Picture 3"/>
-                  <wp:cNvGraphicFramePr>
-                    <a:graphicFrameLocks noChangeAspect="1"/>
-                  </wp:cNvGraphicFramePr>
-                  <a:graphic>
-                    <a:graphicData uri="http://schemas.openxmlformats.org/drawingml/2006/picture">
-                      <pic:pic>
-                        <pic:nvPicPr>
-                          <pic:cNvPr id="0" name="fig3.png"/>
-                          <pic:cNvPicPr/>
-                        </pic:nvPicPr>
-                        <pic:blipFill>
-                          <a:blip r:embed="rId11"/>
-                          <a:stretch>
-                            <a:fillRect/>
-                          </a:stretch>
-                        </pic:blipFill>
-                        <pic:spPr>
-                          <a:xfrm>
-                            <a:off x="0" y="0"/>
-                            <a:ext cx="2743200" cy="2234184"/>
-                          </a:xfrm>
-                          <a:prstGeom prst="rect"/>
-                        </pic:spPr>
-                      </pic:pic>
-                    </a:graphicData>
-                  </a:graphic>
-                </wp:inline>
-              </w:drawing>
-            </w:r>
-          </w:p>
-          <w:p>
-            <w:pPr>
-              <w:spacing w:after="0"/>
-              <w:jc w:val="left"/>
-            </w:pPr>
-            <w:r>
-              <w:rPr>
-                <w:b/>
-                <w:i w:val="0"/>
-                <w:sz w:val="18"/>
-              </w:rPr>
-              <w:t>Figure 3.</w:t>
-            </w:r>
-            <w:r>
-              <w:rPr>
-                <w:b w:val="0"/>
-                <w:i w:val="0"/>
-                <w:sz w:val="18"/>
-              </w:rPr>
-              <w:t xml:space="preserve"> Existing channels move workers between employers. This pathway adds them, and the verified record follows the worker.</w:t>
-            </w:r>
-          </w:p>
-        </w:tc>
-      </w:tr>
-    </w:tbl>
     <w:p>
       <w:pPr>
         <w:spacing w:before="120"/>
@@ -2714,14 +3071,14 @@
           <w:b/>
           <w:i w:val="0"/>
         </w:rPr>
-        <w:t>Key Innovation 1: capacity created, not moved.</w:t>
+        <w:t>Figure 4.</w:t>
       </w:r>
       <w:r>
         <w:rPr>
           <w:b w:val="0"/>
           <w:i w:val="0"/>
         </w:rPr>
-        <w:t xml:space="preserve"> Every staffing channel serving this industry, whether an agency, a job board, or a gig platform, competes for workers already inside the direct-care labor market. One provider's hire is another provider's vacancy, and the national shortage does not shrink by a single worker. Olera adds people who were not in the field (Figure 3).</w:t>
+        <w:t xml:space="preserve"> Existing channels move workers between employers. This pathway adds them, and the verified record follows the worker.</w:t>
       </w:r>
     </w:p>
     <w:p>
@@ -2733,7 +3090,47 @@
           <w:b w:val="0"/>
           <w:i w:val="0"/>
         </w:rPr>
-        <w:t>The first population tested is health-professions students, chosen because admission to their programs requires documented patient-care hours. That makes recruitment structurally inexpensive rather than dependent on wage competition. Health professions confer 263,800 undergraduate degrees a year,</w:t>
+        <w:t xml:space="preserve">That infrastructure is the innovation, not the recruiting. It is a technical pathway carrying a person with no eldercare experience through online training, screening, identity and credential verification, placement with a licensed employer, and supervised work, and issuing </w:t>
+      </w:r>
+      <w:r>
+        <w:rPr>
+          <w:b/>
+          <w:i w:val="0"/>
+        </w:rPr>
+        <w:t>a verified, longitudinal record of their caregiving experience</w:t>
+      </w:r>
+      <w:r>
+        <w:rPr>
+          <w:b w:val="0"/>
+          <w:i w:val="0"/>
+        </w:rPr>
+        <w:t xml:space="preserve">: hours worked, employers, training completed, competencies demonstrated, populations served including dementia care, supervisor evaluations, reliability, background checks, and references. That record travels with the worker. Nothing like it exists today, so a caregiver who changes employers starts over and is re-screened on work already verified. The record is what makes any new worker pool viable, and it improves with every shift worked. </w:t>
+      </w:r>
+      <w:r>
+        <w:rPr>
+          <w:b/>
+          <w:i w:val="0"/>
+        </w:rPr>
+        <w:t>[TJ: confirm the name and scope of the verified worker record.]</w:t>
+      </w:r>
+    </w:p>
+    <w:p>
+      <w:pPr>
+        <w:jc w:val="both"/>
+      </w:pPr>
+      <w:r>
+        <w:rPr>
+          <w:b/>
+          <w:i w:val="0"/>
+        </w:rPr>
+        <w:t>The first population is health-professions students,</w:t>
+      </w:r>
+      <w:r>
+        <w:rPr>
+          <w:b w:val="0"/>
+          <w:i w:val="0"/>
+        </w:rPr>
+        <w:t xml:space="preserve"> chosen because admission to their programs requires documented patient-care hours, which makes recruitment structurally inexpensive rather than a matter of wage competition. Health professions confer 263,800 undergraduate degrees a year,</w:t>
       </w:r>
       <w:r>
         <w:rPr>
@@ -2741,7 +3138,7 @@
           <w:i w:val="0"/>
           <w:vertAlign w:val="superscript"/>
         </w:rPr>
-        <w:t>23</w:t>
+        <w:t>25</w:t>
       </w:r>
       <w:r>
         <w:rPr>
@@ -2756,33 +3153,14 @@
           <w:i w:val="0"/>
           <w:vertAlign w:val="superscript"/>
         </w:rPr>
-        <w:t>24</w:t>
+        <w:t>26</w:t>
       </w:r>
       <w:r>
         <w:rPr>
           <w:b w:val="0"/>
           <w:i w:val="0"/>
         </w:rPr>
-        <w:t xml:space="preserve"> and our own pilot drew more than 900 applicants. New cohorts arrive every semester, so the pipeline refills rather than depleting.</w:t>
-      </w:r>
-    </w:p>
-    <w:p>
-      <w:pPr>
-        <w:jc w:val="both"/>
-      </w:pPr>
-      <w:r>
-        <w:rPr>
-          <w:b/>
-          <w:i w:val="0"/>
-        </w:rPr>
-        <w:t>The innovation is not the student channel, which any competitor could copy.</w:t>
-      </w:r>
-      <w:r>
-        <w:rPr>
-          <w:b w:val="0"/>
-          <w:i w:val="0"/>
-        </w:rPr>
-        <w:t xml:space="preserve"> It is the infrastructure underneath it: the machinery that converts a person who has never worked in eldercare into someone a licensed provider will hire, carrying their verified record of hours, competencies, populations served, supervisor evaluations, and credential status across employers. That record does not exist anywhere today. A caregiver who changes employers starts over, and the new employer re-screens work already verified. That layer is what makes any new worker pool viable, and its value compounds with every shift worked. Nothing in it is specific to students: the pathway is population-agnostic by design, and Aim 2 measures it in one market with a health-professions campus nearby and one without, so the dependency is tested rather than assumed.</w:t>
+        <w:t xml:space="preserve"> and our own pilot drew more than 900 applicants. Nothing in the pathway is specific to students, though: it is population-agnostic by design, and Aim 2 measures it in one market with a health-professions campus nearby and one without, so the dependency is tested rather than assumed. Every step a worker takes also writes to the record described in Key Innovation 3.</w:t>
       </w:r>
     </w:p>
     <w:p>
@@ -2802,7 +3180,7 @@
           <w:b w:val="0"/>
           <w:i w:val="0"/>
         </w:rPr>
-        <w:t xml:space="preserve"> The prevailing paradigm is that tools inform and families execute. A family is told which programs it may qualify for and is then left to prepare applications, gather documents, file, wait, respond to requests, and confirm that care began. Those are precisely the steps at which families are lost, and no existing tool is accountable for them.</w:t>
+        <w:t xml:space="preserve"> The prevailing paradigm is that tools inform and families execute. Every step after the information is handed over is left to the family, and those are precisely the steps at which families are lost.</w:t>
       </w:r>
     </w:p>
     <w:p>
@@ -2814,7 +3192,7 @@
           <w:b w:val="0"/>
           <w:i w:val="0"/>
         </w:rPr>
-        <w:t xml:space="preserve">CareNavigator's agents perform the work and the family decides. </w:t>
+        <w:t xml:space="preserve">CareNavigator's agents perform that work and the family decides. The system operates across the whole ecosystem in Figure 1 rather than across benefit programs alone: public aid, insurance coverage, healthcare services, and long-term services and supports differ in what they pay for and are alike in what they require, and it is that shared administrative sequence the agents execute. A case runs from a detected need through eligibility and funding, a plan, the administrative work it requires, a provider with capacity, a caregiver to fill it, confirmed care, and what happened after. </w:t>
       </w:r>
       <w:r>
         <w:rPr>
@@ -2828,7 +3206,7 @@
           <w:b w:val="0"/>
           <w:i w:val="0"/>
         </w:rPr>
-        <w:t xml:space="preserve"> That shift makes the outcome measurable, makes it saleable to an organization that bears the cost of unmet need, and makes the system improve: every completed case becomes supervised training data for the next. The multi-agent architecture over a retrieval layer with expert feedback was built and evaluated under Phase IIB. What this award adds is execution and confirmation.</w:t>
+        <w:t xml:space="preserve"> That makes the outcome measurable, makes it saleable to an organization bearing the cost of unmet need, and makes the system improve, since every completed case becomes supervised training data for the next.</w:t>
       </w:r>
     </w:p>
     <w:p>
@@ -2848,7 +3226,7 @@
           <w:b w:val="0"/>
           <w:i w:val="0"/>
         </w:rPr>
-        <w:t xml:space="preserve"> Eldercare information exists in three layers, and almost everyone works from the first one. The open web holds public directories and program rules. It is often neither accurate nor current, and it is equally available to any general-purpose AI system, which is why a chatbot can describe a benefit and cannot tell a family whether their county's waiting list is open.</w:t>
+        <w:t xml:space="preserve"> Eldercare information exists in three layers, and almost everyone works from the first. The open web holds public directories and program rules, often neither accurate nor current, and equally available to any general-purpose AI system, which is why a chatbot can describe a benefit and cannot tell a family whether their county's waiting list is open.</w:t>
       </w:r>
     </w:p>
     <w:p>
@@ -2860,7 +3238,7 @@
           <w:b w:val="0"/>
           <w:i w:val="0"/>
         </w:rPr>
-        <w:t>Beneath that sit local program realities and provider truths that were never published: which office actually processes an application, what a program requires in practice rather than on its form, which providers take which payment sources, and which have capacity. We assembled that layer through field work, expert curation, and direct outreach into more than 72,000 records covering all fifty states, across three NIA awards.</w:t>
+        <w:t>Beneath that sit local program realities and provider truths that were never published: which office actually processes an application, what a program requires in practice rather than on its form, which providers take which payment sources, and which have capacity. We assembled that layer through field work, expert curation, and direct outreach, into more than 72,000 records covering all fifty states.</w:t>
       </w:r>
     </w:p>
     <w:p>
@@ -2872,7 +3250,7 @@
           <w:b w:val="0"/>
           <w:i w:val="0"/>
         </w:rPr>
-        <w:t xml:space="preserve">Beneath that sits a third layer that can only be learned by operating: what programs actually decide, county by county, where applications stall, whether capacity existed when it was needed, and what care ultimately started. </w:t>
+        <w:t xml:space="preserve">Beneath that sits a third layer that can only be learned by operating. For a specific household in a specific county: what looked appropriate, what was submitted, what the agency then asked for, where the process stalled, whether it was approved, how long it took, whether provider capacity existed, and what care was established. </w:t>
       </w:r>
       <w:r>
         <w:rPr>
@@ -2886,7 +3264,7 @@
           <w:b w:val="0"/>
           <w:i w:val="0"/>
         </w:rPr>
-        <w:t xml:space="preserve"> NHATS is a survey. Claims data record what was billed, not what was needed and refused. Neither observes the interval between a family recognizing a need and care beginning, which is the interval in which the system fails them.</w:t>
+        <w:t xml:space="preserve"> NHATS is a survey; claims data record what was billed, not what was needed and refused. Neither observes the interval between recognizing a need and care beginning, which is the interval in which the system fails them.</w:t>
       </w:r>
     </w:p>
     <w:p>
@@ -2898,7 +3276,7 @@
           <w:b w:val="0"/>
           <w:i w:val="0"/>
         </w:rPr>
-        <w:t xml:space="preserve">Execution is what produces that layer. An agent that files an application and follows it to a decision records the decision; a placement that runs to a first confirmed shift records whether capacity existed. </w:t>
+        <w:t xml:space="preserve">Execution is what produces that layer, and it compounds: more families produce more executed cases, which produce more observed rules, capacity, and outcomes, which produce better navigation, which establishes care for more families. </w:t>
       </w:r>
       <w:r>
         <w:rPr>
@@ -2912,7 +3290,7 @@
           <w:b w:val="0"/>
           <w:i w:val="0"/>
         </w:rPr>
-        <w:t xml:space="preserve"> Its commercial value is that a competitor who copies every feature begins with an empty database, and the gap widens with every case we complete. Its scientific value is that the measurement does not exist for researchers or for the state agencies that plan around it, and we commit to publishing from it.</w:t>
+        <w:t xml:space="preserve"> A competitor who copies every feature begins with an empty database. The measurement also exists nowhere else, for researchers or for the state agencies that plan around it, and we commit to publishing from it.</w:t>
       </w:r>
     </w:p>
     <w:p>
@@ -2947,26 +3325,21 @@
           <w:b w:val="0"/>
           <w:i w:val="0"/>
         </w:rPr>
-        <w:t xml:space="preserve"> Olera builds two products, CareNavigator and Caregiver Staffing, and during this award only Caregiver Staffing is sold and priced. Everything that could be established without customers has been (Table 6). One question remains, and it is not a research question. </w:t>
+        <w:t xml:space="preserve"> Olera developed two products across Phases I through IIB: CareNavigator and Caregiver Staffing. Everything that could be established without customers has been (Table 7). What this award asks is whether the two work together in a local market and whether that market can pay for itself. </w:t>
       </w:r>
       <w:r>
         <w:rPr>
           <w:b/>
           <w:i w:val="0"/>
         </w:rPr>
-        <w:t>Can a single local market pay for itself, and can we repeat it?</w:t>
-      </w:r>
-    </w:p>
-    <w:p>
-      <w:pPr>
-        <w:jc w:val="both"/>
-      </w:pPr>
+        <w:t>The award answers that question in three stages</w:t>
+      </w:r>
       <w:r>
         <w:rPr>
           <w:b w:val="0"/>
           <w:i w:val="0"/>
         </w:rPr>
-        <w:t>The award answers that in three stages (Figure 4).</w:t>
+        <w:t xml:space="preserve"> (Figure 5).</w:t>
       </w:r>
     </w:p>
     <w:p>
@@ -2978,7 +3351,7 @@
       <w:r>
         <w:drawing>
           <wp:inline xmlns:a="http://schemas.openxmlformats.org/drawingml/2006/main" xmlns:pic="http://schemas.openxmlformats.org/drawingml/2006/picture">
-            <wp:extent cx="6035040" cy="2427434"/>
+            <wp:extent cx="6035040" cy="1155776"/>
             <wp:docPr id="4" name="Picture 4"/>
             <wp:cNvGraphicFramePr>
               <a:graphicFrameLocks noChangeAspect="1"/>
@@ -2987,7 +3360,7 @@
               <a:graphicData uri="http://schemas.openxmlformats.org/drawingml/2006/picture">
                 <pic:pic>
                   <pic:nvPicPr>
-                    <pic:cNvPr id="0" name="fig4.png"/>
+                    <pic:cNvPr id="0" name="fig5.png"/>
                     <pic:cNvPicPr/>
                   </pic:nvPicPr>
                   <pic:blipFill>
@@ -2999,7 +3372,7 @@
                   <pic:spPr>
                     <a:xfrm>
                       <a:off x="0" y="0"/>
-                      <a:ext cx="6035040" cy="2427434"/>
+                      <a:ext cx="6035040" cy="1155776"/>
                     </a:xfrm>
                     <a:prstGeom prst="rect"/>
                   </pic:spPr>
@@ -3021,7 +3394,7 @@
           <w:i w:val="0"/>
           <w:sz w:val="18"/>
         </w:rPr>
-        <w:t>Figure 4.</w:t>
+        <w:t>Figure 5.</w:t>
       </w:r>
       <w:r>
         <w:rPr>
@@ -3029,7 +3402,7 @@
           <w:i w:val="0"/>
           <w:sz w:val="18"/>
         </w:rPr>
-        <w:t xml:space="preserve"> The three aims as one sequence. Each stage carries a gate, and Aim 2 produces every parameter that Aim 3 prices against.</w:t>
+        <w:t xml:space="preserve"> The three aims as one sequence, each stage held by a gate.</w:t>
       </w:r>
     </w:p>
     <w:p>
@@ -3041,33 +3414,7 @@
           <w:b w:val="0"/>
           <w:i w:val="0"/>
         </w:rPr>
-        <w:t xml:space="preserve">The sequence is the design, not a schedule. </w:t>
-      </w:r>
-      <w:r>
-        <w:rPr>
-          <w:b/>
-          <w:i w:val="0"/>
-        </w:rPr>
-        <w:t>Every parameter Aim 3 prices against is produced by Aim 2 at no commercial risk</w:t>
-      </w:r>
-      <w:r>
-        <w:rPr>
-          <w:b w:val="0"/>
-          <w:i w:val="0"/>
-        </w:rPr>
-        <w:t>, as Figure 4 sets out. Aim 3 is Aim 2 run larger, in markets we did not design in, with money changing hands. Each stage carries a gate, so a failure stops rather than spreads: if Aim 1 misses verification, no market activates; if Aim 2 misses establishment, wave one is held.</w:t>
-      </w:r>
-    </w:p>
-    <w:p>
-      <w:pPr>
-        <w:jc w:val="both"/>
-      </w:pPr>
-      <w:r>
-        <w:rPr>
-          <w:b w:val="0"/>
-          <w:i w:val="0"/>
-        </w:rPr>
-        <w:t>Primary endpoints are operational or economic and come from platform, billing, payroll, and employment records. Human subjects research sits inside the aims as Tasks 2.3, 2.5, and 3.4, under Clemson University IRB approval with Dr. Fan as protocol lead. Consent, privacy, data security, and risk assessment for all three studies are detailed in the PHS Human Subjects and Clinical Trials Information form. The project is not a clinical trial: no participant is assigned to receive or withhold navigation, health-related outcomes appear only as secondary observational measures on a cohort that all receives the service, and the Aim 3 price conditions are assigned to markets with purchase as the outcome. Determinations will be obtained rather than assumed, including for the streams we expect to be non-human-subjects research, and the commitment to publish from the outcomes record is honored under an approved protocol or from a de-identified dataset.</w:t>
+        <w:t>Each stage carries a gate, and failure triggers a prespecified alternative strategy before the next stage begins: if Aim 1 misses verification, no market activates until the alternative engineering plan succeeds; if Aim 2 misses establishment, the alternative implementation plan runs before anything is sold. Primary endpoints are operational or economic and come from platform, billing, payroll, and employment records. Human subjects research sits inside the aims as Tasks 2.4 and 3.4, under Clemson University IRB approval with Dr. Fan as protocol lead; consent, privacy, data security, and risk assessment are in the PHS Human Subjects and Clinical Trials Information form.</w:t>
       </w:r>
     </w:p>
     <w:p>
@@ -3080,34 +3427,14 @@
           <w:b/>
           <w:i w:val="0"/>
         </w:rPr>
-        <w:t>Who participates, and who does not.</w:t>
+        <w:t>Regulatory plan.</w:t>
       </w:r>
       <w:r>
         <w:rPr>
           <w:b w:val="0"/>
           <w:i w:val="0"/>
         </w:rPr>
-        <w:t xml:space="preserve"> Participants in all three studies are adults 18 or older in one of three roles: family caregivers arranging care, provider decision-makers and staff, and placed caregivers. Children are excluded because the questions concern adults who arrange, buy, or deliver eldercare. The older adults receiving care are the beneficiaries but are not enrolled. Dementia caregiving is done predominantly by women, and the Task 2.3 sample will reflect that rather than correct it, because the question is whether the product works for the people who actually do this work. Recruitment targets at least the racial and ethnic composition of the two markets, so that what we learn describes the population the product will serve rather than the part of it easiest to reach. Enrollment targets by sex, race, ethnicity, and age appear in the PHS Inclusion Enrollment Report.</w:t>
-      </w:r>
-    </w:p>
-    <w:p>
-      <w:pPr>
-        <w:spacing w:before="120"/>
-        <w:jc w:val="both"/>
-      </w:pPr>
-      <w:r>
-        <w:rPr>
-          <w:b/>
-          <w:i w:val="0"/>
-        </w:rPr>
-        <w:t>Ten markets, and why that number.</w:t>
-      </w:r>
-      <w:r>
-        <w:rPr>
-          <w:b w:val="0"/>
-          <w:i w:val="0"/>
-        </w:rPr>
-        <w:t xml:space="preserve"> The count follows from what each aim has to measure. Two free markets, because one cannot separate a product that works from a market that happens to work, and the two differ on workforce source so the campus dependency is tested while it is still free to learn. Then eight paid markets: four price points, because two would show the direction of demand and four show the shape of the curve; two markets per point, because price is assigned by market and one market per arm means the arm is a market; and within each pair one market has a health-professions campus nearby and one does not, so price is crossed with workforce source rather than confounded with it. They open in two waves of four, the first early enough to observe 12-month retention and the second run as written by staff who did not design it. At roughly $30,000 to enter a market, ten markets is about $300,000, or under eight percent of the $4 million requested; the binding constraint is operating attention, not capital.</w:t>
+        <w:t xml:space="preserve"> No federal premarket pathway applies. CareNavigator is navigational and administrative software that does not diagnose, treat, or make clinical decisions, so it is not a medical device and nothing in this award waits on federal approval. Four regimes govern operations: family data under HIPAA-aligned safeguards; referral practice, where charging no fee means no steering incentive exists; employment, training, insurance, and supervision of placed workers, which rest with the licensed provider rather than with Olera; and any joining of an external record to ours, which requires a data-use agreement and an IRB determination.</w:t>
       </w:r>
     </w:p>
     <w:p>
@@ -3125,7 +3452,7 @@
           <w:i w:val="0"/>
           <w:color w:val="14453F"/>
         </w:rPr>
-        <w:t>Specific Aim 1: Engineer the technology and infrastructure both products require.</w:t>
+        <w:t>Specific Aim 1: Engineer and verify the technology and infrastructure both products require.</w:t>
       </w:r>
       <w:r>
         <w:rPr>
@@ -3153,7 +3480,7 @@
           <w:b w:val="0"/>
           <w:i w:val="0"/>
         </w:rPr>
-        <w:t>Phase IIB built identification. This aim builds execution, the workforce infrastructure, and the data layer underneath both, and proves the output is good enough to put in front of families before any market opens.</w:t>
+        <w:t>Aim 1 builds the AI agents that execute administrative work on a family's behalf, the infrastructure that carries a new caregiver into the workforce, and the data layer underneath both, then verifies that what CareNavigator produces is good enough to put in front of families and providers in Aim 2.</w:t>
       </w:r>
     </w:p>
     <w:p>
@@ -3166,14 +3493,35 @@
           <w:b/>
           <w:i w:val="0"/>
         </w:rPr>
-        <w:t>Task 1.1: Execution and follow-up, across aid and services.</w:t>
+        <w:t>Engineering approach.</w:t>
       </w:r>
       <w:r>
         <w:rPr>
           <w:b w:val="0"/>
           <w:i w:val="0"/>
         </w:rPr>
-        <w:t xml:space="preserve"> CareNavigator today screens a household and identifies the aid and services it qualifies for. That much runs nationally. The execution loop is in development and the follow-up loop does not exist. This task builds both. Families are lost at the same two points whether they are securing a benefit or securing care: while assembling what is required, and again while waiting for an answer. For aid, the loops assemble and submit applications, track each program's documentation, and follow the case to a decision. For services the same pattern meets a different counterparty: send the intake packet, schedule the assessment, follow up with more than one provider so a single decline does not end the case, and confirm the date care began. Nothing is transmitted without the family's approval.</w:t>
+        <w:t xml:space="preserve"> The platform runs today as a TypeScript and React web application over managed Postgres, with the agent and data services in Python, in one repository under trunk-based development with separate development, staging, and production environments; staging runs on a synthetic household corpus, so no real family record is used in testing. </w:t>
+      </w:r>
+      <w:r>
+        <w:rPr>
+          <w:b/>
+          <w:i w:val="0"/>
+        </w:rPr>
+        <w:t>Agents are task-scoped rather than conversational.</w:t>
+      </w:r>
+      <w:r>
+        <w:rPr>
+          <w:b w:val="0"/>
+          <w:i w:val="0"/>
+        </w:rPr>
+        <w:t xml:space="preserve"> One assembles a packet, one submits it, one follows up, one confirms the start date, each with a bounded set of tools and a single unit of work. An orchestration service holds case state in the database rather than a model's context window, so a case survives restarts, can be paused for family approval, and can be replayed exactly. Tools are exposed through the Model Context Protocol, so the same definitions run against either the Anthropic or the OpenAI agent runtimes and neither the model nor the vendor becomes a structural dependency. Model selection is by task: a reasoning model for planning and adjudication, a smaller one for extraction and classification, batch processing for offline re-verification. Every model output entering a workflow is validated against a strict schema before use, so a care and funding plan is a checked data object rather than prose to be parsed. </w:t>
+      </w:r>
+      <w:r>
+        <w:rPr>
+          <w:b/>
+          <w:i w:val="0"/>
+        </w:rPr>
+        <w:t>[TJ: confirm runtime and model choices.]</w:t>
       </w:r>
     </w:p>
     <w:p>
@@ -3186,14 +3534,14 @@
           <w:b/>
           <w:i w:val="0"/>
         </w:rPr>
-        <w:t>Task 1.2: The aid, provider, and outcomes database, and the domain model built on it.</w:t>
+        <w:t>Task 1.1: Execution and follow-up.</w:t>
       </w:r>
       <w:r>
         <w:rPr>
           <w:b w:val="0"/>
           <w:i w:val="0"/>
         </w:rPr>
-        <w:t xml:space="preserve"> The curated record of more than 72,000 aid programs and providers is expanded and re-verified on a rolling schedule, so accuracy does not decay as program rules change. New instrumentation captures what each completed case decided: what was applied for, what was approved or denied, how long it took, and what care started. Model development continues the Phase IIB retrieval-augmented and expert-feedback methods, now over a record that includes outcomes rather than rules alone.</w:t>
+        <w:t xml:space="preserve"> CareNavigator screens a household and identifies the aid and services it qualifies for; that much runs nationally today. This task builds what happens next. Families are lost at the same two points whether the resource is a public benefit, an insurance entitlement, or a home care agency: assembling what is required, and waiting for an answer. The execution loop builds the required package from the household record and the resource's requirements, submits it through whichever channel that resource accepts, and records what was sent. The follow-up loop schedules the next contact, answers requests for further documentation, escalates to a human navigator when a counterparty responds outside the expected pattern or model confidence falls below a set threshold, and closes the case only on a confirmed start date. Intake requirements are modeled per resource type rather than hard-coded per program, which is what lets aid and services share one sequence. Every action is idempotent and logged, and nothing leaves the system without the family's explicit approval.</w:t>
       </w:r>
     </w:p>
     <w:p>
@@ -3206,14 +3554,28 @@
           <w:b/>
           <w:i w:val="0"/>
         </w:rPr>
-        <w:t>Task 1.3: Caregiver workforce infrastructure and the verified experience record.</w:t>
+        <w:t>Task 1.2: The aid, provider, and outcomes database.</w:t>
       </w:r>
       <w:r>
         <w:rPr>
           <w:b w:val="0"/>
           <w:i w:val="0"/>
         </w:rPr>
-        <w:t xml:space="preserve"> Recruitment and screening workflows, training tracking, and the provider-facing placement interface, replacing the manual delivery that capped the pilot. The verified record accumulates hours, competencies, populations served, supervisor evaluations, and credential status, and travels with the worker to any licensed employer.</w:t>
+        <w:t xml:space="preserve"> The curated record of more than 72,000 aid programs and providers is expanded and re-verified on a rolling schedule, so accuracy does not decay as program rules change, and new instrumentation captures what each completed case decided: what was applied for, what was approved or denied, how long it took, and what care started. Retrieval is hybrid, combining lexical and vector search over program rules, forms, and the county-level operational record, and </w:t>
+      </w:r>
+      <w:r>
+        <w:rPr>
+          <w:b/>
+          <w:i w:val="0"/>
+        </w:rPr>
+        <w:t>every assertion an agent makes carries a pointer to the record it came from</w:t>
+      </w:r>
+      <w:r>
+        <w:rPr>
+          <w:b w:val="0"/>
+          <w:i w:val="0"/>
+        </w:rPr>
+        <w:t>, which is what makes the expert audit in Task 1.4 possible at all.</w:t>
       </w:r>
     </w:p>
     <w:p>
@@ -3226,14 +3588,14 @@
           <w:b/>
           <w:i w:val="0"/>
         </w:rPr>
-        <w:t>Task 1.4: Verification against blinded expert review.</w:t>
+        <w:t>Task 1.3: Caregiver workforce infrastructure.</w:t>
       </w:r>
       <w:r>
         <w:rPr>
           <w:b w:val="0"/>
           <w:i w:val="0"/>
         </w:rPr>
-        <w:t xml:space="preserve"> A panel of licensed clinical social workers, independent of the engineering team and holding no equity in Olera, audits a stratified random sample of 60 cases in each of the two quarters before the month 12 gate, 120 in all, which sizes cumulative agreement to a 95 percent half-width of about 6 points. The audit then repeats annually, so accuracy is re-established as the system and the underlying program rules change. The panel determines eligibility blinded to what the platform produced and, for a subset, prepares the applications by hand. Both are compared with the platform's output, category by category for eligibility and field by field for applications, and agreement is reported as percent agreement with a 95 percent confidence interval and as Cohen's kappa. Inter-rater reliability among panelists is established before any system output is adjudicated, so panel disagreement is not mistaken for system error. Every material error is reviewed rather than sampled and confirmed by a second reader, and audited households are held out of tuning data. This is internal product verification, not human subjects research, and a determination will be obtained.</w:t>
+        <w:t xml:space="preserve"> This task builds recruitment and screening workflows, training and credential tracking, and the provider-facing placement interface, replacing the manual delivery that capped the pilot. The verified experience record accumulates hours, competencies, populations served, supervisor evaluations, and credential status, and is issued to the worker as a portable credential. Identity, background check, and credential verification run through third-party services behind one internal interface, and provider-side integration is by scheduled export and a documented API rather than per-agency custom work, which is what makes the eight-market entry in Aim 3 affordable.</w:t>
       </w:r>
     </w:p>
     <w:p>
@@ -3246,14 +3608,70 @@
           <w:b/>
           <w:i w:val="0"/>
         </w:rPr>
-        <w:t>Task 1.5: Market selection and preparation.</w:t>
+        <w:t>Task 1.4: Verification against blinded expert review.</w:t>
       </w:r>
       <w:r>
         <w:rPr>
           <w:b w:val="0"/>
           <w:i w:val="0"/>
         </w:rPr>
-        <w:t xml:space="preserve"> Markets are ranked on existing organic family traffic, provider density, what a household can secure under that state's aid rules, and proximity to a health-professions campus. The two Aim 2 markets are selected from that ranking, with partnerships in place before activation. Year 1 ends with markets ready, not software alone, so the month 12 gate is a launch decision.</w:t>
+        <w:t xml:space="preserve"> A three-person panel of licensed clinical social workers, independent of the engineering team and holding no equity in Olera, evaluates what CareNavigator produces. </w:t>
+      </w:r>
+      <w:r>
+        <w:rPr>
+          <w:b w:val="0"/>
+          <w:i/>
+        </w:rPr>
+        <w:t>What is evaluated.</w:t>
+      </w:r>
+      <w:r>
+        <w:rPr>
+          <w:b w:val="0"/>
+          <w:i w:val="0"/>
+        </w:rPr>
+        <w:t xml:space="preserve"> A case is one household scenario; the output under review is the care and funding plan the system generates for it, together with the executable tasks that plan produces. </w:t>
+      </w:r>
+      <w:r>
+        <w:rPr>
+          <w:b w:val="0"/>
+          <w:i/>
+        </w:rPr>
+        <w:t>Design.</w:t>
+      </w:r>
+      <w:r>
+        <w:rPr>
+          <w:b w:val="0"/>
+          <w:i w:val="0"/>
+        </w:rPr>
+        <w:t xml:space="preserve"> Panelists work from predefined household scenarios, blinded to the platform's output, independently determining eligibility and, for a subset, preparing application packages by hand. Both are compared with the platform's output, category by category for eligibility and field by field for applications, and the plans are rated against a rubric for appropriateness, accuracy, and completeness. </w:t>
+      </w:r>
+      <w:r>
+        <w:rPr>
+          <w:b w:val="0"/>
+          <w:i/>
+        </w:rPr>
+        <w:t>Sample and analysis.</w:t>
+      </w:r>
+      <w:r>
+        <w:rPr>
+          <w:b w:val="0"/>
+          <w:i w:val="0"/>
+        </w:rPr>
+        <w:t xml:space="preserve"> A stratified random sample of 60 cases in each of the two quarters before the month 12 gate, 120 in all, sizes cumulative agreement to a 95 percent half-width of about 6 points, and the audit repeats annually thereafter. Agreement is reported as percent agreement with a 95 percent confidence interval and as Cohen's kappa, and inter-rater reliability among panelists is established before any system output is adjudicated. Every material error is reviewed rather than sampled, confirmed by a second reader, and audited households are held out of tuning data. Nick </w:t>
+      </w:r>
+      <w:r>
+        <w:rPr>
+          <w:b/>
+          <w:i w:val="0"/>
+        </w:rPr>
+        <w:t>[SURNAME TBD]</w:t>
+      </w:r>
+      <w:r>
+        <w:rPr>
+          <w:b w:val="0"/>
+          <w:i w:val="0"/>
+        </w:rPr>
+        <w:t>, LCSW, leads the panel and recruits its other two members; his Letter of Support is included. This is internal product verification, not human subjects research, and a determination will be obtained.</w:t>
       </w:r>
     </w:p>
     <w:p>
@@ -3266,14 +3684,28 @@
           <w:b/>
           <w:i w:val="0"/>
         </w:rPr>
-        <w:t>What completing Aim 1 delivers.</w:t>
+        <w:t>Potential problems, alternative strategies, and the gate to Aim 2.</w:t>
       </w:r>
       <w:r>
         <w:rPr>
           <w:b w:val="0"/>
           <w:i w:val="0"/>
         </w:rPr>
-        <w:t xml:space="preserve"> A product whose output has been checked against blinded expert review, and two markets ready to open. Without it we would be piloting something we had not verified, which is the mistake this award exists to avoid making at scale.</w:t>
+        <w:t xml:space="preserve"> Program rules change during a three-year award and would degrade accuracy through no fault of the system; the re-verification schedule in Task 1.2 addresses this. If expert agreement falls short of the gate, we narrow scope rather than widen it: automated execution is restricted to the resource categories where accuracy is highest, the remainder routed to human-assisted execution, and the boundary reported rather than averaged away. </w:t>
+      </w:r>
+      <w:r>
+        <w:rPr>
+          <w:b/>
+          <w:i w:val="0"/>
+        </w:rPr>
+        <w:t>The criteria in Table 4 must be met before Aim 2 begins.</w:t>
+      </w:r>
+      <w:r>
+        <w:rPr>
+          <w:b w:val="0"/>
+          <w:i w:val="0"/>
+        </w:rPr>
+        <w:t xml:space="preserve"> Year 1 also ends with the two markets selected and partnerships signed, so the month 12 gate is a launch decision rather than a software review.</w:t>
       </w:r>
     </w:p>
     <w:p>
@@ -3602,7 +4034,7 @@
           <w:tcPr>
             <w:tcW w:type="dxa" w:w="4644"/>
             <w:tcBorders>
-              <w:bottom w:val="single" w:sz="2" w:space="0" w:color="B9C4BD"/>
+              <w:bottom w:val="single" w:sz="8" w:space="0" w:color="14453F"/>
             </w:tcBorders>
           </w:tcPr>
           <w:p>
@@ -3625,7 +4057,7 @@
           <w:tcPr>
             <w:tcW w:type="dxa" w:w="2052"/>
             <w:tcBorders>
-              <w:bottom w:val="single" w:sz="2" w:space="0" w:color="B9C4BD"/>
+              <w:bottom w:val="single" w:sz="8" w:space="0" w:color="14453F"/>
             </w:tcBorders>
           </w:tcPr>
           <w:p>
@@ -3648,7 +4080,7 @@
           <w:tcPr>
             <w:tcW w:type="dxa" w:w="4104"/>
             <w:tcBorders>
-              <w:bottom w:val="single" w:sz="2" w:space="0" w:color="B9C4BD"/>
+              <w:bottom w:val="single" w:sz="8" w:space="0" w:color="14453F"/>
             </w:tcBorders>
           </w:tcPr>
           <w:p>
@@ -3668,10 +4100,229 @@
           </w:p>
         </w:tc>
       </w:tr>
+    </w:tbl>
+    <w:p>
+      <w:pPr>
+        <w:spacing w:after="80"/>
+        <w:jc w:val="left"/>
+      </w:pPr>
+      <w:r>
+        <w:rPr>
+          <w:b/>
+          <w:i w:val="0"/>
+          <w:sz w:val="18"/>
+        </w:rPr>
+        <w:t>Table 4.</w:t>
+      </w:r>
+      <w:r>
+        <w:rPr>
+          <w:b w:val="0"/>
+          <w:i w:val="0"/>
+          <w:sz w:val="18"/>
+        </w:rPr>
+        <w:t xml:space="preserve"> Aim 1 quantitative success criteria.</w:t>
+      </w:r>
+    </w:p>
+    <w:p>
+      <w:pPr>
+        <w:spacing w:after="100"/>
+        <w:jc w:val="left"/>
+      </w:pPr>
+      <w:r>
+        <w:rPr>
+          <w:b w:val="0"/>
+          <w:i/>
+          <w:sz w:val="18"/>
+        </w:rPr>
+        <w:t>Gate: the first two criteria must be met at month 12 before Aim 2 activates.</w:t>
+      </w:r>
+    </w:p>
+    <w:p>
+      <w:pPr>
+        <w:spacing w:before="180" w:after="60"/>
+        <w:jc w:val="left"/>
+        <w:keepNext/>
+        <w:pBdr>
+          <w:bottom w:val="single" w:sz="6" w:space="2" w:color="14453F"/>
+        </w:pBdr>
+      </w:pPr>
+      <w:r>
+        <w:rPr>
+          <w:b/>
+          <w:i w:val="0"/>
+          <w:color w:val="14453F"/>
+        </w:rPr>
+        <w:t>Specific Aim 2: Validate both products in two markets, at no charge.</w:t>
+      </w:r>
+      <w:r>
+        <w:rPr>
+          <w:b/>
+          <w:i w:val="0"/>
+          <w:color w:val="14453F"/>
+        </w:rPr>
+        <w:t xml:space="preserve"> </w:t>
+      </w:r>
+      <w:r>
+        <w:rPr>
+          <w:b/>
+          <w:i/>
+          <w:color w:val="14453F"/>
+        </w:rPr>
+        <w:t>(Years 1 to 2)</w:t>
+      </w:r>
+    </w:p>
+    <w:p>
+      <w:pPr>
+        <w:jc w:val="both"/>
+      </w:pPr>
+      <w:r>
+        <w:rPr>
+          <w:b w:val="0"/>
+          <w:i w:val="0"/>
+        </w:rPr>
+        <w:t>With real households, providers, and caregivers concentrated in one place, does care get established, does the staffing pathway complete, and do all three sides accept it? Nothing is charged, so adoption is not confounded with price, and Aim 2 also measures what it costs to acquire and serve the participants a working market requires.</w:t>
+      </w:r>
+    </w:p>
+    <w:p>
+      <w:pPr>
+        <w:spacing w:before="120"/>
+        <w:jc w:val="both"/>
+      </w:pPr>
+      <w:r>
+        <w:rPr>
+          <w:b/>
+          <w:i w:val="0"/>
+        </w:rPr>
+        <w:t>Task 2.1: Activate the two pilot markets.</w:t>
+      </w:r>
+      <w:r>
+        <w:rPr>
+          <w:b w:val="0"/>
+          <w:i w:val="0"/>
+        </w:rPr>
+        <w:t xml:space="preserve"> Markets are ranked on organic family traffic, provider density, what a household can secure under that state's aid rules, and proximity to a health-professions campus. Two are selected, one with a campus nearby and one without, so the campus dependency is tested while it is still free to learn. The fair reviewer question is how enough families and providers reach one local market at all. Table 3 lists the channels activated on each side and what each has already produced. Providers get both products free for the life of the award. Every activation is tagged by source, market, and cohort, and any channel that misses its cost ceiling is closed rather than carried.</w:t>
+      </w:r>
+    </w:p>
+    <w:tbl>
+      <w:tblPr>
+        <w:tblLook w:firstColumn="1" w:firstRow="1" w:lastColumn="0" w:lastRow="0" w:noHBand="0" w:noVBand="1" w:val="04A0"/>
+        <w:tblBorders>
+          <w:top w:val="none" w:sz="0"/>
+          <w:left w:val="none" w:sz="0"/>
+          <w:bottom w:val="none" w:sz="0"/>
+          <w:right w:val="none" w:sz="0"/>
+          <w:insideH w:val="none" w:sz="0"/>
+          <w:insideV w:val="none" w:sz="0"/>
+        </w:tblBorders>
+        <w:tblW w:w="10800" w:type="dxa"/>
+        <w:tblLayout w:type="fixed"/>
+      </w:tblPr>
+      <w:tblGrid>
+        <w:gridCol w:w="3600"/>
+        <w:gridCol w:w="3600"/>
+        <w:gridCol w:w="3600"/>
+      </w:tblGrid>
       <w:tr>
         <w:tc>
           <w:tcPr>
-            <w:tcW w:type="dxa" w:w="4644"/>
+            <w:tcW w:type="dxa" w:w="1188"/>
+            <w:tcBorders>
+              <w:bottom w:val="single" w:sz="8" w:space="0" w:color="14453F"/>
+            </w:tcBorders>
+          </w:tcPr>
+          <w:p>
+            <w:pPr>
+              <w:spacing w:after="20" w:before="20"/>
+              <w:jc w:val="left"/>
+            </w:pPr>
+            <w:r/>
+            <w:r>
+              <w:rPr>
+                <w:b/>
+                <w:i w:val="0"/>
+                <w:color w:val="14453F"/>
+                <w:sz w:val="18"/>
+              </w:rPr>
+              <w:t>Side</w:t>
+            </w:r>
+          </w:p>
+        </w:tc>
+        <w:tc>
+          <w:tcPr>
+            <w:tcW w:type="dxa" w:w="4752"/>
+            <w:tcBorders>
+              <w:bottom w:val="single" w:sz="8" w:space="0" w:color="14453F"/>
+            </w:tcBorders>
+          </w:tcPr>
+          <w:p>
+            <w:pPr>
+              <w:spacing w:after="20" w:before="20"/>
+              <w:jc w:val="left"/>
+            </w:pPr>
+            <w:r/>
+            <w:r>
+              <w:rPr>
+                <w:b/>
+                <w:i w:val="0"/>
+                <w:color w:val="14453F"/>
+                <w:sz w:val="18"/>
+              </w:rPr>
+              <w:t>Channels already producing for us</w:t>
+            </w:r>
+          </w:p>
+        </w:tc>
+        <w:tc>
+          <w:tcPr>
+            <w:tcW w:type="dxa" w:w="4860"/>
+            <w:tcBorders>
+              <w:bottom w:val="single" w:sz="8" w:space="0" w:color="14453F"/>
+            </w:tcBorders>
+          </w:tcPr>
+          <w:p>
+            <w:pPr>
+              <w:spacing w:after="20" w:before="20"/>
+              <w:jc w:val="left"/>
+            </w:pPr>
+            <w:r/>
+            <w:r>
+              <w:rPr>
+                <w:b/>
+                <w:i w:val="0"/>
+                <w:color w:val="14453F"/>
+                <w:sz w:val="18"/>
+              </w:rPr>
+              <w:t>Channels added in Aim 2</w:t>
+            </w:r>
+          </w:p>
+        </w:tc>
+      </w:tr>
+      <w:tr>
+        <w:tc>
+          <w:tcPr>
+            <w:tcW w:type="dxa" w:w="1188"/>
+            <w:tcBorders>
+              <w:bottom w:val="single" w:sz="2" w:space="0" w:color="B9C4BD"/>
+            </w:tcBorders>
+          </w:tcPr>
+          <w:p>
+            <w:pPr>
+              <w:spacing w:after="20" w:before="20"/>
+              <w:jc w:val="left"/>
+            </w:pPr>
+            <w:r/>
+            <w:r>
+              <w:rPr>
+                <w:b/>
+                <w:i w:val="0"/>
+                <w:sz w:val="18"/>
+              </w:rPr>
+              <w:t>Families</w:t>
+            </w:r>
+          </w:p>
+        </w:tc>
+        <w:tc>
+          <w:tcPr>
+            <w:tcW w:type="dxa" w:w="4752"/>
             <w:tcBorders>
               <w:bottom w:val="single" w:sz="2" w:space="0" w:color="B9C4BD"/>
             </w:tcBorders>
@@ -3688,36 +4339,13 @@
                 <w:i w:val="0"/>
                 <w:sz w:val="18"/>
               </w:rPr>
-              <w:t>Prepared workflows carrying a current state and a next step</w:t>
+              <w:t>Organic search and published guidance: about 15,500 visits a month, from nearly every county, at near-zero acquisition cost</w:t>
             </w:r>
           </w:p>
         </w:tc>
         <w:tc>
           <w:tcPr>
-            <w:tcW w:type="dxa" w:w="2052"/>
-            <w:tcBorders>
-              <w:bottom w:val="single" w:sz="2" w:space="0" w:color="B9C4BD"/>
-            </w:tcBorders>
-          </w:tcPr>
-          <w:p>
-            <w:pPr>
-              <w:spacing w:after="20" w:before="20"/>
-              <w:jc w:val="right"/>
-            </w:pPr>
-            <w:r/>
-            <w:r>
-              <w:rPr>
-                <w:b w:val="0"/>
-                <w:i w:val="0"/>
-                <w:sz w:val="18"/>
-              </w:rPr>
-              <w:t>100%</w:t>
-            </w:r>
-          </w:p>
-        </w:tc>
-        <w:tc>
-          <w:tcPr>
-            <w:tcW w:type="dxa" w:w="4104"/>
+            <w:tcW w:type="dxa" w:w="4860"/>
             <w:tcBorders>
               <w:bottom w:val="single" w:sz="2" w:space="0" w:color="B9C4BD"/>
             </w:tcBorders>
@@ -3734,7 +4362,7 @@
                 <w:i w:val="0"/>
                 <w:sz w:val="18"/>
               </w:rPr>
-              <w:t>Platform telemetry</w:t>
+              <w:t>Area agencies on aging, faith and community organizations, hospital discharge teams and clinical referral</w:t>
             </w:r>
           </w:p>
         </w:tc>
@@ -3742,7 +4370,30 @@
       <w:tr>
         <w:tc>
           <w:tcPr>
-            <w:tcW w:type="dxa" w:w="4644"/>
+            <w:tcW w:type="dxa" w:w="1188"/>
+            <w:tcBorders>
+              <w:bottom w:val="single" w:sz="2" w:space="0" w:color="B9C4BD"/>
+            </w:tcBorders>
+          </w:tcPr>
+          <w:p>
+            <w:pPr>
+              <w:spacing w:after="20" w:before="20"/>
+              <w:jc w:val="left"/>
+            </w:pPr>
+            <w:r/>
+            <w:r>
+              <w:rPr>
+                <w:b/>
+                <w:i w:val="0"/>
+                <w:sz w:val="18"/>
+              </w:rPr>
+              <w:t>Providers</w:t>
+            </w:r>
+          </w:p>
+        </w:tc>
+        <w:tc>
+          <w:tcPr>
+            <w:tcW w:type="dxa" w:w="4752"/>
             <w:tcBorders>
               <w:bottom w:val="single" w:sz="2" w:space="0" w:color="B9C4BD"/>
             </w:tcBorders>
@@ -3759,36 +4410,13 @@
                 <w:i w:val="0"/>
                 <w:sz w:val="18"/>
               </w:rPr>
-              <w:t>Applications transmitted without family approval</w:t>
+              <w:t>Claimed listings on the free tools, more than 700 to date and about 150 more each month; direct outreach, more than 300 I-Corps discovery conversations</w:t>
             </w:r>
           </w:p>
         </w:tc>
         <w:tc>
           <w:tcPr>
-            <w:tcW w:type="dxa" w:w="2052"/>
-            <w:tcBorders>
-              <w:bottom w:val="single" w:sz="2" w:space="0" w:color="B9C4BD"/>
-            </w:tcBorders>
-          </w:tcPr>
-          <w:p>
-            <w:pPr>
-              <w:spacing w:after="20" w:before="20"/>
-              <w:jc w:val="right"/>
-            </w:pPr>
-            <w:r/>
-            <w:r>
-              <w:rPr>
-                <w:b w:val="0"/>
-                <w:i w:val="0"/>
-                <w:sz w:val="18"/>
-              </w:rPr>
-              <w:t>0</w:t>
-            </w:r>
-          </w:p>
-        </w:tc>
-        <w:tc>
-          <w:tcPr>
-            <w:tcW w:type="dxa" w:w="4104"/>
+            <w:tcW w:type="dxa" w:w="4860"/>
             <w:tcBorders>
               <w:bottom w:val="single" w:sz="2" w:space="0" w:color="B9C4BD"/>
             </w:tcBorders>
@@ -3805,7 +4433,7 @@
                 <w:i w:val="0"/>
                 <w:sz w:val="18"/>
               </w:rPr>
-              <w:t>Platform audit log</w:t>
+              <w:t>Provider associations and franchise networks</w:t>
             </w:r>
           </w:p>
         </w:tc>
@@ -3813,9 +4441,9 @@
       <w:tr>
         <w:tc>
           <w:tcPr>
-            <w:tcW w:type="dxa" w:w="4644"/>
+            <w:tcW w:type="dxa" w:w="1188"/>
             <w:tcBorders>
-              <w:bottom w:val="single" w:sz="2" w:space="0" w:color="B9C4BD"/>
+              <w:bottom w:val="single" w:sz="8" w:space="0" w:color="14453F"/>
             </w:tcBorders>
           </w:tcPr>
           <w:p>
@@ -3826,136 +4454,17 @@
             <w:r/>
             <w:r>
               <w:rPr>
-                <w:b w:val="0"/>
+                <w:b/>
                 <w:i w:val="0"/>
                 <w:sz w:val="18"/>
               </w:rPr>
-              <w:t>Escalations reaching a navigator or named local agency</w:t>
+              <w:t>Caregivers</w:t>
             </w:r>
           </w:p>
         </w:tc>
         <w:tc>
           <w:tcPr>
-            <w:tcW w:type="dxa" w:w="2052"/>
-            <w:tcBorders>
-              <w:bottom w:val="single" w:sz="2" w:space="0" w:color="B9C4BD"/>
-            </w:tcBorders>
-          </w:tcPr>
-          <w:p>
-            <w:pPr>
-              <w:spacing w:after="20" w:before="20"/>
-              <w:jc w:val="right"/>
-            </w:pPr>
-            <w:r/>
-            <w:r>
-              <w:rPr>
-                <w:b w:val="0"/>
-                <w:i w:val="0"/>
-                <w:sz w:val="18"/>
-              </w:rPr>
-              <w:t>100%</w:t>
-            </w:r>
-          </w:p>
-        </w:tc>
-        <w:tc>
-          <w:tcPr>
-            <w:tcW w:type="dxa" w:w="4104"/>
-            <w:tcBorders>
-              <w:bottom w:val="single" w:sz="2" w:space="0" w:color="B9C4BD"/>
-            </w:tcBorders>
-          </w:tcPr>
-          <w:p>
-            <w:pPr>
-              <w:spacing w:after="20" w:before="20"/>
-              <w:jc w:val="left"/>
-            </w:pPr>
-            <w:r/>
-            <w:r>
-              <w:rPr>
-                <w:b w:val="0"/>
-                <w:i w:val="0"/>
-                <w:sz w:val="18"/>
-              </w:rPr>
-              <w:t>Escalation log</w:t>
-            </w:r>
-          </w:p>
-        </w:tc>
-      </w:tr>
-      <w:tr>
-        <w:tc>
-          <w:tcPr>
-            <w:tcW w:type="dxa" w:w="4644"/>
-            <w:tcBorders>
-              <w:bottom w:val="single" w:sz="2" w:space="0" w:color="B9C4BD"/>
-            </w:tcBorders>
-          </w:tcPr>
-          <w:p>
-            <w:pPr>
-              <w:spacing w:after="20" w:before="20"/>
-              <w:jc w:val="left"/>
-            </w:pPr>
-            <w:r/>
-            <w:r>
-              <w:rPr>
-                <w:b w:val="0"/>
-                <w:i w:val="0"/>
-                <w:sz w:val="18"/>
-              </w:rPr>
-              <w:t>Scheduled follow-ups sent on their due date, every miss logged</w:t>
-            </w:r>
-          </w:p>
-        </w:tc>
-        <w:tc>
-          <w:tcPr>
-            <w:tcW w:type="dxa" w:w="2052"/>
-            <w:tcBorders>
-              <w:bottom w:val="single" w:sz="2" w:space="0" w:color="B9C4BD"/>
-            </w:tcBorders>
-          </w:tcPr>
-          <w:p>
-            <w:pPr>
-              <w:spacing w:after="20" w:before="20"/>
-              <w:jc w:val="right"/>
-            </w:pPr>
-            <w:r/>
-            <w:r>
-              <w:rPr>
-                <w:b w:val="0"/>
-                <w:i w:val="0"/>
-                <w:sz w:val="18"/>
-              </w:rPr>
-              <w:t>≥ 95%</w:t>
-            </w:r>
-          </w:p>
-        </w:tc>
-        <w:tc>
-          <w:tcPr>
-            <w:tcW w:type="dxa" w:w="4104"/>
-            <w:tcBorders>
-              <w:bottom w:val="single" w:sz="2" w:space="0" w:color="B9C4BD"/>
-            </w:tcBorders>
-          </w:tcPr>
-          <w:p>
-            <w:pPr>
-              <w:spacing w:after="20" w:before="20"/>
-              <w:jc w:val="left"/>
-            </w:pPr>
-            <w:r/>
-            <w:r>
-              <w:rPr>
-                <w:b w:val="0"/>
-                <w:i w:val="0"/>
-                <w:sz w:val="18"/>
-              </w:rPr>
-              <w:t>Platform telemetry</w:t>
-            </w:r>
-          </w:p>
-        </w:tc>
-      </w:tr>
-      <w:tr>
-        <w:tc>
-          <w:tcPr>
-            <w:tcW w:type="dxa" w:w="4644"/>
+            <w:tcW w:type="dxa" w:w="4752"/>
             <w:tcBorders>
               <w:bottom w:val="single" w:sz="8" w:space="0" w:color="14453F"/>
             </w:tcBorders>
@@ -3972,36 +4481,13 @@
                 <w:i w:val="0"/>
                 <w:sz w:val="18"/>
               </w:rPr>
-              <w:t>Verified experience record populated for every placement</w:t>
+              <w:t>Campus advisors and pre-health student organizations: the student pilot drew more than 900 applicants and placed more than 20</w:t>
             </w:r>
           </w:p>
         </w:tc>
         <w:tc>
           <w:tcPr>
-            <w:tcW w:type="dxa" w:w="2052"/>
-            <w:tcBorders>
-              <w:bottom w:val="single" w:sz="8" w:space="0" w:color="14453F"/>
-            </w:tcBorders>
-          </w:tcPr>
-          <w:p>
-            <w:pPr>
-              <w:spacing w:after="20" w:before="20"/>
-              <w:jc w:val="right"/>
-            </w:pPr>
-            <w:r/>
-            <w:r>
-              <w:rPr>
-                <w:b w:val="0"/>
-                <w:i w:val="0"/>
-                <w:sz w:val="18"/>
-              </w:rPr>
-              <w:t>100%</w:t>
-            </w:r>
-          </w:p>
-        </w:tc>
-        <w:tc>
-          <w:tcPr>
-            <w:tcW w:type="dxa" w:w="4104"/>
+            <w:tcW w:type="dxa" w:w="4860"/>
             <w:tcBorders>
               <w:bottom w:val="single" w:sz="8" w:space="0" w:color="14453F"/>
             </w:tcBorders>
@@ -4018,7 +4504,7 @@
                 <w:i w:val="0"/>
                 <w:sz w:val="18"/>
               </w:rPr>
-              <w:t>Workforce system</w:t>
+              <w:t>Community colleges and workforce development boards, the primary non-student pool; career changers; referrals from placed workers</w:t>
             </w:r>
           </w:p>
         </w:tc>
@@ -4043,7 +4529,7 @@
           <w:i w:val="0"/>
           <w:sz w:val="18"/>
         </w:rPr>
-        <w:t xml:space="preserve"> Aim 1 quantitative success criteria.</w:t>
+        <w:t xml:space="preserve"> Acquisition channels activated in each pilot market, and what each has produced to date.</w:t>
       </w:r>
     </w:p>
     <w:p>
@@ -4057,7 +4543,7 @@
           <w:i/>
           <w:sz w:val="18"/>
         </w:rPr>
-        <w:t>Gate: the first two criteria must be met at month 12 before Aim 2 activates.</w:t>
+        <w:t>Every channel runs under a budget, an attribution window, and a cost ceiling set in advance; channels that miss the ceiling are closed rather than carried.</w:t>
       </w:r>
     </w:p>
     <w:p>
@@ -4070,60 +4556,28 @@
           <w:b/>
           <w:i w:val="0"/>
         </w:rPr>
-        <w:t>Potential problems and alternative strategies.</w:t>
+        <w:t>Task 2.2: Recruit, place, and retain caregivers.</w:t>
       </w:r>
       <w:r>
         <w:rPr>
           <w:b w:val="0"/>
           <w:i w:val="0"/>
         </w:rPr>
-        <w:t xml:space="preserve"> Program rules change during a three-year award and would degrade accuracy through no fault of the system. The re-verification schedule in Task 1.2 addresses this, and accuracy is reported separately for rules that changed inside the measurement window. If agreement stalls below the gate, we narrow scope rather than widen it: automated execution is restricted to the categories where accuracy is highest, the remainder routed to human-assisted execution, and the boundary reported rather than averaged away. Aim 2 activation is held until the gate is met.</w:t>
-      </w:r>
-    </w:p>
-    <w:p>
-      <w:pPr>
-        <w:spacing w:before="180" w:after="60"/>
-        <w:jc w:val="left"/>
-        <w:keepNext/>
-        <w:pBdr>
-          <w:bottom w:val="single" w:sz="6" w:space="2" w:color="14453F"/>
-        </w:pBdr>
-      </w:pPr>
+        <w:t xml:space="preserve"> The same table lists the workforce channels: campus advisors and pre-health student organizations in the campus market, and community colleges, workforce boards, and career-changer channels in both. Prior direct-care employment is ascertained at intake, before placement, so the share of workers new to the field is measured rather than inferred, and each placement is timestamped from application through screening, interview, hire, and first confirmed shift, giving time to hire and fill rate. Retention is reported by cohort at 90 days, separately for workers who stay with the placing provider and those who move to another licensed employer carrying their verified record, because a worker who changes employers still represents capacity added to the field. </w:t>
+      </w:r>
       <w:r>
         <w:rPr>
           <w:b/>
           <w:i w:val="0"/>
-          <w:color w:val="14453F"/>
         </w:rPr>
-        <w:t>Specific Aim 2: Pilot both products in two markets, at no charge.</w:t>
-      </w:r>
-      <w:r>
-        <w:rPr>
-          <w:b/>
-          <w:i w:val="0"/>
-          <w:color w:val="14453F"/>
-        </w:rPr>
-        <w:t xml:space="preserve"> </w:t>
-      </w:r>
-      <w:r>
-        <w:rPr>
-          <w:b/>
-          <w:i/>
-          <w:color w:val="14453F"/>
-        </w:rPr>
-        <w:t>(Years 1 to 2)</w:t>
-      </w:r>
-    </w:p>
-    <w:p>
-      <w:pPr>
-        <w:jc w:val="both"/>
-      </w:pPr>
+        <w:t>The month 21 gate requires half of the Aim 2 placements still in direct care at 90 days.</w:t>
+      </w:r>
       <w:r>
         <w:rPr>
           <w:b w:val="0"/>
           <w:i w:val="0"/>
         </w:rPr>
-        <w:t>With real households, providers, and caregivers concentrated in one place, does care get established, does the staffing pathway complete, and do all three sides accept it? Nothing is charged, so adoption is not confounded with price, and every parameter Aim 3 needs in order to price is measured here first.</w:t>
+        <w:t xml:space="preserve"> Below that a provider replaces half of what they bought within a quarter, which is where this stops being cheaper than what they already do.</w:t>
       </w:r>
     </w:p>
     <w:p>
@@ -4136,14 +4590,28 @@
           <w:b/>
           <w:i w:val="0"/>
         </w:rPr>
-        <w:t>Task 2.1: Activate two markets.</w:t>
+        <w:t>Task 2.3: Measure care establishment.</w:t>
       </w:r>
       <w:r>
         <w:rPr>
           <w:b w:val="0"/>
           <w:i w:val="0"/>
         </w:rPr>
-        <w:t xml:space="preserve"> The two markets selected in Task 1.5 open, one with a health-professions campus nearby and one without. Families arrive through organic search, local partners, and direct outreach. Providers come from the onboarded base and direct outreach and are offered both products at no cost, grandfathered for the life of the award, so no pilot provider faces a purchase decision that could color the answers they give here and Aim 3 tests price only on customers who were never given anything free. Every activation is tagged by source, market, and cohort.</w:t>
+        <w:t xml:space="preserve"> Each household is followed from screening through the identified aid and services to a confirmed start date, recording the step at which any household stops. Enrollment is 400 households across the two markets, sizing the establishment proportion to a 95 percent confidence half-width of five points or better. Reported outcomes are the share reaching established aid or care, time to established care, aid dollars secured, drop-off by step, and eligibility accuracy against the accumulating volume of executed cases, which tests whether the record sharpens with use. What counts is fixed before measurement begins: clicks, impressions, and repeat contacts are excluded, and an outcome counts once. </w:t>
+      </w:r>
+      <w:r>
+        <w:rPr>
+          <w:b w:val="0"/>
+          <w:i/>
+        </w:rPr>
+        <w:t>No published benchmark exists for how often a family reaches established care, because no one measures it.</w:t>
+      </w:r>
+      <w:r>
+        <w:rPr>
+          <w:b w:val="0"/>
+          <w:i w:val="0"/>
+        </w:rPr>
+        <w:t xml:space="preserve"> Aim 2 therefore reports establishment as an estimate with stated precision rather than against a threshold we would have to invent, and gates instead on the loops completing for both aid and services.</w:t>
       </w:r>
     </w:p>
     <w:p>
@@ -4156,28 +4624,80 @@
           <w:b/>
           <w:i w:val="0"/>
         </w:rPr>
-        <w:t>Task 2.2: Measure care establishment.</w:t>
+        <w:t>Task 2.4: Validate the integrated system with families, providers, and workers.</w:t>
       </w:r>
       <w:r>
         <w:rPr>
           <w:b w:val="0"/>
           <w:i w:val="0"/>
         </w:rPr>
-        <w:t xml:space="preserve"> Each household is followed from screening through the identified aid and services to a confirmed start date, with the step at which any household stops recorded. Enrollment is set at 400 households across the two markets, which sizes the establishment proportion to a 95 percent confidence half-width of five points or better. Reported outcomes are the share reaching established aid or care, time to established care, aid dollars secured, drop-off by step, and eligibility accuracy against the accumulating volume of executed cases, which tests whether the record sharpens with use. What counts is fixed before measurement begins: clicks, impressions, and repeat contacts are excluded, an outcome counts once, and every count is reconciled against the outside record of the same event. This is platform telemetry, not human subjects research. </w:t>
+        <w:t xml:space="preserve"> </w:t>
       </w:r>
       <w:r>
         <w:rPr>
           <w:b w:val="0"/>
           <w:i/>
         </w:rPr>
-        <w:t>No published benchmark exists for how often a family reaches established care, because no one measures it.</w:t>
+        <w:t>(Human subjects research; Clemson University IRB.)</w:t>
       </w:r>
       <w:r>
         <w:rPr>
           <w:b w:val="0"/>
           <w:i w:val="0"/>
         </w:rPr>
-        <w:t xml:space="preserve"> Aim 2 therefore reports establishment as an estimate with stated precision rather than against a threshold we would have to invent, and gates instead on the loops completing for both aid and services. Producing that number is itself one of the things this award delivers.</w:t>
+        <w:t xml:space="preserve"> One study, two participant streams. Participants are adults 18 or older in three roles: family caregivers arranging care, provider decision-makers and staff, and placed caregivers; the older adults receiving care are the beneficiaries and are not enrolled. Recruitment targets at least the racial and ethnic composition of the two markets, and enrollment targets by sex, race, ethnicity, and age appear in the PHS Inclusion Enrollment Report.</w:t>
+      </w:r>
+    </w:p>
+    <w:p>
+      <w:pPr>
+        <w:jc w:val="both"/>
+      </w:pPr>
+      <w:r>
+        <w:rPr>
+          <w:b w:val="0"/>
+          <w:i/>
+        </w:rPr>
+        <w:t>Stream A, families.</w:t>
+      </w:r>
+      <w:r>
+        <w:rPr>
+          <w:b w:val="0"/>
+          <w:i w:val="0"/>
+        </w:rPr>
+        <w:t xml:space="preserve"> Twenty-five family caregivers of people living with dementia complete a mixed-methods evaluation following the User Experience Evaluation in Intelligent Environments framework. Detecting a medium effect on the pre-post usability comparison at 80 percent power and a two-sided alpha of 0.05 requires 15 completers; enrollment is set at 25 against the 35 to 40 percent attrition reported for dementia caregiver studies. In a 60-minute moderated session each participant completes a needs assessment, reviews eligibility matches, prepares one application package, and locates the status of a filed application, thinking aloud while a moderator outside the engineering team records task success against criteria set in advance, time on task, errors, and assists. Post-use measures are the System Usability Scale and the 12-item trust-in-automation scale; surveys at four weeks and three months record whether the participant reached aid or care.</w:t>
+      </w:r>
+    </w:p>
+    <w:p>
+      <w:pPr>
+        <w:jc w:val="both"/>
+      </w:pPr>
+      <w:r>
+        <w:rPr>
+          <w:b w:val="0"/>
+          <w:i/>
+        </w:rPr>
+        <w:t>Stream B, providers and workers.</w:t>
+      </w:r>
+      <w:r>
+        <w:rPr>
+          <w:b w:val="0"/>
+          <w:i w:val="0"/>
+        </w:rPr>
+        <w:t xml:space="preserve"> A sequential design. In the formative phase, about 30 provider participants across owner, recruiter, and scheduler roles and about 20 placed workers complete role-specific tasks against criteria set in advance, then an interview on workflow fit, supervision, training needs, and priorities for improvement; that gives at least five users per role, and recruitment continues in small batches until two raise no new high-priority issue. In the field phase the refined product runs through live semester cohorts in both markets, following about 60 provider accounts and 100 placed workers for three months. </w:t>
+      </w:r>
+      <w:r>
+        <w:rPr>
+          <w:b w:val="0"/>
+          <w:i/>
+        </w:rPr>
+        <w:t>Measures and analysis.</w:t>
+      </w:r>
+      <w:r>
+        <w:rPr>
+          <w:b w:val="0"/>
+          <w:i w:val="0"/>
+        </w:rPr>
+        <w:t xml:space="preserve"> The System Usability Scale is the primary usability outcome and the Acceptability, Appropriateness, and Feasibility of Intervention Measures are secondary; behavioral outcomes are critical-task completion, time to first value, repeat use, and support minutes. Binary outcomes are analyzed with generalized estimating equations using a logit link and an exchangeable working correlation, clustered at the provider organization with small-sample corrections, market a reporting stratum rather than a model term; estimates carry 95 percent confidence intervals and are implementation estimates, not between-group tests. Interviews across both streams are analyzed thematically against a shared codebook by two independent coders with inter-coder agreement reported, guided by the Consolidated Framework for Implementation Research and checked against COREQ. Research participation is separated from employment decisions and any commercial conversation, and worker responses are not shared with employers. Findings are integrated in a joint display and converted into an engineering backlog that must clear before the month 21 gate.</w:t>
       </w:r>
     </w:p>
     <w:p>
@@ -4190,42 +4710,28 @@
           <w:b/>
           <w:i w:val="0"/>
         </w:rPr>
-        <w:t>Task 2.3: Validate CareNavigator with family caregivers.</w:t>
+        <w:t>Task 2.5: Measure what it costs, and what it is worth.</w:t>
       </w:r>
       <w:r>
         <w:rPr>
           <w:b w:val="0"/>
           <w:i w:val="0"/>
         </w:rPr>
-        <w:t xml:space="preserve"> </w:t>
+        <w:t xml:space="preserve"> Acquisition cost is measured per family and per provider by channel and market, each channel running under a budget, an attribution window, a cost ceiling, and a decision rule set in advance. Cost to serve is measured per established case and per placed worker by time-driven activity-based costing over agent compute, messages sent, navigator time, and support time. </w:t>
       </w:r>
       <w:r>
         <w:rPr>
-          <w:b w:val="0"/>
-          <w:i/>
+          <w:b/>
+          <w:i w:val="0"/>
         </w:rPr>
-        <w:t>(Human subjects research; Clemson University IRB.)</w:t>
+        <w:t>These figures are the denominators of every economic claim in Aim 3.</w:t>
       </w:r>
       <w:r>
         <w:rPr>
           <w:b w:val="0"/>
           <w:i w:val="0"/>
         </w:rPr>
-        <w:t xml:space="preserve"> Twenty-five family caregivers of people living with dementia complete a mixed-methods evaluation of the integrated product, following the User Experience Evaluation in Intelligent Environments framework. Participants are adults caring for a person living with Alzheimer's disease or a related dementia and involved in arranging or paying for that care, recruited from aging and caregiving organizations and our own community, sampled to reflect the range of our users. </w:t>
-      </w:r>
-      <w:r>
-        <w:rPr>
-          <w:b w:val="0"/>
-          <w:i/>
-        </w:rPr>
-        <w:t>Sample size.</w:t>
-      </w:r>
-      <w:r>
-        <w:rPr>
-          <w:b w:val="0"/>
-          <w:i w:val="0"/>
-        </w:rPr>
-        <w:t xml:space="preserve"> Detecting a medium effect on the pre-post usability comparison at 80 percent power and a two-sided alpha of 0.05 requires 15 completers; enrollment is set at 25 against the 35 to 40 percent attrition reported for dementia caregiver studies. In a 60-minute moderated session each participant completes a needs assessment, reviews eligibility matches, prepares one application package, and locates the status of a filed application, thinking aloud while a moderator outside the engineering team records task success against criteria set in advance, time on task, errors, and assists. Post-use measures are the System Usability Scale and the 12-item trust-in-automation scale, followed by an interview on where the system lost them. Surveys at four weeks and three months record whether the participant reached aid or care. Transcripts are analyzed thematically against a shared codebook by two independent coders with inter-coder agreement reported, and against the COREQ checklist. Findings are integrated in a joint display and converted into an engineering backlog that must clear before the month 21 gate.</w:t>
+        <w:t xml:space="preserve"> The same task asks free-pilot providers what the product was worth: shifts filled, workers hired, business they could accept that they would otherwise have declined, and what they consider a fair price. That runs apart from any sales conversation and seeds the price range Aim 3 tests.</w:t>
       </w:r>
     </w:p>
     <w:p>
@@ -4238,41 +4744,7 @@
           <w:b/>
           <w:i w:val="0"/>
         </w:rPr>
-        <w:t>Task 2.4: Recruit, place, and retain caregivers.</w:t>
-      </w:r>
-      <w:r>
-        <w:rPr>
-          <w:b w:val="0"/>
-          <w:i w:val="0"/>
-        </w:rPr>
-        <w:t xml:space="preserve"> Recruitment runs through campus advisors, health-professions organizations, and community channels. Prior direct-care employment is ascertained at intake, before placement, so the share of workers new to the field is measured rather than inferred. Each placement is timestamped from application through screening, interview, hire, and first confirmed shift, which yields time to hire and fill rate. Retention is reported by cohort at 90 days, separately for workers who stay with the placing provider and those who move to another licensed employer carrying their verified record, because a worker who changes employers still represents capacity added to the field. </w:t>
-      </w:r>
-      <w:r>
-        <w:rPr>
-          <w:b/>
-          <w:i w:val="0"/>
-        </w:rPr>
-        <w:t>The month 21 gate requires half of the Aim 2 placements still in direct care at 90 days.</w:t>
-      </w:r>
-      <w:r>
-        <w:rPr>
-          <w:b w:val="0"/>
-          <w:i w:val="0"/>
-        </w:rPr>
-        <w:t xml:space="preserve"> Below that, a provider replaces half of what they bought within a quarter and pays twice for one hire, which is the point at which this stops being cheaper than what they do now.</w:t>
-      </w:r>
-    </w:p>
-    <w:p>
-      <w:pPr>
-        <w:spacing w:before="120"/>
-        <w:jc w:val="both"/>
-      </w:pPr>
-      <w:r>
-        <w:rPr>
-          <w:b/>
-          <w:i w:val="0"/>
-        </w:rPr>
-        <w:t>Task 2.5: Validate the staffing product with providers and workers.</w:t>
+        <w:t>Potential problems, alternative strategies, and the gate to Aim 3.</w:t>
       </w:r>
       <w:r>
         <w:rPr>
@@ -4283,113 +4755,24 @@
       </w:r>
       <w:r>
         <w:rPr>
-          <w:b w:val="0"/>
-          <w:i/>
+          <w:b/>
+          <w:i w:val="0"/>
         </w:rPr>
-        <w:t>(Human subjects research; Clemson University IRB.)</w:t>
+        <w:t>Worker retention is the most consequential risk in this application.</w:t>
       </w:r>
       <w:r>
         <w:rPr>
           <w:b w:val="0"/>
           <w:i w:val="0"/>
         </w:rPr>
-        <w:t xml:space="preserve"> A sequential mixed-methods implementation study in two phases. </w:t>
-      </w:r>
-      <w:r>
-        <w:rPr>
-          <w:b w:val="0"/>
-          <w:i/>
-        </w:rPr>
-        <w:t>Formative phase.</w:t>
-      </w:r>
-      <w:r>
-        <w:rPr>
-          <w:b w:val="0"/>
-          <w:i w:val="0"/>
-        </w:rPr>
-        <w:t xml:space="preserve"> Approximately 30 provider participants across owner, recruiter, and scheduler roles and approximately 20 placed workers complete role-specific tasks against criteria set in advance, then an interview on workflow fit, supervision, training needs, and priorities for improvement. That target gives at least five users per role, consistent with problem-discovery guidance, and recruitment continues in small batches until two consecutive batches raise no new high-priority issue. </w:t>
-      </w:r>
-      <w:r>
-        <w:rPr>
-          <w:b w:val="0"/>
-          <w:i/>
-        </w:rPr>
-        <w:t>Field phase.</w:t>
-      </w:r>
-      <w:r>
-        <w:rPr>
-          <w:b w:val="0"/>
-          <w:i w:val="0"/>
-        </w:rPr>
-        <w:t xml:space="preserve"> The refined product runs through live semester cohorts in both markets, following approximately 60 provider accounts and approximately 100 placed workers for three months, with a 20 percent attrition allowance. </w:t>
-      </w:r>
-      <w:r>
-        <w:rPr>
-          <w:b w:val="0"/>
-          <w:i/>
-        </w:rPr>
-        <w:t>Measures and analysis.</w:t>
-      </w:r>
-      <w:r>
-        <w:rPr>
-          <w:b w:val="0"/>
-          <w:i w:val="0"/>
-        </w:rPr>
-        <w:t xml:space="preserve"> The System Usability Scale is the primary usability outcome; the Acceptability, Appropriateness, and Feasibility of Intervention Measures are secondary. Behavioral outcomes are critical-task completion, time to first value, repeat use, and support minutes. Binary outcomes are analyzed with generalized estimating equations using a logit link and an exchangeable working correlation, clustered at the provider organization with small-sample corrections; market is a reporting stratum rather than a model term. Estimates carry 95 percent confidence intervals and are implementation estimates, not between-group tests. Interviews follow a guide informed by the Consolidated Framework for Implementation Research and are analyzed by two analysts in a framework matrix with an audit trail. </w:t>
-      </w:r>
-      <w:r>
-        <w:rPr>
-          <w:b w:val="0"/>
-          <w:i/>
-        </w:rPr>
-        <w:t>Safeguards.</w:t>
-      </w:r>
-      <w:r>
-        <w:rPr>
-          <w:b w:val="0"/>
-          <w:i w:val="0"/>
-        </w:rPr>
-        <w:t xml:space="preserve"> Research participation is separated from employment decisions, shift allocation, and any commercial conversation; worker responses are not shared with employers; and withdrawal affects neither platform access nor placement. A stated-preference component, run apart from sales, seeds the price range Aim 3 tests.</w:t>
-      </w:r>
-    </w:p>
-    <w:p>
-      <w:pPr>
-        <w:spacing w:before="120"/>
-        <w:jc w:val="both"/>
-      </w:pPr>
+        <w:t xml:space="preserve"> If people new to the field leave within 90 days, providers will not pay a second time and Aim 3 weakens no matter how well navigation performs. Retention is therefore reported both with the placing provider and in direct care with any licensed employer, because only the second speaks to capacity added; if retention with the placing provider is poor while workforce retention holds, the emphasis shifts from placement to the verified record itself, which providers value as reduced screening burden. If the campus-free market produces no caregivers, that is a finding rather than a loss: the family side continues there and Aim 3's market selection is revised toward the conditions that worked. If family volume is too low for providers to experience value, family acquisition is reallocated before any provider-side conclusion is drawn. </w:t>
+      </w:r>
       <w:r>
         <w:rPr>
           <w:b/>
           <w:i w:val="0"/>
         </w:rPr>
-        <w:t>Task 2.6: Measure cost to acquire and cost to serve.</w:t>
-      </w:r>
-      <w:r>
-        <w:rPr>
-          <w:b w:val="0"/>
-          <w:i w:val="0"/>
-        </w:rPr>
-        <w:t xml:space="preserve"> Acquisition cost is measured per family and per provider by channel and market. Each channel runs under a budget, an attribution window, a cost ceiling, and a decision rule set in advance; channels that miss their ceiling are closed rather than carried. Cost to serve is measured per established case and per placed worker by time-driven activity-based costing over agent compute, messages sent, navigator time, and support time. Both formulas are fixed before measurement begins and both read from live records. These figures are the denominators of every economic claim in Aim 3.</w:t>
-      </w:r>
-    </w:p>
-    <w:p>
-      <w:pPr>
-        <w:spacing w:before="120"/>
-        <w:jc w:val="both"/>
-      </w:pPr>
-      <w:r>
-        <w:rPr>
-          <w:b/>
-          <w:i w:val="0"/>
-        </w:rPr>
-        <w:t>What completing Aim 2 delivers.</w:t>
-      </w:r>
-      <w:r>
-        <w:rPr>
-          <w:b w:val="0"/>
-          <w:i w:val="0"/>
-        </w:rPr>
-        <w:t xml:space="preserve"> Every number Aim 3 prices against, produced before any money changes hands, and a written market-entry playbook. That is what turns a product that works into a business someone outside the company can underwrite.</w:t>
+        <w:t>The criteria in Table 5 must be met before any market is opened for sale.</w:t>
       </w:r>
     </w:p>
     <w:p>
@@ -4566,7 +4949,7 @@
                 <w:i w:val="0"/>
                 <w:sz w:val="18"/>
               </w:rPr>
-              <w:t>n = 400, confirmed start date, Task 2.2</w:t>
+              <w:t>n = 400, confirmed start date, Task 2.3</w:t>
             </w:r>
           </w:p>
         </w:tc>
@@ -4591,78 +4974,7 @@
                 <w:i w:val="0"/>
                 <w:sz w:val="18"/>
               </w:rPr>
-              <w:t>Outcome ascertainment at the pre-specified, category-specific window</w:t>
-            </w:r>
-          </w:p>
-        </w:tc>
-        <w:tc>
-          <w:tcPr>
-            <w:tcW w:type="dxa" w:w="2052"/>
-            <w:tcBorders>
-              <w:bottom w:val="single" w:sz="2" w:space="0" w:color="B9C4BD"/>
-            </w:tcBorders>
-          </w:tcPr>
-          <w:p>
-            <w:pPr>
-              <w:spacing w:after="20" w:before="20"/>
-              <w:jc w:val="right"/>
-            </w:pPr>
-            <w:r/>
-            <w:r>
-              <w:rPr>
-                <w:b w:val="0"/>
-                <w:i w:val="0"/>
-                <w:sz w:val="18"/>
-              </w:rPr>
-              <w:t>≥ 80%</w:t>
-            </w:r>
-          </w:p>
-        </w:tc>
-        <w:tc>
-          <w:tcPr>
-            <w:tcW w:type="dxa" w:w="4104"/>
-            <w:tcBorders>
-              <w:bottom w:val="single" w:sz="2" w:space="0" w:color="B9C4BD"/>
-            </w:tcBorders>
-          </w:tcPr>
-          <w:p>
-            <w:pPr>
-              <w:spacing w:after="20" w:before="20"/>
-              <w:jc w:val="left"/>
-            </w:pPr>
-            <w:r/>
-            <w:r>
-              <w:rPr>
-                <w:b w:val="0"/>
-                <w:i w:val="0"/>
-                <w:sz w:val="18"/>
-              </w:rPr>
-              <w:t>Task 2.2</w:t>
-            </w:r>
-          </w:p>
-        </w:tc>
-      </w:tr>
-      <w:tr>
-        <w:tc>
-          <w:tcPr>
-            <w:tcW w:type="dxa" w:w="4644"/>
-            <w:tcBorders>
-              <w:bottom w:val="single" w:sz="2" w:space="0" w:color="B9C4BD"/>
-            </w:tcBorders>
-          </w:tcPr>
-          <w:p>
-            <w:pPr>
-              <w:spacing w:after="20" w:before="20"/>
-              <w:jc w:val="left"/>
-            </w:pPr>
-            <w:r/>
-            <w:r>
-              <w:rPr>
-                <w:b w:val="0"/>
-                <w:i w:val="0"/>
-                <w:sz w:val="18"/>
-              </w:rPr>
-              <w:t>Task completion, with drop-off per step, held two cycles running</w:t>
+              <w:t>Task completion, with drop-off per step, two cycles running</w:t>
             </w:r>
           </w:p>
         </w:tc>
@@ -4708,7 +5020,7 @@
                 <w:i w:val="0"/>
                 <w:sz w:val="18"/>
               </w:rPr>
-              <w:t>Task 2.2 funnel instrumentation</w:t>
+              <w:t>Task 2.3 funnel instrumentation</w:t>
             </w:r>
           </w:p>
         </w:tc>
@@ -4779,7 +5091,7 @@
                 <w:i w:val="0"/>
                 <w:sz w:val="18"/>
               </w:rPr>
-              <w:t>Task 2.3, IRB, n = 25</w:t>
+              <w:t>Task 2.4, IRB, n = 25 families</w:t>
             </w:r>
           </w:p>
         </w:tc>
@@ -4850,7 +5162,7 @@
                 <w:i w:val="0"/>
                 <w:sz w:val="18"/>
               </w:rPr>
-              <w:t>Task 2.3, IRB</w:t>
+              <w:t>Task 2.4, IRB</w:t>
             </w:r>
           </w:p>
         </w:tc>
@@ -4921,7 +5233,7 @@
                 <w:i w:val="0"/>
                 <w:sz w:val="18"/>
               </w:rPr>
-              <w:t>Ascertained at intake, Task 2.4</w:t>
+              <w:t>Ascertained at intake, Task 2.2</w:t>
             </w:r>
           </w:p>
         </w:tc>
@@ -5063,7 +5375,7 @@
                 <w:i w:val="0"/>
                 <w:sz w:val="18"/>
               </w:rPr>
-              <w:t>Task 2.5, IRB</w:t>
+              <w:t>Task 2.4, IRB</w:t>
             </w:r>
           </w:p>
         </w:tc>
@@ -5134,7 +5446,7 @@
                 <w:i w:val="0"/>
                 <w:sz w:val="18"/>
               </w:rPr>
-              <w:t>Task 2.6, time-driven activity-based costing</w:t>
+              <w:t>Task 2.5, activity-based costing</w:t>
             </w:r>
           </w:p>
         </w:tc>
@@ -5151,7 +5463,7 @@
           <w:i w:val="0"/>
           <w:sz w:val="18"/>
         </w:rPr>
-        <w:t>Table 4.</w:t>
+        <w:t>Table 5.</w:t>
       </w:r>
       <w:r>
         <w:rPr>
@@ -5174,33 +5486,6 @@
           <w:sz w:val="18"/>
         </w:rPr>
         <w:t>Gate at month 21, before wave one opens: the execution loops complete for both aid and services, and worker retention meets its bar.</w:t>
-      </w:r>
-    </w:p>
-    <w:p>
-      <w:pPr>
-        <w:spacing w:before="120"/>
-        <w:jc w:val="both"/>
-      </w:pPr>
-      <w:r>
-        <w:rPr>
-          <w:b/>
-          <w:i w:val="0"/>
-        </w:rPr>
-        <w:t xml:space="preserve">Potential problems and alternative strategies. </w:t>
-      </w:r>
-      <w:r>
-        <w:rPr>
-          <w:b/>
-          <w:i w:val="0"/>
-        </w:rPr>
-        <w:t>Worker retention is the most consequential risk in this application.</w:t>
-      </w:r>
-      <w:r>
-        <w:rPr>
-          <w:b w:val="0"/>
-          <w:i w:val="0"/>
-        </w:rPr>
-        <w:t xml:space="preserve"> If people new to the field leave within 90 days, providers will not pay a second time and Aim 3 weakens no matter how well navigation performs. Two responses are set in advance. Retention is reported both with the placing provider and in direct care with any licensed employer, because those answer different questions and only the second speaks to capacity added. If retention with the placing provider is poor while workforce retention holds, the product emphasis shifts from placement to the verified record itself, which providers value as reduced screening burden. Campus seasonality could open hiring gaps between terms, so cohorts are staggered across the two markets. If the market without a campus produces no caregivers, that is a finding rather than a loss: the family side continues there and Aim 3's market selection is revised toward the conditions that worked, with the boundary stated. If family volume is too low for providers to experience value, family acquisition is reallocated before any provider-side conclusion is drawn.</w:t>
       </w:r>
     </w:p>
     <w:p>
@@ -5218,7 +5503,7 @@
           <w:i w:val="0"/>
           <w:color w:val="14453F"/>
         </w:rPr>
-        <w:t>Specific Aim 3: Pilot the paid products in eight new markets.</w:t>
+        <w:t>Specific Aim 3: Commercialize the products in eight new paid markets.</w:t>
       </w:r>
       <w:r>
         <w:rPr>
@@ -5246,7 +5531,7 @@
           <w:b w:val="0"/>
           <w:i w:val="0"/>
         </w:rPr>
-        <w:t>Aims 1 and 2 establish that the products work. This aim asks whether providers pay, whether the unit economics hold after real costs, and whether the playbook repeats in markets we did not design in. That is the condition on which the business, and any private investment in it, depends.</w:t>
+        <w:t>Aims 1 and 2 establish that the products work. Aim 3 asks whether the model generates enough revenue in new paid markets to cover what those markets cost to run, and whether the market-entry playbook works in the hands of people who did not write it.</w:t>
       </w:r>
     </w:p>
     <w:p>
@@ -5259,14 +5544,14 @@
           <w:b/>
           <w:i w:val="0"/>
         </w:rPr>
-        <w:t>Task 3.1: Open eight new markets in two waves of four.</w:t>
+        <w:t>Task 3.1: Open eight new markets.</w:t>
       </w:r>
       <w:r>
         <w:rPr>
           <w:b w:val="0"/>
           <w:i w:val="0"/>
         </w:rPr>
-        <w:t xml:space="preserve"> Wave one opens four markets at month 21, wave two four more at month 30. Both run the playbook documented in Aim 2, and wave two is executed by staff who did not write it, with every deviation logged. Waves are compared on time to first provider, cost per activation, and the self-service share of activations, which tests whether the model repeats affordably rather than merely repeats. These are new customers who were never given the product free, so conversion carries no prior-gift confound.</w:t>
+        <w:t xml:space="preserve"> The eight are selected on the Task 2.1 criteria applied to a national ranking, and open in two waves of four: wave one at month 21, wave two at month 30. The waves are sequential on purpose. Wave one tells us what the playbook gets wrong in a market we did not design in, and those corrections are written into it before wave two opens; wave two is then run by staff who did not write it, with every deviation logged, which is the test of whether market entry transfers to people rather than living in the founders' heads. Each market runs the acquisition playbooks produced in Aim 2, and the waves are compared on time to first provider, cost per activation, and the self-service share of activations. Every market here is new, so paid conversion carries no prior-gift confound. Entering a market costs roughly $30,000, so all ten together are about $300,000, under eight percent of the funds requested; the binding constraint on this aim is operating attention, not capital.</w:t>
       </w:r>
     </w:p>
     <w:p>
@@ -5279,14 +5564,33 @@
           <w:b/>
           <w:i w:val="0"/>
         </w:rPr>
-        <w:t>Task 3.2: Set price and packaging under real billing.</w:t>
+        <w:t>Task 3.2: Set the price under real billing.</w:t>
       </w:r>
       <w:r>
         <w:rPr>
           <w:b w:val="0"/>
           <w:i w:val="0"/>
         </w:rPr>
-        <w:t xml:space="preserve"> Four price points are tested, two markets each. Two points would show which direction demand moves; four show the shape of the curve, which is what choosing a price requires. Within each pair, one market has a health-professions campus nearby and one does not, so price is crossed with workforce source rather than confounded with it. Candidate prices are seeded by a Van Westendorp price-sensitivity survey of approximately 120 provider decision-makers screened for purchase authority and drawn from both market types, whose cumulative response curves define the acceptable range and the points entered into the arms. That survey runs under IRB approval, apart from any sales or renewal conversation. The arms are anchored on prices providers have already paid us, approximately $275 per month and approximately $150 per placement. Conditions are assigned by market because providers in neighboring markets compare quotes; markets are paired non-adjacently and a contamination monitor runs in the offer workflow. Price points, package variants, the primary contrast, the follow-up horizon, and the decision rule are pre-registered before any outcome is reviewed. The primary outcome is paid conversion within 60 days of offer. </w:t>
+        <w:t xml:space="preserve"> What providers will actually pay is not something we know yet, which is why it is measured rather than assumed. The starting range comes from three sources: prices providers have already paid us, about $275 per month and about $150 per placement; what the free-pilot providers in Task 2.5 said the product was worth once they had used it; and a Van Westendorp price-sensitivity survey of about 120 provider decision-makers screened for purchase authority and drawn from both market types, whose cumulative response curves define the acceptable range. That survey runs under IRB approval, apart from any sales conversation.</w:t>
+      </w:r>
+    </w:p>
+    <w:p>
+      <w:pPr>
+        <w:jc w:val="both"/>
+      </w:pPr>
+      <w:r>
+        <w:rPr>
+          <w:b/>
+          <w:i w:val="0"/>
+        </w:rPr>
+        <w:t>Four prices are then offered, each in two of the eight markets.</w:t>
+      </w:r>
+      <w:r>
+        <w:rPr>
+          <w:b w:val="0"/>
+          <w:i w:val="0"/>
+        </w:rPr>
+        <w:t xml:space="preserve"> Price is assigned by market rather than by account because providers in the same market compare quotes. Two prices would show only whether demand rises or falls; four show where it turns, which is what choosing a price requires. Within each pair, one market has a health-professions campus nearby and one does not, so price is crossed with workforce source rather than confounded with it. Price points, packages, the primary contrast, the follow-up horizon, and the decision rule are pre-registered before any outcome is reviewed; the primary outcome is paid conversion within 60 days of offer. </w:t>
       </w:r>
       <w:r>
         <w:rPr>
@@ -5300,7 +5604,7 @@
           <w:b w:val="0"/>
           <w:i w:val="0"/>
         </w:rPr>
-        <w:t xml:space="preserve"> The primary comparison uses randomization inference: the observed difference between arms is referred to the distribution of differences the other possible price assignments would have produced. That is valid with few clusters and assumes nothing about large samples. Account-level generalized estimating equations, with market as the cluster and small-sample corrections, are pre-specified as secondary and reported as descriptive. Approximately 40 provider accounts per market reach a priced offer, about 320 across the eight markets and 80 per arm, which sizes account-level conversion to a 95 percent half-width near 10 points in each arm. A biostatistician confirms that sizing against the conversion rate measured in Aim 2 rather than an assumed one, and states in advance the interval width the market-level comparison will deliver, so no one discovers afterward that the answer was never going to be precise enough to act on. A pre-registered interim analysis at month 30 drops a dominated arm and reallocates to wave two. The decision rule selects the price maximizing expected 12-month revenue per account rather than conversion alone, because a price that converts and then churns is worse than one that does neither.</w:t>
+        <w:t xml:space="preserve"> The primary comparison uses randomization inference: the observed difference between arms is referred to the distribution of differences the other possible price assignments would have produced, which is valid with few clusters and assumes nothing about large samples. Account-level generalized estimating equations, with market as the cluster and small-sample corrections, are pre-specified as secondary. About 40 accounts per market reach a priced offer, roughly 320 in all and 80 per arm, sizing account-level conversion to a 95 percent half-width near 10 points; a biostatistician confirms that sizing against the conversion rate measured in Aim 2 rather than an assumed one. A pre-registered interim analysis at month 30 drops a dominated arm and reallocates to wave two. The decision rule selects the price maximizing expected 12-month revenue per account rather than conversion alone, because a price that converts and then churns is worse than one that does neither.</w:t>
       </w:r>
     </w:p>
     <w:p>
@@ -5313,28 +5617,28 @@
           <w:b/>
           <w:i w:val="0"/>
         </w:rPr>
-        <w:t>Task 3.3: Measure unit economics, retention, and cross-side value.</w:t>
+        <w:t>Task 3.3: Measure the economics, and have them independently validated.</w:t>
       </w:r>
       <w:r>
         <w:rPr>
           <w:b w:val="0"/>
           <w:i w:val="0"/>
         </w:rPr>
-        <w:t xml:space="preserve"> Every figure comes from live billing, payroll, and cost records. Acquisition cost includes spending on non-converters. Monthly net account margin is revenue less the cost to serve defined in Task 2.6. Lifetime value and acquisition cost are estimated on the converting accounts pooled across markets. Per-market contribution margin is reported for every market and flagged as descriptive where a market carries fewer than 20 paying accounts, so a thin cell is never presented as a result. Retention is estimated at 3, 6, 9, and 12 months, and time to churn with discrete-time survival models on account-month records matching the billing cycle, treating voluntary cancellation, uncured payment failure, and downgrade as competing events. Restricted mean survival time at 12 months gives expected account lifetime, and lifetime times monthly net margin gives lifetime value with a confidence interval, so the payback and lifetime-to-acquisition-cost criteria carry measured uncertainty rather than point estimates. </w:t>
+        <w:t xml:space="preserve"> Every figure comes from live billing, payroll, and cost records. Acquisition cost includes spending on accounts that never converted, and monthly margin per account is revenue less the cost to serve from Task 2.5. Retention is estimated at 3, 6, 9, and 12 months using discrete-time survival models on account-month records matching the billing cycle, treating cancellation, uncured payment failure, and downgrade as separate ways of leaving; expected account lifetime multiplied by monthly margin gives lifetime value with a confidence interval rather than a point estimate. Profitability is reported market by market, flagged as descriptive below 20 paying accounts. </w:t>
       </w:r>
       <w:r>
         <w:rPr>
-          <w:b w:val="0"/>
-          <w:i/>
+          <w:b/>
+          <w:i w:val="0"/>
         </w:rPr>
-        <w:t>The two-sided test.</w:t>
+        <w:t>ADC, a strategic accounting and CPA firm, then independently validates those numbers</w:t>
       </w:r>
       <w:r>
         <w:rPr>
           <w:b w:val="0"/>
           <w:i w:val="0"/>
         </w:rPr>
-        <w:t xml:space="preserve"> That family demand makes a provider account more valuable is a claim this application makes, so it is tested. Provider value, retention, and margin are modeled against a prior-period measure of consented, qualified family demand in the same market rather than same-month demand, with the adjustment set capped at six terms drawn from provider size and type, baseline activity, acquisition channel, and seasonality. Market enters as a fixed stratum rather than a random effect, because eight markets cannot support a variance component, and the provider organization is the clustering unit. Per-market contribution margin is reported after the cost of serving that market's families, the number that decides whether a market pays for itself.</w:t>
+        <w:t xml:space="preserve"> under subcontract, working from the raw records and the pre-specified analysis plan without access to our operating model. ADC confirms revenue, acquisition cost, operating cost, retention, customer economics, and market-level profitability, and produces the financial package an investor requires; discrepancies against our operating model are investigated and reported rather than quietly reconciled. Their Letter of Support is included.</w:t>
       </w:r>
     </w:p>
     <w:p>
@@ -5368,7 +5672,7 @@
           <w:b w:val="0"/>
           <w:i w:val="0"/>
         </w:rPr>
-        <w:t xml:space="preserve"> The implementation measures from Task 2.5 are administered across the paid cohort, with a baseline at enrollment and follow-up at four weeks and three months or after a key event such as activation, downgrade, or churn. Baseline perceived value enters the Task 3.3 survival models as a churn predictor specified in advance. After the interim review, approximately 30 providers are interviewed, sampled purposively across four groups: never converted, converted then churned, retained with low use, and retained with high use. Churn subtype, voluntary or payment failure, is recorded and used in sampling, with at least six providers per group and a documented stopping rule. Interviews examine what was purchased, what value was perceived, how price was judged, and why accounts lapsed, and run apart from sales, support, and renewal contact. Providers who did not convert are offered a shortened format, because a sample of satisfied customers would answer the wrong question. The person-level participant and the account-level economic unit are defined separately, and the joint display converts into the packaging decisions available to Task 3.2.</w:t>
+        <w:t xml:space="preserve"> The Task 2.4 measures are administered across the paid cohort at enrollment, four weeks, three months, and after any churn event; baseline perceived value enters the Task 3.3 survival models as a churn predictor specified in advance. After the interim review, about 30 providers are interviewed, sampled purposively across four groups, never converted, converted then churned, retained with low use, and retained with high use, at least six per group under a documented stopping rule. Interviews examine what was purchased, what value was perceived, how price was judged, and why accounts lapsed, and run apart from sales, support, and renewal contact. Providers who did not convert are offered a shortened format, because a sample of satisfied customers would answer the wrong question.</w:t>
       </w:r>
     </w:p>
     <w:p>
@@ -5381,14 +5685,28 @@
           <w:b/>
           <w:i w:val="0"/>
         </w:rPr>
-        <w:t>Task 3.5: Independent rebuild and the investor evidence package.</w:t>
+        <w:t>Task 3.5: Assemble the evidence package for institutional buyers.</w:t>
       </w:r>
       <w:r>
         <w:rPr>
           <w:b w:val="0"/>
           <w:i w:val="0"/>
         </w:rPr>
-        <w:t xml:space="preserve"> An independent analyst under subcontract, working from the pre-specified analysis plan and the raw billing, payroll, and cost records, rebuilds revenue, acquisition cost, cost to serve, margin, retention, and per-market profitability without access to our operating model. The analyst does not set price or packaging. Discrepancies between the rebuild and the operating model are investigated and reported rather than silently reconciled. The package assembles the confirmed model into two forward trajectories, expansion funded by reinvested margin and accelerated expansion under private capital, and is the evidence base for the Commercialization Plan's fundraising strategy.</w:t>
+        <w:t xml:space="preserve"> The second customer class buys on avoided cost, and this task builds what that conversation requires without overclaiming what the award can prove. It assembles three things: the Aim 2 and Aim 3 records of what care began, for whom, and when; utilization-linked operational data wherever a partner can share it and a data-use agreement and IRB determination permit, so establishment is observed alongside real utilization rather than assumed against it; and a model built with external actuarial consultation, estimating the hospitalization and premature institutionalization established care would be expected to avoid, from published effect sizes and our measured establishment rates. </w:t>
+      </w:r>
+      <w:r>
+        <w:rPr>
+          <w:b/>
+          <w:i w:val="0"/>
+        </w:rPr>
+        <w:t>That is modeled and estimated avoided cost, not causal proof, and is labeled that way in every artifact.</w:t>
+      </w:r>
+      <w:r>
+        <w:rPr>
+          <w:b w:val="0"/>
+          <w:i w:val="0"/>
+        </w:rPr>
+        <w:t xml:space="preserve"> What it delivers is a defensible starting number and a specification of what a post-award proof-of-concept with a payer would have to measure.</w:t>
       </w:r>
     </w:p>
     <w:p>
@@ -5401,14 +5719,54 @@
           <w:b/>
           <w:i w:val="0"/>
         </w:rPr>
-        <w:t>What completing Aim 3 delivers.</w:t>
+        <w:t>Potential problems and alternative strategies.</w:t>
       </w:r>
       <w:r>
         <w:rPr>
           <w:b w:val="0"/>
           <w:i w:val="0"/>
         </w:rPr>
-        <w:t xml:space="preserve"> A price chosen by experiment, per-market contribution margin and the paying accounts a market sustains, both rebuilt from our records by an outside analyst, and evidence that the playbook repeats where we did not design it. Those two per-market numbers are what the Commercialization Plan projects national scale from, and they are the package a private investor requires before funding it.</w:t>
+        <w:t xml:space="preserve"> Contamination across neighboring markets is the standard objection to market-level assignment; the pre-registered mitigations are non-adjacent pairing, a contamination monitor in the offer workflow, and account-level assignment specified in advance as a sensitivity analysis. If conversion is too low at every price for the arms to be distinguishable, the interim analysis reallocates and the result is reported as a finding. If price sits below cost to serve, the pre-registered alternatives run in order: improve the product where the Task 3.4 interviews locate the gap, reduce acquisition and serving cost, repackage, re-test in wave two.</w:t>
+      </w:r>
+    </w:p>
+    <w:p>
+      <w:pPr>
+        <w:jc w:val="both"/>
+      </w:pPr>
+      <w:r>
+        <w:rPr>
+          <w:b/>
+          <w:i w:val="0"/>
+        </w:rPr>
+        <w:t>If staffing revenue alone proves insufficient,</w:t>
+      </w:r>
+      <w:r>
+        <w:rPr>
+          <w:b w:val="0"/>
+          <w:i w:val="0"/>
+        </w:rPr>
+        <w:t xml:space="preserve"> the alternative commercialization pathway is the institutional customer class that Task 3.5 makes available, together with an employer-paid caregiver benefit on the same navigation product, contracted navigation for risk-bearing organizations on the GUIDE precedent, and aggregate market intelligence from the outcomes record. There is also a point at which we would stop. If, at the month 30 interim analysis, fewer than 40 percent of the workers placed in the wave-one paid markets remain in direct care at 90 days </w:t>
+      </w:r>
+      <w:r>
+        <w:rPr>
+          <w:b/>
+          <w:i w:val="0"/>
+        </w:rPr>
+        <w:t>and</w:t>
+      </w:r>
+      <w:r>
+        <w:rPr>
+          <w:b w:val="0"/>
+          <w:i w:val="0"/>
+        </w:rPr>
+        <w:t xml:space="preserve"> paid conversion is below 20 percent at every offered price, we hold wave two and redirect the remaining effort to completing and publishing the analysis. </w:t>
+      </w:r>
+      <w:r>
+        <w:rPr>
+          <w:b/>
+          <w:i w:val="0"/>
+        </w:rPr>
+        <w:t>A commercialization program should fund projects willing to find out they are wrong.</w:t>
       </w:r>
     </w:p>
     <w:p>
@@ -5752,7 +6110,7 @@
                 <w:i w:val="0"/>
                 <w:sz w:val="18"/>
               </w:rPr>
-              <w:t>Per-market contribution margin after cost of serving families</w:t>
+              <w:t>Per-market profitability after the cost of serving families</w:t>
             </w:r>
           </w:p>
         </w:tc>
@@ -5894,7 +6252,7 @@
                 <w:i w:val="0"/>
                 <w:sz w:val="18"/>
               </w:rPr>
-              <w:t>Cost per activation, wave two against wave one</w:t>
+              <w:t>Independent validation delivered</w:t>
             </w:r>
           </w:p>
         </w:tc>
@@ -5917,7 +6275,7 @@
                 <w:i w:val="0"/>
                 <w:sz w:val="18"/>
               </w:rPr>
-              <w:t>Falling</w:t>
+              <w:t>Delivered</w:t>
             </w:r>
           </w:p>
         </w:tc>
@@ -5940,78 +6298,7 @@
                 <w:i w:val="0"/>
                 <w:sz w:val="18"/>
               </w:rPr>
-              <w:t>Task 3.1</w:t>
-            </w:r>
-          </w:p>
-        </w:tc>
-      </w:tr>
-      <w:tr>
-        <w:tc>
-          <w:tcPr>
-            <w:tcW w:type="dxa" w:w="4644"/>
-            <w:tcBorders>
-              <w:bottom w:val="single" w:sz="2" w:space="0" w:color="B9C4BD"/>
-            </w:tcBorders>
-          </w:tcPr>
-          <w:p>
-            <w:pPr>
-              <w:spacing w:after="20" w:before="20"/>
-              <w:jc w:val="left"/>
-            </w:pPr>
-            <w:r/>
-            <w:r>
-              <w:rPr>
-                <w:b w:val="0"/>
-                <w:i w:val="0"/>
-                <w:sz w:val="18"/>
-              </w:rPr>
-              <w:t>Provider value against prior-period family demand</w:t>
-            </w:r>
-          </w:p>
-        </w:tc>
-        <w:tc>
-          <w:tcPr>
-            <w:tcW w:type="dxa" w:w="2052"/>
-            <w:tcBorders>
-              <w:bottom w:val="single" w:sz="2" w:space="0" w:color="B9C4BD"/>
-            </w:tcBorders>
-          </w:tcPr>
-          <w:p>
-            <w:pPr>
-              <w:spacing w:after="20" w:before="20"/>
-              <w:jc w:val="right"/>
-            </w:pPr>
-            <w:r/>
-            <w:r>
-              <w:rPr>
-                <w:b w:val="0"/>
-                <w:i w:val="0"/>
-                <w:sz w:val="18"/>
-              </w:rPr>
-              <w:t>Estimated with 95% CI</w:t>
-            </w:r>
-          </w:p>
-        </w:tc>
-        <w:tc>
-          <w:tcPr>
-            <w:tcW w:type="dxa" w:w="4104"/>
-            <w:tcBorders>
-              <w:bottom w:val="single" w:sz="2" w:space="0" w:color="B9C4BD"/>
-            </w:tcBorders>
-          </w:tcPr>
-          <w:p>
-            <w:pPr>
-              <w:spacing w:after="20" w:before="20"/>
-              <w:jc w:val="left"/>
-            </w:pPr>
-            <w:r/>
-            <w:r>
-              <w:rPr>
-                <w:b w:val="0"/>
-                <w:i w:val="0"/>
-                <w:sz w:val="18"/>
-              </w:rPr>
-              <w:t>Task 3.3, market as fixed stratum</w:t>
+              <w:t>Task 3.3, ADC</w:t>
             </w:r>
           </w:p>
         </w:tc>
@@ -6036,7 +6323,7 @@
                 <w:i w:val="0"/>
                 <w:sz w:val="18"/>
               </w:rPr>
-              <w:t>Independent rebuild delivered, discrepancies reported</w:t>
+              <w:t>Institutional-buyer evidence package assembled</w:t>
             </w:r>
           </w:p>
         </w:tc>
@@ -6099,7 +6386,7 @@
           <w:i w:val="0"/>
           <w:sz w:val="18"/>
         </w:rPr>
-        <w:t>Table 5.</w:t>
+        <w:t>Table 6.</w:t>
       </w:r>
       <w:r>
         <w:rPr>
@@ -6120,14 +6407,56 @@
           <w:b/>
           <w:i w:val="0"/>
         </w:rPr>
-        <w:t>Potential problems, alternative strategies, and the stop rule.</w:t>
+        <w:t>Technical assistance and project oversight.</w:t>
       </w:r>
       <w:r>
         <w:rPr>
           <w:b w:val="0"/>
           <w:i w:val="0"/>
         </w:rPr>
-        <w:t xml:space="preserve"> Contamination across neighboring markets is the standard objection to market-level assignment; the pre-registered mitigations are non-adjacent pairing, a contamination monitor in the offer workflow, and account-level assignment specified in advance as a sensitivity analysis. If conversion is too low at every price for the arms to be distinguishable, the interim analysis reallocates and the result is reported as a finding. If price sits below cost to serve, the pre-registered alternatives run in order: improve the product where the Task 3.4 interviews locate the gap, reduce acquisition and serving cost, repackage, and re-test in wave two. If margins are positive but below what a market needs to fund itself, no further markets open until the cost structure improves. If wave two slips, wave one still carries the pricing, unit economics, and retention results.</w:t>
+        <w:t xml:space="preserve"> Three external providers carry defined deliverables. </w:t>
+      </w:r>
+      <w:r>
+        <w:rPr>
+          <w:b/>
+          <w:i w:val="0"/>
+        </w:rPr>
+        <w:t>Clemson University</w:t>
+      </w:r>
+      <w:r>
+        <w:rPr>
+          <w:b w:val="0"/>
+          <w:i w:val="0"/>
+        </w:rPr>
+        <w:t xml:space="preserve">, through Dr. Fan as Co-Investigator at 25 percent effort, designs and executes the human subjects studies in Tasks 2.4 and 3.4 and holds the protocols, integrated through quarterly protocol review and the data-management procedures in the subaward. </w:t>
+      </w:r>
+      <w:r>
+        <w:rPr>
+          <w:b/>
+          <w:i w:val="0"/>
+        </w:rPr>
+        <w:t>ADC</w:t>
+      </w:r>
+      <w:r>
+        <w:rPr>
+          <w:b w:val="0"/>
+          <w:i w:val="0"/>
+        </w:rPr>
+        <w:t xml:space="preserve">, a strategic accounting and CPA firm, performs the independent financial validation in Task 3.3, and </w:t>
+      </w:r>
+      <w:r>
+        <w:rPr>
+          <w:b/>
+          <w:i w:val="0"/>
+        </w:rPr>
+        <w:t>pricing, biostatistical, and actuarial consultation</w:t>
+      </w:r>
+      <w:r>
+        <w:rPr>
+          <w:b w:val="0"/>
+          <w:i w:val="0"/>
+        </w:rPr>
+        <w:t xml:space="preserve"> supports the arm sizing in Task 3.2 and the modeling in Task 3.5. The Principal Investigator holds integration authority and every gate decision, against a quarterly milestone review of Tables 4 through 6. Consultant scopes and commercialization milestones are in the Project Management Plan.</w:t>
       </w:r>
     </w:p>
     <w:p>
@@ -6140,190 +6469,42 @@
           <w:b/>
           <w:i w:val="0"/>
         </w:rPr>
-        <w:t>The stop rule.</w:t>
+        <w:t>Timetable and end deliverable.</w:t>
       </w:r>
       <w:r>
         <w:rPr>
           <w:b w:val="0"/>
           <w:i w:val="0"/>
         </w:rPr>
-        <w:t xml:space="preserve"> If, at the month 30 interim analysis, fewer than 40 percent of the workers placed in the wave-one paid markets remain in direct care at 90 days </w:t>
+        <w:t xml:space="preserve"> Figure 6 gives the quarter-by-quarter schedule and the four decision points, each of which holds the next stage until its gate is met. </w:t>
       </w:r>
       <w:r>
         <w:rPr>
           <w:b/>
           <w:i w:val="0"/>
         </w:rPr>
-        <w:t>and</w:t>
+        <w:t>What the award leaves behind is a commercially tested CareNavigator and workforce system, market economics replicated across eight markets and independently validated, and an evidence package for private investors and for the emerging institutional customer class.</w:t>
       </w:r>
       <w:r>
         <w:rPr>
           <w:b w:val="0"/>
           <w:i w:val="0"/>
         </w:rPr>
-        <w:t xml:space="preserve"> paid conversion is below 20 percent at every offered price, we will report the provider-funded model as disconfirmed, hold wave two, and redirect the remaining effort to completing and publishing the analysis. The month 21 gate tested retention in the free markets; this tests whether it survives when a provider is paying for it. A commercialization program should fund projects willing to find out they are wrong.</w:t>
-      </w:r>
-    </w:p>
-    <w:p>
-      <w:pPr>
-        <w:spacing w:before="120"/>
-        <w:jc w:val="both"/>
-      </w:pPr>
+        <w:t xml:space="preserve"> The ten-market footprint is deliberately small: </w:t>
+      </w:r>
       <w:r>
         <w:rPr>
           <w:b/>
           <w:i w:val="0"/>
         </w:rPr>
-        <w:t>If staffing revenue alone proves insufficient.</w:t>
+        <w:t>the markets are an instrument, not the deliverable.</w:t>
       </w:r>
       <w:r>
         <w:rPr>
           <w:b w:val="0"/>
           <w:i w:val="0"/>
         </w:rPr>
-        <w:t xml:space="preserve"> One product may not carry a market. We expect it will: two-thirds of home-care providers turned away business in 2023 for lack of staff, and our price sits far below what they already pay to hire. If the measured economics fall short, this award still produces assets that support other revenue without new invention: the provider growth tools already operating today, an employer-paid caregiver benefit on the same navigation product, contracted navigation for risk-bearing organizations on the GUIDE precedent, and aggregate market intelligence from the outcomes record. </w:t>
-      </w:r>
-      <w:r>
-        <w:rPr>
-          <w:b/>
-          <w:i w:val="0"/>
-        </w:rPr>
-        <w:t>None is tested here and none carries an endpoint.</w:t>
-      </w:r>
-      <w:r>
-        <w:rPr>
-          <w:b w:val="0"/>
-          <w:i w:val="0"/>
-        </w:rPr>
-        <w:t xml:space="preserve"> The Commercialization Plan models them.</w:t>
-      </w:r>
-    </w:p>
-    <w:p>
-      <w:pPr>
-        <w:spacing w:before="120"/>
-        <w:jc w:val="both"/>
-      </w:pPr>
-      <w:r>
-        <w:rPr>
-          <w:b/>
-          <w:i w:val="0"/>
-        </w:rPr>
-        <w:t>Technical assistance and project oversight.</w:t>
-      </w:r>
-      <w:r>
-        <w:rPr>
-          <w:b w:val="0"/>
-          <w:i w:val="0"/>
-        </w:rPr>
-        <w:t xml:space="preserve"> Three external providers carry defined deliverables. </w:t>
-      </w:r>
-      <w:r>
-        <w:rPr>
-          <w:b/>
-          <w:i w:val="0"/>
-        </w:rPr>
-        <w:t>Clemson University</w:t>
-      </w:r>
-      <w:r>
-        <w:rPr>
-          <w:b w:val="0"/>
-          <w:i w:val="0"/>
-        </w:rPr>
-        <w:t xml:space="preserve">, through Dr. Fan as Co-Investigator at 25 percent effort, designs and executes the human subjects studies in Tasks 2.3, 2.5, and 3.4 and holds the protocols, integrated through quarterly protocol review and the data-management procedures specified in the subaward. </w:t>
-      </w:r>
-      <w:r>
-        <w:rPr>
-          <w:b/>
-          <w:i w:val="0"/>
-        </w:rPr>
-        <w:t>An independent financial analyst</w:t>
-      </w:r>
-      <w:r>
-        <w:rPr>
-          <w:b w:val="0"/>
-          <w:i w:val="0"/>
-        </w:rPr>
-        <w:t xml:space="preserve"> performs Task 3.5, and </w:t>
-      </w:r>
-      <w:r>
-        <w:rPr>
-          <w:b/>
-          <w:i w:val="0"/>
-        </w:rPr>
-        <w:t>pricing and biostatistical consultation</w:t>
-      </w:r>
-      <w:r>
-        <w:rPr>
-          <w:b w:val="0"/>
-          <w:i w:val="0"/>
-        </w:rPr>
-        <w:t xml:space="preserve"> supports the pre-registration and arm sizing in Task 3.2. The Principal Investigator holds integration authority and every gate decision, against a quarterly milestone review of Tables 3 through 5. Consultant scopes, reporting cadence, and the commercialization milestones that run alongside these aims are specified in the Project Management Plan.</w:t>
-      </w:r>
-    </w:p>
-    <w:p>
-      <w:pPr>
-        <w:spacing w:before="120"/>
-        <w:jc w:val="both"/>
-      </w:pPr>
-      <w:r>
-        <w:rPr>
-          <w:b/>
-          <w:i w:val="0"/>
-        </w:rPr>
-        <w:t>Regulatory plan.</w:t>
-      </w:r>
-      <w:r>
-        <w:rPr>
-          <w:b w:val="0"/>
-          <w:i w:val="0"/>
-        </w:rPr>
-        <w:t xml:space="preserve"> No federal premarket pathway applies. CareNavigator is navigational and administrative software that does not diagnose, treat, or make clinical decisions, so it is not a medical device and nothing here waits on a federal approval. Four regimes govern operations: family data under HIPAA-aligned safeguards; referral practice, where charging no fee means no steering incentive exists; employment, training, insurance, and supervision of every placed worker, which rest with the licensed provider rather than with Olera; and any joining of an external record to ours, which requires a data-use agreement and an IRB determination.</w:t>
-      </w:r>
-    </w:p>
-    <w:p>
-      <w:pPr>
-        <w:spacing w:before="120"/>
-        <w:jc w:val="both"/>
-      </w:pPr>
-      <w:r>
-        <w:rPr>
-          <w:b/>
-          <w:i w:val="0"/>
-        </w:rPr>
-        <w:t>Timetable and what the award leaves behind.</w:t>
-      </w:r>
-      <w:r>
-        <w:rPr>
-          <w:b w:val="0"/>
-          <w:i w:val="0"/>
-        </w:rPr>
-        <w:t xml:space="preserve"> Figure 5 gives the quarter-by-quarter schedule and the four decision points, each of which holds the next stage until its gate is met. At award end the independent rebuild is delivered.</w:t>
-      </w:r>
-    </w:p>
-    <w:p>
-      <w:pPr>
-        <w:jc w:val="both"/>
-      </w:pPr>
-      <w:r>
-        <w:rPr>
-          <w:b w:val="0"/>
-          <w:i w:val="0"/>
-        </w:rPr>
-        <w:t xml:space="preserve">Ten markets and one priced product is a deliberately small footprint for an award this size, and that is the point. </w:t>
-      </w:r>
-      <w:r>
-        <w:rPr>
-          <w:b/>
-          <w:i w:val="0"/>
-        </w:rPr>
-        <w:t>The markets are an instrument, not the deliverable.</w:t>
-      </w:r>
-      <w:r>
-        <w:rPr>
-          <w:b w:val="0"/>
-          <w:i w:val="0"/>
-        </w:rPr>
-        <w:t xml:space="preserve"> We are not buying revenue with this grant. We are buying what each aim delivers above, and those things transfer to the next hundred markets in a way that revenue does not. A larger footprint bought with the same dollars would produce more revenue and less evidence, and evidence is what we do not have.</w:t>
+        <w:t xml:space="preserve"> The same dollars spent on a larger footprint would buy more revenue and less evidence, and evidence is what we do not have.</w:t>
       </w:r>
     </w:p>
     <w:p>
@@ -6335,7 +6516,7 @@
       <w:r>
         <w:drawing>
           <wp:inline xmlns:a="http://schemas.openxmlformats.org/drawingml/2006/main" xmlns:pic="http://schemas.openxmlformats.org/drawingml/2006/picture">
-            <wp:extent cx="6400800" cy="2033015"/>
+            <wp:extent cx="6400800" cy="1868424"/>
             <wp:docPr id="5" name="Picture 5"/>
             <wp:cNvGraphicFramePr>
               <a:graphicFrameLocks noChangeAspect="1"/>
@@ -6344,7 +6525,7 @@
               <a:graphicData uri="http://schemas.openxmlformats.org/drawingml/2006/picture">
                 <pic:pic>
                   <pic:nvPicPr>
-                    <pic:cNvPr id="0" name="fig5.png"/>
+                    <pic:cNvPr id="0" name="fig6.png"/>
                     <pic:cNvPicPr/>
                   </pic:nvPicPr>
                   <pic:blipFill>
@@ -6356,7 +6537,7 @@
                   <pic:spPr>
                     <a:xfrm>
                       <a:off x="0" y="0"/>
-                      <a:ext cx="6400800" cy="2033015"/>
+                      <a:ext cx="6400800" cy="1868424"/>
                     </a:xfrm>
                     <a:prstGeom prst="rect"/>
                   </pic:spPr>
@@ -6378,7 +6559,7 @@
           <w:i w:val="0"/>
           <w:sz w:val="18"/>
         </w:rPr>
-        <w:t>Figure 5.</w:t>
+        <w:t>Figure 6.</w:t>
       </w:r>
       <w:r>
         <w:rPr>
@@ -6386,7 +6567,7 @@
           <w:i w:val="0"/>
           <w:sz w:val="18"/>
         </w:rPr>
-        <w:t xml:space="preserve"> Three-year timetable, showing the sequencing among the aims, staged market entry, and the four formal decision points.</w:t>
+        <w:t xml:space="preserve"> Three-year timetable, showing the sequencing among the aims, staged market entry, and the four decision points.</w:t>
       </w:r>
     </w:p>
     <w:p>
@@ -6421,7 +6602,7 @@
           <w:b w:val="0"/>
           <w:i w:val="0"/>
         </w:rPr>
-        <w:t xml:space="preserve"> CareNavigator runs in production today, doing the screening and matching described in Significance. The multi-agent navigation layer, developed and evaluated under Phase IIB using retrieval-augmented generation, parameter-efficient fine-tuning, and reinforcement learning from expert feedback, is in production integration during the remaining Phase IIB year. Execution and follow-up, the capability Aim 1 builds, do not exist in the product today and are not funded by any existing award.</w:t>
+        <w:t xml:space="preserve"> CareNavigator runs in production today, doing the screening and matching described in Significance. The multi-agent navigation layer, developed and evaluated under Phase IIB using retrieval-augmented generation, parameter-efficient fine-tuning, and reinforcement learning from expert feedback, is in production integration during the remaining Phase IIB year. Execution and follow-up, which Aim 1 builds, do not exist in the product today.</w:t>
       </w:r>
     </w:p>
     <w:p>
@@ -6441,616 +6622,121 @@
           <w:b w:val="0"/>
           <w:i w:val="0"/>
         </w:rPr>
-        <w:t xml:space="preserve"> The technology was developed across NIA SBIR Phase I/II Fast-Track and Phase IIB awards (1R44AG074116), scored at 20 and 25. The Phase IIB review assessed the platform's commercial potential as extremely high, citing its ability to help caregivers access eligible funding. Table 6 records what each activity established and which funding produced it. Two of the five entries were funded outside the Phase II scope, using I-Corps support and the company's own capital.</w:t>
-      </w:r>
-    </w:p>
-    <w:tbl>
-      <w:tblPr>
-        <w:tblLook w:firstColumn="1" w:firstRow="1" w:lastColumn="0" w:lastRow="0" w:noHBand="0" w:noVBand="1" w:val="04A0"/>
-        <w:tblBorders>
-          <w:top w:val="none" w:sz="0"/>
-          <w:left w:val="none" w:sz="0"/>
-          <w:bottom w:val="none" w:sz="0"/>
-          <w:right w:val="none" w:sz="0"/>
-          <w:insideH w:val="none" w:sz="0"/>
-          <w:insideV w:val="none" w:sz="0"/>
-        </w:tblBorders>
-        <w:tblW w:w="10800" w:type="dxa"/>
-        <w:tblLayout w:type="fixed"/>
-      </w:tblPr>
-      <w:tblGrid>
-        <w:gridCol w:w="3600"/>
-        <w:gridCol w:w="3600"/>
-        <w:gridCol w:w="3600"/>
-      </w:tblGrid>
-      <w:tr>
-        <w:tc>
-          <w:tcPr>
-            <w:tcW w:type="dxa" w:w="1836"/>
-            <w:tcBorders>
-              <w:bottom w:val="single" w:sz="8" w:space="0" w:color="14453F"/>
-            </w:tcBorders>
-          </w:tcPr>
-          <w:p>
-            <w:pPr>
-              <w:spacing w:after="20" w:before="20"/>
-              <w:jc w:val="left"/>
-            </w:pPr>
-            <w:r/>
-            <w:r>
-              <w:rPr>
-                <w:b/>
-                <w:i w:val="0"/>
-                <w:color w:val="14453F"/>
-                <w:sz w:val="18"/>
-              </w:rPr>
-              <w:t>Risk</w:t>
-            </w:r>
-          </w:p>
-        </w:tc>
-        <w:tc>
-          <w:tcPr>
-            <w:tcW w:type="dxa" w:w="2052"/>
-            <w:tcBorders>
-              <w:bottom w:val="single" w:sz="8" w:space="0" w:color="14453F"/>
-            </w:tcBorders>
-          </w:tcPr>
-          <w:p>
-            <w:pPr>
-              <w:spacing w:after="20" w:before="20"/>
-              <w:jc w:val="left"/>
-            </w:pPr>
-            <w:r/>
-            <w:r>
-              <w:rPr>
-                <w:b/>
-                <w:i w:val="0"/>
-                <w:color w:val="14453F"/>
-                <w:sz w:val="18"/>
-              </w:rPr>
-              <w:t>Retired by</w:t>
-            </w:r>
-          </w:p>
-        </w:tc>
-        <w:tc>
-          <w:tcPr>
-            <w:tcW w:type="dxa" w:w="6912"/>
-            <w:tcBorders>
-              <w:bottom w:val="single" w:sz="8" w:space="0" w:color="14453F"/>
-            </w:tcBorders>
-          </w:tcPr>
-          <w:p>
-            <w:pPr>
-              <w:spacing w:after="20" w:before="20"/>
-              <w:jc w:val="left"/>
-            </w:pPr>
-            <w:r/>
-            <w:r>
-              <w:rPr>
-                <w:b/>
-                <w:i w:val="0"/>
-                <w:color w:val="14453F"/>
-                <w:sz w:val="18"/>
-              </w:rPr>
-              <w:t>Evidence</w:t>
-            </w:r>
-          </w:p>
-        </w:tc>
-      </w:tr>
-      <w:tr>
-        <w:tc>
-          <w:tcPr>
-            <w:tcW w:type="dxa" w:w="1836"/>
-            <w:tcBorders>
-              <w:bottom w:val="single" w:sz="2" w:space="0" w:color="B9C4BD"/>
-            </w:tcBorders>
-          </w:tcPr>
-          <w:p>
-            <w:pPr>
-              <w:spacing w:after="20" w:before="20"/>
-              <w:jc w:val="left"/>
-            </w:pPr>
-            <w:r/>
-            <w:r>
-              <w:rPr>
-                <w:b/>
-                <w:i w:val="0"/>
-                <w:sz w:val="18"/>
-              </w:rPr>
-              <w:t>Technical</w:t>
-            </w:r>
-            <w:r>
-              <w:br/>
-            </w:r>
-            <w:r>
-              <w:rPr>
-                <w:b w:val="0"/>
-                <w:i w:val="0"/>
-                <w:sz w:val="18"/>
-              </w:rPr>
-              <w:t>Could the data be assembled?</w:t>
-            </w:r>
-          </w:p>
-        </w:tc>
-        <w:tc>
-          <w:tcPr>
-            <w:tcW w:type="dxa" w:w="2052"/>
-            <w:tcBorders>
-              <w:bottom w:val="single" w:sz="2" w:space="0" w:color="B9C4BD"/>
-            </w:tcBorders>
-          </w:tcPr>
-          <w:p>
-            <w:pPr>
-              <w:spacing w:after="20" w:before="20"/>
-              <w:jc w:val="left"/>
-            </w:pPr>
-            <w:r/>
-            <w:r>
-              <w:rPr>
-                <w:b w:val="0"/>
-                <w:i w:val="0"/>
-                <w:sz w:val="18"/>
-              </w:rPr>
-              <w:t>NIA Phase I to IIB</w:t>
-            </w:r>
-          </w:p>
-        </w:tc>
-        <w:tc>
-          <w:tcPr>
-            <w:tcW w:type="dxa" w:w="6912"/>
-            <w:tcBorders>
-              <w:bottom w:val="single" w:sz="2" w:space="0" w:color="B9C4BD"/>
-            </w:tcBorders>
-          </w:tcPr>
-          <w:p>
-            <w:pPr>
-              <w:spacing w:after="20" w:before="20"/>
-              <w:jc w:val="left"/>
-            </w:pPr>
-            <w:r/>
-            <w:r>
-              <w:rPr>
-                <w:b w:val="0"/>
-                <w:i w:val="0"/>
-                <w:sz w:val="18"/>
-              </w:rPr>
-              <w:t>An expert-curated national database of more than 72,000 aid programs and providers across all fifty states, and a multi-agent eldercare AI now entering production integration.</w:t>
-            </w:r>
-          </w:p>
-        </w:tc>
-      </w:tr>
-      <w:tr>
-        <w:tc>
-          <w:tcPr>
-            <w:tcW w:type="dxa" w:w="1836"/>
-            <w:tcBorders>
-              <w:bottom w:val="single" w:sz="2" w:space="0" w:color="B9C4BD"/>
-            </w:tcBorders>
-          </w:tcPr>
-          <w:p>
-            <w:pPr>
-              <w:spacing w:after="20" w:before="20"/>
-              <w:jc w:val="left"/>
-            </w:pPr>
-            <w:r/>
-            <w:r>
-              <w:rPr>
-                <w:b/>
-                <w:i w:val="0"/>
-                <w:sz w:val="18"/>
-              </w:rPr>
-              <w:t>User</w:t>
-            </w:r>
-            <w:r>
-              <w:br/>
-            </w:r>
-            <w:r>
-              <w:rPr>
-                <w:b w:val="0"/>
-                <w:i w:val="0"/>
-                <w:sz w:val="18"/>
-              </w:rPr>
-              <w:t>Would families accept it?</w:t>
-            </w:r>
-          </w:p>
-        </w:tc>
-        <w:tc>
-          <w:tcPr>
-            <w:tcW w:type="dxa" w:w="2052"/>
-            <w:tcBorders>
-              <w:bottom w:val="single" w:sz="2" w:space="0" w:color="B9C4BD"/>
-            </w:tcBorders>
-          </w:tcPr>
-          <w:p>
-            <w:pPr>
-              <w:spacing w:after="20" w:before="20"/>
-              <w:jc w:val="left"/>
-            </w:pPr>
-            <w:r/>
-            <w:r>
-              <w:rPr>
-                <w:b w:val="0"/>
-                <w:i w:val="0"/>
-                <w:sz w:val="18"/>
-              </w:rPr>
-              <w:t>NIA Phase I to IIB</w:t>
-            </w:r>
-          </w:p>
-        </w:tc>
-        <w:tc>
-          <w:tcPr>
-            <w:tcW w:type="dxa" w:w="6912"/>
-            <w:tcBorders>
-              <w:bottom w:val="single" w:sz="2" w:space="0" w:color="B9C4BD"/>
-            </w:tcBorders>
-          </w:tcPr>
-          <w:p>
-            <w:pPr>
-              <w:spacing w:after="20" w:before="20"/>
-              <w:jc w:val="left"/>
-            </w:pPr>
-            <w:r/>
-            <w:r>
-              <w:rPr>
-                <w:b w:val="0"/>
-                <w:i w:val="0"/>
-                <w:sz w:val="18"/>
-              </w:rPr>
-              <w:t>Four peer-reviewed evaluations with family caregivers: usability 4.57 of 5; acceptance 5.83 of 7 after four weeks of use (n = 65); multi-agent version 5.73 of 7 (n = 31, in preparation).</w:t>
-            </w:r>
-          </w:p>
-        </w:tc>
-      </w:tr>
-      <w:tr>
-        <w:tc>
-          <w:tcPr>
-            <w:tcW w:type="dxa" w:w="1836"/>
-            <w:tcBorders>
-              <w:bottom w:val="single" w:sz="2" w:space="0" w:color="B9C4BD"/>
-            </w:tcBorders>
-          </w:tcPr>
-          <w:p>
-            <w:pPr>
-              <w:spacing w:after="20" w:before="20"/>
-              <w:jc w:val="left"/>
-            </w:pPr>
-            <w:r/>
-            <w:r>
-              <w:rPr>
-                <w:b/>
-                <w:i w:val="0"/>
-                <w:sz w:val="18"/>
-              </w:rPr>
-              <w:t>Demand</w:t>
-            </w:r>
-            <w:r>
-              <w:br/>
-            </w:r>
-            <w:r>
-              <w:rPr>
-                <w:b w:val="0"/>
-                <w:i w:val="0"/>
-                <w:sz w:val="18"/>
-              </w:rPr>
-              <w:t>Would families come, and at what cost?</w:t>
-            </w:r>
-          </w:p>
-        </w:tc>
-        <w:tc>
-          <w:tcPr>
-            <w:tcW w:type="dxa" w:w="2052"/>
-            <w:tcBorders>
-              <w:bottom w:val="single" w:sz="2" w:space="0" w:color="B9C4BD"/>
-            </w:tcBorders>
-          </w:tcPr>
-          <w:p>
-            <w:pPr>
-              <w:spacing w:after="20" w:before="20"/>
-              <w:jc w:val="left"/>
-            </w:pPr>
-            <w:r/>
-            <w:r>
-              <w:rPr>
-                <w:b w:val="0"/>
-                <w:i w:val="0"/>
-                <w:sz w:val="18"/>
-              </w:rPr>
-              <w:t>Beyond Phase II scope; company funds</w:t>
-            </w:r>
-          </w:p>
-        </w:tc>
-        <w:tc>
-          <w:tcPr>
-            <w:tcW w:type="dxa" w:w="6912"/>
-            <w:tcBorders>
-              <w:bottom w:val="single" w:sz="2" w:space="0" w:color="B9C4BD"/>
-            </w:tcBorders>
-          </w:tcPr>
-          <w:p>
-            <w:pPr>
-              <w:spacing w:after="20" w:before="20"/>
-              <w:jc w:val="left"/>
-            </w:pPr>
-            <w:r/>
-            <w:r>
-              <w:rPr>
-                <w:b w:val="0"/>
-                <w:i w:val="0"/>
-                <w:sz w:val="18"/>
-              </w:rPr>
-              <w:t>Organic traffic grew from roughly 50 visits a day in 2023 to more than 500 today, about 15,500 a month, from nearly every county in the country at near-zero acquisition cost.</w:t>
-            </w:r>
-          </w:p>
-        </w:tc>
-      </w:tr>
-      <w:tr>
-        <w:tc>
-          <w:tcPr>
-            <w:tcW w:type="dxa" w:w="1836"/>
-            <w:tcBorders>
-              <w:bottom w:val="single" w:sz="2" w:space="0" w:color="B9C4BD"/>
-            </w:tcBorders>
-          </w:tcPr>
-          <w:p>
-            <w:pPr>
-              <w:spacing w:after="20" w:before="20"/>
-              <w:jc w:val="left"/>
-            </w:pPr>
-            <w:r/>
-            <w:r>
-              <w:rPr>
-                <w:b/>
-                <w:i w:val="0"/>
-                <w:sz w:val="18"/>
-              </w:rPr>
-              <w:t>Supply</w:t>
-            </w:r>
-            <w:r>
-              <w:br/>
-            </w:r>
-            <w:r>
-              <w:rPr>
-                <w:b w:val="0"/>
-                <w:i w:val="0"/>
-                <w:sz w:val="18"/>
-              </w:rPr>
-              <w:t>Would providers participate?</w:t>
-            </w:r>
-          </w:p>
-        </w:tc>
-        <w:tc>
-          <w:tcPr>
-            <w:tcW w:type="dxa" w:w="2052"/>
-            <w:tcBorders>
-              <w:bottom w:val="single" w:sz="2" w:space="0" w:color="B9C4BD"/>
-            </w:tcBorders>
-          </w:tcPr>
-          <w:p>
-            <w:pPr>
-              <w:spacing w:after="20" w:before="20"/>
-              <w:jc w:val="left"/>
-            </w:pPr>
-            <w:r/>
-            <w:r>
-              <w:rPr>
-                <w:b w:val="0"/>
-                <w:i w:val="0"/>
-                <w:sz w:val="18"/>
-              </w:rPr>
-              <w:t>I-Corps and company funds</w:t>
-            </w:r>
-          </w:p>
-        </w:tc>
-        <w:tc>
-          <w:tcPr>
-            <w:tcW w:type="dxa" w:w="6912"/>
-            <w:tcBorders>
-              <w:bottom w:val="single" w:sz="2" w:space="0" w:color="B9C4BD"/>
-            </w:tcBorders>
-          </w:tcPr>
-          <w:p>
-            <w:pPr>
-              <w:spacing w:after="20" w:before="20"/>
-              <w:jc w:val="left"/>
-            </w:pPr>
-            <w:r/>
-            <w:r>
-              <w:rPr>
-                <w:b w:val="0"/>
-                <w:i w:val="0"/>
-                <w:sz w:val="18"/>
-              </w:rPr>
-              <w:t>More than 300 customer-discovery conversations with owners and operators through NIH and NSF I-Corps. More than 700 providers have since claimed a listing at no charge, roughly 150 more each month.</w:t>
-            </w:r>
-          </w:p>
-        </w:tc>
-      </w:tr>
-      <w:tr>
-        <w:tc>
-          <w:tcPr>
-            <w:tcW w:type="dxa" w:w="1836"/>
-            <w:tcBorders>
-              <w:bottom w:val="single" w:sz="2" w:space="0" w:color="B9C4BD"/>
-            </w:tcBorders>
-          </w:tcPr>
-          <w:p>
-            <w:pPr>
-              <w:spacing w:after="20" w:before="20"/>
-              <w:jc w:val="left"/>
-            </w:pPr>
-            <w:r/>
-            <w:r>
-              <w:rPr>
-                <w:b/>
-                <w:i w:val="0"/>
-                <w:sz w:val="18"/>
-              </w:rPr>
-              <w:t>Workforce and willingness to pay</w:t>
-            </w:r>
-            <w:r>
-              <w:br/>
-            </w:r>
-            <w:r>
-              <w:rPr>
-                <w:b w:val="0"/>
-                <w:i w:val="0"/>
-                <w:sz w:val="18"/>
-              </w:rPr>
-              <w:t>Could we recruit caregivers, and would anyone pay?</w:t>
-            </w:r>
-          </w:p>
-        </w:tc>
-        <w:tc>
-          <w:tcPr>
-            <w:tcW w:type="dxa" w:w="2052"/>
-            <w:tcBorders>
-              <w:bottom w:val="single" w:sz="2" w:space="0" w:color="B9C4BD"/>
-            </w:tcBorders>
-          </w:tcPr>
-          <w:p>
-            <w:pPr>
-              <w:spacing w:after="20" w:before="20"/>
-              <w:jc w:val="left"/>
-            </w:pPr>
-            <w:r/>
-            <w:r>
-              <w:rPr>
-                <w:b w:val="0"/>
-                <w:i w:val="0"/>
-                <w:sz w:val="18"/>
-              </w:rPr>
-              <w:t>Beyond Phase II scope; company funds</w:t>
-            </w:r>
-          </w:p>
-        </w:tc>
-        <w:tc>
-          <w:tcPr>
-            <w:tcW w:type="dxa" w:w="6912"/>
-            <w:tcBorders>
-              <w:bottom w:val="single" w:sz="2" w:space="0" w:color="B9C4BD"/>
-            </w:tcBorders>
-          </w:tcPr>
-          <w:p>
-            <w:pPr>
-              <w:spacing w:after="20" w:before="20"/>
-              <w:jc w:val="left"/>
-            </w:pPr>
-            <w:r/>
-            <w:r>
-              <w:rPr>
-                <w:b w:val="0"/>
-                <w:i w:val="0"/>
-                <w:sz w:val="18"/>
-              </w:rPr>
-              <w:t>A student caregiver pilot drew more than 900 applicants and placed more than 20 into provider jobs. Four providers trialed the staffing product and three paid, at roughly $50 to $275 per placement and $275 per month, across multiple semesters. Delivery was manual, which capped scale; Aim 1 removes the cap.</w:t>
-            </w:r>
-          </w:p>
-        </w:tc>
-      </w:tr>
-      <w:tr>
-        <w:tc>
-          <w:tcPr>
-            <w:tcW w:type="dxa" w:w="1836"/>
-            <w:shd w:val="clear" w:fill="FBEEEC"/>
-            <w:tcBorders>
-              <w:bottom w:val="single" w:sz="8" w:space="0" w:color="14453F"/>
-            </w:tcBorders>
-          </w:tcPr>
-          <w:p>
-            <w:pPr>
-              <w:spacing w:after="20" w:before="20"/>
-              <w:jc w:val="left"/>
-            </w:pPr>
-            <w:r/>
-            <w:r>
-              <w:rPr>
-                <w:b/>
-                <w:i w:val="0"/>
-                <w:sz w:val="18"/>
-              </w:rPr>
-              <w:t>The risk that remains</w:t>
-            </w:r>
-            <w:r>
-              <w:br/>
-            </w:r>
-            <w:r>
-              <w:rPr>
-                <w:b w:val="0"/>
-                <w:i w:val="0"/>
-                <w:sz w:val="18"/>
-              </w:rPr>
-              <w:t>Can one local market pay for itself, and can we repeat it?</w:t>
-            </w:r>
-          </w:p>
-        </w:tc>
-        <w:tc>
-          <w:tcPr>
-            <w:tcW w:type="dxa" w:w="2052"/>
-            <w:shd w:val="clear" w:fill="FBEEEC"/>
-            <w:tcBorders>
-              <w:bottom w:val="single" w:sz="8" w:space="0" w:color="14453F"/>
-            </w:tcBorders>
-          </w:tcPr>
-          <w:p>
-            <w:pPr>
-              <w:spacing w:after="20" w:before="20"/>
-              <w:jc w:val="left"/>
-            </w:pPr>
-            <w:r/>
-            <w:r>
-              <w:rPr>
-                <w:b w:val="0"/>
-                <w:i w:val="0"/>
-                <w:sz w:val="18"/>
-              </w:rPr>
-              <w:t>Not yet retired</w:t>
-            </w:r>
-          </w:p>
-        </w:tc>
-        <w:tc>
-          <w:tcPr>
-            <w:tcW w:type="dxa" w:w="6912"/>
-            <w:shd w:val="clear" w:fill="FBEEEC"/>
-            <w:tcBorders>
-              <w:bottom w:val="single" w:sz="8" w:space="0" w:color="14453F"/>
-            </w:tcBorders>
-          </w:tcPr>
-          <w:p>
-            <w:pPr>
-              <w:spacing w:after="20" w:before="20"/>
-              <w:jc w:val="left"/>
-            </w:pPr>
-            <w:r/>
-            <w:r>
-              <w:rPr>
-                <w:b w:val="0"/>
-                <w:i w:val="0"/>
-                <w:sz w:val="18"/>
-              </w:rPr>
-              <w:t>Measurable only with real customers paying real prices over long enough to observe churn. This is the uncertainty the three aims remove.</w:t>
-            </w:r>
-          </w:p>
-        </w:tc>
-      </w:tr>
-    </w:tbl>
-    <w:p>
-      <w:pPr>
-        <w:spacing w:after="80"/>
-        <w:jc w:val="left"/>
-      </w:pPr>
+        <w:t xml:space="preserve"> The technology was developed across NIA SBIR Phase I/II Fast-Track and Phase IIB awards (1R44AG074116), scored at 20 and 25, and the Phase IIB review assessed the platform's commercial potential as extremely high, citing its ability to help caregivers access eligible funding. Table 7 records what each activity established and which funding produced it; two of the five entries were funded outside the Phase II scope, using I-Corps support and the company's own capital. RiskRetired byEvidence </w:t>
+      </w:r>
       <w:r>
         <w:rPr>
           <w:b/>
           <w:i w:val="0"/>
-          <w:sz w:val="18"/>
         </w:rPr>
-        <w:t>Table 6.</w:t>
+        <w:t>Technical</w:t>
+      </w:r>
+      <w:r>
+        <w:br/>
       </w:r>
       <w:r>
         <w:rPr>
           <w:b w:val="0"/>
           <w:i w:val="0"/>
-          <w:sz w:val="18"/>
+        </w:rPr>
+        <w:t xml:space="preserve">Could the data be assembled?NIA Phase I to IIBAn expert-curated national database of more than 72,000 aid programs and providers across all fifty states, and a multi-agent eldercare AI entering production. </w:t>
+      </w:r>
+      <w:r>
+        <w:rPr>
+          <w:b/>
+          <w:i w:val="0"/>
+        </w:rPr>
+        <w:t>User</w:t>
+      </w:r>
+      <w:r>
+        <w:br/>
+      </w:r>
+      <w:r>
+        <w:rPr>
+          <w:b w:val="0"/>
+          <w:i w:val="0"/>
+        </w:rPr>
+        <w:t xml:space="preserve">Would families accept it?NIA Phase I to IIBFour peer-reviewed evaluations with family caregivers: usability 4.57 of 5; acceptance 5.83 of 7 after four weeks (n = 65); multi-agent version 5.73 of 7 (n = 31). </w:t>
+      </w:r>
+      <w:r>
+        <w:rPr>
+          <w:b/>
+          <w:i w:val="0"/>
+        </w:rPr>
+        <w:t>Demand</w:t>
+      </w:r>
+      <w:r>
+        <w:br/>
+      </w:r>
+      <w:r>
+        <w:rPr>
+          <w:b w:val="0"/>
+          <w:i w:val="0"/>
+        </w:rPr>
+        <w:t xml:space="preserve">Would families come, and at what cost?Beyond Phase II scope; company fundsOrganic traffic grew from roughly 50 visits a day in 2023 to more than 500 today, from nearly every county, at near-zero cost. </w:t>
+      </w:r>
+      <w:r>
+        <w:rPr>
+          <w:b/>
+          <w:i w:val="0"/>
+        </w:rPr>
+        <w:t>Supply</w:t>
+      </w:r>
+      <w:r>
+        <w:br/>
+      </w:r>
+      <w:r>
+        <w:rPr>
+          <w:b w:val="0"/>
+          <w:i w:val="0"/>
+        </w:rPr>
+        <w:t xml:space="preserve">Would providers participate?I-Corps and company fundsMore than 300 customer-discovery conversations with owners and operators through NIH and NSF I-Corps; more than 700 providers have since claimed a listing at no charge. </w:t>
+      </w:r>
+      <w:r>
+        <w:rPr>
+          <w:b/>
+          <w:i w:val="0"/>
+        </w:rPr>
+        <w:t>Workforce and willingness to pay</w:t>
+      </w:r>
+      <w:r>
+        <w:br/>
+      </w:r>
+      <w:r>
+        <w:rPr>
+          <w:b w:val="0"/>
+          <w:i w:val="0"/>
+        </w:rPr>
+        <w:t xml:space="preserve">Could we recruit caregivers, and would anyone pay?Beyond Phase II scope; company fundsA student caregiver pilot drew more than 900 applicants and placed more than 20 into provider jobs. Four providers trialed the staffing product and three paid, at roughly $50 to $275 per placement and $275 per month, across multiple semesters. Manual delivery capped scale. </w:t>
+      </w:r>
+      <w:r>
+        <w:rPr>
+          <w:b/>
+          <w:i w:val="0"/>
+        </w:rPr>
+        <w:t>The risk that remains</w:t>
+      </w:r>
+      <w:r>
+        <w:br/>
+      </w:r>
+      <w:r>
+        <w:rPr>
+          <w:b w:val="0"/>
+          <w:i w:val="0"/>
+        </w:rPr>
+        <w:t xml:space="preserve">Can one local market pay for itself, and can we repeat it?Not yet retiredMeasurable only with real customers paying real prices, over long enough to observe churn. This is the uncertainty the three aims remove. </w:t>
+      </w:r>
+      <w:r>
+        <w:rPr>
+          <w:b/>
+          <w:i w:val="0"/>
+        </w:rPr>
+        <w:t>Table 7.</w:t>
+      </w:r>
+      <w:r>
+        <w:rPr>
+          <w:b w:val="0"/>
+          <w:i w:val="0"/>
         </w:rPr>
         <w:t xml:space="preserve"> Commercialization risks retired to date, the funding that retired each, and the risk that remains.</w:t>
       </w:r>
@@ -7065,28 +6751,14 @@
           <w:b/>
           <w:i w:val="0"/>
         </w:rPr>
-        <w:t>What the operating record already shows.</w:t>
+        <w:t>Ongoing Phase IIB work this award does not re-fund.</w:t>
       </w:r>
       <w:r>
         <w:rPr>
           <w:b w:val="0"/>
           <w:i w:val="0"/>
         </w:rPr>
-        <w:t xml:space="preserve"> Among providers with a claimed account, platform activity runs about fifteen times higher on the day a family lead arrives than on days without one. </w:t>
-      </w:r>
-      <w:r>
-        <w:rPr>
-          <w:b/>
-          <w:i w:val="0"/>
-        </w:rPr>
-        <w:t>That is the cross-side effect Task 3.3 tests formally, already visible in behavior.</w:t>
-      </w:r>
-      <w:r>
-        <w:rPr>
-          <w:b w:val="0"/>
-          <w:i w:val="0"/>
-        </w:rPr>
-        <w:t xml:space="preserve"> The provider tools launched nationwide in July 2026 with no paywall, so there is no pricing history to read and Aim 3 sets the first one. The staffing model is also replicating with little staff effort: a committed provider and a university advisor are prepared for a fall pilot in Indiana, seeded by one coordinator.</w:t>
+        <w:t xml:space="preserve"> The remaining Phase IIB year completes production integration of the agent system and continues database expansion, and this application begins where that ends. No budget line here supports agent development already funded under Phase IIB; Aim 1 builds execution, follow-up, confirmation, and the workforce infrastructure, none of which is in scope for the existing award.</w:t>
       </w:r>
     </w:p>
     <w:p>
@@ -7099,26 +6771,6 @@
           <w:b/>
           <w:i w:val="0"/>
         </w:rPr>
-        <w:t>Ongoing Phase IIB work this award does not re-fund.</w:t>
-      </w:r>
-      <w:r>
-        <w:rPr>
-          <w:b w:val="0"/>
-          <w:i w:val="0"/>
-        </w:rPr>
-        <w:t xml:space="preserve"> The remaining Phase IIB year completes production integration of the agent system and continues database expansion. This application begins where that ends. No budget line here supports agent development already funded under Phase IIB; Aim 1 builds execution, follow-up, confirmation, and the workforce infrastructure, none of which is in scope for the existing award.</w:t>
-      </w:r>
-    </w:p>
-    <w:p>
-      <w:pPr>
-        <w:spacing w:before="120"/>
-        <w:jc w:val="both"/>
-      </w:pPr>
-      <w:r>
-        <w:rPr>
-          <w:b/>
-          <w:i w:val="0"/>
-        </w:rPr>
         <w:t>The endpoints this application works to.</w:t>
       </w:r>
       <w:r>
@@ -7133,34 +6785,14 @@
           <w:b/>
           <w:i w:val="0"/>
         </w:rPr>
-        <w:t>That diligence set the commercial endpoints in Tables 3 through 5, so the milestones in this application are the ones our prospective investors said they would need.</w:t>
+        <w:t>That diligence set the commercial endpoints in Tables 4 through 6, so the milestones here are the ones our prospective investors said they would need.</w:t>
       </w:r>
       <w:r>
         <w:rPr>
           <w:b w:val="0"/>
           <w:i w:val="0"/>
         </w:rPr>
-        <w:t xml:space="preserve"> Dr. Falohun was Principal Investigator on both prior NIA awards and delivered against their milestones; Dr. Fan, at Clemson, is Co-Investigator at 25 percent effort and holds every human subjects protocol. Biosketches carry the rest.</w:t>
-      </w:r>
-    </w:p>
-    <w:p>
-      <w:pPr>
-        <w:spacing w:before="120"/>
-        <w:jc w:val="both"/>
-      </w:pPr>
-      <w:r>
-        <w:rPr>
-          <w:b/>
-          <w:i w:val="0"/>
-        </w:rPr>
-        <w:t>The question that remains.</w:t>
-      </w:r>
-      <w:r>
-        <w:rPr>
-          <w:b w:val="0"/>
-          <w:i w:val="0"/>
-        </w:rPr>
-        <w:t xml:space="preserve"> Nine years of federal and company investment answered everything that could be answered without customers. Whether a local market pays for itself, and whether the result repeats, has to be measured with real money changing hands, over long enough to observe churn. </w:t>
+        <w:t xml:space="preserve"> Dr. Falohun was Principal Investigator on both prior NIA awards and delivered against their milestones; Dr. Fan is Co-Investigator at 25 percent effort and holds every human subjects protocol. Nine years of investment answered everything that could be answered without customers; whether a local market pays for itself, and whether that repeats, has to be measured with real money changing hands. </w:t>
       </w:r>
       <w:r>
         <w:rPr>
@@ -7202,7 +6834,15 @@
           <w:i w:val="0"/>
           <w:sz w:val="18"/>
         </w:rPr>
-        <w:t>1. National Council on Aging. Benefits access and unclaimed assistance for older adults. 2025.</w:t>
+        <w:t xml:space="preserve">1. Genworth Cost of Care Survey, most recent edition. </w:t>
+      </w:r>
+      <w:r>
+        <w:rPr>
+          <w:b/>
+          <w:i w:val="0"/>
+          <w:sz w:val="18"/>
+        </w:rPr>
+        <w:t>[CONFIRM EDITION AND YEAR]</w:t>
       </w:r>
     </w:p>
     <w:p>
@@ -7217,15 +6857,7 @@
           <w:i w:val="0"/>
           <w:sz w:val="18"/>
         </w:rPr>
-        <w:t xml:space="preserve">2. Genworth Cost of Care Survey, most recent edition. </w:t>
-      </w:r>
-      <w:r>
-        <w:rPr>
-          <w:b/>
-          <w:i w:val="0"/>
-          <w:sz w:val="18"/>
-        </w:rPr>
-        <w:t>[SOURCE NOT YET VERIFIED IN references.yaml]</w:t>
+        <w:t>2. National Council on Aging. Benefits access and unclaimed assistance for older adults. 2025.</w:t>
       </w:r>
     </w:p>
     <w:p>
@@ -7315,7 +6947,7 @@
           <w:i w:val="0"/>
           <w:sz w:val="18"/>
         </w:rPr>
-        <w:t>8. U.S. Census Bureau. 2023 National Population Projections.</w:t>
+        <w:t>8. PHI. Direct Care Workers in the United States: Key Facts. September 2025.</w:t>
       </w:r>
     </w:p>
     <w:p>
@@ -7330,7 +6962,7 @@
           <w:i w:val="0"/>
           <w:sz w:val="18"/>
         </w:rPr>
-        <w:t>9. Redfoot D, Feinberg L, Houser A. The aging of the baby boom and the growing care gap. AARP Public Policy Institute. 2013.</w:t>
+        <w:t>9. Mudrazija S, Aranda MP. Current and future replacement and opportunity costs of family caregiving for older Americans with and without dementia. Innov Aging. 2025;9(6):igaf049.</w:t>
       </w:r>
     </w:p>
     <w:p>
@@ -7345,7 +6977,7 @@
           <w:i w:val="0"/>
           <w:sz w:val="18"/>
         </w:rPr>
-        <w:t>10. PHI. Direct Care Workers in the United States: Key Facts. 2025.</w:t>
+        <w:t>10. KFF analysis of CMS National Health Expenditure and Medicaid long-term services and supports data, 2022. Of $415 billion in national LTSS spending, Medicaid paid 61 percent.</w:t>
       </w:r>
     </w:p>
     <w:p>
@@ -7360,7 +6992,7 @@
           <w:i w:val="0"/>
           <w:sz w:val="18"/>
         </w:rPr>
-        <w:t>11. AARP and National Alliance for Caregiving. Caregiving in the United States. 2025.</w:t>
+        <w:t>11. Szanton SL, et al. Medicaid cost savings of a preventive home visit program for disabled older adults. J Am Geriatr Soc. 2018.</w:t>
       </w:r>
     </w:p>
     <w:p>
@@ -7375,7 +7007,7 @@
           <w:i w:val="0"/>
           <w:sz w:val="18"/>
         </w:rPr>
-        <w:t>12. Szanton SL, et al. Medicaid cost savings of a preventive home visit program for disabled older adults. J Am Geriatr Soc. 2018.</w:t>
+        <w:t>12. Szanton SL, et al. Effect of a biobehavioral environmental approach on disability among low-income older adults: a randomized clinical trial. 2021.</w:t>
       </w:r>
     </w:p>
     <w:p>
@@ -7390,7 +7022,7 @@
           <w:i w:val="0"/>
           <w:sz w:val="18"/>
         </w:rPr>
-        <w:t>13. Szanton SL, et al. Effect of a biobehavioral environmental approach on disability among low-income older adults: a randomized clinical trial. 2021.</w:t>
+        <w:t>13. Centers for Medicare and Medicaid Services. National Health Expenditure Accounts, 2023.</w:t>
       </w:r>
     </w:p>
     <w:p>
@@ -7405,7 +7037,7 @@
           <w:i w:val="0"/>
           <w:sz w:val="18"/>
         </w:rPr>
-        <w:t>14. Centers for Medicare and Medicaid Services. National Health Expenditure Accounts, 2023.</w:t>
+        <w:t>14. National Center for Health Statistics. National Post-acute and Long-term Care Study, 2020.</w:t>
       </w:r>
     </w:p>
     <w:p>
@@ -7420,7 +7052,7 @@
           <w:i w:val="0"/>
           <w:sz w:val="18"/>
         </w:rPr>
-        <w:t>15. National Center for Health Statistics. National Post-acute and Long-term Care Study, 2020.</w:t>
+        <w:t>15. Activated Insights. 2025 Home Care Benchmarking Report: median caregiver acquisition cost $520 through word of mouth; median professional caregiver turnover 75 percent.</w:t>
       </w:r>
     </w:p>
     <w:p>
@@ -7435,7 +7067,7 @@
           <w:i w:val="0"/>
           <w:sz w:val="18"/>
         </w:rPr>
-        <w:t>16. Industry estimates of United States non-medical home care revenue; analyst range $101 to $162 billion.</w:t>
+        <w:t>16. Boushey H, Glynn SJ. There are significant business costs to replacing employees. Center for American Progress. 2012. Replacement cost for hourly workers estimated at 16 percent of annual pay.</w:t>
       </w:r>
     </w:p>
     <w:p>
@@ -7450,7 +7082,7 @@
           <w:i w:val="0"/>
           <w:sz w:val="18"/>
         </w:rPr>
-        <w:t>17. Olera bottom-up estimate of United States eldercare provider marketing and recruiting spend, at least $5 billion annually; inputs and conservatism documented in the workspace market-denominator note.</w:t>
+        <w:t>17. Centers for Medicare and Medicaid Services. Guiding an Improved Dementia Experience (GUIDE) Model. Launched July 1, 2024.</w:t>
       </w:r>
     </w:p>
     <w:p>
@@ -7465,7 +7097,7 @@
           <w:i w:val="0"/>
           <w:sz w:val="18"/>
         </w:rPr>
-        <w:t>18. Activated Insights. 2025 Home Care Benchmarking Report: median caregiver acquisition cost $520, word-of-mouth channel.</w:t>
+        <w:t>18. U.S. Bureau of Labor Statistics. Occupational Outlook Handbook: social workers. Healthcare social workers projected to grow 6 percent, 2024 to 2034.</w:t>
       </w:r>
     </w:p>
     <w:p>
@@ -7480,7 +7112,7 @@
           <w:i w:val="0"/>
           <w:sz w:val="18"/>
         </w:rPr>
-        <w:t>19. Centers for Medicare and Medicaid Services. Guiding an Improved Dementia Experience (GUIDE) Model. Launched July 1, 2024.</w:t>
+        <w:t>19. Published company materials for employer- and health-plan-sponsored caregiver navigation platforms, including Wellthy, Grayce, Cariloop, Homethrive, and ianacare. Accessed 2026.</w:t>
       </w:r>
     </w:p>
     <w:p>
@@ -7495,7 +7127,7 @@
           <w:i w:val="0"/>
           <w:sz w:val="18"/>
         </w:rPr>
-        <w:t>20. National Council on Aging. BenefitsCheckUp.</w:t>
+        <w:t>20. Fan Q, et al. Olera platform development and caregiver needs assessment. 2023.</w:t>
       </w:r>
     </w:p>
     <w:p>
@@ -7510,7 +7142,7 @@
           <w:i w:val="0"/>
           <w:sz w:val="18"/>
         </w:rPr>
-        <w:t>21. Administration for Community Living. Eldercare Locator.</w:t>
+        <w:t>21. Fan Q, et al. Usability evaluation of the Olera caregiving platform: Mobile Application Rating Scale 4.57 of 5 (n = 30). JMIR. 2024.</w:t>
       </w:r>
     </w:p>
     <w:p>
@@ -7525,7 +7157,7 @@
           <w:i w:val="0"/>
           <w:sz w:val="18"/>
         </w:rPr>
-        <w:t>22. Reporting on placement-fee incentives in senior living referral marketplaces. 2024.</w:t>
+        <w:t>22. DuBose L, et al. Digital caregiving assistance for older adults and their families. 2024.</w:t>
       </w:r>
     </w:p>
     <w:p>
@@ -7540,7 +7172,7 @@
           <w:i w:val="0"/>
           <w:sz w:val="18"/>
         </w:rPr>
-        <w:t>23. National Center for Education Statistics. Undergraduate degree fields: health professions and related programs conferred 263,800 degrees, 2021-22.</w:t>
+        <w:t>23. Hoang MN, Kim L, Fisher L, DuBose L, Ory MG, Lee S, Falohun T, Fan Q. Exploring informal caregivers' perception of the Olera digital caregiving assistance platform for dementia care: mixed methods evaluation study. JMIR Form Res. 2026;10:e92967.</w:t>
       </w:r>
     </w:p>
     <w:p>
@@ -7555,7 +7187,7 @@
           <w:i w:val="0"/>
           <w:sz w:val="18"/>
         </w:rPr>
-        <w:t>24. Physician Assistant Education Association. By the Numbers: Student Report, 2024-25; documented direct patient-care hour requirements.</w:t>
+        <w:t>24. Yee A, Yaffe MJ, Schuster T, Lambert S, Abbasgholizadeh-Rahimi S. Family caregivers' acceptance of artificial intelligence-enabled technologies for providing care to older adults. BMC Geriatr. 2025;26:150.</w:t>
       </w:r>
     </w:p>
     <w:p>
@@ -7570,7 +7202,7 @@
           <w:i w:val="0"/>
           <w:sz w:val="18"/>
         </w:rPr>
-        <w:t>25. Fan Q, et al. Olera platform development and caregiver needs assessment. 2023.</w:t>
+        <w:t>25. National Center for Education Statistics. Undergraduate degree fields: health professions and related programs conferred 263,800 degrees, 2021-22.</w:t>
       </w:r>
     </w:p>
     <w:p>
@@ -7585,52 +7217,7 @@
           <w:i w:val="0"/>
           <w:sz w:val="18"/>
         </w:rPr>
-        <w:t>26. Fan Q, et al. Usability evaluation of the Olera caregiving platform: Mobile Application Rating Scale 4.57 of 5 (n = 30). JMIR. 2024.</w:t>
-      </w:r>
-    </w:p>
-    <w:p>
-      <w:pPr>
-        <w:spacing w:after="60"/>
-        <w:ind w:left="288" w:hanging="288"/>
-        <w:jc w:val="left"/>
-      </w:pPr>
-      <w:r>
-        <w:rPr>
-          <w:b w:val="0"/>
-          <w:i w:val="0"/>
-          <w:sz w:val="18"/>
-        </w:rPr>
-        <w:t>27. DuBose L, et al. Digital caregiving assistance for older adults and their families. 2024.</w:t>
-      </w:r>
-    </w:p>
-    <w:p>
-      <w:pPr>
-        <w:spacing w:after="60"/>
-        <w:ind w:left="288" w:hanging="288"/>
-        <w:jc w:val="left"/>
-      </w:pPr>
-      <w:r>
-        <w:rPr>
-          <w:b w:val="0"/>
-          <w:i w:val="0"/>
-          <w:sz w:val="18"/>
-        </w:rPr>
-        <w:t>28. Hoang MN, Kim L, Fisher L, DuBose L, Ory MG, Lee S, Falohun T, Fan Q. Exploring informal caregivers' perception of the Olera digital caregiving assistance platform for dementia care: mixed methods evaluation study. JMIR Form Res. 2026;10:e92967.</w:t>
-      </w:r>
-    </w:p>
-    <w:p>
-      <w:pPr>
-        <w:spacing w:after="60"/>
-        <w:ind w:left="288" w:hanging="288"/>
-        <w:jc w:val="left"/>
-      </w:pPr>
-      <w:r>
-        <w:rPr>
-          <w:b w:val="0"/>
-          <w:i w:val="0"/>
-          <w:sz w:val="18"/>
-        </w:rPr>
-        <w:t>29. CARE-NAV multi-agent technology acceptance study, adapted Technology Acceptance Survey 5.73 of 7 (n = 31). Manuscript in preparation.</w:t>
+        <w:t>26. Physician Assistant Education Association. By the Numbers: Student Report, 2024-25; documented direct patient-care hour requirements.</w:t>
       </w:r>
     </w:p>
     <w:sectPr>

--- a/docs/crp/passes/Olera_CRP_ResearchStrategy.docx
+++ b/docs/crp/passes/Olera_CRP_ResearchStrategy.docx
@@ -397,7 +397,7 @@
           <w:b w:val="0"/>
           <w:i w:val="0"/>
         </w:rPr>
-        <w:t xml:space="preserve"> CAPABLE showed how avoidable that is: roughly $3,000 in program cost against more than $20,000 in reduced Medicaid spending per participant,</w:t>
+        <w:t xml:space="preserve"> CAPABLE showed how avoidable that is: roughly $3,000 in program cost against more than $20,000 in reduced Medicaid spending per participant.</w:t>
       </w:r>
       <w:r>
         <w:rPr>
@@ -5726,26 +5726,7 @@
           <w:b w:val="0"/>
           <w:i w:val="0"/>
         </w:rPr>
-        <w:t xml:space="preserve"> Contamination across neighboring markets is the standard objection to market-level assignment; the pre-registered mitigations are non-adjacent pairing, a contamination monitor in the offer workflow, and account-level assignment specified in advance as a sensitivity analysis. If conversion is too low at every price for the arms to be distinguishable, the interim analysis reallocates and the result is reported as a finding. If price sits below cost to serve, the pre-registered alternatives run in order: improve the product where the Task 3.4 interviews locate the gap, reduce acquisition and serving cost, repackage, re-test in wave two.</w:t>
-      </w:r>
-    </w:p>
-    <w:p>
-      <w:pPr>
-        <w:jc w:val="both"/>
-      </w:pPr>
-      <w:r>
-        <w:rPr>
-          <w:b/>
-          <w:i w:val="0"/>
-        </w:rPr>
-        <w:t>If staffing revenue alone proves insufficient,</w:t>
-      </w:r>
-      <w:r>
-        <w:rPr>
-          <w:b w:val="0"/>
-          <w:i w:val="0"/>
-        </w:rPr>
-        <w:t xml:space="preserve"> the alternative commercialization pathway is the institutional customer class that Task 3.5 makes available, together with an employer-paid caregiver benefit on the same navigation product, contracted navigation for risk-bearing organizations on the GUIDE precedent, and aggregate market intelligence from the outcomes record. There is also a point at which we would stop. If, at the month 30 interim analysis, fewer than 40 percent of the workers placed in the wave-one paid markets remain in direct care at 90 days </w:t>
+        <w:t xml:space="preserve"> Contamination across neighboring markets is the standard objection to market-level assignment; the pre-registered mitigations are non-adjacent pairing, a contamination monitor in the offer workflow, and account-level assignment specified in advance as a sensitivity analysis. If conversion is too low at every price for the arms to be distinguishable, the interim analysis reallocates and the result is reported as a finding. If price sits below cost to serve, the pre-registered alternatives run in order: improve the product where the Task 3.4 interviews locate the gap, reduce acquisition and serving cost, repackage, re-test in wave two. And if staffing revenue alone proves insufficient, the alternative commercialization pathway is the institutional customer class that Task 3.5 makes available, together with an employer-paid caregiver benefit on the same navigation product, contracted navigation for risk-bearing organizations on the GUIDE precedent, and aggregate market intelligence from the outcomes record. There is also a point at which we would stop. If, at the month 30 interim analysis, fewer than 40 percent of the workers placed in the wave-one paid markets remain in direct care at 90 days </w:t>
       </w:r>
       <w:r>
         <w:rPr>
@@ -6602,7 +6583,7 @@
           <w:b w:val="0"/>
           <w:i w:val="0"/>
         </w:rPr>
-        <w:t xml:space="preserve"> CareNavigator runs in production today, doing the screening and matching described in Significance. The multi-agent navigation layer, developed and evaluated under Phase IIB using retrieval-augmented generation, parameter-efficient fine-tuning, and reinforcement learning from expert feedback, is in production integration during the remaining Phase IIB year. Execution and follow-up, which Aim 1 builds, do not exist in the product today.</w:t>
+        <w:t xml:space="preserve"> CareNavigator runs in production today, doing the screening and matching described in Significance. The multi-agent navigation layer, developed and evaluated under Phase IIB using retrieval-augmented generation, parameter-efficient fine-tuning, and reinforcement learning from expert feedback, is in production integration during the remaining Phase IIB year. Execution and follow-up, which Aim 1 builds, do not exist in the product today and are not in scope for the existing award, so no budget line here re-funds Phase IIB work.</w:t>
       </w:r>
     </w:p>
     <w:p>
@@ -6707,7 +6688,7 @@
           <w:b w:val="0"/>
           <w:i w:val="0"/>
         </w:rPr>
-        <w:t xml:space="preserve">Could we recruit caregivers, and would anyone pay?Beyond Phase II scope; company fundsA student caregiver pilot drew more than 900 applicants and placed more than 20 into provider jobs. Four providers trialed the staffing product and three paid, at roughly $50 to $275 per placement and $275 per month, across multiple semesters. Manual delivery capped scale. </w:t>
+        <w:t xml:space="preserve">Could we recruit caregivers, and would anyone pay?Beyond Phase II scope; company fundsA student caregiver pilot drew more than 900 applicants and placed more than 20 into provider jobs. Four providers trialed the staffing product and three paid, at roughly $50 to $275 per placement and $275 per month, across multiple semesters. Delivery was deliberately manual, to learn what the workflow had to do before building infrastructure for it. </w:t>
       </w:r>
       <w:r>
         <w:rPr>
@@ -6751,27 +6732,7 @@
           <w:b/>
           <w:i w:val="0"/>
         </w:rPr>
-        <w:t>Ongoing Phase IIB work this award does not re-fund.</w:t>
-      </w:r>
-      <w:r>
-        <w:rPr>
-          <w:b w:val="0"/>
-          <w:i w:val="0"/>
-        </w:rPr>
-        <w:t xml:space="preserve"> The remaining Phase IIB year completes production integration of the agent system and continues database expansion, and this application begins where that ends. No budget line here supports agent development already funded under Phase IIB; Aim 1 builds execution, follow-up, confirmation, and the workforce infrastructure, none of which is in scope for the existing award.</w:t>
-      </w:r>
-    </w:p>
-    <w:p>
-      <w:pPr>
-        <w:spacing w:before="120"/>
-        <w:jc w:val="both"/>
-      </w:pPr>
-      <w:r>
-        <w:rPr>
-          <w:b/>
-          <w:i w:val="0"/>
-        </w:rPr>
-        <w:t>The endpoints this application works to.</w:t>
+        <w:t>Investor diligence set these milestones.</w:t>
       </w:r>
       <w:r>
         <w:rPr>

--- a/docs/crp/passes/Olera_CRP_ResearchStrategy.docx
+++ b/docs/crp/passes/Olera_CRP_ResearchStrategy.docx
@@ -34,7 +34,7 @@
           <w:b w:val="0"/>
           <w:i w:val="0"/>
         </w:rPr>
-        <w:t xml:space="preserve"> If we are fortunate, each of us will grow old, and reach the point where we, or someone we love, needs help with bathing, dressing, meals, medications, and moving safely through the home. Most families meet that moment at its worst, after a fall or a sudden hospitalization, and are expected to become experts in eldercare overnight.</w:t>
+        <w:t xml:space="preserve"> If we are fortunate, each of us will grow old, and reach the point where we, or someone we love, needs help with bathing, dressing, meals, medications, and moving safely through the home. Most families meet that moment at its worst, after a fall or a hospitalization, and are expected to become experts in eldercare overnight.</w:t>
       </w:r>
     </w:p>
     <w:p>
@@ -60,7 +60,7 @@
           <w:b w:val="0"/>
           <w:i w:val="0"/>
         </w:rPr>
-        <w:t xml:space="preserve"> the right care across four systems with separate eligibility rules and no party accountable for whether care begins. They must </w:t>
+        <w:t xml:space="preserve"> the right care across four systems with separate eligibility rules and nobody accountable for whether care begins. They must </w:t>
       </w:r>
       <w:r>
         <w:rPr>
@@ -89,7 +89,7 @@
           <w:b w:val="0"/>
           <w:i w:val="0"/>
         </w:rPr>
-        <w:t xml:space="preserve"> Medicare does not cover custodial home care, Medicaid pays only after a family has spent down, and an estimated $58 billion in assistance goes unclaimed every year because families cannot navigate the programs.</w:t>
+        <w:t xml:space="preserve"> Medicare does not cover custodial home care, Medicaid pays only after spend-down, and an estimated $58 billion in assistance goes unclaimed each year because families cannot navigate the programs.</w:t>
       </w:r>
       <w:r>
         <w:rPr>
@@ -208,7 +208,7 @@
           <w:b w:val="0"/>
           <w:i w:val="0"/>
         </w:rPr>
-        <w:t xml:space="preserve"> Nearly a third of older adults with difficulty in activities of daily living go without bathing, meals, or medications in a given month,</w:t>
+        <w:t xml:space="preserve"> Nearly a third of older adults with difficulty in daily activities go without bathing, meals, or medications in a given month,</w:t>
       </w:r>
       <w:r>
         <w:rPr>
@@ -347,7 +347,7 @@
           <w:b w:val="0"/>
           <w:i w:val="0"/>
         </w:rPr>
-        <w:t xml:space="preserve"> Demand is rising while both sources of supply contract (Figure 2), and the paid workforce that would have to absorb the difference faces 9.7 million direct-care job openings between 2024 and 2034.</w:t>
+        <w:t xml:space="preserve"> Demand is rising while both sources of supply contract (Figure 2): the population over 65 reaches 82 million by 2050</w:t>
       </w:r>
       <w:r>
         <w:rPr>
@@ -356,6 +356,36 @@
           <w:vertAlign w:val="superscript"/>
         </w:rPr>
         <w:t>8</w:t>
+      </w:r>
+      <w:r>
+        <w:rPr>
+          <w:b w:val="0"/>
+          <w:i w:val="0"/>
+        </w:rPr>
+        <w:t xml:space="preserve"> while family caregivers per adult over 80 fall from more than seven to four,</w:t>
+      </w:r>
+      <w:r>
+        <w:rPr>
+          <w:b w:val="0"/>
+          <w:i w:val="0"/>
+          <w:vertAlign w:val="superscript"/>
+        </w:rPr>
+        <w:t>9</w:t>
+      </w:r>
+      <w:r>
+        <w:rPr>
+          <w:b w:val="0"/>
+          <w:i w:val="0"/>
+        </w:rPr>
+        <w:t xml:space="preserve"> and the paid workforce that would have to absorb the difference faces 9.7 million direct-care job openings between 2024 and 2034.</w:t>
+      </w:r>
+      <w:r>
+        <w:rPr>
+          <w:b w:val="0"/>
+          <w:i w:val="0"/>
+          <w:vertAlign w:val="superscript"/>
+        </w:rPr>
+        <w:t>10</w:t>
       </w:r>
     </w:p>
     <w:p>
@@ -367,7 +397,7 @@
           <w:b w:val="0"/>
           <w:i w:val="0"/>
         </w:rPr>
-        <w:t>The cost of that shortfall is already being paid, just not where anyone planned. Family caregiving costs working Americans $107 billion a year in earnings they do not make, and costs their employers roughly $26 billion more in lost productivity.</w:t>
+        <w:t>The cost of that shortfall is already being paid, just not where anyone planned. Family caregiving costs working Americans $107 billion a year in earnings they do not make, and their employers roughly $26 billion more in lost productivity.</w:t>
       </w:r>
       <w:r>
         <w:rPr>
@@ -375,14 +405,14 @@
           <w:i w:val="0"/>
           <w:vertAlign w:val="superscript"/>
         </w:rPr>
-        <w:t>9</w:t>
+        <w:t>11</w:t>
       </w:r>
       <w:r>
         <w:rPr>
           <w:b w:val="0"/>
           <w:i w:val="0"/>
         </w:rPr>
-        <w:t xml:space="preserve"> Families then spend down what they saved, so a lifetime of retirement savings, and often the inheritance behind it, is redirected into a few years of long-term care. Medicaid picks the bill up only once that money is gone, and by then the family has lost its assets, the employer has lost the work, and the public system has inherited a more expensive person to care for.</w:t>
+        <w:t xml:space="preserve"> Families then spend down what they saved, so a lifetime of retirement savings, and often the inheritance behind it, goes into a few years of long-term care. Medicaid picks the bill up only once that money is gone, by which point the family has lost its assets, the employer the work, and the public system has inherited a more expensive person to care for.</w:t>
       </w:r>
       <w:r>
         <w:rPr>
@@ -390,7 +420,7 @@
           <w:i w:val="0"/>
           <w:vertAlign w:val="superscript"/>
         </w:rPr>
-        <w:t>10</w:t>
+        <w:t>12</w:t>
       </w:r>
       <w:r>
         <w:rPr>
@@ -405,7 +435,7 @@
           <w:i w:val="0"/>
           <w:vertAlign w:val="superscript"/>
         </w:rPr>
-        <w:t>11,12</w:t>
+        <w:t>13,14</w:t>
       </w:r>
       <w:r>
         <w:rPr>
@@ -419,7 +449,7 @@
           <w:b/>
           <w:i w:val="0"/>
         </w:rPr>
-        <w:t>The money to support older adults at home largely exists today. Too much of it is spent later, on worse outcomes and more expensive care.</w:t>
+        <w:t>The money largely exists today; too much of it is spent later, on worse outcomes and more expensive care.</w:t>
       </w:r>
       <w:r>
         <w:rPr>
@@ -446,7 +476,7 @@
           <w:b w:val="0"/>
           <w:i w:val="0"/>
         </w:rPr>
-        <w:t xml:space="preserve"> Knowing what exists is not the hard part. A family has to work out which aid program applies, which insurance benefit applies, and which service or provider is needed, then complete the same administrative sequence for each: applications, documentation, intake, scheduling, waiting for a response, answering follow-up requests, confirming provider availability, securing approval, and confirming that care began. Families are lost to follow-up somewhere in that sequence, and existing help stops earlier. A discharge planner hands over a printed list and the case closes at the hospital door; information services return directories; referral marketplaces introduce a provider and are paid on placement. None is accountable for whether care was established, and even where navigation succeeds there may be no capacity in the local market to deliver it.</w:t>
+        <w:t xml:space="preserve"> Knowing what exists is not the hard part. A family has to work out which aid program applies, which insurance benefit applies, and which service or provider is needed, then complete the same sequence for each: applications, documentation, intake, scheduling, waiting, follow-up requests, provider availability, approval, and confirmation that care began. Families are lost to follow-up somewhere in that sequence, and existing help stops earlier: a discharge planner hands over a printed list and the case closes at the hospital door, information services return directories, referral marketplaces introduce a provider and are paid on placement. None is accountable for whether care was established, and even where navigation succeeds there may be no local capacity to deliver it.</w:t>
       </w:r>
     </w:p>
     <w:p>
@@ -504,7 +534,7 @@
           <w:b w:val="0"/>
           <w:i w:val="0"/>
         </w:rPr>
-        <w:t>CareNavigator is an eldercare AI navigation system built over an expert-curated national database of aid programs and providers, developed across NIA SBIR Phases I through IIB. It screens a household's needs and means and returns a care and funding plan with the steps required to obtain each resource (Figure 3). What this award adds is execution: agents that carry those steps out, follow up on a schedule, and confirm the date aid or care began. Alongside it, Olera recruits and verifies new caregivers and places them with licensed providers, who employ, train, insure, and supervise them. Together they turn a recognized need into established care, which is how the cycle in Figure 1 is interrupted.</w:t>
+        <w:t>CareNavigator is an eldercare AI navigation system built over an expert-curated national database of aid programs and providers, developed across NIA SBIR Phases I through IIB. It screens a household's needs and means and returns a care and funding plan with the steps each resource requires (Figure 3). What this award adds is execution: task-scoped agents that carry those steps out against a validated schema, follow up on a cadence, escalate to a person when a counterparty answers off-script, and confirm the date care began. Alongside it, Olera recruits and verifies new caregivers and places them with licensed providers, who employ, train, insure, and supervise them. Together they turn a recognized need into established care, which is how the cycle in Figure 1 is interrupted.</w:t>
       </w:r>
     </w:p>
     <w:p>
@@ -586,7 +616,7 @@
           <w:b w:val="0"/>
           <w:i w:val="0"/>
         </w:rPr>
-        <w:t xml:space="preserve"> Nothing about a family's access depends on who has paid, which removes the gating on who can be helped, keeps the network from tilting toward whoever bought placement, and leaves no incentive to steer anyone. It also lets federally reimbursed providers participate, which pay-per-referral models cannot accommodate. </w:t>
+        <w:t xml:space="preserve"> Nothing about a family's access depends on who has paid, which removes the gating on who can be helped, keeps the network from tilting toward whoever bought placement, leaves no incentive to steer anyone, and lets federally reimbursed providers participate, which pay-per-referral models cannot accommodate. </w:t>
       </w:r>
       <w:r>
         <w:rPr>
@@ -613,7 +643,7 @@
           <w:b w:val="0"/>
           <w:i w:val="0"/>
         </w:rPr>
-        <w:t xml:space="preserve"> The beachhead customer for our staffing product is healthcare and long-term services and supports providers, of which roughly 165,000 operate in the United States.</w:t>
+        <w:t xml:space="preserve"> The beachhead customer for our staffing product is healthcare and long-term services and supports providers, roughly 165,000 of which operate in the United States.</w:t>
       </w:r>
       <w:r>
         <w:rPr>
@@ -621,7 +651,7 @@
           <w:i w:val="0"/>
           <w:vertAlign w:val="superscript"/>
         </w:rPr>
-        <w:t>13,14</w:t>
+        <w:t>15,16</w:t>
       </w:r>
       <w:r>
         <w:rPr>
@@ -636,7 +666,7 @@
           <w:i w:val="0"/>
           <w:vertAlign w:val="superscript"/>
         </w:rPr>
-        <w:t>15</w:t>
+        <w:t>17</w:t>
       </w:r>
       <w:r>
         <w:rPr>
@@ -651,7 +681,7 @@
           <w:i w:val="0"/>
           <w:vertAlign w:val="superscript"/>
         </w:rPr>
-        <w:t>8</w:t>
+        <w:t>10</w:t>
       </w:r>
       <w:r>
         <w:rPr>
@@ -666,7 +696,7 @@
           <w:i w:val="0"/>
           <w:vertAlign w:val="superscript"/>
         </w:rPr>
-        <w:t>16</w:t>
+        <w:t>18</w:t>
       </w:r>
       <w:r>
         <w:rPr>
@@ -1484,7 +1514,7 @@
           <w:b w:val="0"/>
           <w:i w:val="0"/>
         </w:rPr>
-        <w:t>A second customer class is emerging, and this award generates the evidence needed to develop products for it. The organizations named above bear the cost when care does not get established, in avoidable emergency visits, readmissions, premature institutionalization, and caregivers who break down, and Medicare now pays directly for care navigation through the GUIDE model.</w:t>
+        <w:t>A second customer class is emerging, and this award generates the evidence needed to develop products for it. The organizations named above bear the cost when care does not get established, in avoidable emergency visits, readmissions, premature institutionalization, and caregiver breakdown, and Medicare now pays directly for care navigation through the GUIDE model.</w:t>
       </w:r>
       <w:r>
         <w:rPr>
@@ -1492,14 +1522,14 @@
           <w:i w:val="0"/>
           <w:vertAlign w:val="superscript"/>
         </w:rPr>
-        <w:t>17</w:t>
+        <w:t>19</w:t>
       </w:r>
       <w:r>
         <w:rPr>
           <w:b w:val="0"/>
           <w:i w:val="0"/>
         </w:rPr>
-        <w:t xml:space="preserve"> Evidence that care was established, paired with defensible estimates of the utilization it avoids, is what makes that proposition real. The Commercialization Plan models both this and the staffing beachhead; at modeled steady state a single market carries about 50 paying provider accounts and $165,000 in annual recurring revenue against roughly $30,000 to enter it, with lifetime value above four times acquisition cost.</w:t>
+        <w:t xml:space="preserve"> Evidence that care was established, paired with defensible estimates of the utilization it avoids, is what makes that proposition real. The Commercialization Plan models both; at modeled steady state a single market carries about 50 paying provider accounts and $165,000 in annual recurring revenue against roughly $30,000 to enter it, with lifetime value above four times acquisition cost.</w:t>
       </w:r>
     </w:p>
     <w:p>
@@ -1519,7 +1549,7 @@
           <w:b w:val="0"/>
           <w:i w:val="0"/>
         </w:rPr>
-        <w:t xml:space="preserve"> Table 2 places our two products against every category of alternative across the path a family travels. Every alternative solves only part of it, and families can still fall through before care is established.</w:t>
+        <w:t xml:space="preserve"> Table 2 places our two products against every category of alternative across the path a family travels. Each solves only part of it, and families can still fall through before care is established.</w:t>
       </w:r>
     </w:p>
     <w:tbl>
@@ -2806,7 +2836,7 @@
           <w:i/>
           <w:sz w:val="18"/>
         </w:rPr>
-        <w:t>The staffing channels in the last row supply workers already in direct care. None of them enlarges the workforce.</w:t>
+        <w:t>Coverage is by design across the full pathway. Olera clears the first three stages at production scale today and the last at pilot scale; Aim 1 builds the execution layer that closes it. The staffing channels in the last row supply workers already in direct care and none of them enlarges the workforce.</w:t>
       </w:r>
     </w:p>
     <w:p>
@@ -2818,7 +2848,7 @@
           <w:b w:val="0"/>
           <w:i w:val="0"/>
         </w:rPr>
-        <w:t>Human navigators are the strongest competitors: social workers, hospital case managers, discharge planners, and private geriatric care managers do this work well and cover more of the path than any product does. They are also scarce, and the constraint cannot be solved by hiring: healthcare social workers are projected to grow six percent between 2024 and 2034, about 13,600 positions, against a population over 65 growing far faster.</w:t>
+        <w:t>Human navigators are the strongest competitors: social workers, hospital case managers, discharge planners, and private geriatric care managers do this work well and cover more of the path than any product does. They are also scarce, and the constraint cannot be solved by hiring: healthcare social workers are projected to grow six percent by 2034, about 13,600 positions, against a population over 65 growing far faster.</w:t>
       </w:r>
       <w:r>
         <w:rPr>
@@ -2826,14 +2856,14 @@
           <w:i w:val="0"/>
           <w:vertAlign w:val="superscript"/>
         </w:rPr>
-        <w:t>18</w:t>
+        <w:t>20</w:t>
       </w:r>
       <w:r>
         <w:rPr>
           <w:b w:val="0"/>
           <w:i w:val="0"/>
         </w:rPr>
-        <w:t xml:space="preserve"> The closest commercial analogues are the navigation platforms sold to employers and health plans, where access depends on who employs or insures a family.</w:t>
+        <w:t xml:space="preserve"> The closest commercial analogues are the navigation platforms sold to employers and health plans, where access depends on who employs or insures a family,</w:t>
       </w:r>
       <w:r>
         <w:rPr>
@@ -2841,21 +2871,36 @@
           <w:i w:val="0"/>
           <w:vertAlign w:val="superscript"/>
         </w:rPr>
-        <w:t>19</w:t>
+        <w:t>21</w:t>
       </w:r>
       <w:r>
         <w:rPr>
           <w:b w:val="0"/>
           <w:i w:val="0"/>
         </w:rPr>
-        <w:t xml:space="preserve"> On the staffing side the distinction is simpler: agencies, job boards, and gig platforms compete only for workers already in the direct-care pool. </w:t>
+        <w:t xml:space="preserve"> and referral marketplaces charge placement fees, which determines who appears and has drawn sustained criticism.</w:t>
+      </w:r>
+      <w:r>
+        <w:rPr>
+          <w:b w:val="0"/>
+          <w:i w:val="0"/>
+          <w:vertAlign w:val="superscript"/>
+        </w:rPr>
+        <w:t>22</w:t>
+      </w:r>
+      <w:r>
+        <w:rPr>
+          <w:b w:val="0"/>
+          <w:i w:val="0"/>
+        </w:rPr>
+        <w:t xml:space="preserve"> </w:t>
       </w:r>
       <w:r>
         <w:rPr>
           <w:b/>
           <w:i w:val="0"/>
         </w:rPr>
-        <w:t>Olera builds the pathways and infrastructure that bring new people into caregiving,</w:t>
+        <w:t>Olera builds the pathways that bring new people into caregiving,</w:t>
       </w:r>
       <w:r>
         <w:rPr>
@@ -2905,7 +2950,7 @@
           <w:i w:val="0"/>
           <w:vertAlign w:val="superscript"/>
         </w:rPr>
-        <w:t>20,21,22,23</w:t>
+        <w:t>23,24,25,26</w:t>
       </w:r>
       <w:r>
         <w:rPr>
@@ -2924,7 +2969,7 @@
           <w:b w:val="0"/>
           <w:i w:val="0"/>
         </w:rPr>
-        <w:t>The causes of the caregiver shortage are equally well documented and largely economic: median annual earnings for direct-care workers are just under $26,000,</w:t>
+        <w:t>The causes of the caregiver shortage are equally well documented and economic: median annual earnings for direct-care workers are just under $26,000,</w:t>
       </w:r>
       <w:r>
         <w:rPr>
@@ -2932,7 +2977,7 @@
           <w:i w:val="0"/>
           <w:vertAlign w:val="superscript"/>
         </w:rPr>
-        <w:t>8</w:t>
+        <w:t>10</w:t>
       </w:r>
       <w:r>
         <w:rPr>
@@ -2947,14 +2992,14 @@
           <w:i w:val="0"/>
           <w:vertAlign w:val="superscript"/>
         </w:rPr>
-        <w:t>15</w:t>
+        <w:t>17</w:t>
       </w:r>
       <w:r>
         <w:rPr>
           <w:b w:val="0"/>
           <w:i w:val="0"/>
         </w:rPr>
-        <w:t xml:space="preserve"> Both the literature and the industry response concentrate on retaining and competing for the workers already in the field. Comparatively little has addressed enlarging the labor pool itself by building infrastructure that brings new people into caregiving, which is the gap Key Innovation 1 addresses.</w:t>
+        <w:t xml:space="preserve"> Both the literature and the industry response concentrate on retaining and competing for workers already in the field. Comparatively little has addressed enlarging the pool itself, which is the gap Key Innovation 1 addresses.</w:t>
       </w:r>
     </w:p>
     <w:p>
@@ -2996,14 +3041,14 @@
           <w:i w:val="0"/>
           <w:vertAlign w:val="superscript"/>
         </w:rPr>
-        <w:t>24</w:t>
+        <w:t>27</w:t>
       </w:r>
       <w:r>
         <w:rPr>
           <w:b w:val="0"/>
           <w:i w:val="0"/>
         </w:rPr>
-        <w:t xml:space="preserve"> We answer trust with verification rather than assurance, so every answer comes from a database audited by a blinded expert panel in Aim 1 and acceptance is measured under IRB approval in Aim 2; we answer cost by charging families nothing.</w:t>
+        <w:t xml:space="preserve"> We answer trust with verification rather than assurance. The Phase IIB evaluation now underway measures acceptance in 200 diverse family caregivers and reports before this award begins; Aim 1 then audits execution outputs against a blinded panel and tests the execution experience with families. We answer cost by charging families nothing.</w:t>
       </w:r>
     </w:p>
     <w:p>
@@ -3104,7 +3149,7 @@
           <w:b w:val="0"/>
           <w:i w:val="0"/>
         </w:rPr>
-        <w:t xml:space="preserve">: hours worked, employers, training completed, competencies demonstrated, populations served including dementia care, supervisor evaluations, reliability, background checks, and references. That record travels with the worker. Nothing like it exists today, so a caregiver who changes employers starts over and is re-screened on work already verified. The record is what makes any new worker pool viable, and it improves with every shift worked. </w:t>
+        <w:t xml:space="preserve">: hours, employers, training, competencies, populations served including dementia care, supervisor evaluations, reliability, background checks, and references. That record travels with the worker. Nothing like it exists today, so a caregiver who changes employers starts over and is re-screened on work already verified. The record is what makes any new worker pool viable, and it improves with every shift worked. </w:t>
       </w:r>
       <w:r>
         <w:rPr>
@@ -3138,7 +3183,7 @@
           <w:i w:val="0"/>
           <w:vertAlign w:val="superscript"/>
         </w:rPr>
-        <w:t>25</w:t>
+        <w:t>28</w:t>
       </w:r>
       <w:r>
         <w:rPr>
@@ -3153,7 +3198,7 @@
           <w:i w:val="0"/>
           <w:vertAlign w:val="superscript"/>
         </w:rPr>
-        <w:t>26</w:t>
+        <w:t>29</w:t>
       </w:r>
       <w:r>
         <w:rPr>
@@ -3206,7 +3251,7 @@
           <w:b w:val="0"/>
           <w:i w:val="0"/>
         </w:rPr>
-        <w:t xml:space="preserve"> That makes the outcome measurable, makes it saleable to an organization bearing the cost of unmet need, and makes the system improve, since every completed case becomes supervised training data for the next.</w:t>
+        <w:t xml:space="preserve"> Agents that complete multi-step administrative work are being built across many industries; the general capability is not ours, the substrate they act on is. No competing effort holds a county-level record of what a given agency actually decided, so a general-purpose agent can draft an application and cannot tell a family whether this county's waiting list is open. That makes the outcome measurable, and saleable to an organization bearing the cost of unmet need.</w:t>
       </w:r>
     </w:p>
     <w:p>
@@ -3238,7 +3283,7 @@
           <w:b w:val="0"/>
           <w:i w:val="0"/>
         </w:rPr>
-        <w:t>Beneath that sit local program realities and provider truths that were never published: which office actually processes an application, what a program requires in practice rather than on its form, which providers take which payment sources, and which have capacity. We assembled that layer through field work, expert curation, and direct outreach, into more than 72,000 records covering all fifty states.</w:t>
+        <w:t>Beneath that sit local program realities and provider truths that were never published: which office actually processes an application, what a program requires in practice rather than on its form, and which providers take which payment sources and have capacity. We assembled that layer through field work, expert curation, and direct outreach, into more than 72,000 records across all fifty states.</w:t>
       </w:r>
     </w:p>
     <w:p>
@@ -3276,7 +3321,7 @@
           <w:b w:val="0"/>
           <w:i w:val="0"/>
         </w:rPr>
-        <w:t xml:space="preserve">Execution is what produces that layer, and it compounds: more families produce more executed cases, which produce more observed rules, capacity, and outcomes, which produce better navigation, which establishes care for more families. </w:t>
+        <w:t xml:space="preserve">Execution produces that layer, and it compounds: more families produce more executed cases, which produce more observed rules, capacity, and outcomes, which produce better navigation for more families. </w:t>
       </w:r>
       <w:r>
         <w:rPr>
@@ -3290,7 +3335,7 @@
           <w:b w:val="0"/>
           <w:i w:val="0"/>
         </w:rPr>
-        <w:t xml:space="preserve"> A competitor who copies every feature begins with an empty database. The measurement also exists nowhere else, for researchers or for the state agencies that plan around it, and we commit to publishing from it.</w:t>
+        <w:t xml:space="preserve"> A competitor who copies every feature begins with an empty database, and the measurement exists nowhere else for researchers or the state agencies that plan around it. We commit to publishing from it.</w:t>
       </w:r>
     </w:p>
     <w:p>
@@ -3351,7 +3396,7 @@
       <w:r>
         <w:drawing>
           <wp:inline xmlns:a="http://schemas.openxmlformats.org/drawingml/2006/main" xmlns:pic="http://schemas.openxmlformats.org/drawingml/2006/picture">
-            <wp:extent cx="6035040" cy="1155776"/>
+            <wp:extent cx="6035040" cy="1219816"/>
             <wp:docPr id="4" name="Picture 4"/>
             <wp:cNvGraphicFramePr>
               <a:graphicFrameLocks noChangeAspect="1"/>
@@ -3372,7 +3417,7 @@
                   <pic:spPr>
                     <a:xfrm>
                       <a:off x="0" y="0"/>
-                      <a:ext cx="6035040" cy="1155776"/>
+                      <a:ext cx="6035040" cy="1219816"/>
                     </a:xfrm>
                     <a:prstGeom prst="rect"/>
                   </pic:spPr>
@@ -3402,7 +3447,7 @@
           <w:i w:val="0"/>
           <w:sz w:val="18"/>
         </w:rPr>
-        <w:t xml:space="preserve"> The three aims as one sequence, each stage held by a gate.</w:t>
+        <w:t xml:space="preserve"> What each stage establishes, and what the next one therefore does not repeat.</w:t>
       </w:r>
     </w:p>
     <w:p>
@@ -3414,7 +3459,21 @@
           <w:b w:val="0"/>
           <w:i w:val="0"/>
         </w:rPr>
-        <w:t>Each stage carries a gate, and failure triggers a prespecified alternative strategy before the next stage begins: if Aim 1 misses verification, no market activates until the alternative engineering plan succeeds; if Aim 2 misses establishment, the alternative implementation plan runs before anything is sold. Primary endpoints are operational or economic and come from platform, billing, payroll, and employment records. Human subjects research sits inside the aims as Tasks 2.4 and 3.4, under Clemson University IRB approval with Dr. Fan as protocol lead; consent, privacy, data security, and risk assessment are in the PHS Human Subjects and Clinical Trials Information form.</w:t>
+        <w:t xml:space="preserve">Each stage carries a gate, and failure triggers a prespecified alternative strategy before the next stage begins: if Aim 1 misses verification, no market activates until the alternative engineering plan succeeds; if Aim 2 misses establishment, the alternative implementation plan runs before anything is sold. Primary endpoints are operational or economic and come from platform, billing, payroll, and employment records. Human subjects research sits inside the aims as Tasks 1.5 and 2.4, under Clemson University IRB approval with Dr. Fan as protocol lead; consent, privacy, data security, and risk assessment are in the PHS Human Subjects and Clinical Trials Information form. </w:t>
+      </w:r>
+      <w:r>
+        <w:rPr>
+          <w:b/>
+          <w:i w:val="0"/>
+        </w:rPr>
+        <w:t>Phase IIB is the first stage in Figure 5:</w:t>
+      </w:r>
+      <w:r>
+        <w:rPr>
+          <w:b w:val="0"/>
+          <w:i w:val="0"/>
+        </w:rPr>
+        <w:t xml:space="preserve"> where this award relies on a Phase IIB result, the contingency is stated.</w:t>
       </w:r>
     </w:p>
     <w:p>
@@ -3500,7 +3559,7 @@
           <w:b w:val="0"/>
           <w:i w:val="0"/>
         </w:rPr>
-        <w:t xml:space="preserve"> The platform runs today as a TypeScript and React web application over managed Postgres, with the agent and data services in Python, in one repository under trunk-based development with separate development, staging, and production environments; staging runs on a synthetic household corpus, so no real family record is used in testing. </w:t>
+        <w:t xml:space="preserve"> The platform runs today as a TypeScript and React web application over managed Postgres, with agent and data services in Python, under trunk-based development; staging runs on a synthetic household corpus, so no real family record is used in testing. </w:t>
       </w:r>
       <w:r>
         <w:rPr>
@@ -3514,7 +3573,7 @@
           <w:b w:val="0"/>
           <w:i w:val="0"/>
         </w:rPr>
-        <w:t xml:space="preserve"> One assembles a packet, one submits it, one follows up, one confirms the start date, each with a bounded set of tools and a single unit of work. An orchestration service holds case state in the database rather than a model's context window, so a case survives restarts, can be paused for family approval, and can be replayed exactly. Tools are exposed through the Model Context Protocol, so the same definitions run against either the Anthropic or the OpenAI agent runtimes and neither the model nor the vendor becomes a structural dependency. Model selection is by task: a reasoning model for planning and adjudication, a smaller one for extraction and classification, batch processing for offline re-verification. Every model output entering a workflow is validated against a strict schema before use, so a care and funding plan is a checked data object rather than prose to be parsed. </w:t>
+        <w:t xml:space="preserve"> One assembles a packet, one submits it, one follows up, one confirms the start date, each with a bounded set of tools and a single unit of work. An orchestration service holds case state in the database rather than a model's context window, so a case survives restarts and can be replayed exactly. Tools are exposed through the Model Context Protocol, so the same definitions run against either the Anthropic or OpenAI agent runtimes and neither model nor vendor becomes a structural dependency. Model selection is by task: a reasoning model for planning and adjudication, a smaller one for extraction and classification. Every model output entering a workflow is validated against a strict schema, so a care and funding plan is a checked data object rather than prose to be parsed. </w:t>
       </w:r>
       <w:r>
         <w:rPr>
@@ -3541,7 +3600,7 @@
           <w:b w:val="0"/>
           <w:i w:val="0"/>
         </w:rPr>
-        <w:t xml:space="preserve"> CareNavigator screens a household and identifies the aid and services it qualifies for; that much runs nationally today. This task builds what happens next. Families are lost at the same two points whether the resource is a public benefit, an insurance entitlement, or a home care agency: assembling what is required, and waiting for an answer. The execution loop builds the required package from the household record and the resource's requirements, submits it through whichever channel that resource accepts, and records what was sent. The follow-up loop schedules the next contact, answers requests for further documentation, escalates to a human navigator when a counterparty responds outside the expected pattern or model confidence falls below a set threshold, and closes the case only on a confirmed start date. Intake requirements are modeled per resource type rather than hard-coded per program, which is what lets aid and services share one sequence. Every action is idempotent and logged, and nothing leaves the system without the family's explicit approval.</w:t>
+        <w:t xml:space="preserve"> CareNavigator screens a household and identifies the aid and services it qualifies for; that much runs nationally today. This task builds what happens next. Families are lost at the same two points whether the resource is a public benefit, an insurance entitlement, or a home care agency: assembling what is required, and waiting for an answer. The execution loop builds the required package from the household record and the resource's requirements, submits it through whichever channel that resource accepts, and records what was sent. The follow-up loop schedules the next contact, answers requests for further documentation, escalates to a human navigator when a counterparty responds outside the expected pattern or model confidence falls below a set threshold, and closes the case only on a confirmed start date. Intake requirements are modeled per resource type rather than hard-coded per program, which is what lets aid and services share one sequence. Every action is idempotent and logged, and nothing leaves the system without the family's approval.</w:t>
       </w:r>
     </w:p>
     <w:p>
@@ -3561,7 +3620,7 @@
           <w:b w:val="0"/>
           <w:i w:val="0"/>
         </w:rPr>
-        <w:t xml:space="preserve"> The curated record of more than 72,000 aid programs and providers is expanded and re-verified on a rolling schedule, so accuracy does not decay as program rules change, and new instrumentation captures what each completed case decided: what was applied for, what was approved or denied, how long it took, and what care started. Retrieval is hybrid, combining lexical and vector search over program rules, forms, and the county-level operational record, and </w:t>
+        <w:t xml:space="preserve"> The curated record of more than 72,000 aid programs and providers is expanded and re-verified on a rolling schedule, so accuracy does not decay as program rules change, and new instrumentation captures what each completed case decided: what was applied for, what was approved or denied, how long it took, and what care started. Retrieval is hybrid over program rules, forms, and the county-level operational record, and </w:t>
       </w:r>
       <w:r>
         <w:rPr>
@@ -3575,7 +3634,7 @@
           <w:b w:val="0"/>
           <w:i w:val="0"/>
         </w:rPr>
-        <w:t>, which is what makes the expert audit in Task 1.4 possible at all.</w:t>
+        <w:t>, which is what makes the Task 1.4 audit possible at all.</w:t>
       </w:r>
     </w:p>
     <w:p>
@@ -3608,70 +3667,56 @@
           <w:b/>
           <w:i w:val="0"/>
         </w:rPr>
-        <w:t>Task 1.4: Verification against blinded expert review.</w:t>
+        <w:t>Task 1.4: Verify the execution outputs against blinded expert review.</w:t>
       </w:r>
       <w:r>
         <w:rPr>
           <w:b w:val="0"/>
           <w:i w:val="0"/>
         </w:rPr>
-        <w:t xml:space="preserve"> A three-person panel of licensed clinical social workers, independent of the engineering team and holding no equity in Olera, evaluates what CareNavigator produces. </w:t>
-      </w:r>
-      <w:r>
-        <w:rPr>
-          <w:b w:val="0"/>
-          <w:i/>
-        </w:rPr>
-        <w:t>What is evaluated.</w:t>
+        <w:t xml:space="preserve"> Phase IIB already measures how accurately CareNavigator identifies what a household qualifies for, at a greater than 90 percent target against a manually determined standard. </w:t>
+      </w:r>
+      <w:r>
+        <w:rPr>
+          <w:b/>
+          <w:i w:val="0"/>
+        </w:rPr>
+        <w:t>This task does not re-measure that;</w:t>
       </w:r>
       <w:r>
         <w:rPr>
           <w:b w:val="0"/>
           <w:i w:val="0"/>
         </w:rPr>
-        <w:t xml:space="preserve"> A case is one household scenario; the output under review is the care and funding plan the system generates for it, together with the executable tasks that plan produces. </w:t>
-      </w:r>
-      <w:r>
-        <w:rPr>
-          <w:b w:val="0"/>
-          <w:i/>
-        </w:rPr>
-        <w:t>Design.</w:t>
+        <w:t xml:space="preserve"> it measures whether the packages the execution agents assemble are correct enough to send to an agency on a family's behalf. A case is one household scenario; the output under review is the application package the system generates and the executable task list that carries the case to a confirmed start. A three-person panel of licensed clinical social workers, independent of the engineering team and holding no equity in Olera, prepares the same packages by hand, blinded to the platform's output. The two are compared field by field and the plans rated against a rubric for appropriateness, accuracy, and completeness. A stratified random sample of 60 cases in each of the two quarters before the gate, 120 in all, sizes cumulative agreement to a 95 percent half-width of about 6 points, and the audit repeats annually. Agreement is reported with a confidence interval and as Cohen's kappa, inter-rater reliability is established before any output is adjudicated, every material error is confirmed by a second reader, and audited households are held out of tuning data. </w:t>
+      </w:r>
+      <w:r>
+        <w:rPr>
+          <w:b/>
+          <w:i w:val="0"/>
+        </w:rPr>
+        <w:t>The bar is 90 percent field-level agreement, the standard Phase IIB set for identification,</w:t>
       </w:r>
       <w:r>
         <w:rPr>
           <w:b w:val="0"/>
           <w:i w:val="0"/>
         </w:rPr>
-        <w:t xml:space="preserve"> Panelists work from predefined household scenarios, blinded to the platform's output, independently determining eligibility and, for a subset, preparing application packages by hand. Both are compared with the platform's output, category by category for eligibility and field by field for applications, and the plans are rated against a rubric for appropriateness, accuracy, and completeness. </w:t>
-      </w:r>
-      <w:r>
-        <w:rPr>
-          <w:b w:val="0"/>
-          <w:i/>
-        </w:rPr>
-        <w:t>Sample and analysis.</w:t>
+        <w:t xml:space="preserve"> applied to the harder task of assembling a filing. Nick </w:t>
+      </w:r>
+      <w:r>
+        <w:rPr>
+          <w:b/>
+          <w:i w:val="0"/>
+        </w:rPr>
+        <w:t>[SURNAME TBD]</w:t>
       </w:r>
       <w:r>
         <w:rPr>
           <w:b w:val="0"/>
           <w:i w:val="0"/>
         </w:rPr>
-        <w:t xml:space="preserve"> A stratified random sample of 60 cases in each of the two quarters before the month 12 gate, 120 in all, sizes cumulative agreement to a 95 percent half-width of about 6 points, and the audit repeats annually thereafter. Agreement is reported as percent agreement with a 95 percent confidence interval and as Cohen's kappa, and inter-rater reliability among panelists is established before any system output is adjudicated. Every material error is reviewed rather than sampled, confirmed by a second reader, and audited households are held out of tuning data. Nick </w:t>
-      </w:r>
-      <w:r>
-        <w:rPr>
-          <w:b/>
-          <w:i w:val="0"/>
-        </w:rPr>
-        <w:t>[SURNAME TBD]</w:t>
-      </w:r>
-      <w:r>
-        <w:rPr>
-          <w:b w:val="0"/>
-          <w:i w:val="0"/>
-        </w:rPr>
-        <w:t>, LCSW, leads the panel and recruits its other two members; his Letter of Support is included. This is internal product verification, not human subjects research, and a determination will be obtained.</w:t>
+        <w:t>, LCSW, leads the panel; his Letter of Support is included. This is internal product verification, not human subjects research, and a determination will be obtained.</w:t>
       </w:r>
     </w:p>
     <w:p>
@@ -3684,28 +3729,118 @@
           <w:b/>
           <w:i w:val="0"/>
         </w:rPr>
-        <w:t>Potential problems, alternative strategies, and the gate to Aim 2.</w:t>
+        <w:t>Task 1.5: Test the technology with the people who will use it.</w:t>
       </w:r>
       <w:r>
         <w:rPr>
           <w:b w:val="0"/>
           <w:i w:val="0"/>
         </w:rPr>
-        <w:t xml:space="preserve"> Program rules change during a three-year award and would degrade accuracy through no fault of the system; the re-verification schedule in Task 1.2 addresses this. If expert agreement falls short of the gate, we narrow scope rather than widen it: automated execution is restricted to the resource categories where accuracy is highest, the remainder routed to human-assisted execution, and the boundary reported rather than averaged away. </w:t>
+        <w:t xml:space="preserve"> </w:t>
+      </w:r>
+      <w:r>
+        <w:rPr>
+          <w:b w:val="0"/>
+          <w:i/>
+        </w:rPr>
+        <w:t>(Human subjects research; Clemson University IRB.)</w:t>
+      </w:r>
+      <w:r>
+        <w:rPr>
+          <w:b w:val="0"/>
+          <w:i w:val="0"/>
+        </w:rPr>
+        <w:t xml:space="preserve"> Verified output is not usable output. Before any market opens, the two populations who interact directly with what Aim 1 builds evaluate it. </w:t>
+      </w:r>
+      <w:r>
+        <w:rPr>
+          <w:b w:val="0"/>
+          <w:i/>
+        </w:rPr>
+        <w:t>Families</w:t>
+      </w:r>
+      <w:r>
+        <w:rPr>
+          <w:b w:val="0"/>
+          <w:i w:val="0"/>
+        </w:rPr>
+        <w:t xml:space="preserve"> use the execution capability, which is new: they review a care and funding plan, approve a filing, respond to a documentation request, and locate the status of a submission. </w:t>
       </w:r>
       <w:r>
         <w:rPr>
           <w:b/>
           <w:i w:val="0"/>
         </w:rPr>
-        <w:t>The criteria in Table 4 must be met before Aim 2 begins.</w:t>
+        <w:t>This is not a repeat of the Phase IIB evaluation,</w:t>
       </w:r>
       <w:r>
         <w:rPr>
           <w:b w:val="0"/>
           <w:i w:val="0"/>
         </w:rPr>
-        <w:t xml:space="preserve"> Year 1 also ends with the two markets selected and partnerships signed, so the month 12 gate is a launch decision rather than a software review.</w:t>
+        <w:t xml:space="preserve"> which measures acceptance of navigation and planning. What is untested is whether a family understands and trusts an agent acting on their behalf and catches an error when one appears. </w:t>
+      </w:r>
+      <w:r>
+        <w:rPr>
+          <w:b w:val="0"/>
+          <w:i/>
+        </w:rPr>
+        <w:t>Workers</w:t>
+      </w:r>
+      <w:r>
+        <w:rPr>
+          <w:b w:val="0"/>
+          <w:i w:val="0"/>
+        </w:rPr>
+        <w:t xml:space="preserve"> move through the entry pathway end to end: training, screening, credential verification, and the issuing of the verified record. Twenty to twenty-five families and fifteen to twenty prospective workers complete role-specific tasks against criteria set in advance, thinking aloud while a moderator outside the engineering team records task success, time, errors, and assists, followed by an interview on comprehension and trust. Recruitment runs in batches until two consecutive rounds raise no new high-priority issue. Post-use measures are the System Usability Scale and the 12-item trust-in-automation scale, and safety is the rate at which a participant would have submitted something incorrect without noticing. Findings convert into an engineering backlog that must clear before the gate.</w:t>
+      </w:r>
+    </w:p>
+    <w:p>
+      <w:pPr>
+        <w:spacing w:before="120"/>
+        <w:jc w:val="both"/>
+      </w:pPr>
+      <w:r>
+        <w:rPr>
+          <w:b/>
+          <w:i w:val="0"/>
+        </w:rPr>
+        <w:t>Potential problems, alternative strategies, and the gate to Aim 2.</w:t>
+      </w:r>
+      <w:r>
+        <w:rPr>
+          <w:b w:val="0"/>
+          <w:i w:val="0"/>
+        </w:rPr>
+        <w:t xml:space="preserve"> Program rules change during a three-year award and would degrade accuracy through no fault of the system; the re-verification schedule in Task 1.2 addresses this. If expert agreement falls short we narrow scope rather than widen it: automated execution is restricted to the resource categories where accuracy is highest, the remainder routed to human-assisted execution, and the boundary reported. </w:t>
+      </w:r>
+      <w:r>
+        <w:rPr>
+          <w:b/>
+          <w:i w:val="0"/>
+        </w:rPr>
+        <w:t>Aim 1 relies on the Phase IIB evaluation for family acceptance of navigation and planning.</w:t>
+      </w:r>
+      <w:r>
+        <w:rPr>
+          <w:b w:val="0"/>
+          <w:i w:val="0"/>
+        </w:rPr>
+        <w:t xml:space="preserve"> That study completes before this award begins; if it misses its predefined milestones, the corresponding validation is added to Task 1.5 and no market activates until it clears. </w:t>
+      </w:r>
+      <w:r>
+        <w:rPr>
+          <w:b/>
+          <w:i w:val="0"/>
+        </w:rPr>
+        <w:t>The gate to Aim 2 is two-part: the criteria in Table 4 must be met, and the people who have to use the product must be able to.</w:t>
+      </w:r>
+      <w:r>
+        <w:rPr>
+          <w:b w:val="0"/>
+          <w:i w:val="0"/>
+        </w:rPr>
+        <w:t xml:space="preserve"> Year 1 also ends with the two markets selected and partnerships signed, so month 12 is a launch decision rather than a software review.</w:t>
       </w:r>
     </w:p>
     <w:p>
@@ -3836,7 +3971,7 @@
                 <w:i w:val="0"/>
                 <w:sz w:val="18"/>
               </w:rPr>
-              <w:t>Agreement with the blinded expert panel</w:t>
+              <w:t>Field-level agreement with the blinded expert panel</w:t>
             </w:r>
           </w:p>
         </w:tc>
@@ -3859,7 +3994,7 @@
                 <w:i w:val="0"/>
                 <w:sz w:val="18"/>
               </w:rPr>
-              <w:t>≥ 85%</w:t>
+              <w:t>≥ 90%</w:t>
             </w:r>
           </w:p>
         </w:tc>
@@ -3882,7 +4017,7 @@
                 <w:i w:val="0"/>
                 <w:sz w:val="18"/>
               </w:rPr>
-              <w:t>120 audited cases before the gate, Task 1.4</w:t>
+              <w:t>120 audited packages, Task 1.4</w:t>
             </w:r>
           </w:p>
         </w:tc>
@@ -3907,7 +4042,7 @@
                 <w:i w:val="0"/>
                 <w:sz w:val="18"/>
               </w:rPr>
-              <w:t>Material errors against the expert gold standard</w:t>
+              <w:t>Material errors against the expert standard</w:t>
             </w:r>
           </w:p>
         </w:tc>
@@ -4034,7 +4169,7 @@
           <w:tcPr>
             <w:tcW w:type="dxa" w:w="4644"/>
             <w:tcBorders>
-              <w:bottom w:val="single" w:sz="8" w:space="0" w:color="14453F"/>
+              <w:bottom w:val="single" w:sz="2" w:space="0" w:color="B9C4BD"/>
             </w:tcBorders>
           </w:tcPr>
           <w:p>
@@ -4057,7 +4192,7 @@
           <w:tcPr>
             <w:tcW w:type="dxa" w:w="2052"/>
             <w:tcBorders>
-              <w:bottom w:val="single" w:sz="8" w:space="0" w:color="14453F"/>
+              <w:bottom w:val="single" w:sz="2" w:space="0" w:color="B9C4BD"/>
             </w:tcBorders>
           </w:tcPr>
           <w:p>
@@ -4080,6 +4215,244 @@
           <w:tcPr>
             <w:tcW w:type="dxa" w:w="4104"/>
             <w:tcBorders>
+              <w:bottom w:val="single" w:sz="2" w:space="0" w:color="B9C4BD"/>
+            </w:tcBorders>
+          </w:tcPr>
+          <w:p>
+            <w:pPr>
+              <w:spacing w:after="20" w:before="20"/>
+              <w:jc w:val="left"/>
+            </w:pPr>
+            <w:r/>
+            <w:r>
+              <w:rPr>
+                <w:b w:val="0"/>
+                <w:i w:val="0"/>
+                <w:sz w:val="18"/>
+              </w:rPr>
+              <w:t>Task 1.1 release testing</w:t>
+            </w:r>
+          </w:p>
+        </w:tc>
+      </w:tr>
+      <w:tr>
+        <w:tc>
+          <w:tcPr>
+            <w:tcW w:type="dxa" w:w="4644"/>
+            <w:tcBorders>
+              <w:bottom w:val="single" w:sz="2" w:space="0" w:color="B9C4BD"/>
+            </w:tcBorders>
+          </w:tcPr>
+          <w:p>
+            <w:pPr>
+              <w:spacing w:after="20" w:before="20"/>
+              <w:jc w:val="left"/>
+            </w:pPr>
+            <w:r/>
+            <w:r>
+              <w:rPr>
+                <w:b w:val="0"/>
+                <w:i w:val="0"/>
+                <w:sz w:val="18"/>
+              </w:rPr>
+              <w:t>Curated records re-verified on schedule</w:t>
+            </w:r>
+          </w:p>
+        </w:tc>
+        <w:tc>
+          <w:tcPr>
+            <w:tcW w:type="dxa" w:w="2052"/>
+            <w:tcBorders>
+              <w:bottom w:val="single" w:sz="2" w:space="0" w:color="B9C4BD"/>
+            </w:tcBorders>
+          </w:tcPr>
+          <w:p>
+            <w:pPr>
+              <w:spacing w:after="20" w:before="20"/>
+              <w:jc w:val="right"/>
+            </w:pPr>
+            <w:r/>
+            <w:r>
+              <w:rPr>
+                <w:b w:val="0"/>
+                <w:i w:val="0"/>
+                <w:sz w:val="18"/>
+              </w:rPr>
+              <w:t>≥ 95%</w:t>
+            </w:r>
+          </w:p>
+        </w:tc>
+        <w:tc>
+          <w:tcPr>
+            <w:tcW w:type="dxa" w:w="4104"/>
+            <w:tcBorders>
+              <w:bottom w:val="single" w:sz="2" w:space="0" w:color="B9C4BD"/>
+            </w:tcBorders>
+          </w:tcPr>
+          <w:p>
+            <w:pPr>
+              <w:spacing w:after="20" w:before="20"/>
+              <w:jc w:val="left"/>
+            </w:pPr>
+            <w:r/>
+            <w:r>
+              <w:rPr>
+                <w:b w:val="0"/>
+                <w:i w:val="0"/>
+                <w:sz w:val="18"/>
+              </w:rPr>
+              <w:t>Task 1.2 re-verification log</w:t>
+            </w:r>
+          </w:p>
+        </w:tc>
+      </w:tr>
+      <w:tr>
+        <w:tc>
+          <w:tcPr>
+            <w:tcW w:type="dxa" w:w="4644"/>
+            <w:tcBorders>
+              <w:bottom w:val="single" w:sz="2" w:space="0" w:color="B9C4BD"/>
+            </w:tcBorders>
+          </w:tcPr>
+          <w:p>
+            <w:pPr>
+              <w:spacing w:after="20" w:before="20"/>
+              <w:jc w:val="left"/>
+            </w:pPr>
+            <w:r/>
+            <w:r>
+              <w:rPr>
+                <w:b w:val="0"/>
+                <w:i w:val="0"/>
+                <w:sz w:val="18"/>
+              </w:rPr>
+              <w:t>Workers completing the pathway to a verified record</w:t>
+            </w:r>
+          </w:p>
+        </w:tc>
+        <w:tc>
+          <w:tcPr>
+            <w:tcW w:type="dxa" w:w="2052"/>
+            <w:tcBorders>
+              <w:bottom w:val="single" w:sz="2" w:space="0" w:color="B9C4BD"/>
+            </w:tcBorders>
+          </w:tcPr>
+          <w:p>
+            <w:pPr>
+              <w:spacing w:after="20" w:before="20"/>
+              <w:jc w:val="right"/>
+            </w:pPr>
+            <w:r/>
+            <w:r>
+              <w:rPr>
+                <w:b w:val="0"/>
+                <w:i w:val="0"/>
+                <w:sz w:val="18"/>
+              </w:rPr>
+              <w:t>≥ 90%</w:t>
+            </w:r>
+          </w:p>
+        </w:tc>
+        <w:tc>
+          <w:tcPr>
+            <w:tcW w:type="dxa" w:w="4104"/>
+            <w:tcBorders>
+              <w:bottom w:val="single" w:sz="2" w:space="0" w:color="B9C4BD"/>
+            </w:tcBorders>
+          </w:tcPr>
+          <w:p>
+            <w:pPr>
+              <w:spacing w:after="20" w:before="20"/>
+              <w:jc w:val="left"/>
+            </w:pPr>
+            <w:r/>
+            <w:r>
+              <w:rPr>
+                <w:b w:val="0"/>
+                <w:i w:val="0"/>
+                <w:sz w:val="18"/>
+              </w:rPr>
+              <w:t>Task 1.3 workforce system</w:t>
+            </w:r>
+          </w:p>
+        </w:tc>
+      </w:tr>
+      <w:tr>
+        <w:tc>
+          <w:tcPr>
+            <w:tcW w:type="dxa" w:w="4644"/>
+            <w:tcBorders>
+              <w:bottom w:val="single" w:sz="2" w:space="0" w:color="B9C4BD"/>
+            </w:tcBorders>
+          </w:tcPr>
+          <w:p>
+            <w:pPr>
+              <w:spacing w:after="20" w:before="20"/>
+              <w:jc w:val="left"/>
+            </w:pPr>
+            <w:r/>
+            <w:r>
+              <w:rPr>
+                <w:b w:val="0"/>
+                <w:i w:val="0"/>
+                <w:sz w:val="18"/>
+              </w:rPr>
+              <w:t>Usability with families and workers</w:t>
+            </w:r>
+          </w:p>
+        </w:tc>
+        <w:tc>
+          <w:tcPr>
+            <w:tcW w:type="dxa" w:w="2052"/>
+            <w:tcBorders>
+              <w:bottom w:val="single" w:sz="2" w:space="0" w:color="B9C4BD"/>
+            </w:tcBorders>
+          </w:tcPr>
+          <w:p>
+            <w:pPr>
+              <w:spacing w:after="20" w:before="20"/>
+              <w:jc w:val="right"/>
+            </w:pPr>
+            <w:r/>
+            <w:r>
+              <w:rPr>
+                <w:b w:val="0"/>
+                <w:i w:val="0"/>
+                <w:sz w:val="18"/>
+              </w:rPr>
+              <w:t>SUS ≥ 72</w:t>
+            </w:r>
+          </w:p>
+        </w:tc>
+        <w:tc>
+          <w:tcPr>
+            <w:tcW w:type="dxa" w:w="4104"/>
+            <w:tcBorders>
+              <w:bottom w:val="single" w:sz="2" w:space="0" w:color="B9C4BD"/>
+            </w:tcBorders>
+          </w:tcPr>
+          <w:p>
+            <w:pPr>
+              <w:spacing w:after="20" w:before="20"/>
+              <w:jc w:val="left"/>
+            </w:pPr>
+            <w:r/>
+            <w:r>
+              <w:rPr>
+                <w:b w:val="0"/>
+                <w:i w:val="0"/>
+                <w:sz w:val="18"/>
+              </w:rPr>
+              <w:t>Task 1.5, IRB</w:t>
+            </w:r>
+          </w:p>
+        </w:tc>
+      </w:tr>
+      <w:tr>
+        <w:tc>
+          <w:tcPr>
+            <w:tcW w:type="dxa" w:w="4644"/>
+            <w:tcBorders>
               <w:bottom w:val="single" w:sz="8" w:space="0" w:color="14453F"/>
             </w:tcBorders>
           </w:tcPr>
@@ -4095,7 +4468,53 @@
                 <w:i w:val="0"/>
                 <w:sz w:val="18"/>
               </w:rPr>
-              <w:t>Internal release testing</w:t>
+              <w:t>Unnoticed incorrect submissions in testing</w:t>
+            </w:r>
+          </w:p>
+        </w:tc>
+        <w:tc>
+          <w:tcPr>
+            <w:tcW w:type="dxa" w:w="2052"/>
+            <w:tcBorders>
+              <w:bottom w:val="single" w:sz="8" w:space="0" w:color="14453F"/>
+            </w:tcBorders>
+          </w:tcPr>
+          <w:p>
+            <w:pPr>
+              <w:spacing w:after="20" w:before="20"/>
+              <w:jc w:val="right"/>
+            </w:pPr>
+            <w:r/>
+            <w:r>
+              <w:rPr>
+                <w:b w:val="0"/>
+                <w:i w:val="0"/>
+                <w:sz w:val="18"/>
+              </w:rPr>
+              <w:t>0</w:t>
+            </w:r>
+          </w:p>
+        </w:tc>
+        <w:tc>
+          <w:tcPr>
+            <w:tcW w:type="dxa" w:w="4104"/>
+            <w:tcBorders>
+              <w:bottom w:val="single" w:sz="8" w:space="0" w:color="14453F"/>
+            </w:tcBorders>
+          </w:tcPr>
+          <w:p>
+            <w:pPr>
+              <w:spacing w:after="20" w:before="20"/>
+              <w:jc w:val="left"/>
+            </w:pPr>
+            <w:r/>
+            <w:r>
+              <w:rPr>
+                <w:b w:val="0"/>
+                <w:i w:val="0"/>
+                <w:sz w:val="18"/>
+              </w:rPr>
+              <w:t>Task 1.5 safety measure</w:t>
             </w:r>
           </w:p>
         </w:tc>
@@ -4134,7 +4553,7 @@
           <w:i/>
           <w:sz w:val="18"/>
         </w:rPr>
-        <w:t>Gate: the first two criteria must be met at month 12 before Aim 2 activates.</w:t>
+        <w:t>Gate at month 12, both parts: the first two criteria are met, and the Task 1.5 backlog clears.</w:t>
       </w:r>
     </w:p>
     <w:p>
@@ -4200,7 +4619,7 @@
           <w:b w:val="0"/>
           <w:i w:val="0"/>
         </w:rPr>
-        <w:t xml:space="preserve"> Markets are ranked on organic family traffic, provider density, what a household can secure under that state's aid rules, and proximity to a health-professions campus. Two are selected, one with a campus nearby and one without, so the campus dependency is tested while it is still free to learn. The fair reviewer question is how enough families and providers reach one local market at all. Table 3 lists the channels activated on each side and what each has already produced. Providers get both products free for the life of the award. Every activation is tagged by source, market, and cohort, and any channel that misses its cost ceiling is closed rather than carried.</w:t>
+        <w:t xml:space="preserve"> Markets are ranked on organic family traffic, provider density, what a household can secure under that state's aid rules, and proximity to a health-professions campus. Two are selected, one with a campus nearby and one without, so the dependency is tested while it is still free to learn. The fair question is how enough families and providers reach one local market at all. Table 3 lists the channels and what each has already produced. Providers get both products free for the life of the award, every activation is tagged by source, market, and cohort, and any channel that misses its cost ceiling is closed rather than carried.</w:t>
       </w:r>
     </w:p>
     <w:tbl>
@@ -4563,7 +4982,7 @@
           <w:b w:val="0"/>
           <w:i w:val="0"/>
         </w:rPr>
-        <w:t xml:space="preserve"> The same table lists the workforce channels: campus advisors and pre-health student organizations in the campus market, and community colleges, workforce boards, and career-changer channels in both. Prior direct-care employment is ascertained at intake, before placement, so the share of workers new to the field is measured rather than inferred, and each placement is timestamped from application through screening, interview, hire, and first confirmed shift, giving time to hire and fill rate. Retention is reported by cohort at 90 days, separately for workers who stay with the placing provider and those who move to another licensed employer carrying their verified record, because a worker who changes employers still represents capacity added to the field. </w:t>
+        <w:t xml:space="preserve"> Table 3 also lists the workforce channels. Prior direct-care employment is ascertained at intake, so the share new to the field is measured rather than inferred, and each placement is timestamped from application to first confirmed shift, giving time to hire and fill rate. Retention is reported by cohort at 90 days, separately for workers who stay with the placing provider and those who move to another licensed employer carrying their record, because a worker who changes employers still represents capacity added. </w:t>
       </w:r>
       <w:r>
         <w:rPr>
@@ -4577,7 +4996,7 @@
           <w:b w:val="0"/>
           <w:i w:val="0"/>
         </w:rPr>
-        <w:t xml:space="preserve"> Below that a provider replaces half of what they bought within a quarter, which is where this stops being cheaper than what they already do.</w:t>
+        <w:t xml:space="preserve"> Below that a provider replaces half of what they bought within a quarter, which is where this stops being cheaper than what they do now.</w:t>
       </w:r>
     </w:p>
     <w:p>
@@ -4597,7 +5016,7 @@
           <w:b w:val="0"/>
           <w:i w:val="0"/>
         </w:rPr>
-        <w:t xml:space="preserve"> Each household is followed from screening through the identified aid and services to a confirmed start date, recording the step at which any household stops. Enrollment is 400 households across the two markets, sizing the establishment proportion to a 95 percent confidence half-width of five points or better. Reported outcomes are the share reaching established aid or care, time to established care, aid dollars secured, drop-off by step, and eligibility accuracy against the accumulating volume of executed cases, which tests whether the record sharpens with use. What counts is fixed before measurement begins: clicks, impressions, and repeat contacts are excluded, and an outcome counts once. </w:t>
+        <w:t xml:space="preserve"> Each household is followed from screening to a confirmed start date, recording the step at which any household stops. Enrollment is 400 households across the two markets, sizing the establishment proportion to a 95 percent half-width of five points or better. Reported outcomes are the share reaching established aid or care, time to established care, aid dollars secured, drop-off by step, and eligibility accuracy against the accumulating volume of executed cases, which tests whether the record sharpens with use. What counts is fixed before measurement begins, and an outcome counts once. </w:t>
       </w:r>
       <w:r>
         <w:rPr>
@@ -4624,7 +5043,7 @@
           <w:b/>
           <w:i w:val="0"/>
         </w:rPr>
-        <w:t>Task 2.4: Validate the integrated system with families, providers, and workers.</w:t>
+        <w:t>Task 2.4: Measure the value the integrated product created, with everyone who experienced it.</w:t>
       </w:r>
       <w:r>
         <w:rPr>
@@ -4645,7 +5064,21 @@
           <w:b w:val="0"/>
           <w:i w:val="0"/>
         </w:rPr>
-        <w:t xml:space="preserve"> One study, two participant streams. Participants are adults 18 or older in three roles: family caregivers arranging care, provider decision-makers and staff, and placed caregivers; the older adults receiving care are the beneficiaries and are not enrolled. Recruitment targets at least the racial and ethnic composition of the two markets, and enrollment targets by sex, race, ethnicity, and age appear in the PHS Inclusion Enrollment Report.</w:t>
+        <w:t xml:space="preserve"> Aim 1 asked whether the technology works for its users. This asks what can only be asked afterward: </w:t>
+      </w:r>
+      <w:r>
+        <w:rPr>
+          <w:b/>
+          <w:i w:val="0"/>
+        </w:rPr>
+        <w:t>under real market conditions, did the integrated product create the value each side needed?</w:t>
+      </w:r>
+      <w:r>
+        <w:rPr>
+          <w:b w:val="0"/>
+          <w:i w:val="0"/>
+        </w:rPr>
+        <w:t xml:space="preserve"> Platform data shows whether care was established and whether workers stayed. It cannot show whether a provider considers the workflow worth keeping, whether a worker felt supported enough to remain in the field, or whether a family would have reached care without us.</w:t>
       </w:r>
     </w:p>
     <w:p>
@@ -4657,47 +5090,14 @@
           <w:b w:val="0"/>
           <w:i/>
         </w:rPr>
-        <w:t>Stream A, families.</w:t>
+        <w:t>Participants and measures.</w:t>
       </w:r>
       <w:r>
         <w:rPr>
           <w:b w:val="0"/>
           <w:i w:val="0"/>
         </w:rPr>
-        <w:t xml:space="preserve"> Twenty-five family caregivers of people living with dementia complete a mixed-methods evaluation following the User Experience Evaluation in Intelligent Environments framework. Detecting a medium effect on the pre-post usability comparison at 80 percent power and a two-sided alpha of 0.05 requires 15 completers; enrollment is set at 25 against the 35 to 40 percent attrition reported for dementia caregiver studies. In a 60-minute moderated session each participant completes a needs assessment, reviews eligibility matches, prepares one application package, and locates the status of a filed application, thinking aloud while a moderator outside the engineering team records task success against criteria set in advance, time on task, errors, and assists. Post-use measures are the System Usability Scale and the 12-item trust-in-automation scale; surveys at four weeks and three months record whether the participant reached aid or care.</w:t>
-      </w:r>
-    </w:p>
-    <w:p>
-      <w:pPr>
-        <w:jc w:val="both"/>
-      </w:pPr>
-      <w:r>
-        <w:rPr>
-          <w:b w:val="0"/>
-          <w:i/>
-        </w:rPr>
-        <w:t>Stream B, providers and workers.</w:t>
-      </w:r>
-      <w:r>
-        <w:rPr>
-          <w:b w:val="0"/>
-          <w:i w:val="0"/>
-        </w:rPr>
-        <w:t xml:space="preserve"> A sequential design. In the formative phase, about 30 provider participants across owner, recruiter, and scheduler roles and about 20 placed workers complete role-specific tasks against criteria set in advance, then an interview on workflow fit, supervision, training needs, and priorities for improvement; that gives at least five users per role, and recruitment continues in small batches until two raise no new high-priority issue. In the field phase the refined product runs through live semester cohorts in both markets, following about 60 provider accounts and 100 placed workers for three months. </w:t>
-      </w:r>
-      <w:r>
-        <w:rPr>
-          <w:b w:val="0"/>
-          <w:i/>
-        </w:rPr>
-        <w:t>Measures and analysis.</w:t>
-      </w:r>
-      <w:r>
-        <w:rPr>
-          <w:b w:val="0"/>
-          <w:i w:val="0"/>
-        </w:rPr>
-        <w:t xml:space="preserve"> The System Usability Scale is the primary usability outcome and the Acceptability, Appropriateness, and Feasibility of Intervention Measures are secondary; behavioral outcomes are critical-task completion, time to first value, repeat use, and support minutes. Binary outcomes are analyzed with generalized estimating equations using a logit link and an exchangeable working correlation, clustered at the provider organization with small-sample corrections, market a reporting stratum rather than a model term; estimates carry 95 percent confidence intervals and are implementation estimates, not between-group tests. Interviews across both streams are analyzed thematically against a shared codebook by two independent coders with inter-coder agreement reported, guided by the Consolidated Framework for Implementation Research and checked against COREQ. Research participation is separated from employment decisions and any commercial conversation, and worker responses are not shared with employers. Findings are integrated in a joint display and converted into an engineering backlog that must clear before the month 21 gate.</w:t>
+        <w:t xml:space="preserve"> Adults 18 or older in three roles, all of whom used the products: about 40 family caregivers who reached a decision point, 30 provider accounts across owner, recruiter, and scheduler roles, and 40 placed workers. Sampling is purposive across outcome strata, so households and accounts that did not succeed are represented alongside those that did. The older adults receiving care are beneficiaries and are not enrolled. Recruitment targets at least the racial and ethnic composition of the two markets, and enrollment targets by sex, race, ethnicity, and age appear in the PHS Inclusion Enrollment Report. A semi-structured interview across all three groups examines what was expected, what was received, what nearly failed, and what would have to be true to continue. Providers also complete the Acceptability, Appropriateness, and Feasibility of Intervention Measures and a willingness-to-pay item feeding the Aim 3 price range; workers complete items on supervision, integration, and intent to remain in direct care; families report whether they would have reached care unaided. Closed-ended outcomes are analyzed with generalized estimating equations using a logit link and an exchangeable working correlation, clustered at the provider organization with small-sample corrections, market a reporting stratum rather than a model term, reported with 95 percent confidence intervals as implementation estimates rather than between-group tests. Interviews are analyzed thematically against a shared codebook by two independent coders with inter-coder agreement reported, guided by the Consolidated Framework for Implementation Research and checked against COREQ. Research participation is separated from employment decisions and commercial conversation, and worker responses are not shared with employers. Findings are integrated in a joint display and reviewed before the month 21 gate.</w:t>
       </w:r>
     </w:p>
     <w:p>
@@ -4717,7 +5117,7 @@
           <w:b w:val="0"/>
           <w:i w:val="0"/>
         </w:rPr>
-        <w:t xml:space="preserve"> Acquisition cost is measured per family and per provider by channel and market, each channel running under a budget, an attribution window, a cost ceiling, and a decision rule set in advance. Cost to serve is measured per established case and per placed worker by time-driven activity-based costing over agent compute, messages sent, navigator time, and support time. </w:t>
+        <w:t xml:space="preserve"> Acquisition cost is measured per family and per provider by channel and market, each running under a budget, attribution window, cost ceiling, and decision rule set in advance. Cost to serve is measured per established case and per placed worker by time-driven activity-based costing over agent compute, messages, navigator time, and support. </w:t>
       </w:r>
       <w:r>
         <w:rPr>
@@ -4765,7 +5165,7 @@
           <w:b w:val="0"/>
           <w:i w:val="0"/>
         </w:rPr>
-        <w:t xml:space="preserve"> If people new to the field leave within 90 days, providers will not pay a second time and Aim 3 weakens no matter how well navigation performs. Retention is therefore reported both with the placing provider and in direct care with any licensed employer, because only the second speaks to capacity added; if retention with the placing provider is poor while workforce retention holds, the emphasis shifts from placement to the verified record itself, which providers value as reduced screening burden. If the campus-free market produces no caregivers, that is a finding rather than a loss: the family side continues there and Aim 3's market selection is revised toward the conditions that worked. If family volume is too low for providers to experience value, family acquisition is reallocated before any provider-side conclusion is drawn. </w:t>
+        <w:t xml:space="preserve"> If people new to the field leave within 90 days, providers will not pay twice and Aim 3 weakens no matter how well navigation performs. Retention is therefore reported both with the placing provider and in direct care with any licensed employer, because only the second speaks to capacity added; if the first is poor while the second holds, the emphasis shifts from placement to the verified record, which providers value as reduced screening burden. If the campus-free market produces no caregivers, that is a finding rather than a loss: the family side continues there and Aim 3's market selection is revised toward the conditions that worked. If family volume is too low for providers to experience value, family acquisition is reallocated before any provider-side conclusion is drawn. </w:t>
       </w:r>
       <w:r>
         <w:rPr>
@@ -5045,148 +5445,6 @@
                 <w:i w:val="0"/>
                 <w:sz w:val="18"/>
               </w:rPr>
-              <w:t>Usability, System Usability Scale</w:t>
-            </w:r>
-          </w:p>
-        </w:tc>
-        <w:tc>
-          <w:tcPr>
-            <w:tcW w:type="dxa" w:w="2052"/>
-            <w:tcBorders>
-              <w:bottom w:val="single" w:sz="2" w:space="0" w:color="B9C4BD"/>
-            </w:tcBorders>
-          </w:tcPr>
-          <w:p>
-            <w:pPr>
-              <w:spacing w:after="20" w:before="20"/>
-              <w:jc w:val="right"/>
-            </w:pPr>
-            <w:r/>
-            <w:r>
-              <w:rPr>
-                <w:b w:val="0"/>
-                <w:i w:val="0"/>
-                <w:sz w:val="18"/>
-              </w:rPr>
-              <w:t>≥ 72</w:t>
-            </w:r>
-          </w:p>
-        </w:tc>
-        <w:tc>
-          <w:tcPr>
-            <w:tcW w:type="dxa" w:w="4104"/>
-            <w:tcBorders>
-              <w:bottom w:val="single" w:sz="2" w:space="0" w:color="B9C4BD"/>
-            </w:tcBorders>
-          </w:tcPr>
-          <w:p>
-            <w:pPr>
-              <w:spacing w:after="20" w:before="20"/>
-              <w:jc w:val="left"/>
-            </w:pPr>
-            <w:r/>
-            <w:r>
-              <w:rPr>
-                <w:b w:val="0"/>
-                <w:i w:val="0"/>
-                <w:sz w:val="18"/>
-              </w:rPr>
-              <w:t>Task 2.4, IRB, n = 25 families</w:t>
-            </w:r>
-          </w:p>
-        </w:tc>
-      </w:tr>
-      <w:tr>
-        <w:tc>
-          <w:tcPr>
-            <w:tcW w:type="dxa" w:w="4644"/>
-            <w:tcBorders>
-              <w:bottom w:val="single" w:sz="2" w:space="0" w:color="B9C4BD"/>
-            </w:tcBorders>
-          </w:tcPr>
-          <w:p>
-            <w:pPr>
-              <w:spacing w:after="20" w:before="20"/>
-              <w:jc w:val="left"/>
-            </w:pPr>
-            <w:r/>
-            <w:r>
-              <w:rPr>
-                <w:b w:val="0"/>
-                <w:i w:val="0"/>
-                <w:sz w:val="18"/>
-              </w:rPr>
-              <w:t>Trust in automation</w:t>
-            </w:r>
-          </w:p>
-        </w:tc>
-        <w:tc>
-          <w:tcPr>
-            <w:tcW w:type="dxa" w:w="2052"/>
-            <w:tcBorders>
-              <w:bottom w:val="single" w:sz="2" w:space="0" w:color="B9C4BD"/>
-            </w:tcBorders>
-          </w:tcPr>
-          <w:p>
-            <w:pPr>
-              <w:spacing w:after="20" w:before="20"/>
-              <w:jc w:val="right"/>
-            </w:pPr>
-            <w:r/>
-            <w:r>
-              <w:rPr>
-                <w:b w:val="0"/>
-                <w:i w:val="0"/>
-                <w:sz w:val="18"/>
-              </w:rPr>
-              <w:t>≥ 5 of 7</w:t>
-            </w:r>
-          </w:p>
-        </w:tc>
-        <w:tc>
-          <w:tcPr>
-            <w:tcW w:type="dxa" w:w="4104"/>
-            <w:tcBorders>
-              <w:bottom w:val="single" w:sz="2" w:space="0" w:color="B9C4BD"/>
-            </w:tcBorders>
-          </w:tcPr>
-          <w:p>
-            <w:pPr>
-              <w:spacing w:after="20" w:before="20"/>
-              <w:jc w:val="left"/>
-            </w:pPr>
-            <w:r/>
-            <w:r>
-              <w:rPr>
-                <w:b w:val="0"/>
-                <w:i w:val="0"/>
-                <w:sz w:val="18"/>
-              </w:rPr>
-              <w:t>Task 2.4, IRB</w:t>
-            </w:r>
-          </w:p>
-        </w:tc>
-      </w:tr>
-      <w:tr>
-        <w:tc>
-          <w:tcPr>
-            <w:tcW w:type="dxa" w:w="4644"/>
-            <w:tcBorders>
-              <w:bottom w:val="single" w:sz="2" w:space="0" w:color="B9C4BD"/>
-            </w:tcBorders>
-          </w:tcPr>
-          <w:p>
-            <w:pPr>
-              <w:spacing w:after="20" w:before="20"/>
-              <w:jc w:val="left"/>
-            </w:pPr>
-            <w:r/>
-            <w:r>
-              <w:rPr>
-                <w:b w:val="0"/>
-                <w:i w:val="0"/>
-                <w:sz w:val="18"/>
-              </w:rPr>
               <w:t>Placed workers with no prior direct-care employment</w:t>
             </w:r>
           </w:p>
@@ -5385,6 +5643,148 @@
           <w:tcPr>
             <w:tcW w:type="dxa" w:w="4644"/>
             <w:tcBorders>
+              <w:bottom w:val="single" w:sz="2" w:space="0" w:color="B9C4BD"/>
+            </w:tcBorders>
+          </w:tcPr>
+          <w:p>
+            <w:pPr>
+              <w:spacing w:after="20" w:before="20"/>
+              <w:jc w:val="left"/>
+            </w:pPr>
+            <w:r/>
+            <w:r>
+              <w:rPr>
+                <w:b w:val="0"/>
+                <w:i w:val="0"/>
+                <w:sz w:val="18"/>
+              </w:rPr>
+              <w:t>Providers stating the product is worth paying for</w:t>
+            </w:r>
+          </w:p>
+        </w:tc>
+        <w:tc>
+          <w:tcPr>
+            <w:tcW w:type="dxa" w:w="2052"/>
+            <w:tcBorders>
+              <w:bottom w:val="single" w:sz="2" w:space="0" w:color="B9C4BD"/>
+            </w:tcBorders>
+          </w:tcPr>
+          <w:p>
+            <w:pPr>
+              <w:spacing w:after="20" w:before="20"/>
+              <w:jc w:val="right"/>
+            </w:pPr>
+            <w:r/>
+            <w:r>
+              <w:rPr>
+                <w:b w:val="0"/>
+                <w:i w:val="0"/>
+                <w:sz w:val="18"/>
+              </w:rPr>
+              <w:t>Reported with range</w:t>
+            </w:r>
+          </w:p>
+        </w:tc>
+        <w:tc>
+          <w:tcPr>
+            <w:tcW w:type="dxa" w:w="4104"/>
+            <w:tcBorders>
+              <w:bottom w:val="single" w:sz="2" w:space="0" w:color="B9C4BD"/>
+            </w:tcBorders>
+          </w:tcPr>
+          <w:p>
+            <w:pPr>
+              <w:spacing w:after="20" w:before="20"/>
+              <w:jc w:val="left"/>
+            </w:pPr>
+            <w:r/>
+            <w:r>
+              <w:rPr>
+                <w:b w:val="0"/>
+                <w:i w:val="0"/>
+                <w:sz w:val="18"/>
+              </w:rPr>
+              <w:t>Task 2.4 willingness to pay</w:t>
+            </w:r>
+          </w:p>
+        </w:tc>
+      </w:tr>
+      <w:tr>
+        <w:tc>
+          <w:tcPr>
+            <w:tcW w:type="dxa" w:w="4644"/>
+            <w:tcBorders>
+              <w:bottom w:val="single" w:sz="2" w:space="0" w:color="B9C4BD"/>
+            </w:tcBorders>
+          </w:tcPr>
+          <w:p>
+            <w:pPr>
+              <w:spacing w:after="20" w:before="20"/>
+              <w:jc w:val="left"/>
+            </w:pPr>
+            <w:r/>
+            <w:r>
+              <w:rPr>
+                <w:b w:val="0"/>
+                <w:i w:val="0"/>
+                <w:sz w:val="18"/>
+              </w:rPr>
+              <w:t>Workers intending to remain in direct care</w:t>
+            </w:r>
+          </w:p>
+        </w:tc>
+        <w:tc>
+          <w:tcPr>
+            <w:tcW w:type="dxa" w:w="2052"/>
+            <w:tcBorders>
+              <w:bottom w:val="single" w:sz="2" w:space="0" w:color="B9C4BD"/>
+            </w:tcBorders>
+          </w:tcPr>
+          <w:p>
+            <w:pPr>
+              <w:spacing w:after="20" w:before="20"/>
+              <w:jc w:val="right"/>
+            </w:pPr>
+            <w:r/>
+            <w:r>
+              <w:rPr>
+                <w:b w:val="0"/>
+                <w:i w:val="0"/>
+                <w:sz w:val="18"/>
+              </w:rPr>
+              <w:t>Reported</w:t>
+            </w:r>
+          </w:p>
+        </w:tc>
+        <w:tc>
+          <w:tcPr>
+            <w:tcW w:type="dxa" w:w="4104"/>
+            <w:tcBorders>
+              <w:bottom w:val="single" w:sz="2" w:space="0" w:color="B9C4BD"/>
+            </w:tcBorders>
+          </w:tcPr>
+          <w:p>
+            <w:pPr>
+              <w:spacing w:after="20" w:before="20"/>
+              <w:jc w:val="left"/>
+            </w:pPr>
+            <w:r/>
+            <w:r>
+              <w:rPr>
+                <w:b w:val="0"/>
+                <w:i w:val="0"/>
+                <w:sz w:val="18"/>
+              </w:rPr>
+              <w:t>Task 2.4, IRB</w:t>
+            </w:r>
+          </w:p>
+        </w:tc>
+      </w:tr>
+      <w:tr>
+        <w:tc>
+          <w:tcPr>
+            <w:tcW w:type="dxa" w:w="4644"/>
+            <w:tcBorders>
               <w:bottom w:val="single" w:sz="8" w:space="0" w:color="14453F"/>
             </w:tcBorders>
           </w:tcPr>
@@ -5544,14 +5944,14 @@
           <w:b/>
           <w:i w:val="0"/>
         </w:rPr>
-        <w:t>Task 3.1: Open eight new markets.</w:t>
+        <w:t>Task 3.1: Set the price range and pre-register the experiment.</w:t>
       </w:r>
       <w:r>
         <w:rPr>
           <w:b w:val="0"/>
           <w:i w:val="0"/>
         </w:rPr>
-        <w:t xml:space="preserve"> The eight are selected on the Task 2.1 criteria applied to a national ranking, and open in two waves of four: wave one at month 21, wave two at month 30. The waves are sequential on purpose. Wave one tells us what the playbook gets wrong in a market we did not design in, and those corrections are written into it before wave two opens; wave two is then run by staff who did not write it, with every deviation logged, which is the test of whether market entry transfers to people rather than living in the founders' heads. Each market runs the acquisition playbooks produced in Aim 2, and the waves are compared on time to first provider, cost per activation, and the self-service share of activations. Every market here is new, so paid conversion carries no prior-gift confound. Entering a market costs roughly $30,000, so all ten together are about $300,000, under eight percent of the funds requested; the binding constraint on this aim is operating attention, not capital.</w:t>
+        <w:t xml:space="preserve"> What providers will actually pay is not something we know yet, which is why it is measured rather than assumed. The starting range comes from three sources: prices providers have already paid us, about $275 per month and $150 per placement; what the Aim 2 providers said the product was worth once they had used it, from Tasks 2.4 and 2.5; and a Van Westendorp price-sensitivity survey of about 120 provider decision-makers screened for purchase authority across both market types, whose cumulative response curves define the acceptable range. That survey runs under IRB approval, apart from any sales conversation. Four candidate prices, the packages, the assignment rule, the primary contrast, the follow-up horizon, and the decision rule are all pre-registered before a single market opens.</w:t>
       </w:r>
     </w:p>
     <w:p>
@@ -5564,14 +5964,14 @@
           <w:b/>
           <w:i w:val="0"/>
         </w:rPr>
-        <w:t>Task 3.2: Set the price under real billing.</w:t>
+        <w:t>Task 3.2: Open eight markets under assigned prices and measure conversion.</w:t>
       </w:r>
       <w:r>
         <w:rPr>
           <w:b w:val="0"/>
           <w:i w:val="0"/>
         </w:rPr>
-        <w:t xml:space="preserve"> What providers will actually pay is not something we know yet, which is why it is measured rather than assumed. The starting range comes from three sources: prices providers have already paid us, about $275 per month and about $150 per placement; what the free-pilot providers in Task 2.5 said the product was worth once they had used it; and a Van Westendorp price-sensitivity survey of about 120 provider decision-makers screened for purchase authority and drawn from both market types, whose cumulative response curves define the acceptable range. That survey runs under IRB approval, apart from any sales conversation.</w:t>
+        <w:t xml:space="preserve"> The eight are selected on the Task 2.1 criteria applied nationally, and open in two waves of four: wave one at month 21, wave two at month 30. Wave one tells us what the playbook gets wrong in a market we did not design in, and those corrections go into it before wave two, which is then run by staff who did not write it, with every deviation logged. That is the test of whether market entry transfers to people rather than living in the founders' heads. Each market runs the Aim 2 acquisition playbooks, and the waves are compared on time to first provider, cost per activation, and the self-service share of activations. Entering a market costs roughly $30,000, so all ten are about $300,000, under eight percent of the funds requested.</w:t>
       </w:r>
     </w:p>
     <w:p>
@@ -5583,28 +5983,28 @@
           <w:b/>
           <w:i w:val="0"/>
         </w:rPr>
-        <w:t>Four prices are then offered, each in two of the eight markets.</w:t>
+        <w:t>Each of the four prices is assigned to two of the eight markets,</w:t>
       </w:r>
       <w:r>
         <w:rPr>
           <w:b w:val="0"/>
           <w:i w:val="0"/>
         </w:rPr>
-        <w:t xml:space="preserve"> Price is assigned by market rather than by account because providers in the same market compare quotes. Two prices would show only whether demand rises or falls; four show where it turns, which is what choosing a price requires. Within each pair, one market has a health-professions campus nearby and one does not, so price is crossed with workforce source rather than confounded with it. Price points, packages, the primary contrast, the follow-up horizon, and the decision rule are pre-registered before any outcome is reviewed; the primary outcome is paid conversion within 60 days of offer. </w:t>
-      </w:r>
-      <w:r>
-        <w:rPr>
-          <w:b w:val="0"/>
-          <w:i/>
-        </w:rPr>
-        <w:t>Eight markets is eight units of assignment, and the analysis is designed for that rather than around it.</w:t>
+        <w:t xml:space="preserve"> by market rather than by account because providers in the same market compare quotes. Two prices would show only whether demand rises or falls; four show where it turns. Within each pair, one market has a health-professions campus nearby and one does not, so price is crossed with workforce source rather than confounded with it. The primary outcome is paid conversion within 60 days of offer, and every market here is new, so conversion carries no prior-gift confound. The primary comparison uses randomization inference: the observed difference between arms is referred to the distribution of differences the other possible price assignments would have produced, which is valid with eight units of assignment. </w:t>
+      </w:r>
+      <w:r>
+        <w:rPr>
+          <w:b/>
+          <w:i w:val="0"/>
+        </w:rPr>
+        <w:t>That comparison resolves a market-level difference of roughly 20 percentage points or more; smaller differences are reported as ordered but not separated, and the decision rule is built for that resolution rather than assuming a finer one.</w:t>
       </w:r>
       <w:r>
         <w:rPr>
           <w:b w:val="0"/>
           <w:i w:val="0"/>
         </w:rPr>
-        <w:t xml:space="preserve"> The primary comparison uses randomization inference: the observed difference between arms is referred to the distribution of differences the other possible price assignments would have produced, which is valid with few clusters and assumes nothing about large samples. Account-level generalized estimating equations, with market as the cluster and small-sample corrections, are pre-specified as secondary. About 40 accounts per market reach a priced offer, roughly 320 in all and 80 per arm, sizing account-level conversion to a 95 percent half-width near 10 points; a biostatistician confirms that sizing against the conversion rate measured in Aim 2 rather than an assumed one. A pre-registered interim analysis at month 30 drops a dominated arm and reallocates to wave two. The decision rule selects the price maximizing expected 12-month revenue per account rather than conversion alone, because a price that converts and then churns is worse than one that does neither.</w:t>
+        <w:t xml:space="preserve"> Account-level generalized estimating equations with market as the cluster are pre-specified as secondary: about 40 accounts per market reach a priced offer, 320 in all and 80 per arm, sizing account-level conversion to a 95 percent half-width near 10 points, confirmed by a biostatistician against the rate measured in Aim 2. Markets are paired non-adjacently and a contamination monitor runs in the offer workflow. A pre-registered interim analysis at month 30 drops a dominated arm and reallocates to wave two. The decision rule selects the price maximizing expected 12-month revenue per account rather than conversion alone, because a price that converts and then churns is worse than one that does neither.</w:t>
       </w:r>
     </w:p>
     <w:p>
@@ -5624,21 +6024,21 @@
           <w:b w:val="0"/>
           <w:i w:val="0"/>
         </w:rPr>
-        <w:t xml:space="preserve"> Every figure comes from live billing, payroll, and cost records. Acquisition cost includes spending on accounts that never converted, and monthly margin per account is revenue less the cost to serve from Task 2.5. Retention is estimated at 3, 6, 9, and 12 months using discrete-time survival models on account-month records matching the billing cycle, treating cancellation, uncured payment failure, and downgrade as separate ways of leaving; expected account lifetime multiplied by monthly margin gives lifetime value with a confidence interval rather than a point estimate. Profitability is reported market by market, flagged as descriptive below 20 paying accounts. </w:t>
+        <w:t xml:space="preserve"> Every figure comes from live billing, payroll, and cost records. Acquisition cost includes spending on accounts that never converted, and monthly margin is revenue less the cost to serve from Task 2.5. Retention is estimated at 3, 6, 9, and 12 months using discrete-time survival models on account-month records, treating cancellation, uncured payment failure, and downgrade as separate ways of leaving; expected lifetime times monthly margin gives lifetime value with a confidence interval rather than a point estimate. Profitability is reported market by market, flagged as descriptive below 20 paying accounts. </w:t>
       </w:r>
       <w:r>
         <w:rPr>
           <w:b/>
           <w:i w:val="0"/>
         </w:rPr>
-        <w:t>ADC, a strategic accounting and CPA firm, then independently validates those numbers</w:t>
+        <w:t>ADC, a strategic accounting and CPA firm, then independently validates those numbers,</w:t>
       </w:r>
       <w:r>
         <w:rPr>
           <w:b w:val="0"/>
           <w:i w:val="0"/>
         </w:rPr>
-        <w:t xml:space="preserve"> under subcontract, working from the raw records and the pre-specified analysis plan without access to our operating model. ADC confirms revenue, acquisition cost, operating cost, retention, customer economics, and market-level profitability, and produces the financial package an investor requires; discrepancies against our operating model are investigated and reported rather than quietly reconciled. Their Letter of Support is included.</w:t>
+        <w:t xml:space="preserve"> working from the raw records and the pre-specified analysis plan without access to our operating model. ADC confirms revenue, acquisition cost, operating cost, retention, customer economics, and market-level profitability and produces the financial package an investor requires; discrepancies are reported rather than quietly reconciled. Their Letter of Support is included.</w:t>
       </w:r>
     </w:p>
     <w:p>
@@ -5651,28 +6051,28 @@
           <w:b/>
           <w:i w:val="0"/>
         </w:rPr>
-        <w:t>Task 3.4: The Aim 2 instruments at scale.</w:t>
+        <w:t>Task 3.4: Assemble the evidence package for institutional buyers.</w:t>
       </w:r>
       <w:r>
         <w:rPr>
           <w:b w:val="0"/>
           <w:i w:val="0"/>
         </w:rPr>
-        <w:t xml:space="preserve"> </w:t>
-      </w:r>
-      <w:r>
-        <w:rPr>
-          <w:b w:val="0"/>
-          <w:i/>
-        </w:rPr>
-        <w:t>(Human subjects research; Clemson University IRB.)</w:t>
+        <w:t xml:space="preserve"> The second customer class buys on avoided cost, and this task builds what that conversation requires without overclaiming what the award can prove. It assembles three things: the Aim 2 and Aim 3 records of what care began, for whom, and when; utilization-linked operational data wherever a partner can share it and a data-use agreement and IRB determination permit; and a model built with external actuarial consultation, estimating the hospitalization and premature institutionalization established care would be expected to avoid, from published effect sizes and our measured establishment rates. </w:t>
+      </w:r>
+      <w:r>
+        <w:rPr>
+          <w:b/>
+          <w:i w:val="0"/>
+        </w:rPr>
+        <w:t>That is modeled and estimated avoided cost, not causal proof, and is labeled that way in every artifact.</w:t>
       </w:r>
       <w:r>
         <w:rPr>
           <w:b w:val="0"/>
           <w:i w:val="0"/>
         </w:rPr>
-        <w:t xml:space="preserve"> The Task 2.4 measures are administered across the paid cohort at enrollment, four weeks, three months, and after any churn event; baseline perceived value enters the Task 3.3 survival models as a churn predictor specified in advance. After the interim review, about 30 providers are interviewed, sampled purposively across four groups, never converted, converted then churned, retained with low use, and retained with high use, at least six per group under a documented stopping rule. Interviews examine what was purchased, what value was perceived, how price was judged, and why accounts lapsed, and run apart from sales, support, and renewal contact. Providers who did not convert are offered a shortened format, because a sample of satisfied customers would answer the wrong question.</w:t>
+        <w:t xml:space="preserve"> What it delivers is a defensible starting number and a specification of what a post-award proof-of-concept with a payer would have to measure.</w:t>
       </w:r>
     </w:p>
     <w:p>
@@ -5685,28 +6085,35 @@
           <w:b/>
           <w:i w:val="0"/>
         </w:rPr>
-        <w:t>Task 3.5: Assemble the evidence package for institutional buyers.</w:t>
+        <w:t>Potential problems and alternative strategies.</w:t>
       </w:r>
       <w:r>
         <w:rPr>
           <w:b w:val="0"/>
           <w:i w:val="0"/>
         </w:rPr>
-        <w:t xml:space="preserve"> The second customer class buys on avoided cost, and this task builds what that conversation requires without overclaiming what the award can prove. It assembles three things: the Aim 2 and Aim 3 records of what care began, for whom, and when; utilization-linked operational data wherever a partner can share it and a data-use agreement and IRB determination permit, so establishment is observed alongside real utilization rather than assumed against it; and a model built with external actuarial consultation, estimating the hospitalization and premature institutionalization established care would be expected to avoid, from published effect sizes and our measured establishment rates. </w:t>
+        <w:t xml:space="preserve"> Contamination across neighboring markets is the standard objection to market-level assignment; account-level assignment is specified in advance as a sensitivity analysis alongside the mitigations above. If conversion is too low at every price for the arms to be distinguishable, the interim analysis reallocates and the result is reported as a finding. If price sits below cost to serve, the pre-registered alternatives run in order: improve the product where the Aim 2 value study locates the gap, reduce acquisition and serving cost, repackage, re-test in wave two. Revenue pathways beyond staffing, including the institutional customer class Task 3.4 makes available, are developed in the Commercialization Plan. There is also a point at which we would stop. If, at the month 30 interim analysis, fewer than 40 percent of the workers placed in the wave-one paid markets remain in direct care at 90 days </w:t>
       </w:r>
       <w:r>
         <w:rPr>
           <w:b/>
           <w:i w:val="0"/>
         </w:rPr>
-        <w:t>That is modeled and estimated avoided cost, not causal proof, and is labeled that way in every artifact.</w:t>
+        <w:t>and</w:t>
       </w:r>
       <w:r>
         <w:rPr>
           <w:b w:val="0"/>
           <w:i w:val="0"/>
         </w:rPr>
-        <w:t xml:space="preserve"> What it delivers is a defensible starting number and a specification of what a post-award proof-of-concept with a payer would have to measure.</w:t>
+        <w:t xml:space="preserve"> paid conversion is below 20 percent at every offered price, we hold wave two and redirect the remaining effort to completing and publishing the analysis. </w:t>
+      </w:r>
+      <w:r>
+        <w:rPr>
+          <w:b/>
+          <w:i w:val="0"/>
+        </w:rPr>
+        <w:t>A commercialization program should fund projects willing to find out they are wrong.</w:t>
       </w:r>
     </w:p>
     <w:p>
@@ -5719,35 +6126,28 @@
           <w:b/>
           <w:i w:val="0"/>
         </w:rPr>
-        <w:t>Potential problems and alternative strategies.</w:t>
+        <w:t>What exists at the end of three years.</w:t>
       </w:r>
       <w:r>
         <w:rPr>
           <w:b w:val="0"/>
           <w:i w:val="0"/>
         </w:rPr>
-        <w:t xml:space="preserve"> Contamination across neighboring markets is the standard objection to market-level assignment; the pre-registered mitigations are non-adjacent pairing, a contamination monitor in the offer workflow, and account-level assignment specified in advance as a sensitivity analysis. If conversion is too low at every price for the arms to be distinguishable, the interim analysis reallocates and the result is reported as a finding. If price sits below cost to serve, the pre-registered alternatives run in order: improve the product where the Task 3.4 interviews locate the gap, reduce acquisition and serving cost, repackage, re-test in wave two. And if staffing revenue alone proves insufficient, the alternative commercialization pathway is the institutional customer class that Task 3.5 makes available, together with an employer-paid caregiver benefit on the same navigation product, contracted navigation for risk-bearing organizations on the GUIDE precedent, and aggregate market intelligence from the outcomes record. There is also a point at which we would stop. If, at the month 30 interim analysis, fewer than 40 percent of the workers placed in the wave-one paid markets remain in direct care at 90 days </w:t>
+        <w:t xml:space="preserve"> A commercially tested CareNavigator and workforce system, verified against expert review and used by the people it was built for; market economics measured on live billing and independently validated; a market-entry playbook executed by staff who did not write it, in eight markets we did not design in; and an evidence package specifying what a payer proof-of-concept would have to measure. </w:t>
       </w:r>
       <w:r>
         <w:rPr>
           <w:b/>
           <w:i w:val="0"/>
         </w:rPr>
-        <w:t>and</w:t>
+        <w:t>That is the de-risked asset, and it is what follow-on investment underwrites.</w:t>
       </w:r>
       <w:r>
         <w:rPr>
           <w:b w:val="0"/>
           <w:i w:val="0"/>
         </w:rPr>
-        <w:t xml:space="preserve"> paid conversion is below 20 percent at every offered price, we hold wave two and redirect the remaining effort to completing and publishing the analysis. </w:t>
-      </w:r>
-      <w:r>
-        <w:rPr>
-          <w:b/>
-          <w:i w:val="0"/>
-        </w:rPr>
-        <w:t>A commercialization program should fund projects willing to find out they are wrong.</w:t>
+        <w:t xml:space="preserve"> The ten-market footprint is deliberately small: the markets are an instrument, not the deliverable, and the same dollars spent on a larger one would buy more revenue and less evidence.</w:t>
       </w:r>
     </w:p>
     <w:p>
@@ -5924,7 +6324,7 @@
                 <w:i w:val="0"/>
                 <w:sz w:val="18"/>
               </w:rPr>
-              <w:t>Task 3.2, ~320 offers, randomization inference</w:t>
+              <w:t>Task 3.2, 320 offers, randomization inference</w:t>
             </w:r>
           </w:p>
         </w:tc>
@@ -6350,7 +6750,7 @@
                 <w:i w:val="0"/>
                 <w:sz w:val="18"/>
               </w:rPr>
-              <w:t>Task 3.5</w:t>
+              <w:t>Task 3.4</w:t>
             </w:r>
           </w:p>
         </w:tc>
@@ -6409,7 +6809,7 @@
           <w:b w:val="0"/>
           <w:i w:val="0"/>
         </w:rPr>
-        <w:t xml:space="preserve">, through Dr. Fan as Co-Investigator at 25 percent effort, designs and executes the human subjects studies in Tasks 2.4 and 3.4 and holds the protocols, integrated through quarterly protocol review and the data-management procedures in the subaward. </w:t>
+        <w:t xml:space="preserve">, through Dr. Fan as Co-Investigator at 25 percent effort, designs and executes the human subjects studies in Tasks 1.5 and 2.4 and holds the protocols, with Dr. Marcia Ory of Texas A&amp;M supervising as she has on Phase IIB, integrated through quarterly protocol review and the subaward's data-management procedures. </w:t>
       </w:r>
       <w:r>
         <w:rPr>
@@ -6423,7 +6823,7 @@
           <w:b w:val="0"/>
           <w:i w:val="0"/>
         </w:rPr>
-        <w:t xml:space="preserve">, a strategic accounting and CPA firm, performs the independent financial validation in Task 3.3, and </w:t>
+        <w:t xml:space="preserve"> performs the independent financial validation in Task 3.3, and </w:t>
       </w:r>
       <w:r>
         <w:rPr>
@@ -6437,7 +6837,7 @@
           <w:b w:val="0"/>
           <w:i w:val="0"/>
         </w:rPr>
-        <w:t xml:space="preserve"> supports the arm sizing in Task 3.2 and the modeling in Task 3.5. The Principal Investigator holds integration authority and every gate decision, against a quarterly milestone review of Tables 4 through 6. Consultant scopes and commercialization milestones are in the Project Management Plan.</w:t>
+        <w:t xml:space="preserve"> supports the arm sizing in Task 3.1 and the modeling in Task 3.4. The Principal Investigator holds integration authority and every gate decision, against a quarterly milestone review of Tables 4 through 6. Consultant scopes and commercialization milestones are in the Project Management Plan.</w:t>
       </w:r>
     </w:p>
     <w:p>
@@ -6450,42 +6850,14 @@
           <w:b/>
           <w:i w:val="0"/>
         </w:rPr>
-        <w:t>Timetable and end deliverable.</w:t>
+        <w:t>Timetable.</w:t>
       </w:r>
       <w:r>
         <w:rPr>
           <w:b w:val="0"/>
           <w:i w:val="0"/>
         </w:rPr>
-        <w:t xml:space="preserve"> Figure 6 gives the quarter-by-quarter schedule and the four decision points, each of which holds the next stage until its gate is met. </w:t>
-      </w:r>
-      <w:r>
-        <w:rPr>
-          <w:b/>
-          <w:i w:val="0"/>
-        </w:rPr>
-        <w:t>What the award leaves behind is a commercially tested CareNavigator and workforce system, market economics replicated across eight markets and independently validated, and an evidence package for private investors and for the emerging institutional customer class.</w:t>
-      </w:r>
-      <w:r>
-        <w:rPr>
-          <w:b w:val="0"/>
-          <w:i w:val="0"/>
-        </w:rPr>
-        <w:t xml:space="preserve"> The ten-market footprint is deliberately small: </w:t>
-      </w:r>
-      <w:r>
-        <w:rPr>
-          <w:b/>
-          <w:i w:val="0"/>
-        </w:rPr>
-        <w:t>the markets are an instrument, not the deliverable.</w:t>
-      </w:r>
-      <w:r>
-        <w:rPr>
-          <w:b w:val="0"/>
-          <w:i w:val="0"/>
-        </w:rPr>
-        <w:t xml:space="preserve"> The same dollars spent on a larger footprint would buy more revenue and less evidence, and evidence is what we do not have.</w:t>
+        <w:t xml:space="preserve"> Figure 6 gives the quarter-by-quarter schedule and the four decision points, each of which holds the next stage until its gate is met.</w:t>
       </w:r>
     </w:p>
     <w:p>
@@ -6583,7 +6955,7 @@
           <w:b w:val="0"/>
           <w:i w:val="0"/>
         </w:rPr>
-        <w:t xml:space="preserve"> CareNavigator runs in production today, doing the screening and matching described in Significance. The multi-agent navigation layer, developed and evaluated under Phase IIB using retrieval-augmented generation, parameter-efficient fine-tuning, and reinforcement learning from expert feedback, is in production integration during the remaining Phase IIB year. Execution and follow-up, which Aim 1 builds, do not exist in the product today and are not in scope for the existing award, so no budget line here re-funds Phase IIB work.</w:t>
+        <w:t xml:space="preserve"> CareNavigator runs in production today, doing the screening and matching described in Significance. The multi-agent navigation layer, developed under Phase IIB using retrieval-augmented generation, parameter-efficient fine-tuning, and reinforcement learning from expert feedback, is in production integration during the remaining Phase IIB year. Execution and follow-up, which Aim 1 builds, do not exist in the product today and are not in scope for the existing award, so no budget line here re-funds Phase IIB work.</w:t>
       </w:r>
     </w:p>
     <w:p>
@@ -6603,7 +6975,7 @@
           <w:b w:val="0"/>
           <w:i w:val="0"/>
         </w:rPr>
-        <w:t xml:space="preserve"> The technology was developed across NIA SBIR Phase I/II Fast-Track and Phase IIB awards (1R44AG074116), scored at 20 and 25, and the Phase IIB review assessed the platform's commercial potential as extremely high, citing its ability to help caregivers access eligible funding. Table 7 records what each activity established and which funding produced it; two of the five entries were funded outside the Phase II scope, using I-Corps support and the company's own capital. RiskRetired byEvidence </w:t>
+        <w:t xml:space="preserve"> The technology was developed across NIA SBIR Phase I/II Fast-Track and Phase IIB awards (1R44AG074116), scored at 20 and 25, and the Phase IIB review assessed the platform's commercial potential as extremely high. Table 7 records what each activity established and which funding produced it; two of the five were funded outside the Phase II scope, using I-Corps support and company capital. RiskRetired byEvidence </w:t>
       </w:r>
       <w:r>
         <w:rPr>
@@ -6732,28 +7104,70 @@
           <w:b/>
           <w:i w:val="0"/>
         </w:rPr>
-        <w:t>Investor diligence set these milestones.</w:t>
+        <w:t>Who set these endpoints, and who executes them.</w:t>
       </w:r>
       <w:r>
         <w:rPr>
           <w:b w:val="0"/>
           <w:i w:val="0"/>
         </w:rPr>
-        <w:t xml:space="preserve"> Olera has been evaluated by Ziegler, the leading underwriter of financing for nonprofit senior living providers, and by Equitage Ventures, an early-stage fund dedicated to the aging economy. </w:t>
+        <w:t xml:space="preserve"> Olera has been evaluated by Ziegler, the leading underwriter of financing for nonprofit senior living providers, and by Equitage Ventures, an early-stage fund dedicated to the aging economy, and the aims were additionally reviewed by David Qu </w:t>
       </w:r>
       <w:r>
         <w:rPr>
           <w:b/>
           <w:i w:val="0"/>
         </w:rPr>
-        <w:t>That diligence set the commercial endpoints in Tables 4 through 6, so the milestones here are the ones our prospective investors said they would need.</w:t>
+        <w:t>[TITLE, AFFILIATION]</w:t>
       </w:r>
       <w:r>
         <w:rPr>
           <w:b w:val="0"/>
           <w:i w:val="0"/>
         </w:rPr>
-        <w:t xml:space="preserve"> Dr. Falohun was Principal Investigator on both prior NIA awards and delivered against their milestones; Dr. Fan is Co-Investigator at 25 percent effort and holds every human subjects protocol. Nine years of investment answered everything that could be answered without customers; whether a local market pays for itself, and whether that repeats, has to be measured with real money changing hands. </w:t>
+        <w:t xml:space="preserve"> as an independent reviewer. </w:t>
+      </w:r>
+      <w:r>
+        <w:rPr>
+          <w:b/>
+          <w:i w:val="0"/>
+        </w:rPr>
+        <w:t>That diligence set the commercial endpoints in Tables 4 through 6, so the milestones here are the ones our prospective investors said they would need.</w:t>
+      </w:r>
+      <w:r>
+        <w:rPr>
+          <w:b w:val="0"/>
+          <w:i w:val="0"/>
+        </w:rPr>
+        <w:t xml:space="preserve"> Dr. Falohun was PI on both prior NIA awards and delivered against their milestones. Dr. Fan is Co-Investigator and holds every human subjects protocol, with Dr. Marcia Ory of the Center for Population Health and Aging at Texas A&amp;M University supervising, as she has on Phase IIB. Market operations are led by </w:t>
+      </w:r>
+      <w:r>
+        <w:rPr>
+          <w:b/>
+          <w:i w:val="0"/>
+        </w:rPr>
+        <w:t>[TEAM: who leads market operations]</w:t>
+      </w:r>
+      <w:r>
+        <w:rPr>
+          <w:b w:val="0"/>
+          <w:i w:val="0"/>
+        </w:rPr>
+        <w:t xml:space="preserve"> at </w:t>
+      </w:r>
+      <w:r>
+        <w:rPr>
+          <w:b/>
+          <w:i w:val="0"/>
+        </w:rPr>
+        <w:t>[TEAM: staff per market at steady state]</w:t>
+      </w:r>
+      <w:r>
+        <w:rPr>
+          <w:b w:val="0"/>
+          <w:i w:val="0"/>
+        </w:rPr>
+        <w:t xml:space="preserve">, the staffing level the ten-market schedule in Figure 6 was built on. Nine years of investment answered everything that could be answered without customers; whether a local market pays for itself, and whether that repeats, has to be measured with real money changing hands. </w:t>
       </w:r>
       <w:r>
         <w:rPr>
@@ -6908,7 +7322,7 @@
           <w:i w:val="0"/>
           <w:sz w:val="18"/>
         </w:rPr>
-        <w:t>8. PHI. Direct Care Workers in the United States: Key Facts. September 2025.</w:t>
+        <w:t>8. U.S. Census Bureau. 2023 National Population Projections.</w:t>
       </w:r>
     </w:p>
     <w:p>
@@ -6923,7 +7337,7 @@
           <w:i w:val="0"/>
           <w:sz w:val="18"/>
         </w:rPr>
-        <w:t>9. Mudrazija S, Aranda MP. Current and future replacement and opportunity costs of family caregiving for older Americans with and without dementia. Innov Aging. 2025;9(6):igaf049.</w:t>
+        <w:t>9. Redfoot D, Feinberg L, Houser A. The aging of the baby boom and the growing care gap. AARP Public Policy Institute. 2013.</w:t>
       </w:r>
     </w:p>
     <w:p>
@@ -6938,7 +7352,7 @@
           <w:i w:val="0"/>
           <w:sz w:val="18"/>
         </w:rPr>
-        <w:t>10. KFF analysis of CMS National Health Expenditure and Medicaid long-term services and supports data, 2022. Of $415 billion in national LTSS spending, Medicaid paid 61 percent.</w:t>
+        <w:t>10. PHI. Direct Care Workers in the United States: Key Facts. September 2025.</w:t>
       </w:r>
     </w:p>
     <w:p>
@@ -6953,7 +7367,7 @@
           <w:i w:val="0"/>
           <w:sz w:val="18"/>
         </w:rPr>
-        <w:t>11. Szanton SL, et al. Medicaid cost savings of a preventive home visit program for disabled older adults. J Am Geriatr Soc. 2018.</w:t>
+        <w:t>11. Mudrazija S, Aranda MP. Current and future replacement and opportunity costs of family caregiving for older Americans with and without dementia. Innov Aging. 2025;9(6):igaf049.</w:t>
       </w:r>
     </w:p>
     <w:p>
@@ -6968,7 +7382,7 @@
           <w:i w:val="0"/>
           <w:sz w:val="18"/>
         </w:rPr>
-        <w:t>12. Szanton SL, et al. Effect of a biobehavioral environmental approach on disability among low-income older adults: a randomized clinical trial. 2021.</w:t>
+        <w:t>12. KFF analysis of CMS National Health Expenditure and Medicaid long-term services and supports data, 2022. Of $415 billion in national LTSS spending, Medicaid paid 61 percent.</w:t>
       </w:r>
     </w:p>
     <w:p>
@@ -6983,7 +7397,7 @@
           <w:i w:val="0"/>
           <w:sz w:val="18"/>
         </w:rPr>
-        <w:t>13. Centers for Medicare and Medicaid Services. National Health Expenditure Accounts, 2023.</w:t>
+        <w:t>13. Szanton SL, et al. Medicaid cost savings of a preventive home visit program for disabled older adults. J Am Geriatr Soc. 2018.</w:t>
       </w:r>
     </w:p>
     <w:p>
@@ -6998,7 +7412,7 @@
           <w:i w:val="0"/>
           <w:sz w:val="18"/>
         </w:rPr>
-        <w:t>14. National Center for Health Statistics. National Post-acute and Long-term Care Study, 2020.</w:t>
+        <w:t>14. Szanton SL, et al. Effect of a biobehavioral environmental approach on disability among low-income older adults: a randomized clinical trial. 2021.</w:t>
       </w:r>
     </w:p>
     <w:p>
@@ -7013,7 +7427,7 @@
           <w:i w:val="0"/>
           <w:sz w:val="18"/>
         </w:rPr>
-        <w:t>15. Activated Insights. 2025 Home Care Benchmarking Report: median caregiver acquisition cost $520 through word of mouth; median professional caregiver turnover 75 percent.</w:t>
+        <w:t>15. Centers for Medicare and Medicaid Services. National Health Expenditure Accounts, 2023.</w:t>
       </w:r>
     </w:p>
     <w:p>
@@ -7028,7 +7442,7 @@
           <w:i w:val="0"/>
           <w:sz w:val="18"/>
         </w:rPr>
-        <w:t>16. Boushey H, Glynn SJ. There are significant business costs to replacing employees. Center for American Progress. 2012. Replacement cost for hourly workers estimated at 16 percent of annual pay.</w:t>
+        <w:t>16. National Center for Health Statistics. National Post-acute and Long-term Care Study, 2020.</w:t>
       </w:r>
     </w:p>
     <w:p>
@@ -7043,7 +7457,7 @@
           <w:i w:val="0"/>
           <w:sz w:val="18"/>
         </w:rPr>
-        <w:t>17. Centers for Medicare and Medicaid Services. Guiding an Improved Dementia Experience (GUIDE) Model. Launched July 1, 2024.</w:t>
+        <w:t>17. Activated Insights. 2025 Home Care Benchmarking Report: median caregiver acquisition cost $520 through word of mouth; median professional caregiver turnover 75 percent.</w:t>
       </w:r>
     </w:p>
     <w:p>
@@ -7058,7 +7472,7 @@
           <w:i w:val="0"/>
           <w:sz w:val="18"/>
         </w:rPr>
-        <w:t>18. U.S. Bureau of Labor Statistics. Occupational Outlook Handbook: social workers. Healthcare social workers projected to grow 6 percent, 2024 to 2034.</w:t>
+        <w:t>18. Boushey H, Glynn SJ. There are significant business costs to replacing employees. Center for American Progress. 2012. Replacement cost for hourly workers estimated at 16 percent of annual pay.</w:t>
       </w:r>
     </w:p>
     <w:p>
@@ -7073,7 +7487,7 @@
           <w:i w:val="0"/>
           <w:sz w:val="18"/>
         </w:rPr>
-        <w:t>19. Published company materials for employer- and health-plan-sponsored caregiver navigation platforms, including Wellthy, Grayce, Cariloop, Homethrive, and ianacare. Accessed 2026.</w:t>
+        <w:t>19. Centers for Medicare and Medicaid Services. Guiding an Improved Dementia Experience (GUIDE) Model. Launched July 1, 2024.</w:t>
       </w:r>
     </w:p>
     <w:p>
@@ -7088,7 +7502,7 @@
           <w:i w:val="0"/>
           <w:sz w:val="18"/>
         </w:rPr>
-        <w:t>20. Fan Q, et al. Olera platform development and caregiver needs assessment. 2023.</w:t>
+        <w:t>20. U.S. Bureau of Labor Statistics. Occupational Outlook Handbook: social workers. Healthcare social workers projected to grow 6 percent, 2024 to 2034.</w:t>
       </w:r>
     </w:p>
     <w:p>
@@ -7103,7 +7517,7 @@
           <w:i w:val="0"/>
           <w:sz w:val="18"/>
         </w:rPr>
-        <w:t>21. Fan Q, et al. Usability evaluation of the Olera caregiving platform: Mobile Application Rating Scale 4.57 of 5 (n = 30). JMIR. 2024.</w:t>
+        <w:t>21. Published company materials for employer- and health-plan-sponsored caregiver navigation platforms, including Wellthy, Grayce, Cariloop, Homethrive, and ianacare. Accessed 2026.</w:t>
       </w:r>
     </w:p>
     <w:p>
@@ -7118,7 +7532,7 @@
           <w:i w:val="0"/>
           <w:sz w:val="18"/>
         </w:rPr>
-        <w:t>22. DuBose L, et al. Digital caregiving assistance for older adults and their families. 2024.</w:t>
+        <w:t>22. Reporting on placement-fee incentives in senior living referral marketplaces. 2024.</w:t>
       </w:r>
     </w:p>
     <w:p>
@@ -7133,7 +7547,7 @@
           <w:i w:val="0"/>
           <w:sz w:val="18"/>
         </w:rPr>
-        <w:t>23. Hoang MN, Kim L, Fisher L, DuBose L, Ory MG, Lee S, Falohun T, Fan Q. Exploring informal caregivers' perception of the Olera digital caregiving assistance platform for dementia care: mixed methods evaluation study. JMIR Form Res. 2026;10:e92967.</w:t>
+        <w:t>23. Fan Q, et al. Olera platform development and caregiver needs assessment. 2023.</w:t>
       </w:r>
     </w:p>
     <w:p>
@@ -7148,7 +7562,7 @@
           <w:i w:val="0"/>
           <w:sz w:val="18"/>
         </w:rPr>
-        <w:t>24. Yee A, Yaffe MJ, Schuster T, Lambert S, Abbasgholizadeh-Rahimi S. Family caregivers' acceptance of artificial intelligence-enabled technologies for providing care to older adults. BMC Geriatr. 2025;26:150.</w:t>
+        <w:t>24. Fan Q, et al. Usability evaluation of the Olera caregiving platform: Mobile Application Rating Scale 4.57 of 5 (n = 30). JMIR. 2024.</w:t>
       </w:r>
     </w:p>
     <w:p>
@@ -7163,7 +7577,7 @@
           <w:i w:val="0"/>
           <w:sz w:val="18"/>
         </w:rPr>
-        <w:t>25. National Center for Education Statistics. Undergraduate degree fields: health professions and related programs conferred 263,800 degrees, 2021-22.</w:t>
+        <w:t>25. DuBose L, et al. Digital caregiving assistance for older adults and their families. 2024.</w:t>
       </w:r>
     </w:p>
     <w:p>
@@ -7178,7 +7592,52 @@
           <w:i w:val="0"/>
           <w:sz w:val="18"/>
         </w:rPr>
-        <w:t>26. Physician Assistant Education Association. By the Numbers: Student Report, 2024-25; documented direct patient-care hour requirements.</w:t>
+        <w:t>26. Hoang MN, Kim L, Fisher L, DuBose L, Ory MG, Lee S, Falohun T, Fan Q. Exploring informal caregivers' perception of the Olera digital caregiving assistance platform for dementia care: mixed methods evaluation study. JMIR Form Res. 2026;10:e92967.</w:t>
+      </w:r>
+    </w:p>
+    <w:p>
+      <w:pPr>
+        <w:spacing w:after="60"/>
+        <w:ind w:left="288" w:hanging="288"/>
+        <w:jc w:val="left"/>
+      </w:pPr>
+      <w:r>
+        <w:rPr>
+          <w:b w:val="0"/>
+          <w:i w:val="0"/>
+          <w:sz w:val="18"/>
+        </w:rPr>
+        <w:t>27. Yee A, Yaffe MJ, Schuster T, Lambert S, Abbasgholizadeh-Rahimi S. Family caregivers' acceptance of artificial intelligence-enabled technologies for providing care to older adults. BMC Geriatr. 2025;26:150.</w:t>
+      </w:r>
+    </w:p>
+    <w:p>
+      <w:pPr>
+        <w:spacing w:after="60"/>
+        <w:ind w:left="288" w:hanging="288"/>
+        <w:jc w:val="left"/>
+      </w:pPr>
+      <w:r>
+        <w:rPr>
+          <w:b w:val="0"/>
+          <w:i w:val="0"/>
+          <w:sz w:val="18"/>
+        </w:rPr>
+        <w:t>28. National Center for Education Statistics. Undergraduate degree fields: health professions and related programs conferred 263,800 degrees, 2021-22.</w:t>
+      </w:r>
+    </w:p>
+    <w:p>
+      <w:pPr>
+        <w:spacing w:after="60"/>
+        <w:ind w:left="288" w:hanging="288"/>
+        <w:jc w:val="left"/>
+      </w:pPr>
+      <w:r>
+        <w:rPr>
+          <w:b w:val="0"/>
+          <w:i w:val="0"/>
+          <w:sz w:val="18"/>
+        </w:rPr>
+        <w:t>29. Physician Assistant Education Association. By the Numbers: Student Report, 2024-25; documented direct patient-care hour requirements.</w:t>
       </w:r>
     </w:p>
     <w:sectPr>

--- a/docs/crp/passes/Olera_CRP_ResearchStrategy.docx
+++ b/docs/crp/passes/Olera_CRP_ResearchStrategy.docx
@@ -476,7 +476,7 @@
           <w:b w:val="0"/>
           <w:i w:val="0"/>
         </w:rPr>
-        <w:t xml:space="preserve"> Knowing what exists is not the hard part. A family has to work out which aid program applies, which insurance benefit applies, and which service or provider is needed, then complete the same sequence for each: applications, documentation, intake, scheduling, waiting, follow-up requests, provider availability, approval, and confirmation that care began. Families are lost to follow-up somewhere in that sequence, and existing help stops earlier: a discharge planner hands over a printed list and the case closes at the hospital door, information services return directories, referral marketplaces introduce a provider and are paid on placement. None is accountable for whether care was established, and even where navigation succeeds there may be no local capacity to deliver it.</w:t>
+        <w:t xml:space="preserve"> Knowing what exists is not the hard part. A family has to work out which aid program applies, which insurance benefit applies, and which service or provider is needed, then complete the same sequence for each: applications, documentation, intake, scheduling, waiting, follow-up requests, provider availability, approval, and confirmation that care began. Families are lost to follow-up somewhere in that sequence, and existing help stops earlier: a discharge planner hands over a printed list and the case closes at the hospital door, information services return directories, referral marketplaces introduce a provider and are paid on placement. None is accountable for whether care was established, and even where navigation succeeds there may be no local caregiver capacity to deliver it.</w:t>
       </w:r>
     </w:p>
     <w:p>
@@ -502,7 +502,7 @@
           <w:b w:val="0"/>
           <w:i w:val="0"/>
         </w:rPr>
-        <w:t xml:space="preserve"> A product that helps families find and afford care still fails if the local system lacks the caregivers to deliver it, which is a faster path back into the vicious cycle. We did not choose workforce development; it was a binding constraint on our own product working.</w:t>
+        <w:t xml:space="preserve"> A product that helps families find and afford care still fails if the local system lacks the caregivers to deliver it, which is a faster path back into the vicious cycle.</w:t>
       </w:r>
     </w:p>
     <w:p>
@@ -2907,7 +2907,7 @@
           <w:b w:val="0"/>
           <w:i w:val="0"/>
         </w:rPr>
-        <w:t xml:space="preserve"> which is the subject of Key Innovation 1.</w:t>
+        <w:t xml:space="preserve"> the subject of Key Innovation 1.</w:t>
       </w:r>
     </w:p>
     <w:p>
@@ -3834,13 +3834,6 @@
           <w:i w:val="0"/>
         </w:rPr>
         <w:t>The gate to Aim 2 is two-part: the criteria in Table 4 must be met, and the people who have to use the product must be able to.</w:t>
-      </w:r>
-      <w:r>
-        <w:rPr>
-          <w:b w:val="0"/>
-          <w:i w:val="0"/>
-        </w:rPr>
-        <w:t xml:space="preserve"> Year 1 also ends with the two markets selected and partnerships signed, so month 12 is a launch decision rather than a software review.</w:t>
       </w:r>
     </w:p>
     <w:p>
@@ -4991,13 +4984,6 @@
         </w:rPr>
         <w:t>The month 21 gate requires half of the Aim 2 placements still in direct care at 90 days.</w:t>
       </w:r>
-      <w:r>
-        <w:rPr>
-          <w:b w:val="0"/>
-          <w:i w:val="0"/>
-        </w:rPr>
-        <w:t xml:space="preserve"> Below that a provider replaces half of what they bought within a quarter, which is where this stops being cheaper than what they do now.</w:t>
-      </w:r>
     </w:p>
     <w:p>
       <w:pPr>

--- a/docs/crp/passes/Olera_CRP_ResearchStrategy.docx
+++ b/docs/crp/passes/Olera_CRP_ResearchStrategy.docx
@@ -3106,6 +3106,102 @@
         <w:t>INNOVATION</w:t>
       </w:r>
     </w:p>
+    <w:tbl>
+      <w:tblPr>
+        <w:tblpPr w:leftFromText="180" w:rightFromText="0" w:topFromText="60" w:bottomFromText="60" w:vertAnchor="text" w:horzAnchor="margin" w:tblpY="1" w:tblpX="6293"/>
+        <w:tblLook w:firstColumn="1" w:firstRow="1" w:lastColumn="0" w:lastRow="0" w:noHBand="0" w:noVBand="1" w:val="04A0"/>
+        <w:tblBorders>
+          <w:top w:val="none" w:sz="0"/>
+          <w:left w:val="none" w:sz="0"/>
+          <w:bottom w:val="none" w:sz="0"/>
+          <w:right w:val="none" w:sz="0"/>
+          <w:insideH w:val="none" w:sz="0"/>
+          <w:insideV w:val="none" w:sz="0"/>
+        </w:tblBorders>
+        <w:tblCellMar>
+          <w:top w:w="0" w:type="dxa"/>
+          <w:left w:w="0" w:type="dxa"/>
+          <w:bottom w:w="0" w:type="dxa"/>
+          <w:right w:w="0" w:type="dxa"/>
+        </w:tblCellMar>
+        <w:tblW w:w="4320" w:type="dxa"/>
+        <w:tblLayout w:type="fixed"/>
+        <w:tblOverlap w:val="never"/>
+      </w:tblPr>
+      <w:tblGrid>
+        <w:gridCol w:w="4320"/>
+      </w:tblGrid>
+      <w:tr>
+        <w:tc>
+          <w:tcPr>
+            <w:tcW w:type="dxa" w:w="4320"/>
+          </w:tcPr>
+          <w:p>
+            <w:pPr>
+              <w:spacing w:after="40"/>
+              <w:jc w:val="center"/>
+            </w:pPr>
+            <w:r/>
+            <w:r>
+              <w:drawing>
+                <wp:inline xmlns:a="http://schemas.openxmlformats.org/drawingml/2006/main" xmlns:pic="http://schemas.openxmlformats.org/drawingml/2006/picture">
+                  <wp:extent cx="2743200" cy="2234184"/>
+                  <wp:docPr id="4" name="Picture 4"/>
+                  <wp:cNvGraphicFramePr>
+                    <a:graphicFrameLocks noChangeAspect="1"/>
+                  </wp:cNvGraphicFramePr>
+                  <a:graphic>
+                    <a:graphicData uri="http://schemas.openxmlformats.org/drawingml/2006/picture">
+                      <pic:pic>
+                        <pic:nvPicPr>
+                          <pic:cNvPr id="0" name="fig4.png"/>
+                          <pic:cNvPicPr/>
+                        </pic:nvPicPr>
+                        <pic:blipFill>
+                          <a:blip r:embed="rId12"/>
+                          <a:stretch>
+                            <a:fillRect/>
+                          </a:stretch>
+                        </pic:blipFill>
+                        <pic:spPr>
+                          <a:xfrm>
+                            <a:off x="0" y="0"/>
+                            <a:ext cx="2743200" cy="2234184"/>
+                          </a:xfrm>
+                          <a:prstGeom prst="rect"/>
+                        </pic:spPr>
+                      </pic:pic>
+                    </a:graphicData>
+                  </a:graphic>
+                </wp:inline>
+              </w:drawing>
+            </w:r>
+          </w:p>
+          <w:p>
+            <w:pPr>
+              <w:spacing w:after="0"/>
+              <w:jc w:val="left"/>
+            </w:pPr>
+            <w:r>
+              <w:rPr>
+                <w:b/>
+                <w:i w:val="0"/>
+                <w:sz w:val="18"/>
+              </w:rPr>
+              <w:t>Figure 4.</w:t>
+            </w:r>
+            <w:r>
+              <w:rPr>
+                <w:b w:val="0"/>
+                <w:i w:val="0"/>
+                <w:sz w:val="18"/>
+              </w:rPr>
+              <w:t xml:space="preserve"> Existing channels move workers between employers. This pathway adds them, and the verified record follows the worker.</w:t>
+            </w:r>
+          </w:p>
+        </w:tc>
+      </w:tr>
+    </w:tbl>
     <w:p>
       <w:pPr>
         <w:spacing w:before="120"/>
@@ -3116,14 +3212,14 @@
           <w:b/>
           <w:i w:val="0"/>
         </w:rPr>
-        <w:t>Figure 4.</w:t>
+        <w:t>Key Innovation 1: infrastructure that adds caregivers to the field.</w:t>
       </w:r>
       <w:r>
         <w:rPr>
           <w:b w:val="0"/>
           <w:i w:val="0"/>
         </w:rPr>
-        <w:t xml:space="preserve"> Existing channels move workers between employers. This pathway adds them, and the verified record follows the worker.</w:t>
+        <w:t xml:space="preserve"> Every staffing channel serving this industry, whether an agency, a job board, or a gig platform, competes for workers already inside the direct-care labor market. One provider's hire is another's vacancy, and the national shortage does not shrink by a single worker. Olera builds the infrastructure to bring in people who were not in the field (Figure 4).</w:t>
       </w:r>
     </w:p>
     <w:p>
@@ -3397,7 +3493,7 @@
         <w:drawing>
           <wp:inline xmlns:a="http://schemas.openxmlformats.org/drawingml/2006/main" xmlns:pic="http://schemas.openxmlformats.org/drawingml/2006/picture">
             <wp:extent cx="6035040" cy="1219816"/>
-            <wp:docPr id="4" name="Picture 4"/>
+            <wp:docPr id="5" name="Picture 5"/>
             <wp:cNvGraphicFramePr>
               <a:graphicFrameLocks noChangeAspect="1"/>
             </wp:cNvGraphicFramePr>
@@ -3409,7 +3505,7 @@
                     <pic:cNvPicPr/>
                   </pic:nvPicPr>
                   <pic:blipFill>
-                    <a:blip r:embed="rId12"/>
+                    <a:blip r:embed="rId13"/>
                     <a:stretch>
                       <a:fillRect/>
                     </a:stretch>
@@ -6856,7 +6952,7 @@
         <w:drawing>
           <wp:inline xmlns:a="http://schemas.openxmlformats.org/drawingml/2006/main" xmlns:pic="http://schemas.openxmlformats.org/drawingml/2006/picture">
             <wp:extent cx="6400800" cy="1868424"/>
-            <wp:docPr id="5" name="Picture 5"/>
+            <wp:docPr id="6" name="Picture 6"/>
             <wp:cNvGraphicFramePr>
               <a:graphicFrameLocks noChangeAspect="1"/>
             </wp:cNvGraphicFramePr>
@@ -6868,7 +6964,7 @@
                     <pic:cNvPicPr/>
                   </pic:nvPicPr>
                   <pic:blipFill>
-                    <a:blip r:embed="rId13"/>
+                    <a:blip r:embed="rId14"/>
                     <a:stretch>
                       <a:fillRect/>
                     </a:stretch>
@@ -6961,114 +7057,608 @@
           <w:b w:val="0"/>
           <w:i w:val="0"/>
         </w:rPr>
-        <w:t xml:space="preserve"> The technology was developed across NIA SBIR Phase I/II Fast-Track and Phase IIB awards (1R44AG074116), scored at 20 and 25, and the Phase IIB review assessed the platform's commercial potential as extremely high. Table 7 records what each activity established and which funding produced it; two of the five were funded outside the Phase II scope, using I-Corps support and company capital. RiskRetired byEvidence </w:t>
+        <w:t xml:space="preserve"> The technology was developed across NIA SBIR Phase I/II Fast-Track and Phase IIB awards (1R44AG074116), scored at 20 and 25, and the Phase IIB review assessed the platform's commercial potential as extremely high. Table 7 records what each activity established and which funding produced it; two of the five were funded outside the Phase II scope, using I-Corps support and company capital.</w:t>
       </w:r>
+    </w:p>
+    <w:tbl>
+      <w:tblPr>
+        <w:tblLook w:firstColumn="1" w:firstRow="1" w:lastColumn="0" w:lastRow="0" w:noHBand="0" w:noVBand="1" w:val="04A0"/>
+        <w:tblBorders>
+          <w:top w:val="none" w:sz="0"/>
+          <w:left w:val="none" w:sz="0"/>
+          <w:bottom w:val="none" w:sz="0"/>
+          <w:right w:val="none" w:sz="0"/>
+          <w:insideH w:val="none" w:sz="0"/>
+          <w:insideV w:val="none" w:sz="0"/>
+        </w:tblBorders>
+        <w:tblW w:w="10800" w:type="dxa"/>
+        <w:tblLayout w:type="fixed"/>
+      </w:tblPr>
+      <w:tblGrid>
+        <w:gridCol w:w="3600"/>
+        <w:gridCol w:w="3600"/>
+        <w:gridCol w:w="3600"/>
+      </w:tblGrid>
+      <w:tr>
+        <w:tc>
+          <w:tcPr>
+            <w:tcW w:type="dxa" w:w="1836"/>
+            <w:tcBorders>
+              <w:bottom w:val="single" w:sz="8" w:space="0" w:color="14453F"/>
+            </w:tcBorders>
+          </w:tcPr>
+          <w:p>
+            <w:pPr>
+              <w:spacing w:after="20" w:before="20"/>
+              <w:jc w:val="left"/>
+            </w:pPr>
+            <w:r/>
+            <w:r>
+              <w:rPr>
+                <w:b/>
+                <w:i w:val="0"/>
+                <w:color w:val="14453F"/>
+                <w:sz w:val="18"/>
+              </w:rPr>
+              <w:t>Risk</w:t>
+            </w:r>
+          </w:p>
+        </w:tc>
+        <w:tc>
+          <w:tcPr>
+            <w:tcW w:type="dxa" w:w="2052"/>
+            <w:tcBorders>
+              <w:bottom w:val="single" w:sz="8" w:space="0" w:color="14453F"/>
+            </w:tcBorders>
+          </w:tcPr>
+          <w:p>
+            <w:pPr>
+              <w:spacing w:after="20" w:before="20"/>
+              <w:jc w:val="left"/>
+            </w:pPr>
+            <w:r/>
+            <w:r>
+              <w:rPr>
+                <w:b/>
+                <w:i w:val="0"/>
+                <w:color w:val="14453F"/>
+                <w:sz w:val="18"/>
+              </w:rPr>
+              <w:t>Retired by</w:t>
+            </w:r>
+          </w:p>
+        </w:tc>
+        <w:tc>
+          <w:tcPr>
+            <w:tcW w:type="dxa" w:w="6912"/>
+            <w:tcBorders>
+              <w:bottom w:val="single" w:sz="8" w:space="0" w:color="14453F"/>
+            </w:tcBorders>
+          </w:tcPr>
+          <w:p>
+            <w:pPr>
+              <w:spacing w:after="20" w:before="20"/>
+              <w:jc w:val="left"/>
+            </w:pPr>
+            <w:r/>
+            <w:r>
+              <w:rPr>
+                <w:b/>
+                <w:i w:val="0"/>
+                <w:color w:val="14453F"/>
+                <w:sz w:val="18"/>
+              </w:rPr>
+              <w:t>Evidence</w:t>
+            </w:r>
+          </w:p>
+        </w:tc>
+      </w:tr>
+      <w:tr>
+        <w:tc>
+          <w:tcPr>
+            <w:tcW w:type="dxa" w:w="1836"/>
+            <w:tcBorders>
+              <w:bottom w:val="single" w:sz="2" w:space="0" w:color="B9C4BD"/>
+            </w:tcBorders>
+          </w:tcPr>
+          <w:p>
+            <w:pPr>
+              <w:spacing w:after="20" w:before="20"/>
+              <w:jc w:val="left"/>
+            </w:pPr>
+            <w:r/>
+            <w:r>
+              <w:rPr>
+                <w:b/>
+                <w:i w:val="0"/>
+                <w:sz w:val="18"/>
+              </w:rPr>
+              <w:t>Technical</w:t>
+            </w:r>
+            <w:r>
+              <w:br/>
+            </w:r>
+            <w:r>
+              <w:rPr>
+                <w:b w:val="0"/>
+                <w:i w:val="0"/>
+                <w:sz w:val="18"/>
+              </w:rPr>
+              <w:t>Could the data be assembled?</w:t>
+            </w:r>
+          </w:p>
+        </w:tc>
+        <w:tc>
+          <w:tcPr>
+            <w:tcW w:type="dxa" w:w="2052"/>
+            <w:tcBorders>
+              <w:bottom w:val="single" w:sz="2" w:space="0" w:color="B9C4BD"/>
+            </w:tcBorders>
+          </w:tcPr>
+          <w:p>
+            <w:pPr>
+              <w:spacing w:after="20" w:before="20"/>
+              <w:jc w:val="left"/>
+            </w:pPr>
+            <w:r/>
+            <w:r>
+              <w:rPr>
+                <w:b w:val="0"/>
+                <w:i w:val="0"/>
+                <w:sz w:val="18"/>
+              </w:rPr>
+              <w:t>NIA Phase I to IIB</w:t>
+            </w:r>
+          </w:p>
+        </w:tc>
+        <w:tc>
+          <w:tcPr>
+            <w:tcW w:type="dxa" w:w="6912"/>
+            <w:tcBorders>
+              <w:bottom w:val="single" w:sz="2" w:space="0" w:color="B9C4BD"/>
+            </w:tcBorders>
+          </w:tcPr>
+          <w:p>
+            <w:pPr>
+              <w:spacing w:after="20" w:before="20"/>
+              <w:jc w:val="left"/>
+            </w:pPr>
+            <w:r/>
+            <w:r>
+              <w:rPr>
+                <w:b w:val="0"/>
+                <w:i w:val="0"/>
+                <w:sz w:val="18"/>
+              </w:rPr>
+              <w:t>An expert-curated national database of more than 72,000 aid programs and providers across all fifty states, and a multi-agent eldercare AI entering production.</w:t>
+            </w:r>
+          </w:p>
+        </w:tc>
+      </w:tr>
+      <w:tr>
+        <w:tc>
+          <w:tcPr>
+            <w:tcW w:type="dxa" w:w="1836"/>
+            <w:tcBorders>
+              <w:bottom w:val="single" w:sz="2" w:space="0" w:color="B9C4BD"/>
+            </w:tcBorders>
+          </w:tcPr>
+          <w:p>
+            <w:pPr>
+              <w:spacing w:after="20" w:before="20"/>
+              <w:jc w:val="left"/>
+            </w:pPr>
+            <w:r/>
+            <w:r>
+              <w:rPr>
+                <w:b/>
+                <w:i w:val="0"/>
+                <w:sz w:val="18"/>
+              </w:rPr>
+              <w:t>User</w:t>
+            </w:r>
+            <w:r>
+              <w:br/>
+            </w:r>
+            <w:r>
+              <w:rPr>
+                <w:b w:val="0"/>
+                <w:i w:val="0"/>
+                <w:sz w:val="18"/>
+              </w:rPr>
+              <w:t>Would families accept it?</w:t>
+            </w:r>
+          </w:p>
+        </w:tc>
+        <w:tc>
+          <w:tcPr>
+            <w:tcW w:type="dxa" w:w="2052"/>
+            <w:tcBorders>
+              <w:bottom w:val="single" w:sz="2" w:space="0" w:color="B9C4BD"/>
+            </w:tcBorders>
+          </w:tcPr>
+          <w:p>
+            <w:pPr>
+              <w:spacing w:after="20" w:before="20"/>
+              <w:jc w:val="left"/>
+            </w:pPr>
+            <w:r/>
+            <w:r>
+              <w:rPr>
+                <w:b w:val="0"/>
+                <w:i w:val="0"/>
+                <w:sz w:val="18"/>
+              </w:rPr>
+              <w:t>NIA Phase I to IIB</w:t>
+            </w:r>
+          </w:p>
+        </w:tc>
+        <w:tc>
+          <w:tcPr>
+            <w:tcW w:type="dxa" w:w="6912"/>
+            <w:tcBorders>
+              <w:bottom w:val="single" w:sz="2" w:space="0" w:color="B9C4BD"/>
+            </w:tcBorders>
+          </w:tcPr>
+          <w:p>
+            <w:pPr>
+              <w:spacing w:after="20" w:before="20"/>
+              <w:jc w:val="left"/>
+            </w:pPr>
+            <w:r/>
+            <w:r>
+              <w:rPr>
+                <w:b w:val="0"/>
+                <w:i w:val="0"/>
+                <w:sz w:val="18"/>
+              </w:rPr>
+              <w:t>Four peer-reviewed evaluations with family caregivers: usability 4.57 of 5; acceptance 5.83 of 7 after four weeks (n = 65); multi-agent version 5.73 of 7 (n = 31).</w:t>
+            </w:r>
+          </w:p>
+        </w:tc>
+      </w:tr>
+      <w:tr>
+        <w:tc>
+          <w:tcPr>
+            <w:tcW w:type="dxa" w:w="1836"/>
+            <w:tcBorders>
+              <w:bottom w:val="single" w:sz="2" w:space="0" w:color="B9C4BD"/>
+            </w:tcBorders>
+          </w:tcPr>
+          <w:p>
+            <w:pPr>
+              <w:spacing w:after="20" w:before="20"/>
+              <w:jc w:val="left"/>
+            </w:pPr>
+            <w:r/>
+            <w:r>
+              <w:rPr>
+                <w:b/>
+                <w:i w:val="0"/>
+                <w:sz w:val="18"/>
+              </w:rPr>
+              <w:t>Demand</w:t>
+            </w:r>
+            <w:r>
+              <w:br/>
+            </w:r>
+            <w:r>
+              <w:rPr>
+                <w:b w:val="0"/>
+                <w:i w:val="0"/>
+                <w:sz w:val="18"/>
+              </w:rPr>
+              <w:t>Would families come, and at what cost?</w:t>
+            </w:r>
+          </w:p>
+        </w:tc>
+        <w:tc>
+          <w:tcPr>
+            <w:tcW w:type="dxa" w:w="2052"/>
+            <w:tcBorders>
+              <w:bottom w:val="single" w:sz="2" w:space="0" w:color="B9C4BD"/>
+            </w:tcBorders>
+          </w:tcPr>
+          <w:p>
+            <w:pPr>
+              <w:spacing w:after="20" w:before="20"/>
+              <w:jc w:val="left"/>
+            </w:pPr>
+            <w:r/>
+            <w:r>
+              <w:rPr>
+                <w:b w:val="0"/>
+                <w:i w:val="0"/>
+                <w:sz w:val="18"/>
+              </w:rPr>
+              <w:t>Beyond Phase II scope; company funds</w:t>
+            </w:r>
+          </w:p>
+        </w:tc>
+        <w:tc>
+          <w:tcPr>
+            <w:tcW w:type="dxa" w:w="6912"/>
+            <w:tcBorders>
+              <w:bottom w:val="single" w:sz="2" w:space="0" w:color="B9C4BD"/>
+            </w:tcBorders>
+          </w:tcPr>
+          <w:p>
+            <w:pPr>
+              <w:spacing w:after="20" w:before="20"/>
+              <w:jc w:val="left"/>
+            </w:pPr>
+            <w:r/>
+            <w:r>
+              <w:rPr>
+                <w:b w:val="0"/>
+                <w:i w:val="0"/>
+                <w:sz w:val="18"/>
+              </w:rPr>
+              <w:t>Organic traffic grew from roughly 50 visits a day in 2023 to more than 500 today, from nearly every county, at near-zero cost.</w:t>
+            </w:r>
+          </w:p>
+        </w:tc>
+      </w:tr>
+      <w:tr>
+        <w:tc>
+          <w:tcPr>
+            <w:tcW w:type="dxa" w:w="1836"/>
+            <w:tcBorders>
+              <w:bottom w:val="single" w:sz="2" w:space="0" w:color="B9C4BD"/>
+            </w:tcBorders>
+          </w:tcPr>
+          <w:p>
+            <w:pPr>
+              <w:spacing w:after="20" w:before="20"/>
+              <w:jc w:val="left"/>
+            </w:pPr>
+            <w:r/>
+            <w:r>
+              <w:rPr>
+                <w:b/>
+                <w:i w:val="0"/>
+                <w:sz w:val="18"/>
+              </w:rPr>
+              <w:t>Supply</w:t>
+            </w:r>
+            <w:r>
+              <w:br/>
+            </w:r>
+            <w:r>
+              <w:rPr>
+                <w:b w:val="0"/>
+                <w:i w:val="0"/>
+                <w:sz w:val="18"/>
+              </w:rPr>
+              <w:t>Would providers participate?</w:t>
+            </w:r>
+          </w:p>
+        </w:tc>
+        <w:tc>
+          <w:tcPr>
+            <w:tcW w:type="dxa" w:w="2052"/>
+            <w:tcBorders>
+              <w:bottom w:val="single" w:sz="2" w:space="0" w:color="B9C4BD"/>
+            </w:tcBorders>
+          </w:tcPr>
+          <w:p>
+            <w:pPr>
+              <w:spacing w:after="20" w:before="20"/>
+              <w:jc w:val="left"/>
+            </w:pPr>
+            <w:r/>
+            <w:r>
+              <w:rPr>
+                <w:b w:val="0"/>
+                <w:i w:val="0"/>
+                <w:sz w:val="18"/>
+              </w:rPr>
+              <w:t>I-Corps and company funds</w:t>
+            </w:r>
+          </w:p>
+        </w:tc>
+        <w:tc>
+          <w:tcPr>
+            <w:tcW w:type="dxa" w:w="6912"/>
+            <w:tcBorders>
+              <w:bottom w:val="single" w:sz="2" w:space="0" w:color="B9C4BD"/>
+            </w:tcBorders>
+          </w:tcPr>
+          <w:p>
+            <w:pPr>
+              <w:spacing w:after="20" w:before="20"/>
+              <w:jc w:val="left"/>
+            </w:pPr>
+            <w:r/>
+            <w:r>
+              <w:rPr>
+                <w:b w:val="0"/>
+                <w:i w:val="0"/>
+                <w:sz w:val="18"/>
+              </w:rPr>
+              <w:t>More than 300 customer-discovery conversations with owners and operators through NIH and NSF I-Corps; more than 700 providers have since claimed a listing at no charge.</w:t>
+            </w:r>
+          </w:p>
+        </w:tc>
+      </w:tr>
+      <w:tr>
+        <w:tc>
+          <w:tcPr>
+            <w:tcW w:type="dxa" w:w="1836"/>
+            <w:tcBorders>
+              <w:bottom w:val="single" w:sz="2" w:space="0" w:color="B9C4BD"/>
+            </w:tcBorders>
+          </w:tcPr>
+          <w:p>
+            <w:pPr>
+              <w:spacing w:after="20" w:before="20"/>
+              <w:jc w:val="left"/>
+            </w:pPr>
+            <w:r/>
+            <w:r>
+              <w:rPr>
+                <w:b/>
+                <w:i w:val="0"/>
+                <w:sz w:val="18"/>
+              </w:rPr>
+              <w:t>Workforce and willingness to pay</w:t>
+            </w:r>
+            <w:r>
+              <w:br/>
+            </w:r>
+            <w:r>
+              <w:rPr>
+                <w:b w:val="0"/>
+                <w:i w:val="0"/>
+                <w:sz w:val="18"/>
+              </w:rPr>
+              <w:t>Could we recruit caregivers, and would anyone pay?</w:t>
+            </w:r>
+          </w:p>
+        </w:tc>
+        <w:tc>
+          <w:tcPr>
+            <w:tcW w:type="dxa" w:w="2052"/>
+            <w:tcBorders>
+              <w:bottom w:val="single" w:sz="2" w:space="0" w:color="B9C4BD"/>
+            </w:tcBorders>
+          </w:tcPr>
+          <w:p>
+            <w:pPr>
+              <w:spacing w:after="20" w:before="20"/>
+              <w:jc w:val="left"/>
+            </w:pPr>
+            <w:r/>
+            <w:r>
+              <w:rPr>
+                <w:b w:val="0"/>
+                <w:i w:val="0"/>
+                <w:sz w:val="18"/>
+              </w:rPr>
+              <w:t>Beyond Phase II scope; company funds</w:t>
+            </w:r>
+          </w:p>
+        </w:tc>
+        <w:tc>
+          <w:tcPr>
+            <w:tcW w:type="dxa" w:w="6912"/>
+            <w:tcBorders>
+              <w:bottom w:val="single" w:sz="2" w:space="0" w:color="B9C4BD"/>
+            </w:tcBorders>
+          </w:tcPr>
+          <w:p>
+            <w:pPr>
+              <w:spacing w:after="20" w:before="20"/>
+              <w:jc w:val="left"/>
+            </w:pPr>
+            <w:r/>
+            <w:r>
+              <w:rPr>
+                <w:b w:val="0"/>
+                <w:i w:val="0"/>
+                <w:sz w:val="18"/>
+              </w:rPr>
+              <w:t>A student caregiver pilot drew more than 900 applicants and placed more than 20 into provider jobs. Four providers trialed the staffing product and three paid, at roughly $50 to $275 per placement and $275 per month, across multiple semesters. Delivery was deliberately manual, to learn what the workflow had to do before building infrastructure for it.</w:t>
+            </w:r>
+          </w:p>
+        </w:tc>
+      </w:tr>
+      <w:tr>
+        <w:tc>
+          <w:tcPr>
+            <w:tcW w:type="dxa" w:w="1836"/>
+            <w:shd w:val="clear" w:fill="FBEEEC"/>
+            <w:tcBorders>
+              <w:bottom w:val="single" w:sz="8" w:space="0" w:color="14453F"/>
+            </w:tcBorders>
+          </w:tcPr>
+          <w:p>
+            <w:pPr>
+              <w:spacing w:after="20" w:before="20"/>
+              <w:jc w:val="left"/>
+            </w:pPr>
+            <w:r/>
+            <w:r>
+              <w:rPr>
+                <w:b/>
+                <w:i w:val="0"/>
+                <w:sz w:val="18"/>
+              </w:rPr>
+              <w:t>The risk that remains</w:t>
+            </w:r>
+            <w:r>
+              <w:br/>
+            </w:r>
+            <w:r>
+              <w:rPr>
+                <w:b w:val="0"/>
+                <w:i w:val="0"/>
+                <w:sz w:val="18"/>
+              </w:rPr>
+              <w:t>Can one local market pay for itself, and can we repeat it?</w:t>
+            </w:r>
+          </w:p>
+        </w:tc>
+        <w:tc>
+          <w:tcPr>
+            <w:tcW w:type="dxa" w:w="2052"/>
+            <w:shd w:val="clear" w:fill="FBEEEC"/>
+            <w:tcBorders>
+              <w:bottom w:val="single" w:sz="8" w:space="0" w:color="14453F"/>
+            </w:tcBorders>
+          </w:tcPr>
+          <w:p>
+            <w:pPr>
+              <w:spacing w:after="20" w:before="20"/>
+              <w:jc w:val="left"/>
+            </w:pPr>
+            <w:r/>
+            <w:r>
+              <w:rPr>
+                <w:b w:val="0"/>
+                <w:i w:val="0"/>
+                <w:sz w:val="18"/>
+              </w:rPr>
+              <w:t>Not yet retired</w:t>
+            </w:r>
+          </w:p>
+        </w:tc>
+        <w:tc>
+          <w:tcPr>
+            <w:tcW w:type="dxa" w:w="6912"/>
+            <w:shd w:val="clear" w:fill="FBEEEC"/>
+            <w:tcBorders>
+              <w:bottom w:val="single" w:sz="8" w:space="0" w:color="14453F"/>
+            </w:tcBorders>
+          </w:tcPr>
+          <w:p>
+            <w:pPr>
+              <w:spacing w:after="20" w:before="20"/>
+              <w:jc w:val="left"/>
+            </w:pPr>
+            <w:r/>
+            <w:r>
+              <w:rPr>
+                <w:b w:val="0"/>
+                <w:i w:val="0"/>
+                <w:sz w:val="18"/>
+              </w:rPr>
+              <w:t>Measurable only with real customers paying real prices, over long enough to observe churn. This is the uncertainty the three aims remove.</w:t>
+            </w:r>
+          </w:p>
+        </w:tc>
+      </w:tr>
+    </w:tbl>
+    <w:p>
+      <w:pPr>
+        <w:spacing w:after="80"/>
+        <w:jc w:val="left"/>
+      </w:pPr>
       <w:r>
         <w:rPr>
           <w:b/>
           <w:i w:val="0"/>
-        </w:rPr>
-        <w:t>Technical</w:t>
-      </w:r>
-      <w:r>
-        <w:br/>
-      </w:r>
-      <w:r>
-        <w:rPr>
-          <w:b w:val="0"/>
-          <w:i w:val="0"/>
-        </w:rPr>
-        <w:t xml:space="preserve">Could the data be assembled?NIA Phase I to IIBAn expert-curated national database of more than 72,000 aid programs and providers across all fifty states, and a multi-agent eldercare AI entering production. </w:t>
-      </w:r>
-      <w:r>
-        <w:rPr>
-          <w:b/>
-          <w:i w:val="0"/>
-        </w:rPr>
-        <w:t>User</w:t>
-      </w:r>
-      <w:r>
-        <w:br/>
-      </w:r>
-      <w:r>
-        <w:rPr>
-          <w:b w:val="0"/>
-          <w:i w:val="0"/>
-        </w:rPr>
-        <w:t xml:space="preserve">Would families accept it?NIA Phase I to IIBFour peer-reviewed evaluations with family caregivers: usability 4.57 of 5; acceptance 5.83 of 7 after four weeks (n = 65); multi-agent version 5.73 of 7 (n = 31). </w:t>
-      </w:r>
-      <w:r>
-        <w:rPr>
-          <w:b/>
-          <w:i w:val="0"/>
-        </w:rPr>
-        <w:t>Demand</w:t>
-      </w:r>
-      <w:r>
-        <w:br/>
-      </w:r>
-      <w:r>
-        <w:rPr>
-          <w:b w:val="0"/>
-          <w:i w:val="0"/>
-        </w:rPr>
-        <w:t xml:space="preserve">Would families come, and at what cost?Beyond Phase II scope; company fundsOrganic traffic grew from roughly 50 visits a day in 2023 to more than 500 today, from nearly every county, at near-zero cost. </w:t>
-      </w:r>
-      <w:r>
-        <w:rPr>
-          <w:b/>
-          <w:i w:val="0"/>
-        </w:rPr>
-        <w:t>Supply</w:t>
-      </w:r>
-      <w:r>
-        <w:br/>
-      </w:r>
-      <w:r>
-        <w:rPr>
-          <w:b w:val="0"/>
-          <w:i w:val="0"/>
-        </w:rPr>
-        <w:t xml:space="preserve">Would providers participate?I-Corps and company fundsMore than 300 customer-discovery conversations with owners and operators through NIH and NSF I-Corps; more than 700 providers have since claimed a listing at no charge. </w:t>
-      </w:r>
-      <w:r>
-        <w:rPr>
-          <w:b/>
-          <w:i w:val="0"/>
-        </w:rPr>
-        <w:t>Workforce and willingness to pay</w:t>
-      </w:r>
-      <w:r>
-        <w:br/>
-      </w:r>
-      <w:r>
-        <w:rPr>
-          <w:b w:val="0"/>
-          <w:i w:val="0"/>
-        </w:rPr>
-        <w:t xml:space="preserve">Could we recruit caregivers, and would anyone pay?Beyond Phase II scope; company fundsA student caregiver pilot drew more than 900 applicants and placed more than 20 into provider jobs. Four providers trialed the staffing product and three paid, at roughly $50 to $275 per placement and $275 per month, across multiple semesters. Delivery was deliberately manual, to learn what the workflow had to do before building infrastructure for it. </w:t>
-      </w:r>
-      <w:r>
-        <w:rPr>
-          <w:b/>
-          <w:i w:val="0"/>
-        </w:rPr>
-        <w:t>The risk that remains</w:t>
-      </w:r>
-      <w:r>
-        <w:br/>
-      </w:r>
-      <w:r>
-        <w:rPr>
-          <w:b w:val="0"/>
-          <w:i w:val="0"/>
-        </w:rPr>
-        <w:t xml:space="preserve">Can one local market pay for itself, and can we repeat it?Not yet retiredMeasurable only with real customers paying real prices, over long enough to observe churn. This is the uncertainty the three aims remove. </w:t>
-      </w:r>
-      <w:r>
-        <w:rPr>
-          <w:b/>
-          <w:i w:val="0"/>
+          <w:sz w:val="18"/>
         </w:rPr>
         <w:t>Table 7.</w:t>
       </w:r>
@@ -7076,8 +7666,28 @@
         <w:rPr>
           <w:b w:val="0"/>
           <w:i w:val="0"/>
+          <w:sz w:val="18"/>
         </w:rPr>
         <w:t xml:space="preserve"> Commercialization risks retired to date, the funding that retired each, and the risk that remains.</w:t>
+      </w:r>
+    </w:p>
+    <w:p>
+      <w:pPr>
+        <w:jc w:val="both"/>
+      </w:pPr>
+      <w:r>
+        <w:rPr>
+          <w:b/>
+          <w:i w:val="0"/>
+        </w:rPr>
+        <w:t>The Phase IIB evaluation now underway is the largest of them.</w:t>
+      </w:r>
+      <w:r>
+        <w:rPr>
+          <w:b w:val="0"/>
+          <w:i w:val="0"/>
+        </w:rPr>
+        <w:t xml:space="preserve"> Two hundred family caregivers of people living with dementia, from diverse backgrounds and at least half reporting a documented social need, are evaluating the integrated CareNavigator before and after use on technology acceptance, usability, self-efficacy, and caregiving appraisals. It reports before this award begins. Among providers with a claimed account, platform activity runs about fifteen times higher on the day a family lead arrives. The provider tools launched nationwide in July 2026 with no paywall, so there is no pricing history to read and Aim 3 sets the first one.</w:t>
       </w:r>
     </w:p>
     <w:p>
